--- a/넷겜플 추진 기획서.docx
+++ b/넷겜플 추진 기획서.docx
@@ -1451,10 +1451,10 @@
           <w:noProof/>
         </w:rPr>
         <w:drawing>
-          <wp:inline distT="0" distB="0" distL="0" distR="0" wp14:anchorId="7BC0533E" wp14:editId="118B9FF9">
-            <wp:extent cx="5730240" cy="4069080"/>
-            <wp:effectExtent l="0" t="0" r="3810" b="7620"/>
-            <wp:docPr id="1009053484" name="그림 119"/>
+          <wp:inline distT="0" distB="0" distL="0" distR="0" wp14:anchorId="3F046CEC" wp14:editId="002FCBEE">
+            <wp:extent cx="5724525" cy="4067175"/>
+            <wp:effectExtent l="0" t="0" r="9525" b="9525"/>
+            <wp:docPr id="1623260477" name="그림 53"/>
             <wp:cNvGraphicFramePr>
               <a:graphicFrameLocks xmlns:a="http://schemas.openxmlformats.org/drawingml/2006/main" noChangeAspect="1"/>
             </wp:cNvGraphicFramePr>
@@ -1462,7 +1462,7 @@
               <a:graphicData uri="http://schemas.openxmlformats.org/drawingml/2006/picture">
                 <pic:pic xmlns:pic="http://schemas.openxmlformats.org/drawingml/2006/picture">
                   <pic:nvPicPr>
-                    <pic:cNvPr id="0" name="Picture 4"/>
+                    <pic:cNvPr id="0" name="Picture 1"/>
                     <pic:cNvPicPr>
                       <a:picLocks noChangeAspect="1" noChangeArrowheads="1"/>
                     </pic:cNvPicPr>
@@ -1483,7 +1483,7 @@
                   <pic:spPr bwMode="auto">
                     <a:xfrm>
                       <a:off x="0" y="0"/>
-                      <a:ext cx="5730240" cy="4069080"/>
+                      <a:ext cx="5724525" cy="4067175"/>
                     </a:xfrm>
                     <a:prstGeom prst="rect">
                       <a:avLst/>
@@ -6592,11 +6592,19 @@
     </w:p>
     <w:p/>
     <w:p>
-      <w:r>
-        <w:rPr>
-          <w:rFonts w:hint="eastAsia"/>
-        </w:rPr>
-        <w:t>Player : Object 상속</w:t>
+      <w:proofErr w:type="gramStart"/>
+      <w:r>
+        <w:rPr>
+          <w:rFonts w:hint="eastAsia"/>
+        </w:rPr>
+        <w:t>Player :</w:t>
+      </w:r>
+      <w:proofErr w:type="gramEnd"/>
+      <w:r>
+        <w:rPr>
+          <w:rFonts w:hint="eastAsia"/>
+        </w:rPr>
+        <w:t xml:space="preserve"> Object 상속</w:t>
       </w:r>
     </w:p>
     <w:p>
@@ -6891,7 +6899,6 @@
         <w:t xml:space="preserve">nt </w:t>
       </w:r>
       <w:proofErr w:type="spellStart"/>
-      <w:proofErr w:type="gramStart"/>
       <w:r>
         <w:rPr>
           <w:rFonts w:hint="eastAsia"/>
@@ -6909,7 +6916,6 @@
         </w:rPr>
         <w:t>;</w:t>
       </w:r>
-      <w:proofErr w:type="gramEnd"/>
     </w:p>
     <w:p>
       <w:pPr>
@@ -6976,47 +6982,47 @@
         </w:rPr>
         <w:tab/>
       </w:r>
+      <w:proofErr w:type="gramStart"/>
       <w:r>
         <w:rPr>
           <w:rFonts w:hint="eastAsia"/>
           <w:sz w:val="20"/>
           <w:szCs w:val="20"/>
         </w:rPr>
-        <w:t>// 위치 이동 계산이 없으므로 int</w:t>
-      </w:r>
-    </w:p>
-    <w:p>
-      <w:pPr>
-        <w:rPr>
+        <w:t>// 위치</w:t>
+      </w:r>
+      <w:proofErr w:type="gramEnd"/>
+      <w:r>
+        <w:rPr>
+          <w:rFonts w:hint="eastAsia"/>
           <w:sz w:val="20"/>
           <w:szCs w:val="20"/>
         </w:rPr>
-      </w:pPr>
-      <w:r>
+        <w:t xml:space="preserve"> 이동 계산이 없으므로 int</w:t>
+      </w:r>
+    </w:p>
+    <w:p>
+      <w:pPr>
         <w:rPr>
           <w:sz w:val="20"/>
           <w:szCs w:val="20"/>
         </w:rPr>
-        <w:tab/>
-      </w:r>
-      <w:r>
-        <w:rPr>
-          <w:rFonts w:hint="eastAsia"/>
+      </w:pPr>
+      <w:r>
+        <w:rPr>
           <w:sz w:val="20"/>
           <w:szCs w:val="20"/>
         </w:rPr>
-        <w:t xml:space="preserve">bool </w:t>
-      </w:r>
-      <w:proofErr w:type="gramStart"/>
+        <w:tab/>
+      </w:r>
       <w:r>
         <w:rPr>
           <w:rFonts w:hint="eastAsia"/>
           <w:sz w:val="20"/>
           <w:szCs w:val="20"/>
         </w:rPr>
-        <w:t>jump;</w:t>
-      </w:r>
-      <w:proofErr w:type="gramEnd"/>
+        <w:t>bool jump;</w:t>
+      </w:r>
     </w:p>
     <w:p>
       <w:pPr>
@@ -7059,7 +7065,6 @@
         <w:t xml:space="preserve">, </w:t>
       </w:r>
       <w:proofErr w:type="spellStart"/>
-      <w:proofErr w:type="gramStart"/>
       <w:r>
         <w:rPr>
           <w:rFonts w:hint="eastAsia"/>
@@ -7077,7 +7082,6 @@
         </w:rPr>
         <w:t>;</w:t>
       </w:r>
-      <w:proofErr w:type="gramEnd"/>
     </w:p>
     <w:p>
       <w:pPr>
@@ -7118,6 +7122,7 @@
         </w:rPr>
         <w:tab/>
       </w:r>
+      <w:proofErr w:type="gramStart"/>
       <w:r>
         <w:rPr>
           <w:rFonts w:hint="eastAsia"/>
@@ -7125,8 +7130,9 @@
           <w:sz w:val="20"/>
           <w:szCs w:val="20"/>
         </w:rPr>
-        <w:t xml:space="preserve">// 키보드 q키를 눌러 클라이언트가 </w:t>
-      </w:r>
+        <w:t>// 키보드</w:t>
+      </w:r>
+      <w:proofErr w:type="gramEnd"/>
       <w:r>
         <w:rPr>
           <w:rFonts w:hint="eastAsia"/>
@@ -7134,31 +7140,33 @@
           <w:sz w:val="20"/>
           <w:szCs w:val="20"/>
         </w:rPr>
-        <w:t>종료할</w:t>
-      </w:r>
-    </w:p>
-    <w:p>
-      <w:pPr>
-        <w:rPr>
+        <w:t xml:space="preserve"> q키를 눌러 클라이언트가 </w:t>
+      </w:r>
+      <w:r>
+        <w:rPr>
+          <w:rFonts w:hint="eastAsia"/>
           <w:color w:val="EE0000"/>
           <w:sz w:val="20"/>
           <w:szCs w:val="20"/>
         </w:rPr>
-      </w:pPr>
-      <w:r>
-        <w:rPr>
-          <w:rFonts w:hint="eastAsia"/>
+        <w:t>종료할</w:t>
+      </w:r>
+    </w:p>
+    <w:p>
+      <w:pPr>
+        <w:rPr>
+          <w:color w:val="EE0000"/>
           <w:sz w:val="20"/>
           <w:szCs w:val="20"/>
         </w:rPr>
-        <w:t>}</w:t>
-      </w:r>
-      <w:r>
-        <w:rPr>
+      </w:pPr>
+      <w:r>
+        <w:rPr>
+          <w:rFonts w:hint="eastAsia"/>
           <w:sz w:val="20"/>
           <w:szCs w:val="20"/>
         </w:rPr>
-        <w:tab/>
+        <w:t>}</w:t>
       </w:r>
       <w:r>
         <w:rPr>
@@ -7183,12 +7191,30 @@
       </w:r>
       <w:r>
         <w:rPr>
-          <w:rFonts w:hint="eastAsia"/>
-          <w:color w:val="EE0000"/>
           <w:sz w:val="20"/>
           <w:szCs w:val="20"/>
         </w:rPr>
-        <w:t>// 경우, 서버에게도 이</w:t>
+        <w:tab/>
+      </w:r>
+      <w:proofErr w:type="gramStart"/>
+      <w:r>
+        <w:rPr>
+          <w:rFonts w:hint="eastAsia"/>
+          <w:color w:val="EE0000"/>
+          <w:sz w:val="20"/>
+          <w:szCs w:val="20"/>
+        </w:rPr>
+        <w:t>// 경우</w:t>
+      </w:r>
+      <w:proofErr w:type="gramEnd"/>
+      <w:r>
+        <w:rPr>
+          <w:rFonts w:hint="eastAsia"/>
+          <w:color w:val="EE0000"/>
+          <w:sz w:val="20"/>
+          <w:szCs w:val="20"/>
+        </w:rPr>
+        <w:t>, 서버에게도 이</w:t>
       </w:r>
       <w:r>
         <w:rPr>
@@ -7683,6 +7709,7 @@
           <w:color w:val="EE0000"/>
         </w:rPr>
       </w:pPr>
+      <w:proofErr w:type="gramStart"/>
       <w:r>
         <w:rPr>
           <w:rFonts w:hint="eastAsia"/>
@@ -7695,7 +7722,15 @@
           <w:rFonts w:hint="eastAsia"/>
           <w:color w:val="EE0000"/>
         </w:rPr>
-        <w:t>객체 생성, 플레이어의 초기 위치 지정</w:t>
+        <w:t>객체</w:t>
+      </w:r>
+      <w:proofErr w:type="gramEnd"/>
+      <w:r>
+        <w:rPr>
+          <w:rFonts w:hint="eastAsia"/>
+          <w:color w:val="EE0000"/>
+        </w:rPr>
+        <w:t xml:space="preserve"> 생성, 플레이어의 초기 위치 지정</w:t>
       </w:r>
       <w:r>
         <w:rPr>
@@ -7841,12 +7876,21 @@
           <w:color w:val="EE0000"/>
         </w:rPr>
       </w:pPr>
-      <w:r>
-        <w:rPr>
-          <w:rFonts w:hint="eastAsia"/>
-          <w:color w:val="EE0000"/>
-        </w:rPr>
-        <w:t>// 2025-11-19일</w:t>
+      <w:proofErr w:type="gramStart"/>
+      <w:r>
+        <w:rPr>
+          <w:rFonts w:hint="eastAsia"/>
+          <w:color w:val="EE0000"/>
+        </w:rPr>
+        <w:t>// 2025</w:t>
+      </w:r>
+      <w:proofErr w:type="gramEnd"/>
+      <w:r>
+        <w:rPr>
+          <w:rFonts w:hint="eastAsia"/>
+          <w:color w:val="EE0000"/>
+        </w:rPr>
+        <w:t>-11-19일</w:t>
       </w:r>
     </w:p>
     <w:p>
@@ -7886,6 +7930,7 @@
     <w:p/>
     <w:p>
       <w:proofErr w:type="spellStart"/>
+      <w:proofErr w:type="gramStart"/>
       <w:r>
         <w:rPr>
           <w:rFonts w:hint="eastAsia"/>
@@ -7897,7 +7942,14 @@
         <w:rPr>
           <w:rFonts w:hint="eastAsia"/>
         </w:rPr>
-        <w:t xml:space="preserve"> : Object 상속</w:t>
+        <w:t xml:space="preserve"> :</w:t>
+      </w:r>
+      <w:proofErr w:type="gramEnd"/>
+      <w:r>
+        <w:rPr>
+          <w:rFonts w:hint="eastAsia"/>
+        </w:rPr>
+        <w:t xml:space="preserve"> Object 상속</w:t>
       </w:r>
     </w:p>
     <w:p>
@@ -7984,14 +8036,29 @@
         <w:rPr>
           <w:color w:val="EE0000"/>
         </w:rPr>
-        <w:t>[3]</w:t>
-      </w:r>
-      <w:r>
-        <w:rPr>
-          <w:rFonts w:hint="eastAsia"/>
-          <w:color w:val="EE0000"/>
-        </w:rPr>
-        <w:t>:이동 거리를 계산해 최대 변화량이 넘어가면 방향을 반대로 설정</w:t>
+        <w:t>[3</w:t>
+      </w:r>
+      <w:proofErr w:type="gramStart"/>
+      <w:r>
+        <w:rPr>
+          <w:color w:val="EE0000"/>
+        </w:rPr>
+        <w:t>]</w:t>
+      </w:r>
+      <w:r>
+        <w:rPr>
+          <w:rFonts w:hint="eastAsia"/>
+          <w:color w:val="EE0000"/>
+        </w:rPr>
+        <w:t>:이동</w:t>
+      </w:r>
+      <w:proofErr w:type="gramEnd"/>
+      <w:r>
+        <w:rPr>
+          <w:rFonts w:hint="eastAsia"/>
+          <w:color w:val="EE0000"/>
+        </w:rPr>
+        <w:t xml:space="preserve"> 거리를 계산해 최대 변화량이 넘어가면 방향을 반대로 설정</w:t>
       </w:r>
     </w:p>
     <w:p>
@@ -8463,19 +8530,11 @@
           <w:color w:val="EE0000"/>
         </w:rPr>
       </w:pPr>
-      <w:proofErr w:type="gramStart"/>
-      <w:r>
-        <w:rPr>
-          <w:color w:val="EE0000"/>
-        </w:rPr>
-        <w:t>void</w:t>
-      </w:r>
-      <w:proofErr w:type="gramEnd"/>
-      <w:r>
-        <w:rPr>
-          <w:color w:val="EE0000"/>
-        </w:rPr>
-        <w:t xml:space="preserve"> </w:t>
+      <w:r>
+        <w:rPr>
+          <w:color w:val="EE0000"/>
+        </w:rPr>
+        <w:t xml:space="preserve">void </w:t>
       </w:r>
       <w:proofErr w:type="spellStart"/>
       <w:proofErr w:type="gramStart"/>
@@ -9593,12 +9652,21 @@
           <w:color w:val="EE0000"/>
         </w:rPr>
       </w:pPr>
-      <w:r>
-        <w:rPr>
-          <w:rFonts w:hint="eastAsia"/>
-          <w:color w:val="EE0000"/>
-        </w:rPr>
-        <w:t xml:space="preserve">// 2025-11-12일 </w:t>
+      <w:proofErr w:type="gramStart"/>
+      <w:r>
+        <w:rPr>
+          <w:rFonts w:hint="eastAsia"/>
+          <w:color w:val="EE0000"/>
+        </w:rPr>
+        <w:t>// 2025</w:t>
+      </w:r>
+      <w:proofErr w:type="gramEnd"/>
+      <w:r>
+        <w:rPr>
+          <w:rFonts w:hint="eastAsia"/>
+          <w:color w:val="EE0000"/>
+        </w:rPr>
+        <w:t xml:space="preserve">-11-12일 </w:t>
       </w:r>
       <w:r>
         <w:rPr>
@@ -10677,7 +10745,21 @@
         <w:rPr>
           <w:rFonts w:hint="eastAsia"/>
         </w:rPr>
-        <w:t>GAME_STATE_WAITING = 0, // 모든 클라이언트 접속 대기 &amp; 초기화 정보 송신 단계</w:t>
+        <w:t>GAME_STATE_WAITING = 0</w:t>
+      </w:r>
+      <w:proofErr w:type="gramStart"/>
+      <w:r>
+        <w:rPr>
+          <w:rFonts w:hint="eastAsia"/>
+        </w:rPr>
+        <w:t>, /</w:t>
+      </w:r>
+      <w:proofErr w:type="gramEnd"/>
+      <w:r>
+        <w:rPr>
+          <w:rFonts w:hint="eastAsia"/>
+        </w:rPr>
+        <w:t>/ 모든 클라이언트 접속 대기 &amp; 초기화 정보 송신 단계</w:t>
       </w:r>
     </w:p>
     <w:p>
@@ -10686,15 +10768,43 @@
           <w:rFonts w:hint="eastAsia"/>
         </w:rPr>
         <w:lastRenderedPageBreak/>
-        <w:t xml:space="preserve">GAME_STATE_RUNNING = 1, // 실제 경기 중 </w:t>
-      </w:r>
-    </w:p>
-    <w:p>
-      <w:r>
-        <w:rPr>
-          <w:rFonts w:hint="eastAsia"/>
-        </w:rPr>
-        <w:t>GAME_STATE_FINISHED = 2, // 우승자</w:t>
+        <w:t>GAME_STATE_RUNNING = 1</w:t>
+      </w:r>
+      <w:proofErr w:type="gramStart"/>
+      <w:r>
+        <w:rPr>
+          <w:rFonts w:hint="eastAsia"/>
+        </w:rPr>
+        <w:t>, /</w:t>
+      </w:r>
+      <w:proofErr w:type="gramEnd"/>
+      <w:r>
+        <w:rPr>
+          <w:rFonts w:hint="eastAsia"/>
+        </w:rPr>
+        <w:t xml:space="preserve">/ 실제 경기 중 </w:t>
+      </w:r>
+    </w:p>
+    <w:p>
+      <w:r>
+        <w:rPr>
+          <w:rFonts w:hint="eastAsia"/>
+        </w:rPr>
+        <w:t>GAME_STATE_FINISHED = 2</w:t>
+      </w:r>
+      <w:proofErr w:type="gramStart"/>
+      <w:r>
+        <w:rPr>
+          <w:rFonts w:hint="eastAsia"/>
+        </w:rPr>
+        <w:t>, /</w:t>
+      </w:r>
+      <w:proofErr w:type="gramEnd"/>
+      <w:r>
+        <w:rPr>
+          <w:rFonts w:hint="eastAsia"/>
+        </w:rPr>
+        <w:t>/ 우승자</w:t>
       </w:r>
       <w:r>
         <w:rPr>
@@ -10716,13 +10826,27 @@
         <w:rPr>
           <w:rFonts w:hint="eastAsia"/>
         </w:rPr>
-        <w:t>GAME_STATE_RESETTING = 3</w:t>
-      </w:r>
-      <w:r>
-        <w:rPr>
-          <w:rFonts w:hint="eastAsia"/>
-        </w:rPr>
-        <w:t xml:space="preserve"> // </w:t>
+        <w:t xml:space="preserve">GAME_STATE_RESETTING = </w:t>
+      </w:r>
+      <w:proofErr w:type="gramStart"/>
+      <w:r>
+        <w:rPr>
+          <w:rFonts w:hint="eastAsia"/>
+        </w:rPr>
+        <w:t>3</w:t>
+      </w:r>
+      <w:r>
+        <w:rPr>
+          <w:rFonts w:hint="eastAsia"/>
+        </w:rPr>
+        <w:t xml:space="preserve"> /</w:t>
+      </w:r>
+      <w:proofErr w:type="gramEnd"/>
+      <w:r>
+        <w:rPr>
+          <w:rFonts w:hint="eastAsia"/>
+        </w:rPr>
+        <w:t xml:space="preserve">/ </w:t>
       </w:r>
       <w:r>
         <w:rPr>
@@ -10840,11 +10964,33 @@
         </w:rPr>
         <w:t>0</w:t>
       </w:r>
-      <w:r>
-        <w:rPr>
-          <w:rFonts w:hint="eastAsia"/>
-        </w:rPr>
-        <w:t xml:space="preserve">, // 서버 -&gt; 클라 : 월드의 정적 오브젝트 정보 </w:t>
+      <w:proofErr w:type="gramStart"/>
+      <w:r>
+        <w:rPr>
+          <w:rFonts w:hint="eastAsia"/>
+        </w:rPr>
+        <w:t>, /</w:t>
+      </w:r>
+      <w:proofErr w:type="gramEnd"/>
+      <w:r>
+        <w:rPr>
+          <w:rFonts w:hint="eastAsia"/>
+        </w:rPr>
+        <w:t xml:space="preserve">/ 서버 -&gt; </w:t>
+      </w:r>
+      <w:proofErr w:type="gramStart"/>
+      <w:r>
+        <w:rPr>
+          <w:rFonts w:hint="eastAsia"/>
+        </w:rPr>
+        <w:t>클라 :</w:t>
+      </w:r>
+      <w:proofErr w:type="gramEnd"/>
+      <w:r>
+        <w:rPr>
+          <w:rFonts w:hint="eastAsia"/>
+        </w:rPr>
+        <w:t xml:space="preserve"> 월드의 정적 오브젝트 정보 </w:t>
       </w:r>
       <w:r>
         <w:br/>
@@ -10868,7 +11014,35 @@
         <w:rPr>
           <w:rFonts w:hint="eastAsia"/>
         </w:rPr>
-        <w:t xml:space="preserve">PACK_INIT_PLAYERS = 2, // 서버 -&gt; 클라 : 플레이어 초기 </w:t>
+        <w:t>PACK_INIT_PLAYERS = 2</w:t>
+      </w:r>
+      <w:proofErr w:type="gramStart"/>
+      <w:r>
+        <w:rPr>
+          <w:rFonts w:hint="eastAsia"/>
+        </w:rPr>
+        <w:t>, /</w:t>
+      </w:r>
+      <w:proofErr w:type="gramEnd"/>
+      <w:r>
+        <w:rPr>
+          <w:rFonts w:hint="eastAsia"/>
+        </w:rPr>
+        <w:t xml:space="preserve">/ 서버 -&gt; </w:t>
+      </w:r>
+      <w:proofErr w:type="gramStart"/>
+      <w:r>
+        <w:rPr>
+          <w:rFonts w:hint="eastAsia"/>
+        </w:rPr>
+        <w:t>클라 :</w:t>
+      </w:r>
+      <w:proofErr w:type="gramEnd"/>
+      <w:r>
+        <w:rPr>
+          <w:rFonts w:hint="eastAsia"/>
+        </w:rPr>
+        <w:t xml:space="preserve"> 플레이어 초기 </w:t>
       </w:r>
       <w:proofErr w:type="spellStart"/>
       <w:r>
@@ -10890,7 +11064,21 @@
         <w:rPr>
           <w:rFonts w:hint="eastAsia"/>
         </w:rPr>
-        <w:t>PACK_PLAYER_INPUT = 3, // 클라 -&gt; 서버: 클라이언트의 입력 값</w:t>
+        <w:t>PACK_PLAYER_INPUT = 3</w:t>
+      </w:r>
+      <w:proofErr w:type="gramStart"/>
+      <w:r>
+        <w:rPr>
+          <w:rFonts w:hint="eastAsia"/>
+        </w:rPr>
+        <w:t>, /</w:t>
+      </w:r>
+      <w:proofErr w:type="gramEnd"/>
+      <w:r>
+        <w:rPr>
+          <w:rFonts w:hint="eastAsia"/>
+        </w:rPr>
+        <w:t>/ 클라 -&gt; 서버: 클라이언트의 입력 값</w:t>
       </w:r>
       <w:r>
         <w:br/>
@@ -10907,11 +11095,33 @@
         </w:rPr>
         <w:t>4</w:t>
       </w:r>
-      <w:r>
-        <w:rPr>
-          <w:rFonts w:hint="eastAsia"/>
-        </w:rPr>
-        <w:t xml:space="preserve">, // 서버 -&gt; 클라 : 매 </w:t>
+      <w:proofErr w:type="gramStart"/>
+      <w:r>
+        <w:rPr>
+          <w:rFonts w:hint="eastAsia"/>
+        </w:rPr>
+        <w:t>, /</w:t>
+      </w:r>
+      <w:proofErr w:type="gramEnd"/>
+      <w:r>
+        <w:rPr>
+          <w:rFonts w:hint="eastAsia"/>
+        </w:rPr>
+        <w:t xml:space="preserve">/ 서버 -&gt; </w:t>
+      </w:r>
+      <w:proofErr w:type="gramStart"/>
+      <w:r>
+        <w:rPr>
+          <w:rFonts w:hint="eastAsia"/>
+        </w:rPr>
+        <w:t>클라 :</w:t>
+      </w:r>
+      <w:proofErr w:type="gramEnd"/>
+      <w:r>
+        <w:rPr>
+          <w:rFonts w:hint="eastAsia"/>
+        </w:rPr>
+        <w:t xml:space="preserve"> 매 </w:t>
       </w:r>
       <w:proofErr w:type="spellStart"/>
       <w:r>
@@ -10942,12 +11152,35 @@
         </w:rPr>
         <w:t>5</w:t>
       </w:r>
-      <w:r>
-        <w:rPr>
-          <w:rFonts w:hint="eastAsia"/>
-        </w:rPr>
-        <w:t xml:space="preserve">, // 클라 -&gt; 서버 : 조작 변화(좌우 이동, 점프 등) PACK_GAME_STATE_CHANGE = </w:t>
-      </w:r>
+      <w:proofErr w:type="gramStart"/>
+      <w:r>
+        <w:rPr>
+          <w:rFonts w:hint="eastAsia"/>
+        </w:rPr>
+        <w:t>, /</w:t>
+      </w:r>
+      <w:proofErr w:type="gramEnd"/>
+      <w:r>
+        <w:rPr>
+          <w:rFonts w:hint="eastAsia"/>
+        </w:rPr>
+        <w:t xml:space="preserve">/ 클라 -&gt; </w:t>
+      </w:r>
+      <w:proofErr w:type="gramStart"/>
+      <w:r>
+        <w:rPr>
+          <w:rFonts w:hint="eastAsia"/>
+        </w:rPr>
+        <w:t>서버 :</w:t>
+      </w:r>
+      <w:proofErr w:type="gramEnd"/>
+      <w:r>
+        <w:rPr>
+          <w:rFonts w:hint="eastAsia"/>
+        </w:rPr>
+        <w:t xml:space="preserve"> 조작 변화(좌우 이동, 점프 등) PACK_GAME_STATE_CHANGE = </w:t>
+      </w:r>
+      <w:proofErr w:type="gramStart"/>
       <w:r>
         <w:rPr>
           <w:rFonts w:hint="eastAsia"/>
@@ -10958,7 +11191,28 @@
         <w:rPr>
           <w:rFonts w:hint="eastAsia"/>
         </w:rPr>
-        <w:t xml:space="preserve"> // 서버 -&gt; 클라 : 게임 상태</w:t>
+        <w:t xml:space="preserve"> /</w:t>
+      </w:r>
+      <w:proofErr w:type="gramEnd"/>
+      <w:r>
+        <w:rPr>
+          <w:rFonts w:hint="eastAsia"/>
+        </w:rPr>
+        <w:t xml:space="preserve">/ 서버 -&gt; </w:t>
+      </w:r>
+      <w:proofErr w:type="gramStart"/>
+      <w:r>
+        <w:rPr>
+          <w:rFonts w:hint="eastAsia"/>
+        </w:rPr>
+        <w:t>클라 :</w:t>
+      </w:r>
+      <w:proofErr w:type="gramEnd"/>
+      <w:r>
+        <w:rPr>
+          <w:rFonts w:hint="eastAsia"/>
+        </w:rPr>
+        <w:t xml:space="preserve"> 게임 상태</w:t>
       </w:r>
       <w:r>
         <w:rPr>
@@ -11016,7 +11270,21 @@
         <w:rPr>
           <w:rFonts w:hint="eastAsia"/>
         </w:rPr>
-        <w:t xml:space="preserve"> type; // </w:t>
+        <w:t xml:space="preserve"> type</w:t>
+      </w:r>
+      <w:proofErr w:type="gramStart"/>
+      <w:r>
+        <w:rPr>
+          <w:rFonts w:hint="eastAsia"/>
+        </w:rPr>
+        <w:t>; /</w:t>
+      </w:r>
+      <w:proofErr w:type="gramEnd"/>
+      <w:r>
+        <w:rPr>
+          <w:rFonts w:hint="eastAsia"/>
+        </w:rPr>
+        <w:t xml:space="preserve">/ </w:t>
       </w:r>
       <w:proofErr w:type="spellStart"/>
       <w:r>
@@ -11039,7 +11307,21 @@
         <w:rPr>
           <w:rFonts w:hint="eastAsia"/>
         </w:rPr>
-        <w:t xml:space="preserve">uint16_t size; // 전체 바이트 수(헤더 포함) </w:t>
+        <w:t>uint16_t size</w:t>
+      </w:r>
+      <w:proofErr w:type="gramStart"/>
+      <w:r>
+        <w:rPr>
+          <w:rFonts w:hint="eastAsia"/>
+        </w:rPr>
+        <w:t>; /</w:t>
+      </w:r>
+      <w:proofErr w:type="gramEnd"/>
+      <w:r>
+        <w:rPr>
+          <w:rFonts w:hint="eastAsia"/>
+        </w:rPr>
+        <w:t xml:space="preserve">/ 전체 바이트 수(헤더 포함) </w:t>
       </w:r>
       <w:r>
         <w:br/>
@@ -11246,13 +11528,27 @@
         <w:rPr>
           <w:rFonts w:hint="eastAsia"/>
         </w:rPr>
-        <w:t xml:space="preserve"> players[3];</w:t>
-      </w:r>
-      <w:r>
-        <w:rPr>
-          <w:rFonts w:hint="eastAsia"/>
-        </w:rPr>
-        <w:t xml:space="preserve"> // 모든 플레이어의 초기 위치</w:t>
+        <w:t xml:space="preserve"> players[3]</w:t>
+      </w:r>
+      <w:proofErr w:type="gramStart"/>
+      <w:r>
+        <w:rPr>
+          <w:rFonts w:hint="eastAsia"/>
+        </w:rPr>
+        <w:t>;</w:t>
+      </w:r>
+      <w:r>
+        <w:rPr>
+          <w:rFonts w:hint="eastAsia"/>
+        </w:rPr>
+        <w:t xml:space="preserve"> /</w:t>
+      </w:r>
+      <w:proofErr w:type="gramEnd"/>
+      <w:r>
+        <w:rPr>
+          <w:rFonts w:hint="eastAsia"/>
+        </w:rPr>
+        <w:t>/ 모든 플레이어의 초기 위치</w:t>
       </w:r>
       <w:r>
         <w:br/>
@@ -11273,11 +11569,19 @@
           <w:color w:val="EE0000"/>
         </w:rPr>
       </w:pPr>
-      <w:r>
-        <w:rPr>
-          <w:color w:val="EE0000"/>
-        </w:rPr>
-        <w:t>std::vector&lt;uint8_t&gt; Serialize();</w:t>
+      <w:proofErr w:type="gramStart"/>
+      <w:r>
+        <w:rPr>
+          <w:color w:val="EE0000"/>
+        </w:rPr>
+        <w:t>std::</w:t>
+      </w:r>
+      <w:proofErr w:type="gramEnd"/>
+      <w:r>
+        <w:rPr>
+          <w:color w:val="EE0000"/>
+        </w:rPr>
+        <w:t>vector&lt;uint8_t&gt; Serialize();</w:t>
       </w:r>
       <w:r>
         <w:rPr>
@@ -11297,14 +11601,29 @@
           <w:color w:val="EE0000"/>
         </w:rPr>
         <w:br/>
-        <w:t xml:space="preserve"> void Deserialize(const uint8_t* data, int size);</w:t>
-      </w:r>
-      <w:r>
-        <w:rPr>
-          <w:rFonts w:hint="eastAsia"/>
-          <w:color w:val="EE0000"/>
-        </w:rPr>
-        <w:t xml:space="preserve"> // 하나의 배열을 구조체로 옮김</w:t>
+        <w:t xml:space="preserve"> void Deserialize(const uint8_t* data, int size)</w:t>
+      </w:r>
+      <w:proofErr w:type="gramStart"/>
+      <w:r>
+        <w:rPr>
+          <w:color w:val="EE0000"/>
+        </w:rPr>
+        <w:t>;</w:t>
+      </w:r>
+      <w:r>
+        <w:rPr>
+          <w:rFonts w:hint="eastAsia"/>
+          <w:color w:val="EE0000"/>
+        </w:rPr>
+        <w:t xml:space="preserve"> /</w:t>
+      </w:r>
+      <w:proofErr w:type="gramEnd"/>
+      <w:r>
+        <w:rPr>
+          <w:rFonts w:hint="eastAsia"/>
+          <w:color w:val="EE0000"/>
+        </w:rPr>
+        <w:t>/ 하나의 배열을 구조체로 옮김</w:t>
       </w:r>
     </w:p>
     <w:p>
@@ -11361,11 +11680,19 @@
         <w:t>staticObjParam</w:t>
       </w:r>
       <w:proofErr w:type="spellEnd"/>
-      <w:r>
-        <w:rPr>
-          <w:rFonts w:hint="eastAsia"/>
-        </w:rPr>
-        <w:t>; // 고정 객체를 전송할 패킷들의 총 정보</w:t>
+      <w:proofErr w:type="gramStart"/>
+      <w:r>
+        <w:rPr>
+          <w:rFonts w:hint="eastAsia"/>
+        </w:rPr>
+        <w:t>; /</w:t>
+      </w:r>
+      <w:proofErr w:type="gramEnd"/>
+      <w:r>
+        <w:rPr>
+          <w:rFonts w:hint="eastAsia"/>
+        </w:rPr>
+        <w:t>/ 고정 객체를 전송할 패킷들의 총 정보</w:t>
       </w:r>
       <w:r>
         <w:br/>
@@ -11402,11 +11729,19 @@
       <w:r>
         <w:tab/>
       </w:r>
-      <w:r>
-        <w:rPr>
-          <w:rFonts w:hint="eastAsia"/>
-        </w:rPr>
-        <w:t>// 고정된 객체들의 각 좌표를 넣어서 그 개수만큼 반복해서 전송</w:t>
+      <w:proofErr w:type="gramStart"/>
+      <w:r>
+        <w:rPr>
+          <w:rFonts w:hint="eastAsia"/>
+        </w:rPr>
+        <w:t>// 고정된</w:t>
+      </w:r>
+      <w:proofErr w:type="gramEnd"/>
+      <w:r>
+        <w:rPr>
+          <w:rFonts w:hint="eastAsia"/>
+        </w:rPr>
+        <w:t xml:space="preserve"> 객체들의 각 좌표를 넣어서 그 개수만큼 반복해서 전송</w:t>
       </w:r>
     </w:p>
     <w:p>
@@ -11456,11 +11791,19 @@
         <w:t>dynamicObjParam</w:t>
       </w:r>
       <w:proofErr w:type="spellEnd"/>
-      <w:r>
-        <w:rPr>
-          <w:rFonts w:hint="eastAsia"/>
-        </w:rPr>
-        <w:t>; // 움직이는 객체를 전송할 패킷들의 총 정보</w:t>
+      <w:proofErr w:type="gramStart"/>
+      <w:r>
+        <w:rPr>
+          <w:rFonts w:hint="eastAsia"/>
+        </w:rPr>
+        <w:t>; /</w:t>
+      </w:r>
+      <w:proofErr w:type="gramEnd"/>
+      <w:r>
+        <w:rPr>
+          <w:rFonts w:hint="eastAsia"/>
+        </w:rPr>
+        <w:t>/ 움직이는 객체를 전송할 패킷들의 총 정보</w:t>
       </w:r>
       <w:r>
         <w:br/>
@@ -11489,11 +11832,19 @@
       <w:r>
         <w:tab/>
       </w:r>
-      <w:r>
-        <w:rPr>
-          <w:rFonts w:hint="eastAsia"/>
-        </w:rPr>
-        <w:t>// 움직이는 객체들의 각 좌표를 넣어서 그 개수만큼</w:t>
+      <w:proofErr w:type="gramStart"/>
+      <w:r>
+        <w:rPr>
+          <w:rFonts w:hint="eastAsia"/>
+        </w:rPr>
+        <w:t>// 움직이는</w:t>
+      </w:r>
+      <w:proofErr w:type="gramEnd"/>
+      <w:r>
+        <w:rPr>
+          <w:rFonts w:hint="eastAsia"/>
+        </w:rPr>
+        <w:t xml:space="preserve"> 객체들의 각 좌표를 넣어서 그 개수만큼</w:t>
       </w:r>
     </w:p>
     <w:p/>
@@ -11551,11 +11902,19 @@
         <w:t>playerId</w:t>
       </w:r>
       <w:proofErr w:type="spellEnd"/>
-      <w:r>
-        <w:rPr>
-          <w:rFonts w:hint="eastAsia"/>
-        </w:rPr>
-        <w:t xml:space="preserve">; // </w:t>
+      <w:proofErr w:type="gramStart"/>
+      <w:r>
+        <w:rPr>
+          <w:rFonts w:hint="eastAsia"/>
+        </w:rPr>
+        <w:t>; /</w:t>
+      </w:r>
+      <w:proofErr w:type="gramEnd"/>
+      <w:r>
+        <w:rPr>
+          <w:rFonts w:hint="eastAsia"/>
+        </w:rPr>
+        <w:t xml:space="preserve">/ </w:t>
       </w:r>
       <w:r>
         <w:rPr>
@@ -11590,11 +11949,19 @@
         </w:rPr>
         <w:t>[3]</w:t>
       </w:r>
-      <w:r>
-        <w:rPr>
-          <w:rFonts w:hint="eastAsia"/>
-        </w:rPr>
-        <w:t xml:space="preserve">; // 서버 기준 월드 좌표 </w:t>
+      <w:proofErr w:type="gramStart"/>
+      <w:r>
+        <w:rPr>
+          <w:rFonts w:hint="eastAsia"/>
+        </w:rPr>
+        <w:t>; /</w:t>
+      </w:r>
+      <w:proofErr w:type="gramEnd"/>
+      <w:r>
+        <w:rPr>
+          <w:rFonts w:hint="eastAsia"/>
+        </w:rPr>
+        <w:t xml:space="preserve">/ 서버 기준 월드 좌표 </w:t>
       </w:r>
       <w:r>
         <w:br/>
@@ -11617,23 +11984,45 @@
         </w:rPr>
         <w:t>[3]</w:t>
       </w:r>
-      <w:r>
-        <w:rPr>
-          <w:rFonts w:hint="eastAsia"/>
-        </w:rPr>
-        <w:t>; // 객체의 회전 각도</w:t>
-      </w:r>
-      <w:r>
-        <w:rPr>
-          <w:rFonts w:hint="eastAsia"/>
-        </w:rPr>
-        <w:t xml:space="preserve">      </w:t>
-      </w:r>
-      <w:r>
-        <w:rPr>
-          <w:rFonts w:hint="eastAsia"/>
-        </w:rPr>
-        <w:t>};</w:t>
+      <w:proofErr w:type="gramStart"/>
+      <w:r>
+        <w:rPr>
+          <w:rFonts w:hint="eastAsia"/>
+        </w:rPr>
+        <w:t>; /</w:t>
+      </w:r>
+      <w:proofErr w:type="gramEnd"/>
+      <w:r>
+        <w:rPr>
+          <w:rFonts w:hint="eastAsia"/>
+        </w:rPr>
+        <w:t>/ 객체의 회전 각도</w:t>
+      </w:r>
+      <w:r>
+        <w:rPr>
+          <w:rFonts w:hint="eastAsia"/>
+        </w:rPr>
+        <w:t xml:space="preserve">    </w:t>
+      </w:r>
+      <w:proofErr w:type="gramStart"/>
+      <w:r>
+        <w:rPr>
+          <w:rFonts w:hint="eastAsia"/>
+        </w:rPr>
+        <w:t xml:space="preserve">  </w:t>
+      </w:r>
+      <w:r>
+        <w:rPr>
+          <w:rFonts w:hint="eastAsia"/>
+        </w:rPr>
+        <w:t>}</w:t>
+      </w:r>
+      <w:proofErr w:type="gramEnd"/>
+      <w:r>
+        <w:rPr>
+          <w:rFonts w:hint="eastAsia"/>
+        </w:rPr>
+        <w:t>;</w:t>
       </w:r>
     </w:p>
     <w:p>
@@ -11685,11 +12074,19 @@
         <w:t>gameState</w:t>
       </w:r>
       <w:proofErr w:type="spellEnd"/>
-      <w:r>
-        <w:rPr>
-          <w:rFonts w:hint="eastAsia"/>
-        </w:rPr>
-        <w:t xml:space="preserve">; // 지금 게임이 RUNNING인지 FINISHED인지도 함께 보냄 </w:t>
+      <w:proofErr w:type="gramStart"/>
+      <w:r>
+        <w:rPr>
+          <w:rFonts w:hint="eastAsia"/>
+        </w:rPr>
+        <w:t>; /</w:t>
+      </w:r>
+      <w:proofErr w:type="gramEnd"/>
+      <w:r>
+        <w:rPr>
+          <w:rFonts w:hint="eastAsia"/>
+        </w:rPr>
+        <w:t xml:space="preserve">/ 지금 게임이 RUNNING인지 FINISHED인지도 함께 보냄 </w:t>
       </w:r>
       <w:r>
         <w:br/>
@@ -11775,62 +12172,77 @@
         <w:rPr>
           <w:color w:val="EE0000"/>
         </w:rPr>
-        <w:t>move_block_</w:t>
-      </w:r>
+        <w:t>move_block_size</w:t>
+      </w:r>
+      <w:proofErr w:type="spellEnd"/>
+      <w:r>
+        <w:rPr>
+          <w:color w:val="EE0000"/>
+        </w:rPr>
+        <w:t>;</w:t>
+      </w:r>
+    </w:p>
+    <w:p>
+      <w:pPr>
+        <w:rPr>
+          <w:color w:val="EE0000"/>
+        </w:rPr>
+      </w:pPr>
       <w:proofErr w:type="gramStart"/>
       <w:r>
         <w:rPr>
           <w:color w:val="EE0000"/>
         </w:rPr>
-        <w:t>size</w:t>
-      </w:r>
-      <w:proofErr w:type="spellEnd"/>
+        <w:t>std::</w:t>
+      </w:r>
+      <w:proofErr w:type="gramEnd"/>
+      <w:r>
+        <w:rPr>
+          <w:color w:val="EE0000"/>
+        </w:rPr>
+        <w:t>vector&lt;uint8_t&gt; Serialize();</w:t>
+      </w:r>
+      <w:r>
+        <w:rPr>
+          <w:color w:val="EE0000"/>
+        </w:rPr>
+        <w:tab/>
+      </w:r>
+      <w:r>
+        <w:rPr>
+          <w:rFonts w:hint="eastAsia"/>
+          <w:color w:val="EE0000"/>
+        </w:rPr>
+        <w:t>//구조체의 내용을 하나의 배열로 옮기는 함수</w:t>
+      </w:r>
+      <w:r>
+        <w:rPr>
+          <w:color w:val="EE0000"/>
+        </w:rPr>
+        <w:br/>
+        <w:t>void Deserialize(const uint8_t* data, int size)</w:t>
+      </w:r>
+      <w:proofErr w:type="gramStart"/>
       <w:r>
         <w:rPr>
           <w:color w:val="EE0000"/>
         </w:rPr>
         <w:t>;</w:t>
       </w:r>
+      <w:r>
+        <w:rPr>
+          <w:rFonts w:hint="eastAsia"/>
+          <w:color w:val="EE0000"/>
+        </w:rPr>
+        <w:t xml:space="preserve"> /</w:t>
+      </w:r>
       <w:proofErr w:type="gramEnd"/>
-    </w:p>
-    <w:p>
-      <w:pPr>
-        <w:rPr>
-          <w:color w:val="EE0000"/>
-        </w:rPr>
-      </w:pPr>
-      <w:r>
-        <w:rPr>
-          <w:color w:val="EE0000"/>
-        </w:rPr>
-        <w:t>std::vector&lt;uint8_t&gt; Serialize();</w:t>
-      </w:r>
-      <w:r>
-        <w:rPr>
-          <w:color w:val="EE0000"/>
-        </w:rPr>
-        <w:tab/>
-      </w:r>
-      <w:r>
-        <w:rPr>
-          <w:rFonts w:hint="eastAsia"/>
-          <w:color w:val="EE0000"/>
-        </w:rPr>
-        <w:t>//구조체의 내용을 하나의 배열로 옮기는 함수</w:t>
-      </w:r>
-      <w:r>
-        <w:rPr>
-          <w:color w:val="EE0000"/>
-        </w:rPr>
-        <w:br/>
-        <w:t>void Deserialize(const uint8_t* data, int size);</w:t>
-      </w:r>
-      <w:r>
-        <w:rPr>
-          <w:rFonts w:hint="eastAsia"/>
-          <w:color w:val="EE0000"/>
-        </w:rPr>
-        <w:t xml:space="preserve"> // 하나의 배열을 구조체로 옮김</w:t>
+      <w:r>
+        <w:rPr>
+          <w:rFonts w:hint="eastAsia"/>
+          <w:color w:val="EE0000"/>
+        </w:rPr>
+        <w:t>/ 하나의 배열을 구조체로 옮김</w:t>
       </w:r>
     </w:p>
     <w:p>
@@ -12120,11 +12532,19 @@
                       <wps:txbx>
                         <w:txbxContent>
                           <w:p>
+                            <w:proofErr w:type="spellStart"/>
                             <w:r>
                               <w:rPr>
                                 <w:rFonts w:hint="eastAsia"/>
                               </w:rPr>
-                              <w:t>SendInit을 수요일까지 하였음</w:t>
+                              <w:t>SendInit</w:t>
+                            </w:r>
+                            <w:proofErr w:type="spellEnd"/>
+                            <w:r>
+                              <w:rPr>
+                                <w:rFonts w:hint="eastAsia"/>
+                              </w:rPr>
+                              <w:t>을 수요일까지 하였음</w:t>
                             </w:r>
                             <w:r>
                               <w:br/>
@@ -12159,11 +12579,19 @@
                 <v:textbox>
                   <w:txbxContent>
                     <w:p>
+                      <w:proofErr w:type="spellStart"/>
                       <w:r>
                         <w:rPr>
                           <w:rFonts w:hint="eastAsia"/>
                         </w:rPr>
-                        <w:t>SendInit을 수요일까지 하였음</w:t>
+                        <w:t>SendInit</w:t>
+                      </w:r>
+                      <w:proofErr w:type="spellEnd"/>
+                      <w:r>
+                        <w:rPr>
+                          <w:rFonts w:hint="eastAsia"/>
+                        </w:rPr>
+                        <w:t>을 수요일까지 하였음</w:t>
                       </w:r>
                       <w:r>
                         <w:br/>
@@ -14050,31 +14478,59 @@
             <w:tcW w:w="1575" w:type="dxa"/>
           </w:tcPr>
           <w:p>
+            <w:pPr>
+              <w:rPr>
+                <w:strike/>
+              </w:rPr>
+            </w:pPr>
             <w:r>
               <w:rPr>
                 <w:rFonts w:hint="eastAsia"/>
+                <w:strike/>
               </w:rPr>
               <w:t>Update</w:t>
             </w:r>
             <w:r>
+              <w:rPr>
+                <w:strike/>
+              </w:rPr>
               <w:br/>
             </w:r>
             <w:r>
               <w:rPr>
                 <w:rFonts w:hint="eastAsia"/>
+                <w:strike/>
               </w:rPr>
               <w:t>World</w:t>
             </w:r>
             <w:r>
+              <w:rPr>
+                <w:strike/>
+              </w:rPr>
               <w:br/>
             </w:r>
             <w:r>
               <w:rPr>
                 <w:rFonts w:hint="eastAsia"/>
+                <w:strike/>
               </w:rPr>
               <w:t>- Player</w:t>
             </w:r>
           </w:p>
+          <w:p>
+            <w:pPr>
+              <w:rPr>
+                <w:color w:val="EE0000"/>
+              </w:rPr>
+            </w:pPr>
+            <w:r>
+              <w:rPr>
+                <w:rFonts w:hint="eastAsia"/>
+                <w:color w:val="EE0000"/>
+              </w:rPr>
+              <w:t>이전 과정에서 반영됨</w:t>
+            </w:r>
+          </w:p>
         </w:tc>
         <w:tc>
           <w:tcPr>
@@ -14087,29 +14543,71 @@
             <w:tcW w:w="1600" w:type="dxa"/>
           </w:tcPr>
           <w:p>
+            <w:pPr>
+              <w:rPr>
+                <w:strike/>
+              </w:rPr>
+            </w:pPr>
             <w:r>
               <w:rPr>
                 <w:rFonts w:hint="eastAsia"/>
+                <w:strike/>
               </w:rPr>
               <w:t>Send</w:t>
             </w:r>
             <w:r>
+              <w:rPr>
+                <w:strike/>
+              </w:rPr>
               <w:br/>
             </w:r>
             <w:r>
               <w:rPr>
                 <w:rFonts w:hint="eastAsia"/>
+                <w:strike/>
               </w:rPr>
               <w:t>World</w:t>
             </w:r>
             <w:r>
+              <w:rPr>
+                <w:strike/>
+              </w:rPr>
               <w:br/>
             </w:r>
             <w:r>
               <w:rPr>
                 <w:rFonts w:hint="eastAsia"/>
+                <w:strike/>
               </w:rPr>
               <w:t>- Player</w:t>
+            </w:r>
+          </w:p>
+          <w:p>
+            <w:pPr>
+              <w:rPr>
+                <w:rFonts w:hint="eastAsia"/>
+                <w:color w:val="EE0000"/>
+              </w:rPr>
+            </w:pPr>
+            <w:r>
+              <w:rPr>
+                <w:rFonts w:hint="eastAsia"/>
+                <w:color w:val="EE0000"/>
+              </w:rPr>
+              <w:t>11/18일자</w:t>
+            </w:r>
+            <w:r>
+              <w:rPr>
+                <w:color w:val="EE0000"/>
+              </w:rPr>
+              <w:br/>
+            </w:r>
+            <w:r>
+              <w:rPr>
+                <w:rFonts w:hint="eastAsia"/>
+                <w:color w:val="EE0000"/>
+              </w:rPr>
+              <w:t>로 완료</w:t>
             </w:r>
           </w:p>
         </w:tc>
@@ -14511,7 +15009,56 @@
           <w:tcPr>
             <w:tcW w:w="1520" w:type="dxa"/>
           </w:tcPr>
-          <w:p/>
+          <w:p>
+            <w:proofErr w:type="spellStart"/>
+            <w:r>
+              <w:rPr>
+                <w:rFonts w:hint="eastAsia"/>
+                <w:color w:val="EE0000"/>
+              </w:rPr>
+              <w:t>Recv</w:t>
+            </w:r>
+            <w:proofErr w:type="spellEnd"/>
+            <w:r>
+              <w:rPr>
+                <w:color w:val="EE0000"/>
+              </w:rPr>
+              <w:br/>
+            </w:r>
+            <w:r>
+              <w:rPr>
+                <w:rFonts w:hint="eastAsia"/>
+                <w:color w:val="EE0000"/>
+              </w:rPr>
+              <w:t>World</w:t>
+            </w:r>
+            <w:r>
+              <w:rPr>
+                <w:color w:val="EE0000"/>
+              </w:rPr>
+              <w:br/>
+            </w:r>
+            <w:r>
+              <w:rPr>
+                <w:rFonts w:hint="eastAsia"/>
+                <w:color w:val="EE0000"/>
+              </w:rPr>
+              <w:t>좌표 입력</w:t>
+            </w:r>
+            <w:r>
+              <w:rPr>
+                <w:color w:val="EE0000"/>
+              </w:rPr>
+              <w:br/>
+            </w:r>
+            <w:r>
+              <w:rPr>
+                <w:rFonts w:hint="eastAsia"/>
+                <w:color w:val="EE0000"/>
+              </w:rPr>
+              <w:t>수정</w:t>
+            </w:r>
+          </w:p>
         </w:tc>
         <w:tc>
           <w:tcPr>

--- a/넷겜플 추진 기획서.docx
+++ b/넷겜플 추진 기획서.docx
@@ -1450,11 +1450,206 @@
         <w:rPr>
           <w:noProof/>
         </w:rPr>
+        <mc:AlternateContent>
+          <mc:Choice Requires="wps">
+            <w:drawing>
+              <wp:anchor distT="0" distB="0" distL="114300" distR="114300" simplePos="0" relativeHeight="251938816" behindDoc="0" locked="0" layoutInCell="1" allowOverlap="1" wp14:anchorId="40970457" wp14:editId="3B8DCD9A">
+                <wp:simplePos x="0" y="0"/>
+                <wp:positionH relativeFrom="column">
+                  <wp:posOffset>1752600</wp:posOffset>
+                </wp:positionH>
+                <wp:positionV relativeFrom="paragraph">
+                  <wp:posOffset>2682240</wp:posOffset>
+                </wp:positionV>
+                <wp:extent cx="1123950" cy="561975"/>
+                <wp:effectExtent l="0" t="0" r="19050" b="28575"/>
+                <wp:wrapNone/>
+                <wp:docPr id="1438406420" name="Text Box 54"/>
+                <wp:cNvGraphicFramePr/>
+                <a:graphic xmlns:a="http://schemas.openxmlformats.org/drawingml/2006/main">
+                  <a:graphicData uri="http://schemas.microsoft.com/office/word/2010/wordprocessingShape">
+                    <wps:wsp>
+                      <wps:cNvSpPr txBox="1"/>
+                      <wps:spPr>
+                        <a:xfrm>
+                          <a:off x="0" y="0"/>
+                          <a:ext cx="1123950" cy="561975"/>
+                        </a:xfrm>
+                        <a:prstGeom prst="rect">
+                          <a:avLst/>
+                        </a:prstGeom>
+                        <a:noFill/>
+                        <a:ln w="6350">
+                          <a:solidFill>
+                            <a:prstClr val="black"/>
+                          </a:solidFill>
+                        </a:ln>
+                      </wps:spPr>
+                      <wps:txbx>
+                        <w:txbxContent>
+                          <w:p>
+                            <w:pPr>
+                              <w:rPr>
+                                <w:color w:val="EE0000"/>
+                              </w:rPr>
+                            </w:pPr>
+                            <w:r>
+                              <w:rPr>
+                                <w:rFonts w:hint="eastAsia"/>
+                                <w:color w:val="EE0000"/>
+                              </w:rPr>
+                              <w:t>입출력 데이터</w:t>
+                            </w:r>
+                            <w:r>
+                              <w:rPr>
+                                <w:color w:val="EE0000"/>
+                              </w:rPr>
+                              <w:br/>
+                            </w:r>
+                            <w:r>
+                              <w:rPr>
+                                <w:rFonts w:hint="eastAsia"/>
+                                <w:color w:val="EE0000"/>
+                              </w:rPr>
+                              <w:t>초기화 삭제</w:t>
+                            </w:r>
+                          </w:p>
+                        </w:txbxContent>
+                      </wps:txbx>
+                      <wps:bodyPr rot="0" spcFirstLastPara="0" vertOverflow="overflow" horzOverflow="overflow" vert="horz" wrap="square" lIns="91440" tIns="45720" rIns="91440" bIns="45720" numCol="1" spcCol="0" rtlCol="0" fromWordArt="0" anchor="t" anchorCtr="0" forceAA="0" compatLnSpc="1">
+                        <a:prstTxWarp prst="textNoShape">
+                          <a:avLst/>
+                        </a:prstTxWarp>
+                        <a:noAutofit/>
+                      </wps:bodyPr>
+                    </wps:wsp>
+                  </a:graphicData>
+                </a:graphic>
+                <wp14:sizeRelH relativeFrom="margin">
+                  <wp14:pctWidth>0</wp14:pctWidth>
+                </wp14:sizeRelH>
+                <wp14:sizeRelV relativeFrom="margin">
+                  <wp14:pctHeight>0</wp14:pctHeight>
+                </wp14:sizeRelV>
+              </wp:anchor>
+            </w:drawing>
+          </mc:Choice>
+          <mc:Fallback>
+            <w:pict>
+              <v:shape w14:anchorId="40970457" id="Text Box 54" o:spid="_x0000_s1027" type="#_x0000_t202" style="position:absolute;margin-left:138pt;margin-top:211.2pt;width:88.5pt;height:44.25pt;z-index:251938816;visibility:visible;mso-wrap-style:square;mso-width-percent:0;mso-height-percent:0;mso-wrap-distance-left:9pt;mso-wrap-distance-top:0;mso-wrap-distance-right:9pt;mso-wrap-distance-bottom:0;mso-position-horizontal:absolute;mso-position-horizontal-relative:text;mso-position-vertical:absolute;mso-position-vertical-relative:text;mso-width-percent:0;mso-height-percent:0;mso-width-relative:margin;mso-height-relative:margin;v-text-anchor:top" o:gfxdata="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" filled="f" strokeweight=".5pt">
+                <v:textbox>
+                  <w:txbxContent>
+                    <w:p>
+                      <w:pPr>
+                        <w:rPr>
+                          <w:color w:val="EE0000"/>
+                        </w:rPr>
+                      </w:pPr>
+                      <w:r>
+                        <w:rPr>
+                          <w:rFonts w:hint="eastAsia"/>
+                          <w:color w:val="EE0000"/>
+                        </w:rPr>
+                        <w:t>입출력 데이터</w:t>
+                      </w:r>
+                      <w:r>
+                        <w:rPr>
+                          <w:color w:val="EE0000"/>
+                        </w:rPr>
+                        <w:br/>
+                      </w:r>
+                      <w:r>
+                        <w:rPr>
+                          <w:rFonts w:hint="eastAsia"/>
+                          <w:color w:val="EE0000"/>
+                        </w:rPr>
+                        <w:t>초기화 삭제</w:t>
+                      </w:r>
+                    </w:p>
+                  </w:txbxContent>
+                </v:textbox>
+              </v:shape>
+            </w:pict>
+          </mc:Fallback>
+        </mc:AlternateContent>
+      </w:r>
+      <w:r>
+        <w:rPr>
+          <w:noProof/>
+        </w:rPr>
+        <mc:AlternateContent>
+          <mc:Choice Requires="wps">
+            <w:drawing>
+              <wp:anchor distT="0" distB="0" distL="114300" distR="114300" simplePos="0" relativeHeight="251939840" behindDoc="0" locked="0" layoutInCell="1" allowOverlap="1" wp14:anchorId="16107C9C" wp14:editId="65C3F485">
+                <wp:simplePos x="0" y="0"/>
+                <wp:positionH relativeFrom="column">
+                  <wp:posOffset>1876425</wp:posOffset>
+                </wp:positionH>
+                <wp:positionV relativeFrom="paragraph">
+                  <wp:posOffset>2653665</wp:posOffset>
+                </wp:positionV>
+                <wp:extent cx="838200" cy="0"/>
+                <wp:effectExtent l="0" t="19050" r="38100" b="38100"/>
+                <wp:wrapNone/>
+                <wp:docPr id="1487308743" name="직선 연결선 56"/>
+                <wp:cNvGraphicFramePr/>
+                <a:graphic xmlns:a="http://schemas.openxmlformats.org/drawingml/2006/main">
+                  <a:graphicData uri="http://schemas.microsoft.com/office/word/2010/wordprocessingShape">
+                    <wps:wsp>
+                      <wps:cNvCnPr/>
+                      <wps:spPr>
+                        <a:xfrm>
+                          <a:off x="0" y="0"/>
+                          <a:ext cx="838200" cy="0"/>
+                        </a:xfrm>
+                        <a:prstGeom prst="line">
+                          <a:avLst/>
+                        </a:prstGeom>
+                        <a:ln w="57150">
+                          <a:solidFill>
+                            <a:srgbClr val="EE0000"/>
+                          </a:solidFill>
+                        </a:ln>
+                      </wps:spPr>
+                      <wps:style>
+                        <a:lnRef idx="1">
+                          <a:schemeClr val="accent1"/>
+                        </a:lnRef>
+                        <a:fillRef idx="0">
+                          <a:schemeClr val="accent1"/>
+                        </a:fillRef>
+                        <a:effectRef idx="0">
+                          <a:schemeClr val="accent1"/>
+                        </a:effectRef>
+                        <a:fontRef idx="minor">
+                          <a:schemeClr val="tx1"/>
+                        </a:fontRef>
+                      </wps:style>
+                      <wps:bodyPr/>
+                    </wps:wsp>
+                  </a:graphicData>
+                </a:graphic>
+              </wp:anchor>
+            </w:drawing>
+          </mc:Choice>
+          <mc:Fallback>
+            <w:pict>
+              <v:line w14:anchorId="1D1A0252" id="직선 연결선 56" o:spid="_x0000_s1026" style="position:absolute;z-index:251939840;visibility:visible;mso-wrap-style:square;mso-wrap-distance-left:9pt;mso-wrap-distance-top:0;mso-wrap-distance-right:9pt;mso-wrap-distance-bottom:0;mso-position-horizontal:absolute;mso-position-horizontal-relative:text;mso-position-vertical:absolute;mso-position-vertical-relative:text" from="147.75pt,208.95pt" to="213.75pt,208.95pt" o:gfxdata="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" strokecolor="#e00" strokeweight="4.5pt">
+                <v:stroke joinstyle="miter"/>
+              </v:line>
+            </w:pict>
+          </mc:Fallback>
+        </mc:AlternateContent>
+      </w:r>
+      <w:r>
+        <w:rPr>
+          <w:noProof/>
+        </w:rPr>
         <w:drawing>
-          <wp:inline distT="0" distB="0" distL="0" distR="0" wp14:anchorId="3F046CEC" wp14:editId="002FCBEE">
+          <wp:inline distT="0" distB="0" distL="0" distR="0" wp14:anchorId="1710F1CE" wp14:editId="7F222C21">
             <wp:extent cx="5724525" cy="4067175"/>
             <wp:effectExtent l="0" t="0" r="9525" b="9525"/>
-            <wp:docPr id="1623260477" name="그림 53"/>
+            <wp:docPr id="550237468" name="그림 55"/>
             <wp:cNvGraphicFramePr>
               <a:graphicFrameLocks xmlns:a="http://schemas.openxmlformats.org/drawingml/2006/main" noChangeAspect="1"/>
             </wp:cNvGraphicFramePr>
@@ -1717,7 +1912,7 @@
           </mc:Choice>
           <mc:Fallback>
             <w:pict>
-              <v:rect w14:anchorId="76C19718" id="직사각형 71" o:spid="_x0000_s1027" style="position:absolute;margin-left:15.6pt;margin-top:16.75pt;width:80.4pt;height:25.2pt;z-index:251860992;visibility:visible;mso-wrap-style:square;mso-wrap-distance-left:9pt;mso-wrap-distance-top:0;mso-wrap-distance-right:9pt;mso-wrap-distance-bottom:0;mso-position-horizontal:absolute;mso-position-horizontal-relative:text;mso-position-vertical:absolute;mso-position-vertical-relative:text;v-text-anchor:middle" o:gfxdata="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" fillcolor="white [3201]" strokecolor="#ed7d31 [3205]" strokeweight="1pt">
+              <v:rect w14:anchorId="76C19718" id="직사각형 71" o:spid="_x0000_s1028" style="position:absolute;margin-left:15.6pt;margin-top:16.75pt;width:80.4pt;height:25.2pt;z-index:251860992;visibility:visible;mso-wrap-style:square;mso-wrap-distance-left:9pt;mso-wrap-distance-top:0;mso-wrap-distance-right:9pt;mso-wrap-distance-bottom:0;mso-position-horizontal:absolute;mso-position-horizontal-relative:text;mso-position-vertical:absolute;mso-position-vertical-relative:text;v-text-anchor:middle" o:gfxdata="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" fillcolor="white [3201]" strokecolor="#ed7d31 [3205]" strokeweight="1pt">
                 <v:textbox>
                   <w:txbxContent>
                     <w:p>
@@ -1837,7 +2032,7 @@
           </mc:Choice>
           <mc:Fallback>
             <w:pict>
-              <v:roundrect w14:anchorId="270AE5C1" id="사각형: 둥근 모서리 88" o:spid="_x0000_s1028" style="position:absolute;margin-left:0;margin-top:11pt;width:80.7pt;height:49.5pt;z-index:251843584;visibility:visible;mso-wrap-style:square;mso-width-percent:0;mso-height-percent:0;mso-wrap-distance-left:9pt;mso-wrap-distance-top:0;mso-wrap-distance-right:9pt;mso-wrap-distance-bottom:0;mso-position-horizontal:center;mso-position-horizontal-relative:margin;mso-position-vertical:absolute;mso-position-vertical-relative:text;mso-width-percent:0;mso-height-percent:0;mso-width-relative:margin;mso-height-relative:margin;v-text-anchor:middle" arcsize="10923f" o:gfxdata="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" fillcolor="white [3201]" strokecolor="#70ad47 [3209]" strokeweight="3pt">
+              <v:roundrect w14:anchorId="270AE5C1" id="사각형: 둥근 모서리 88" o:spid="_x0000_s1029" style="position:absolute;margin-left:0;margin-top:11pt;width:80.7pt;height:49.5pt;z-index:251843584;visibility:visible;mso-wrap-style:square;mso-width-percent:0;mso-height-percent:0;mso-wrap-distance-left:9pt;mso-wrap-distance-top:0;mso-wrap-distance-right:9pt;mso-wrap-distance-bottom:0;mso-position-horizontal:center;mso-position-horizontal-relative:margin;mso-position-vertical:absolute;mso-position-vertical-relative:text;mso-width-percent:0;mso-height-percent:0;mso-width-relative:margin;mso-height-relative:margin;v-text-anchor:middle" arcsize="10923f" o:gfxdata="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" fillcolor="white [3201]" strokecolor="#70ad47 [3209]" strokeweight="3pt">
                 <v:stroke joinstyle="miter"/>
                 <v:textbox>
                   <w:txbxContent>
@@ -2032,7 +2227,7 @@
           </mc:Choice>
           <mc:Fallback>
             <w:pict>
-              <v:roundrect w14:anchorId="7EBB1246" id="_x0000_s1029" style="position:absolute;margin-left:354.3pt;margin-top:17.6pt;width:115.5pt;height:35.7pt;z-index:251845632;visibility:visible;mso-wrap-style:square;mso-width-percent:0;mso-height-percent:0;mso-wrap-distance-left:9pt;mso-wrap-distance-top:0;mso-wrap-distance-right:9pt;mso-wrap-distance-bottom:0;mso-position-horizontal:absolute;mso-position-horizontal-relative:text;mso-position-vertical:absolute;mso-position-vertical-relative:text;mso-width-percent:0;mso-height-percent:0;mso-width-relative:margin;mso-height-relative:margin;v-text-anchor:middle" arcsize="10923f" o:gfxdata="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" fillcolor="white [3201]" strokecolor="#70ad47 [3209]" strokeweight="3pt">
+              <v:roundrect w14:anchorId="7EBB1246" id="_x0000_s1030" style="position:absolute;margin-left:354.3pt;margin-top:17.6pt;width:115.5pt;height:35.7pt;z-index:251845632;visibility:visible;mso-wrap-style:square;mso-width-percent:0;mso-height-percent:0;mso-wrap-distance-left:9pt;mso-wrap-distance-top:0;mso-wrap-distance-right:9pt;mso-wrap-distance-bottom:0;mso-position-horizontal:absolute;mso-position-horizontal-relative:text;mso-position-vertical:absolute;mso-position-vertical-relative:text;mso-width-percent:0;mso-height-percent:0;mso-width-relative:margin;mso-height-relative:margin;v-text-anchor:middle" arcsize="10923f" o:gfxdata="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" fillcolor="white [3201]" strokecolor="#70ad47 [3209]" strokeweight="3pt">
                 <v:stroke joinstyle="miter"/>
                 <v:textbox>
                   <w:txbxContent>
@@ -2148,7 +2343,7 @@
           </mc:Choice>
           <mc:Fallback>
             <w:pict>
-              <v:rect w14:anchorId="10662C7A" id="직사각형 83" o:spid="_x0000_s1030" style="position:absolute;margin-left:6pt;margin-top:20.3pt;width:95.4pt;height:27pt;z-index:251847680;visibility:visible;mso-wrap-style:square;mso-width-percent:0;mso-height-percent:0;mso-wrap-distance-left:9pt;mso-wrap-distance-top:0;mso-wrap-distance-right:9pt;mso-wrap-distance-bottom:0;mso-position-horizontal:absolute;mso-position-horizontal-relative:text;mso-position-vertical:absolute;mso-position-vertical-relative:text;mso-width-percent:0;mso-height-percent:0;mso-width-relative:margin;mso-height-relative:margin;v-text-anchor:middle" o:gfxdata="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" fillcolor="white [3201]" strokecolor="black [3200]" strokeweight="1pt">
+              <v:rect w14:anchorId="10662C7A" id="직사각형 83" o:spid="_x0000_s1031" style="position:absolute;margin-left:6pt;margin-top:20.3pt;width:95.4pt;height:27pt;z-index:251847680;visibility:visible;mso-wrap-style:square;mso-width-percent:0;mso-height-percent:0;mso-wrap-distance-left:9pt;mso-wrap-distance-top:0;mso-wrap-distance-right:9pt;mso-wrap-distance-bottom:0;mso-position-horizontal:absolute;mso-position-horizontal-relative:text;mso-position-vertical:absolute;mso-position-vertical-relative:text;mso-width-percent:0;mso-height-percent:0;mso-width-relative:margin;mso-height-relative:margin;v-text-anchor:middle" o:gfxdata="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" fillcolor="white [3201]" strokecolor="black [3200]" strokeweight="1pt">
                 <v:textbox>
                   <w:txbxContent>
                     <w:p>
@@ -2474,7 +2669,7 @@
           </mc:Choice>
           <mc:Fallback>
             <w:pict>
-              <v:rect w14:anchorId="5D67FE40" id="_x0000_s1031" style="position:absolute;margin-left:6.6pt;margin-top:-.25pt;width:80.4pt;height:25.2pt;z-index:251863040;visibility:visible;mso-wrap-style:square;mso-wrap-distance-left:9pt;mso-wrap-distance-top:0;mso-wrap-distance-right:9pt;mso-wrap-distance-bottom:0;mso-position-horizontal:absolute;mso-position-horizontal-relative:text;mso-position-vertical:absolute;mso-position-vertical-relative:text;v-text-anchor:middle" o:gfxdata="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" fillcolor="white [3201]" strokecolor="#ed7d31 [3205]" strokeweight="1pt">
+              <v:rect w14:anchorId="5D67FE40" id="_x0000_s1032" style="position:absolute;margin-left:6.6pt;margin-top:-.25pt;width:80.4pt;height:25.2pt;z-index:251863040;visibility:visible;mso-wrap-style:square;mso-wrap-distance-left:9pt;mso-wrap-distance-top:0;mso-wrap-distance-right:9pt;mso-wrap-distance-bottom:0;mso-position-horizontal:absolute;mso-position-horizontal-relative:text;mso-position-vertical:absolute;mso-position-vertical-relative:text;v-text-anchor:middle" o:gfxdata="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" fillcolor="white [3201]" strokecolor="#ed7d31 [3205]" strokeweight="1pt">
                 <v:textbox>
                   <w:txbxContent>
                     <w:p>
@@ -2655,7 +2850,7 @@
           </mc:Choice>
           <mc:Fallback>
             <w:pict>
-              <v:roundrect w14:anchorId="6F24B9EC" id="_x0000_s1032" style="position:absolute;margin-left:0;margin-top:17.1pt;width:80.7pt;height:49.5pt;z-index:251855872;visibility:visible;mso-wrap-style:square;mso-width-percent:0;mso-height-percent:0;mso-wrap-distance-left:9pt;mso-wrap-distance-top:0;mso-wrap-distance-right:9pt;mso-wrap-distance-bottom:0;mso-position-horizontal:center;mso-position-horizontal-relative:margin;mso-position-vertical:absolute;mso-position-vertical-relative:text;mso-width-percent:0;mso-height-percent:0;mso-width-relative:margin;mso-height-relative:margin;v-text-anchor:middle" arcsize="10923f" o:gfxdata="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" fillcolor="white [3201]" strokecolor="#70ad47 [3209]" strokeweight="3pt">
+              <v:roundrect w14:anchorId="6F24B9EC" id="_x0000_s1033" style="position:absolute;margin-left:0;margin-top:17.1pt;width:80.7pt;height:49.5pt;z-index:251855872;visibility:visible;mso-wrap-style:square;mso-width-percent:0;mso-height-percent:0;mso-wrap-distance-left:9pt;mso-wrap-distance-top:0;mso-wrap-distance-right:9pt;mso-wrap-distance-bottom:0;mso-position-horizontal:center;mso-position-horizontal-relative:margin;mso-position-vertical:absolute;mso-position-vertical-relative:text;mso-width-percent:0;mso-height-percent:0;mso-width-relative:margin;mso-height-relative:margin;v-text-anchor:middle" arcsize="10923f" o:gfxdata="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" fillcolor="white [3201]" strokecolor="#70ad47 [3209]" strokeweight="3pt">
                 <v:stroke joinstyle="miter"/>
                 <v:textbox>
                   <w:txbxContent>
@@ -2770,7 +2965,7 @@
           </mc:Choice>
           <mc:Fallback>
             <w:pict>
-              <v:roundrect w14:anchorId="10A8DB20" id="_x0000_s1033" style="position:absolute;margin-left:343.5pt;margin-top:24.3pt;width:115.5pt;height:35.7pt;z-index:251857920;visibility:visible;mso-wrap-style:square;mso-width-percent:0;mso-height-percent:0;mso-wrap-distance-left:9pt;mso-wrap-distance-top:0;mso-wrap-distance-right:9pt;mso-wrap-distance-bottom:0;mso-position-horizontal:absolute;mso-position-horizontal-relative:text;mso-position-vertical:absolute;mso-position-vertical-relative:text;mso-width-percent:0;mso-height-percent:0;mso-width-relative:margin;mso-height-relative:margin;v-text-anchor:middle" arcsize="10923f" o:gfxdata="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" fillcolor="white [3201]" strokecolor="#70ad47 [3209]" strokeweight="3pt">
+              <v:roundrect w14:anchorId="10A8DB20" id="_x0000_s1034" style="position:absolute;margin-left:343.5pt;margin-top:24.3pt;width:115.5pt;height:35.7pt;z-index:251857920;visibility:visible;mso-wrap-style:square;mso-width-percent:0;mso-height-percent:0;mso-wrap-distance-left:9pt;mso-wrap-distance-top:0;mso-wrap-distance-right:9pt;mso-wrap-distance-bottom:0;mso-position-horizontal:absolute;mso-position-horizontal-relative:text;mso-position-vertical:absolute;mso-position-vertical-relative:text;mso-width-percent:0;mso-height-percent:0;mso-width-relative:margin;mso-height-relative:margin;v-text-anchor:middle" arcsize="10923f" o:gfxdata="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" fillcolor="white [3201]" strokecolor="#70ad47 [3209]" strokeweight="3pt">
                 <v:stroke joinstyle="miter"/>
                 <v:textbox>
                   <w:txbxContent>
@@ -3019,7 +3214,7 @@
           </mc:Choice>
           <mc:Fallback>
             <w:pict>
-              <v:rect w14:anchorId="1DE845A0" id="_x0000_s1034" style="position:absolute;margin-left:0;margin-top:-.05pt;width:95.4pt;height:27pt;z-index:251853824;visibility:visible;mso-wrap-style:square;mso-width-percent:0;mso-height-percent:0;mso-wrap-distance-left:9pt;mso-wrap-distance-top:0;mso-wrap-distance-right:9pt;mso-wrap-distance-bottom:0;mso-position-horizontal:absolute;mso-position-horizontal-relative:text;mso-position-vertical:absolute;mso-position-vertical-relative:text;mso-width-percent:0;mso-height-percent:0;mso-width-relative:margin;mso-height-relative:margin;v-text-anchor:middle" o:gfxdata="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" fillcolor="white [3201]" strokecolor="black [3200]" strokeweight="1pt">
+              <v:rect w14:anchorId="1DE845A0" id="_x0000_s1035" style="position:absolute;margin-left:0;margin-top:-.05pt;width:95.4pt;height:27pt;z-index:251853824;visibility:visible;mso-wrap-style:square;mso-width-percent:0;mso-height-percent:0;mso-wrap-distance-left:9pt;mso-wrap-distance-top:0;mso-wrap-distance-right:9pt;mso-wrap-distance-bottom:0;mso-position-horizontal:absolute;mso-position-horizontal-relative:text;mso-position-vertical:absolute;mso-position-vertical-relative:text;mso-width-percent:0;mso-height-percent:0;mso-width-relative:margin;mso-height-relative:margin;v-text-anchor:middle" o:gfxdata="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" fillcolor="white [3201]" strokecolor="black [3200]" strokeweight="1pt">
                 <v:textbox>
                   <w:txbxContent>
                     <w:p>
@@ -3230,7 +3425,7 @@
           </mc:Choice>
           <mc:Fallback>
             <w:pict>
-              <v:rect w14:anchorId="74B67886" id="_x0000_s1035" style="position:absolute;margin-left:8.4pt;margin-top:1.65pt;width:80.4pt;height:25.2pt;z-index:251877376;visibility:visible;mso-wrap-style:square;mso-wrap-distance-left:9pt;mso-wrap-distance-top:0;mso-wrap-distance-right:9pt;mso-wrap-distance-bottom:0;mso-position-horizontal:absolute;mso-position-horizontal-relative:text;mso-position-vertical:absolute;mso-position-vertical-relative:text;v-text-anchor:middle" o:gfxdata="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" fillcolor="white [3201]" strokecolor="#ed7d31 [3205]" strokeweight="3pt">
+              <v:rect w14:anchorId="74B67886" id="_x0000_s1036" style="position:absolute;margin-left:8.4pt;margin-top:1.65pt;width:80.4pt;height:25.2pt;z-index:251877376;visibility:visible;mso-wrap-style:square;mso-wrap-distance-left:9pt;mso-wrap-distance-top:0;mso-wrap-distance-right:9pt;mso-wrap-distance-bottom:0;mso-position-horizontal:absolute;mso-position-horizontal-relative:text;mso-position-vertical:absolute;mso-position-vertical-relative:text;v-text-anchor:middle" o:gfxdata="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" fillcolor="white [3201]" strokecolor="#ed7d31 [3205]" strokeweight="3pt">
                 <v:textbox>
                   <w:txbxContent>
                     <w:p>
@@ -3421,7 +3616,7 @@
           </mc:Choice>
           <mc:Fallback>
             <w:pict>
-              <v:roundrect w14:anchorId="43342F4E" id="_x0000_s1036" style="position:absolute;margin-left:345.9pt;margin-top:2.25pt;width:115.5pt;height:52.5pt;z-index:251874304;visibility:visible;mso-wrap-style:square;mso-width-percent:0;mso-height-percent:0;mso-wrap-distance-left:9pt;mso-wrap-distance-top:0;mso-wrap-distance-right:9pt;mso-wrap-distance-bottom:0;mso-position-horizontal:absolute;mso-position-horizontal-relative:text;mso-position-vertical:absolute;mso-position-vertical-relative:text;mso-width-percent:0;mso-height-percent:0;mso-width-relative:margin;mso-height-relative:margin;v-text-anchor:middle" arcsize="10923f" o:gfxdata="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" fillcolor="white [3201]" strokecolor="#70ad47 [3209]" strokeweight="3pt">
+              <v:roundrect w14:anchorId="43342F4E" id="_x0000_s1037" style="position:absolute;margin-left:345.9pt;margin-top:2.25pt;width:115.5pt;height:52.5pt;z-index:251874304;visibility:visible;mso-wrap-style:square;mso-width-percent:0;mso-height-percent:0;mso-wrap-distance-left:9pt;mso-wrap-distance-top:0;mso-wrap-distance-right:9pt;mso-wrap-distance-bottom:0;mso-position-horizontal:absolute;mso-position-horizontal-relative:text;mso-position-vertical:absolute;mso-position-vertical-relative:text;mso-width-percent:0;mso-height-percent:0;mso-width-relative:margin;mso-height-relative:margin;v-text-anchor:middle" arcsize="10923f" o:gfxdata="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" fillcolor="white [3201]" strokecolor="#70ad47 [3209]" strokeweight="3pt">
                 <v:stroke joinstyle="miter"/>
                 <v:textbox>
                   <w:txbxContent>
@@ -3616,7 +3811,7 @@
           </mc:Choice>
           <mc:Fallback>
             <w:pict>
-              <v:roundrect w14:anchorId="28C6E6DD" id="_x0000_s1037" style="position:absolute;margin-left:0;margin-top:2.65pt;width:80.7pt;height:49.5pt;z-index:251873280;visibility:visible;mso-wrap-style:square;mso-width-percent:0;mso-height-percent:0;mso-wrap-distance-left:9pt;mso-wrap-distance-top:0;mso-wrap-distance-right:9pt;mso-wrap-distance-bottom:0;mso-position-horizontal:center;mso-position-horizontal-relative:margin;mso-position-vertical:absolute;mso-position-vertical-relative:text;mso-width-percent:0;mso-height-percent:0;mso-width-relative:margin;mso-height-relative:margin;v-text-anchor:middle" arcsize="10923f" o:gfxdata="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" fillcolor="white [3201]" strokecolor="#70ad47 [3209]" strokeweight="3pt">
+              <v:roundrect w14:anchorId="28C6E6DD" id="_x0000_s1038" style="position:absolute;margin-left:0;margin-top:2.65pt;width:80.7pt;height:49.5pt;z-index:251873280;visibility:visible;mso-wrap-style:square;mso-width-percent:0;mso-height-percent:0;mso-wrap-distance-left:9pt;mso-wrap-distance-top:0;mso-wrap-distance-right:9pt;mso-wrap-distance-bottom:0;mso-position-horizontal:center;mso-position-horizontal-relative:margin;mso-position-vertical:absolute;mso-position-vertical-relative:text;mso-width-percent:0;mso-height-percent:0;mso-width-relative:margin;mso-height-relative:margin;v-text-anchor:middle" arcsize="10923f" o:gfxdata="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" fillcolor="white [3201]" strokecolor="#70ad47 [3209]" strokeweight="3pt">
                 <v:stroke joinstyle="miter"/>
                 <v:textbox>
                   <w:txbxContent>
@@ -3796,7 +3991,7 @@
           </mc:Choice>
           <mc:Fallback>
             <w:pict>
-              <v:rect w14:anchorId="0134CA37" id="_x0000_s1038" style="position:absolute;margin-left:0;margin-top:-.05pt;width:95.4pt;height:27pt;z-index:251872256;visibility:visible;mso-wrap-style:square;mso-width-percent:0;mso-height-percent:0;mso-wrap-distance-left:9pt;mso-wrap-distance-top:0;mso-wrap-distance-right:9pt;mso-wrap-distance-bottom:0;mso-position-horizontal:absolute;mso-position-horizontal-relative:text;mso-position-vertical:absolute;mso-position-vertical-relative:text;mso-width-percent:0;mso-height-percent:0;mso-width-relative:margin;mso-height-relative:margin;v-text-anchor:middle" o:gfxdata="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" fillcolor="white [3201]" strokecolor="black [3200]" strokeweight="1pt">
+              <v:rect w14:anchorId="0134CA37" id="_x0000_s1039" style="position:absolute;margin-left:0;margin-top:-.05pt;width:95.4pt;height:27pt;z-index:251872256;visibility:visible;mso-wrap-style:square;mso-width-percent:0;mso-height-percent:0;mso-wrap-distance-left:9pt;mso-wrap-distance-top:0;mso-wrap-distance-right:9pt;mso-wrap-distance-bottom:0;mso-position-horizontal:absolute;mso-position-horizontal-relative:text;mso-position-vertical:absolute;mso-position-vertical-relative:text;mso-width-percent:0;mso-height-percent:0;mso-width-relative:margin;mso-height-relative:margin;v-text-anchor:middle" o:gfxdata="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" fillcolor="white [3201]" strokecolor="black [3200]" strokeweight="1pt">
                 <v:textbox>
                   <w:txbxContent>
                     <w:p>
@@ -3972,7 +4167,7 @@
           </mc:Choice>
           <mc:Fallback>
             <w:pict>
-              <v:rect w14:anchorId="5BB04CB0" id="_x0000_s1039" style="position:absolute;margin-left:1.8pt;margin-top:4.8pt;width:95.4pt;height:27pt;z-index:251918336;visibility:visible;mso-wrap-style:square;mso-width-percent:0;mso-height-percent:0;mso-wrap-distance-left:9pt;mso-wrap-distance-top:0;mso-wrap-distance-right:9pt;mso-wrap-distance-bottom:0;mso-position-horizontal:absolute;mso-position-horizontal-relative:text;mso-position-vertical:absolute;mso-position-vertical-relative:text;mso-width-percent:0;mso-height-percent:0;mso-width-relative:margin;mso-height-relative:margin;v-text-anchor:middle" o:gfxdata="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" fillcolor="white [3201]" strokecolor="black [3200]" strokeweight="1pt">
+              <v:rect w14:anchorId="5BB04CB0" id="_x0000_s1040" style="position:absolute;margin-left:1.8pt;margin-top:4.8pt;width:95.4pt;height:27pt;z-index:251918336;visibility:visible;mso-wrap-style:square;mso-width-percent:0;mso-height-percent:0;mso-wrap-distance-left:9pt;mso-wrap-distance-top:0;mso-wrap-distance-right:9pt;mso-wrap-distance-bottom:0;mso-position-horizontal:absolute;mso-position-horizontal-relative:text;mso-position-vertical:absolute;mso-position-vertical-relative:text;mso-width-percent:0;mso-height-percent:0;mso-width-relative:margin;mso-height-relative:margin;v-text-anchor:middle" o:gfxdata="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" fillcolor="white [3201]" strokecolor="black [3200]" strokeweight="1pt">
                 <v:textbox>
                   <w:txbxContent>
                     <w:p>
@@ -4136,7 +4331,7 @@
           </mc:Choice>
           <mc:Fallback>
             <w:pict>
-              <v:rect w14:anchorId="360E260C" id="_x0000_s1040" style="position:absolute;margin-left:10.2pt;margin-top:-9.2pt;width:80.4pt;height:25.2pt;z-index:251909120;visibility:visible;mso-wrap-style:square;mso-wrap-distance-left:9pt;mso-wrap-distance-top:0;mso-wrap-distance-right:9pt;mso-wrap-distance-bottom:0;mso-position-horizontal:absolute;mso-position-horizontal-relative:text;mso-position-vertical:absolute;mso-position-vertical-relative:text;v-text-anchor:middle" o:gfxdata="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" fillcolor="white [3201]" strokecolor="#ed7d31 [3205]" strokeweight="1pt">
+              <v:rect w14:anchorId="360E260C" id="_x0000_s1041" style="position:absolute;margin-left:10.2pt;margin-top:-9.2pt;width:80.4pt;height:25.2pt;z-index:251909120;visibility:visible;mso-wrap-style:square;mso-wrap-distance-left:9pt;mso-wrap-distance-top:0;mso-wrap-distance-right:9pt;mso-wrap-distance-bottom:0;mso-position-horizontal:absolute;mso-position-horizontal-relative:text;mso-position-vertical:absolute;mso-position-vertical-relative:text;v-text-anchor:middle" o:gfxdata="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" fillcolor="white [3201]" strokecolor="#ed7d31 [3205]" strokeweight="1pt">
                 <v:textbox>
                   <w:txbxContent>
                     <w:p>
@@ -4239,7 +4434,7 @@
           </mc:Choice>
           <mc:Fallback>
             <w:pict>
-              <v:rect w14:anchorId="5915D70E" id="_x0000_s1041" style="position:absolute;margin-left:6pt;margin-top:23.3pt;width:95.4pt;height:27pt;z-index:251894784;visibility:visible;mso-wrap-style:square;mso-width-percent:0;mso-height-percent:0;mso-wrap-distance-left:9pt;mso-wrap-distance-top:0;mso-wrap-distance-right:9pt;mso-wrap-distance-bottom:0;mso-position-horizontal:absolute;mso-position-horizontal-relative:text;mso-position-vertical:absolute;mso-position-vertical-relative:text;mso-width-percent:0;mso-height-percent:0;mso-width-relative:margin;mso-height-relative:margin;v-text-anchor:middle" o:gfxdata="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" fillcolor="white [3201]" strokecolor="black [3200]" strokeweight="1pt">
+              <v:rect w14:anchorId="5915D70E" id="_x0000_s1042" style="position:absolute;margin-left:6pt;margin-top:23.3pt;width:95.4pt;height:27pt;z-index:251894784;visibility:visible;mso-wrap-style:square;mso-width-percent:0;mso-height-percent:0;mso-wrap-distance-left:9pt;mso-wrap-distance-top:0;mso-wrap-distance-right:9pt;mso-wrap-distance-bottom:0;mso-position-horizontal:absolute;mso-position-horizontal-relative:text;mso-position-vertical:absolute;mso-position-vertical-relative:text;mso-width-percent:0;mso-height-percent:0;mso-width-relative:margin;mso-height-relative:margin;v-text-anchor:middle" o:gfxdata="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" fillcolor="white [3201]" strokecolor="black [3200]" strokeweight="1pt">
                 <v:textbox>
                   <w:txbxContent>
                     <w:p>
@@ -4426,7 +4621,7 @@
           </mc:Choice>
           <mc:Fallback>
             <w:pict>
-              <v:rect w14:anchorId="497C1146" id="_x0000_s1042" style="position:absolute;margin-left:4.2pt;margin-top:32.15pt;width:95.4pt;height:27pt;z-index:251922432;visibility:visible;mso-wrap-style:square;mso-width-percent:0;mso-height-percent:0;mso-wrap-distance-left:9pt;mso-wrap-distance-top:0;mso-wrap-distance-right:9pt;mso-wrap-distance-bottom:0;mso-position-horizontal:absolute;mso-position-horizontal-relative:text;mso-position-vertical:absolute;mso-position-vertical-relative:text;mso-width-percent:0;mso-height-percent:0;mso-width-relative:margin;mso-height-relative:margin;v-text-anchor:middle" o:gfxdata="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" fillcolor="white [3201]" strokecolor="black [3200]" strokeweight="1pt">
+              <v:rect w14:anchorId="497C1146" id="_x0000_s1043" style="position:absolute;margin-left:4.2pt;margin-top:32.15pt;width:95.4pt;height:27pt;z-index:251922432;visibility:visible;mso-wrap-style:square;mso-width-percent:0;mso-height-percent:0;mso-wrap-distance-left:9pt;mso-wrap-distance-top:0;mso-wrap-distance-right:9pt;mso-wrap-distance-bottom:0;mso-position-horizontal:absolute;mso-position-horizontal-relative:text;mso-position-vertical:absolute;mso-position-vertical-relative:text;mso-width-percent:0;mso-height-percent:0;mso-width-relative:margin;mso-height-relative:margin;v-text-anchor:middle" o:gfxdata="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" fillcolor="white [3201]" strokecolor="black [3200]" strokeweight="1pt">
                 <v:textbox>
                   <w:txbxContent>
                     <w:p>
@@ -4545,7 +4740,7 @@
           </mc:Choice>
           <mc:Fallback>
             <w:pict>
-              <v:roundrect w14:anchorId="1AD77615" id="_x0000_s1043" style="position:absolute;margin-left:360.3pt;margin-top:2.3pt;width:115.5pt;height:53.7pt;z-index:251893760;visibility:visible;mso-wrap-style:square;mso-width-percent:0;mso-height-percent:0;mso-wrap-distance-left:9pt;mso-wrap-distance-top:0;mso-wrap-distance-right:9pt;mso-wrap-distance-bottom:0;mso-position-horizontal:absolute;mso-position-horizontal-relative:text;mso-position-vertical:absolute;mso-position-vertical-relative:text;mso-width-percent:0;mso-height-percent:0;mso-width-relative:margin;mso-height-relative:margin;v-text-anchor:middle" arcsize="10923f" o:gfxdata="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" fillcolor="white [3201]" strokecolor="#70ad47 [3209]" strokeweight="3pt">
+              <v:roundrect w14:anchorId="1AD77615" id="_x0000_s1044" style="position:absolute;margin-left:360.3pt;margin-top:2.3pt;width:115.5pt;height:53.7pt;z-index:251893760;visibility:visible;mso-wrap-style:square;mso-width-percent:0;mso-height-percent:0;mso-wrap-distance-left:9pt;mso-wrap-distance-top:0;mso-wrap-distance-right:9pt;mso-wrap-distance-bottom:0;mso-position-horizontal:absolute;mso-position-horizontal-relative:text;mso-position-vertical:absolute;mso-position-vertical-relative:text;mso-width-percent:0;mso-height-percent:0;mso-width-relative:margin;mso-height-relative:margin;v-text-anchor:middle" arcsize="10923f" o:gfxdata="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" fillcolor="white [3201]" strokecolor="#70ad47 [3209]" strokeweight="3pt">
                 <v:stroke joinstyle="miter"/>
                 <v:textbox>
                   <w:txbxContent>
@@ -4760,7 +4955,7 @@
           </mc:Choice>
           <mc:Fallback>
             <w:pict>
-              <v:shape w14:anchorId="501A1125" id="Text Box 73" o:spid="_x0000_s1044" type="#_x0000_t202" style="position:absolute;margin-left:294.6pt;margin-top:.85pt;width:42.6pt;height:47.4pt;z-index:251911168;visibility:visible;mso-wrap-style:square;mso-width-percent:0;mso-height-percent:0;mso-wrap-distance-left:9pt;mso-wrap-distance-top:0;mso-wrap-distance-right:9pt;mso-wrap-distance-bottom:0;mso-position-horizontal:absolute;mso-position-horizontal-relative:text;mso-position-vertical:absolute;mso-position-vertical-relative:text;mso-width-percent:0;mso-height-percent:0;mso-width-relative:margin;mso-height-relative:margin;v-text-anchor:top" o:gfxdata="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" fillcolor="#e00" strokeweight=".5pt">
+              <v:shape w14:anchorId="501A1125" id="Text Box 73" o:spid="_x0000_s1045" type="#_x0000_t202" style="position:absolute;margin-left:294.6pt;margin-top:.85pt;width:42.6pt;height:47.4pt;z-index:251911168;visibility:visible;mso-wrap-style:square;mso-width-percent:0;mso-height-percent:0;mso-wrap-distance-left:9pt;mso-wrap-distance-top:0;mso-wrap-distance-right:9pt;mso-wrap-distance-bottom:0;mso-position-horizontal:absolute;mso-position-horizontal-relative:text;mso-position-vertical:absolute;mso-position-vertical-relative:text;mso-width-percent:0;mso-height-percent:0;mso-width-relative:margin;mso-height-relative:margin;v-text-anchor:top" o:gfxdata="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" fillcolor="#e00" strokeweight=".5pt">
                 <v:textbox>
                   <w:txbxContent>
                     <w:p>
@@ -4941,7 +5136,7 @@
           </mc:Choice>
           <mc:Fallback>
             <w:pict>
-              <v:shape w14:anchorId="65B89ABC" id="_x0000_s1045" type="#_x0000_t202" style="position:absolute;margin-left:126.6pt;margin-top:.85pt;width:42.6pt;height:46.8pt;z-index:251910144;visibility:visible;mso-wrap-style:square;mso-width-percent:0;mso-height-percent:0;mso-wrap-distance-left:9pt;mso-wrap-distance-top:0;mso-wrap-distance-right:9pt;mso-wrap-distance-bottom:0;mso-position-horizontal:absolute;mso-position-horizontal-relative:text;mso-position-vertical:absolute;mso-position-vertical-relative:text;mso-width-percent:0;mso-height-percent:0;mso-width-relative:margin;mso-height-relative:margin;v-text-anchor:top" o:gfxdata="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" fillcolor="#e00" strokeweight=".5pt">
+              <v:shape w14:anchorId="65B89ABC" id="_x0000_s1046" type="#_x0000_t202" style="position:absolute;margin-left:126.6pt;margin-top:.85pt;width:42.6pt;height:46.8pt;z-index:251910144;visibility:visible;mso-wrap-style:square;mso-width-percent:0;mso-height-percent:0;mso-wrap-distance-left:9pt;mso-wrap-distance-top:0;mso-wrap-distance-right:9pt;mso-wrap-distance-bottom:0;mso-position-horizontal:absolute;mso-position-horizontal-relative:text;mso-position-vertical:absolute;mso-position-vertical-relative:text;mso-width-percent:0;mso-height-percent:0;mso-width-relative:margin;mso-height-relative:margin;v-text-anchor:top" o:gfxdata="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" fillcolor="#e00" strokeweight=".5pt">
                 <v:textbox>
                   <w:txbxContent>
                     <w:p>
@@ -5162,7 +5357,7 @@
           </mc:Choice>
           <mc:Fallback>
             <w:pict>
-              <v:roundrect w14:anchorId="7BF8B9F5" id="_x0000_s1046" style="position:absolute;margin-left:0;margin-top:2pt;width:80.7pt;height:49.5pt;z-index:251892736;visibility:visible;mso-wrap-style:square;mso-width-percent:0;mso-height-percent:0;mso-wrap-distance-left:9pt;mso-wrap-distance-top:0;mso-wrap-distance-right:9pt;mso-wrap-distance-bottom:0;mso-position-horizontal:center;mso-position-horizontal-relative:margin;mso-position-vertical:absolute;mso-position-vertical-relative:text;mso-width-percent:0;mso-height-percent:0;mso-width-relative:margin;mso-height-relative:margin;v-text-anchor:middle" arcsize="10923f" o:gfxdata="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" fillcolor="white [3201]" strokecolor="#70ad47 [3209]" strokeweight="3pt">
+              <v:roundrect w14:anchorId="7BF8B9F5" id="_x0000_s1047" style="position:absolute;margin-left:0;margin-top:2pt;width:80.7pt;height:49.5pt;z-index:251892736;visibility:visible;mso-wrap-style:square;mso-width-percent:0;mso-height-percent:0;mso-wrap-distance-left:9pt;mso-wrap-distance-top:0;mso-wrap-distance-right:9pt;mso-wrap-distance-bottom:0;mso-position-horizontal:center;mso-position-horizontal-relative:margin;mso-position-vertical:absolute;mso-position-vertical-relative:text;mso-width-percent:0;mso-height-percent:0;mso-width-relative:margin;mso-height-relative:margin;v-text-anchor:middle" arcsize="10923f" o:gfxdata="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" fillcolor="white [3201]" strokecolor="#70ad47 [3209]" strokeweight="3pt">
                 <v:stroke joinstyle="miter"/>
                 <v:textbox>
                   <w:txbxContent>
@@ -5285,7 +5480,7 @@
           </mc:Choice>
           <mc:Fallback>
             <w:pict>
-              <v:rect w14:anchorId="617F57CC" id="_x0000_s1047" style="position:absolute;margin-left:8.4pt;margin-top:26.25pt;width:80.4pt;height:25.2pt;z-index:251901952;visibility:visible;mso-wrap-style:square;mso-wrap-distance-left:9pt;mso-wrap-distance-top:0;mso-wrap-distance-right:9pt;mso-wrap-distance-bottom:0;mso-position-horizontal:absolute;mso-position-horizontal-relative:text;mso-position-vertical:absolute;mso-position-vertical-relative:text;v-text-anchor:middle" o:gfxdata="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" fillcolor="white [3201]" strokecolor="#ed7d31 [3205]" strokeweight="1pt">
+              <v:rect w14:anchorId="617F57CC" id="_x0000_s1048" style="position:absolute;margin-left:8.4pt;margin-top:26.25pt;width:80.4pt;height:25.2pt;z-index:251901952;visibility:visible;mso-wrap-style:square;mso-wrap-distance-left:9pt;mso-wrap-distance-top:0;mso-wrap-distance-right:9pt;mso-wrap-distance-bottom:0;mso-position-horizontal:absolute;mso-position-horizontal-relative:text;mso-position-vertical:absolute;mso-position-vertical-relative:text;v-text-anchor:middle" o:gfxdata="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" fillcolor="white [3201]" strokecolor="#ed7d31 [3205]" strokeweight="1pt">
                 <v:textbox>
                   <w:txbxContent>
                     <w:p>
@@ -5483,7 +5678,7 @@
           </mc:Choice>
           <mc:Fallback>
             <w:pict>
-              <v:roundrect w14:anchorId="18525229" id="_x0000_s1048" style="position:absolute;margin-left:353.1pt;margin-top:2.15pt;width:115.5pt;height:50.7pt;z-index:251898880;visibility:visible;mso-wrap-style:square;mso-width-percent:0;mso-height-percent:0;mso-wrap-distance-left:9pt;mso-wrap-distance-top:0;mso-wrap-distance-right:9pt;mso-wrap-distance-bottom:0;mso-position-horizontal:absolute;mso-position-horizontal-relative:text;mso-position-vertical:absolute;mso-position-vertical-relative:text;mso-width-percent:0;mso-height-percent:0;mso-width-relative:margin;mso-height-relative:margin;v-text-anchor:middle" arcsize="10923f" o:gfxdata="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" fillcolor="white [3201]" strokecolor="#70ad47 [3209]" strokeweight="3pt">
+              <v:roundrect w14:anchorId="18525229" id="_x0000_s1049" style="position:absolute;margin-left:353.1pt;margin-top:2.15pt;width:115.5pt;height:50.7pt;z-index:251898880;visibility:visible;mso-wrap-style:square;mso-width-percent:0;mso-height-percent:0;mso-wrap-distance-left:9pt;mso-wrap-distance-top:0;mso-wrap-distance-right:9pt;mso-wrap-distance-bottom:0;mso-position-horizontal:absolute;mso-position-horizontal-relative:text;mso-position-vertical:absolute;mso-position-vertical-relative:text;mso-width-percent:0;mso-height-percent:0;mso-width-relative:margin;mso-height-relative:margin;v-text-anchor:middle" arcsize="10923f" o:gfxdata="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" fillcolor="white [3201]" strokecolor="#70ad47 [3209]" strokeweight="3pt">
                 <v:stroke joinstyle="miter"/>
                 <v:textbox>
                   <w:txbxContent>
@@ -5632,7 +5827,7 @@
           </mc:Choice>
           <mc:Fallback>
             <w:pict>
-              <v:shape w14:anchorId="2A176A05" id="_x0000_s1049" type="#_x0000_t202" style="position:absolute;margin-left:286.2pt;margin-top:.75pt;width:42.6pt;height:47.4pt;z-index:251914240;visibility:visible;mso-wrap-style:square;mso-width-percent:0;mso-height-percent:0;mso-wrap-distance-left:9pt;mso-wrap-distance-top:0;mso-wrap-distance-right:9pt;mso-wrap-distance-bottom:0;mso-position-horizontal:absolute;mso-position-horizontal-relative:text;mso-position-vertical:absolute;mso-position-vertical-relative:text;mso-width-percent:0;mso-height-percent:0;mso-width-relative:margin;mso-height-relative:margin;v-text-anchor:top" o:gfxdata="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" fillcolor="#e00" strokeweight=".5pt">
+              <v:shape w14:anchorId="2A176A05" id="_x0000_s1050" type="#_x0000_t202" style="position:absolute;margin-left:286.2pt;margin-top:.75pt;width:42.6pt;height:47.4pt;z-index:251914240;visibility:visible;mso-wrap-style:square;mso-width-percent:0;mso-height-percent:0;mso-wrap-distance-left:9pt;mso-wrap-distance-top:0;mso-wrap-distance-right:9pt;mso-wrap-distance-bottom:0;mso-position-horizontal:absolute;mso-position-horizontal-relative:text;mso-position-vertical:absolute;mso-position-vertical-relative:text;mso-width-percent:0;mso-height-percent:0;mso-width-relative:margin;mso-height-relative:margin;v-text-anchor:top" o:gfxdata="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" fillcolor="#e00" strokeweight=".5pt">
                 <v:textbox>
                   <w:txbxContent>
                     <w:p>
@@ -5853,7 +6048,7 @@
           </mc:Choice>
           <mc:Fallback>
             <w:pict>
-              <v:roundrect w14:anchorId="560395F1" id="_x0000_s1050" style="position:absolute;margin-left:0;margin-top:5.35pt;width:80.7pt;height:49.5pt;z-index:251897856;visibility:visible;mso-wrap-style:square;mso-width-percent:0;mso-height-percent:0;mso-wrap-distance-left:9pt;mso-wrap-distance-top:0;mso-wrap-distance-right:9pt;mso-wrap-distance-bottom:0;mso-position-horizontal:center;mso-position-horizontal-relative:margin;mso-position-vertical:absolute;mso-position-vertical-relative:text;mso-width-percent:0;mso-height-percent:0;mso-width-relative:margin;mso-height-relative:margin;v-text-anchor:middle" arcsize="10923f" o:gfxdata="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" fillcolor="white [3201]" strokecolor="#70ad47 [3209]" strokeweight="3pt">
+              <v:roundrect w14:anchorId="560395F1" id="_x0000_s1051" style="position:absolute;margin-left:0;margin-top:5.35pt;width:80.7pt;height:49.5pt;z-index:251897856;visibility:visible;mso-wrap-style:square;mso-width-percent:0;mso-height-percent:0;mso-wrap-distance-left:9pt;mso-wrap-distance-top:0;mso-wrap-distance-right:9pt;mso-wrap-distance-bottom:0;mso-position-horizontal:center;mso-position-horizontal-relative:margin;mso-position-vertical:absolute;mso-position-vertical-relative:text;mso-width-percent:0;mso-height-percent:0;mso-width-relative:margin;mso-height-relative:margin;v-text-anchor:middle" arcsize="10923f" o:gfxdata="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" fillcolor="white [3201]" strokecolor="#70ad47 [3209]" strokeweight="3pt">
                 <v:stroke joinstyle="miter"/>
                 <v:textbox>
                   <w:txbxContent>
@@ -6003,7 +6198,7 @@
           </mc:Choice>
           <mc:Fallback>
             <w:pict>
-              <v:shape w14:anchorId="0CE4D68B" id="_x0000_s1051" type="#_x0000_t202" style="position:absolute;margin-left:124.2pt;margin-top:5.25pt;width:42.6pt;height:46.8pt;z-index:251913216;visibility:visible;mso-wrap-style:square;mso-width-percent:0;mso-height-percent:0;mso-wrap-distance-left:9pt;mso-wrap-distance-top:0;mso-wrap-distance-right:9pt;mso-wrap-distance-bottom:0;mso-position-horizontal:absolute;mso-position-horizontal-relative:text;mso-position-vertical:absolute;mso-position-vertical-relative:text;mso-width-percent:0;mso-height-percent:0;mso-width-relative:margin;mso-height-relative:margin;v-text-anchor:top" o:gfxdata="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" fillcolor="#e00" strokeweight=".5pt">
+              <v:shape w14:anchorId="0CE4D68B" id="_x0000_s1052" type="#_x0000_t202" style="position:absolute;margin-left:124.2pt;margin-top:5.25pt;width:42.6pt;height:46.8pt;z-index:251913216;visibility:visible;mso-wrap-style:square;mso-width-percent:0;mso-height-percent:0;mso-wrap-distance-left:9pt;mso-wrap-distance-top:0;mso-wrap-distance-right:9pt;mso-wrap-distance-bottom:0;mso-position-horizontal:absolute;mso-position-horizontal-relative:text;mso-position-vertical:absolute;mso-position-vertical-relative:text;mso-width-percent:0;mso-height-percent:0;mso-width-relative:margin;mso-height-relative:margin;v-text-anchor:top" o:gfxdata="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" fillcolor="#e00" strokeweight=".5pt">
                 <v:textbox>
                   <w:txbxContent>
                     <w:p>
@@ -6214,7 +6409,7 @@
           </mc:Choice>
           <mc:Fallback>
             <w:pict>
-              <v:rect w14:anchorId="48802A0E" id="_x0000_s1052" style="position:absolute;margin-left:0;margin-top:-.05pt;width:95.4pt;height:27pt;z-index:251896832;visibility:visible;mso-wrap-style:square;mso-width-percent:0;mso-height-percent:0;mso-wrap-distance-left:9pt;mso-wrap-distance-top:0;mso-wrap-distance-right:9pt;mso-wrap-distance-bottom:0;mso-position-horizontal:absolute;mso-position-horizontal-relative:text;mso-position-vertical:absolute;mso-position-vertical-relative:text;mso-width-percent:0;mso-height-percent:0;mso-width-relative:margin;mso-height-relative:margin;v-text-anchor:middle" o:gfxdata="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" fillcolor="white [3201]" strokecolor="black [3200]" strokeweight="1pt">
+              <v:rect w14:anchorId="48802A0E" id="_x0000_s1053" style="position:absolute;margin-left:0;margin-top:-.05pt;width:95.4pt;height:27pt;z-index:251896832;visibility:visible;mso-wrap-style:square;mso-width-percent:0;mso-height-percent:0;mso-wrap-distance-left:9pt;mso-wrap-distance-top:0;mso-wrap-distance-right:9pt;mso-wrap-distance-bottom:0;mso-position-horizontal:absolute;mso-position-horizontal-relative:text;mso-position-vertical:absolute;mso-position-vertical-relative:text;mso-width-percent:0;mso-height-percent:0;mso-width-relative:margin;mso-height-relative:margin;v-text-anchor:middle" o:gfxdata="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" fillcolor="white [3201]" strokecolor="black [3200]" strokeweight="1pt">
                 <v:textbox>
                   <w:txbxContent>
                     <w:p>
@@ -6390,7 +6585,7 @@
           </mc:Choice>
           <mc:Fallback>
             <w:pict>
-              <v:rect w14:anchorId="73148095" id="_x0000_s1053" style="position:absolute;margin-left:-.6pt;margin-top:10.25pt;width:95.4pt;height:27pt;z-index:251920384;visibility:visible;mso-wrap-style:square;mso-width-percent:0;mso-height-percent:0;mso-wrap-distance-left:9pt;mso-wrap-distance-top:0;mso-wrap-distance-right:9pt;mso-wrap-distance-bottom:0;mso-position-horizontal:absolute;mso-position-horizontal-relative:text;mso-position-vertical:absolute;mso-position-vertical-relative:text;mso-width-percent:0;mso-height-percent:0;mso-width-relative:margin;mso-height-relative:margin;v-text-anchor:middle" o:gfxdata="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" fillcolor="white [3201]" strokecolor="black [3200]" strokeweight="1pt">
+              <v:rect w14:anchorId="73148095" id="_x0000_s1054" style="position:absolute;margin-left:-.6pt;margin-top:10.25pt;width:95.4pt;height:27pt;z-index:251920384;visibility:visible;mso-wrap-style:square;mso-width-percent:0;mso-height-percent:0;mso-wrap-distance-left:9pt;mso-wrap-distance-top:0;mso-wrap-distance-right:9pt;mso-wrap-distance-bottom:0;mso-position-horizontal:absolute;mso-position-horizontal-relative:text;mso-position-vertical:absolute;mso-position-vertical-relative:text;mso-width-percent:0;mso-height-percent:0;mso-width-relative:margin;mso-height-relative:margin;v-text-anchor:middle" o:gfxdata="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" fillcolor="white [3201]" strokecolor="black [3200]" strokeweight="1pt">
                 <v:textbox>
                   <w:txbxContent>
                     <w:p>
@@ -12575,7 +12770,7 @@
           </mc:Choice>
           <mc:Fallback>
             <w:pict>
-              <v:shape w14:anchorId="098252B7" id="Text Box 50" o:spid="_x0000_s1054" type="#_x0000_t202" style="position:absolute;left:0;text-align:left;margin-left:61.2pt;margin-top:483.6pt;width:136.8pt;height:81.6pt;z-index:251934720;visibility:visible;mso-wrap-style:square;mso-height-percent:0;mso-wrap-distance-left:9pt;mso-wrap-distance-top:0;mso-wrap-distance-right:9pt;mso-wrap-distance-bottom:0;mso-position-horizontal:absolute;mso-position-horizontal-relative:text;mso-position-vertical:absolute;mso-position-vertical-relative:text;mso-height-percent:0;mso-height-relative:margin;v-text-anchor:top" o:gfxdata="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" fillcolor="white [3201]" strokeweight=".5pt">
+              <v:shape w14:anchorId="098252B7" id="Text Box 50" o:spid="_x0000_s1055" type="#_x0000_t202" style="position:absolute;left:0;text-align:left;margin-left:61.2pt;margin-top:483.6pt;width:136.8pt;height:81.6pt;z-index:251934720;visibility:visible;mso-wrap-style:square;mso-height-percent:0;mso-wrap-distance-left:9pt;mso-wrap-distance-top:0;mso-wrap-distance-right:9pt;mso-wrap-distance-bottom:0;mso-position-horizontal:absolute;mso-position-horizontal-relative:text;mso-position-vertical:absolute;mso-position-vertical-relative:text;mso-height-percent:0;mso-height-relative:margin;v-text-anchor:top" o:gfxdata="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" fillcolor="white [3201]" strokeweight=".5pt">
                 <v:textbox>
                   <w:txbxContent>
                     <w:p>
@@ -14585,7 +14780,6 @@
           <w:p>
             <w:pPr>
               <w:rPr>
-                <w:rFonts w:hint="eastAsia"/>
                 <w:color w:val="EE0000"/>
               </w:rPr>
             </w:pPr>

--- a/넷겜플 추진 기획서.docx
+++ b/넷겜플 추진 기획서.docx
@@ -15424,22 +15424,60 @@
             <w:tcW w:w="1292" w:type="dxa"/>
           </w:tcPr>
           <w:p>
+            <w:pPr>
+              <w:rPr>
+                <w:rFonts w:hint="eastAsia"/>
+                <w:strike/>
+                <w:color w:val="EE0000"/>
+              </w:rPr>
+            </w:pPr>
             <w:proofErr w:type="spellStart"/>
             <w:r>
               <w:rPr>
                 <w:rFonts w:hint="eastAsia"/>
+                <w:strike/>
               </w:rPr>
               <w:t>RecvWorld</w:t>
             </w:r>
             <w:proofErr w:type="spellEnd"/>
             <w:r>
+              <w:rPr>
+                <w:strike/>
+              </w:rPr>
               <w:br/>
             </w:r>
             <w:r>
               <w:rPr>
                 <w:rFonts w:hint="eastAsia"/>
+                <w:strike/>
               </w:rPr>
               <w:t>- Player</w:t>
+            </w:r>
+            <w:r>
+              <w:rPr>
+                <w:strike/>
+              </w:rPr>
+              <w:br/>
+            </w:r>
+            <w:r>
+              <w:rPr>
+                <w:rFonts w:hint="eastAsia"/>
+                <w:color w:val="EE0000"/>
+              </w:rPr>
+              <w:t xml:space="preserve">이전에 </w:t>
+            </w:r>
+            <w:r>
+              <w:rPr>
+                <w:color w:val="EE0000"/>
+              </w:rPr>
+              <w:br/>
+            </w:r>
+            <w:r>
+              <w:rPr>
+                <w:rFonts w:hint="eastAsia"/>
+                <w:color w:val="EE0000"/>
+              </w:rPr>
+              <w:t>구현하였음</w:t>
             </w:r>
           </w:p>
         </w:tc>

--- a/넷겜플 추진 기획서.docx
+++ b/넷겜플 추진 기획서.docx
@@ -6787,19 +6787,11 @@
     </w:p>
     <w:p/>
     <w:p>
-      <w:proofErr w:type="gramStart"/>
-      <w:r>
-        <w:rPr>
-          <w:rFonts w:hint="eastAsia"/>
-        </w:rPr>
-        <w:t>Player :</w:t>
-      </w:r>
-      <w:proofErr w:type="gramEnd"/>
-      <w:r>
-        <w:rPr>
-          <w:rFonts w:hint="eastAsia"/>
-        </w:rPr>
-        <w:t xml:space="preserve"> Object 상속</w:t>
+      <w:r>
+        <w:rPr>
+          <w:rFonts w:hint="eastAsia"/>
+        </w:rPr>
+        <w:t>Player : Object 상속</w:t>
       </w:r>
     </w:p>
     <w:p>
@@ -7177,129 +7169,127 @@
         </w:rPr>
         <w:tab/>
       </w:r>
-      <w:proofErr w:type="gramStart"/>
       <w:r>
         <w:rPr>
           <w:rFonts w:hint="eastAsia"/>
           <w:sz w:val="20"/>
           <w:szCs w:val="20"/>
         </w:rPr>
-        <w:t>// 위치</w:t>
-      </w:r>
-      <w:proofErr w:type="gramEnd"/>
-      <w:r>
-        <w:rPr>
-          <w:rFonts w:hint="eastAsia"/>
+        <w:t>// 위치 이동 계산이 없으므로 int</w:t>
+      </w:r>
+    </w:p>
+    <w:p>
+      <w:pPr>
+        <w:rPr>
           <w:sz w:val="20"/>
           <w:szCs w:val="20"/>
         </w:rPr>
-        <w:t xml:space="preserve"> 이동 계산이 없으므로 int</w:t>
-      </w:r>
-    </w:p>
-    <w:p>
-      <w:pPr>
+      </w:pPr>
+      <w:r>
         <w:rPr>
           <w:sz w:val="20"/>
           <w:szCs w:val="20"/>
         </w:rPr>
-      </w:pPr>
-      <w:r>
-        <w:rPr>
+        <w:tab/>
+      </w:r>
+      <w:r>
+        <w:rPr>
+          <w:rFonts w:hint="eastAsia"/>
           <w:sz w:val="20"/>
           <w:szCs w:val="20"/>
         </w:rPr>
-        <w:tab/>
-      </w:r>
-      <w:r>
-        <w:rPr>
-          <w:rFonts w:hint="eastAsia"/>
+        <w:t>bool jump;</w:t>
+      </w:r>
+    </w:p>
+    <w:p>
+      <w:pPr>
+        <w:rPr>
           <w:sz w:val="20"/>
           <w:szCs w:val="20"/>
         </w:rPr>
-        <w:t>bool jump;</w:t>
-      </w:r>
-    </w:p>
-    <w:p>
-      <w:pPr>
+      </w:pPr>
+      <w:r>
         <w:rPr>
           <w:sz w:val="20"/>
           <w:szCs w:val="20"/>
         </w:rPr>
-      </w:pPr>
-      <w:r>
-        <w:rPr>
+        <w:tab/>
+      </w:r>
+      <w:r>
+        <w:rPr>
+          <w:rFonts w:hint="eastAsia"/>
           <w:sz w:val="20"/>
           <w:szCs w:val="20"/>
         </w:rPr>
-        <w:tab/>
-      </w:r>
+        <w:t xml:space="preserve">float </w:t>
+      </w:r>
+      <w:proofErr w:type="spellStart"/>
       <w:r>
         <w:rPr>
           <w:rFonts w:hint="eastAsia"/>
           <w:sz w:val="20"/>
           <w:szCs w:val="20"/>
         </w:rPr>
-        <w:t xml:space="preserve">float </w:t>
-      </w:r>
-      <w:proofErr w:type="spellStart"/>
+        <w:t>deltax</w:t>
+      </w:r>
+      <w:proofErr w:type="spellEnd"/>
       <w:r>
         <w:rPr>
           <w:rFonts w:hint="eastAsia"/>
           <w:sz w:val="20"/>
           <w:szCs w:val="20"/>
         </w:rPr>
-        <w:t>deltax</w:t>
-      </w:r>
-      <w:proofErr w:type="spellEnd"/>
+        <w:t xml:space="preserve">, </w:t>
+      </w:r>
+      <w:proofErr w:type="spellStart"/>
       <w:r>
         <w:rPr>
           <w:rFonts w:hint="eastAsia"/>
           <w:sz w:val="20"/>
           <w:szCs w:val="20"/>
         </w:rPr>
-        <w:t xml:space="preserve">, </w:t>
-      </w:r>
-      <w:proofErr w:type="spellStart"/>
+        <w:t>deltay</w:t>
+      </w:r>
+      <w:proofErr w:type="spellEnd"/>
       <w:r>
         <w:rPr>
           <w:rFonts w:hint="eastAsia"/>
           <w:sz w:val="20"/>
           <w:szCs w:val="20"/>
         </w:rPr>
-        <w:t>deltay</w:t>
-      </w:r>
-      <w:proofErr w:type="spellEnd"/>
-      <w:r>
-        <w:rPr>
-          <w:rFonts w:hint="eastAsia"/>
+        <w:t>;</w:t>
+      </w:r>
+    </w:p>
+    <w:p>
+      <w:pPr>
+        <w:rPr>
           <w:sz w:val="20"/>
           <w:szCs w:val="20"/>
         </w:rPr>
-        <w:t>;</w:t>
-      </w:r>
-    </w:p>
-    <w:p>
-      <w:pPr>
+      </w:pPr>
+      <w:r>
         <w:rPr>
           <w:sz w:val="20"/>
           <w:szCs w:val="20"/>
         </w:rPr>
-      </w:pPr>
-      <w:r>
-        <w:rPr>
+        <w:tab/>
+      </w:r>
+      <w:r>
+        <w:rPr>
+          <w:rFonts w:hint="eastAsia"/>
+          <w:color w:val="EE0000"/>
           <w:sz w:val="20"/>
           <w:szCs w:val="20"/>
         </w:rPr>
-        <w:tab/>
-      </w:r>
-      <w:r>
-        <w:rPr>
-          <w:rFonts w:hint="eastAsia"/>
+        <w:t>bool quit;</w:t>
+      </w:r>
+      <w:r>
+        <w:rPr>
           <w:color w:val="EE0000"/>
           <w:sz w:val="20"/>
           <w:szCs w:val="20"/>
         </w:rPr>
-        <w:t>bool quit;</w:t>
+        <w:tab/>
       </w:r>
       <w:r>
         <w:rPr>
@@ -7311,13 +7301,13 @@
       </w:r>
       <w:r>
         <w:rPr>
+          <w:rFonts w:hint="eastAsia"/>
           <w:color w:val="EE0000"/>
           <w:sz w:val="20"/>
           <w:szCs w:val="20"/>
         </w:rPr>
-        <w:tab/>
-      </w:r>
-      <w:proofErr w:type="gramStart"/>
+        <w:t xml:space="preserve">// 키보드 q키를 눌러 클라이언트가 </w:t>
+      </w:r>
       <w:r>
         <w:rPr>
           <w:rFonts w:hint="eastAsia"/>
@@ -7325,43 +7315,38 @@
           <w:sz w:val="20"/>
           <w:szCs w:val="20"/>
         </w:rPr>
-        <w:t>// 키보드</w:t>
-      </w:r>
-      <w:proofErr w:type="gramEnd"/>
-      <w:r>
-        <w:rPr>
-          <w:rFonts w:hint="eastAsia"/>
+        <w:t>종료할</w:t>
+      </w:r>
+    </w:p>
+    <w:p>
+      <w:pPr>
+        <w:rPr>
           <w:color w:val="EE0000"/>
           <w:sz w:val="20"/>
           <w:szCs w:val="20"/>
         </w:rPr>
-        <w:t xml:space="preserve"> q키를 눌러 클라이언트가 </w:t>
-      </w:r>
-      <w:r>
-        <w:rPr>
-          <w:rFonts w:hint="eastAsia"/>
-          <w:color w:val="EE0000"/>
+      </w:pPr>
+      <w:r>
+        <w:rPr>
+          <w:rFonts w:hint="eastAsia"/>
           <w:sz w:val="20"/>
           <w:szCs w:val="20"/>
         </w:rPr>
-        <w:t>종료할</w:t>
-      </w:r>
-    </w:p>
-    <w:p>
-      <w:pPr>
-        <w:rPr>
-          <w:color w:val="EE0000"/>
+        <w:t>}</w:t>
+      </w:r>
+      <w:r>
+        <w:rPr>
           <w:sz w:val="20"/>
           <w:szCs w:val="20"/>
         </w:rPr>
-      </w:pPr>
-      <w:r>
-        <w:rPr>
-          <w:rFonts w:hint="eastAsia"/>
+        <w:tab/>
+      </w:r>
+      <w:r>
+        <w:rPr>
           <w:sz w:val="20"/>
           <w:szCs w:val="20"/>
         </w:rPr>
-        <w:t>}</w:t>
+        <w:tab/>
       </w:r>
       <w:r>
         <w:rPr>
@@ -7379,37 +7364,12 @@
       </w:r>
       <w:r>
         <w:rPr>
+          <w:rFonts w:hint="eastAsia"/>
+          <w:color w:val="EE0000"/>
           <w:sz w:val="20"/>
           <w:szCs w:val="20"/>
         </w:rPr>
-        <w:tab/>
-      </w:r>
-      <w:r>
-        <w:rPr>
-          <w:sz w:val="20"/>
-          <w:szCs w:val="20"/>
-        </w:rPr>
-        <w:tab/>
-      </w:r>
-      <w:proofErr w:type="gramStart"/>
-      <w:r>
-        <w:rPr>
-          <w:rFonts w:hint="eastAsia"/>
-          <w:color w:val="EE0000"/>
-          <w:sz w:val="20"/>
-          <w:szCs w:val="20"/>
-        </w:rPr>
-        <w:t>// 경우</w:t>
-      </w:r>
-      <w:proofErr w:type="gramEnd"/>
-      <w:r>
-        <w:rPr>
-          <w:rFonts w:hint="eastAsia"/>
-          <w:color w:val="EE0000"/>
-          <w:sz w:val="20"/>
-          <w:szCs w:val="20"/>
-        </w:rPr>
-        <w:t>, 서버에게도 이</w:t>
+        <w:t>// 경우, 서버에게도 이</w:t>
       </w:r>
       <w:r>
         <w:rPr>
@@ -7904,7 +7864,6 @@
           <w:color w:val="EE0000"/>
         </w:rPr>
       </w:pPr>
-      <w:proofErr w:type="gramStart"/>
       <w:r>
         <w:rPr>
           <w:rFonts w:hint="eastAsia"/>
@@ -7917,15 +7876,7 @@
           <w:rFonts w:hint="eastAsia"/>
           <w:color w:val="EE0000"/>
         </w:rPr>
-        <w:t>객체</w:t>
-      </w:r>
-      <w:proofErr w:type="gramEnd"/>
-      <w:r>
-        <w:rPr>
-          <w:rFonts w:hint="eastAsia"/>
-          <w:color w:val="EE0000"/>
-        </w:rPr>
-        <w:t xml:space="preserve"> 생성, 플레이어의 초기 위치 지정</w:t>
+        <w:t>객체 생성, 플레이어의 초기 위치 지정</w:t>
       </w:r>
       <w:r>
         <w:rPr>
@@ -8071,21 +8022,12 @@
           <w:color w:val="EE0000"/>
         </w:rPr>
       </w:pPr>
-      <w:proofErr w:type="gramStart"/>
-      <w:r>
-        <w:rPr>
-          <w:rFonts w:hint="eastAsia"/>
-          <w:color w:val="EE0000"/>
-        </w:rPr>
-        <w:t>// 2025</w:t>
-      </w:r>
-      <w:proofErr w:type="gramEnd"/>
-      <w:r>
-        <w:rPr>
-          <w:rFonts w:hint="eastAsia"/>
-          <w:color w:val="EE0000"/>
-        </w:rPr>
-        <w:t>-11-19일</w:t>
+      <w:r>
+        <w:rPr>
+          <w:rFonts w:hint="eastAsia"/>
+          <w:color w:val="EE0000"/>
+        </w:rPr>
+        <w:t>// 2025-11-19일</w:t>
       </w:r>
     </w:p>
     <w:p>
@@ -8125,7 +8067,6 @@
     <w:p/>
     <w:p>
       <w:proofErr w:type="spellStart"/>
-      <w:proofErr w:type="gramStart"/>
       <w:r>
         <w:rPr>
           <w:rFonts w:hint="eastAsia"/>
@@ -8137,14 +8078,7 @@
         <w:rPr>
           <w:rFonts w:hint="eastAsia"/>
         </w:rPr>
-        <w:t xml:space="preserve"> :</w:t>
-      </w:r>
-      <w:proofErr w:type="gramEnd"/>
-      <w:r>
-        <w:rPr>
-          <w:rFonts w:hint="eastAsia"/>
-        </w:rPr>
-        <w:t xml:space="preserve"> Object 상속</w:t>
+        <w:t xml:space="preserve"> : Object 상속</w:t>
       </w:r>
     </w:p>
     <w:p>
@@ -8231,29 +8165,14 @@
         <w:rPr>
           <w:color w:val="EE0000"/>
         </w:rPr>
-        <w:t>[3</w:t>
-      </w:r>
-      <w:proofErr w:type="gramStart"/>
-      <w:r>
-        <w:rPr>
-          <w:color w:val="EE0000"/>
-        </w:rPr>
-        <w:t>]</w:t>
-      </w:r>
-      <w:r>
-        <w:rPr>
-          <w:rFonts w:hint="eastAsia"/>
-          <w:color w:val="EE0000"/>
-        </w:rPr>
-        <w:t>:이동</w:t>
-      </w:r>
-      <w:proofErr w:type="gramEnd"/>
-      <w:r>
-        <w:rPr>
-          <w:rFonts w:hint="eastAsia"/>
-          <w:color w:val="EE0000"/>
-        </w:rPr>
-        <w:t xml:space="preserve"> 거리를 계산해 최대 변화량이 넘어가면 방향을 반대로 설정</w:t>
+        <w:t>[3]</w:t>
+      </w:r>
+      <w:r>
+        <w:rPr>
+          <w:rFonts w:hint="eastAsia"/>
+          <w:color w:val="EE0000"/>
+        </w:rPr>
+        <w:t>:이동 거리를 계산해 최대 변화량이 넘어가면 방향을 반대로 설정</w:t>
       </w:r>
     </w:p>
     <w:p>
@@ -8725,11 +8644,19 @@
           <w:color w:val="EE0000"/>
         </w:rPr>
       </w:pPr>
-      <w:r>
-        <w:rPr>
-          <w:color w:val="EE0000"/>
-        </w:rPr>
-        <w:t xml:space="preserve">void </w:t>
+      <w:proofErr w:type="gramStart"/>
+      <w:r>
+        <w:rPr>
+          <w:color w:val="EE0000"/>
+        </w:rPr>
+        <w:t>void</w:t>
+      </w:r>
+      <w:proofErr w:type="gramEnd"/>
+      <w:r>
+        <w:rPr>
+          <w:color w:val="EE0000"/>
+        </w:rPr>
+        <w:t xml:space="preserve"> </w:t>
       </w:r>
       <w:proofErr w:type="spellStart"/>
       <w:proofErr w:type="gramStart"/>
@@ -9847,21 +9774,12 @@
           <w:color w:val="EE0000"/>
         </w:rPr>
       </w:pPr>
-      <w:proofErr w:type="gramStart"/>
-      <w:r>
-        <w:rPr>
-          <w:rFonts w:hint="eastAsia"/>
-          <w:color w:val="EE0000"/>
-        </w:rPr>
-        <w:t>// 2025</w:t>
-      </w:r>
-      <w:proofErr w:type="gramEnd"/>
-      <w:r>
-        <w:rPr>
-          <w:rFonts w:hint="eastAsia"/>
-          <w:color w:val="EE0000"/>
-        </w:rPr>
-        <w:t xml:space="preserve">-11-12일 </w:t>
+      <w:r>
+        <w:rPr>
+          <w:rFonts w:hint="eastAsia"/>
+          <w:color w:val="EE0000"/>
+        </w:rPr>
+        <w:t xml:space="preserve">// 2025-11-12일 </w:t>
       </w:r>
       <w:r>
         <w:rPr>
@@ -10940,21 +10858,7 @@
         <w:rPr>
           <w:rFonts w:hint="eastAsia"/>
         </w:rPr>
-        <w:t>GAME_STATE_WAITING = 0</w:t>
-      </w:r>
-      <w:proofErr w:type="gramStart"/>
-      <w:r>
-        <w:rPr>
-          <w:rFonts w:hint="eastAsia"/>
-        </w:rPr>
-        <w:t>, /</w:t>
-      </w:r>
-      <w:proofErr w:type="gramEnd"/>
-      <w:r>
-        <w:rPr>
-          <w:rFonts w:hint="eastAsia"/>
-        </w:rPr>
-        <w:t>/ 모든 클라이언트 접속 대기 &amp; 초기화 정보 송신 단계</w:t>
+        <w:t>GAME_STATE_WAITING = 0, // 모든 클라이언트 접속 대기 &amp; 초기화 정보 송신 단계</w:t>
       </w:r>
     </w:p>
     <w:p>
@@ -10963,43 +10867,15 @@
           <w:rFonts w:hint="eastAsia"/>
         </w:rPr>
         <w:lastRenderedPageBreak/>
-        <w:t>GAME_STATE_RUNNING = 1</w:t>
-      </w:r>
-      <w:proofErr w:type="gramStart"/>
-      <w:r>
-        <w:rPr>
-          <w:rFonts w:hint="eastAsia"/>
-        </w:rPr>
-        <w:t>, /</w:t>
-      </w:r>
-      <w:proofErr w:type="gramEnd"/>
-      <w:r>
-        <w:rPr>
-          <w:rFonts w:hint="eastAsia"/>
-        </w:rPr>
-        <w:t xml:space="preserve">/ 실제 경기 중 </w:t>
-      </w:r>
-    </w:p>
-    <w:p>
-      <w:r>
-        <w:rPr>
-          <w:rFonts w:hint="eastAsia"/>
-        </w:rPr>
-        <w:t>GAME_STATE_FINISHED = 2</w:t>
-      </w:r>
-      <w:proofErr w:type="gramStart"/>
-      <w:r>
-        <w:rPr>
-          <w:rFonts w:hint="eastAsia"/>
-        </w:rPr>
-        <w:t>, /</w:t>
-      </w:r>
-      <w:proofErr w:type="gramEnd"/>
-      <w:r>
-        <w:rPr>
-          <w:rFonts w:hint="eastAsia"/>
-        </w:rPr>
-        <w:t>/ 우승자</w:t>
+        <w:t xml:space="preserve">GAME_STATE_RUNNING = 1, // 실제 경기 중 </w:t>
+      </w:r>
+    </w:p>
+    <w:p>
+      <w:r>
+        <w:rPr>
+          <w:rFonts w:hint="eastAsia"/>
+        </w:rPr>
+        <w:t>GAME_STATE_FINISHED = 2, // 우승자</w:t>
       </w:r>
       <w:r>
         <w:rPr>
@@ -11021,27 +10897,13 @@
         <w:rPr>
           <w:rFonts w:hint="eastAsia"/>
         </w:rPr>
-        <w:t xml:space="preserve">GAME_STATE_RESETTING = </w:t>
-      </w:r>
-      <w:proofErr w:type="gramStart"/>
-      <w:r>
-        <w:rPr>
-          <w:rFonts w:hint="eastAsia"/>
-        </w:rPr>
-        <w:t>3</w:t>
-      </w:r>
-      <w:r>
-        <w:rPr>
-          <w:rFonts w:hint="eastAsia"/>
-        </w:rPr>
-        <w:t xml:space="preserve"> /</w:t>
-      </w:r>
-      <w:proofErr w:type="gramEnd"/>
-      <w:r>
-        <w:rPr>
-          <w:rFonts w:hint="eastAsia"/>
-        </w:rPr>
-        <w:t xml:space="preserve">/ </w:t>
+        <w:t>GAME_STATE_RESETTING = 3</w:t>
+      </w:r>
+      <w:r>
+        <w:rPr>
+          <w:rFonts w:hint="eastAsia"/>
+        </w:rPr>
+        <w:t xml:space="preserve"> // </w:t>
       </w:r>
       <w:r>
         <w:rPr>
@@ -11159,33 +11021,11 @@
         </w:rPr>
         <w:t>0</w:t>
       </w:r>
-      <w:proofErr w:type="gramStart"/>
-      <w:r>
-        <w:rPr>
-          <w:rFonts w:hint="eastAsia"/>
-        </w:rPr>
-        <w:t>, /</w:t>
-      </w:r>
-      <w:proofErr w:type="gramEnd"/>
-      <w:r>
-        <w:rPr>
-          <w:rFonts w:hint="eastAsia"/>
-        </w:rPr>
-        <w:t xml:space="preserve">/ 서버 -&gt; </w:t>
-      </w:r>
-      <w:proofErr w:type="gramStart"/>
-      <w:r>
-        <w:rPr>
-          <w:rFonts w:hint="eastAsia"/>
-        </w:rPr>
-        <w:t>클라 :</w:t>
-      </w:r>
-      <w:proofErr w:type="gramEnd"/>
-      <w:r>
-        <w:rPr>
-          <w:rFonts w:hint="eastAsia"/>
-        </w:rPr>
-        <w:t xml:space="preserve"> 월드의 정적 오브젝트 정보 </w:t>
+      <w:r>
+        <w:rPr>
+          <w:rFonts w:hint="eastAsia"/>
+        </w:rPr>
+        <w:t xml:space="preserve">, // 서버 -&gt; 클라 : 월드의 정적 오브젝트 정보 </w:t>
       </w:r>
       <w:r>
         <w:br/>
@@ -11209,35 +11049,7 @@
         <w:rPr>
           <w:rFonts w:hint="eastAsia"/>
         </w:rPr>
-        <w:t>PACK_INIT_PLAYERS = 2</w:t>
-      </w:r>
-      <w:proofErr w:type="gramStart"/>
-      <w:r>
-        <w:rPr>
-          <w:rFonts w:hint="eastAsia"/>
-        </w:rPr>
-        <w:t>, /</w:t>
-      </w:r>
-      <w:proofErr w:type="gramEnd"/>
-      <w:r>
-        <w:rPr>
-          <w:rFonts w:hint="eastAsia"/>
-        </w:rPr>
-        <w:t xml:space="preserve">/ 서버 -&gt; </w:t>
-      </w:r>
-      <w:proofErr w:type="gramStart"/>
-      <w:r>
-        <w:rPr>
-          <w:rFonts w:hint="eastAsia"/>
-        </w:rPr>
-        <w:t>클라 :</w:t>
-      </w:r>
-      <w:proofErr w:type="gramEnd"/>
-      <w:r>
-        <w:rPr>
-          <w:rFonts w:hint="eastAsia"/>
-        </w:rPr>
-        <w:t xml:space="preserve"> 플레이어 초기 </w:t>
+        <w:t xml:space="preserve">PACK_INIT_PLAYERS = 2, // 서버 -&gt; 클라 : 플레이어 초기 </w:t>
       </w:r>
       <w:proofErr w:type="spellStart"/>
       <w:r>
@@ -11259,21 +11071,7 @@
         <w:rPr>
           <w:rFonts w:hint="eastAsia"/>
         </w:rPr>
-        <w:t>PACK_PLAYER_INPUT = 3</w:t>
-      </w:r>
-      <w:proofErr w:type="gramStart"/>
-      <w:r>
-        <w:rPr>
-          <w:rFonts w:hint="eastAsia"/>
-        </w:rPr>
-        <w:t>, /</w:t>
-      </w:r>
-      <w:proofErr w:type="gramEnd"/>
-      <w:r>
-        <w:rPr>
-          <w:rFonts w:hint="eastAsia"/>
-        </w:rPr>
-        <w:t>/ 클라 -&gt; 서버: 클라이언트의 입력 값</w:t>
+        <w:t>PACK_PLAYER_INPUT = 3, // 클라 -&gt; 서버: 클라이언트의 입력 값</w:t>
       </w:r>
       <w:r>
         <w:br/>
@@ -11290,33 +11088,11 @@
         </w:rPr>
         <w:t>4</w:t>
       </w:r>
-      <w:proofErr w:type="gramStart"/>
-      <w:r>
-        <w:rPr>
-          <w:rFonts w:hint="eastAsia"/>
-        </w:rPr>
-        <w:t>, /</w:t>
-      </w:r>
-      <w:proofErr w:type="gramEnd"/>
-      <w:r>
-        <w:rPr>
-          <w:rFonts w:hint="eastAsia"/>
-        </w:rPr>
-        <w:t xml:space="preserve">/ 서버 -&gt; </w:t>
-      </w:r>
-      <w:proofErr w:type="gramStart"/>
-      <w:r>
-        <w:rPr>
-          <w:rFonts w:hint="eastAsia"/>
-        </w:rPr>
-        <w:t>클라 :</w:t>
-      </w:r>
-      <w:proofErr w:type="gramEnd"/>
-      <w:r>
-        <w:rPr>
-          <w:rFonts w:hint="eastAsia"/>
-        </w:rPr>
-        <w:t xml:space="preserve"> 매 </w:t>
+      <w:r>
+        <w:rPr>
+          <w:rFonts w:hint="eastAsia"/>
+        </w:rPr>
+        <w:t xml:space="preserve">, // 서버 -&gt; 클라 : 매 </w:t>
       </w:r>
       <w:proofErr w:type="spellStart"/>
       <w:r>
@@ -11347,35 +11123,12 @@
         </w:rPr>
         <w:t>5</w:t>
       </w:r>
-      <w:proofErr w:type="gramStart"/>
-      <w:r>
-        <w:rPr>
-          <w:rFonts w:hint="eastAsia"/>
-        </w:rPr>
-        <w:t>, /</w:t>
-      </w:r>
-      <w:proofErr w:type="gramEnd"/>
-      <w:r>
-        <w:rPr>
-          <w:rFonts w:hint="eastAsia"/>
-        </w:rPr>
-        <w:t xml:space="preserve">/ 클라 -&gt; </w:t>
-      </w:r>
-      <w:proofErr w:type="gramStart"/>
-      <w:r>
-        <w:rPr>
-          <w:rFonts w:hint="eastAsia"/>
-        </w:rPr>
-        <w:t>서버 :</w:t>
-      </w:r>
-      <w:proofErr w:type="gramEnd"/>
-      <w:r>
-        <w:rPr>
-          <w:rFonts w:hint="eastAsia"/>
-        </w:rPr>
-        <w:t xml:space="preserve"> 조작 변화(좌우 이동, 점프 등) PACK_GAME_STATE_CHANGE = </w:t>
-      </w:r>
-      <w:proofErr w:type="gramStart"/>
+      <w:r>
+        <w:rPr>
+          <w:rFonts w:hint="eastAsia"/>
+        </w:rPr>
+        <w:t xml:space="preserve">, // 클라 -&gt; 서버 : 조작 변화(좌우 이동, 점프 등) PACK_GAME_STATE_CHANGE = </w:t>
+      </w:r>
       <w:r>
         <w:rPr>
           <w:rFonts w:hint="eastAsia"/>
@@ -11386,28 +11139,7 @@
         <w:rPr>
           <w:rFonts w:hint="eastAsia"/>
         </w:rPr>
-        <w:t xml:space="preserve"> /</w:t>
-      </w:r>
-      <w:proofErr w:type="gramEnd"/>
-      <w:r>
-        <w:rPr>
-          <w:rFonts w:hint="eastAsia"/>
-        </w:rPr>
-        <w:t xml:space="preserve">/ 서버 -&gt; </w:t>
-      </w:r>
-      <w:proofErr w:type="gramStart"/>
-      <w:r>
-        <w:rPr>
-          <w:rFonts w:hint="eastAsia"/>
-        </w:rPr>
-        <w:t>클라 :</w:t>
-      </w:r>
-      <w:proofErr w:type="gramEnd"/>
-      <w:r>
-        <w:rPr>
-          <w:rFonts w:hint="eastAsia"/>
-        </w:rPr>
-        <w:t xml:space="preserve"> 게임 상태</w:t>
+        <w:t xml:space="preserve"> // 서버 -&gt; 클라 : 게임 상태</w:t>
       </w:r>
       <w:r>
         <w:rPr>
@@ -11465,21 +11197,7 @@
         <w:rPr>
           <w:rFonts w:hint="eastAsia"/>
         </w:rPr>
-        <w:t xml:space="preserve"> type</w:t>
-      </w:r>
-      <w:proofErr w:type="gramStart"/>
-      <w:r>
-        <w:rPr>
-          <w:rFonts w:hint="eastAsia"/>
-        </w:rPr>
-        <w:t>; /</w:t>
-      </w:r>
-      <w:proofErr w:type="gramEnd"/>
-      <w:r>
-        <w:rPr>
-          <w:rFonts w:hint="eastAsia"/>
-        </w:rPr>
-        <w:t xml:space="preserve">/ </w:t>
+        <w:t xml:space="preserve"> type; // </w:t>
       </w:r>
       <w:proofErr w:type="spellStart"/>
       <w:r>
@@ -11502,21 +11220,7 @@
         <w:rPr>
           <w:rFonts w:hint="eastAsia"/>
         </w:rPr>
-        <w:t>uint16_t size</w:t>
-      </w:r>
-      <w:proofErr w:type="gramStart"/>
-      <w:r>
-        <w:rPr>
-          <w:rFonts w:hint="eastAsia"/>
-        </w:rPr>
-        <w:t>; /</w:t>
-      </w:r>
-      <w:proofErr w:type="gramEnd"/>
-      <w:r>
-        <w:rPr>
-          <w:rFonts w:hint="eastAsia"/>
-        </w:rPr>
-        <w:t xml:space="preserve">/ 전체 바이트 수(헤더 포함) </w:t>
+        <w:t xml:space="preserve">uint16_t size; // 전체 바이트 수(헤더 포함) </w:t>
       </w:r>
       <w:r>
         <w:br/>
@@ -11723,27 +11427,13 @@
         <w:rPr>
           <w:rFonts w:hint="eastAsia"/>
         </w:rPr>
-        <w:t xml:space="preserve"> players[3]</w:t>
-      </w:r>
-      <w:proofErr w:type="gramStart"/>
-      <w:r>
-        <w:rPr>
-          <w:rFonts w:hint="eastAsia"/>
-        </w:rPr>
-        <w:t>;</w:t>
-      </w:r>
-      <w:r>
-        <w:rPr>
-          <w:rFonts w:hint="eastAsia"/>
-        </w:rPr>
-        <w:t xml:space="preserve"> /</w:t>
-      </w:r>
-      <w:proofErr w:type="gramEnd"/>
-      <w:r>
-        <w:rPr>
-          <w:rFonts w:hint="eastAsia"/>
-        </w:rPr>
-        <w:t>/ 모든 플레이어의 초기 위치</w:t>
+        <w:t xml:space="preserve"> players[3];</w:t>
+      </w:r>
+      <w:r>
+        <w:rPr>
+          <w:rFonts w:hint="eastAsia"/>
+        </w:rPr>
+        <w:t xml:space="preserve"> // 모든 플레이어의 초기 위치</w:t>
       </w:r>
       <w:r>
         <w:br/>
@@ -11764,19 +11454,11 @@
           <w:color w:val="EE0000"/>
         </w:rPr>
       </w:pPr>
-      <w:proofErr w:type="gramStart"/>
-      <w:r>
-        <w:rPr>
-          <w:color w:val="EE0000"/>
-        </w:rPr>
-        <w:t>std::</w:t>
-      </w:r>
-      <w:proofErr w:type="gramEnd"/>
-      <w:r>
-        <w:rPr>
-          <w:color w:val="EE0000"/>
-        </w:rPr>
-        <w:t>vector&lt;uint8_t&gt; Serialize();</w:t>
+      <w:r>
+        <w:rPr>
+          <w:color w:val="EE0000"/>
+        </w:rPr>
+        <w:t>std::vector&lt;uint8_t&gt; Serialize();</w:t>
       </w:r>
       <w:r>
         <w:rPr>
@@ -11796,29 +11478,14 @@
           <w:color w:val="EE0000"/>
         </w:rPr>
         <w:br/>
-        <w:t xml:space="preserve"> void Deserialize(const uint8_t* data, int size)</w:t>
-      </w:r>
-      <w:proofErr w:type="gramStart"/>
-      <w:r>
-        <w:rPr>
-          <w:color w:val="EE0000"/>
-        </w:rPr>
-        <w:t>;</w:t>
-      </w:r>
-      <w:r>
-        <w:rPr>
-          <w:rFonts w:hint="eastAsia"/>
-          <w:color w:val="EE0000"/>
-        </w:rPr>
-        <w:t xml:space="preserve"> /</w:t>
-      </w:r>
-      <w:proofErr w:type="gramEnd"/>
-      <w:r>
-        <w:rPr>
-          <w:rFonts w:hint="eastAsia"/>
-          <w:color w:val="EE0000"/>
-        </w:rPr>
-        <w:t>/ 하나의 배열을 구조체로 옮김</w:t>
+        <w:t xml:space="preserve"> void Deserialize(const uint8_t* data, int size);</w:t>
+      </w:r>
+      <w:r>
+        <w:rPr>
+          <w:rFonts w:hint="eastAsia"/>
+          <w:color w:val="EE0000"/>
+        </w:rPr>
+        <w:t xml:space="preserve"> // 하나의 배열을 구조체로 옮김</w:t>
       </w:r>
     </w:p>
     <w:p>
@@ -11875,19 +11542,11 @@
         <w:t>staticObjParam</w:t>
       </w:r>
       <w:proofErr w:type="spellEnd"/>
-      <w:proofErr w:type="gramStart"/>
-      <w:r>
-        <w:rPr>
-          <w:rFonts w:hint="eastAsia"/>
-        </w:rPr>
-        <w:t>; /</w:t>
-      </w:r>
-      <w:proofErr w:type="gramEnd"/>
-      <w:r>
-        <w:rPr>
-          <w:rFonts w:hint="eastAsia"/>
-        </w:rPr>
-        <w:t>/ 고정 객체를 전송할 패킷들의 총 정보</w:t>
+      <w:r>
+        <w:rPr>
+          <w:rFonts w:hint="eastAsia"/>
+        </w:rPr>
+        <w:t>; // 고정 객체를 전송할 패킷들의 총 정보</w:t>
       </w:r>
       <w:r>
         <w:br/>
@@ -11924,19 +11583,11 @@
       <w:r>
         <w:tab/>
       </w:r>
-      <w:proofErr w:type="gramStart"/>
-      <w:r>
-        <w:rPr>
-          <w:rFonts w:hint="eastAsia"/>
-        </w:rPr>
-        <w:t>// 고정된</w:t>
-      </w:r>
-      <w:proofErr w:type="gramEnd"/>
-      <w:r>
-        <w:rPr>
-          <w:rFonts w:hint="eastAsia"/>
-        </w:rPr>
-        <w:t xml:space="preserve"> 객체들의 각 좌표를 넣어서 그 개수만큼 반복해서 전송</w:t>
+      <w:r>
+        <w:rPr>
+          <w:rFonts w:hint="eastAsia"/>
+        </w:rPr>
+        <w:t>// 고정된 객체들의 각 좌표를 넣어서 그 개수만큼 반복해서 전송</w:t>
       </w:r>
     </w:p>
     <w:p>
@@ -11986,19 +11637,11 @@
         <w:t>dynamicObjParam</w:t>
       </w:r>
       <w:proofErr w:type="spellEnd"/>
-      <w:proofErr w:type="gramStart"/>
-      <w:r>
-        <w:rPr>
-          <w:rFonts w:hint="eastAsia"/>
-        </w:rPr>
-        <w:t>; /</w:t>
-      </w:r>
-      <w:proofErr w:type="gramEnd"/>
-      <w:r>
-        <w:rPr>
-          <w:rFonts w:hint="eastAsia"/>
-        </w:rPr>
-        <w:t>/ 움직이는 객체를 전송할 패킷들의 총 정보</w:t>
+      <w:r>
+        <w:rPr>
+          <w:rFonts w:hint="eastAsia"/>
+        </w:rPr>
+        <w:t>; // 움직이는 객체를 전송할 패킷들의 총 정보</w:t>
       </w:r>
       <w:r>
         <w:br/>
@@ -12027,19 +11670,11 @@
       <w:r>
         <w:tab/>
       </w:r>
-      <w:proofErr w:type="gramStart"/>
-      <w:r>
-        <w:rPr>
-          <w:rFonts w:hint="eastAsia"/>
-        </w:rPr>
-        <w:t>// 움직이는</w:t>
-      </w:r>
-      <w:proofErr w:type="gramEnd"/>
-      <w:r>
-        <w:rPr>
-          <w:rFonts w:hint="eastAsia"/>
-        </w:rPr>
-        <w:t xml:space="preserve"> 객체들의 각 좌표를 넣어서 그 개수만큼</w:t>
+      <w:r>
+        <w:rPr>
+          <w:rFonts w:hint="eastAsia"/>
+        </w:rPr>
+        <w:t>// 움직이는 객체들의 각 좌표를 넣어서 그 개수만큼</w:t>
       </w:r>
     </w:p>
     <w:p/>
@@ -12097,19 +11732,11 @@
         <w:t>playerId</w:t>
       </w:r>
       <w:proofErr w:type="spellEnd"/>
-      <w:proofErr w:type="gramStart"/>
-      <w:r>
-        <w:rPr>
-          <w:rFonts w:hint="eastAsia"/>
-        </w:rPr>
-        <w:t>; /</w:t>
-      </w:r>
-      <w:proofErr w:type="gramEnd"/>
-      <w:r>
-        <w:rPr>
-          <w:rFonts w:hint="eastAsia"/>
-        </w:rPr>
-        <w:t xml:space="preserve">/ </w:t>
+      <w:r>
+        <w:rPr>
+          <w:rFonts w:hint="eastAsia"/>
+        </w:rPr>
+        <w:t xml:space="preserve">; // </w:t>
       </w:r>
       <w:r>
         <w:rPr>
@@ -12144,19 +11771,11 @@
         </w:rPr>
         <w:t>[3]</w:t>
       </w:r>
-      <w:proofErr w:type="gramStart"/>
-      <w:r>
-        <w:rPr>
-          <w:rFonts w:hint="eastAsia"/>
-        </w:rPr>
-        <w:t>; /</w:t>
-      </w:r>
-      <w:proofErr w:type="gramEnd"/>
-      <w:r>
-        <w:rPr>
-          <w:rFonts w:hint="eastAsia"/>
-        </w:rPr>
-        <w:t xml:space="preserve">/ 서버 기준 월드 좌표 </w:t>
+      <w:r>
+        <w:rPr>
+          <w:rFonts w:hint="eastAsia"/>
+        </w:rPr>
+        <w:t xml:space="preserve">; // 서버 기준 월드 좌표 </w:t>
       </w:r>
       <w:r>
         <w:br/>
@@ -12179,265 +11798,212 @@
         </w:rPr>
         <w:t>[3]</w:t>
       </w:r>
-      <w:proofErr w:type="gramStart"/>
-      <w:r>
-        <w:rPr>
-          <w:rFonts w:hint="eastAsia"/>
-        </w:rPr>
-        <w:t>; /</w:t>
-      </w:r>
-      <w:proofErr w:type="gramEnd"/>
-      <w:r>
-        <w:rPr>
-          <w:rFonts w:hint="eastAsia"/>
-        </w:rPr>
-        <w:t>/ 객체의 회전 각도</w:t>
-      </w:r>
-      <w:r>
-        <w:rPr>
-          <w:rFonts w:hint="eastAsia"/>
-        </w:rPr>
-        <w:t xml:space="preserve">    </w:t>
-      </w:r>
-      <w:proofErr w:type="gramStart"/>
-      <w:r>
-        <w:rPr>
-          <w:rFonts w:hint="eastAsia"/>
-        </w:rPr>
-        <w:t xml:space="preserve">  </w:t>
-      </w:r>
-      <w:r>
-        <w:rPr>
-          <w:rFonts w:hint="eastAsia"/>
-        </w:rPr>
-        <w:t>}</w:t>
-      </w:r>
-      <w:proofErr w:type="gramEnd"/>
-      <w:r>
-        <w:rPr>
-          <w:rFonts w:hint="eastAsia"/>
+      <w:r>
+        <w:rPr>
+          <w:rFonts w:hint="eastAsia"/>
+        </w:rPr>
+        <w:t>; // 객체의 회전 각도</w:t>
+      </w:r>
+      <w:r>
+        <w:rPr>
+          <w:rFonts w:hint="eastAsia"/>
+        </w:rPr>
+        <w:t xml:space="preserve">      </w:t>
+      </w:r>
+      <w:r>
+        <w:rPr>
+          <w:rFonts w:hint="eastAsia"/>
+        </w:rPr>
+        <w:t>};</w:t>
+      </w:r>
+    </w:p>
+    <w:p>
+      <w:r>
+        <w:br/>
+      </w:r>
+      <w:r>
+        <w:rPr>
+          <w:rFonts w:hint="eastAsia"/>
+        </w:rPr>
+        <w:t xml:space="preserve">struct </w:t>
+      </w:r>
+      <w:proofErr w:type="spellStart"/>
+      <w:r>
+        <w:rPr>
+          <w:rFonts w:hint="eastAsia"/>
+        </w:rPr>
+        <w:t>PktFrameState</w:t>
+      </w:r>
+      <w:proofErr w:type="spellEnd"/>
+      <w:r>
+        <w:rPr>
+          <w:rFonts w:hint="eastAsia"/>
+        </w:rPr>
+        <w:t xml:space="preserve"> { </w:t>
+      </w:r>
+      <w:r>
+        <w:br/>
+      </w:r>
+      <w:proofErr w:type="spellStart"/>
+      <w:r>
+        <w:rPr>
+          <w:rFonts w:hint="eastAsia"/>
+        </w:rPr>
+        <w:t>Game_State</w:t>
+      </w:r>
+      <w:proofErr w:type="spellEnd"/>
+      <w:r>
+        <w:rPr>
+          <w:rFonts w:hint="eastAsia"/>
+        </w:rPr>
+        <w:t xml:space="preserve"> </w:t>
+      </w:r>
+      <w:proofErr w:type="spellStart"/>
+      <w:r>
+        <w:rPr>
+          <w:rFonts w:hint="eastAsia"/>
+        </w:rPr>
+        <w:t>gameState</w:t>
+      </w:r>
+      <w:proofErr w:type="spellEnd"/>
+      <w:r>
+        <w:rPr>
+          <w:rFonts w:hint="eastAsia"/>
+        </w:rPr>
+        <w:t xml:space="preserve">; // 지금 게임이 RUNNING인지 FINISHED인지도 함께 보냄 </w:t>
+      </w:r>
+      <w:r>
+        <w:br/>
+      </w:r>
+      <w:proofErr w:type="spellStart"/>
+      <w:r>
+        <w:rPr>
+          <w:rFonts w:hint="eastAsia"/>
+        </w:rPr>
+        <w:t>PlayerSyncData</w:t>
+      </w:r>
+      <w:proofErr w:type="spellEnd"/>
+      <w:r>
+        <w:rPr>
+          <w:rFonts w:hint="eastAsia"/>
+        </w:rPr>
+        <w:t xml:space="preserve"> players[3] </w:t>
+      </w:r>
+      <w:r>
+        <w:br/>
+      </w:r>
+      <w:r>
+        <w:rPr>
+          <w:rFonts w:hint="eastAsia"/>
+        </w:rPr>
+        <w:t xml:space="preserve">float </w:t>
+      </w:r>
+      <w:proofErr w:type="spellStart"/>
+      <w:r>
+        <w:rPr>
+          <w:rFonts w:hint="eastAsia"/>
+        </w:rPr>
+        <w:t>DynObjPos</w:t>
+      </w:r>
+      <w:proofErr w:type="spellEnd"/>
+      <w:r>
+        <w:rPr>
+          <w:rFonts w:hint="eastAsia"/>
+        </w:rPr>
+        <w:t>[</w:t>
+      </w:r>
+      <w:proofErr w:type="spellStart"/>
+      <w:r>
+        <w:rPr>
+          <w:rFonts w:hint="eastAsia"/>
+        </w:rPr>
+        <w:t>DynObjNum</w:t>
+      </w:r>
+      <w:proofErr w:type="spellEnd"/>
+      <w:r>
+        <w:rPr>
+          <w:rFonts w:hint="eastAsia"/>
+        </w:rPr>
+        <w:t>][3];</w:t>
+      </w:r>
+      <w:r>
+        <w:br/>
+      </w:r>
+      <w:r>
+        <w:br/>
+      </w:r>
+      <w:r>
+        <w:rPr>
+          <w:rFonts w:hint="eastAsia"/>
+        </w:rPr>
+        <w:t>//2025-11-16 추가</w:t>
+      </w:r>
+    </w:p>
+    <w:p>
+      <w:pPr>
+        <w:rPr>
+          <w:color w:val="EE0000"/>
+        </w:rPr>
+      </w:pPr>
+      <w:r>
+        <w:rPr>
+          <w:color w:val="EE0000"/>
+        </w:rPr>
+        <w:t xml:space="preserve">int </w:t>
+      </w:r>
+      <w:proofErr w:type="spellStart"/>
+      <w:r>
+        <w:rPr>
+          <w:color w:val="EE0000"/>
+        </w:rPr>
+        <w:t>move_block_size</w:t>
+      </w:r>
+      <w:proofErr w:type="spellEnd"/>
+      <w:r>
+        <w:rPr>
+          <w:color w:val="EE0000"/>
         </w:rPr>
         <w:t>;</w:t>
       </w:r>
     </w:p>
     <w:p>
-      <w:r>
+      <w:pPr>
+        <w:rPr>
+          <w:color w:val="EE0000"/>
+        </w:rPr>
+      </w:pPr>
+      <w:r>
+        <w:rPr>
+          <w:color w:val="EE0000"/>
+        </w:rPr>
+        <w:t>std::vector&lt;uint8_t&gt; Serialize();</w:t>
+      </w:r>
+      <w:r>
+        <w:rPr>
+          <w:color w:val="EE0000"/>
+        </w:rPr>
+        <w:tab/>
+      </w:r>
+      <w:r>
+        <w:rPr>
+          <w:rFonts w:hint="eastAsia"/>
+          <w:color w:val="EE0000"/>
+        </w:rPr>
+        <w:t>//구조체의 내용을 하나의 배열로 옮기는 함수</w:t>
+      </w:r>
+      <w:r>
+        <w:rPr>
+          <w:color w:val="EE0000"/>
+        </w:rPr>
         <w:br/>
-      </w:r>
-      <w:r>
-        <w:rPr>
-          <w:rFonts w:hint="eastAsia"/>
-        </w:rPr>
-        <w:t xml:space="preserve">struct </w:t>
-      </w:r>
-      <w:proofErr w:type="spellStart"/>
-      <w:r>
-        <w:rPr>
-          <w:rFonts w:hint="eastAsia"/>
-        </w:rPr>
-        <w:t>PktFrameState</w:t>
-      </w:r>
-      <w:proofErr w:type="spellEnd"/>
-      <w:r>
-        <w:rPr>
-          <w:rFonts w:hint="eastAsia"/>
-        </w:rPr>
-        <w:t xml:space="preserve"> { </w:t>
-      </w:r>
-      <w:r>
-        <w:br/>
-      </w:r>
-      <w:proofErr w:type="spellStart"/>
-      <w:r>
-        <w:rPr>
-          <w:rFonts w:hint="eastAsia"/>
-        </w:rPr>
-        <w:t>Game_State</w:t>
-      </w:r>
-      <w:proofErr w:type="spellEnd"/>
-      <w:r>
-        <w:rPr>
-          <w:rFonts w:hint="eastAsia"/>
-        </w:rPr>
-        <w:t xml:space="preserve"> </w:t>
-      </w:r>
-      <w:proofErr w:type="spellStart"/>
-      <w:r>
-        <w:rPr>
-          <w:rFonts w:hint="eastAsia"/>
-        </w:rPr>
-        <w:t>gameState</w:t>
-      </w:r>
-      <w:proofErr w:type="spellEnd"/>
-      <w:proofErr w:type="gramStart"/>
-      <w:r>
-        <w:rPr>
-          <w:rFonts w:hint="eastAsia"/>
-        </w:rPr>
-        <w:t>; /</w:t>
-      </w:r>
-      <w:proofErr w:type="gramEnd"/>
-      <w:r>
-        <w:rPr>
-          <w:rFonts w:hint="eastAsia"/>
-        </w:rPr>
-        <w:t xml:space="preserve">/ 지금 게임이 RUNNING인지 FINISHED인지도 함께 보냄 </w:t>
-      </w:r>
-      <w:r>
-        <w:br/>
-      </w:r>
-      <w:proofErr w:type="spellStart"/>
-      <w:r>
-        <w:rPr>
-          <w:rFonts w:hint="eastAsia"/>
-        </w:rPr>
-        <w:t>PlayerSyncData</w:t>
-      </w:r>
-      <w:proofErr w:type="spellEnd"/>
-      <w:r>
-        <w:rPr>
-          <w:rFonts w:hint="eastAsia"/>
-        </w:rPr>
-        <w:t xml:space="preserve"> players[3] </w:t>
-      </w:r>
-      <w:r>
-        <w:br/>
-      </w:r>
-      <w:r>
-        <w:rPr>
-          <w:rFonts w:hint="eastAsia"/>
-        </w:rPr>
-        <w:t xml:space="preserve">float </w:t>
-      </w:r>
-      <w:proofErr w:type="spellStart"/>
-      <w:r>
-        <w:rPr>
-          <w:rFonts w:hint="eastAsia"/>
-        </w:rPr>
-        <w:t>DynObjPos</w:t>
-      </w:r>
-      <w:proofErr w:type="spellEnd"/>
-      <w:r>
-        <w:rPr>
-          <w:rFonts w:hint="eastAsia"/>
-        </w:rPr>
-        <w:t>[</w:t>
-      </w:r>
-      <w:proofErr w:type="spellStart"/>
-      <w:r>
-        <w:rPr>
-          <w:rFonts w:hint="eastAsia"/>
-        </w:rPr>
-        <w:t>DynObjNum</w:t>
-      </w:r>
-      <w:proofErr w:type="spellEnd"/>
-      <w:r>
-        <w:rPr>
-          <w:rFonts w:hint="eastAsia"/>
-        </w:rPr>
-        <w:t>][3];</w:t>
-      </w:r>
-      <w:r>
-        <w:br/>
-      </w:r>
-      <w:r>
-        <w:br/>
-      </w:r>
-      <w:r>
-        <w:rPr>
-          <w:rFonts w:hint="eastAsia"/>
-        </w:rPr>
-        <w:t>//2025-11-16 추가</w:t>
-      </w:r>
-    </w:p>
-    <w:p>
-      <w:pPr>
-        <w:rPr>
-          <w:color w:val="EE0000"/>
-        </w:rPr>
-      </w:pPr>
-      <w:r>
-        <w:rPr>
-          <w:color w:val="EE0000"/>
-        </w:rPr>
-        <w:t xml:space="preserve">int </w:t>
-      </w:r>
-      <w:proofErr w:type="spellStart"/>
-      <w:r>
-        <w:rPr>
-          <w:color w:val="EE0000"/>
-        </w:rPr>
-        <w:t>move_block_size</w:t>
-      </w:r>
-      <w:proofErr w:type="spellEnd"/>
-      <w:r>
-        <w:rPr>
-          <w:color w:val="EE0000"/>
-        </w:rPr>
-        <w:t>;</w:t>
-      </w:r>
-    </w:p>
-    <w:p>
-      <w:pPr>
-        <w:rPr>
-          <w:color w:val="EE0000"/>
-        </w:rPr>
-      </w:pPr>
-      <w:proofErr w:type="gramStart"/>
-      <w:r>
-        <w:rPr>
-          <w:color w:val="EE0000"/>
-        </w:rPr>
-        <w:t>std::</w:t>
-      </w:r>
-      <w:proofErr w:type="gramEnd"/>
-      <w:r>
-        <w:rPr>
-          <w:color w:val="EE0000"/>
-        </w:rPr>
-        <w:t>vector&lt;uint8_t&gt; Serialize();</w:t>
-      </w:r>
-      <w:r>
-        <w:rPr>
-          <w:color w:val="EE0000"/>
-        </w:rPr>
-        <w:tab/>
-      </w:r>
-      <w:r>
-        <w:rPr>
-          <w:rFonts w:hint="eastAsia"/>
-          <w:color w:val="EE0000"/>
-        </w:rPr>
-        <w:t>//구조체의 내용을 하나의 배열로 옮기는 함수</w:t>
-      </w:r>
-      <w:r>
-        <w:rPr>
-          <w:color w:val="EE0000"/>
-        </w:rPr>
-        <w:br/>
-        <w:t>void Deserialize(const uint8_t* data, int size)</w:t>
-      </w:r>
-      <w:proofErr w:type="gramStart"/>
-      <w:r>
-        <w:rPr>
-          <w:color w:val="EE0000"/>
-        </w:rPr>
-        <w:t>;</w:t>
-      </w:r>
-      <w:r>
-        <w:rPr>
-          <w:rFonts w:hint="eastAsia"/>
-          <w:color w:val="EE0000"/>
-        </w:rPr>
-        <w:t xml:space="preserve"> /</w:t>
-      </w:r>
-      <w:proofErr w:type="gramEnd"/>
-      <w:r>
-        <w:rPr>
-          <w:rFonts w:hint="eastAsia"/>
-          <w:color w:val="EE0000"/>
-        </w:rPr>
-        <w:t>/ 하나의 배열을 구조체로 옮김</w:t>
+        <w:t>void Deserialize(const uint8_t* data, int size);</w:t>
+      </w:r>
+      <w:r>
+        <w:rPr>
+          <w:rFonts w:hint="eastAsia"/>
+          <w:color w:val="EE0000"/>
+        </w:rPr>
+        <w:t xml:space="preserve"> // 하나의 배열을 구조체로 옮김</w:t>
       </w:r>
     </w:p>
     <w:p>
@@ -15328,33 +14894,80 @@
           <w:tcPr>
             <w:tcW w:w="1520" w:type="dxa"/>
           </w:tcPr>
+          <w:p>
+            <w:pPr>
+              <w:rPr>
+                <w:color w:val="EE0000"/>
+              </w:rPr>
+            </w:pPr>
+            <w:r>
+              <w:rPr>
+                <w:rFonts w:hint="eastAsia"/>
+                <w:color w:val="EE0000"/>
+              </w:rPr>
+              <w:t>클라이언트 감도조절</w:t>
+            </w:r>
+          </w:p>
+          <w:p>
+            <w:pPr>
+              <w:rPr>
+                <w:rFonts w:hint="eastAsia"/>
+                <w:color w:val="EE0000"/>
+              </w:rPr>
+            </w:pPr>
+            <w:r>
+              <w:rPr>
+                <w:rFonts w:hint="eastAsia"/>
+                <w:color w:val="EE0000"/>
+              </w:rPr>
+              <w:t>플레이어 quit 개선</w:t>
+            </w:r>
+          </w:p>
+        </w:tc>
+        <w:tc>
+          <w:tcPr>
+            <w:tcW w:w="1483" w:type="dxa"/>
+          </w:tcPr>
           <w:p/>
         </w:tc>
         <w:tc>
           <w:tcPr>
-            <w:tcW w:w="1483" w:type="dxa"/>
-          </w:tcPr>
-          <w:p/>
-        </w:tc>
-        <w:tc>
-          <w:tcPr>
             <w:tcW w:w="1341" w:type="dxa"/>
           </w:tcPr>
           <w:p>
+            <w:pPr>
+              <w:rPr>
+                <w:strike/>
+              </w:rPr>
+            </w:pPr>
             <w:r>
               <w:rPr>
                 <w:rFonts w:hint="eastAsia"/>
+                <w:strike/>
               </w:rPr>
               <w:t>Check</w:t>
             </w:r>
             <w:r>
+              <w:rPr>
+                <w:strike/>
+              </w:rPr>
               <w:br/>
             </w:r>
             <w:r>
               <w:rPr>
                 <w:rFonts w:hint="eastAsia"/>
+                <w:strike/>
               </w:rPr>
               <w:t>Collision</w:t>
+            </w:r>
+          </w:p>
+          <w:p>
+            <w:r>
+              <w:rPr>
+                <w:rFonts w:hint="eastAsia"/>
+                <w:color w:val="EE0000"/>
+              </w:rPr>
+              <w:t>이미 완료됨</w:t>
             </w:r>
           </w:p>
         </w:tc>

--- a/넷겜플 추진 기획서.docx
+++ b/넷겜플 추진 기획서.docx
@@ -6787,11 +6787,19 @@
     </w:p>
     <w:p/>
     <w:p>
-      <w:r>
-        <w:rPr>
-          <w:rFonts w:hint="eastAsia"/>
-        </w:rPr>
-        <w:t>Player : Object 상속</w:t>
+      <w:proofErr w:type="gramStart"/>
+      <w:r>
+        <w:rPr>
+          <w:rFonts w:hint="eastAsia"/>
+        </w:rPr>
+        <w:t>Player :</w:t>
+      </w:r>
+      <w:proofErr w:type="gramEnd"/>
+      <w:r>
+        <w:rPr>
+          <w:rFonts w:hint="eastAsia"/>
+        </w:rPr>
+        <w:t xml:space="preserve"> Object 상속</w:t>
       </w:r>
     </w:p>
     <w:p>
@@ -7169,127 +7177,129 @@
         </w:rPr>
         <w:tab/>
       </w:r>
+      <w:proofErr w:type="gramStart"/>
       <w:r>
         <w:rPr>
           <w:rFonts w:hint="eastAsia"/>
           <w:sz w:val="20"/>
           <w:szCs w:val="20"/>
         </w:rPr>
-        <w:t>// 위치 이동 계산이 없으므로 int</w:t>
-      </w:r>
-    </w:p>
-    <w:p>
-      <w:pPr>
-        <w:rPr>
+        <w:t>// 위치</w:t>
+      </w:r>
+      <w:proofErr w:type="gramEnd"/>
+      <w:r>
+        <w:rPr>
+          <w:rFonts w:hint="eastAsia"/>
           <w:sz w:val="20"/>
           <w:szCs w:val="20"/>
         </w:rPr>
-      </w:pPr>
-      <w:r>
+        <w:t xml:space="preserve"> 이동 계산이 없으므로 int</w:t>
+      </w:r>
+    </w:p>
+    <w:p>
+      <w:pPr>
         <w:rPr>
           <w:sz w:val="20"/>
           <w:szCs w:val="20"/>
         </w:rPr>
-        <w:tab/>
-      </w:r>
-      <w:r>
-        <w:rPr>
-          <w:rFonts w:hint="eastAsia"/>
+      </w:pPr>
+      <w:r>
+        <w:rPr>
           <w:sz w:val="20"/>
           <w:szCs w:val="20"/>
         </w:rPr>
-        <w:t>bool jump;</w:t>
-      </w:r>
-    </w:p>
-    <w:p>
-      <w:pPr>
-        <w:rPr>
+        <w:tab/>
+      </w:r>
+      <w:r>
+        <w:rPr>
+          <w:rFonts w:hint="eastAsia"/>
           <w:sz w:val="20"/>
           <w:szCs w:val="20"/>
         </w:rPr>
-      </w:pPr>
-      <w:r>
+        <w:t>bool jump;</w:t>
+      </w:r>
+    </w:p>
+    <w:p>
+      <w:pPr>
         <w:rPr>
           <w:sz w:val="20"/>
           <w:szCs w:val="20"/>
         </w:rPr>
-        <w:tab/>
-      </w:r>
-      <w:r>
-        <w:rPr>
-          <w:rFonts w:hint="eastAsia"/>
+      </w:pPr>
+      <w:r>
+        <w:rPr>
           <w:sz w:val="20"/>
           <w:szCs w:val="20"/>
         </w:rPr>
-        <w:t xml:space="preserve">float </w:t>
-      </w:r>
-      <w:proofErr w:type="spellStart"/>
+        <w:tab/>
+      </w:r>
       <w:r>
         <w:rPr>
           <w:rFonts w:hint="eastAsia"/>
           <w:sz w:val="20"/>
           <w:szCs w:val="20"/>
         </w:rPr>
-        <w:t>deltax</w:t>
-      </w:r>
-      <w:proofErr w:type="spellEnd"/>
+        <w:t xml:space="preserve">float </w:t>
+      </w:r>
+      <w:proofErr w:type="spellStart"/>
       <w:r>
         <w:rPr>
           <w:rFonts w:hint="eastAsia"/>
           <w:sz w:val="20"/>
           <w:szCs w:val="20"/>
         </w:rPr>
-        <w:t xml:space="preserve">, </w:t>
-      </w:r>
-      <w:proofErr w:type="spellStart"/>
+        <w:t>deltax</w:t>
+      </w:r>
+      <w:proofErr w:type="spellEnd"/>
       <w:r>
         <w:rPr>
           <w:rFonts w:hint="eastAsia"/>
           <w:sz w:val="20"/>
           <w:szCs w:val="20"/>
         </w:rPr>
-        <w:t>deltay</w:t>
-      </w:r>
-      <w:proofErr w:type="spellEnd"/>
+        <w:t xml:space="preserve">, </w:t>
+      </w:r>
+      <w:proofErr w:type="spellStart"/>
       <w:r>
         <w:rPr>
           <w:rFonts w:hint="eastAsia"/>
           <w:sz w:val="20"/>
           <w:szCs w:val="20"/>
         </w:rPr>
-        <w:t>;</w:t>
-      </w:r>
-    </w:p>
-    <w:p>
-      <w:pPr>
-        <w:rPr>
+        <w:t>deltay</w:t>
+      </w:r>
+      <w:proofErr w:type="spellEnd"/>
+      <w:r>
+        <w:rPr>
+          <w:rFonts w:hint="eastAsia"/>
           <w:sz w:val="20"/>
           <w:szCs w:val="20"/>
         </w:rPr>
-      </w:pPr>
-      <w:r>
+        <w:t>;</w:t>
+      </w:r>
+    </w:p>
+    <w:p>
+      <w:pPr>
         <w:rPr>
           <w:sz w:val="20"/>
           <w:szCs w:val="20"/>
         </w:rPr>
-        <w:tab/>
-      </w:r>
-      <w:r>
-        <w:rPr>
-          <w:rFonts w:hint="eastAsia"/>
-          <w:color w:val="EE0000"/>
+      </w:pPr>
+      <w:r>
+        <w:rPr>
           <w:sz w:val="20"/>
           <w:szCs w:val="20"/>
         </w:rPr>
-        <w:t>bool quit;</w:t>
-      </w:r>
-      <w:r>
-        <w:rPr>
+        <w:tab/>
+      </w:r>
+      <w:r>
+        <w:rPr>
+          <w:rFonts w:hint="eastAsia"/>
           <w:color w:val="EE0000"/>
           <w:sz w:val="20"/>
           <w:szCs w:val="20"/>
         </w:rPr>
-        <w:tab/>
+        <w:t>bool quit;</w:t>
       </w:r>
       <w:r>
         <w:rPr>
@@ -7301,13 +7311,13 @@
       </w:r>
       <w:r>
         <w:rPr>
-          <w:rFonts w:hint="eastAsia"/>
           <w:color w:val="EE0000"/>
           <w:sz w:val="20"/>
           <w:szCs w:val="20"/>
         </w:rPr>
-        <w:t xml:space="preserve">// 키보드 q키를 눌러 클라이언트가 </w:t>
-      </w:r>
+        <w:tab/>
+      </w:r>
+      <w:proofErr w:type="gramStart"/>
       <w:r>
         <w:rPr>
           <w:rFonts w:hint="eastAsia"/>
@@ -7315,38 +7325,43 @@
           <w:sz w:val="20"/>
           <w:szCs w:val="20"/>
         </w:rPr>
-        <w:t>종료할</w:t>
-      </w:r>
-    </w:p>
-    <w:p>
-      <w:pPr>
-        <w:rPr>
+        <w:t>// 키보드</w:t>
+      </w:r>
+      <w:proofErr w:type="gramEnd"/>
+      <w:r>
+        <w:rPr>
+          <w:rFonts w:hint="eastAsia"/>
           <w:color w:val="EE0000"/>
           <w:sz w:val="20"/>
           <w:szCs w:val="20"/>
         </w:rPr>
-      </w:pPr>
-      <w:r>
-        <w:rPr>
-          <w:rFonts w:hint="eastAsia"/>
+        <w:t xml:space="preserve"> q키를 눌러 클라이언트가 </w:t>
+      </w:r>
+      <w:r>
+        <w:rPr>
+          <w:rFonts w:hint="eastAsia"/>
+          <w:color w:val="EE0000"/>
           <w:sz w:val="20"/>
           <w:szCs w:val="20"/>
         </w:rPr>
-        <w:t>}</w:t>
-      </w:r>
-      <w:r>
-        <w:rPr>
+        <w:t>종료할</w:t>
+      </w:r>
+    </w:p>
+    <w:p>
+      <w:pPr>
+        <w:rPr>
+          <w:color w:val="EE0000"/>
           <w:sz w:val="20"/>
           <w:szCs w:val="20"/>
         </w:rPr>
-        <w:tab/>
-      </w:r>
-      <w:r>
-        <w:rPr>
+      </w:pPr>
+      <w:r>
+        <w:rPr>
+          <w:rFonts w:hint="eastAsia"/>
           <w:sz w:val="20"/>
           <w:szCs w:val="20"/>
         </w:rPr>
-        <w:tab/>
+        <w:t>}</w:t>
       </w:r>
       <w:r>
         <w:rPr>
@@ -7364,12 +7379,37 @@
       </w:r>
       <w:r>
         <w:rPr>
-          <w:rFonts w:hint="eastAsia"/>
-          <w:color w:val="EE0000"/>
           <w:sz w:val="20"/>
           <w:szCs w:val="20"/>
         </w:rPr>
-        <w:t>// 경우, 서버에게도 이</w:t>
+        <w:tab/>
+      </w:r>
+      <w:r>
+        <w:rPr>
+          <w:sz w:val="20"/>
+          <w:szCs w:val="20"/>
+        </w:rPr>
+        <w:tab/>
+      </w:r>
+      <w:proofErr w:type="gramStart"/>
+      <w:r>
+        <w:rPr>
+          <w:rFonts w:hint="eastAsia"/>
+          <w:color w:val="EE0000"/>
+          <w:sz w:val="20"/>
+          <w:szCs w:val="20"/>
+        </w:rPr>
+        <w:t>// 경우</w:t>
+      </w:r>
+      <w:proofErr w:type="gramEnd"/>
+      <w:r>
+        <w:rPr>
+          <w:rFonts w:hint="eastAsia"/>
+          <w:color w:val="EE0000"/>
+          <w:sz w:val="20"/>
+          <w:szCs w:val="20"/>
+        </w:rPr>
+        <w:t>, 서버에게도 이</w:t>
       </w:r>
       <w:r>
         <w:rPr>
@@ -7864,6 +7904,7 @@
           <w:color w:val="EE0000"/>
         </w:rPr>
       </w:pPr>
+      <w:proofErr w:type="gramStart"/>
       <w:r>
         <w:rPr>
           <w:rFonts w:hint="eastAsia"/>
@@ -7876,7 +7917,15 @@
           <w:rFonts w:hint="eastAsia"/>
           <w:color w:val="EE0000"/>
         </w:rPr>
-        <w:t>객체 생성, 플레이어의 초기 위치 지정</w:t>
+        <w:t>객체</w:t>
+      </w:r>
+      <w:proofErr w:type="gramEnd"/>
+      <w:r>
+        <w:rPr>
+          <w:rFonts w:hint="eastAsia"/>
+          <w:color w:val="EE0000"/>
+        </w:rPr>
+        <w:t xml:space="preserve"> 생성, 플레이어의 초기 위치 지정</w:t>
       </w:r>
       <w:r>
         <w:rPr>
@@ -8022,12 +8071,21 @@
           <w:color w:val="EE0000"/>
         </w:rPr>
       </w:pPr>
-      <w:r>
-        <w:rPr>
-          <w:rFonts w:hint="eastAsia"/>
-          <w:color w:val="EE0000"/>
-        </w:rPr>
-        <w:t>// 2025-11-19일</w:t>
+      <w:proofErr w:type="gramStart"/>
+      <w:r>
+        <w:rPr>
+          <w:rFonts w:hint="eastAsia"/>
+          <w:color w:val="EE0000"/>
+        </w:rPr>
+        <w:t>// 2025</w:t>
+      </w:r>
+      <w:proofErr w:type="gramEnd"/>
+      <w:r>
+        <w:rPr>
+          <w:rFonts w:hint="eastAsia"/>
+          <w:color w:val="EE0000"/>
+        </w:rPr>
+        <w:t>-11-19일</w:t>
       </w:r>
     </w:p>
     <w:p>
@@ -8067,6 +8125,7 @@
     <w:p/>
     <w:p>
       <w:proofErr w:type="spellStart"/>
+      <w:proofErr w:type="gramStart"/>
       <w:r>
         <w:rPr>
           <w:rFonts w:hint="eastAsia"/>
@@ -8078,7 +8137,14 @@
         <w:rPr>
           <w:rFonts w:hint="eastAsia"/>
         </w:rPr>
-        <w:t xml:space="preserve"> : Object 상속</w:t>
+        <w:t xml:space="preserve"> :</w:t>
+      </w:r>
+      <w:proofErr w:type="gramEnd"/>
+      <w:r>
+        <w:rPr>
+          <w:rFonts w:hint="eastAsia"/>
+        </w:rPr>
+        <w:t xml:space="preserve"> Object 상속</w:t>
       </w:r>
     </w:p>
     <w:p>
@@ -8165,14 +8231,29 @@
         <w:rPr>
           <w:color w:val="EE0000"/>
         </w:rPr>
-        <w:t>[3]</w:t>
-      </w:r>
-      <w:r>
-        <w:rPr>
-          <w:rFonts w:hint="eastAsia"/>
-          <w:color w:val="EE0000"/>
-        </w:rPr>
-        <w:t>:이동 거리를 계산해 최대 변화량이 넘어가면 방향을 반대로 설정</w:t>
+        <w:t>[3</w:t>
+      </w:r>
+      <w:proofErr w:type="gramStart"/>
+      <w:r>
+        <w:rPr>
+          <w:color w:val="EE0000"/>
+        </w:rPr>
+        <w:t>]</w:t>
+      </w:r>
+      <w:r>
+        <w:rPr>
+          <w:rFonts w:hint="eastAsia"/>
+          <w:color w:val="EE0000"/>
+        </w:rPr>
+        <w:t>:이동</w:t>
+      </w:r>
+      <w:proofErr w:type="gramEnd"/>
+      <w:r>
+        <w:rPr>
+          <w:rFonts w:hint="eastAsia"/>
+          <w:color w:val="EE0000"/>
+        </w:rPr>
+        <w:t xml:space="preserve"> 거리를 계산해 최대 변화량이 넘어가면 방향을 반대로 설정</w:t>
       </w:r>
     </w:p>
     <w:p>
@@ -8644,19 +8725,11 @@
           <w:color w:val="EE0000"/>
         </w:rPr>
       </w:pPr>
-      <w:proofErr w:type="gramStart"/>
-      <w:r>
-        <w:rPr>
-          <w:color w:val="EE0000"/>
-        </w:rPr>
-        <w:t>void</w:t>
-      </w:r>
-      <w:proofErr w:type="gramEnd"/>
-      <w:r>
-        <w:rPr>
-          <w:color w:val="EE0000"/>
-        </w:rPr>
-        <w:t xml:space="preserve"> </w:t>
+      <w:r>
+        <w:rPr>
+          <w:color w:val="EE0000"/>
+        </w:rPr>
+        <w:t xml:space="preserve">void </w:t>
       </w:r>
       <w:proofErr w:type="spellStart"/>
       <w:proofErr w:type="gramStart"/>
@@ -9774,12 +9847,21 @@
           <w:color w:val="EE0000"/>
         </w:rPr>
       </w:pPr>
-      <w:r>
-        <w:rPr>
-          <w:rFonts w:hint="eastAsia"/>
-          <w:color w:val="EE0000"/>
-        </w:rPr>
-        <w:t xml:space="preserve">// 2025-11-12일 </w:t>
+      <w:proofErr w:type="gramStart"/>
+      <w:r>
+        <w:rPr>
+          <w:rFonts w:hint="eastAsia"/>
+          <w:color w:val="EE0000"/>
+        </w:rPr>
+        <w:t>// 2025</w:t>
+      </w:r>
+      <w:proofErr w:type="gramEnd"/>
+      <w:r>
+        <w:rPr>
+          <w:rFonts w:hint="eastAsia"/>
+          <w:color w:val="EE0000"/>
+        </w:rPr>
+        <w:t xml:space="preserve">-11-12일 </w:t>
       </w:r>
       <w:r>
         <w:rPr>
@@ -10858,7 +10940,21 @@
         <w:rPr>
           <w:rFonts w:hint="eastAsia"/>
         </w:rPr>
-        <w:t>GAME_STATE_WAITING = 0, // 모든 클라이언트 접속 대기 &amp; 초기화 정보 송신 단계</w:t>
+        <w:t>GAME_STATE_WAITING = 0</w:t>
+      </w:r>
+      <w:proofErr w:type="gramStart"/>
+      <w:r>
+        <w:rPr>
+          <w:rFonts w:hint="eastAsia"/>
+        </w:rPr>
+        <w:t>, /</w:t>
+      </w:r>
+      <w:proofErr w:type="gramEnd"/>
+      <w:r>
+        <w:rPr>
+          <w:rFonts w:hint="eastAsia"/>
+        </w:rPr>
+        <w:t>/ 모든 클라이언트 접속 대기 &amp; 초기화 정보 송신 단계</w:t>
       </w:r>
     </w:p>
     <w:p>
@@ -10867,15 +10963,43 @@
           <w:rFonts w:hint="eastAsia"/>
         </w:rPr>
         <w:lastRenderedPageBreak/>
-        <w:t xml:space="preserve">GAME_STATE_RUNNING = 1, // 실제 경기 중 </w:t>
-      </w:r>
-    </w:p>
-    <w:p>
-      <w:r>
-        <w:rPr>
-          <w:rFonts w:hint="eastAsia"/>
-        </w:rPr>
-        <w:t>GAME_STATE_FINISHED = 2, // 우승자</w:t>
+        <w:t>GAME_STATE_RUNNING = 1</w:t>
+      </w:r>
+      <w:proofErr w:type="gramStart"/>
+      <w:r>
+        <w:rPr>
+          <w:rFonts w:hint="eastAsia"/>
+        </w:rPr>
+        <w:t>, /</w:t>
+      </w:r>
+      <w:proofErr w:type="gramEnd"/>
+      <w:r>
+        <w:rPr>
+          <w:rFonts w:hint="eastAsia"/>
+        </w:rPr>
+        <w:t xml:space="preserve">/ 실제 경기 중 </w:t>
+      </w:r>
+    </w:p>
+    <w:p>
+      <w:r>
+        <w:rPr>
+          <w:rFonts w:hint="eastAsia"/>
+        </w:rPr>
+        <w:t>GAME_STATE_FINISHED = 2</w:t>
+      </w:r>
+      <w:proofErr w:type="gramStart"/>
+      <w:r>
+        <w:rPr>
+          <w:rFonts w:hint="eastAsia"/>
+        </w:rPr>
+        <w:t>, /</w:t>
+      </w:r>
+      <w:proofErr w:type="gramEnd"/>
+      <w:r>
+        <w:rPr>
+          <w:rFonts w:hint="eastAsia"/>
+        </w:rPr>
+        <w:t>/ 우승자</w:t>
       </w:r>
       <w:r>
         <w:rPr>
@@ -10897,13 +11021,27 @@
         <w:rPr>
           <w:rFonts w:hint="eastAsia"/>
         </w:rPr>
-        <w:t>GAME_STATE_RESETTING = 3</w:t>
-      </w:r>
-      <w:r>
-        <w:rPr>
-          <w:rFonts w:hint="eastAsia"/>
-        </w:rPr>
-        <w:t xml:space="preserve"> // </w:t>
+        <w:t xml:space="preserve">GAME_STATE_RESETTING = </w:t>
+      </w:r>
+      <w:proofErr w:type="gramStart"/>
+      <w:r>
+        <w:rPr>
+          <w:rFonts w:hint="eastAsia"/>
+        </w:rPr>
+        <w:t>3</w:t>
+      </w:r>
+      <w:r>
+        <w:rPr>
+          <w:rFonts w:hint="eastAsia"/>
+        </w:rPr>
+        <w:t xml:space="preserve"> /</w:t>
+      </w:r>
+      <w:proofErr w:type="gramEnd"/>
+      <w:r>
+        <w:rPr>
+          <w:rFonts w:hint="eastAsia"/>
+        </w:rPr>
+        <w:t xml:space="preserve">/ </w:t>
       </w:r>
       <w:r>
         <w:rPr>
@@ -11021,11 +11159,33 @@
         </w:rPr>
         <w:t>0</w:t>
       </w:r>
-      <w:r>
-        <w:rPr>
-          <w:rFonts w:hint="eastAsia"/>
-        </w:rPr>
-        <w:t xml:space="preserve">, // 서버 -&gt; 클라 : 월드의 정적 오브젝트 정보 </w:t>
+      <w:proofErr w:type="gramStart"/>
+      <w:r>
+        <w:rPr>
+          <w:rFonts w:hint="eastAsia"/>
+        </w:rPr>
+        <w:t>, /</w:t>
+      </w:r>
+      <w:proofErr w:type="gramEnd"/>
+      <w:r>
+        <w:rPr>
+          <w:rFonts w:hint="eastAsia"/>
+        </w:rPr>
+        <w:t xml:space="preserve">/ 서버 -&gt; </w:t>
+      </w:r>
+      <w:proofErr w:type="gramStart"/>
+      <w:r>
+        <w:rPr>
+          <w:rFonts w:hint="eastAsia"/>
+        </w:rPr>
+        <w:t>클라 :</w:t>
+      </w:r>
+      <w:proofErr w:type="gramEnd"/>
+      <w:r>
+        <w:rPr>
+          <w:rFonts w:hint="eastAsia"/>
+        </w:rPr>
+        <w:t xml:space="preserve"> 월드의 정적 오브젝트 정보 </w:t>
       </w:r>
       <w:r>
         <w:br/>
@@ -11049,7 +11209,35 @@
         <w:rPr>
           <w:rFonts w:hint="eastAsia"/>
         </w:rPr>
-        <w:t xml:space="preserve">PACK_INIT_PLAYERS = 2, // 서버 -&gt; 클라 : 플레이어 초기 </w:t>
+        <w:t>PACK_INIT_PLAYERS = 2</w:t>
+      </w:r>
+      <w:proofErr w:type="gramStart"/>
+      <w:r>
+        <w:rPr>
+          <w:rFonts w:hint="eastAsia"/>
+        </w:rPr>
+        <w:t>, /</w:t>
+      </w:r>
+      <w:proofErr w:type="gramEnd"/>
+      <w:r>
+        <w:rPr>
+          <w:rFonts w:hint="eastAsia"/>
+        </w:rPr>
+        <w:t xml:space="preserve">/ 서버 -&gt; </w:t>
+      </w:r>
+      <w:proofErr w:type="gramStart"/>
+      <w:r>
+        <w:rPr>
+          <w:rFonts w:hint="eastAsia"/>
+        </w:rPr>
+        <w:t>클라 :</w:t>
+      </w:r>
+      <w:proofErr w:type="gramEnd"/>
+      <w:r>
+        <w:rPr>
+          <w:rFonts w:hint="eastAsia"/>
+        </w:rPr>
+        <w:t xml:space="preserve"> 플레이어 초기 </w:t>
       </w:r>
       <w:proofErr w:type="spellStart"/>
       <w:r>
@@ -11071,7 +11259,21 @@
         <w:rPr>
           <w:rFonts w:hint="eastAsia"/>
         </w:rPr>
-        <w:t>PACK_PLAYER_INPUT = 3, // 클라 -&gt; 서버: 클라이언트의 입력 값</w:t>
+        <w:t>PACK_PLAYER_INPUT = 3</w:t>
+      </w:r>
+      <w:proofErr w:type="gramStart"/>
+      <w:r>
+        <w:rPr>
+          <w:rFonts w:hint="eastAsia"/>
+        </w:rPr>
+        <w:t>, /</w:t>
+      </w:r>
+      <w:proofErr w:type="gramEnd"/>
+      <w:r>
+        <w:rPr>
+          <w:rFonts w:hint="eastAsia"/>
+        </w:rPr>
+        <w:t>/ 클라 -&gt; 서버: 클라이언트의 입력 값</w:t>
       </w:r>
       <w:r>
         <w:br/>
@@ -11088,11 +11290,33 @@
         </w:rPr>
         <w:t>4</w:t>
       </w:r>
-      <w:r>
-        <w:rPr>
-          <w:rFonts w:hint="eastAsia"/>
-        </w:rPr>
-        <w:t xml:space="preserve">, // 서버 -&gt; 클라 : 매 </w:t>
+      <w:proofErr w:type="gramStart"/>
+      <w:r>
+        <w:rPr>
+          <w:rFonts w:hint="eastAsia"/>
+        </w:rPr>
+        <w:t>, /</w:t>
+      </w:r>
+      <w:proofErr w:type="gramEnd"/>
+      <w:r>
+        <w:rPr>
+          <w:rFonts w:hint="eastAsia"/>
+        </w:rPr>
+        <w:t xml:space="preserve">/ 서버 -&gt; </w:t>
+      </w:r>
+      <w:proofErr w:type="gramStart"/>
+      <w:r>
+        <w:rPr>
+          <w:rFonts w:hint="eastAsia"/>
+        </w:rPr>
+        <w:t>클라 :</w:t>
+      </w:r>
+      <w:proofErr w:type="gramEnd"/>
+      <w:r>
+        <w:rPr>
+          <w:rFonts w:hint="eastAsia"/>
+        </w:rPr>
+        <w:t xml:space="preserve"> 매 </w:t>
       </w:r>
       <w:proofErr w:type="spellStart"/>
       <w:r>
@@ -11123,12 +11347,35 @@
         </w:rPr>
         <w:t>5</w:t>
       </w:r>
-      <w:r>
-        <w:rPr>
-          <w:rFonts w:hint="eastAsia"/>
-        </w:rPr>
-        <w:t xml:space="preserve">, // 클라 -&gt; 서버 : 조작 변화(좌우 이동, 점프 등) PACK_GAME_STATE_CHANGE = </w:t>
-      </w:r>
+      <w:proofErr w:type="gramStart"/>
+      <w:r>
+        <w:rPr>
+          <w:rFonts w:hint="eastAsia"/>
+        </w:rPr>
+        <w:t>, /</w:t>
+      </w:r>
+      <w:proofErr w:type="gramEnd"/>
+      <w:r>
+        <w:rPr>
+          <w:rFonts w:hint="eastAsia"/>
+        </w:rPr>
+        <w:t xml:space="preserve">/ 클라 -&gt; </w:t>
+      </w:r>
+      <w:proofErr w:type="gramStart"/>
+      <w:r>
+        <w:rPr>
+          <w:rFonts w:hint="eastAsia"/>
+        </w:rPr>
+        <w:t>서버 :</w:t>
+      </w:r>
+      <w:proofErr w:type="gramEnd"/>
+      <w:r>
+        <w:rPr>
+          <w:rFonts w:hint="eastAsia"/>
+        </w:rPr>
+        <w:t xml:space="preserve"> 조작 변화(좌우 이동, 점프 등) PACK_GAME_STATE_CHANGE = </w:t>
+      </w:r>
+      <w:proofErr w:type="gramStart"/>
       <w:r>
         <w:rPr>
           <w:rFonts w:hint="eastAsia"/>
@@ -11139,7 +11386,28 @@
         <w:rPr>
           <w:rFonts w:hint="eastAsia"/>
         </w:rPr>
-        <w:t xml:space="preserve"> // 서버 -&gt; 클라 : 게임 상태</w:t>
+        <w:t xml:space="preserve"> /</w:t>
+      </w:r>
+      <w:proofErr w:type="gramEnd"/>
+      <w:r>
+        <w:rPr>
+          <w:rFonts w:hint="eastAsia"/>
+        </w:rPr>
+        <w:t xml:space="preserve">/ 서버 -&gt; </w:t>
+      </w:r>
+      <w:proofErr w:type="gramStart"/>
+      <w:r>
+        <w:rPr>
+          <w:rFonts w:hint="eastAsia"/>
+        </w:rPr>
+        <w:t>클라 :</w:t>
+      </w:r>
+      <w:proofErr w:type="gramEnd"/>
+      <w:r>
+        <w:rPr>
+          <w:rFonts w:hint="eastAsia"/>
+        </w:rPr>
+        <w:t xml:space="preserve"> 게임 상태</w:t>
       </w:r>
       <w:r>
         <w:rPr>
@@ -11197,7 +11465,21 @@
         <w:rPr>
           <w:rFonts w:hint="eastAsia"/>
         </w:rPr>
-        <w:t xml:space="preserve"> type; // </w:t>
+        <w:t xml:space="preserve"> type</w:t>
+      </w:r>
+      <w:proofErr w:type="gramStart"/>
+      <w:r>
+        <w:rPr>
+          <w:rFonts w:hint="eastAsia"/>
+        </w:rPr>
+        <w:t>; /</w:t>
+      </w:r>
+      <w:proofErr w:type="gramEnd"/>
+      <w:r>
+        <w:rPr>
+          <w:rFonts w:hint="eastAsia"/>
+        </w:rPr>
+        <w:t xml:space="preserve">/ </w:t>
       </w:r>
       <w:proofErr w:type="spellStart"/>
       <w:r>
@@ -11220,7 +11502,21 @@
         <w:rPr>
           <w:rFonts w:hint="eastAsia"/>
         </w:rPr>
-        <w:t xml:space="preserve">uint16_t size; // 전체 바이트 수(헤더 포함) </w:t>
+        <w:t>uint16_t size</w:t>
+      </w:r>
+      <w:proofErr w:type="gramStart"/>
+      <w:r>
+        <w:rPr>
+          <w:rFonts w:hint="eastAsia"/>
+        </w:rPr>
+        <w:t>; /</w:t>
+      </w:r>
+      <w:proofErr w:type="gramEnd"/>
+      <w:r>
+        <w:rPr>
+          <w:rFonts w:hint="eastAsia"/>
+        </w:rPr>
+        <w:t xml:space="preserve">/ 전체 바이트 수(헤더 포함) </w:t>
       </w:r>
       <w:r>
         <w:br/>
@@ -11427,13 +11723,27 @@
         <w:rPr>
           <w:rFonts w:hint="eastAsia"/>
         </w:rPr>
-        <w:t xml:space="preserve"> players[3];</w:t>
-      </w:r>
-      <w:r>
-        <w:rPr>
-          <w:rFonts w:hint="eastAsia"/>
-        </w:rPr>
-        <w:t xml:space="preserve"> // 모든 플레이어의 초기 위치</w:t>
+        <w:t xml:space="preserve"> players[3]</w:t>
+      </w:r>
+      <w:proofErr w:type="gramStart"/>
+      <w:r>
+        <w:rPr>
+          <w:rFonts w:hint="eastAsia"/>
+        </w:rPr>
+        <w:t>;</w:t>
+      </w:r>
+      <w:r>
+        <w:rPr>
+          <w:rFonts w:hint="eastAsia"/>
+        </w:rPr>
+        <w:t xml:space="preserve"> /</w:t>
+      </w:r>
+      <w:proofErr w:type="gramEnd"/>
+      <w:r>
+        <w:rPr>
+          <w:rFonts w:hint="eastAsia"/>
+        </w:rPr>
+        <w:t>/ 모든 플레이어의 초기 위치</w:t>
       </w:r>
       <w:r>
         <w:br/>
@@ -11454,11 +11764,19 @@
           <w:color w:val="EE0000"/>
         </w:rPr>
       </w:pPr>
-      <w:r>
-        <w:rPr>
-          <w:color w:val="EE0000"/>
-        </w:rPr>
-        <w:t>std::vector&lt;uint8_t&gt; Serialize();</w:t>
+      <w:proofErr w:type="gramStart"/>
+      <w:r>
+        <w:rPr>
+          <w:color w:val="EE0000"/>
+        </w:rPr>
+        <w:t>std::</w:t>
+      </w:r>
+      <w:proofErr w:type="gramEnd"/>
+      <w:r>
+        <w:rPr>
+          <w:color w:val="EE0000"/>
+        </w:rPr>
+        <w:t>vector&lt;uint8_t&gt; Serialize();</w:t>
       </w:r>
       <w:r>
         <w:rPr>
@@ -11478,14 +11796,29 @@
           <w:color w:val="EE0000"/>
         </w:rPr>
         <w:br/>
-        <w:t xml:space="preserve"> void Deserialize(const uint8_t* data, int size);</w:t>
-      </w:r>
-      <w:r>
-        <w:rPr>
-          <w:rFonts w:hint="eastAsia"/>
-          <w:color w:val="EE0000"/>
-        </w:rPr>
-        <w:t xml:space="preserve"> // 하나의 배열을 구조체로 옮김</w:t>
+        <w:t xml:space="preserve"> void Deserialize(const uint8_t* data, int size)</w:t>
+      </w:r>
+      <w:proofErr w:type="gramStart"/>
+      <w:r>
+        <w:rPr>
+          <w:color w:val="EE0000"/>
+        </w:rPr>
+        <w:t>;</w:t>
+      </w:r>
+      <w:r>
+        <w:rPr>
+          <w:rFonts w:hint="eastAsia"/>
+          <w:color w:val="EE0000"/>
+        </w:rPr>
+        <w:t xml:space="preserve"> /</w:t>
+      </w:r>
+      <w:proofErr w:type="gramEnd"/>
+      <w:r>
+        <w:rPr>
+          <w:rFonts w:hint="eastAsia"/>
+          <w:color w:val="EE0000"/>
+        </w:rPr>
+        <w:t>/ 하나의 배열을 구조체로 옮김</w:t>
       </w:r>
     </w:p>
     <w:p>
@@ -11542,11 +11875,19 @@
         <w:t>staticObjParam</w:t>
       </w:r>
       <w:proofErr w:type="spellEnd"/>
-      <w:r>
-        <w:rPr>
-          <w:rFonts w:hint="eastAsia"/>
-        </w:rPr>
-        <w:t>; // 고정 객체를 전송할 패킷들의 총 정보</w:t>
+      <w:proofErr w:type="gramStart"/>
+      <w:r>
+        <w:rPr>
+          <w:rFonts w:hint="eastAsia"/>
+        </w:rPr>
+        <w:t>; /</w:t>
+      </w:r>
+      <w:proofErr w:type="gramEnd"/>
+      <w:r>
+        <w:rPr>
+          <w:rFonts w:hint="eastAsia"/>
+        </w:rPr>
+        <w:t>/ 고정 객체를 전송할 패킷들의 총 정보</w:t>
       </w:r>
       <w:r>
         <w:br/>
@@ -11583,11 +11924,19 @@
       <w:r>
         <w:tab/>
       </w:r>
-      <w:r>
-        <w:rPr>
-          <w:rFonts w:hint="eastAsia"/>
-        </w:rPr>
-        <w:t>// 고정된 객체들의 각 좌표를 넣어서 그 개수만큼 반복해서 전송</w:t>
+      <w:proofErr w:type="gramStart"/>
+      <w:r>
+        <w:rPr>
+          <w:rFonts w:hint="eastAsia"/>
+        </w:rPr>
+        <w:t>// 고정된</w:t>
+      </w:r>
+      <w:proofErr w:type="gramEnd"/>
+      <w:r>
+        <w:rPr>
+          <w:rFonts w:hint="eastAsia"/>
+        </w:rPr>
+        <w:t xml:space="preserve"> 객체들의 각 좌표를 넣어서 그 개수만큼 반복해서 전송</w:t>
       </w:r>
     </w:p>
     <w:p>
@@ -11637,11 +11986,19 @@
         <w:t>dynamicObjParam</w:t>
       </w:r>
       <w:proofErr w:type="spellEnd"/>
-      <w:r>
-        <w:rPr>
-          <w:rFonts w:hint="eastAsia"/>
-        </w:rPr>
-        <w:t>; // 움직이는 객체를 전송할 패킷들의 총 정보</w:t>
+      <w:proofErr w:type="gramStart"/>
+      <w:r>
+        <w:rPr>
+          <w:rFonts w:hint="eastAsia"/>
+        </w:rPr>
+        <w:t>; /</w:t>
+      </w:r>
+      <w:proofErr w:type="gramEnd"/>
+      <w:r>
+        <w:rPr>
+          <w:rFonts w:hint="eastAsia"/>
+        </w:rPr>
+        <w:t>/ 움직이는 객체를 전송할 패킷들의 총 정보</w:t>
       </w:r>
       <w:r>
         <w:br/>
@@ -11670,11 +12027,19 @@
       <w:r>
         <w:tab/>
       </w:r>
-      <w:r>
-        <w:rPr>
-          <w:rFonts w:hint="eastAsia"/>
-        </w:rPr>
-        <w:t>// 움직이는 객체들의 각 좌표를 넣어서 그 개수만큼</w:t>
+      <w:proofErr w:type="gramStart"/>
+      <w:r>
+        <w:rPr>
+          <w:rFonts w:hint="eastAsia"/>
+        </w:rPr>
+        <w:t>// 움직이는</w:t>
+      </w:r>
+      <w:proofErr w:type="gramEnd"/>
+      <w:r>
+        <w:rPr>
+          <w:rFonts w:hint="eastAsia"/>
+        </w:rPr>
+        <w:t xml:space="preserve"> 객체들의 각 좌표를 넣어서 그 개수만큼</w:t>
       </w:r>
     </w:p>
     <w:p/>
@@ -11732,11 +12097,19 @@
         <w:t>playerId</w:t>
       </w:r>
       <w:proofErr w:type="spellEnd"/>
-      <w:r>
-        <w:rPr>
-          <w:rFonts w:hint="eastAsia"/>
-        </w:rPr>
-        <w:t xml:space="preserve">; // </w:t>
+      <w:proofErr w:type="gramStart"/>
+      <w:r>
+        <w:rPr>
+          <w:rFonts w:hint="eastAsia"/>
+        </w:rPr>
+        <w:t>; /</w:t>
+      </w:r>
+      <w:proofErr w:type="gramEnd"/>
+      <w:r>
+        <w:rPr>
+          <w:rFonts w:hint="eastAsia"/>
+        </w:rPr>
+        <w:t xml:space="preserve">/ </w:t>
       </w:r>
       <w:r>
         <w:rPr>
@@ -11771,11 +12144,19 @@
         </w:rPr>
         <w:t>[3]</w:t>
       </w:r>
-      <w:r>
-        <w:rPr>
-          <w:rFonts w:hint="eastAsia"/>
-        </w:rPr>
-        <w:t xml:space="preserve">; // 서버 기준 월드 좌표 </w:t>
+      <w:proofErr w:type="gramStart"/>
+      <w:r>
+        <w:rPr>
+          <w:rFonts w:hint="eastAsia"/>
+        </w:rPr>
+        <w:t>; /</w:t>
+      </w:r>
+      <w:proofErr w:type="gramEnd"/>
+      <w:r>
+        <w:rPr>
+          <w:rFonts w:hint="eastAsia"/>
+        </w:rPr>
+        <w:t xml:space="preserve">/ 서버 기준 월드 좌표 </w:t>
       </w:r>
       <w:r>
         <w:br/>
@@ -11798,23 +12179,45 @@
         </w:rPr>
         <w:t>[3]</w:t>
       </w:r>
-      <w:r>
-        <w:rPr>
-          <w:rFonts w:hint="eastAsia"/>
-        </w:rPr>
-        <w:t>; // 객체의 회전 각도</w:t>
-      </w:r>
-      <w:r>
-        <w:rPr>
-          <w:rFonts w:hint="eastAsia"/>
-        </w:rPr>
-        <w:t xml:space="preserve">      </w:t>
-      </w:r>
-      <w:r>
-        <w:rPr>
-          <w:rFonts w:hint="eastAsia"/>
-        </w:rPr>
-        <w:t>};</w:t>
+      <w:proofErr w:type="gramStart"/>
+      <w:r>
+        <w:rPr>
+          <w:rFonts w:hint="eastAsia"/>
+        </w:rPr>
+        <w:t>; /</w:t>
+      </w:r>
+      <w:proofErr w:type="gramEnd"/>
+      <w:r>
+        <w:rPr>
+          <w:rFonts w:hint="eastAsia"/>
+        </w:rPr>
+        <w:t>/ 객체의 회전 각도</w:t>
+      </w:r>
+      <w:r>
+        <w:rPr>
+          <w:rFonts w:hint="eastAsia"/>
+        </w:rPr>
+        <w:t xml:space="preserve">    </w:t>
+      </w:r>
+      <w:proofErr w:type="gramStart"/>
+      <w:r>
+        <w:rPr>
+          <w:rFonts w:hint="eastAsia"/>
+        </w:rPr>
+        <w:t xml:space="preserve">  </w:t>
+      </w:r>
+      <w:r>
+        <w:rPr>
+          <w:rFonts w:hint="eastAsia"/>
+        </w:rPr>
+        <w:t>}</w:t>
+      </w:r>
+      <w:proofErr w:type="gramEnd"/>
+      <w:r>
+        <w:rPr>
+          <w:rFonts w:hint="eastAsia"/>
+        </w:rPr>
+        <w:t>;</w:t>
       </w:r>
     </w:p>
     <w:p>
@@ -11866,11 +12269,19 @@
         <w:t>gameState</w:t>
       </w:r>
       <w:proofErr w:type="spellEnd"/>
-      <w:r>
-        <w:rPr>
-          <w:rFonts w:hint="eastAsia"/>
-        </w:rPr>
-        <w:t xml:space="preserve">; // 지금 게임이 RUNNING인지 FINISHED인지도 함께 보냄 </w:t>
+      <w:proofErr w:type="gramStart"/>
+      <w:r>
+        <w:rPr>
+          <w:rFonts w:hint="eastAsia"/>
+        </w:rPr>
+        <w:t>; /</w:t>
+      </w:r>
+      <w:proofErr w:type="gramEnd"/>
+      <w:r>
+        <w:rPr>
+          <w:rFonts w:hint="eastAsia"/>
+        </w:rPr>
+        <w:t xml:space="preserve">/ 지금 게임이 RUNNING인지 FINISHED인지도 함께 보냄 </w:t>
       </w:r>
       <w:r>
         <w:br/>
@@ -11972,11 +12383,19 @@
           <w:color w:val="EE0000"/>
         </w:rPr>
       </w:pPr>
-      <w:r>
-        <w:rPr>
-          <w:color w:val="EE0000"/>
-        </w:rPr>
-        <w:t>std::vector&lt;uint8_t&gt; Serialize();</w:t>
+      <w:proofErr w:type="gramStart"/>
+      <w:r>
+        <w:rPr>
+          <w:color w:val="EE0000"/>
+        </w:rPr>
+        <w:t>std::</w:t>
+      </w:r>
+      <w:proofErr w:type="gramEnd"/>
+      <w:r>
+        <w:rPr>
+          <w:color w:val="EE0000"/>
+        </w:rPr>
+        <w:t>vector&lt;uint8_t&gt; Serialize();</w:t>
       </w:r>
       <w:r>
         <w:rPr>
@@ -11996,14 +12415,29 @@
           <w:color w:val="EE0000"/>
         </w:rPr>
         <w:br/>
-        <w:t>void Deserialize(const uint8_t* data, int size);</w:t>
-      </w:r>
-      <w:r>
-        <w:rPr>
-          <w:rFonts w:hint="eastAsia"/>
-          <w:color w:val="EE0000"/>
-        </w:rPr>
-        <w:t xml:space="preserve"> // 하나의 배열을 구조체로 옮김</w:t>
+        <w:t>void Deserialize(const uint8_t* data, int size)</w:t>
+      </w:r>
+      <w:proofErr w:type="gramStart"/>
+      <w:r>
+        <w:rPr>
+          <w:color w:val="EE0000"/>
+        </w:rPr>
+        <w:t>;</w:t>
+      </w:r>
+      <w:r>
+        <w:rPr>
+          <w:rFonts w:hint="eastAsia"/>
+          <w:color w:val="EE0000"/>
+        </w:rPr>
+        <w:t xml:space="preserve"> /</w:t>
+      </w:r>
+      <w:proofErr w:type="gramEnd"/>
+      <w:r>
+        <w:rPr>
+          <w:rFonts w:hint="eastAsia"/>
+          <w:color w:val="EE0000"/>
+        </w:rPr>
+        <w:t>/ 하나의 배열을 구조체로 옮김</w:t>
       </w:r>
     </w:p>
     <w:p>
@@ -14894,35 +15328,7 @@
           <w:tcPr>
             <w:tcW w:w="1520" w:type="dxa"/>
           </w:tcPr>
-          <w:p>
-            <w:pPr>
-              <w:rPr>
-                <w:color w:val="EE0000"/>
-              </w:rPr>
-            </w:pPr>
-            <w:r>
-              <w:rPr>
-                <w:rFonts w:hint="eastAsia"/>
-                <w:color w:val="EE0000"/>
-              </w:rPr>
-              <w:t>클라이언트 감도조절</w:t>
-            </w:r>
-          </w:p>
-          <w:p>
-            <w:pPr>
-              <w:rPr>
-                <w:rFonts w:hint="eastAsia"/>
-                <w:color w:val="EE0000"/>
-              </w:rPr>
-            </w:pPr>
-            <w:r>
-              <w:rPr>
-                <w:rFonts w:hint="eastAsia"/>
-                <w:color w:val="EE0000"/>
-              </w:rPr>
-              <w:t>플레이어 quit 개선</w:t>
-            </w:r>
-          </w:p>
+          <w:p/>
         </w:tc>
         <w:tc>
           <w:tcPr>
@@ -14935,39 +15341,20 @@
             <w:tcW w:w="1341" w:type="dxa"/>
           </w:tcPr>
           <w:p>
-            <w:pPr>
-              <w:rPr>
-                <w:strike/>
-              </w:rPr>
-            </w:pPr>
             <w:r>
               <w:rPr>
                 <w:rFonts w:hint="eastAsia"/>
-                <w:strike/>
               </w:rPr>
               <w:t>Check</w:t>
             </w:r>
             <w:r>
-              <w:rPr>
-                <w:strike/>
-              </w:rPr>
               <w:br/>
             </w:r>
             <w:r>
               <w:rPr>
                 <w:rFonts w:hint="eastAsia"/>
-                <w:strike/>
               </w:rPr>
               <w:t>Collision</w:t>
-            </w:r>
-          </w:p>
-          <w:p>
-            <w:r>
-              <w:rPr>
-                <w:rFonts w:hint="eastAsia"/>
-                <w:color w:val="EE0000"/>
-              </w:rPr>
-              <w:t>이미 완료됨</w:t>
             </w:r>
           </w:p>
         </w:tc>

--- a/넷겜플 추진 기획서.docx
+++ b/넷겜플 추진 기획서.docx
@@ -6787,19 +6787,11 @@
     </w:p>
     <w:p/>
     <w:p>
-      <w:proofErr w:type="gramStart"/>
-      <w:r>
-        <w:rPr>
-          <w:rFonts w:hint="eastAsia"/>
-        </w:rPr>
-        <w:t>Player :</w:t>
-      </w:r>
-      <w:proofErr w:type="gramEnd"/>
-      <w:r>
-        <w:rPr>
-          <w:rFonts w:hint="eastAsia"/>
-        </w:rPr>
-        <w:t xml:space="preserve"> Object 상속</w:t>
+      <w:r>
+        <w:rPr>
+          <w:rFonts w:hint="eastAsia"/>
+        </w:rPr>
+        <w:t>Player : Object 상속</w:t>
       </w:r>
     </w:p>
     <w:p>
@@ -7177,129 +7169,127 @@
         </w:rPr>
         <w:tab/>
       </w:r>
-      <w:proofErr w:type="gramStart"/>
       <w:r>
         <w:rPr>
           <w:rFonts w:hint="eastAsia"/>
           <w:sz w:val="20"/>
           <w:szCs w:val="20"/>
         </w:rPr>
-        <w:t>// 위치</w:t>
-      </w:r>
-      <w:proofErr w:type="gramEnd"/>
-      <w:r>
-        <w:rPr>
-          <w:rFonts w:hint="eastAsia"/>
+        <w:t>// 위치 이동 계산이 없으므로 int</w:t>
+      </w:r>
+    </w:p>
+    <w:p>
+      <w:pPr>
+        <w:rPr>
           <w:sz w:val="20"/>
           <w:szCs w:val="20"/>
         </w:rPr>
-        <w:t xml:space="preserve"> 이동 계산이 없으므로 int</w:t>
-      </w:r>
-    </w:p>
-    <w:p>
-      <w:pPr>
+      </w:pPr>
+      <w:r>
         <w:rPr>
           <w:sz w:val="20"/>
           <w:szCs w:val="20"/>
         </w:rPr>
-      </w:pPr>
-      <w:r>
-        <w:rPr>
+        <w:tab/>
+      </w:r>
+      <w:r>
+        <w:rPr>
+          <w:rFonts w:hint="eastAsia"/>
           <w:sz w:val="20"/>
           <w:szCs w:val="20"/>
         </w:rPr>
-        <w:tab/>
-      </w:r>
-      <w:r>
-        <w:rPr>
-          <w:rFonts w:hint="eastAsia"/>
+        <w:t>bool jump;</w:t>
+      </w:r>
+    </w:p>
+    <w:p>
+      <w:pPr>
+        <w:rPr>
           <w:sz w:val="20"/>
           <w:szCs w:val="20"/>
         </w:rPr>
-        <w:t>bool jump;</w:t>
-      </w:r>
-    </w:p>
-    <w:p>
-      <w:pPr>
+      </w:pPr>
+      <w:r>
         <w:rPr>
           <w:sz w:val="20"/>
           <w:szCs w:val="20"/>
         </w:rPr>
-      </w:pPr>
-      <w:r>
-        <w:rPr>
+        <w:tab/>
+      </w:r>
+      <w:r>
+        <w:rPr>
+          <w:rFonts w:hint="eastAsia"/>
           <w:sz w:val="20"/>
           <w:szCs w:val="20"/>
         </w:rPr>
-        <w:tab/>
-      </w:r>
+        <w:t xml:space="preserve">float </w:t>
+      </w:r>
+      <w:proofErr w:type="spellStart"/>
       <w:r>
         <w:rPr>
           <w:rFonts w:hint="eastAsia"/>
           <w:sz w:val="20"/>
           <w:szCs w:val="20"/>
         </w:rPr>
-        <w:t xml:space="preserve">float </w:t>
-      </w:r>
-      <w:proofErr w:type="spellStart"/>
+        <w:t>deltax</w:t>
+      </w:r>
+      <w:proofErr w:type="spellEnd"/>
       <w:r>
         <w:rPr>
           <w:rFonts w:hint="eastAsia"/>
           <w:sz w:val="20"/>
           <w:szCs w:val="20"/>
         </w:rPr>
-        <w:t>deltax</w:t>
-      </w:r>
-      <w:proofErr w:type="spellEnd"/>
+        <w:t xml:space="preserve">, </w:t>
+      </w:r>
+      <w:proofErr w:type="spellStart"/>
       <w:r>
         <w:rPr>
           <w:rFonts w:hint="eastAsia"/>
           <w:sz w:val="20"/>
           <w:szCs w:val="20"/>
         </w:rPr>
-        <w:t xml:space="preserve">, </w:t>
-      </w:r>
-      <w:proofErr w:type="spellStart"/>
+        <w:t>deltay</w:t>
+      </w:r>
+      <w:proofErr w:type="spellEnd"/>
       <w:r>
         <w:rPr>
           <w:rFonts w:hint="eastAsia"/>
           <w:sz w:val="20"/>
           <w:szCs w:val="20"/>
         </w:rPr>
-        <w:t>deltay</w:t>
-      </w:r>
-      <w:proofErr w:type="spellEnd"/>
-      <w:r>
-        <w:rPr>
-          <w:rFonts w:hint="eastAsia"/>
+        <w:t>;</w:t>
+      </w:r>
+    </w:p>
+    <w:p>
+      <w:pPr>
+        <w:rPr>
           <w:sz w:val="20"/>
           <w:szCs w:val="20"/>
         </w:rPr>
-        <w:t>;</w:t>
-      </w:r>
-    </w:p>
-    <w:p>
-      <w:pPr>
+      </w:pPr>
+      <w:r>
         <w:rPr>
           <w:sz w:val="20"/>
           <w:szCs w:val="20"/>
         </w:rPr>
-      </w:pPr>
-      <w:r>
-        <w:rPr>
+        <w:tab/>
+      </w:r>
+      <w:r>
+        <w:rPr>
+          <w:rFonts w:hint="eastAsia"/>
+          <w:color w:val="EE0000"/>
           <w:sz w:val="20"/>
           <w:szCs w:val="20"/>
         </w:rPr>
-        <w:tab/>
-      </w:r>
-      <w:r>
-        <w:rPr>
-          <w:rFonts w:hint="eastAsia"/>
+        <w:t>bool quit;</w:t>
+      </w:r>
+      <w:r>
+        <w:rPr>
           <w:color w:val="EE0000"/>
           <w:sz w:val="20"/>
           <w:szCs w:val="20"/>
         </w:rPr>
-        <w:t>bool quit;</w:t>
+        <w:tab/>
       </w:r>
       <w:r>
         <w:rPr>
@@ -7311,13 +7301,13 @@
       </w:r>
       <w:r>
         <w:rPr>
+          <w:rFonts w:hint="eastAsia"/>
           <w:color w:val="EE0000"/>
           <w:sz w:val="20"/>
           <w:szCs w:val="20"/>
         </w:rPr>
-        <w:tab/>
-      </w:r>
-      <w:proofErr w:type="gramStart"/>
+        <w:t xml:space="preserve">// 키보드 q키를 눌러 클라이언트가 </w:t>
+      </w:r>
       <w:r>
         <w:rPr>
           <w:rFonts w:hint="eastAsia"/>
@@ -7325,43 +7315,38 @@
           <w:sz w:val="20"/>
           <w:szCs w:val="20"/>
         </w:rPr>
-        <w:t>// 키보드</w:t>
-      </w:r>
-      <w:proofErr w:type="gramEnd"/>
-      <w:r>
-        <w:rPr>
-          <w:rFonts w:hint="eastAsia"/>
+        <w:t>종료할</w:t>
+      </w:r>
+    </w:p>
+    <w:p>
+      <w:pPr>
+        <w:rPr>
           <w:color w:val="EE0000"/>
           <w:sz w:val="20"/>
           <w:szCs w:val="20"/>
         </w:rPr>
-        <w:t xml:space="preserve"> q키를 눌러 클라이언트가 </w:t>
-      </w:r>
-      <w:r>
-        <w:rPr>
-          <w:rFonts w:hint="eastAsia"/>
-          <w:color w:val="EE0000"/>
+      </w:pPr>
+      <w:r>
+        <w:rPr>
+          <w:rFonts w:hint="eastAsia"/>
           <w:sz w:val="20"/>
           <w:szCs w:val="20"/>
         </w:rPr>
-        <w:t>종료할</w:t>
-      </w:r>
-    </w:p>
-    <w:p>
-      <w:pPr>
-        <w:rPr>
-          <w:color w:val="EE0000"/>
+        <w:t>}</w:t>
+      </w:r>
+      <w:r>
+        <w:rPr>
           <w:sz w:val="20"/>
           <w:szCs w:val="20"/>
         </w:rPr>
-      </w:pPr>
-      <w:r>
-        <w:rPr>
-          <w:rFonts w:hint="eastAsia"/>
+        <w:tab/>
+      </w:r>
+      <w:r>
+        <w:rPr>
           <w:sz w:val="20"/>
           <w:szCs w:val="20"/>
         </w:rPr>
-        <w:t>}</w:t>
+        <w:tab/>
       </w:r>
       <w:r>
         <w:rPr>
@@ -7379,37 +7364,12 @@
       </w:r>
       <w:r>
         <w:rPr>
+          <w:rFonts w:hint="eastAsia"/>
+          <w:color w:val="EE0000"/>
           <w:sz w:val="20"/>
           <w:szCs w:val="20"/>
         </w:rPr>
-        <w:tab/>
-      </w:r>
-      <w:r>
-        <w:rPr>
-          <w:sz w:val="20"/>
-          <w:szCs w:val="20"/>
-        </w:rPr>
-        <w:tab/>
-      </w:r>
-      <w:proofErr w:type="gramStart"/>
-      <w:r>
-        <w:rPr>
-          <w:rFonts w:hint="eastAsia"/>
-          <w:color w:val="EE0000"/>
-          <w:sz w:val="20"/>
-          <w:szCs w:val="20"/>
-        </w:rPr>
-        <w:t>// 경우</w:t>
-      </w:r>
-      <w:proofErr w:type="gramEnd"/>
-      <w:r>
-        <w:rPr>
-          <w:rFonts w:hint="eastAsia"/>
-          <w:color w:val="EE0000"/>
-          <w:sz w:val="20"/>
-          <w:szCs w:val="20"/>
-        </w:rPr>
-        <w:t>, 서버에게도 이</w:t>
+        <w:t>// 경우, 서버에게도 이</w:t>
       </w:r>
       <w:r>
         <w:rPr>
@@ -7904,7 +7864,6 @@
           <w:color w:val="EE0000"/>
         </w:rPr>
       </w:pPr>
-      <w:proofErr w:type="gramStart"/>
       <w:r>
         <w:rPr>
           <w:rFonts w:hint="eastAsia"/>
@@ -7917,15 +7876,7 @@
           <w:rFonts w:hint="eastAsia"/>
           <w:color w:val="EE0000"/>
         </w:rPr>
-        <w:t>객체</w:t>
-      </w:r>
-      <w:proofErr w:type="gramEnd"/>
-      <w:r>
-        <w:rPr>
-          <w:rFonts w:hint="eastAsia"/>
-          <w:color w:val="EE0000"/>
-        </w:rPr>
-        <w:t xml:space="preserve"> 생성, 플레이어의 초기 위치 지정</w:t>
+        <w:t>객체 생성, 플레이어의 초기 위치 지정</w:t>
       </w:r>
       <w:r>
         <w:rPr>
@@ -8071,21 +8022,12 @@
           <w:color w:val="EE0000"/>
         </w:rPr>
       </w:pPr>
-      <w:proofErr w:type="gramStart"/>
-      <w:r>
-        <w:rPr>
-          <w:rFonts w:hint="eastAsia"/>
-          <w:color w:val="EE0000"/>
-        </w:rPr>
-        <w:t>// 2025</w:t>
-      </w:r>
-      <w:proofErr w:type="gramEnd"/>
-      <w:r>
-        <w:rPr>
-          <w:rFonts w:hint="eastAsia"/>
-          <w:color w:val="EE0000"/>
-        </w:rPr>
-        <w:t>-11-19일</w:t>
+      <w:r>
+        <w:rPr>
+          <w:rFonts w:hint="eastAsia"/>
+          <w:color w:val="EE0000"/>
+        </w:rPr>
+        <w:t>// 2025-11-19일</w:t>
       </w:r>
     </w:p>
     <w:p>
@@ -8125,7 +8067,6 @@
     <w:p/>
     <w:p>
       <w:proofErr w:type="spellStart"/>
-      <w:proofErr w:type="gramStart"/>
       <w:r>
         <w:rPr>
           <w:rFonts w:hint="eastAsia"/>
@@ -8137,14 +8078,7 @@
         <w:rPr>
           <w:rFonts w:hint="eastAsia"/>
         </w:rPr>
-        <w:t xml:space="preserve"> :</w:t>
-      </w:r>
-      <w:proofErr w:type="gramEnd"/>
-      <w:r>
-        <w:rPr>
-          <w:rFonts w:hint="eastAsia"/>
-        </w:rPr>
-        <w:t xml:space="preserve"> Object 상속</w:t>
+        <w:t xml:space="preserve"> : Object 상속</w:t>
       </w:r>
     </w:p>
     <w:p>
@@ -8231,29 +8165,14 @@
         <w:rPr>
           <w:color w:val="EE0000"/>
         </w:rPr>
-        <w:t>[3</w:t>
-      </w:r>
-      <w:proofErr w:type="gramStart"/>
-      <w:r>
-        <w:rPr>
-          <w:color w:val="EE0000"/>
-        </w:rPr>
-        <w:t>]</w:t>
-      </w:r>
-      <w:r>
-        <w:rPr>
-          <w:rFonts w:hint="eastAsia"/>
-          <w:color w:val="EE0000"/>
-        </w:rPr>
-        <w:t>:이동</w:t>
-      </w:r>
-      <w:proofErr w:type="gramEnd"/>
-      <w:r>
-        <w:rPr>
-          <w:rFonts w:hint="eastAsia"/>
-          <w:color w:val="EE0000"/>
-        </w:rPr>
-        <w:t xml:space="preserve"> 거리를 계산해 최대 변화량이 넘어가면 방향을 반대로 설정</w:t>
+        <w:t>[3]</w:t>
+      </w:r>
+      <w:r>
+        <w:rPr>
+          <w:rFonts w:hint="eastAsia"/>
+          <w:color w:val="EE0000"/>
+        </w:rPr>
+        <w:t>:이동 거리를 계산해 최대 변화량이 넘어가면 방향을 반대로 설정</w:t>
       </w:r>
     </w:p>
     <w:p>
@@ -8725,11 +8644,19 @@
           <w:color w:val="EE0000"/>
         </w:rPr>
       </w:pPr>
-      <w:r>
-        <w:rPr>
-          <w:color w:val="EE0000"/>
-        </w:rPr>
-        <w:t xml:space="preserve">void </w:t>
+      <w:proofErr w:type="gramStart"/>
+      <w:r>
+        <w:rPr>
+          <w:color w:val="EE0000"/>
+        </w:rPr>
+        <w:t>void</w:t>
+      </w:r>
+      <w:proofErr w:type="gramEnd"/>
+      <w:r>
+        <w:rPr>
+          <w:color w:val="EE0000"/>
+        </w:rPr>
+        <w:t xml:space="preserve"> </w:t>
       </w:r>
       <w:proofErr w:type="spellStart"/>
       <w:proofErr w:type="gramStart"/>
@@ -9847,21 +9774,12 @@
           <w:color w:val="EE0000"/>
         </w:rPr>
       </w:pPr>
-      <w:proofErr w:type="gramStart"/>
-      <w:r>
-        <w:rPr>
-          <w:rFonts w:hint="eastAsia"/>
-          <w:color w:val="EE0000"/>
-        </w:rPr>
-        <w:t>// 2025</w:t>
-      </w:r>
-      <w:proofErr w:type="gramEnd"/>
-      <w:r>
-        <w:rPr>
-          <w:rFonts w:hint="eastAsia"/>
-          <w:color w:val="EE0000"/>
-        </w:rPr>
-        <w:t xml:space="preserve">-11-12일 </w:t>
+      <w:r>
+        <w:rPr>
+          <w:rFonts w:hint="eastAsia"/>
+          <w:color w:val="EE0000"/>
+        </w:rPr>
+        <w:t xml:space="preserve">// 2025-11-12일 </w:t>
       </w:r>
       <w:r>
         <w:rPr>
@@ -10940,21 +10858,7 @@
         <w:rPr>
           <w:rFonts w:hint="eastAsia"/>
         </w:rPr>
-        <w:t>GAME_STATE_WAITING = 0</w:t>
-      </w:r>
-      <w:proofErr w:type="gramStart"/>
-      <w:r>
-        <w:rPr>
-          <w:rFonts w:hint="eastAsia"/>
-        </w:rPr>
-        <w:t>, /</w:t>
-      </w:r>
-      <w:proofErr w:type="gramEnd"/>
-      <w:r>
-        <w:rPr>
-          <w:rFonts w:hint="eastAsia"/>
-        </w:rPr>
-        <w:t>/ 모든 클라이언트 접속 대기 &amp; 초기화 정보 송신 단계</w:t>
+        <w:t>GAME_STATE_WAITING = 0, // 모든 클라이언트 접속 대기 &amp; 초기화 정보 송신 단계</w:t>
       </w:r>
     </w:p>
     <w:p>
@@ -10963,43 +10867,15 @@
           <w:rFonts w:hint="eastAsia"/>
         </w:rPr>
         <w:lastRenderedPageBreak/>
-        <w:t>GAME_STATE_RUNNING = 1</w:t>
-      </w:r>
-      <w:proofErr w:type="gramStart"/>
-      <w:r>
-        <w:rPr>
-          <w:rFonts w:hint="eastAsia"/>
-        </w:rPr>
-        <w:t>, /</w:t>
-      </w:r>
-      <w:proofErr w:type="gramEnd"/>
-      <w:r>
-        <w:rPr>
-          <w:rFonts w:hint="eastAsia"/>
-        </w:rPr>
-        <w:t xml:space="preserve">/ 실제 경기 중 </w:t>
-      </w:r>
-    </w:p>
-    <w:p>
-      <w:r>
-        <w:rPr>
-          <w:rFonts w:hint="eastAsia"/>
-        </w:rPr>
-        <w:t>GAME_STATE_FINISHED = 2</w:t>
-      </w:r>
-      <w:proofErr w:type="gramStart"/>
-      <w:r>
-        <w:rPr>
-          <w:rFonts w:hint="eastAsia"/>
-        </w:rPr>
-        <w:t>, /</w:t>
-      </w:r>
-      <w:proofErr w:type="gramEnd"/>
-      <w:r>
-        <w:rPr>
-          <w:rFonts w:hint="eastAsia"/>
-        </w:rPr>
-        <w:t>/ 우승자</w:t>
+        <w:t xml:space="preserve">GAME_STATE_RUNNING = 1, // 실제 경기 중 </w:t>
+      </w:r>
+    </w:p>
+    <w:p>
+      <w:r>
+        <w:rPr>
+          <w:rFonts w:hint="eastAsia"/>
+        </w:rPr>
+        <w:t>GAME_STATE_FINISHED = 2, // 우승자</w:t>
       </w:r>
       <w:r>
         <w:rPr>
@@ -11021,27 +10897,13 @@
         <w:rPr>
           <w:rFonts w:hint="eastAsia"/>
         </w:rPr>
-        <w:t xml:space="preserve">GAME_STATE_RESETTING = </w:t>
-      </w:r>
-      <w:proofErr w:type="gramStart"/>
-      <w:r>
-        <w:rPr>
-          <w:rFonts w:hint="eastAsia"/>
-        </w:rPr>
-        <w:t>3</w:t>
-      </w:r>
-      <w:r>
-        <w:rPr>
-          <w:rFonts w:hint="eastAsia"/>
-        </w:rPr>
-        <w:t xml:space="preserve"> /</w:t>
-      </w:r>
-      <w:proofErr w:type="gramEnd"/>
-      <w:r>
-        <w:rPr>
-          <w:rFonts w:hint="eastAsia"/>
-        </w:rPr>
-        <w:t xml:space="preserve">/ </w:t>
+        <w:t>GAME_STATE_RESETTING = 3</w:t>
+      </w:r>
+      <w:r>
+        <w:rPr>
+          <w:rFonts w:hint="eastAsia"/>
+        </w:rPr>
+        <w:t xml:space="preserve"> // </w:t>
       </w:r>
       <w:r>
         <w:rPr>
@@ -11159,33 +11021,11 @@
         </w:rPr>
         <w:t>0</w:t>
       </w:r>
-      <w:proofErr w:type="gramStart"/>
-      <w:r>
-        <w:rPr>
-          <w:rFonts w:hint="eastAsia"/>
-        </w:rPr>
-        <w:t>, /</w:t>
-      </w:r>
-      <w:proofErr w:type="gramEnd"/>
-      <w:r>
-        <w:rPr>
-          <w:rFonts w:hint="eastAsia"/>
-        </w:rPr>
-        <w:t xml:space="preserve">/ 서버 -&gt; </w:t>
-      </w:r>
-      <w:proofErr w:type="gramStart"/>
-      <w:r>
-        <w:rPr>
-          <w:rFonts w:hint="eastAsia"/>
-        </w:rPr>
-        <w:t>클라 :</w:t>
-      </w:r>
-      <w:proofErr w:type="gramEnd"/>
-      <w:r>
-        <w:rPr>
-          <w:rFonts w:hint="eastAsia"/>
-        </w:rPr>
-        <w:t xml:space="preserve"> 월드의 정적 오브젝트 정보 </w:t>
+      <w:r>
+        <w:rPr>
+          <w:rFonts w:hint="eastAsia"/>
+        </w:rPr>
+        <w:t xml:space="preserve">, // 서버 -&gt; 클라 : 월드의 정적 오브젝트 정보 </w:t>
       </w:r>
       <w:r>
         <w:br/>
@@ -11209,35 +11049,7 @@
         <w:rPr>
           <w:rFonts w:hint="eastAsia"/>
         </w:rPr>
-        <w:t>PACK_INIT_PLAYERS = 2</w:t>
-      </w:r>
-      <w:proofErr w:type="gramStart"/>
-      <w:r>
-        <w:rPr>
-          <w:rFonts w:hint="eastAsia"/>
-        </w:rPr>
-        <w:t>, /</w:t>
-      </w:r>
-      <w:proofErr w:type="gramEnd"/>
-      <w:r>
-        <w:rPr>
-          <w:rFonts w:hint="eastAsia"/>
-        </w:rPr>
-        <w:t xml:space="preserve">/ 서버 -&gt; </w:t>
-      </w:r>
-      <w:proofErr w:type="gramStart"/>
-      <w:r>
-        <w:rPr>
-          <w:rFonts w:hint="eastAsia"/>
-        </w:rPr>
-        <w:t>클라 :</w:t>
-      </w:r>
-      <w:proofErr w:type="gramEnd"/>
-      <w:r>
-        <w:rPr>
-          <w:rFonts w:hint="eastAsia"/>
-        </w:rPr>
-        <w:t xml:space="preserve"> 플레이어 초기 </w:t>
+        <w:t xml:space="preserve">PACK_INIT_PLAYERS = 2, // 서버 -&gt; 클라 : 플레이어 초기 </w:t>
       </w:r>
       <w:proofErr w:type="spellStart"/>
       <w:r>
@@ -11259,21 +11071,7 @@
         <w:rPr>
           <w:rFonts w:hint="eastAsia"/>
         </w:rPr>
-        <w:t>PACK_PLAYER_INPUT = 3</w:t>
-      </w:r>
-      <w:proofErr w:type="gramStart"/>
-      <w:r>
-        <w:rPr>
-          <w:rFonts w:hint="eastAsia"/>
-        </w:rPr>
-        <w:t>, /</w:t>
-      </w:r>
-      <w:proofErr w:type="gramEnd"/>
-      <w:r>
-        <w:rPr>
-          <w:rFonts w:hint="eastAsia"/>
-        </w:rPr>
-        <w:t>/ 클라 -&gt; 서버: 클라이언트의 입력 값</w:t>
+        <w:t>PACK_PLAYER_INPUT = 3, // 클라 -&gt; 서버: 클라이언트의 입력 값</w:t>
       </w:r>
       <w:r>
         <w:br/>
@@ -11290,33 +11088,11 @@
         </w:rPr>
         <w:t>4</w:t>
       </w:r>
-      <w:proofErr w:type="gramStart"/>
-      <w:r>
-        <w:rPr>
-          <w:rFonts w:hint="eastAsia"/>
-        </w:rPr>
-        <w:t>, /</w:t>
-      </w:r>
-      <w:proofErr w:type="gramEnd"/>
-      <w:r>
-        <w:rPr>
-          <w:rFonts w:hint="eastAsia"/>
-        </w:rPr>
-        <w:t xml:space="preserve">/ 서버 -&gt; </w:t>
-      </w:r>
-      <w:proofErr w:type="gramStart"/>
-      <w:r>
-        <w:rPr>
-          <w:rFonts w:hint="eastAsia"/>
-        </w:rPr>
-        <w:t>클라 :</w:t>
-      </w:r>
-      <w:proofErr w:type="gramEnd"/>
-      <w:r>
-        <w:rPr>
-          <w:rFonts w:hint="eastAsia"/>
-        </w:rPr>
-        <w:t xml:space="preserve"> 매 </w:t>
+      <w:r>
+        <w:rPr>
+          <w:rFonts w:hint="eastAsia"/>
+        </w:rPr>
+        <w:t xml:space="preserve">, // 서버 -&gt; 클라 : 매 </w:t>
       </w:r>
       <w:proofErr w:type="spellStart"/>
       <w:r>
@@ -11347,35 +11123,12 @@
         </w:rPr>
         <w:t>5</w:t>
       </w:r>
-      <w:proofErr w:type="gramStart"/>
-      <w:r>
-        <w:rPr>
-          <w:rFonts w:hint="eastAsia"/>
-        </w:rPr>
-        <w:t>, /</w:t>
-      </w:r>
-      <w:proofErr w:type="gramEnd"/>
-      <w:r>
-        <w:rPr>
-          <w:rFonts w:hint="eastAsia"/>
-        </w:rPr>
-        <w:t xml:space="preserve">/ 클라 -&gt; </w:t>
-      </w:r>
-      <w:proofErr w:type="gramStart"/>
-      <w:r>
-        <w:rPr>
-          <w:rFonts w:hint="eastAsia"/>
-        </w:rPr>
-        <w:t>서버 :</w:t>
-      </w:r>
-      <w:proofErr w:type="gramEnd"/>
-      <w:r>
-        <w:rPr>
-          <w:rFonts w:hint="eastAsia"/>
-        </w:rPr>
-        <w:t xml:space="preserve"> 조작 변화(좌우 이동, 점프 등) PACK_GAME_STATE_CHANGE = </w:t>
-      </w:r>
-      <w:proofErr w:type="gramStart"/>
+      <w:r>
+        <w:rPr>
+          <w:rFonts w:hint="eastAsia"/>
+        </w:rPr>
+        <w:t xml:space="preserve">, // 클라 -&gt; 서버 : 조작 변화(좌우 이동, 점프 등) PACK_GAME_STATE_CHANGE = </w:t>
+      </w:r>
       <w:r>
         <w:rPr>
           <w:rFonts w:hint="eastAsia"/>
@@ -11386,28 +11139,7 @@
         <w:rPr>
           <w:rFonts w:hint="eastAsia"/>
         </w:rPr>
-        <w:t xml:space="preserve"> /</w:t>
-      </w:r>
-      <w:proofErr w:type="gramEnd"/>
-      <w:r>
-        <w:rPr>
-          <w:rFonts w:hint="eastAsia"/>
-        </w:rPr>
-        <w:t xml:space="preserve">/ 서버 -&gt; </w:t>
-      </w:r>
-      <w:proofErr w:type="gramStart"/>
-      <w:r>
-        <w:rPr>
-          <w:rFonts w:hint="eastAsia"/>
-        </w:rPr>
-        <w:t>클라 :</w:t>
-      </w:r>
-      <w:proofErr w:type="gramEnd"/>
-      <w:r>
-        <w:rPr>
-          <w:rFonts w:hint="eastAsia"/>
-        </w:rPr>
-        <w:t xml:space="preserve"> 게임 상태</w:t>
+        <w:t xml:space="preserve"> // 서버 -&gt; 클라 : 게임 상태</w:t>
       </w:r>
       <w:r>
         <w:rPr>
@@ -11465,21 +11197,7 @@
         <w:rPr>
           <w:rFonts w:hint="eastAsia"/>
         </w:rPr>
-        <w:t xml:space="preserve"> type</w:t>
-      </w:r>
-      <w:proofErr w:type="gramStart"/>
-      <w:r>
-        <w:rPr>
-          <w:rFonts w:hint="eastAsia"/>
-        </w:rPr>
-        <w:t>; /</w:t>
-      </w:r>
-      <w:proofErr w:type="gramEnd"/>
-      <w:r>
-        <w:rPr>
-          <w:rFonts w:hint="eastAsia"/>
-        </w:rPr>
-        <w:t xml:space="preserve">/ </w:t>
+        <w:t xml:space="preserve"> type; // </w:t>
       </w:r>
       <w:proofErr w:type="spellStart"/>
       <w:r>
@@ -11502,21 +11220,7 @@
         <w:rPr>
           <w:rFonts w:hint="eastAsia"/>
         </w:rPr>
-        <w:t>uint16_t size</w:t>
-      </w:r>
-      <w:proofErr w:type="gramStart"/>
-      <w:r>
-        <w:rPr>
-          <w:rFonts w:hint="eastAsia"/>
-        </w:rPr>
-        <w:t>; /</w:t>
-      </w:r>
-      <w:proofErr w:type="gramEnd"/>
-      <w:r>
-        <w:rPr>
-          <w:rFonts w:hint="eastAsia"/>
-        </w:rPr>
-        <w:t xml:space="preserve">/ 전체 바이트 수(헤더 포함) </w:t>
+        <w:t xml:space="preserve">uint16_t size; // 전체 바이트 수(헤더 포함) </w:t>
       </w:r>
       <w:r>
         <w:br/>
@@ -11723,27 +11427,13 @@
         <w:rPr>
           <w:rFonts w:hint="eastAsia"/>
         </w:rPr>
-        <w:t xml:space="preserve"> players[3]</w:t>
-      </w:r>
-      <w:proofErr w:type="gramStart"/>
-      <w:r>
-        <w:rPr>
-          <w:rFonts w:hint="eastAsia"/>
-        </w:rPr>
-        <w:t>;</w:t>
-      </w:r>
-      <w:r>
-        <w:rPr>
-          <w:rFonts w:hint="eastAsia"/>
-        </w:rPr>
-        <w:t xml:space="preserve"> /</w:t>
-      </w:r>
-      <w:proofErr w:type="gramEnd"/>
-      <w:r>
-        <w:rPr>
-          <w:rFonts w:hint="eastAsia"/>
-        </w:rPr>
-        <w:t>/ 모든 플레이어의 초기 위치</w:t>
+        <w:t xml:space="preserve"> players[3];</w:t>
+      </w:r>
+      <w:r>
+        <w:rPr>
+          <w:rFonts w:hint="eastAsia"/>
+        </w:rPr>
+        <w:t xml:space="preserve"> // 모든 플레이어의 초기 위치</w:t>
       </w:r>
       <w:r>
         <w:br/>
@@ -11764,19 +11454,11 @@
           <w:color w:val="EE0000"/>
         </w:rPr>
       </w:pPr>
-      <w:proofErr w:type="gramStart"/>
-      <w:r>
-        <w:rPr>
-          <w:color w:val="EE0000"/>
-        </w:rPr>
-        <w:t>std::</w:t>
-      </w:r>
-      <w:proofErr w:type="gramEnd"/>
-      <w:r>
-        <w:rPr>
-          <w:color w:val="EE0000"/>
-        </w:rPr>
-        <w:t>vector&lt;uint8_t&gt; Serialize();</w:t>
+      <w:r>
+        <w:rPr>
+          <w:color w:val="EE0000"/>
+        </w:rPr>
+        <w:t>std::vector&lt;uint8_t&gt; Serialize();</w:t>
       </w:r>
       <w:r>
         <w:rPr>
@@ -11796,29 +11478,14 @@
           <w:color w:val="EE0000"/>
         </w:rPr>
         <w:br/>
-        <w:t xml:space="preserve"> void Deserialize(const uint8_t* data, int size)</w:t>
-      </w:r>
-      <w:proofErr w:type="gramStart"/>
-      <w:r>
-        <w:rPr>
-          <w:color w:val="EE0000"/>
-        </w:rPr>
-        <w:t>;</w:t>
-      </w:r>
-      <w:r>
-        <w:rPr>
-          <w:rFonts w:hint="eastAsia"/>
-          <w:color w:val="EE0000"/>
-        </w:rPr>
-        <w:t xml:space="preserve"> /</w:t>
-      </w:r>
-      <w:proofErr w:type="gramEnd"/>
-      <w:r>
-        <w:rPr>
-          <w:rFonts w:hint="eastAsia"/>
-          <w:color w:val="EE0000"/>
-        </w:rPr>
-        <w:t>/ 하나의 배열을 구조체로 옮김</w:t>
+        <w:t xml:space="preserve"> void Deserialize(const uint8_t* data, int size);</w:t>
+      </w:r>
+      <w:r>
+        <w:rPr>
+          <w:rFonts w:hint="eastAsia"/>
+          <w:color w:val="EE0000"/>
+        </w:rPr>
+        <w:t xml:space="preserve"> // 하나의 배열을 구조체로 옮김</w:t>
       </w:r>
     </w:p>
     <w:p>
@@ -11875,19 +11542,11 @@
         <w:t>staticObjParam</w:t>
       </w:r>
       <w:proofErr w:type="spellEnd"/>
-      <w:proofErr w:type="gramStart"/>
-      <w:r>
-        <w:rPr>
-          <w:rFonts w:hint="eastAsia"/>
-        </w:rPr>
-        <w:t>; /</w:t>
-      </w:r>
-      <w:proofErr w:type="gramEnd"/>
-      <w:r>
-        <w:rPr>
-          <w:rFonts w:hint="eastAsia"/>
-        </w:rPr>
-        <w:t>/ 고정 객체를 전송할 패킷들의 총 정보</w:t>
+      <w:r>
+        <w:rPr>
+          <w:rFonts w:hint="eastAsia"/>
+        </w:rPr>
+        <w:t>; // 고정 객체를 전송할 패킷들의 총 정보</w:t>
       </w:r>
       <w:r>
         <w:br/>
@@ -11924,19 +11583,11 @@
       <w:r>
         <w:tab/>
       </w:r>
-      <w:proofErr w:type="gramStart"/>
-      <w:r>
-        <w:rPr>
-          <w:rFonts w:hint="eastAsia"/>
-        </w:rPr>
-        <w:t>// 고정된</w:t>
-      </w:r>
-      <w:proofErr w:type="gramEnd"/>
-      <w:r>
-        <w:rPr>
-          <w:rFonts w:hint="eastAsia"/>
-        </w:rPr>
-        <w:t xml:space="preserve"> 객체들의 각 좌표를 넣어서 그 개수만큼 반복해서 전송</w:t>
+      <w:r>
+        <w:rPr>
+          <w:rFonts w:hint="eastAsia"/>
+        </w:rPr>
+        <w:t>// 고정된 객체들의 각 좌표를 넣어서 그 개수만큼 반복해서 전송</w:t>
       </w:r>
     </w:p>
     <w:p>
@@ -11986,19 +11637,11 @@
         <w:t>dynamicObjParam</w:t>
       </w:r>
       <w:proofErr w:type="spellEnd"/>
-      <w:proofErr w:type="gramStart"/>
-      <w:r>
-        <w:rPr>
-          <w:rFonts w:hint="eastAsia"/>
-        </w:rPr>
-        <w:t>; /</w:t>
-      </w:r>
-      <w:proofErr w:type="gramEnd"/>
-      <w:r>
-        <w:rPr>
-          <w:rFonts w:hint="eastAsia"/>
-        </w:rPr>
-        <w:t>/ 움직이는 객체를 전송할 패킷들의 총 정보</w:t>
+      <w:r>
+        <w:rPr>
+          <w:rFonts w:hint="eastAsia"/>
+        </w:rPr>
+        <w:t>; // 움직이는 객체를 전송할 패킷들의 총 정보</w:t>
       </w:r>
       <w:r>
         <w:br/>
@@ -12027,19 +11670,11 @@
       <w:r>
         <w:tab/>
       </w:r>
-      <w:proofErr w:type="gramStart"/>
-      <w:r>
-        <w:rPr>
-          <w:rFonts w:hint="eastAsia"/>
-        </w:rPr>
-        <w:t>// 움직이는</w:t>
-      </w:r>
-      <w:proofErr w:type="gramEnd"/>
-      <w:r>
-        <w:rPr>
-          <w:rFonts w:hint="eastAsia"/>
-        </w:rPr>
-        <w:t xml:space="preserve"> 객체들의 각 좌표를 넣어서 그 개수만큼</w:t>
+      <w:r>
+        <w:rPr>
+          <w:rFonts w:hint="eastAsia"/>
+        </w:rPr>
+        <w:t>// 움직이는 객체들의 각 좌표를 넣어서 그 개수만큼</w:t>
       </w:r>
     </w:p>
     <w:p/>
@@ -12097,19 +11732,11 @@
         <w:t>playerId</w:t>
       </w:r>
       <w:proofErr w:type="spellEnd"/>
-      <w:proofErr w:type="gramStart"/>
-      <w:r>
-        <w:rPr>
-          <w:rFonts w:hint="eastAsia"/>
-        </w:rPr>
-        <w:t>; /</w:t>
-      </w:r>
-      <w:proofErr w:type="gramEnd"/>
-      <w:r>
-        <w:rPr>
-          <w:rFonts w:hint="eastAsia"/>
-        </w:rPr>
-        <w:t xml:space="preserve">/ </w:t>
+      <w:r>
+        <w:rPr>
+          <w:rFonts w:hint="eastAsia"/>
+        </w:rPr>
+        <w:t xml:space="preserve">; // </w:t>
       </w:r>
       <w:r>
         <w:rPr>
@@ -12144,19 +11771,11 @@
         </w:rPr>
         <w:t>[3]</w:t>
       </w:r>
-      <w:proofErr w:type="gramStart"/>
-      <w:r>
-        <w:rPr>
-          <w:rFonts w:hint="eastAsia"/>
-        </w:rPr>
-        <w:t>; /</w:t>
-      </w:r>
-      <w:proofErr w:type="gramEnd"/>
-      <w:r>
-        <w:rPr>
-          <w:rFonts w:hint="eastAsia"/>
-        </w:rPr>
-        <w:t xml:space="preserve">/ 서버 기준 월드 좌표 </w:t>
+      <w:r>
+        <w:rPr>
+          <w:rFonts w:hint="eastAsia"/>
+        </w:rPr>
+        <w:t xml:space="preserve">; // 서버 기준 월드 좌표 </w:t>
       </w:r>
       <w:r>
         <w:br/>
@@ -12179,265 +11798,212 @@
         </w:rPr>
         <w:t>[3]</w:t>
       </w:r>
-      <w:proofErr w:type="gramStart"/>
-      <w:r>
-        <w:rPr>
-          <w:rFonts w:hint="eastAsia"/>
-        </w:rPr>
-        <w:t>; /</w:t>
-      </w:r>
-      <w:proofErr w:type="gramEnd"/>
-      <w:r>
-        <w:rPr>
-          <w:rFonts w:hint="eastAsia"/>
-        </w:rPr>
-        <w:t>/ 객체의 회전 각도</w:t>
-      </w:r>
-      <w:r>
-        <w:rPr>
-          <w:rFonts w:hint="eastAsia"/>
-        </w:rPr>
-        <w:t xml:space="preserve">    </w:t>
-      </w:r>
-      <w:proofErr w:type="gramStart"/>
-      <w:r>
-        <w:rPr>
-          <w:rFonts w:hint="eastAsia"/>
-        </w:rPr>
-        <w:t xml:space="preserve">  </w:t>
-      </w:r>
-      <w:r>
-        <w:rPr>
-          <w:rFonts w:hint="eastAsia"/>
-        </w:rPr>
-        <w:t>}</w:t>
-      </w:r>
-      <w:proofErr w:type="gramEnd"/>
-      <w:r>
-        <w:rPr>
-          <w:rFonts w:hint="eastAsia"/>
+      <w:r>
+        <w:rPr>
+          <w:rFonts w:hint="eastAsia"/>
+        </w:rPr>
+        <w:t>; // 객체의 회전 각도</w:t>
+      </w:r>
+      <w:r>
+        <w:rPr>
+          <w:rFonts w:hint="eastAsia"/>
+        </w:rPr>
+        <w:t xml:space="preserve">      </w:t>
+      </w:r>
+      <w:r>
+        <w:rPr>
+          <w:rFonts w:hint="eastAsia"/>
+        </w:rPr>
+        <w:t>};</w:t>
+      </w:r>
+    </w:p>
+    <w:p>
+      <w:r>
+        <w:br/>
+      </w:r>
+      <w:r>
+        <w:rPr>
+          <w:rFonts w:hint="eastAsia"/>
+        </w:rPr>
+        <w:t xml:space="preserve">struct </w:t>
+      </w:r>
+      <w:proofErr w:type="spellStart"/>
+      <w:r>
+        <w:rPr>
+          <w:rFonts w:hint="eastAsia"/>
+        </w:rPr>
+        <w:t>PktFrameState</w:t>
+      </w:r>
+      <w:proofErr w:type="spellEnd"/>
+      <w:r>
+        <w:rPr>
+          <w:rFonts w:hint="eastAsia"/>
+        </w:rPr>
+        <w:t xml:space="preserve"> { </w:t>
+      </w:r>
+      <w:r>
+        <w:br/>
+      </w:r>
+      <w:proofErr w:type="spellStart"/>
+      <w:r>
+        <w:rPr>
+          <w:rFonts w:hint="eastAsia"/>
+        </w:rPr>
+        <w:t>Game_State</w:t>
+      </w:r>
+      <w:proofErr w:type="spellEnd"/>
+      <w:r>
+        <w:rPr>
+          <w:rFonts w:hint="eastAsia"/>
+        </w:rPr>
+        <w:t xml:space="preserve"> </w:t>
+      </w:r>
+      <w:proofErr w:type="spellStart"/>
+      <w:r>
+        <w:rPr>
+          <w:rFonts w:hint="eastAsia"/>
+        </w:rPr>
+        <w:t>gameState</w:t>
+      </w:r>
+      <w:proofErr w:type="spellEnd"/>
+      <w:r>
+        <w:rPr>
+          <w:rFonts w:hint="eastAsia"/>
+        </w:rPr>
+        <w:t xml:space="preserve">; // 지금 게임이 RUNNING인지 FINISHED인지도 함께 보냄 </w:t>
+      </w:r>
+      <w:r>
+        <w:br/>
+      </w:r>
+      <w:proofErr w:type="spellStart"/>
+      <w:r>
+        <w:rPr>
+          <w:rFonts w:hint="eastAsia"/>
+        </w:rPr>
+        <w:t>PlayerSyncData</w:t>
+      </w:r>
+      <w:proofErr w:type="spellEnd"/>
+      <w:r>
+        <w:rPr>
+          <w:rFonts w:hint="eastAsia"/>
+        </w:rPr>
+        <w:t xml:space="preserve"> players[3] </w:t>
+      </w:r>
+      <w:r>
+        <w:br/>
+      </w:r>
+      <w:r>
+        <w:rPr>
+          <w:rFonts w:hint="eastAsia"/>
+        </w:rPr>
+        <w:t xml:space="preserve">float </w:t>
+      </w:r>
+      <w:proofErr w:type="spellStart"/>
+      <w:r>
+        <w:rPr>
+          <w:rFonts w:hint="eastAsia"/>
+        </w:rPr>
+        <w:t>DynObjPos</w:t>
+      </w:r>
+      <w:proofErr w:type="spellEnd"/>
+      <w:r>
+        <w:rPr>
+          <w:rFonts w:hint="eastAsia"/>
+        </w:rPr>
+        <w:t>[</w:t>
+      </w:r>
+      <w:proofErr w:type="spellStart"/>
+      <w:r>
+        <w:rPr>
+          <w:rFonts w:hint="eastAsia"/>
+        </w:rPr>
+        <w:t>DynObjNum</w:t>
+      </w:r>
+      <w:proofErr w:type="spellEnd"/>
+      <w:r>
+        <w:rPr>
+          <w:rFonts w:hint="eastAsia"/>
+        </w:rPr>
+        <w:t>][3];</w:t>
+      </w:r>
+      <w:r>
+        <w:br/>
+      </w:r>
+      <w:r>
+        <w:br/>
+      </w:r>
+      <w:r>
+        <w:rPr>
+          <w:rFonts w:hint="eastAsia"/>
+        </w:rPr>
+        <w:t>//2025-11-16 추가</w:t>
+      </w:r>
+    </w:p>
+    <w:p>
+      <w:pPr>
+        <w:rPr>
+          <w:color w:val="EE0000"/>
+        </w:rPr>
+      </w:pPr>
+      <w:r>
+        <w:rPr>
+          <w:color w:val="EE0000"/>
+        </w:rPr>
+        <w:t xml:space="preserve">int </w:t>
+      </w:r>
+      <w:proofErr w:type="spellStart"/>
+      <w:r>
+        <w:rPr>
+          <w:color w:val="EE0000"/>
+        </w:rPr>
+        <w:t>move_block_size</w:t>
+      </w:r>
+      <w:proofErr w:type="spellEnd"/>
+      <w:r>
+        <w:rPr>
+          <w:color w:val="EE0000"/>
         </w:rPr>
         <w:t>;</w:t>
       </w:r>
     </w:p>
     <w:p>
-      <w:r>
+      <w:pPr>
+        <w:rPr>
+          <w:color w:val="EE0000"/>
+        </w:rPr>
+      </w:pPr>
+      <w:r>
+        <w:rPr>
+          <w:color w:val="EE0000"/>
+        </w:rPr>
+        <w:t>std::vector&lt;uint8_t&gt; Serialize();</w:t>
+      </w:r>
+      <w:r>
+        <w:rPr>
+          <w:color w:val="EE0000"/>
+        </w:rPr>
+        <w:tab/>
+      </w:r>
+      <w:r>
+        <w:rPr>
+          <w:rFonts w:hint="eastAsia"/>
+          <w:color w:val="EE0000"/>
+        </w:rPr>
+        <w:t>//구조체의 내용을 하나의 배열로 옮기는 함수</w:t>
+      </w:r>
+      <w:r>
+        <w:rPr>
+          <w:color w:val="EE0000"/>
+        </w:rPr>
         <w:br/>
-      </w:r>
-      <w:r>
-        <w:rPr>
-          <w:rFonts w:hint="eastAsia"/>
-        </w:rPr>
-        <w:t xml:space="preserve">struct </w:t>
-      </w:r>
-      <w:proofErr w:type="spellStart"/>
-      <w:r>
-        <w:rPr>
-          <w:rFonts w:hint="eastAsia"/>
-        </w:rPr>
-        <w:t>PktFrameState</w:t>
-      </w:r>
-      <w:proofErr w:type="spellEnd"/>
-      <w:r>
-        <w:rPr>
-          <w:rFonts w:hint="eastAsia"/>
-        </w:rPr>
-        <w:t xml:space="preserve"> { </w:t>
-      </w:r>
-      <w:r>
-        <w:br/>
-      </w:r>
-      <w:proofErr w:type="spellStart"/>
-      <w:r>
-        <w:rPr>
-          <w:rFonts w:hint="eastAsia"/>
-        </w:rPr>
-        <w:t>Game_State</w:t>
-      </w:r>
-      <w:proofErr w:type="spellEnd"/>
-      <w:r>
-        <w:rPr>
-          <w:rFonts w:hint="eastAsia"/>
-        </w:rPr>
-        <w:t xml:space="preserve"> </w:t>
-      </w:r>
-      <w:proofErr w:type="spellStart"/>
-      <w:r>
-        <w:rPr>
-          <w:rFonts w:hint="eastAsia"/>
-        </w:rPr>
-        <w:t>gameState</w:t>
-      </w:r>
-      <w:proofErr w:type="spellEnd"/>
-      <w:proofErr w:type="gramStart"/>
-      <w:r>
-        <w:rPr>
-          <w:rFonts w:hint="eastAsia"/>
-        </w:rPr>
-        <w:t>; /</w:t>
-      </w:r>
-      <w:proofErr w:type="gramEnd"/>
-      <w:r>
-        <w:rPr>
-          <w:rFonts w:hint="eastAsia"/>
-        </w:rPr>
-        <w:t xml:space="preserve">/ 지금 게임이 RUNNING인지 FINISHED인지도 함께 보냄 </w:t>
-      </w:r>
-      <w:r>
-        <w:br/>
-      </w:r>
-      <w:proofErr w:type="spellStart"/>
-      <w:r>
-        <w:rPr>
-          <w:rFonts w:hint="eastAsia"/>
-        </w:rPr>
-        <w:t>PlayerSyncData</w:t>
-      </w:r>
-      <w:proofErr w:type="spellEnd"/>
-      <w:r>
-        <w:rPr>
-          <w:rFonts w:hint="eastAsia"/>
-        </w:rPr>
-        <w:t xml:space="preserve"> players[3] </w:t>
-      </w:r>
-      <w:r>
-        <w:br/>
-      </w:r>
-      <w:r>
-        <w:rPr>
-          <w:rFonts w:hint="eastAsia"/>
-        </w:rPr>
-        <w:t xml:space="preserve">float </w:t>
-      </w:r>
-      <w:proofErr w:type="spellStart"/>
-      <w:r>
-        <w:rPr>
-          <w:rFonts w:hint="eastAsia"/>
-        </w:rPr>
-        <w:t>DynObjPos</w:t>
-      </w:r>
-      <w:proofErr w:type="spellEnd"/>
-      <w:r>
-        <w:rPr>
-          <w:rFonts w:hint="eastAsia"/>
-        </w:rPr>
-        <w:t>[</w:t>
-      </w:r>
-      <w:proofErr w:type="spellStart"/>
-      <w:r>
-        <w:rPr>
-          <w:rFonts w:hint="eastAsia"/>
-        </w:rPr>
-        <w:t>DynObjNum</w:t>
-      </w:r>
-      <w:proofErr w:type="spellEnd"/>
-      <w:r>
-        <w:rPr>
-          <w:rFonts w:hint="eastAsia"/>
-        </w:rPr>
-        <w:t>][3];</w:t>
-      </w:r>
-      <w:r>
-        <w:br/>
-      </w:r>
-      <w:r>
-        <w:br/>
-      </w:r>
-      <w:r>
-        <w:rPr>
-          <w:rFonts w:hint="eastAsia"/>
-        </w:rPr>
-        <w:t>//2025-11-16 추가</w:t>
-      </w:r>
-    </w:p>
-    <w:p>
-      <w:pPr>
-        <w:rPr>
-          <w:color w:val="EE0000"/>
-        </w:rPr>
-      </w:pPr>
-      <w:r>
-        <w:rPr>
-          <w:color w:val="EE0000"/>
-        </w:rPr>
-        <w:t xml:space="preserve">int </w:t>
-      </w:r>
-      <w:proofErr w:type="spellStart"/>
-      <w:r>
-        <w:rPr>
-          <w:color w:val="EE0000"/>
-        </w:rPr>
-        <w:t>move_block_size</w:t>
-      </w:r>
-      <w:proofErr w:type="spellEnd"/>
-      <w:r>
-        <w:rPr>
-          <w:color w:val="EE0000"/>
-        </w:rPr>
-        <w:t>;</w:t>
-      </w:r>
-    </w:p>
-    <w:p>
-      <w:pPr>
-        <w:rPr>
-          <w:color w:val="EE0000"/>
-        </w:rPr>
-      </w:pPr>
-      <w:proofErr w:type="gramStart"/>
-      <w:r>
-        <w:rPr>
-          <w:color w:val="EE0000"/>
-        </w:rPr>
-        <w:t>std::</w:t>
-      </w:r>
-      <w:proofErr w:type="gramEnd"/>
-      <w:r>
-        <w:rPr>
-          <w:color w:val="EE0000"/>
-        </w:rPr>
-        <w:t>vector&lt;uint8_t&gt; Serialize();</w:t>
-      </w:r>
-      <w:r>
-        <w:rPr>
-          <w:color w:val="EE0000"/>
-        </w:rPr>
-        <w:tab/>
-      </w:r>
-      <w:r>
-        <w:rPr>
-          <w:rFonts w:hint="eastAsia"/>
-          <w:color w:val="EE0000"/>
-        </w:rPr>
-        <w:t>//구조체의 내용을 하나의 배열로 옮기는 함수</w:t>
-      </w:r>
-      <w:r>
-        <w:rPr>
-          <w:color w:val="EE0000"/>
-        </w:rPr>
-        <w:br/>
-        <w:t>void Deserialize(const uint8_t* data, int size)</w:t>
-      </w:r>
-      <w:proofErr w:type="gramStart"/>
-      <w:r>
-        <w:rPr>
-          <w:color w:val="EE0000"/>
-        </w:rPr>
-        <w:t>;</w:t>
-      </w:r>
-      <w:r>
-        <w:rPr>
-          <w:rFonts w:hint="eastAsia"/>
-          <w:color w:val="EE0000"/>
-        </w:rPr>
-        <w:t xml:space="preserve"> /</w:t>
-      </w:r>
-      <w:proofErr w:type="gramEnd"/>
-      <w:r>
-        <w:rPr>
-          <w:rFonts w:hint="eastAsia"/>
-          <w:color w:val="EE0000"/>
-        </w:rPr>
-        <w:t>/ 하나의 배열을 구조체로 옮김</w:t>
+        <w:t>void Deserialize(const uint8_t* data, int size);</w:t>
+      </w:r>
+      <w:r>
+        <w:rPr>
+          <w:rFonts w:hint="eastAsia"/>
+          <w:color w:val="EE0000"/>
+        </w:rPr>
+        <w:t xml:space="preserve"> // 하나의 배열을 구조체로 옮김</w:t>
       </w:r>
     </w:p>
     <w:p>
@@ -15328,33 +14894,99 @@
           <w:tcPr>
             <w:tcW w:w="1520" w:type="dxa"/>
           </w:tcPr>
+          <w:p>
+            <w:pPr>
+              <w:rPr>
+                <w:color w:val="EE0000"/>
+              </w:rPr>
+            </w:pPr>
+            <w:r>
+              <w:rPr>
+                <w:rFonts w:hint="eastAsia"/>
+                <w:color w:val="EE0000"/>
+              </w:rPr>
+              <w:t>클라이언트</w:t>
+            </w:r>
+          </w:p>
+          <w:p>
+            <w:pPr>
+              <w:rPr>
+                <w:color w:val="EE0000"/>
+              </w:rPr>
+            </w:pPr>
+            <w:r>
+              <w:rPr>
+                <w:rFonts w:hint="eastAsia"/>
+                <w:color w:val="EE0000"/>
+              </w:rPr>
+              <w:t>감도 조절,</w:t>
+            </w:r>
+          </w:p>
+          <w:p>
+            <w:pPr>
+              <w:rPr>
+                <w:rFonts w:hint="eastAsia"/>
+                <w:color w:val="EE0000"/>
+              </w:rPr>
+            </w:pPr>
+            <w:r>
+              <w:rPr>
+                <w:rFonts w:hint="eastAsia"/>
+                <w:color w:val="EE0000"/>
+              </w:rPr>
+              <w:t>클라이언트 quit 시 서버 처리 개선</w:t>
+            </w:r>
+          </w:p>
+        </w:tc>
+        <w:tc>
+          <w:tcPr>
+            <w:tcW w:w="1483" w:type="dxa"/>
+          </w:tcPr>
           <w:p/>
         </w:tc>
         <w:tc>
           <w:tcPr>
-            <w:tcW w:w="1483" w:type="dxa"/>
-          </w:tcPr>
-          <w:p/>
-        </w:tc>
-        <w:tc>
-          <w:tcPr>
             <w:tcW w:w="1341" w:type="dxa"/>
           </w:tcPr>
           <w:p>
+            <w:pPr>
+              <w:rPr>
+                <w:strike/>
+              </w:rPr>
+            </w:pPr>
             <w:r>
               <w:rPr>
                 <w:rFonts w:hint="eastAsia"/>
+                <w:strike/>
               </w:rPr>
               <w:t>Check</w:t>
             </w:r>
             <w:r>
+              <w:rPr>
+                <w:strike/>
+              </w:rPr>
               <w:br/>
             </w:r>
             <w:r>
               <w:rPr>
                 <w:rFonts w:hint="eastAsia"/>
+                <w:strike/>
               </w:rPr>
               <w:t>Collision</w:t>
+            </w:r>
+          </w:p>
+          <w:p>
+            <w:pPr>
+              <w:rPr>
+                <w:rFonts w:hint="eastAsia"/>
+              </w:rPr>
+            </w:pPr>
+            <w:r>
+              <w:rPr>
+                <w:rFonts w:hint="eastAsia"/>
+                <w:color w:val="EE0000"/>
+              </w:rPr>
+              <w:t>이전에 구현하였음</w:t>
             </w:r>
           </w:p>
         </w:tc>
@@ -15426,7 +15058,6 @@
           <w:p>
             <w:pPr>
               <w:rPr>
-                <w:rFonts w:hint="eastAsia"/>
                 <w:strike/>
                 <w:color w:val="EE0000"/>
               </w:rPr>

--- a/넷겜플 추진 기획서.docx
+++ b/넷겜플 추진 기획서.docx
@@ -8644,19 +8644,11 @@
           <w:color w:val="EE0000"/>
         </w:rPr>
       </w:pPr>
-      <w:proofErr w:type="gramStart"/>
-      <w:r>
-        <w:rPr>
-          <w:color w:val="EE0000"/>
-        </w:rPr>
-        <w:t>void</w:t>
-      </w:r>
-      <w:proofErr w:type="gramEnd"/>
-      <w:r>
-        <w:rPr>
-          <w:color w:val="EE0000"/>
-        </w:rPr>
-        <w:t xml:space="preserve"> </w:t>
+      <w:r>
+        <w:rPr>
+          <w:color w:val="EE0000"/>
+        </w:rPr>
+        <w:t xml:space="preserve">void </w:t>
       </w:r>
       <w:proofErr w:type="spellStart"/>
       <w:proofErr w:type="gramStart"/>
@@ -13405,13 +13397,13 @@
               <mc:AlternateContent>
                 <mc:Choice Requires="wps">
                   <w:drawing>
-                    <wp:anchor distT="0" distB="0" distL="114300" distR="114300" simplePos="0" relativeHeight="251933696" behindDoc="0" locked="0" layoutInCell="1" allowOverlap="1" wp14:anchorId="448F9268" wp14:editId="7A64B91C">
+                    <wp:anchor distT="0" distB="0" distL="114300" distR="114300" simplePos="0" relativeHeight="251933696" behindDoc="0" locked="0" layoutInCell="1" allowOverlap="1" wp14:anchorId="448F9268" wp14:editId="01F8C6AC">
                       <wp:simplePos x="0" y="0"/>
                       <wp:positionH relativeFrom="column">
-                        <wp:posOffset>12065</wp:posOffset>
+                        <wp:posOffset>4445</wp:posOffset>
                       </wp:positionH>
                       <wp:positionV relativeFrom="paragraph">
-                        <wp:posOffset>-20320</wp:posOffset>
+                        <wp:posOffset>124460</wp:posOffset>
                       </wp:positionV>
                       <wp:extent cx="746760" cy="0"/>
                       <wp:effectExtent l="0" t="76200" r="15240" b="95250"/>
@@ -13457,11 +13449,11 @@
                 </mc:Choice>
                 <mc:Fallback>
                   <w:pict>
-                    <v:shapetype w14:anchorId="376FE246" id="_x0000_t32" coordsize="21600,21600" o:spt="32" o:oned="t" path="m,l21600,21600e" filled="f">
+                    <v:shapetype w14:anchorId="4251DF98" id="_x0000_t32" coordsize="21600,21600" o:spt="32" o:oned="t" path="m,l21600,21600e" filled="f">
                       <v:path arrowok="t" fillok="f" o:connecttype="none"/>
                       <o:lock v:ext="edit" shapetype="t"/>
                     </v:shapetype>
-                    <v:shape id="직선 화살표 연결선 49" o:spid="_x0000_s1026" type="#_x0000_t32" style="position:absolute;margin-left:.95pt;margin-top:-1.6pt;width:58.8pt;height:0;z-index:251933696;visibility:visible;mso-wrap-style:square;mso-wrap-distance-left:9pt;mso-wrap-distance-top:0;mso-wrap-distance-right:9pt;mso-wrap-distance-bottom:0;mso-position-horizontal:absolute;mso-position-horizontal-relative:text;mso-position-vertical:absolute;mso-position-vertical-relative:text" o:gfxdata="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" strokecolor="black [3200]" strokeweight="1.5pt">
+                    <v:shape id="직선 화살표 연결선 49" o:spid="_x0000_s1026" type="#_x0000_t32" style="position:absolute;margin-left:.35pt;margin-top:9.8pt;width:58.8pt;height:0;z-index:251933696;visibility:visible;mso-wrap-style:square;mso-wrap-distance-left:9pt;mso-wrap-distance-top:0;mso-wrap-distance-right:9pt;mso-wrap-distance-bottom:0;mso-position-horizontal:absolute;mso-position-horizontal-relative:text;mso-position-vertical:absolute;mso-position-vertical-relative:text" o:gfxdata="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" strokecolor="black [3200]" strokeweight="1.5pt">
                       <v:stroke endarrow="block" joinstyle="miter"/>
                     </v:shape>
                   </w:pict>
@@ -13585,6 +13577,147 @@
             <w:tcW w:w="1575" w:type="dxa"/>
           </w:tcPr>
           <w:p>
+            <w:r>
+              <w:rPr>
+                <w:rFonts w:hint="eastAsia"/>
+                <w:noProof/>
+              </w:rPr>
+              <mc:AlternateContent>
+                <mc:Choice Requires="wps">
+                  <w:drawing>
+                    <wp:anchor distT="0" distB="0" distL="114300" distR="114300" simplePos="0" relativeHeight="251951104" behindDoc="0" locked="0" layoutInCell="1" allowOverlap="1" wp14:anchorId="56ACA9E3" wp14:editId="371B707E">
+                      <wp:simplePos x="0" y="0"/>
+                      <wp:positionH relativeFrom="column">
+                        <wp:posOffset>-44450</wp:posOffset>
+                      </wp:positionH>
+                      <wp:positionV relativeFrom="paragraph">
+                        <wp:posOffset>-635</wp:posOffset>
+                      </wp:positionV>
+                      <wp:extent cx="861060" cy="723900"/>
+                      <wp:effectExtent l="0" t="0" r="15240" b="19050"/>
+                      <wp:wrapNone/>
+                      <wp:docPr id="645524277" name="직사각형 57"/>
+                      <wp:cNvGraphicFramePr/>
+                      <a:graphic xmlns:a="http://schemas.openxmlformats.org/drawingml/2006/main">
+                        <a:graphicData uri="http://schemas.microsoft.com/office/word/2010/wordprocessingShape">
+                          <wps:wsp>
+                            <wps:cNvSpPr/>
+                            <wps:spPr>
+                              <a:xfrm>
+                                <a:off x="0" y="0"/>
+                                <a:ext cx="861060" cy="723900"/>
+                              </a:xfrm>
+                              <a:prstGeom prst="rect">
+                                <a:avLst/>
+                              </a:prstGeom>
+                              <a:noFill/>
+                            </wps:spPr>
+                            <wps:style>
+                              <a:lnRef idx="2">
+                                <a:schemeClr val="accent1">
+                                  <a:shade val="15000"/>
+                                </a:schemeClr>
+                              </a:lnRef>
+                              <a:fillRef idx="1">
+                                <a:schemeClr val="accent1"/>
+                              </a:fillRef>
+                              <a:effectRef idx="0">
+                                <a:schemeClr val="accent1"/>
+                              </a:effectRef>
+                              <a:fontRef idx="minor">
+                                <a:schemeClr val="lt1"/>
+                              </a:fontRef>
+                            </wps:style>
+                            <wps:bodyPr rot="0" spcFirstLastPara="0" vertOverflow="overflow" horzOverflow="overflow" vert="horz" wrap="square" lIns="91440" tIns="45720" rIns="91440" bIns="45720" numCol="1" spcCol="0" rtlCol="0" fromWordArt="0" anchor="ctr" anchorCtr="0" forceAA="0" compatLnSpc="1">
+                              <a:prstTxWarp prst="textNoShape">
+                                <a:avLst/>
+                              </a:prstTxWarp>
+                              <a:noAutofit/>
+                            </wps:bodyPr>
+                          </wps:wsp>
+                        </a:graphicData>
+                      </a:graphic>
+                      <wp14:sizeRelH relativeFrom="margin">
+                        <wp14:pctWidth>0</wp14:pctWidth>
+                      </wp14:sizeRelH>
+                      <wp14:sizeRelV relativeFrom="margin">
+                        <wp14:pctHeight>0</wp14:pctHeight>
+                      </wp14:sizeRelV>
+                    </wp:anchor>
+                  </w:drawing>
+                </mc:Choice>
+                <mc:Fallback>
+                  <w:pict>
+                    <v:rect w14:anchorId="50BE4365" id="직사각형 57" o:spid="_x0000_s1026" style="position:absolute;margin-left:-3.5pt;margin-top:-.05pt;width:67.8pt;height:57pt;z-index:251951104;visibility:visible;mso-wrap-style:square;mso-width-percent:0;mso-height-percent:0;mso-wrap-distance-left:9pt;mso-wrap-distance-top:0;mso-wrap-distance-right:9pt;mso-wrap-distance-bottom:0;mso-position-horizontal:absolute;mso-position-horizontal-relative:text;mso-position-vertical:absolute;mso-position-vertical-relative:text;mso-width-percent:0;mso-height-percent:0;mso-width-relative:margin;mso-height-relative:margin;v-text-anchor:middle" o:gfxdata="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" filled="f" strokecolor="#09101d [484]" strokeweight="1pt"/>
+                  </w:pict>
+                </mc:Fallback>
+              </mc:AlternateContent>
+            </w:r>
+            <w:r>
+              <w:rPr>
+                <w:rFonts w:hint="eastAsia"/>
+                <w:noProof/>
+              </w:rPr>
+              <mc:AlternateContent>
+                <mc:Choice Requires="wps">
+                  <w:drawing>
+                    <wp:anchor distT="0" distB="0" distL="114300" distR="114300" simplePos="0" relativeHeight="251945984" behindDoc="0" locked="0" layoutInCell="1" allowOverlap="1" wp14:anchorId="74326410" wp14:editId="2A35434B">
+                      <wp:simplePos x="0" y="0"/>
+                      <wp:positionH relativeFrom="column">
+                        <wp:posOffset>850265</wp:posOffset>
+                      </wp:positionH>
+                      <wp:positionV relativeFrom="paragraph">
+                        <wp:posOffset>393700</wp:posOffset>
+                      </wp:positionV>
+                      <wp:extent cx="1836420" cy="0"/>
+                      <wp:effectExtent l="0" t="19050" r="30480" b="19050"/>
+                      <wp:wrapNone/>
+                      <wp:docPr id="978477284" name="직선 연결선 59"/>
+                      <wp:cNvGraphicFramePr/>
+                      <a:graphic xmlns:a="http://schemas.openxmlformats.org/drawingml/2006/main">
+                        <a:graphicData uri="http://schemas.microsoft.com/office/word/2010/wordprocessingShape">
+                          <wps:wsp>
+                            <wps:cNvCnPr/>
+                            <wps:spPr>
+                              <a:xfrm>
+                                <a:off x="0" y="0"/>
+                                <a:ext cx="1836420" cy="0"/>
+                              </a:xfrm>
+                              <a:prstGeom prst="line">
+                                <a:avLst/>
+                              </a:prstGeom>
+                              <a:ln w="28575"/>
+                            </wps:spPr>
+                            <wps:style>
+                              <a:lnRef idx="1">
+                                <a:schemeClr val="accent1"/>
+                              </a:lnRef>
+                              <a:fillRef idx="0">
+                                <a:schemeClr val="accent1"/>
+                              </a:fillRef>
+                              <a:effectRef idx="0">
+                                <a:schemeClr val="accent1"/>
+                              </a:effectRef>
+                              <a:fontRef idx="minor">
+                                <a:schemeClr val="tx1"/>
+                              </a:fontRef>
+                            </wps:style>
+                            <wps:bodyPr/>
+                          </wps:wsp>
+                        </a:graphicData>
+                      </a:graphic>
+                    </wp:anchor>
+                  </w:drawing>
+                </mc:Choice>
+                <mc:Fallback>
+                  <w:pict>
+                    <v:line w14:anchorId="721EC8A0" id="직선 연결선 59" o:spid="_x0000_s1026" style="position:absolute;z-index:251945984;visibility:visible;mso-wrap-style:square;mso-wrap-distance-left:9pt;mso-wrap-distance-top:0;mso-wrap-distance-right:9pt;mso-wrap-distance-bottom:0;mso-position-horizontal:absolute;mso-position-horizontal-relative:text;mso-position-vertical:absolute;mso-position-vertical-relative:text" from="66.95pt,31pt" to="211.55pt,31pt" o:gfxdata="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" strokecolor="#4472c4 [3204]" strokeweight="2.25pt">
+                      <v:stroke joinstyle="miter"/>
+                    </v:line>
+                  </w:pict>
+                </mc:Fallback>
+              </mc:AlternateContent>
+            </w:r>
             <w:proofErr w:type="spellStart"/>
             <w:proofErr w:type="gramStart"/>
             <w:r>
@@ -13631,7 +13764,72 @@
           <w:tcPr>
             <w:tcW w:w="1625" w:type="dxa"/>
           </w:tcPr>
-          <w:p/>
+          <w:p>
+            <w:r>
+              <w:rPr>
+                <w:noProof/>
+              </w:rPr>
+              <mc:AlternateContent>
+                <mc:Choice Requires="wps">
+                  <w:drawing>
+                    <wp:anchor distT="0" distB="0" distL="114300" distR="114300" simplePos="0" relativeHeight="251954176" behindDoc="0" locked="0" layoutInCell="1" allowOverlap="1" wp14:anchorId="0F6776F9" wp14:editId="7CE4EAAE">
+                      <wp:simplePos x="0" y="0"/>
+                      <wp:positionH relativeFrom="column">
+                        <wp:posOffset>322580</wp:posOffset>
+                      </wp:positionH>
+                      <wp:positionV relativeFrom="paragraph">
+                        <wp:posOffset>397510</wp:posOffset>
+                      </wp:positionV>
+                      <wp:extent cx="0" cy="407670"/>
+                      <wp:effectExtent l="19050" t="0" r="19050" b="30480"/>
+                      <wp:wrapNone/>
+                      <wp:docPr id="1302295887" name="직선 연결선 61"/>
+                      <wp:cNvGraphicFramePr/>
+                      <a:graphic xmlns:a="http://schemas.openxmlformats.org/drawingml/2006/main">
+                        <a:graphicData uri="http://schemas.microsoft.com/office/word/2010/wordprocessingShape">
+                          <wps:wsp>
+                            <wps:cNvCnPr/>
+                            <wps:spPr>
+                              <a:xfrm>
+                                <a:off x="0" y="0"/>
+                                <a:ext cx="0" cy="407670"/>
+                              </a:xfrm>
+                              <a:prstGeom prst="line">
+                                <a:avLst/>
+                              </a:prstGeom>
+                              <a:ln w="28575"/>
+                            </wps:spPr>
+                            <wps:style>
+                              <a:lnRef idx="3">
+                                <a:schemeClr val="accent1"/>
+                              </a:lnRef>
+                              <a:fillRef idx="0">
+                                <a:schemeClr val="accent1"/>
+                              </a:fillRef>
+                              <a:effectRef idx="2">
+                                <a:schemeClr val="accent1"/>
+                              </a:effectRef>
+                              <a:fontRef idx="minor">
+                                <a:schemeClr val="tx1"/>
+                              </a:fontRef>
+                            </wps:style>
+                            <wps:bodyPr/>
+                          </wps:wsp>
+                        </a:graphicData>
+                      </a:graphic>
+                    </wp:anchor>
+                  </w:drawing>
+                </mc:Choice>
+                <mc:Fallback>
+                  <w:pict>
+                    <v:line w14:anchorId="73E8E06E" id="직선 연결선 61" o:spid="_x0000_s1026" style="position:absolute;z-index:251954176;visibility:visible;mso-wrap-style:square;mso-wrap-distance-left:9pt;mso-wrap-distance-top:0;mso-wrap-distance-right:9pt;mso-wrap-distance-bottom:0;mso-position-horizontal:absolute;mso-position-horizontal-relative:text;mso-position-vertical:absolute;mso-position-vertical-relative:text" from="25.4pt,31.3pt" to="25.4pt,63.4pt" o:gfxdata="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" strokecolor="#4472c4 [3204]" strokeweight="2.25pt">
+                      <v:stroke joinstyle="miter"/>
+                    </v:line>
+                  </w:pict>
+                </mc:Fallback>
+              </mc:AlternateContent>
+            </w:r>
+          </w:p>
         </w:tc>
         <w:tc>
           <w:tcPr>
@@ -13710,6 +13908,82 @@
             <w:tcW w:w="1625" w:type="dxa"/>
           </w:tcPr>
           <w:p>
+            <w:r>
+              <w:rPr>
+                <w:rFonts w:hint="eastAsia"/>
+                <w:noProof/>
+              </w:rPr>
+              <mc:AlternateContent>
+                <mc:Choice Requires="wps">
+                  <w:drawing>
+                    <wp:anchor distT="0" distB="0" distL="114300" distR="114300" simplePos="0" relativeHeight="251953152" behindDoc="0" locked="0" layoutInCell="1" allowOverlap="1" wp14:anchorId="053EF028" wp14:editId="37F936C4">
+                      <wp:simplePos x="0" y="0"/>
+                      <wp:positionH relativeFrom="column">
+                        <wp:posOffset>-76835</wp:posOffset>
+                      </wp:positionH>
+                      <wp:positionV relativeFrom="paragraph">
+                        <wp:posOffset>52705</wp:posOffset>
+                      </wp:positionV>
+                      <wp:extent cx="861060" cy="723900"/>
+                      <wp:effectExtent l="0" t="0" r="15240" b="19050"/>
+                      <wp:wrapNone/>
+                      <wp:docPr id="946198096" name="직사각형 57"/>
+                      <wp:cNvGraphicFramePr/>
+                      <a:graphic xmlns:a="http://schemas.openxmlformats.org/drawingml/2006/main">
+                        <a:graphicData uri="http://schemas.microsoft.com/office/word/2010/wordprocessingShape">
+                          <wps:wsp>
+                            <wps:cNvSpPr/>
+                            <wps:spPr>
+                              <a:xfrm>
+                                <a:off x="0" y="0"/>
+                                <a:ext cx="861060" cy="723900"/>
+                              </a:xfrm>
+                              <a:prstGeom prst="rect">
+                                <a:avLst/>
+                              </a:prstGeom>
+                              <a:noFill/>
+                            </wps:spPr>
+                            <wps:style>
+                              <a:lnRef idx="2">
+                                <a:schemeClr val="accent1">
+                                  <a:shade val="15000"/>
+                                </a:schemeClr>
+                              </a:lnRef>
+                              <a:fillRef idx="1">
+                                <a:schemeClr val="accent1"/>
+                              </a:fillRef>
+                              <a:effectRef idx="0">
+                                <a:schemeClr val="accent1"/>
+                              </a:effectRef>
+                              <a:fontRef idx="minor">
+                                <a:schemeClr val="lt1"/>
+                              </a:fontRef>
+                            </wps:style>
+                            <wps:bodyPr rot="0" spcFirstLastPara="0" vertOverflow="overflow" horzOverflow="overflow" vert="horz" wrap="square" lIns="91440" tIns="45720" rIns="91440" bIns="45720" numCol="1" spcCol="0" rtlCol="0" fromWordArt="0" anchor="ctr" anchorCtr="0" forceAA="0" compatLnSpc="1">
+                              <a:prstTxWarp prst="textNoShape">
+                                <a:avLst/>
+                              </a:prstTxWarp>
+                              <a:noAutofit/>
+                            </wps:bodyPr>
+                          </wps:wsp>
+                        </a:graphicData>
+                      </a:graphic>
+                      <wp14:sizeRelH relativeFrom="margin">
+                        <wp14:pctWidth>0</wp14:pctWidth>
+                      </wp14:sizeRelH>
+                      <wp14:sizeRelV relativeFrom="margin">
+                        <wp14:pctHeight>0</wp14:pctHeight>
+                      </wp14:sizeRelV>
+                    </wp:anchor>
+                  </w:drawing>
+                </mc:Choice>
+                <mc:Fallback>
+                  <w:pict>
+                    <v:rect w14:anchorId="6123BA7C" id="직사각형 57" o:spid="_x0000_s1026" style="position:absolute;margin-left:-6.05pt;margin-top:4.15pt;width:67.8pt;height:57pt;z-index:251953152;visibility:visible;mso-wrap-style:square;mso-width-percent:0;mso-height-percent:0;mso-wrap-distance-left:9pt;mso-wrap-distance-top:0;mso-wrap-distance-right:9pt;mso-wrap-distance-bottom:0;mso-position-horizontal:absolute;mso-position-horizontal-relative:text;mso-position-vertical:absolute;mso-position-vertical-relative:text;mso-width-percent:0;mso-height-percent:0;mso-width-relative:margin;mso-height-relative:margin;v-text-anchor:middle" o:gfxdata="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" filled="f" strokecolor="#09101d [484]" strokeweight="1pt"/>
+                  </w:pict>
+                </mc:Fallback>
+              </mc:AlternateContent>
+            </w:r>
             <w:proofErr w:type="spellStart"/>
             <w:r>
               <w:rPr>
@@ -13934,6 +14208,76 @@
             <w:r>
               <w:rPr>
                 <w:rFonts w:hint="eastAsia"/>
+                <w:noProof/>
+              </w:rPr>
+              <mc:AlternateContent>
+                <mc:Choice Requires="wps">
+                  <w:drawing>
+                    <wp:anchor distT="0" distB="0" distL="114300" distR="114300" simplePos="0" relativeHeight="251940864" behindDoc="0" locked="0" layoutInCell="1" allowOverlap="1" wp14:anchorId="1CFF2B5C" wp14:editId="0606EFB6">
+                      <wp:simplePos x="0" y="0"/>
+                      <wp:positionH relativeFrom="column">
+                        <wp:posOffset>-5715</wp:posOffset>
+                      </wp:positionH>
+                      <wp:positionV relativeFrom="paragraph">
+                        <wp:posOffset>246380</wp:posOffset>
+                      </wp:positionV>
+                      <wp:extent cx="556260" cy="762000"/>
+                      <wp:effectExtent l="0" t="0" r="15240" b="19050"/>
+                      <wp:wrapNone/>
+                      <wp:docPr id="1304345544" name="직사각형 55"/>
+                      <wp:cNvGraphicFramePr/>
+                      <a:graphic xmlns:a="http://schemas.openxmlformats.org/drawingml/2006/main">
+                        <a:graphicData uri="http://schemas.microsoft.com/office/word/2010/wordprocessingShape">
+                          <wps:wsp>
+                            <wps:cNvSpPr/>
+                            <wps:spPr>
+                              <a:xfrm>
+                                <a:off x="0" y="0"/>
+                                <a:ext cx="556260" cy="762000"/>
+                              </a:xfrm>
+                              <a:prstGeom prst="rect">
+                                <a:avLst/>
+                              </a:prstGeom>
+                              <a:noFill/>
+                            </wps:spPr>
+                            <wps:style>
+                              <a:lnRef idx="2">
+                                <a:schemeClr val="accent1">
+                                  <a:shade val="15000"/>
+                                </a:schemeClr>
+                              </a:lnRef>
+                              <a:fillRef idx="1">
+                                <a:schemeClr val="accent1"/>
+                              </a:fillRef>
+                              <a:effectRef idx="0">
+                                <a:schemeClr val="accent1"/>
+                              </a:effectRef>
+                              <a:fontRef idx="minor">
+                                <a:schemeClr val="lt1"/>
+                              </a:fontRef>
+                            </wps:style>
+                            <wps:bodyPr rot="0" spcFirstLastPara="0" vertOverflow="overflow" horzOverflow="overflow" vert="horz" wrap="square" lIns="91440" tIns="45720" rIns="91440" bIns="45720" numCol="1" spcCol="0" rtlCol="0" fromWordArt="0" anchor="ctr" anchorCtr="0" forceAA="0" compatLnSpc="1">
+                              <a:prstTxWarp prst="textNoShape">
+                                <a:avLst/>
+                              </a:prstTxWarp>
+                              <a:noAutofit/>
+                            </wps:bodyPr>
+                          </wps:wsp>
+                        </a:graphicData>
+                      </a:graphic>
+                    </wp:anchor>
+                  </w:drawing>
+                </mc:Choice>
+                <mc:Fallback>
+                  <w:pict>
+                    <v:rect w14:anchorId="73811DB6" id="직사각형 55" o:spid="_x0000_s1026" style="position:absolute;margin-left:-.45pt;margin-top:19.4pt;width:43.8pt;height:60pt;z-index:251940864;visibility:visible;mso-wrap-style:square;mso-wrap-distance-left:9pt;mso-wrap-distance-top:0;mso-wrap-distance-right:9pt;mso-wrap-distance-bottom:0;mso-position-horizontal:absolute;mso-position-horizontal-relative:text;mso-position-vertical:absolute;mso-position-vertical-relative:text;v-text-anchor:middle" o:gfxdata="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" filled="f" strokecolor="#09101d [484]" strokeweight="1pt"/>
+                  </w:pict>
+                </mc:Fallback>
+              </mc:AlternateContent>
+            </w:r>
+            <w:r>
+              <w:rPr>
+                <w:rFonts w:hint="eastAsia"/>
               </w:rPr>
               <w:t>11/17</w:t>
             </w:r>
@@ -14030,6 +14374,73 @@
             <w:r>
               <w:rPr>
                 <w:rFonts w:hint="eastAsia"/>
+                <w:noProof/>
+              </w:rPr>
+              <mc:AlternateContent>
+                <mc:Choice Requires="wps">
+                  <w:drawing>
+                    <wp:anchor distT="0" distB="0" distL="114300" distR="114300" simplePos="0" relativeHeight="251947008" behindDoc="0" locked="0" layoutInCell="1" allowOverlap="1" wp14:anchorId="70EE6F85" wp14:editId="7DB77F12">
+                      <wp:simplePos x="0" y="0"/>
+                      <wp:positionH relativeFrom="column">
+                        <wp:posOffset>-64135</wp:posOffset>
+                      </wp:positionH>
+                      <wp:positionV relativeFrom="paragraph">
+                        <wp:posOffset>326390</wp:posOffset>
+                      </wp:positionV>
+                      <wp:extent cx="1158240" cy="0"/>
+                      <wp:effectExtent l="0" t="76200" r="22860" b="76200"/>
+                      <wp:wrapNone/>
+                      <wp:docPr id="819366369" name="직선 화살표 연결선 60"/>
+                      <wp:cNvGraphicFramePr/>
+                      <a:graphic xmlns:a="http://schemas.openxmlformats.org/drawingml/2006/main">
+                        <a:graphicData uri="http://schemas.microsoft.com/office/word/2010/wordprocessingShape">
+                          <wps:wsp>
+                            <wps:cNvCnPr/>
+                            <wps:spPr>
+                              <a:xfrm>
+                                <a:off x="0" y="0"/>
+                                <a:ext cx="1158240" cy="0"/>
+                              </a:xfrm>
+                              <a:prstGeom prst="straightConnector1">
+                                <a:avLst/>
+                              </a:prstGeom>
+                              <a:ln w="28575">
+                                <a:tailEnd type="triangle"/>
+                              </a:ln>
+                            </wps:spPr>
+                            <wps:style>
+                              <a:lnRef idx="1">
+                                <a:schemeClr val="accent1"/>
+                              </a:lnRef>
+                              <a:fillRef idx="0">
+                                <a:schemeClr val="accent1"/>
+                              </a:fillRef>
+                              <a:effectRef idx="0">
+                                <a:schemeClr val="accent1"/>
+                              </a:effectRef>
+                              <a:fontRef idx="minor">
+                                <a:schemeClr val="tx1"/>
+                              </a:fontRef>
+                            </wps:style>
+                            <wps:bodyPr/>
+                          </wps:wsp>
+                        </a:graphicData>
+                      </a:graphic>
+                    </wp:anchor>
+                  </w:drawing>
+                </mc:Choice>
+                <mc:Fallback>
+                  <w:pict>
+                    <v:shape w14:anchorId="0B13ED19" id="직선 화살표 연결선 60" o:spid="_x0000_s1026" type="#_x0000_t32" style="position:absolute;margin-left:-5.05pt;margin-top:25.7pt;width:91.2pt;height:0;z-index:251947008;visibility:visible;mso-wrap-style:square;mso-wrap-distance-left:9pt;mso-wrap-distance-top:0;mso-wrap-distance-right:9pt;mso-wrap-distance-bottom:0;mso-position-horizontal:absolute;mso-position-horizontal-relative:text;mso-position-vertical:absolute;mso-position-vertical-relative:text" o:gfxdata="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" strokecolor="#4472c4 [3204]" strokeweight="2.25pt">
+                      <v:stroke endarrow="block" joinstyle="miter"/>
+                    </v:shape>
+                  </w:pict>
+                </mc:Fallback>
+              </mc:AlternateContent>
+            </w:r>
+            <w:r>
+              <w:rPr>
+                <w:rFonts w:hint="eastAsia"/>
               </w:rPr>
               <w:t>송영준</w:t>
             </w:r>
@@ -14040,6 +14451,73 @@
             <w:tcW w:w="1292" w:type="dxa"/>
           </w:tcPr>
           <w:p>
+            <w:r>
+              <w:rPr>
+                <w:rFonts w:hint="eastAsia"/>
+                <w:noProof/>
+              </w:rPr>
+              <mc:AlternateContent>
+                <mc:Choice Requires="wps">
+                  <w:drawing>
+                    <wp:anchor distT="0" distB="0" distL="114300" distR="114300" simplePos="0" relativeHeight="251941888" behindDoc="0" locked="0" layoutInCell="1" allowOverlap="1" wp14:anchorId="488DD7E3" wp14:editId="0CC220AB">
+                      <wp:simplePos x="0" y="0"/>
+                      <wp:positionH relativeFrom="column">
+                        <wp:posOffset>558165</wp:posOffset>
+                      </wp:positionH>
+                      <wp:positionV relativeFrom="paragraph">
+                        <wp:posOffset>547370</wp:posOffset>
+                      </wp:positionV>
+                      <wp:extent cx="1287780" cy="0"/>
+                      <wp:effectExtent l="0" t="76200" r="26670" b="95250"/>
+                      <wp:wrapNone/>
+                      <wp:docPr id="742742433" name="직선 화살표 연결선 56"/>
+                      <wp:cNvGraphicFramePr/>
+                      <a:graphic xmlns:a="http://schemas.openxmlformats.org/drawingml/2006/main">
+                        <a:graphicData uri="http://schemas.microsoft.com/office/word/2010/wordprocessingShape">
+                          <wps:wsp>
+                            <wps:cNvCnPr/>
+                            <wps:spPr>
+                              <a:xfrm>
+                                <a:off x="0" y="0"/>
+                                <a:ext cx="1287780" cy="0"/>
+                              </a:xfrm>
+                              <a:prstGeom prst="straightConnector1">
+                                <a:avLst/>
+                              </a:prstGeom>
+                              <a:ln>
+                                <a:tailEnd type="triangle"/>
+                              </a:ln>
+                            </wps:spPr>
+                            <wps:style>
+                              <a:lnRef idx="3">
+                                <a:schemeClr val="accent1"/>
+                              </a:lnRef>
+                              <a:fillRef idx="0">
+                                <a:schemeClr val="accent1"/>
+                              </a:fillRef>
+                              <a:effectRef idx="2">
+                                <a:schemeClr val="accent1"/>
+                              </a:effectRef>
+                              <a:fontRef idx="minor">
+                                <a:schemeClr val="tx1"/>
+                              </a:fontRef>
+                            </wps:style>
+                            <wps:bodyPr/>
+                          </wps:wsp>
+                        </a:graphicData>
+                      </a:graphic>
+                    </wp:anchor>
+                  </w:drawing>
+                </mc:Choice>
+                <mc:Fallback>
+                  <w:pict>
+                    <v:shape w14:anchorId="6F8ACFE5" id="직선 화살표 연결선 56" o:spid="_x0000_s1026" type="#_x0000_t32" style="position:absolute;margin-left:43.95pt;margin-top:43.1pt;width:101.4pt;height:0;z-index:251941888;visibility:visible;mso-wrap-style:square;mso-wrap-distance-left:9pt;mso-wrap-distance-top:0;mso-wrap-distance-right:9pt;mso-wrap-distance-bottom:0;mso-position-horizontal:absolute;mso-position-horizontal-relative:text;mso-position-vertical:absolute;mso-position-vertical-relative:text" o:gfxdata="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" strokecolor="#4472c4 [3204]" strokeweight="1.5pt">
+                      <v:stroke endarrow="block" joinstyle="miter"/>
+                    </v:shape>
+                  </w:pict>
+                </mc:Fallback>
+              </mc:AlternateContent>
+            </w:r>
             <w:proofErr w:type="spellStart"/>
             <w:r>
               <w:rPr>
@@ -14124,6 +14602,7 @@
           <w:p>
             <w:pPr>
               <w:rPr>
+                <w:rFonts w:hint="eastAsia"/>
                 <w:color w:val="EE0000"/>
               </w:rPr>
             </w:pPr>
@@ -14132,18 +14611,25 @@
                 <w:rFonts w:hint="eastAsia"/>
                 <w:color w:val="EE0000"/>
               </w:rPr>
-              <w:t xml:space="preserve"> </w:t>
+              <w:t>플레이어</w:t>
             </w:r>
             <w:r>
               <w:rPr>
                 <w:color w:val="EE0000"/>
               </w:rPr>
-              <w:t>오류</w:t>
-            </w:r>
-            <w:r>
-              <w:rPr>
+              <w:br/>
+            </w:r>
+            <w:r>
+              <w:rPr>
+                <w:rFonts w:hint="eastAsia"/>
                 <w:color w:val="EE0000"/>
               </w:rPr>
+              <w:t>정보</w:t>
+            </w:r>
+            <w:r>
+              <w:rPr>
+                <w:color w:val="EE0000"/>
+              </w:rPr>
               <w:br/>
             </w:r>
             <w:r>
@@ -14151,7 +14637,7 @@
                 <w:rFonts w:hint="eastAsia"/>
                 <w:color w:val="EE0000"/>
               </w:rPr>
-              <w:t>추가 수정</w:t>
+              <w:t>누락 수정</w:t>
             </w:r>
           </w:p>
         </w:tc>
@@ -14162,6 +14648,7 @@
           <w:p>
             <w:pPr>
               <w:rPr>
+                <w:rFonts w:hint="eastAsia"/>
                 <w:color w:val="EE0000"/>
               </w:rPr>
             </w:pPr>
@@ -14211,20 +14698,7 @@
                 <w:rFonts w:hint="eastAsia"/>
                 <w:color w:val="EE0000"/>
               </w:rPr>
-              <w:t xml:space="preserve">오류 </w:t>
-            </w:r>
-            <w:r>
-              <w:rPr>
-                <w:color w:val="EE0000"/>
-              </w:rPr>
-              <w:br/>
-            </w:r>
-            <w:r>
-              <w:rPr>
-                <w:rFonts w:hint="eastAsia"/>
-                <w:color w:val="EE0000"/>
-              </w:rPr>
-              <w:t>추가 수정</w:t>
+              <w:t>수정</w:t>
             </w:r>
           </w:p>
         </w:tc>
@@ -14836,27 +15310,134 @@
           <w:tcPr>
             <w:tcW w:w="1575" w:type="dxa"/>
           </w:tcPr>
-          <w:p/>
+          <w:p>
+            <w:pPr>
+              <w:rPr>
+                <w:rFonts w:hint="eastAsia"/>
+                <w:color w:val="EE0000"/>
+              </w:rPr>
+            </w:pPr>
+            <w:r>
+              <w:rPr>
+                <w:rFonts w:hint="eastAsia"/>
+                <w:color w:val="EE0000"/>
+              </w:rPr>
+              <w:t>Check</w:t>
+            </w:r>
+            <w:r>
+              <w:rPr>
+                <w:color w:val="EE0000"/>
+              </w:rPr>
+              <w:br/>
+            </w:r>
+            <w:r>
+              <w:rPr>
+                <w:rFonts w:hint="eastAsia"/>
+                <w:color w:val="EE0000"/>
+              </w:rPr>
+              <w:t>Winner</w:t>
+            </w:r>
+            <w:r>
+              <w:rPr>
+                <w:rFonts w:hint="eastAsia"/>
+                <w:color w:val="EE0000"/>
+              </w:rPr>
+              <w:t>,</w:t>
+            </w:r>
+            <w:r>
+              <w:rPr>
+                <w:color w:val="EE0000"/>
+              </w:rPr>
+              <w:br/>
+            </w:r>
+            <w:r>
+              <w:rPr>
+                <w:rFonts w:hint="eastAsia"/>
+                <w:color w:val="EE0000"/>
+              </w:rPr>
+              <w:t>Game</w:t>
+            </w:r>
+            <w:r>
+              <w:rPr>
+                <w:color w:val="EE0000"/>
+              </w:rPr>
+              <w:br/>
+            </w:r>
+            <w:proofErr w:type="gramStart"/>
+            <w:r>
+              <w:rPr>
+                <w:rFonts w:hint="eastAsia"/>
+                <w:color w:val="EE0000"/>
+              </w:rPr>
+              <w:t>Exit(</w:t>
+            </w:r>
+            <w:proofErr w:type="gramEnd"/>
+            <w:r>
+              <w:rPr>
+                <w:rFonts w:hint="eastAsia"/>
+                <w:color w:val="EE0000"/>
+              </w:rPr>
+              <w:t>)</w:t>
+            </w:r>
+          </w:p>
         </w:tc>
         <w:tc>
           <w:tcPr>
             <w:tcW w:w="1625" w:type="dxa"/>
           </w:tcPr>
           <w:p>
-            <w:r>
-              <w:rPr>
-                <w:rFonts w:hint="eastAsia"/>
+            <w:pPr>
+              <w:rPr>
+                <w:rFonts w:hint="eastAsia"/>
+                <w:strike/>
+                <w:color w:val="EE0000"/>
+              </w:rPr>
+            </w:pPr>
+            <w:r>
+              <w:rPr>
+                <w:rFonts w:hint="eastAsia"/>
+                <w:strike/>
               </w:rPr>
               <w:t>Check</w:t>
             </w:r>
             <w:r>
+              <w:rPr>
+                <w:strike/>
+              </w:rPr>
               <w:br/>
             </w:r>
             <w:r>
               <w:rPr>
                 <w:rFonts w:hint="eastAsia"/>
+                <w:strike/>
               </w:rPr>
               <w:t>Winner</w:t>
+            </w:r>
+            <w:r>
+              <w:rPr>
+                <w:strike/>
+              </w:rPr>
+              <w:br/>
+            </w:r>
+            <w:r>
+              <w:rPr>
+                <w:rFonts w:hint="eastAsia"/>
+                <w:color w:val="EE0000"/>
+              </w:rPr>
+              <w:t>구현 일자</w:t>
+            </w:r>
+            <w:r>
+              <w:rPr>
+                <w:color w:val="EE0000"/>
+              </w:rPr>
+              <w:br/>
+            </w:r>
+            <w:r>
+              <w:rPr>
+                <w:rFonts w:hint="eastAsia"/>
+                <w:color w:val="EE0000"/>
+              </w:rPr>
+              <w:t>11/28</w:t>
             </w:r>
           </w:p>
         </w:tc>
@@ -14925,7 +15506,6 @@
           <w:p>
             <w:pPr>
               <w:rPr>
-                <w:rFonts w:hint="eastAsia"/>
                 <w:color w:val="EE0000"/>
               </w:rPr>
             </w:pPr>
@@ -14976,11 +15556,6 @@
             </w:r>
           </w:p>
           <w:p>
-            <w:pPr>
-              <w:rPr>
-                <w:rFonts w:hint="eastAsia"/>
-              </w:rPr>
-            </w:pPr>
             <w:r>
               <w:rPr>
                 <w:rFonts w:hint="eastAsia"/>
@@ -15007,30 +15582,145 @@
             <w:tcW w:w="1600" w:type="dxa"/>
           </w:tcPr>
           <w:p>
-            <w:r>
-              <w:rPr>
-                <w:rFonts w:hint="eastAsia"/>
+            <w:pPr>
+              <w:rPr>
+                <w:rFonts w:hint="eastAsia"/>
+                <w:strike/>
+                <w:color w:val="EE0000"/>
+              </w:rPr>
+            </w:pPr>
+            <w:r>
+              <w:rPr>
+                <w:rFonts w:hint="eastAsia"/>
+                <w:strike/>
+                <w:noProof/>
+              </w:rPr>
+              <mc:AlternateContent>
+                <mc:Choice Requires="wps">
+                  <w:drawing>
+                    <wp:anchor distT="0" distB="0" distL="114300" distR="114300" simplePos="0" relativeHeight="251955200" behindDoc="0" locked="0" layoutInCell="1" allowOverlap="1" wp14:anchorId="66C94FD3" wp14:editId="13A0ED57">
+                      <wp:simplePos x="0" y="0"/>
+                      <wp:positionH relativeFrom="column">
+                        <wp:posOffset>532765</wp:posOffset>
+                      </wp:positionH>
+                      <wp:positionV relativeFrom="paragraph">
+                        <wp:posOffset>1076325</wp:posOffset>
+                      </wp:positionV>
+                      <wp:extent cx="0" cy="243840"/>
+                      <wp:effectExtent l="57150" t="0" r="57150" b="41910"/>
+                      <wp:wrapNone/>
+                      <wp:docPr id="357796351" name="직선 화살표 연결선 62"/>
+                      <wp:cNvGraphicFramePr/>
+                      <a:graphic xmlns:a="http://schemas.openxmlformats.org/drawingml/2006/main">
+                        <a:graphicData uri="http://schemas.microsoft.com/office/word/2010/wordprocessingShape">
+                          <wps:wsp>
+                            <wps:cNvCnPr/>
+                            <wps:spPr>
+                              <a:xfrm>
+                                <a:off x="0" y="0"/>
+                                <a:ext cx="0" cy="243840"/>
+                              </a:xfrm>
+                              <a:prstGeom prst="straightConnector1">
+                                <a:avLst/>
+                              </a:prstGeom>
+                              <a:ln w="28575">
+                                <a:solidFill>
+                                  <a:srgbClr val="EE0000"/>
+                                </a:solidFill>
+                                <a:tailEnd type="triangle"/>
+                              </a:ln>
+                            </wps:spPr>
+                            <wps:style>
+                              <a:lnRef idx="1">
+                                <a:schemeClr val="accent1"/>
+                              </a:lnRef>
+                              <a:fillRef idx="0">
+                                <a:schemeClr val="accent1"/>
+                              </a:fillRef>
+                              <a:effectRef idx="0">
+                                <a:schemeClr val="accent1"/>
+                              </a:effectRef>
+                              <a:fontRef idx="minor">
+                                <a:schemeClr val="tx1"/>
+                              </a:fontRef>
+                            </wps:style>
+                            <wps:bodyPr/>
+                          </wps:wsp>
+                        </a:graphicData>
+                      </a:graphic>
+                    </wp:anchor>
+                  </w:drawing>
+                </mc:Choice>
+                <mc:Fallback>
+                  <w:pict>
+                    <v:shape w14:anchorId="771FE7F1" id="직선 화살표 연결선 62" o:spid="_x0000_s1026" type="#_x0000_t32" style="position:absolute;margin-left:41.95pt;margin-top:84.75pt;width:0;height:19.2pt;z-index:251955200;visibility:visible;mso-wrap-style:square;mso-wrap-distance-left:9pt;mso-wrap-distance-top:0;mso-wrap-distance-right:9pt;mso-wrap-distance-bottom:0;mso-position-horizontal:absolute;mso-position-horizontal-relative:text;mso-position-vertical:absolute;mso-position-vertical-relative:text" o:gfxdata="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" strokecolor="#e00" strokeweight="2.25pt">
+                      <v:stroke endarrow="block" joinstyle="miter"/>
+                    </v:shape>
+                  </w:pict>
+                </mc:Fallback>
+              </mc:AlternateContent>
+            </w:r>
+            <w:r>
+              <w:rPr>
+                <w:rFonts w:hint="eastAsia"/>
+                <w:strike/>
               </w:rPr>
               <w:t>Move</w:t>
             </w:r>
             <w:r>
+              <w:rPr>
+                <w:strike/>
+              </w:rPr>
               <w:br/>
             </w:r>
             <w:r>
               <w:rPr>
                 <w:rFonts w:hint="eastAsia"/>
+                <w:strike/>
               </w:rPr>
               <w:t>Camera</w:t>
             </w:r>
             <w:r>
+              <w:rPr>
+                <w:strike/>
+              </w:rPr>
               <w:br/>
             </w:r>
             <w:r>
               <w:rPr>
                 <w:rFonts w:hint="eastAsia"/>
+                <w:strike/>
               </w:rPr>
               <w:t>- Winner</w:t>
             </w:r>
+            <w:r>
+              <w:rPr>
+                <w:strike/>
+              </w:rPr>
+              <w:br/>
+            </w:r>
+            <w:r>
+              <w:rPr>
+                <w:rFonts w:hint="eastAsia"/>
+                <w:color w:val="EE0000"/>
+              </w:rPr>
+              <w:t>역할</w:t>
+            </w:r>
+            <w:r>
+              <w:rPr>
+                <w:color w:val="EE0000"/>
+              </w:rPr>
+              <w:br/>
+            </w:r>
+            <w:proofErr w:type="spellStart"/>
+            <w:r>
+              <w:rPr>
+                <w:rFonts w:hint="eastAsia"/>
+                <w:color w:val="EE0000"/>
+              </w:rPr>
+              <w:t>밸런싱</w:t>
+            </w:r>
+            <w:proofErr w:type="spellEnd"/>
           </w:p>
         </w:tc>
       </w:tr>
@@ -15146,7 +15836,41 @@
           <w:tcPr>
             <w:tcW w:w="1600" w:type="dxa"/>
           </w:tcPr>
-          <w:p/>
+          <w:p>
+            <w:r>
+              <w:rPr>
+                <w:rFonts w:hint="eastAsia"/>
+                <w:color w:val="EE0000"/>
+              </w:rPr>
+              <w:t>Move</w:t>
+            </w:r>
+            <w:r>
+              <w:rPr>
+                <w:color w:val="EE0000"/>
+              </w:rPr>
+              <w:br/>
+            </w:r>
+            <w:r>
+              <w:rPr>
+                <w:rFonts w:hint="eastAsia"/>
+                <w:color w:val="EE0000"/>
+              </w:rPr>
+              <w:t>Camera</w:t>
+            </w:r>
+            <w:r>
+              <w:rPr>
+                <w:color w:val="EE0000"/>
+              </w:rPr>
+              <w:br/>
+            </w:r>
+            <w:r>
+              <w:rPr>
+                <w:rFonts w:hint="eastAsia"/>
+                <w:color w:val="EE0000"/>
+              </w:rPr>
+              <w:t>- Winner</w:t>
+            </w:r>
+          </w:p>
         </w:tc>
       </w:tr>
       <w:tr>
@@ -15396,19 +16120,29 @@
             <w:tcW w:w="1625" w:type="dxa"/>
           </w:tcPr>
           <w:p>
-            <w:r>
-              <w:rPr>
-                <w:rFonts w:hint="eastAsia"/>
+            <w:pPr>
+              <w:rPr>
+                <w:strike/>
+              </w:rPr>
+            </w:pPr>
+            <w:r>
+              <w:rPr>
+                <w:rFonts w:hint="eastAsia"/>
+                <w:strike/>
               </w:rPr>
               <w:t>Game</w:t>
             </w:r>
             <w:r>
+              <w:rPr>
+                <w:strike/>
+              </w:rPr>
               <w:br/>
             </w:r>
             <w:proofErr w:type="gramStart"/>
             <w:r>
               <w:rPr>
                 <w:rFonts w:hint="eastAsia"/>
+                <w:strike/>
               </w:rPr>
               <w:t>Exit(</w:t>
             </w:r>
@@ -15416,15 +16150,20 @@
             <w:r>
               <w:rPr>
                 <w:rFonts w:hint="eastAsia"/>
+                <w:strike/>
               </w:rPr>
               <w:t>)</w:t>
             </w:r>
             <w:r>
+              <w:rPr>
+                <w:strike/>
+              </w:rPr>
               <w:br/>
             </w:r>
             <w:r>
               <w:rPr>
                 <w:rFonts w:hint="eastAsia"/>
+                <w:strike/>
               </w:rPr>
               <w:t>- Server</w:t>
             </w:r>
@@ -15435,19 +16174,186 @@
             <w:tcW w:w="1600" w:type="dxa"/>
           </w:tcPr>
           <w:p>
-            <w:r>
-              <w:rPr>
-                <w:rFonts w:hint="eastAsia"/>
+            <w:pPr>
+              <w:rPr>
+                <w:strike/>
+              </w:rPr>
+            </w:pPr>
+            <w:r>
+              <w:rPr>
+                <w:rFonts w:hint="eastAsia"/>
+                <w:strike/>
+                <w:noProof/>
+              </w:rPr>
+              <mc:AlternateContent>
+                <mc:Choice Requires="wps">
+                  <w:drawing>
+                    <wp:anchor distT="0" distB="0" distL="114300" distR="114300" simplePos="0" relativeHeight="251956224" behindDoc="0" locked="0" layoutInCell="1" allowOverlap="1" wp14:anchorId="58F630BC" wp14:editId="0F2F9A9F">
+                      <wp:simplePos x="0" y="0"/>
+                      <wp:positionH relativeFrom="column">
+                        <wp:posOffset>-770255</wp:posOffset>
+                      </wp:positionH>
+                      <wp:positionV relativeFrom="paragraph">
+                        <wp:posOffset>68580</wp:posOffset>
+                      </wp:positionV>
+                      <wp:extent cx="1257300" cy="594360"/>
+                      <wp:effectExtent l="0" t="0" r="19050" b="15240"/>
+                      <wp:wrapNone/>
+                      <wp:docPr id="437190026" name="Text Box 63"/>
+                      <wp:cNvGraphicFramePr/>
+                      <a:graphic xmlns:a="http://schemas.openxmlformats.org/drawingml/2006/main">
+                        <a:graphicData uri="http://schemas.microsoft.com/office/word/2010/wordprocessingShape">
+                          <wps:wsp>
+                            <wps:cNvSpPr txBox="1"/>
+                            <wps:spPr>
+                              <a:xfrm>
+                                <a:off x="0" y="0"/>
+                                <a:ext cx="1257300" cy="594360"/>
+                              </a:xfrm>
+                              <a:prstGeom prst="rect">
+                                <a:avLst/>
+                              </a:prstGeom>
+                              <a:noFill/>
+                              <a:ln w="6350">
+                                <a:solidFill>
+                                  <a:prstClr val="black"/>
+                                </a:solidFill>
+                              </a:ln>
+                            </wps:spPr>
+                            <wps:txbx>
+                              <w:txbxContent>
+                                <w:p>
+                                  <w:pPr>
+                                    <w:rPr>
+                                      <w:rFonts w:hint="eastAsia"/>
+                                      <w:color w:val="EE0000"/>
+                                    </w:rPr>
+                                  </w:pPr>
+                                  <w:r>
+                                    <w:rPr>
+                                      <w:rFonts w:hint="eastAsia"/>
+                                      <w:color w:val="EE0000"/>
+                                    </w:rPr>
+                                    <w:t>구현일자</w:t>
+                                  </w:r>
+                                  <w:r>
+                                    <w:rPr>
+                                      <w:color w:val="EE0000"/>
+                                    </w:rPr>
+                                    <w:br/>
+                                  </w:r>
+                                  <w:r>
+                                    <w:rPr>
+                                      <w:rFonts w:hint="eastAsia"/>
+                                      <w:color w:val="EE0000"/>
+                                    </w:rPr>
+                                    <w:t xml:space="preserve">11/28 </w:t>
+                                  </w:r>
+                                  <w:r>
+                                    <w:rPr>
+                                      <w:color w:val="EE0000"/>
+                                    </w:rPr>
+                                    <w:t>–</w:t>
+                                  </w:r>
+                                  <w:r>
+                                    <w:rPr>
+                                      <w:rFonts w:hint="eastAsia"/>
+                                      <w:color w:val="EE0000"/>
+                                    </w:rPr>
+                                    <w:t xml:space="preserve"> 송영준</w:t>
+                                  </w:r>
+                                </w:p>
+                              </w:txbxContent>
+                            </wps:txbx>
+                            <wps:bodyPr rot="0" spcFirstLastPara="0" vertOverflow="overflow" horzOverflow="overflow" vert="horz" wrap="square" lIns="91440" tIns="45720" rIns="91440" bIns="45720" numCol="1" spcCol="0" rtlCol="0" fromWordArt="0" anchor="t" anchorCtr="0" forceAA="0" compatLnSpc="1">
+                              <a:prstTxWarp prst="textNoShape">
+                                <a:avLst/>
+                              </a:prstTxWarp>
+                              <a:noAutofit/>
+                            </wps:bodyPr>
+                          </wps:wsp>
+                        </a:graphicData>
+                      </a:graphic>
+                      <wp14:sizeRelH relativeFrom="margin">
+                        <wp14:pctWidth>0</wp14:pctWidth>
+                      </wp14:sizeRelH>
+                      <wp14:sizeRelV relativeFrom="margin">
+                        <wp14:pctHeight>0</wp14:pctHeight>
+                      </wp14:sizeRelV>
+                    </wp:anchor>
+                  </w:drawing>
+                </mc:Choice>
+                <mc:Fallback>
+                  <w:pict>
+                    <v:shape w14:anchorId="58F630BC" id="Text Box 63" o:spid="_x0000_s1056" type="#_x0000_t202" style="position:absolute;margin-left:-60.65pt;margin-top:5.4pt;width:99pt;height:46.8pt;z-index:251956224;visibility:visible;mso-wrap-style:square;mso-width-percent:0;mso-height-percent:0;mso-wrap-distance-left:9pt;mso-wrap-distance-top:0;mso-wrap-distance-right:9pt;mso-wrap-distance-bottom:0;mso-position-horizontal:absolute;mso-position-horizontal-relative:text;mso-position-vertical:absolute;mso-position-vertical-relative:text;mso-width-percent:0;mso-height-percent:0;mso-width-relative:margin;mso-height-relative:margin;v-text-anchor:top" o:gfxdata="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" filled="f" strokeweight=".5pt">
+                      <v:textbox>
+                        <w:txbxContent>
+                          <w:p>
+                            <w:pPr>
+                              <w:rPr>
+                                <w:rFonts w:hint="eastAsia"/>
+                                <w:color w:val="EE0000"/>
+                              </w:rPr>
+                            </w:pPr>
+                            <w:r>
+                              <w:rPr>
+                                <w:rFonts w:hint="eastAsia"/>
+                                <w:color w:val="EE0000"/>
+                              </w:rPr>
+                              <w:t>구현일자</w:t>
+                            </w:r>
+                            <w:r>
+                              <w:rPr>
+                                <w:color w:val="EE0000"/>
+                              </w:rPr>
+                              <w:br/>
+                            </w:r>
+                            <w:r>
+                              <w:rPr>
+                                <w:rFonts w:hint="eastAsia"/>
+                                <w:color w:val="EE0000"/>
+                              </w:rPr>
+                              <w:t xml:space="preserve">11/28 </w:t>
+                            </w:r>
+                            <w:r>
+                              <w:rPr>
+                                <w:color w:val="EE0000"/>
+                              </w:rPr>
+                              <w:t>–</w:t>
+                            </w:r>
+                            <w:r>
+                              <w:rPr>
+                                <w:rFonts w:hint="eastAsia"/>
+                                <w:color w:val="EE0000"/>
+                              </w:rPr>
+                              <w:t xml:space="preserve"> 송영준</w:t>
+                            </w:r>
+                          </w:p>
+                        </w:txbxContent>
+                      </v:textbox>
+                    </v:shape>
+                  </w:pict>
+                </mc:Fallback>
+              </mc:AlternateContent>
+            </w:r>
+            <w:r>
+              <w:rPr>
+                <w:rFonts w:hint="eastAsia"/>
+                <w:strike/>
               </w:rPr>
               <w:t>Game</w:t>
             </w:r>
             <w:r>
+              <w:rPr>
+                <w:strike/>
+              </w:rPr>
               <w:br/>
             </w:r>
             <w:proofErr w:type="gramStart"/>
             <w:r>
               <w:rPr>
                 <w:rFonts w:hint="eastAsia"/>
+                <w:strike/>
               </w:rPr>
               <w:t>Exit(</w:t>
             </w:r>
@@ -15455,15 +16361,20 @@
             <w:r>
               <w:rPr>
                 <w:rFonts w:hint="eastAsia"/>
+                <w:strike/>
               </w:rPr>
               <w:t>)</w:t>
             </w:r>
             <w:r>
+              <w:rPr>
+                <w:strike/>
+              </w:rPr>
               <w:br/>
             </w:r>
             <w:r>
               <w:rPr>
                 <w:rFonts w:hint="eastAsia"/>
+                <w:strike/>
               </w:rPr>
               <w:t>- Client</w:t>
             </w:r>

--- a/넷겜플 추진 기획서.docx
+++ b/넷겜플 추진 기획서.docx
@@ -14602,7 +14602,6 @@
           <w:p>
             <w:pPr>
               <w:rPr>
-                <w:rFonts w:hint="eastAsia"/>
                 <w:color w:val="EE0000"/>
               </w:rPr>
             </w:pPr>
@@ -14648,7 +14647,6 @@
           <w:p>
             <w:pPr>
               <w:rPr>
-                <w:rFonts w:hint="eastAsia"/>
                 <w:color w:val="EE0000"/>
               </w:rPr>
             </w:pPr>
@@ -15313,7 +15311,6 @@
           <w:p>
             <w:pPr>
               <w:rPr>
-                <w:rFonts w:hint="eastAsia"/>
                 <w:color w:val="EE0000"/>
               </w:rPr>
             </w:pPr>
@@ -15388,7 +15385,6 @@
           <w:p>
             <w:pPr>
               <w:rPr>
-                <w:rFonts w:hint="eastAsia"/>
                 <w:strike/>
                 <w:color w:val="EE0000"/>
               </w:rPr>
@@ -15584,7 +15580,6 @@
           <w:p>
             <w:pPr>
               <w:rPr>
-                <w:rFonts w:hint="eastAsia"/>
                 <w:strike/>
                 <w:color w:val="EE0000"/>
               </w:rPr>
@@ -16006,6 +16001,80 @@
             <w:r>
               <w:rPr>
                 <w:rFonts w:hint="eastAsia"/>
+                <w:noProof/>
+              </w:rPr>
+              <mc:AlternateContent>
+                <mc:Choice Requires="wps">
+                  <w:drawing>
+                    <wp:anchor distT="0" distB="0" distL="114300" distR="114300" simplePos="0" relativeHeight="251958272" behindDoc="0" locked="0" layoutInCell="1" allowOverlap="1" wp14:anchorId="5EFBA1B2" wp14:editId="6F9A7C26">
+                      <wp:simplePos x="0" y="0"/>
+                      <wp:positionH relativeFrom="column">
+                        <wp:posOffset>678815</wp:posOffset>
+                      </wp:positionH>
+                      <wp:positionV relativeFrom="paragraph">
+                        <wp:posOffset>626110</wp:posOffset>
+                      </wp:positionV>
+                      <wp:extent cx="533400" cy="885825"/>
+                      <wp:effectExtent l="38100" t="38100" r="19050" b="28575"/>
+                      <wp:wrapNone/>
+                      <wp:docPr id="817657390" name="직선 화살표 연결선 65"/>
+                      <wp:cNvGraphicFramePr/>
+                      <a:graphic xmlns:a="http://schemas.openxmlformats.org/drawingml/2006/main">
+                        <a:graphicData uri="http://schemas.microsoft.com/office/word/2010/wordprocessingShape">
+                          <wps:wsp>
+                            <wps:cNvCnPr/>
+                            <wps:spPr>
+                              <a:xfrm flipH="1" flipV="1">
+                                <a:off x="0" y="0"/>
+                                <a:ext cx="533400" cy="885825"/>
+                              </a:xfrm>
+                              <a:prstGeom prst="straightConnector1">
+                                <a:avLst/>
+                              </a:prstGeom>
+                              <a:ln w="38100">
+                                <a:solidFill>
+                                  <a:srgbClr val="00B0F0"/>
+                                </a:solidFill>
+                                <a:tailEnd type="triangle"/>
+                              </a:ln>
+                            </wps:spPr>
+                            <wps:style>
+                              <a:lnRef idx="1">
+                                <a:schemeClr val="accent1"/>
+                              </a:lnRef>
+                              <a:fillRef idx="0">
+                                <a:schemeClr val="accent1"/>
+                              </a:fillRef>
+                              <a:effectRef idx="0">
+                                <a:schemeClr val="accent1"/>
+                              </a:effectRef>
+                              <a:fontRef idx="minor">
+                                <a:schemeClr val="tx1"/>
+                              </a:fontRef>
+                            </wps:style>
+                            <wps:bodyPr/>
+                          </wps:wsp>
+                        </a:graphicData>
+                      </a:graphic>
+                    </wp:anchor>
+                  </w:drawing>
+                </mc:Choice>
+                <mc:Fallback>
+                  <w:pict>
+                    <v:shapetype w14:anchorId="2B6EAD84" id="_x0000_t32" coordsize="21600,21600" o:spt="32" o:oned="t" path="m,l21600,21600e" filled="f">
+                      <v:path arrowok="t" fillok="f" o:connecttype="none"/>
+                      <o:lock v:ext="edit" shapetype="t"/>
+                    </v:shapetype>
+                    <v:shape id="직선 화살표 연결선 65" o:spid="_x0000_s1026" type="#_x0000_t32" style="position:absolute;margin-left:53.45pt;margin-top:49.3pt;width:42pt;height:69.75pt;flip:x y;z-index:251958272;visibility:visible;mso-wrap-style:square;mso-wrap-distance-left:9pt;mso-wrap-distance-top:0;mso-wrap-distance-right:9pt;mso-wrap-distance-bottom:0;mso-position-horizontal:absolute;mso-position-horizontal-relative:text;mso-position-vertical:absolute;mso-position-vertical-relative:text" o:gfxdata="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" strokecolor="#00b0f0" strokeweight="3pt">
+                      <v:stroke endarrow="block" joinstyle="miter"/>
+                    </v:shape>
+                  </w:pict>
+                </mc:Fallback>
+              </mc:AlternateContent>
+            </w:r>
+            <w:r>
+              <w:rPr>
+                <w:rFonts w:hint="eastAsia"/>
               </w:rPr>
               <w:t>Game</w:t>
             </w:r>
@@ -16032,6 +16101,8 @@
             <w:r>
               <w:rPr>
                 <w:rFonts w:hint="eastAsia"/>
+                <w:strike/>
+                <w:color w:val="EE0000"/>
               </w:rPr>
               <w:t>- Server</w:t>
             </w:r>
@@ -16101,7 +16172,151 @@
           <w:tcPr>
             <w:tcW w:w="1483" w:type="dxa"/>
           </w:tcPr>
-          <w:p/>
+          <w:p>
+            <w:r>
+              <w:rPr>
+                <w:noProof/>
+              </w:rPr>
+              <mc:AlternateContent>
+                <mc:Choice Requires="wps">
+                  <w:drawing>
+                    <wp:anchor distT="0" distB="0" distL="114300" distR="114300" simplePos="0" relativeHeight="251959296" behindDoc="0" locked="0" layoutInCell="1" allowOverlap="1" wp14:anchorId="4E93DFD9" wp14:editId="07CC2D22">
+                      <wp:simplePos x="0" y="0"/>
+                      <wp:positionH relativeFrom="column">
+                        <wp:posOffset>-667385</wp:posOffset>
+                      </wp:positionH>
+                      <wp:positionV relativeFrom="paragraph">
+                        <wp:posOffset>76200</wp:posOffset>
+                      </wp:positionV>
+                      <wp:extent cx="1419606" cy="657225"/>
+                      <wp:effectExtent l="0" t="0" r="28575" b="28575"/>
+                      <wp:wrapNone/>
+                      <wp:docPr id="2142089056" name="직사각형 64"/>
+                      <wp:cNvGraphicFramePr/>
+                      <a:graphic xmlns:a="http://schemas.openxmlformats.org/drawingml/2006/main">
+                        <a:graphicData uri="http://schemas.microsoft.com/office/word/2010/wordprocessingShape">
+                          <wps:wsp>
+                            <wps:cNvSpPr/>
+                            <wps:spPr>
+                              <a:xfrm>
+                                <a:off x="0" y="0"/>
+                                <a:ext cx="1419606" cy="657225"/>
+                              </a:xfrm>
+                              <a:prstGeom prst="rect">
+                                <a:avLst/>
+                              </a:prstGeom>
+                            </wps:spPr>
+                            <wps:style>
+                              <a:lnRef idx="2">
+                                <a:schemeClr val="dk1"/>
+                              </a:lnRef>
+                              <a:fillRef idx="1">
+                                <a:schemeClr val="lt1"/>
+                              </a:fillRef>
+                              <a:effectRef idx="0">
+                                <a:schemeClr val="dk1"/>
+                              </a:effectRef>
+                              <a:fontRef idx="minor">
+                                <a:schemeClr val="dk1"/>
+                              </a:fontRef>
+                            </wps:style>
+                            <wps:txbx>
+                              <w:txbxContent>
+                                <w:p>
+                                  <w:pPr>
+                                    <w:jc w:val="center"/>
+                                    <w:rPr>
+                                      <w:color w:val="EE0000"/>
+                                    </w:rPr>
+                                  </w:pPr>
+                                  <w:r>
+                                    <w:rPr>
+                                      <w:rFonts w:hint="eastAsia"/>
+                                      <w:color w:val="EE0000"/>
+                                    </w:rPr>
+                                    <w:t>Game Restart역시</w:t>
+                                  </w:r>
+                                </w:p>
+                                <w:p>
+                                  <w:pPr>
+                                    <w:jc w:val="center"/>
+                                    <w:rPr>
+                                      <w:rFonts w:hint="eastAsia"/>
+                                      <w:color w:val="EE0000"/>
+                                    </w:rPr>
+                                  </w:pPr>
+                                  <w:r>
+                                    <w:rPr>
+                                      <w:rFonts w:hint="eastAsia"/>
+                                      <w:color w:val="EE0000"/>
+                                    </w:rPr>
+                                    <w:t>한 사람이 구현</w:t>
+                                  </w:r>
+                                </w:p>
+                              </w:txbxContent>
+                            </wps:txbx>
+                            <wps:bodyPr rot="0" spcFirstLastPara="0" vertOverflow="overflow" horzOverflow="overflow" vert="horz" wrap="square" lIns="91440" tIns="45720" rIns="91440" bIns="45720" numCol="1" spcCol="0" rtlCol="0" fromWordArt="0" anchor="ctr" anchorCtr="0" forceAA="0" compatLnSpc="1">
+                              <a:prstTxWarp prst="textNoShape">
+                                <a:avLst/>
+                              </a:prstTxWarp>
+                              <a:noAutofit/>
+                            </wps:bodyPr>
+                          </wps:wsp>
+                        </a:graphicData>
+                      </a:graphic>
+                      <wp14:sizeRelH relativeFrom="margin">
+                        <wp14:pctWidth>0</wp14:pctWidth>
+                      </wp14:sizeRelH>
+                      <wp14:sizeRelV relativeFrom="margin">
+                        <wp14:pctHeight>0</wp14:pctHeight>
+                      </wp14:sizeRelV>
+                    </wp:anchor>
+                  </w:drawing>
+                </mc:Choice>
+                <mc:Fallback>
+                  <w:pict>
+                    <v:rect w14:anchorId="4E93DFD9" id="직사각형 64" o:spid="_x0000_s1056" style="position:absolute;margin-left:-52.55pt;margin-top:6pt;width:111.8pt;height:51.75pt;z-index:251959296;visibility:visible;mso-wrap-style:square;mso-width-percent:0;mso-height-percent:0;mso-wrap-distance-left:9pt;mso-wrap-distance-top:0;mso-wrap-distance-right:9pt;mso-wrap-distance-bottom:0;mso-position-horizontal:absolute;mso-position-horizontal-relative:text;mso-position-vertical:absolute;mso-position-vertical-relative:text;mso-width-percent:0;mso-height-percent:0;mso-width-relative:margin;mso-height-relative:margin;v-text-anchor:middle" o:gfxdata="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" fillcolor="white [3201]" strokecolor="black [3200]" strokeweight="1pt">
+                      <v:textbox>
+                        <w:txbxContent>
+                          <w:p>
+                            <w:pPr>
+                              <w:jc w:val="center"/>
+                              <w:rPr>
+                                <w:color w:val="EE0000"/>
+                              </w:rPr>
+                            </w:pPr>
+                            <w:r>
+                              <w:rPr>
+                                <w:rFonts w:hint="eastAsia"/>
+                                <w:color w:val="EE0000"/>
+                              </w:rPr>
+                              <w:t>Game Restart역시</w:t>
+                            </w:r>
+                          </w:p>
+                          <w:p>
+                            <w:pPr>
+                              <w:jc w:val="center"/>
+                              <w:rPr>
+                                <w:rFonts w:hint="eastAsia"/>
+                                <w:color w:val="EE0000"/>
+                              </w:rPr>
+                            </w:pPr>
+                            <w:r>
+                              <w:rPr>
+                                <w:rFonts w:hint="eastAsia"/>
+                                <w:color w:val="EE0000"/>
+                              </w:rPr>
+                              <w:t>한 사람이 구현</w:t>
+                            </w:r>
+                          </w:p>
+                        </w:txbxContent>
+                      </v:textbox>
+                    </v:rect>
+                  </w:pict>
+                </mc:Fallback>
+              </mc:AlternateContent>
+            </w:r>
+          </w:p>
         </w:tc>
         <w:tc>
           <w:tcPr>
@@ -16225,7 +16440,6 @@
                                 <w:p>
                                   <w:pPr>
                                     <w:rPr>
-                                      <w:rFonts w:hint="eastAsia"/>
                                       <w:color w:val="EE0000"/>
                                     </w:rPr>
                                   </w:pPr>
@@ -16285,13 +16499,12 @@
                 </mc:Choice>
                 <mc:Fallback>
                   <w:pict>
-                    <v:shape w14:anchorId="58F630BC" id="Text Box 63" o:spid="_x0000_s1056" type="#_x0000_t202" style="position:absolute;margin-left:-60.65pt;margin-top:5.4pt;width:99pt;height:46.8pt;z-index:251956224;visibility:visible;mso-wrap-style:square;mso-width-percent:0;mso-height-percent:0;mso-wrap-distance-left:9pt;mso-wrap-distance-top:0;mso-wrap-distance-right:9pt;mso-wrap-distance-bottom:0;mso-position-horizontal:absolute;mso-position-horizontal-relative:text;mso-position-vertical:absolute;mso-position-vertical-relative:text;mso-width-percent:0;mso-height-percent:0;mso-width-relative:margin;mso-height-relative:margin;v-text-anchor:top" o:gfxdata="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" filled="f" strokeweight=".5pt">
+                    <v:shape w14:anchorId="58F630BC" id="Text Box 63" o:spid="_x0000_s1057" type="#_x0000_t202" style="position:absolute;margin-left:-60.65pt;margin-top:5.4pt;width:99pt;height:46.8pt;z-index:251956224;visibility:visible;mso-wrap-style:square;mso-width-percent:0;mso-height-percent:0;mso-wrap-distance-left:9pt;mso-wrap-distance-top:0;mso-wrap-distance-right:9pt;mso-wrap-distance-bottom:0;mso-position-horizontal:absolute;mso-position-horizontal-relative:text;mso-position-vertical:absolute;mso-position-vertical-relative:text;mso-width-percent:0;mso-height-percent:0;mso-width-relative:margin;mso-height-relative:margin;v-text-anchor:top" o:gfxdata="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" filled="f" strokeweight=".5pt">
                       <v:textbox>
                         <w:txbxContent>
                           <w:p>
                             <w:pPr>
                               <w:rPr>
-                                <w:rFonts w:hint="eastAsia"/>
                                 <w:color w:val="EE0000"/>
                               </w:rPr>
                             </w:pPr>
@@ -16415,19 +16628,32 @@
             <w:tcW w:w="1483" w:type="dxa"/>
           </w:tcPr>
           <w:p>
-            <w:r>
-              <w:rPr>
-                <w:rFonts w:hint="eastAsia"/>
+            <w:pPr>
+              <w:rPr>
+                <w:strike/>
+              </w:rPr>
+            </w:pPr>
+            <w:r>
+              <w:rPr>
+                <w:rFonts w:hint="eastAsia"/>
+                <w:strike/>
+                <w:color w:val="EE0000"/>
               </w:rPr>
               <w:t>Game</w:t>
             </w:r>
             <w:r>
+              <w:rPr>
+                <w:strike/>
+                <w:color w:val="EE0000"/>
+              </w:rPr>
               <w:br/>
             </w:r>
             <w:proofErr w:type="gramStart"/>
             <w:r>
               <w:rPr>
                 <w:rFonts w:hint="eastAsia"/>
+                <w:strike/>
+                <w:color w:val="EE0000"/>
               </w:rPr>
               <w:t>Restart(</w:t>
             </w:r>
@@ -16435,15 +16661,23 @@
             <w:r>
               <w:rPr>
                 <w:rFonts w:hint="eastAsia"/>
+                <w:strike/>
+                <w:color w:val="EE0000"/>
               </w:rPr>
               <w:t>)</w:t>
             </w:r>
             <w:r>
+              <w:rPr>
+                <w:strike/>
+                <w:color w:val="EE0000"/>
+              </w:rPr>
               <w:br/>
             </w:r>
             <w:r>
               <w:rPr>
                 <w:rFonts w:hint="eastAsia"/>
+                <w:strike/>
+                <w:color w:val="EE0000"/>
               </w:rPr>
               <w:t>- Client</w:t>
             </w:r>

--- a/넷겜플 추진 기획서.docx
+++ b/넷겜플 추진 기획서.docx
@@ -408,21 +408,7 @@
         <w:rPr>
           <w:rFonts w:hint="eastAsia"/>
         </w:rPr>
-        <w:t xml:space="preserve">각 플레이어마다 다른 </w:t>
-      </w:r>
-      <w:proofErr w:type="spellStart"/>
-      <w:r>
-        <w:rPr>
-          <w:rFonts w:hint="eastAsia"/>
-        </w:rPr>
-        <w:t>텍스쳐를</w:t>
-      </w:r>
-      <w:proofErr w:type="spellEnd"/>
-      <w:r>
-        <w:rPr>
-          <w:rFonts w:hint="eastAsia"/>
-        </w:rPr>
-        <w:t xml:space="preserve"> 입히도록 수정하기</w:t>
+        <w:t>각 플레이어마다 다른 텍스쳐를 입히도록 수정하기</w:t>
       </w:r>
     </w:p>
     <w:p>
@@ -535,27 +521,13 @@
         <w:rPr>
           <w:rFonts w:hint="eastAsia"/>
         </w:rPr>
-        <w:t xml:space="preserve">: </w:t>
-      </w:r>
-      <w:proofErr w:type="spellStart"/>
-      <w:r>
-        <w:rPr>
-          <w:rFonts w:hint="eastAsia"/>
-        </w:rPr>
-        <w:t>Githu</w:t>
-      </w:r>
-      <w:r>
-        <w:rPr>
-          <w:rFonts w:hint="eastAsia"/>
-        </w:rPr>
-        <w:t>b</w:t>
-      </w:r>
-      <w:proofErr w:type="spellEnd"/>
-      <w:r>
-        <w:rPr>
-          <w:rFonts w:hint="eastAsia"/>
-        </w:rPr>
-        <w:t xml:space="preserve"> desktop, SourceTree</w:t>
+        <w:t>: Githu</w:t>
+      </w:r>
+      <w:r>
+        <w:rPr>
+          <w:rFonts w:hint="eastAsia"/>
+        </w:rPr>
+        <w:t>b desktop, SourceTree</w:t>
       </w:r>
     </w:p>
     <w:p/>
@@ -6768,21 +6740,7 @@
         <w:rPr>
           <w:rFonts w:hint="eastAsia"/>
         </w:rPr>
-        <w:t xml:space="preserve">Init(float </w:t>
-      </w:r>
-      <w:proofErr w:type="spellStart"/>
-      <w:r>
-        <w:rPr>
-          <w:rFonts w:hint="eastAsia"/>
-        </w:rPr>
-        <w:t>newPos</w:t>
-      </w:r>
-      <w:proofErr w:type="spellEnd"/>
-      <w:r>
-        <w:rPr>
-          <w:rFonts w:hint="eastAsia"/>
-        </w:rPr>
-        <w:t>[3]): 객체 생성, 위치 지정</w:t>
+        <w:t>Init(float newPos[3]): 객체 생성, 위치 지정</w:t>
       </w:r>
     </w:p>
     <w:p/>
@@ -6842,16 +6800,8 @@
         <w:rPr>
           <w:rFonts w:hint="eastAsia"/>
         </w:rPr>
-        <w:t xml:space="preserve">float </w:t>
-      </w:r>
-      <w:proofErr w:type="spellStart"/>
-      <w:r>
-        <w:rPr>
-          <w:rFonts w:hint="eastAsia"/>
-        </w:rPr>
-        <w:t>moveSpeed</w:t>
-      </w:r>
-      <w:proofErr w:type="spellEnd"/>
+        <w:t>float moveSpeed</w:t>
+      </w:r>
       <w:r>
         <w:rPr>
           <w:rFonts w:hint="eastAsia"/>
@@ -6870,60 +6820,24 @@
         <w:rPr>
           <w:rFonts w:hint="eastAsia"/>
         </w:rPr>
-        <w:t xml:space="preserve">float </w:t>
-      </w:r>
-      <w:proofErr w:type="spellStart"/>
-      <w:r>
-        <w:rPr>
-          <w:rFonts w:hint="eastAsia"/>
-        </w:rPr>
-        <w:t>jumpSpeed</w:t>
-      </w:r>
-      <w:proofErr w:type="spellEnd"/>
-      <w:r>
-        <w:rPr>
-          <w:rFonts w:hint="eastAsia"/>
-        </w:rPr>
-        <w:t>: 점프 속력</w:t>
-      </w:r>
-    </w:p>
-    <w:p>
-      <w:r>
-        <w:rPr>
-          <w:rFonts w:hint="eastAsia"/>
-        </w:rPr>
-        <w:t xml:space="preserve">bool </w:t>
-      </w:r>
-      <w:proofErr w:type="spellStart"/>
-      <w:r>
-        <w:rPr>
-          <w:rFonts w:hint="eastAsia"/>
-        </w:rPr>
-        <w:t>isGrounded</w:t>
-      </w:r>
-      <w:proofErr w:type="spellEnd"/>
-      <w:r>
-        <w:rPr>
-          <w:rFonts w:hint="eastAsia"/>
-        </w:rPr>
-        <w:t>: 캐릭터가 땅을 밟고 있는지를 적용</w:t>
-      </w:r>
-    </w:p>
-    <w:p>
-      <w:proofErr w:type="spellStart"/>
+        <w:t>float jumpSpeed: 점프 속력</w:t>
+      </w:r>
+    </w:p>
+    <w:p>
+      <w:r>
+        <w:rPr>
+          <w:rFonts w:hint="eastAsia"/>
+        </w:rPr>
+        <w:t>bool isGrounded: 캐릭터가 땅을 밟고 있는지를 적용</w:t>
+      </w:r>
+    </w:p>
+    <w:p>
       <w:r>
         <w:rPr>
           <w:rFonts w:hint="eastAsia"/>
         </w:rPr>
         <w:lastRenderedPageBreak/>
-        <w:t>PlayerInputs</w:t>
-      </w:r>
-      <w:proofErr w:type="spellEnd"/>
-      <w:r>
-        <w:rPr>
-          <w:rFonts w:hint="eastAsia"/>
-        </w:rPr>
-        <w:t xml:space="preserve"> input</w:t>
+        <w:t>PlayerInputs input</w:t>
       </w:r>
       <w:r>
         <w:rPr>
@@ -7039,225 +6953,115 @@
           <w:sz w:val="20"/>
           <w:szCs w:val="20"/>
         </w:rPr>
-        <w:t xml:space="preserve">truct </w:t>
-      </w:r>
-      <w:proofErr w:type="spellStart"/>
-      <w:proofErr w:type="gramStart"/>
-      <w:r>
-        <w:rPr>
-          <w:rFonts w:hint="eastAsia"/>
+        <w:t>truct PlayerInputs{</w:t>
+      </w:r>
+    </w:p>
+    <w:p>
+      <w:pPr>
+        <w:rPr>
           <w:sz w:val="20"/>
           <w:szCs w:val="20"/>
         </w:rPr>
-        <w:t>PlayerInputs</w:t>
-      </w:r>
-      <w:proofErr w:type="spellEnd"/>
-      <w:r>
-        <w:rPr>
-          <w:rFonts w:hint="eastAsia"/>
+      </w:pPr>
+      <w:r>
+        <w:rPr>
           <w:sz w:val="20"/>
           <w:szCs w:val="20"/>
         </w:rPr>
-        <w:t>{</w:t>
-      </w:r>
-      <w:proofErr w:type="gramEnd"/>
-    </w:p>
-    <w:p>
-      <w:pPr>
-        <w:rPr>
+        <w:tab/>
+        <w:t>I</w:t>
+      </w:r>
+      <w:r>
+        <w:rPr>
+          <w:rFonts w:hint="eastAsia"/>
           <w:sz w:val="20"/>
           <w:szCs w:val="20"/>
         </w:rPr>
-      </w:pPr>
-      <w:r>
+        <w:t>nt playerid;</w:t>
+      </w:r>
+    </w:p>
+    <w:p>
+      <w:pPr>
         <w:rPr>
           <w:sz w:val="20"/>
           <w:szCs w:val="20"/>
         </w:rPr>
-        <w:tab/>
-        <w:t>I</w:t>
-      </w:r>
-      <w:r>
-        <w:rPr>
-          <w:rFonts w:hint="eastAsia"/>
+      </w:pPr>
+      <w:r>
+        <w:rPr>
           <w:sz w:val="20"/>
           <w:szCs w:val="20"/>
         </w:rPr>
-        <w:t xml:space="preserve">nt </w:t>
-      </w:r>
-      <w:proofErr w:type="spellStart"/>
+        <w:tab/>
+      </w:r>
       <w:r>
         <w:rPr>
           <w:rFonts w:hint="eastAsia"/>
           <w:sz w:val="20"/>
           <w:szCs w:val="20"/>
         </w:rPr>
-        <w:t>playerid</w:t>
-      </w:r>
-      <w:proofErr w:type="spellEnd"/>
-      <w:r>
-        <w:rPr>
-          <w:rFonts w:hint="eastAsia"/>
+        <w:t>int updown, rightleft;</w:t>
+      </w:r>
+      <w:r>
+        <w:rPr>
           <w:sz w:val="20"/>
           <w:szCs w:val="20"/>
         </w:rPr>
-        <w:t>;</w:t>
-      </w:r>
-    </w:p>
-    <w:p>
-      <w:pPr>
-        <w:rPr>
+        <w:tab/>
+      </w:r>
+      <w:r>
+        <w:rPr>
+          <w:rFonts w:hint="eastAsia"/>
           <w:sz w:val="20"/>
           <w:szCs w:val="20"/>
         </w:rPr>
-      </w:pPr>
-      <w:r>
+        <w:t>// 위치 이동 계산이 없으므로 int</w:t>
+      </w:r>
+    </w:p>
+    <w:p>
+      <w:pPr>
         <w:rPr>
           <w:sz w:val="20"/>
           <w:szCs w:val="20"/>
         </w:rPr>
-        <w:tab/>
-      </w:r>
-      <w:r>
-        <w:rPr>
-          <w:rFonts w:hint="eastAsia"/>
+      </w:pPr>
+      <w:r>
+        <w:rPr>
           <w:sz w:val="20"/>
           <w:szCs w:val="20"/>
         </w:rPr>
-        <w:t xml:space="preserve">int </w:t>
-      </w:r>
-      <w:proofErr w:type="spellStart"/>
+        <w:tab/>
+      </w:r>
       <w:r>
         <w:rPr>
           <w:rFonts w:hint="eastAsia"/>
           <w:sz w:val="20"/>
           <w:szCs w:val="20"/>
         </w:rPr>
-        <w:t>updown</w:t>
-      </w:r>
-      <w:proofErr w:type="spellEnd"/>
-      <w:r>
-        <w:rPr>
-          <w:rFonts w:hint="eastAsia"/>
+        <w:t>bool jump;</w:t>
+      </w:r>
+    </w:p>
+    <w:p>
+      <w:pPr>
+        <w:rPr>
           <w:sz w:val="20"/>
           <w:szCs w:val="20"/>
         </w:rPr>
-        <w:t xml:space="preserve">, </w:t>
-      </w:r>
-      <w:proofErr w:type="spellStart"/>
-      <w:r>
-        <w:rPr>
-          <w:rFonts w:hint="eastAsia"/>
+      </w:pPr>
+      <w:r>
+        <w:rPr>
           <w:sz w:val="20"/>
           <w:szCs w:val="20"/>
         </w:rPr>
-        <w:t>rightleft</w:t>
-      </w:r>
-      <w:proofErr w:type="spellEnd"/>
+        <w:tab/>
+      </w:r>
       <w:r>
         <w:rPr>
           <w:rFonts w:hint="eastAsia"/>
           <w:sz w:val="20"/>
           <w:szCs w:val="20"/>
         </w:rPr>
-        <w:t>;</w:t>
-      </w:r>
-      <w:r>
-        <w:rPr>
-          <w:sz w:val="20"/>
-          <w:szCs w:val="20"/>
-        </w:rPr>
-        <w:tab/>
-      </w:r>
-      <w:r>
-        <w:rPr>
-          <w:rFonts w:hint="eastAsia"/>
-          <w:sz w:val="20"/>
-          <w:szCs w:val="20"/>
-        </w:rPr>
-        <w:t>// 위치 이동 계산이 없으므로 int</w:t>
-      </w:r>
-    </w:p>
-    <w:p>
-      <w:pPr>
-        <w:rPr>
-          <w:sz w:val="20"/>
-          <w:szCs w:val="20"/>
-        </w:rPr>
-      </w:pPr>
-      <w:r>
-        <w:rPr>
-          <w:sz w:val="20"/>
-          <w:szCs w:val="20"/>
-        </w:rPr>
-        <w:tab/>
-      </w:r>
-      <w:r>
-        <w:rPr>
-          <w:rFonts w:hint="eastAsia"/>
-          <w:sz w:val="20"/>
-          <w:szCs w:val="20"/>
-        </w:rPr>
-        <w:t>bool jump;</w:t>
-      </w:r>
-    </w:p>
-    <w:p>
-      <w:pPr>
-        <w:rPr>
-          <w:sz w:val="20"/>
-          <w:szCs w:val="20"/>
-        </w:rPr>
-      </w:pPr>
-      <w:r>
-        <w:rPr>
-          <w:sz w:val="20"/>
-          <w:szCs w:val="20"/>
-        </w:rPr>
-        <w:tab/>
-      </w:r>
-      <w:r>
-        <w:rPr>
-          <w:rFonts w:hint="eastAsia"/>
-          <w:sz w:val="20"/>
-          <w:szCs w:val="20"/>
-        </w:rPr>
-        <w:t xml:space="preserve">float </w:t>
-      </w:r>
-      <w:proofErr w:type="spellStart"/>
-      <w:r>
-        <w:rPr>
-          <w:rFonts w:hint="eastAsia"/>
-          <w:sz w:val="20"/>
-          <w:szCs w:val="20"/>
-        </w:rPr>
-        <w:t>deltax</w:t>
-      </w:r>
-      <w:proofErr w:type="spellEnd"/>
-      <w:r>
-        <w:rPr>
-          <w:rFonts w:hint="eastAsia"/>
-          <w:sz w:val="20"/>
-          <w:szCs w:val="20"/>
-        </w:rPr>
-        <w:t xml:space="preserve">, </w:t>
-      </w:r>
-      <w:proofErr w:type="spellStart"/>
-      <w:r>
-        <w:rPr>
-          <w:rFonts w:hint="eastAsia"/>
-          <w:sz w:val="20"/>
-          <w:szCs w:val="20"/>
-        </w:rPr>
-        <w:t>deltay</w:t>
-      </w:r>
-      <w:proofErr w:type="spellEnd"/>
-      <w:r>
-        <w:rPr>
-          <w:rFonts w:hint="eastAsia"/>
-          <w:sz w:val="20"/>
-          <w:szCs w:val="20"/>
-        </w:rPr>
-        <w:t>;</w:t>
+        <w:t>float deltax, deltay;</w:t>
       </w:r>
     </w:p>
     <w:p>
@@ -7481,21 +7285,7 @@
         <w:rPr>
           <w:rFonts w:hint="eastAsia"/>
         </w:rPr>
-        <w:t xml:space="preserve">CRITICAL_SECTION </w:t>
-      </w:r>
-      <w:proofErr w:type="spellStart"/>
-      <w:r>
-        <w:rPr>
-          <w:rFonts w:hint="eastAsia"/>
-        </w:rPr>
-        <w:t>inputCS</w:t>
-      </w:r>
-      <w:proofErr w:type="spellEnd"/>
-      <w:r>
-        <w:rPr>
-          <w:rFonts w:hint="eastAsia"/>
-        </w:rPr>
-        <w:t>: 입출력을 관리하는 구조체에 대한 임계영역</w:t>
+        <w:t>CRITICAL_SECTION inputCS: 입출력을 관리하는 구조체에 대한 임계영역</w:t>
       </w:r>
     </w:p>
     <w:p>
@@ -7645,14 +7435,12 @@
         </w:rPr>
         <w:t xml:space="preserve">CRITICAL_SECTION </w:t>
       </w:r>
-      <w:proofErr w:type="spellStart"/>
       <w:r>
         <w:rPr>
           <w:color w:val="EE0000"/>
         </w:rPr>
         <w:t>FrameCS</w:t>
       </w:r>
-      <w:proofErr w:type="spellEnd"/>
       <w:r>
         <w:rPr>
           <w:rFonts w:hint="eastAsia"/>
@@ -7777,202 +7565,128 @@
           <w:rFonts w:hint="eastAsia"/>
           <w:strike/>
         </w:rPr>
-        <w:t xml:space="preserve">Init(float </w:t>
-      </w:r>
-      <w:proofErr w:type="spellStart"/>
-      <w:r>
-        <w:rPr>
-          <w:rFonts w:hint="eastAsia"/>
+        <w:t>Init(float newPos[3]): 객체 생성, 플레이어의 초기 위치 지정</w:t>
+      </w:r>
+    </w:p>
+    <w:p>
+      <w:pPr>
+        <w:rPr>
+          <w:color w:val="EE0000"/>
+        </w:rPr>
+      </w:pPr>
+      <w:r>
+        <w:rPr>
+          <w:color w:val="EE0000"/>
+        </w:rPr>
+        <w:t>virtual void Init(const std::array&lt;float, 3&gt;&amp; newPos, uint8_t id)</w:t>
+      </w:r>
+      <w:r>
+        <w:rPr>
+          <w:rFonts w:hint="eastAsia"/>
+          <w:color w:val="EE0000"/>
+        </w:rPr>
+        <w:t xml:space="preserve"> </w:t>
+      </w:r>
+    </w:p>
+    <w:p>
+      <w:pPr>
+        <w:rPr>
+          <w:color w:val="EE0000"/>
+        </w:rPr>
+      </w:pPr>
+      <w:r>
+        <w:rPr>
+          <w:rFonts w:hint="eastAsia"/>
+          <w:color w:val="EE0000"/>
+        </w:rPr>
+        <w:t>:</w:t>
+      </w:r>
+      <w:r>
+        <w:rPr>
+          <w:rFonts w:hint="eastAsia"/>
+          <w:color w:val="EE0000"/>
+        </w:rPr>
+        <w:t>객체 생성, 플레이어의 초기 위치 지정</w:t>
+      </w:r>
+      <w:r>
+        <w:rPr>
+          <w:rFonts w:hint="eastAsia"/>
+          <w:color w:val="EE0000"/>
+        </w:rPr>
+        <w:t xml:space="preserve"> (</w:t>
+      </w:r>
+      <w:r>
+        <w:rPr>
+          <w:rFonts w:hint="eastAsia"/>
+          <w:color w:val="EE0000"/>
+        </w:rPr>
+        <w:t>단순히</w:t>
+      </w:r>
+      <w:r>
+        <w:rPr>
+          <w:color w:val="EE0000"/>
+        </w:rPr>
+        <w:t xml:space="preserve"> {0.0f, 0.0f, 0.0f}</w:t>
+      </w:r>
+      <w:r>
+        <w:rPr>
+          <w:rFonts w:hint="eastAsia"/>
+          <w:color w:val="EE0000"/>
+        </w:rPr>
+        <w:t>을 인자로 넣는</w:t>
+      </w:r>
+      <w:r>
+        <w:rPr>
+          <w:color w:val="EE0000"/>
+        </w:rPr>
+        <w:t xml:space="preserve"> 방식으로 초기화</w:t>
+      </w:r>
+      <w:r>
+        <w:rPr>
+          <w:rFonts w:hint="eastAsia"/>
+          <w:color w:val="EE0000"/>
+        </w:rPr>
+        <w:t>, player의 id 지정</w:t>
+      </w:r>
+      <w:r>
+        <w:rPr>
+          <w:rFonts w:hint="eastAsia"/>
+          <w:color w:val="EE0000"/>
+        </w:rPr>
+        <w:t>)</w:t>
+      </w:r>
+    </w:p>
+    <w:p>
+      <w:pPr>
+        <w:rPr>
+          <w:color w:val="EE0000"/>
+        </w:rPr>
+      </w:pPr>
+    </w:p>
+    <w:p>
+      <w:r>
+        <w:t>V</w:t>
+      </w:r>
+      <w:r>
+        <w:rPr>
+          <w:rFonts w:hint="eastAsia"/>
+        </w:rPr>
+        <w:t>oid update(): 플레이어의 pos를 변경</w:t>
+      </w:r>
+    </w:p>
+    <w:p>
+      <w:pPr>
+        <w:rPr>
           <w:strike/>
         </w:rPr>
-        <w:t>newPos</w:t>
-      </w:r>
-      <w:proofErr w:type="spellEnd"/>
+      </w:pPr>
       <w:r>
         <w:rPr>
           <w:rFonts w:hint="eastAsia"/>
           <w:strike/>
         </w:rPr>
-        <w:t>[3]): 객체 생성, 플레이어의 초기 위치 지정</w:t>
-      </w:r>
-    </w:p>
-    <w:p>
-      <w:pPr>
-        <w:rPr>
-          <w:color w:val="EE0000"/>
-        </w:rPr>
-      </w:pPr>
-      <w:r>
-        <w:rPr>
-          <w:color w:val="EE0000"/>
-        </w:rPr>
-        <w:t xml:space="preserve">virtual void </w:t>
-      </w:r>
-      <w:proofErr w:type="gramStart"/>
-      <w:r>
-        <w:rPr>
-          <w:color w:val="EE0000"/>
-        </w:rPr>
-        <w:t>Init(</w:t>
-      </w:r>
-      <w:proofErr w:type="gramEnd"/>
-      <w:r>
-        <w:rPr>
-          <w:color w:val="EE0000"/>
-        </w:rPr>
-        <w:t xml:space="preserve">const </w:t>
-      </w:r>
-      <w:proofErr w:type="gramStart"/>
-      <w:r>
-        <w:rPr>
-          <w:color w:val="EE0000"/>
-        </w:rPr>
-        <w:t>std::</w:t>
-      </w:r>
-      <w:proofErr w:type="gramEnd"/>
-      <w:r>
-        <w:rPr>
-          <w:color w:val="EE0000"/>
-        </w:rPr>
-        <w:t xml:space="preserve">array&lt;float, 3&gt;&amp; </w:t>
-      </w:r>
-      <w:proofErr w:type="spellStart"/>
-      <w:r>
-        <w:rPr>
-          <w:color w:val="EE0000"/>
-        </w:rPr>
-        <w:t>newPos</w:t>
-      </w:r>
-      <w:proofErr w:type="spellEnd"/>
-      <w:r>
-        <w:rPr>
-          <w:color w:val="EE0000"/>
-        </w:rPr>
-        <w:t>, uint8_t id)</w:t>
-      </w:r>
-      <w:r>
-        <w:rPr>
-          <w:rFonts w:hint="eastAsia"/>
-          <w:color w:val="EE0000"/>
-        </w:rPr>
-        <w:t xml:space="preserve"> </w:t>
-      </w:r>
-    </w:p>
-    <w:p>
-      <w:pPr>
-        <w:rPr>
-          <w:color w:val="EE0000"/>
-        </w:rPr>
-      </w:pPr>
-      <w:r>
-        <w:rPr>
-          <w:rFonts w:hint="eastAsia"/>
-          <w:color w:val="EE0000"/>
-        </w:rPr>
-        <w:t>:</w:t>
-      </w:r>
-      <w:r>
-        <w:rPr>
-          <w:rFonts w:hint="eastAsia"/>
-          <w:color w:val="EE0000"/>
-        </w:rPr>
-        <w:t>객체 생성, 플레이어의 초기 위치 지정</w:t>
-      </w:r>
-      <w:r>
-        <w:rPr>
-          <w:rFonts w:hint="eastAsia"/>
-          <w:color w:val="EE0000"/>
-        </w:rPr>
-        <w:t xml:space="preserve"> (</w:t>
-      </w:r>
-      <w:r>
-        <w:rPr>
-          <w:rFonts w:hint="eastAsia"/>
-          <w:color w:val="EE0000"/>
-        </w:rPr>
-        <w:t>단순히</w:t>
-      </w:r>
-      <w:r>
-        <w:rPr>
-          <w:color w:val="EE0000"/>
-        </w:rPr>
-        <w:t xml:space="preserve"> {0.0f, 0.0f, 0.0f}</w:t>
-      </w:r>
-      <w:r>
-        <w:rPr>
-          <w:rFonts w:hint="eastAsia"/>
-          <w:color w:val="EE0000"/>
-        </w:rPr>
-        <w:t>을 인자로 넣는</w:t>
-      </w:r>
-      <w:r>
-        <w:rPr>
-          <w:color w:val="EE0000"/>
-        </w:rPr>
-        <w:t xml:space="preserve"> 방식으로 초기화</w:t>
-      </w:r>
-      <w:r>
-        <w:rPr>
-          <w:rFonts w:hint="eastAsia"/>
-          <w:color w:val="EE0000"/>
-        </w:rPr>
-        <w:t>, player의 id 지정</w:t>
-      </w:r>
-      <w:r>
-        <w:rPr>
-          <w:rFonts w:hint="eastAsia"/>
-          <w:color w:val="EE0000"/>
-        </w:rPr>
-        <w:t>)</w:t>
-      </w:r>
-    </w:p>
-    <w:p>
-      <w:pPr>
-        <w:rPr>
-          <w:color w:val="EE0000"/>
-        </w:rPr>
-      </w:pPr>
-    </w:p>
-    <w:p>
-      <w:r>
-        <w:t>V</w:t>
-      </w:r>
-      <w:r>
-        <w:rPr>
-          <w:rFonts w:hint="eastAsia"/>
-        </w:rPr>
-        <w:t>oid update(): 플레이어의 pos를 변경</w:t>
-      </w:r>
-    </w:p>
-    <w:p>
-      <w:pPr>
-        <w:rPr>
-          <w:strike/>
-        </w:rPr>
-      </w:pPr>
-      <w:r>
-        <w:rPr>
-          <w:rFonts w:hint="eastAsia"/>
-          <w:strike/>
-        </w:rPr>
         <w:lastRenderedPageBreak/>
-        <w:t xml:space="preserve">bool </w:t>
-      </w:r>
-      <w:proofErr w:type="spellStart"/>
-      <w:r>
-        <w:rPr>
-          <w:rFonts w:hint="eastAsia"/>
-          <w:strike/>
-        </w:rPr>
-        <w:t>RecvInputChange</w:t>
-      </w:r>
-      <w:proofErr w:type="spellEnd"/>
-      <w:r>
-        <w:rPr>
-          <w:rFonts w:hint="eastAsia"/>
-          <w:strike/>
-        </w:rPr>
-        <w:t>(): 플레이어의 입력 값을 input에게 저장</w:t>
+        <w:t>bool RecvInputChange(): 플레이어의 입력 값을 input에게 저장</w:t>
       </w:r>
     </w:p>
     <w:p>
@@ -7989,34 +7703,160 @@
         </w:rPr>
         <w:t xml:space="preserve">void </w:t>
       </w:r>
-      <w:proofErr w:type="spellStart"/>
-      <w:proofErr w:type="gramStart"/>
       <w:r>
         <w:rPr>
           <w:rFonts w:hint="eastAsia"/>
           <w:strike/>
         </w:rPr>
-        <w:t>SendInputChange</w:t>
-      </w:r>
-      <w:proofErr w:type="spellEnd"/>
-      <w:r>
-        <w:rPr>
-          <w:rFonts w:hint="eastAsia"/>
+        <w:t>SendInputChange()</w:t>
+      </w:r>
+    </w:p>
+    <w:p/>
+    <w:p>
+      <w:pPr>
+        <w:rPr>
+          <w:color w:val="EE0000"/>
+        </w:rPr>
+      </w:pPr>
+      <w:r>
+        <w:rPr>
+          <w:rFonts w:hint="eastAsia"/>
+          <w:color w:val="EE0000"/>
+        </w:rPr>
+        <w:t>// 2025-11-19일</w:t>
+      </w:r>
+    </w:p>
+    <w:p>
+      <w:pPr>
+        <w:rPr>
+          <w:color w:val="EE0000"/>
+        </w:rPr>
+      </w:pPr>
+      <w:r>
+        <w:rPr>
+          <w:color w:val="EE0000"/>
+        </w:rPr>
+        <w:t>UpdateCamera()</w:t>
+      </w:r>
+      <w:r>
+        <w:rPr>
+          <w:rFonts w:hint="eastAsia"/>
+          <w:color w:val="EE0000"/>
+        </w:rPr>
+        <w:t>: 플레이어의</w:t>
+      </w:r>
+      <w:r>
+        <w:rPr>
+          <w:color w:val="EE0000"/>
+        </w:rPr>
+        <w:t xml:space="preserve"> 좌표와 방향으로 카메라 업데이트</w:t>
+      </w:r>
+    </w:p>
+    <w:p/>
+    <w:p>
+      <w:r>
+        <w:rPr>
+          <w:rFonts w:hint="eastAsia"/>
+        </w:rPr>
+        <w:t>MovingObject : Object 상속</w:t>
+      </w:r>
+    </w:p>
+    <w:p>
+      <w:r>
+        <w:rPr>
+          <w:rFonts w:hint="eastAsia"/>
+        </w:rPr>
+        <w:t>[멤버 변수]</w:t>
+      </w:r>
+    </w:p>
+    <w:p>
+      <w:r>
+        <w:rPr>
+          <w:rFonts w:hint="eastAsia"/>
+        </w:rPr>
+        <w:t>float moveSpeed: 이동 속력</w:t>
+      </w:r>
+    </w:p>
+    <w:p>
+      <w:pPr>
+        <w:rPr>
           <w:strike/>
         </w:rPr>
-        <w:t>(</w:t>
-      </w:r>
-      <w:proofErr w:type="gramEnd"/>
+      </w:pPr>
       <w:r>
         <w:rPr>
           <w:rFonts w:hint="eastAsia"/>
           <w:strike/>
         </w:rPr>
-        <w:t>)</w:t>
+        <w:t>float chnge_pos[3]: 위치 변화량</w:t>
+      </w:r>
+    </w:p>
+    <w:p>
+      <w:pPr>
+        <w:rPr>
+          <w:color w:val="EE0000"/>
+        </w:rPr>
+      </w:pPr>
+      <w:r>
+        <w:rPr>
+          <w:color w:val="EE0000"/>
+        </w:rPr>
+        <w:t>float changedLength[3]</w:t>
+      </w:r>
+      <w:r>
+        <w:rPr>
+          <w:rFonts w:hint="eastAsia"/>
+          <w:color w:val="EE0000"/>
+        </w:rPr>
+        <w:t>:이동 거리를 계산해 최대 변화량이 넘어가면 방향을 반대로 설정</w:t>
+      </w:r>
+    </w:p>
+    <w:p>
+      <w:r>
+        <w:rPr>
+          <w:rFonts w:hint="eastAsia"/>
+        </w:rPr>
+        <w:t>float max_chnge: 좌표축당 최대 변화량</w:t>
+      </w:r>
+    </w:p>
+    <w:p>
+      <w:r>
+        <w:rPr>
+          <w:rFonts w:hint="eastAsia"/>
+        </w:rPr>
+        <w:t>int direction[3]: 이동 방향</w:t>
       </w:r>
     </w:p>
     <w:p/>
     <w:p>
+      <w:r>
+        <w:rPr>
+          <w:rFonts w:hint="eastAsia"/>
+        </w:rPr>
+        <w:t>[멤버 함수]</w:t>
+      </w:r>
+    </w:p>
+    <w:p>
+      <w:pPr>
+        <w:rPr>
+          <w:strike/>
+        </w:rPr>
+      </w:pPr>
+      <w:r>
+        <w:rPr>
+          <w:strike/>
+        </w:rPr>
+        <w:t>V</w:t>
+      </w:r>
+      <w:r>
+        <w:rPr>
+          <w:rFonts w:hint="eastAsia"/>
+          <w:strike/>
+        </w:rPr>
+        <w:t>irtual init(float new): 객체 생성, 초기 위치 지정</w:t>
+      </w:r>
+    </w:p>
+    <w:p>
       <w:pPr>
         <w:rPr>
           <w:color w:val="EE0000"/>
@@ -8024,10 +7864,9 @@
       </w:pPr>
       <w:r>
         <w:rPr>
-          <w:rFonts w:hint="eastAsia"/>
           <w:color w:val="EE0000"/>
         </w:rPr>
-        <w:t>// 2025-11-19일</w:t>
+        <w:t>void Init(const std::array&lt;float, 3&gt;&amp; newPos, const std::array&lt;int, 3&gt;&amp; newDir)</w:t>
       </w:r>
     </w:p>
     <w:p>
@@ -8036,324 +7875,21 @@
           <w:color w:val="EE0000"/>
         </w:rPr>
       </w:pPr>
-      <w:proofErr w:type="spellStart"/>
-      <w:r>
-        <w:rPr>
+      <w:r>
+        <w:rPr>
+          <w:rFonts w:hint="eastAsia"/>
           <w:color w:val="EE0000"/>
         </w:rPr>
-        <w:t>UpdateCamera</w:t>
-      </w:r>
-      <w:proofErr w:type="spellEnd"/>
-      <w:r>
-        <w:rPr>
-          <w:color w:val="EE0000"/>
-        </w:rPr>
-        <w:t>()</w:t>
-      </w:r>
-      <w:r>
-        <w:rPr>
-          <w:rFonts w:hint="eastAsia"/>
-          <w:color w:val="EE0000"/>
-        </w:rPr>
-        <w:t>: 플레이어의</w:t>
-      </w:r>
-      <w:r>
-        <w:rPr>
-          <w:color w:val="EE0000"/>
-        </w:rPr>
-        <w:t xml:space="preserve"> 좌표와 방향으로 카메라 업데이트</w:t>
-      </w:r>
-    </w:p>
-    <w:p/>
-    <w:p>
-      <w:proofErr w:type="spellStart"/>
-      <w:r>
-        <w:rPr>
-          <w:rFonts w:hint="eastAsia"/>
-        </w:rPr>
-        <w:t>MovingObject</w:t>
-      </w:r>
-      <w:proofErr w:type="spellEnd"/>
-      <w:r>
-        <w:rPr>
-          <w:rFonts w:hint="eastAsia"/>
-        </w:rPr>
-        <w:t xml:space="preserve"> : Object 상속</w:t>
-      </w:r>
-    </w:p>
-    <w:p>
-      <w:r>
-        <w:rPr>
-          <w:rFonts w:hint="eastAsia"/>
-        </w:rPr>
-        <w:t>[멤버 변수]</w:t>
-      </w:r>
-    </w:p>
-    <w:p>
-      <w:r>
-        <w:rPr>
-          <w:rFonts w:hint="eastAsia"/>
-        </w:rPr>
-        <w:t xml:space="preserve">float </w:t>
-      </w:r>
-      <w:proofErr w:type="spellStart"/>
-      <w:r>
-        <w:rPr>
-          <w:rFonts w:hint="eastAsia"/>
-        </w:rPr>
-        <w:t>moveSpeed</w:t>
-      </w:r>
-      <w:proofErr w:type="spellEnd"/>
-      <w:r>
-        <w:rPr>
-          <w:rFonts w:hint="eastAsia"/>
-        </w:rPr>
-        <w:t>: 이동 속력</w:t>
-      </w:r>
-    </w:p>
-    <w:p>
-      <w:pPr>
-        <w:rPr>
-          <w:strike/>
-        </w:rPr>
-      </w:pPr>
-      <w:r>
-        <w:rPr>
-          <w:rFonts w:hint="eastAsia"/>
-          <w:strike/>
-        </w:rPr>
-        <w:t xml:space="preserve">float </w:t>
-      </w:r>
-      <w:proofErr w:type="spellStart"/>
-      <w:r>
-        <w:rPr>
-          <w:rFonts w:hint="eastAsia"/>
-          <w:strike/>
-        </w:rPr>
-        <w:t>chnge_pos</w:t>
-      </w:r>
-      <w:proofErr w:type="spellEnd"/>
-      <w:r>
-        <w:rPr>
-          <w:rFonts w:hint="eastAsia"/>
-          <w:strike/>
-        </w:rPr>
-        <w:t>[3]: 위치 변화량</w:t>
-      </w:r>
-    </w:p>
-    <w:p>
-      <w:pPr>
-        <w:rPr>
-          <w:color w:val="EE0000"/>
-        </w:rPr>
-      </w:pPr>
-      <w:r>
-        <w:rPr>
-          <w:color w:val="EE0000"/>
-        </w:rPr>
-        <w:t xml:space="preserve">float </w:t>
-      </w:r>
-      <w:proofErr w:type="spellStart"/>
-      <w:r>
-        <w:rPr>
-          <w:color w:val="EE0000"/>
-        </w:rPr>
-        <w:t>changedLength</w:t>
-      </w:r>
-      <w:proofErr w:type="spellEnd"/>
-      <w:r>
-        <w:rPr>
-          <w:color w:val="EE0000"/>
-        </w:rPr>
-        <w:t>[3]</w:t>
-      </w:r>
-      <w:r>
-        <w:rPr>
-          <w:rFonts w:hint="eastAsia"/>
-          <w:color w:val="EE0000"/>
-        </w:rPr>
-        <w:t>:이동 거리를 계산해 최대 변화량이 넘어가면 방향을 반대로 설정</w:t>
-      </w:r>
-    </w:p>
-    <w:p>
-      <w:r>
-        <w:rPr>
-          <w:rFonts w:hint="eastAsia"/>
-        </w:rPr>
-        <w:t xml:space="preserve">float </w:t>
-      </w:r>
-      <w:proofErr w:type="spellStart"/>
-      <w:r>
-        <w:rPr>
-          <w:rFonts w:hint="eastAsia"/>
-        </w:rPr>
-        <w:t>max_chnge</w:t>
-      </w:r>
-      <w:proofErr w:type="spellEnd"/>
-      <w:r>
-        <w:rPr>
-          <w:rFonts w:hint="eastAsia"/>
-        </w:rPr>
-        <w:t>: 좌표축당 최대 변화량</w:t>
-      </w:r>
-    </w:p>
-    <w:p>
-      <w:r>
-        <w:rPr>
-          <w:rFonts w:hint="eastAsia"/>
-        </w:rPr>
-        <w:t>int direction[3]: 이동 방향</w:t>
-      </w:r>
-    </w:p>
-    <w:p/>
-    <w:p>
-      <w:r>
-        <w:rPr>
-          <w:rFonts w:hint="eastAsia"/>
-        </w:rPr>
-        <w:t>[멤버 함수]</w:t>
-      </w:r>
-    </w:p>
-    <w:p>
-      <w:pPr>
-        <w:rPr>
-          <w:strike/>
-        </w:rPr>
-      </w:pPr>
-      <w:r>
-        <w:rPr>
-          <w:strike/>
-        </w:rPr>
+        <w:t>: 객체 생성, 초기 위치 지정, 초기 방향 지정</w:t>
+      </w:r>
+    </w:p>
+    <w:p>
+      <w:r>
         <w:t>V</w:t>
       </w:r>
       <w:r>
         <w:rPr>
           <w:rFonts w:hint="eastAsia"/>
-          <w:strike/>
-        </w:rPr>
-        <w:t xml:space="preserve">irtual </w:t>
-      </w:r>
-      <w:proofErr w:type="spellStart"/>
-      <w:r>
-        <w:rPr>
-          <w:rFonts w:hint="eastAsia"/>
-          <w:strike/>
-        </w:rPr>
-        <w:t>init</w:t>
-      </w:r>
-      <w:proofErr w:type="spellEnd"/>
-      <w:r>
-        <w:rPr>
-          <w:rFonts w:hint="eastAsia"/>
-          <w:strike/>
-        </w:rPr>
-        <w:t>(float new): 객체 생성, 초기 위치 지정</w:t>
-      </w:r>
-    </w:p>
-    <w:p>
-      <w:pPr>
-        <w:rPr>
-          <w:color w:val="EE0000"/>
-        </w:rPr>
-      </w:pPr>
-      <w:r>
-        <w:rPr>
-          <w:color w:val="EE0000"/>
-        </w:rPr>
-        <w:t xml:space="preserve">void </w:t>
-      </w:r>
-      <w:proofErr w:type="gramStart"/>
-      <w:r>
-        <w:rPr>
-          <w:color w:val="EE0000"/>
-        </w:rPr>
-        <w:t>Init(</w:t>
-      </w:r>
-      <w:proofErr w:type="gramEnd"/>
-      <w:r>
-        <w:rPr>
-          <w:color w:val="EE0000"/>
-        </w:rPr>
-        <w:t xml:space="preserve">const </w:t>
-      </w:r>
-      <w:proofErr w:type="gramStart"/>
-      <w:r>
-        <w:rPr>
-          <w:color w:val="EE0000"/>
-        </w:rPr>
-        <w:t>std::</w:t>
-      </w:r>
-      <w:proofErr w:type="gramEnd"/>
-      <w:r>
-        <w:rPr>
-          <w:color w:val="EE0000"/>
-        </w:rPr>
-        <w:t xml:space="preserve">array&lt;float, 3&gt;&amp; </w:t>
-      </w:r>
-      <w:proofErr w:type="spellStart"/>
-      <w:r>
-        <w:rPr>
-          <w:color w:val="EE0000"/>
-        </w:rPr>
-        <w:t>newPos</w:t>
-      </w:r>
-      <w:proofErr w:type="spellEnd"/>
-      <w:r>
-        <w:rPr>
-          <w:color w:val="EE0000"/>
-        </w:rPr>
-        <w:t xml:space="preserve">, const </w:t>
-      </w:r>
-      <w:proofErr w:type="gramStart"/>
-      <w:r>
-        <w:rPr>
-          <w:color w:val="EE0000"/>
-        </w:rPr>
-        <w:t>std::</w:t>
-      </w:r>
-      <w:proofErr w:type="gramEnd"/>
-      <w:r>
-        <w:rPr>
-          <w:color w:val="EE0000"/>
-        </w:rPr>
-        <w:t xml:space="preserve">array&lt;int, 3&gt;&amp; </w:t>
-      </w:r>
-      <w:proofErr w:type="spellStart"/>
-      <w:r>
-        <w:rPr>
-          <w:color w:val="EE0000"/>
-        </w:rPr>
-        <w:t>newDir</w:t>
-      </w:r>
-      <w:proofErr w:type="spellEnd"/>
-      <w:r>
-        <w:rPr>
-          <w:color w:val="EE0000"/>
-        </w:rPr>
-        <w:t>)</w:t>
-      </w:r>
-    </w:p>
-    <w:p>
-      <w:pPr>
-        <w:rPr>
-          <w:color w:val="EE0000"/>
-        </w:rPr>
-      </w:pPr>
-      <w:r>
-        <w:rPr>
-          <w:rFonts w:hint="eastAsia"/>
-          <w:color w:val="EE0000"/>
-        </w:rPr>
-        <w:t>: 객체 생성, 초기 위치 지정, 초기 방향 지정</w:t>
-      </w:r>
-    </w:p>
-    <w:p>
-      <w:r>
-        <w:t>V</w:t>
-      </w:r>
-      <w:r>
-        <w:rPr>
-          <w:rFonts w:hint="eastAsia"/>
         </w:rPr>
         <w:t xml:space="preserve">oid update(): </w:t>
       </w:r>
@@ -8373,16 +7909,8 @@
         <w:rPr>
           <w:rFonts w:hint="eastAsia"/>
         </w:rPr>
-        <w:t xml:space="preserve">, </w:t>
-      </w:r>
-      <w:proofErr w:type="spellStart"/>
-      <w:r>
-        <w:rPr>
-          <w:rFonts w:hint="eastAsia"/>
-        </w:rPr>
-        <w:t>dir</w:t>
-      </w:r>
-      <w:proofErr w:type="spellEnd"/>
+        <w:t>, dir</w:t>
+      </w:r>
       <w:r>
         <w:rPr>
           <w:rFonts w:hint="eastAsia"/>
@@ -8435,21 +7963,7 @@
         <w:rPr>
           <w:rFonts w:hint="eastAsia"/>
         </w:rPr>
-        <w:t xml:space="preserve">&lt;클라이언트&gt; (input 받는 거는 </w:t>
-      </w:r>
-      <w:proofErr w:type="spellStart"/>
-      <w:r>
-        <w:rPr>
-          <w:rFonts w:hint="eastAsia"/>
-        </w:rPr>
-        <w:t>glutKeyboardFunc</w:t>
-      </w:r>
-      <w:proofErr w:type="spellEnd"/>
-      <w:r>
-        <w:rPr>
-          <w:rFonts w:hint="eastAsia"/>
-        </w:rPr>
-        <w:t>과 같은 함수로 받음)</w:t>
+        <w:t>&lt;클라이언트&gt; (input 받는 거는 glutKeyboardFunc과 같은 함수로 받음)</w:t>
       </w:r>
     </w:p>
     <w:p>
@@ -8475,30 +7989,12 @@
         </w:rPr>
         <w:t xml:space="preserve">ool </w:t>
       </w:r>
-      <w:proofErr w:type="spellStart"/>
-      <w:proofErr w:type="gramStart"/>
       <w:r>
         <w:rPr>
           <w:rFonts w:hint="eastAsia"/>
           <w:strike/>
         </w:rPr>
-        <w:t>CreateSocket</w:t>
-      </w:r>
-      <w:proofErr w:type="spellEnd"/>
-      <w:r>
-        <w:rPr>
-          <w:rFonts w:hint="eastAsia"/>
-          <w:strike/>
-        </w:rPr>
-        <w:t>(</w:t>
-      </w:r>
-      <w:proofErr w:type="gramEnd"/>
-      <w:r>
-        <w:rPr>
-          <w:rFonts w:hint="eastAsia"/>
-          <w:strike/>
-        </w:rPr>
-        <w:t>)</w:t>
+        <w:t>CreateSocket()</w:t>
       </w:r>
     </w:p>
     <w:p>
@@ -8514,29 +8010,7 @@
         <w:rPr>
           <w:color w:val="EE0000"/>
         </w:rPr>
-        <w:t xml:space="preserve">SOCKET </w:t>
-      </w:r>
-      <w:proofErr w:type="spellStart"/>
-      <w:proofErr w:type="gramStart"/>
-      <w:r>
-        <w:rPr>
-          <w:color w:val="EE0000"/>
-        </w:rPr>
-        <w:t>InitSocket</w:t>
-      </w:r>
-      <w:proofErr w:type="spellEnd"/>
-      <w:r>
-        <w:rPr>
-          <w:color w:val="EE0000"/>
-        </w:rPr>
-        <w:t>(</w:t>
-      </w:r>
-      <w:proofErr w:type="gramEnd"/>
-      <w:r>
-        <w:rPr>
-          <w:color w:val="EE0000"/>
-        </w:rPr>
-        <w:t>const char* SERVERIP)</w:t>
+        <w:t>SOCKET InitSocket(const char* SERVERIP)</w:t>
       </w:r>
     </w:p>
     <w:p>
@@ -8574,17 +8048,8 @@
           <w:rFonts w:hint="eastAsia"/>
           <w:strike/>
         </w:rPr>
-        <w:t xml:space="preserve">ool </w:t>
-      </w:r>
-      <w:proofErr w:type="spellStart"/>
-      <w:r>
-        <w:rPr>
-          <w:rFonts w:hint="eastAsia"/>
-          <w:strike/>
-        </w:rPr>
-        <w:t>RecvInit</w:t>
-      </w:r>
-      <w:proofErr w:type="spellEnd"/>
+        <w:t>ool RecvInit</w:t>
+      </w:r>
     </w:p>
     <w:p>
       <w:pPr>
@@ -8648,43 +8113,7 @@
         <w:rPr>
           <w:color w:val="EE0000"/>
         </w:rPr>
-        <w:t xml:space="preserve">void </w:t>
-      </w:r>
-      <w:proofErr w:type="spellStart"/>
-      <w:proofErr w:type="gramStart"/>
-      <w:r>
-        <w:rPr>
-          <w:color w:val="EE0000"/>
-        </w:rPr>
-        <w:t>RecvInitPlayers</w:t>
-      </w:r>
-      <w:proofErr w:type="spellEnd"/>
-      <w:r>
-        <w:rPr>
-          <w:color w:val="EE0000"/>
-        </w:rPr>
-        <w:t>(</w:t>
-      </w:r>
-      <w:proofErr w:type="gramEnd"/>
-      <w:r>
-        <w:rPr>
-          <w:color w:val="EE0000"/>
-        </w:rPr>
-        <w:t>SOCKET sock, UINT &amp;</w:t>
-      </w:r>
-      <w:proofErr w:type="spellStart"/>
-      <w:r>
-        <w:rPr>
-          <w:color w:val="EE0000"/>
-        </w:rPr>
-        <w:t>MyID</w:t>
-      </w:r>
-      <w:proofErr w:type="spellEnd"/>
-      <w:r>
-        <w:rPr>
-          <w:color w:val="EE0000"/>
-        </w:rPr>
-        <w:t>)</w:t>
+        <w:t>void RecvInitPlayers(SOCKET sock, UINT &amp;MyID)</w:t>
       </w:r>
     </w:p>
     <w:p>
@@ -8760,29 +8189,7 @@
         <w:rPr>
           <w:color w:val="EE0000"/>
         </w:rPr>
-        <w:t xml:space="preserve">void </w:t>
-      </w:r>
-      <w:proofErr w:type="spellStart"/>
-      <w:proofErr w:type="gramStart"/>
-      <w:r>
-        <w:rPr>
-          <w:color w:val="EE0000"/>
-        </w:rPr>
-        <w:t>RecvInitWorldStatic</w:t>
-      </w:r>
-      <w:proofErr w:type="spellEnd"/>
-      <w:r>
-        <w:rPr>
-          <w:color w:val="EE0000"/>
-        </w:rPr>
-        <w:t>(</w:t>
-      </w:r>
-      <w:proofErr w:type="gramEnd"/>
-      <w:r>
-        <w:rPr>
-          <w:color w:val="EE0000"/>
-        </w:rPr>
-        <w:t>SOCKET sock)</w:t>
+        <w:t>void RecvInitWorldStatic(SOCKET sock)</w:t>
       </w:r>
     </w:p>
     <w:p>
@@ -8830,29 +8237,7 @@
         <w:rPr>
           <w:color w:val="EE0000"/>
         </w:rPr>
-        <w:t xml:space="preserve">void </w:t>
-      </w:r>
-      <w:proofErr w:type="spellStart"/>
-      <w:proofErr w:type="gramStart"/>
-      <w:r>
-        <w:rPr>
-          <w:color w:val="EE0000"/>
-        </w:rPr>
-        <w:t>RecvInitWorldDynamic</w:t>
-      </w:r>
-      <w:proofErr w:type="spellEnd"/>
-      <w:r>
-        <w:rPr>
-          <w:color w:val="EE0000"/>
-        </w:rPr>
-        <w:t>(</w:t>
-      </w:r>
-      <w:proofErr w:type="gramEnd"/>
-      <w:r>
-        <w:rPr>
-          <w:color w:val="EE0000"/>
-        </w:rPr>
-        <w:t>SOCKET sock)</w:t>
+        <w:t>void RecvInitWorldDynamic(SOCKET sock)</w:t>
       </w:r>
     </w:p>
     <w:p>
@@ -8905,37 +8290,12 @@
           <w:strike/>
         </w:rPr>
       </w:pPr>
-      <w:proofErr w:type="spellStart"/>
       <w:r>
         <w:rPr>
           <w:rFonts w:hint="eastAsia"/>
           <w:strike/>
         </w:rPr>
-        <w:t>Set_</w:t>
-      </w:r>
-      <w:proofErr w:type="gramStart"/>
-      <w:r>
-        <w:rPr>
-          <w:rFonts w:hint="eastAsia"/>
-          <w:strike/>
-        </w:rPr>
-        <w:t>Input</w:t>
-      </w:r>
-      <w:proofErr w:type="spellEnd"/>
-      <w:r>
-        <w:rPr>
-          <w:rFonts w:hint="eastAsia"/>
-          <w:strike/>
-        </w:rPr>
-        <w:t>(</w:t>
-      </w:r>
-      <w:proofErr w:type="gramEnd"/>
-      <w:r>
-        <w:rPr>
-          <w:rFonts w:hint="eastAsia"/>
-          <w:strike/>
-        </w:rPr>
-        <w:t>)</w:t>
+        <w:t>Set_Input()</w:t>
       </w:r>
     </w:p>
     <w:p>
@@ -8969,21 +8329,12 @@
           <w:color w:val="EE0000"/>
         </w:rPr>
       </w:pPr>
-      <w:proofErr w:type="spellStart"/>
       <w:r>
         <w:rPr>
           <w:rFonts w:hint="eastAsia"/>
           <w:color w:val="EE0000"/>
         </w:rPr>
-        <w:t>PlayerInputs</w:t>
-      </w:r>
-      <w:proofErr w:type="spellEnd"/>
-      <w:r>
-        <w:rPr>
-          <w:rFonts w:hint="eastAsia"/>
-          <w:color w:val="EE0000"/>
-        </w:rPr>
-        <w:t xml:space="preserve"> inputs에 위치, 방향 등의 값을 직접 대입하여 변경.</w:t>
+        <w:t>PlayerInputs inputs에 위치, 방향 등의 값을 직접 대입하여 변경.</w:t>
       </w:r>
     </w:p>
     <w:p>
@@ -9002,30 +8353,12 @@
           <w:strike/>
         </w:rPr>
       </w:pPr>
-      <w:proofErr w:type="spellStart"/>
-      <w:proofErr w:type="gramStart"/>
       <w:r>
         <w:rPr>
           <w:rFonts w:hint="eastAsia"/>
           <w:strike/>
         </w:rPr>
-        <w:t>sendInputChange</w:t>
-      </w:r>
-      <w:proofErr w:type="spellEnd"/>
-      <w:r>
-        <w:rPr>
-          <w:rFonts w:hint="eastAsia"/>
-          <w:strike/>
-        </w:rPr>
-        <w:t>(</w:t>
-      </w:r>
-      <w:proofErr w:type="gramEnd"/>
-      <w:r>
-        <w:rPr>
-          <w:rFonts w:hint="eastAsia"/>
-          <w:strike/>
-        </w:rPr>
-        <w:t xml:space="preserve">Socket sock, char* key) </w:t>
+        <w:t xml:space="preserve">sendInputChange(Socket sock, char* key) </w:t>
       </w:r>
     </w:p>
     <w:p>
@@ -9097,90 +8430,54 @@
           <w:rFonts w:hint="eastAsia"/>
           <w:color w:val="EE0000"/>
         </w:rPr>
-        <w:t xml:space="preserve">void </w:t>
-      </w:r>
-      <w:proofErr w:type="spellStart"/>
-      <w:proofErr w:type="gramStart"/>
-      <w:r>
-        <w:rPr>
-          <w:rFonts w:hint="eastAsia"/>
+        <w:t>void SendInputChange(</w:t>
+      </w:r>
+      <w:r>
+        <w:rPr>
           <w:color w:val="EE0000"/>
         </w:rPr>
-        <w:t>SendInputChange</w:t>
-      </w:r>
-      <w:proofErr w:type="spellEnd"/>
+        <w:t>SOCKET sock, const PlayerInputs&amp; input</w:t>
+      </w:r>
       <w:r>
         <w:rPr>
           <w:rFonts w:hint="eastAsia"/>
           <w:color w:val="EE0000"/>
         </w:rPr>
-        <w:t>(</w:t>
-      </w:r>
-      <w:proofErr w:type="gramEnd"/>
-      <w:r>
+        <w:t>)</w:t>
+      </w:r>
+    </w:p>
+    <w:p>
+      <w:pPr>
         <w:rPr>
           <w:color w:val="EE0000"/>
         </w:rPr>
-        <w:t xml:space="preserve">SOCKET sock, const </w:t>
-      </w:r>
-      <w:proofErr w:type="spellStart"/>
-      <w:r>
-        <w:rPr>
+      </w:pPr>
+      <w:r>
+        <w:rPr>
+          <w:rFonts w:hint="eastAsia"/>
           <w:color w:val="EE0000"/>
         </w:rPr>
-        <w:t>PlayerInputs</w:t>
-      </w:r>
-      <w:proofErr w:type="spellEnd"/>
+        <w:t xml:space="preserve">: 플레이어의 입력 값을 </w:t>
+      </w:r>
       <w:r>
         <w:rPr>
           <w:color w:val="EE0000"/>
         </w:rPr>
-        <w:t>&amp; input</w:t>
+        <w:t>PacketParam</w:t>
       </w:r>
       <w:r>
         <w:rPr>
           <w:rFonts w:hint="eastAsia"/>
           <w:color w:val="EE0000"/>
         </w:rPr>
-        <w:t>)</w:t>
-      </w:r>
-    </w:p>
-    <w:p>
-      <w:pPr>
+        <w:t xml:space="preserve"> 구조체를 통해 패킷의 종류와 크기(</w:t>
+      </w:r>
+      <w:r>
         <w:rPr>
           <w:color w:val="EE0000"/>
         </w:rPr>
-      </w:pPr>
-      <w:r>
-        <w:rPr>
-          <w:rFonts w:hint="eastAsia"/>
-          <w:color w:val="EE0000"/>
-        </w:rPr>
-        <w:t xml:space="preserve">: 플레이어의 입력 값을 </w:t>
-      </w:r>
-      <w:proofErr w:type="spellStart"/>
-      <w:r>
-        <w:rPr>
-          <w:color w:val="EE0000"/>
-        </w:rPr>
         <w:t>PacketParam</w:t>
       </w:r>
-      <w:proofErr w:type="spellEnd"/>
-      <w:r>
-        <w:rPr>
-          <w:rFonts w:hint="eastAsia"/>
-          <w:color w:val="EE0000"/>
-        </w:rPr>
-        <w:t xml:space="preserve"> 구조체를 통해 패킷의 종류와 크기(</w:t>
-      </w:r>
-      <w:proofErr w:type="spellStart"/>
-      <w:r>
-        <w:rPr>
-          <w:color w:val="EE0000"/>
-        </w:rPr>
-        <w:t>PacketParam</w:t>
-      </w:r>
-      <w:proofErr w:type="spellEnd"/>
       <w:r>
         <w:rPr>
           <w:rFonts w:hint="eastAsia"/>
@@ -9199,36 +8496,18 @@
         </w:rPr>
         <w:t xml:space="preserve"> </w:t>
       </w:r>
-      <w:proofErr w:type="spellStart"/>
       <w:r>
         <w:rPr>
           <w:color w:val="EE0000"/>
         </w:rPr>
         <w:t>PlayerInputs</w:t>
       </w:r>
-      <w:proofErr w:type="spellEnd"/>
       <w:r>
         <w:rPr>
           <w:rFonts w:hint="eastAsia"/>
           <w:color w:val="EE0000"/>
         </w:rPr>
-        <w:t>)</w:t>
-      </w:r>
-      <w:proofErr w:type="spellStart"/>
-      <w:r>
-        <w:rPr>
-          <w:rFonts w:hint="eastAsia"/>
-          <w:color w:val="EE0000"/>
-        </w:rPr>
-        <w:t>를</w:t>
-      </w:r>
-      <w:proofErr w:type="spellEnd"/>
-      <w:r>
-        <w:rPr>
-          <w:rFonts w:hint="eastAsia"/>
-          <w:color w:val="EE0000"/>
-        </w:rPr>
-        <w:t xml:space="preserve"> 소켓을 통해 먼저 전송한 후, 실제 입력 데이터를 전송</w:t>
+        <w:t>)를 소켓을 통해 먼저 전송한 후, 실제 입력 데이터를 전송</w:t>
       </w:r>
     </w:p>
     <w:p>
@@ -9249,27 +8528,11 @@
           <w:tab w:val="left" w:pos="7167"/>
         </w:tabs>
       </w:pPr>
-      <w:proofErr w:type="spellStart"/>
-      <w:proofErr w:type="gramStart"/>
-      <w:r>
-        <w:rPr>
-          <w:rFonts w:hint="eastAsia"/>
-        </w:rPr>
-        <w:t>recvWorld</w:t>
-      </w:r>
-      <w:proofErr w:type="spellEnd"/>
-      <w:r>
-        <w:rPr>
-          <w:rFonts w:hint="eastAsia"/>
-        </w:rPr>
-        <w:t>(</w:t>
-      </w:r>
-      <w:proofErr w:type="gramEnd"/>
-      <w:r>
-        <w:rPr>
-          <w:rFonts w:hint="eastAsia"/>
-        </w:rPr>
-        <w:t xml:space="preserve">Socket sock, </w:t>
+      <w:r>
+        <w:rPr>
+          <w:rFonts w:hint="eastAsia"/>
+        </w:rPr>
+        <w:t xml:space="preserve">recvWorld(Socket sock, </w:t>
       </w:r>
       <w:r>
         <w:rPr>
@@ -9344,49 +8607,13 @@
         <w:rPr>
           <w:rFonts w:hint="eastAsia"/>
         </w:rPr>
-        <w:t xml:space="preserve"> </w:t>
-      </w:r>
-      <w:proofErr w:type="spellStart"/>
-      <w:proofErr w:type="gramStart"/>
-      <w:r>
-        <w:rPr>
-          <w:rFonts w:hint="eastAsia"/>
-        </w:rPr>
-        <w:t>Client</w:t>
-      </w:r>
-      <w:r>
-        <w:rPr>
-          <w:rFonts w:hint="eastAsia"/>
-        </w:rPr>
-        <w:t>Process</w:t>
-      </w:r>
-      <w:proofErr w:type="spellEnd"/>
-      <w:r>
-        <w:rPr>
-          <w:rFonts w:hint="eastAsia"/>
-        </w:rPr>
-        <w:t>(</w:t>
-      </w:r>
-      <w:proofErr w:type="gramEnd"/>
-      <w:r>
-        <w:rPr>
-          <w:rFonts w:hint="eastAsia"/>
-        </w:rPr>
-        <w:t xml:space="preserve">LPVOID </w:t>
-      </w:r>
-      <w:proofErr w:type="spellStart"/>
-      <w:r>
-        <w:rPr>
-          <w:rFonts w:hint="eastAsia"/>
-        </w:rPr>
-        <w:t>arg</w:t>
-      </w:r>
-      <w:proofErr w:type="spellEnd"/>
-      <w:r>
-        <w:rPr>
-          <w:rFonts w:hint="eastAsia"/>
-        </w:rPr>
-        <w:t>)</w:t>
+        <w:t xml:space="preserve"> Client</w:t>
+      </w:r>
+      <w:r>
+        <w:rPr>
+          <w:rFonts w:hint="eastAsia"/>
+        </w:rPr>
+        <w:t>Process(LPVOID arg)</w:t>
       </w:r>
     </w:p>
     <w:p>
@@ -9433,15 +8660,7 @@
         <w:rPr>
           <w:rFonts w:hint="eastAsia"/>
         </w:rPr>
-        <w:t xml:space="preserve">ool </w:t>
-      </w:r>
-      <w:proofErr w:type="spellStart"/>
-      <w:proofErr w:type="gramStart"/>
-      <w:r>
-        <w:rPr>
-          <w:rFonts w:hint="eastAsia"/>
-        </w:rPr>
-        <w:t>Create</w:t>
+        <w:t>ool Create</w:t>
       </w:r>
       <w:r>
         <w:rPr>
@@ -9453,21 +8672,7 @@
         <w:rPr>
           <w:rFonts w:hint="eastAsia"/>
         </w:rPr>
-        <w:t>Socket</w:t>
-      </w:r>
-      <w:proofErr w:type="spellEnd"/>
-      <w:r>
-        <w:rPr>
-          <w:rFonts w:hint="eastAsia"/>
-        </w:rPr>
-        <w:t>(</w:t>
-      </w:r>
-      <w:proofErr w:type="gramEnd"/>
-      <w:r>
-        <w:rPr>
-          <w:rFonts w:hint="eastAsia"/>
-        </w:rPr>
-        <w:t>)</w:t>
+        <w:t>Socket()</w:t>
       </w:r>
     </w:p>
     <w:p>
@@ -9487,7 +8692,6 @@
         </w:rPr>
         <w:t xml:space="preserve">서버용 </w:t>
       </w:r>
-      <w:proofErr w:type="spellStart"/>
       <w:r>
         <w:rPr>
           <w:rFonts w:hint="eastAsia"/>
@@ -9498,14 +8702,7 @@
         <w:rPr>
           <w:rFonts w:hint="eastAsia"/>
         </w:rPr>
-        <w:t>소켓</w:t>
-      </w:r>
-      <w:proofErr w:type="spellEnd"/>
-      <w:r>
-        <w:rPr>
-          <w:rFonts w:hint="eastAsia"/>
-        </w:rPr>
-        <w:t xml:space="preserve"> 생성</w:t>
+        <w:t>소켓 생성</w:t>
       </w:r>
     </w:p>
     <w:p>
@@ -9528,32 +8725,7 @@
           <w:rFonts w:hint="eastAsia"/>
           <w:strike/>
         </w:rPr>
-        <w:t xml:space="preserve">ool </w:t>
-      </w:r>
-      <w:proofErr w:type="spellStart"/>
-      <w:proofErr w:type="gramStart"/>
-      <w:r>
-        <w:rPr>
-          <w:rFonts w:hint="eastAsia"/>
-          <w:strike/>
-        </w:rPr>
-        <w:t>MakeThread</w:t>
-      </w:r>
-      <w:proofErr w:type="spellEnd"/>
-      <w:r>
-        <w:rPr>
-          <w:rFonts w:hint="eastAsia"/>
-          <w:strike/>
-        </w:rPr>
-        <w:t>(</w:t>
-      </w:r>
-      <w:proofErr w:type="gramEnd"/>
-      <w:r>
-        <w:rPr>
-          <w:rFonts w:hint="eastAsia"/>
-          <w:strike/>
-        </w:rPr>
-        <w:t>)</w:t>
+        <w:t>ool MakeThread()</w:t>
       </w:r>
     </w:p>
     <w:p>
@@ -9630,32 +8802,7 @@
           <w:rFonts w:hint="eastAsia"/>
           <w:strike/>
         </w:rPr>
-        <w:t xml:space="preserve">oid </w:t>
-      </w:r>
-      <w:proofErr w:type="spellStart"/>
-      <w:proofErr w:type="gramStart"/>
-      <w:r>
-        <w:rPr>
-          <w:rFonts w:hint="eastAsia"/>
-          <w:strike/>
-        </w:rPr>
-        <w:t>SetPlayer</w:t>
-      </w:r>
-      <w:proofErr w:type="spellEnd"/>
-      <w:r>
-        <w:rPr>
-          <w:rFonts w:hint="eastAsia"/>
-          <w:strike/>
-        </w:rPr>
-        <w:t>(</w:t>
-      </w:r>
-      <w:proofErr w:type="gramEnd"/>
-      <w:r>
-        <w:rPr>
-          <w:rFonts w:hint="eastAsia"/>
-          <w:strike/>
-        </w:rPr>
-        <w:t>)</w:t>
+        <w:t>oid SetPlayer()</w:t>
       </w:r>
     </w:p>
     <w:p>
@@ -9700,32 +8847,7 @@
           <w:rFonts w:hint="eastAsia"/>
           <w:strike/>
         </w:rPr>
-        <w:t xml:space="preserve">oid </w:t>
-      </w:r>
-      <w:proofErr w:type="spellStart"/>
-      <w:proofErr w:type="gramStart"/>
-      <w:r>
-        <w:rPr>
-          <w:rFonts w:hint="eastAsia"/>
-          <w:strike/>
-        </w:rPr>
-        <w:t>SendInit</w:t>
-      </w:r>
-      <w:proofErr w:type="spellEnd"/>
-      <w:r>
-        <w:rPr>
-          <w:rFonts w:hint="eastAsia"/>
-          <w:strike/>
-        </w:rPr>
-        <w:t>(</w:t>
-      </w:r>
-      <w:proofErr w:type="gramEnd"/>
-      <w:r>
-        <w:rPr>
-          <w:rFonts w:hint="eastAsia"/>
-          <w:strike/>
-        </w:rPr>
-        <w:t>)</w:t>
+        <w:t>oid SendInit()</w:t>
       </w:r>
     </w:p>
     <w:p>
@@ -9829,30 +8951,12 @@
           <w:color w:val="EE0000"/>
         </w:rPr>
       </w:pPr>
-      <w:proofErr w:type="spellStart"/>
-      <w:proofErr w:type="gramStart"/>
       <w:r>
         <w:rPr>
           <w:rFonts w:hint="eastAsia"/>
           <w:color w:val="EE0000"/>
         </w:rPr>
-        <w:t>SendInitOnePlayer</w:t>
-      </w:r>
-      <w:proofErr w:type="spellEnd"/>
-      <w:r>
-        <w:rPr>
-          <w:rFonts w:hint="eastAsia"/>
-          <w:color w:val="EE0000"/>
-        </w:rPr>
-        <w:t>(</w:t>
-      </w:r>
-      <w:proofErr w:type="gramEnd"/>
-      <w:r>
-        <w:rPr>
-          <w:rFonts w:hint="eastAsia"/>
-          <w:color w:val="EE0000"/>
-        </w:rPr>
-        <w:t>)</w:t>
+        <w:t>SendInitOnePlayer()</w:t>
       </w:r>
     </w:p>
     <w:p>
@@ -9898,30 +9002,12 @@
           <w:color w:val="EE0000"/>
         </w:rPr>
       </w:pPr>
-      <w:proofErr w:type="spellStart"/>
-      <w:proofErr w:type="gramStart"/>
       <w:r>
         <w:rPr>
           <w:rFonts w:hint="eastAsia"/>
           <w:color w:val="EE0000"/>
         </w:rPr>
-        <w:t>SendInitPlayers</w:t>
-      </w:r>
-      <w:proofErr w:type="spellEnd"/>
-      <w:r>
-        <w:rPr>
-          <w:rFonts w:hint="eastAsia"/>
-          <w:color w:val="EE0000"/>
-        </w:rPr>
-        <w:t>(</w:t>
-      </w:r>
-      <w:proofErr w:type="gramEnd"/>
-      <w:r>
-        <w:rPr>
-          <w:rFonts w:hint="eastAsia"/>
-          <w:color w:val="EE0000"/>
-        </w:rPr>
-        <w:t>)</w:t>
+        <w:t>SendInitPlayers()</w:t>
       </w:r>
     </w:p>
     <w:p>
@@ -9960,30 +9046,12 @@
           <w:color w:val="EE0000"/>
         </w:rPr>
       </w:pPr>
-      <w:proofErr w:type="spellStart"/>
-      <w:proofErr w:type="gramStart"/>
       <w:r>
         <w:rPr>
           <w:rFonts w:hint="eastAsia"/>
           <w:color w:val="EE0000"/>
         </w:rPr>
-        <w:t>SendInitStatic</w:t>
-      </w:r>
-      <w:proofErr w:type="spellEnd"/>
-      <w:r>
-        <w:rPr>
-          <w:rFonts w:hint="eastAsia"/>
-          <w:color w:val="EE0000"/>
-        </w:rPr>
-        <w:t>(</w:t>
-      </w:r>
-      <w:proofErr w:type="gramEnd"/>
-      <w:r>
-        <w:rPr>
-          <w:rFonts w:hint="eastAsia"/>
-          <w:color w:val="EE0000"/>
-        </w:rPr>
-        <w:t>)</w:t>
+        <w:t>SendInitStatic()</w:t>
       </w:r>
     </w:p>
     <w:p>
@@ -10022,30 +9090,12 @@
           <w:color w:val="EE0000"/>
         </w:rPr>
       </w:pPr>
-      <w:proofErr w:type="spellStart"/>
-      <w:proofErr w:type="gramStart"/>
       <w:r>
         <w:rPr>
           <w:rFonts w:hint="eastAsia"/>
           <w:color w:val="EE0000"/>
         </w:rPr>
-        <w:t>SendInitDynamic</w:t>
-      </w:r>
-      <w:proofErr w:type="spellEnd"/>
-      <w:r>
-        <w:rPr>
-          <w:rFonts w:hint="eastAsia"/>
-          <w:color w:val="EE0000"/>
-        </w:rPr>
-        <w:t>(</w:t>
-      </w:r>
-      <w:proofErr w:type="gramEnd"/>
-      <w:r>
-        <w:rPr>
-          <w:rFonts w:hint="eastAsia"/>
-          <w:color w:val="EE0000"/>
-        </w:rPr>
-        <w:t>)</w:t>
+        <w:t>SendInitDynamic()</w:t>
       </w:r>
     </w:p>
     <w:p>
@@ -10112,27 +9162,11 @@
           <w:tab w:val="left" w:pos="7167"/>
         </w:tabs>
       </w:pPr>
-      <w:proofErr w:type="spellStart"/>
-      <w:proofErr w:type="gramStart"/>
-      <w:r>
-        <w:rPr>
-          <w:rFonts w:hint="eastAsia"/>
-        </w:rPr>
-        <w:t>recvInputChange</w:t>
-      </w:r>
-      <w:proofErr w:type="spellEnd"/>
-      <w:r>
-        <w:rPr>
-          <w:rFonts w:hint="eastAsia"/>
-        </w:rPr>
-        <w:t>(</w:t>
-      </w:r>
-      <w:proofErr w:type="gramEnd"/>
-      <w:r>
-        <w:rPr>
-          <w:rFonts w:hint="eastAsia"/>
-        </w:rPr>
-        <w:t>Socket sock, char* key)</w:t>
+      <w:r>
+        <w:rPr>
+          <w:rFonts w:hint="eastAsia"/>
+        </w:rPr>
+        <w:t>recvInputChange(Socket sock, char* key)</w:t>
       </w:r>
     </w:p>
     <w:p>
@@ -10174,21 +9208,7 @@
         <w:rPr>
           <w:rFonts w:hint="eastAsia"/>
         </w:rPr>
-        <w:t xml:space="preserve">클라이언트로부터 </w:t>
-      </w:r>
-      <w:proofErr w:type="spellStart"/>
-      <w:r>
-        <w:rPr>
-          <w:rFonts w:hint="eastAsia"/>
-        </w:rPr>
-        <w:t>PlayerInput</w:t>
-      </w:r>
-      <w:proofErr w:type="spellEnd"/>
-      <w:r>
-        <w:rPr>
-          <w:rFonts w:hint="eastAsia"/>
-        </w:rPr>
-        <w:t xml:space="preserve"> 수신/적용</w:t>
+        <w:t>클라이언트로부터 PlayerInput 수신/적용</w:t>
       </w:r>
     </w:p>
     <w:p>
@@ -10198,20 +9218,7 @@
         </w:tabs>
       </w:pPr>
       <w:r>
-        <w:t xml:space="preserve">bool </w:t>
-      </w:r>
-      <w:proofErr w:type="spellStart"/>
-      <w:proofErr w:type="gramStart"/>
-      <w:r>
-        <w:t>ChecKCollisionLoop</w:t>
-      </w:r>
-      <w:proofErr w:type="spellEnd"/>
-      <w:r>
-        <w:t>(</w:t>
-      </w:r>
-      <w:proofErr w:type="gramEnd"/>
-      <w:r>
-        <w:t>Player&amp; player)</w:t>
+        <w:t>bool ChecKCollisionLoop(Player&amp; player)</w:t>
       </w:r>
     </w:p>
     <w:p>
@@ -10242,8 +9249,6 @@
           <w:strike/>
         </w:rPr>
       </w:pPr>
-      <w:proofErr w:type="spellStart"/>
-      <w:proofErr w:type="gramStart"/>
       <w:r>
         <w:rPr>
           <w:rFonts w:hint="eastAsia"/>
@@ -10256,23 +9261,7 @@
           <w:rFonts w:hint="eastAsia"/>
           <w:strike/>
         </w:rPr>
-        <w:t>pdateWorld</w:t>
-      </w:r>
-      <w:proofErr w:type="spellEnd"/>
-      <w:r>
-        <w:rPr>
-          <w:rFonts w:hint="eastAsia"/>
-          <w:strike/>
-        </w:rPr>
-        <w:t>(</w:t>
-      </w:r>
-      <w:proofErr w:type="gramEnd"/>
-      <w:r>
-        <w:rPr>
-          <w:rFonts w:hint="eastAsia"/>
-          <w:strike/>
-        </w:rPr>
-        <w:t>)</w:t>
+        <w:t>pdateWorld()</w:t>
       </w:r>
     </w:p>
     <w:p>
@@ -10317,29 +9306,7 @@
         <w:rPr>
           <w:color w:val="EE0000"/>
         </w:rPr>
-        <w:t xml:space="preserve">void </w:t>
-      </w:r>
-      <w:proofErr w:type="spellStart"/>
-      <w:proofErr w:type="gramStart"/>
-      <w:r>
-        <w:rPr>
-          <w:color w:val="EE0000"/>
-        </w:rPr>
-        <w:t>ServerMainLoop</w:t>
-      </w:r>
-      <w:proofErr w:type="spellEnd"/>
-      <w:r>
-        <w:rPr>
-          <w:color w:val="EE0000"/>
-        </w:rPr>
-        <w:t>(</w:t>
-      </w:r>
-      <w:proofErr w:type="gramEnd"/>
-      <w:r>
-        <w:rPr>
-          <w:color w:val="EE0000"/>
-        </w:rPr>
-        <w:t>)</w:t>
+        <w:t>void ServerMainLoop()</w:t>
       </w:r>
     </w:p>
     <w:p>
@@ -10370,36 +9337,18 @@
         </w:rPr>
         <w:t>패킷(</w:t>
       </w:r>
-      <w:proofErr w:type="spellStart"/>
       <w:r>
         <w:rPr>
           <w:color w:val="EE0000"/>
         </w:rPr>
         <w:t>PktFrameState</w:t>
       </w:r>
-      <w:proofErr w:type="spellEnd"/>
       <w:r>
         <w:rPr>
           <w:rFonts w:hint="eastAsia"/>
           <w:color w:val="EE0000"/>
         </w:rPr>
-        <w:t>)</w:t>
-      </w:r>
-      <w:proofErr w:type="spellStart"/>
-      <w:r>
-        <w:rPr>
-          <w:rFonts w:hint="eastAsia"/>
-          <w:color w:val="EE0000"/>
-        </w:rPr>
-        <w:t>에</w:t>
-      </w:r>
-      <w:proofErr w:type="spellEnd"/>
-      <w:r>
-        <w:rPr>
-          <w:rFonts w:hint="eastAsia"/>
-          <w:color w:val="EE0000"/>
-        </w:rPr>
-        <w:t xml:space="preserve"> 반영.</w:t>
+        <w:t>)에 반영.</w:t>
       </w:r>
     </w:p>
     <w:p>
@@ -10415,37 +9364,7 @@
         <w:rPr>
           <w:color w:val="EE0000"/>
         </w:rPr>
-        <w:t xml:space="preserve">bool </w:t>
-      </w:r>
-      <w:proofErr w:type="spellStart"/>
-      <w:proofErr w:type="gramStart"/>
-      <w:r>
-        <w:rPr>
-          <w:color w:val="EE0000"/>
-        </w:rPr>
-        <w:t>WriteFrameState</w:t>
-      </w:r>
-      <w:proofErr w:type="spellEnd"/>
-      <w:r>
-        <w:rPr>
-          <w:color w:val="EE0000"/>
-        </w:rPr>
-        <w:t>(</w:t>
-      </w:r>
-      <w:proofErr w:type="spellStart"/>
-      <w:proofErr w:type="gramEnd"/>
-      <w:r>
-        <w:rPr>
-          <w:color w:val="EE0000"/>
-        </w:rPr>
-        <w:t>Game_State</w:t>
-      </w:r>
-      <w:proofErr w:type="spellEnd"/>
-      <w:r>
-        <w:rPr>
-          <w:color w:val="EE0000"/>
-        </w:rPr>
-        <w:t>&amp; state)</w:t>
+        <w:t>bool WriteFrameState(Game_State&amp; state)</w:t>
       </w:r>
     </w:p>
     <w:p>
@@ -10469,36 +9388,18 @@
         </w:rPr>
         <w:t>패킷(</w:t>
       </w:r>
-      <w:proofErr w:type="spellStart"/>
       <w:r>
         <w:rPr>
           <w:color w:val="EE0000"/>
         </w:rPr>
         <w:t>PktFrameState</w:t>
       </w:r>
-      <w:proofErr w:type="spellEnd"/>
       <w:r>
         <w:rPr>
           <w:rFonts w:hint="eastAsia"/>
           <w:color w:val="EE0000"/>
         </w:rPr>
-        <w:t>)</w:t>
-      </w:r>
-      <w:proofErr w:type="spellStart"/>
-      <w:r>
-        <w:rPr>
-          <w:rFonts w:hint="eastAsia"/>
-          <w:color w:val="EE0000"/>
-        </w:rPr>
-        <w:t>에</w:t>
-      </w:r>
-      <w:proofErr w:type="spellEnd"/>
-      <w:r>
-        <w:rPr>
-          <w:rFonts w:hint="eastAsia"/>
-          <w:color w:val="EE0000"/>
-        </w:rPr>
-        <w:t xml:space="preserve"> </w:t>
+        <w:t xml:space="preserve">)에 </w:t>
       </w:r>
       <w:r>
         <w:rPr>
@@ -10514,27 +9415,11 @@
           <w:tab w:val="left" w:pos="7167"/>
         </w:tabs>
       </w:pPr>
-      <w:proofErr w:type="spellStart"/>
-      <w:proofErr w:type="gramStart"/>
-      <w:r>
-        <w:rPr>
-          <w:rFonts w:hint="eastAsia"/>
-        </w:rPr>
-        <w:t>sendWorld</w:t>
-      </w:r>
-      <w:proofErr w:type="spellEnd"/>
-      <w:r>
-        <w:rPr>
-          <w:rFonts w:hint="eastAsia"/>
-        </w:rPr>
-        <w:t>(</w:t>
-      </w:r>
-      <w:proofErr w:type="gramEnd"/>
-      <w:r>
-        <w:rPr>
-          <w:rFonts w:hint="eastAsia"/>
-        </w:rPr>
-        <w:t>Socket sock, void* world)</w:t>
+      <w:r>
+        <w:rPr>
+          <w:rFonts w:hint="eastAsia"/>
+        </w:rPr>
+        <w:t>sendWorld(Socket sock, void* world)</w:t>
       </w:r>
     </w:p>
     <w:p>
@@ -10590,43 +9475,7 @@
         <w:rPr>
           <w:rFonts w:hint="eastAsia"/>
         </w:rPr>
-        <w:t xml:space="preserve">DWORD WINAPI </w:t>
-      </w:r>
-      <w:proofErr w:type="spellStart"/>
-      <w:proofErr w:type="gramStart"/>
-      <w:r>
-        <w:rPr>
-          <w:rFonts w:hint="eastAsia"/>
-        </w:rPr>
-        <w:t>ServerProcess</w:t>
-      </w:r>
-      <w:proofErr w:type="spellEnd"/>
-      <w:r>
-        <w:rPr>
-          <w:rFonts w:hint="eastAsia"/>
-        </w:rPr>
-        <w:t>(</w:t>
-      </w:r>
-      <w:proofErr w:type="gramEnd"/>
-      <w:r>
-        <w:rPr>
-          <w:rFonts w:hint="eastAsia"/>
-        </w:rPr>
-        <w:t xml:space="preserve">LPVOID </w:t>
-      </w:r>
-      <w:proofErr w:type="spellStart"/>
-      <w:r>
-        <w:rPr>
-          <w:rFonts w:hint="eastAsia"/>
-        </w:rPr>
-        <w:t>arg</w:t>
-      </w:r>
-      <w:proofErr w:type="spellEnd"/>
-      <w:r>
-        <w:rPr>
-          <w:rFonts w:hint="eastAsia"/>
-        </w:rPr>
-        <w:t>)</w:t>
+        <w:t>DWORD WINAPI ServerProcess(LPVOID arg)</w:t>
       </w:r>
     </w:p>
     <w:p>
@@ -10665,38 +9514,16 @@
         <w:rPr>
           <w:rFonts w:hint="eastAsia"/>
         </w:rPr>
-        <w:t>[</w:t>
-      </w:r>
-      <w:proofErr w:type="spellStart"/>
-      <w:r>
-        <w:rPr>
-          <w:rFonts w:hint="eastAsia"/>
-        </w:rPr>
-        <w:t>멀티쓰레드</w:t>
-      </w:r>
-      <w:proofErr w:type="spellEnd"/>
-      <w:r>
-        <w:rPr>
-          <w:rFonts w:hint="eastAsia"/>
-        </w:rPr>
-        <w:t xml:space="preserve"> 동기화 관련 전역 변수/전역 함수]</w:t>
-      </w:r>
-    </w:p>
-    <w:p>
-      <w:r>
-        <w:rPr>
-          <w:rFonts w:hint="eastAsia"/>
-        </w:rPr>
-        <w:t xml:space="preserve">CRITICAL_SECTION </w:t>
-      </w:r>
-      <w:proofErr w:type="spellStart"/>
-      <w:r>
-        <w:rPr>
-          <w:rFonts w:hint="eastAsia"/>
-        </w:rPr>
-        <w:t>WorldCS</w:t>
-      </w:r>
-      <w:proofErr w:type="spellEnd"/>
+        <w:t>[멀티쓰레드 동기화 관련 전역 변수/전역 함수]</w:t>
+      </w:r>
+    </w:p>
+    <w:p>
+      <w:r>
+        <w:rPr>
+          <w:rFonts w:hint="eastAsia"/>
+        </w:rPr>
+        <w:t>CRITICAL_SECTION WorldCS</w:t>
+      </w:r>
     </w:p>
     <w:p>
       <w:pPr>
@@ -10733,29 +9560,7 @@
         <w:rPr>
           <w:rFonts w:hint="eastAsia"/>
         </w:rPr>
-        <w:t xml:space="preserve">void </w:t>
-      </w:r>
-      <w:proofErr w:type="spellStart"/>
-      <w:proofErr w:type="gramStart"/>
-      <w:r>
-        <w:rPr>
-          <w:rFonts w:hint="eastAsia"/>
-        </w:rPr>
-        <w:t>SetPacket</w:t>
-      </w:r>
-      <w:proofErr w:type="spellEnd"/>
-      <w:r>
-        <w:rPr>
-          <w:rFonts w:hint="eastAsia"/>
-        </w:rPr>
-        <w:t>(</w:t>
-      </w:r>
-      <w:proofErr w:type="gramEnd"/>
-      <w:r>
-        <w:rPr>
-          <w:rFonts w:hint="eastAsia"/>
-        </w:rPr>
-        <w:t>)</w:t>
+        <w:t>void SetPacket()</w:t>
       </w:r>
     </w:p>
     <w:p>
@@ -10794,47 +9599,11 @@
       </w:r>
     </w:p>
     <w:p>
-      <w:proofErr w:type="spellStart"/>
-      <w:r>
-        <w:rPr>
-          <w:rFonts w:hint="eastAsia"/>
-        </w:rPr>
-        <w:t>enum</w:t>
-      </w:r>
-      <w:proofErr w:type="spellEnd"/>
-      <w:r>
-        <w:rPr>
-          <w:rFonts w:hint="eastAsia"/>
-        </w:rPr>
-        <w:t xml:space="preserve"> </w:t>
-      </w:r>
-      <w:proofErr w:type="spellStart"/>
-      <w:r>
-        <w:rPr>
-          <w:rFonts w:hint="eastAsia"/>
-        </w:rPr>
-        <w:t>Game_</w:t>
-      </w:r>
-      <w:proofErr w:type="gramStart"/>
-      <w:r>
-        <w:rPr>
-          <w:rFonts w:hint="eastAsia"/>
-        </w:rPr>
-        <w:t>State</w:t>
-      </w:r>
-      <w:proofErr w:type="spellEnd"/>
-      <w:r>
-        <w:rPr>
-          <w:rFonts w:hint="eastAsia"/>
-        </w:rPr>
-        <w:t xml:space="preserve"> :</w:t>
-      </w:r>
-      <w:proofErr w:type="gramEnd"/>
-      <w:r>
-        <w:rPr>
-          <w:rFonts w:hint="eastAsia"/>
-        </w:rPr>
-        <w:t xml:space="preserve"> uint8_t </w:t>
+      <w:r>
+        <w:rPr>
+          <w:rFonts w:hint="eastAsia"/>
+        </w:rPr>
+        <w:t xml:space="preserve">enum Game_State : uint8_t </w:t>
       </w:r>
     </w:p>
     <w:p>
@@ -10873,16 +9642,8 @@
         <w:rPr>
           <w:rFonts w:hint="eastAsia"/>
         </w:rPr>
-        <w:t xml:space="preserve">가 </w:t>
-      </w:r>
-      <w:proofErr w:type="spellStart"/>
-      <w:r>
-        <w:rPr>
-          <w:rFonts w:hint="eastAsia"/>
-        </w:rPr>
-        <w:t>정해짐</w:t>
-      </w:r>
-      <w:proofErr w:type="spellEnd"/>
+        <w:t>가 정해짐</w:t>
+      </w:r>
     </w:p>
     <w:p>
       <w:r>
@@ -10933,277 +9694,181 @@
         <w:rPr>
           <w:rFonts w:hint="eastAsia"/>
         </w:rPr>
-        <w:t xml:space="preserve">패킷의 타입을 지정할 </w:t>
-      </w:r>
-      <w:proofErr w:type="spellStart"/>
-      <w:r>
-        <w:rPr>
-          <w:rFonts w:hint="eastAsia"/>
-        </w:rPr>
-        <w:t>enum</w:t>
-      </w:r>
-      <w:proofErr w:type="spellEnd"/>
-    </w:p>
-    <w:p>
-      <w:proofErr w:type="spellStart"/>
-      <w:r>
-        <w:rPr>
-          <w:rFonts w:hint="eastAsia"/>
-        </w:rPr>
-        <w:t>enum</w:t>
-      </w:r>
-      <w:proofErr w:type="spellEnd"/>
-      <w:r>
-        <w:rPr>
-          <w:rFonts w:hint="eastAsia"/>
-        </w:rPr>
-        <w:t xml:space="preserve"> </w:t>
-      </w:r>
-      <w:proofErr w:type="spellStart"/>
-      <w:proofErr w:type="gramStart"/>
+        <w:t>패킷의 타입을 지정할 enum</w:t>
+      </w:r>
+    </w:p>
+    <w:p>
+      <w:r>
+        <w:rPr>
+          <w:rFonts w:hint="eastAsia"/>
+        </w:rPr>
+        <w:t>enum PacketType : uint16_t</w:t>
+      </w:r>
+      <w:r>
+        <w:rPr>
+          <w:rFonts w:hint="eastAsia"/>
+        </w:rPr>
+        <w:t xml:space="preserve"> {</w:t>
+      </w:r>
+    </w:p>
+    <w:p>
+      <w:r>
+        <w:rPr>
+          <w:rFonts w:hint="eastAsia"/>
+        </w:rPr>
+        <w:t>PACK_INIT_WORLD</w:t>
+      </w:r>
+      <w:r>
+        <w:rPr>
+          <w:rFonts w:hint="eastAsia"/>
+        </w:rPr>
+        <w:t>_STATIC</w:t>
+      </w:r>
+      <w:r>
+        <w:rPr>
+          <w:rFonts w:hint="eastAsia"/>
+        </w:rPr>
+        <w:t xml:space="preserve"> = </w:t>
+      </w:r>
+      <w:r>
+        <w:rPr>
+          <w:rFonts w:hint="eastAsia"/>
+        </w:rPr>
+        <w:t>0</w:t>
+      </w:r>
+      <w:r>
+        <w:rPr>
+          <w:rFonts w:hint="eastAsia"/>
+        </w:rPr>
+        <w:t xml:space="preserve">, // 서버 -&gt; 클라 : 월드의 정적 오브젝트 정보 </w:t>
+      </w:r>
+      <w:r>
+        <w:br/>
+      </w:r>
+      <w:r>
+        <w:rPr>
+          <w:rFonts w:hint="eastAsia"/>
+        </w:rPr>
+        <w:t>PACK_INIT_WORLD</w:t>
+      </w:r>
+      <w:r>
+        <w:rPr>
+          <w:rFonts w:hint="eastAsia"/>
+        </w:rPr>
+        <w:t>_DYNAMIC = 1,</w:t>
+      </w:r>
+      <w:r>
+        <w:br/>
+      </w:r>
+      <w:r>
+        <w:rPr>
+          <w:rFonts w:hint="eastAsia"/>
+        </w:rPr>
+        <w:t>PACK_INIT_PLAYERS = 2, // 서버 -&gt; 클라 : 플레이어 초기 스폰 위치/ID/색 등</w:t>
+      </w:r>
+    </w:p>
+    <w:p>
+      <w:r>
+        <w:rPr>
+          <w:rFonts w:hint="eastAsia"/>
+        </w:rPr>
+        <w:t>PACK_PLAYER_INPUT = 3, // 클라 -&gt; 서버: 클라이언트의 입력 값</w:t>
+      </w:r>
+      <w:r>
+        <w:br/>
+      </w:r>
+      <w:r>
+        <w:rPr>
+          <w:rFonts w:hint="eastAsia"/>
+        </w:rPr>
+        <w:t xml:space="preserve">PACK_FRAME_STATE = </w:t>
+      </w:r>
+      <w:r>
+        <w:rPr>
+          <w:rFonts w:hint="eastAsia"/>
+        </w:rPr>
+        <w:t>4</w:t>
+      </w:r>
+      <w:r>
+        <w:rPr>
+          <w:rFonts w:hint="eastAsia"/>
+        </w:rPr>
+        <w:t>, // 서버 -&gt; 클라 : 매 틱마다 동적 상태(플레이어들, 움직이는 발판)</w:t>
+      </w:r>
+      <w:r>
+        <w:br/>
+      </w:r>
+      <w:r>
+        <w:rPr>
+          <w:rFonts w:hint="eastAsia"/>
+        </w:rPr>
+        <w:t xml:space="preserve">PACK_INPUT_COMMAND = </w:t>
+      </w:r>
+      <w:r>
+        <w:rPr>
+          <w:rFonts w:hint="eastAsia"/>
+        </w:rPr>
+        <w:t>5</w:t>
+      </w:r>
+      <w:r>
+        <w:rPr>
+          <w:rFonts w:hint="eastAsia"/>
+        </w:rPr>
+        <w:t xml:space="preserve">, // 클라 -&gt; 서버 : 조작 변화(좌우 이동, 점프 등) PACK_GAME_STATE_CHANGE = </w:t>
+      </w:r>
+      <w:r>
+        <w:rPr>
+          <w:rFonts w:hint="eastAsia"/>
+        </w:rPr>
+        <w:t>6</w:t>
+      </w:r>
+      <w:r>
+        <w:rPr>
+          <w:rFonts w:hint="eastAsia"/>
+        </w:rPr>
+        <w:t xml:space="preserve"> // 서버 -&gt; 클라 : 게임 상태</w:t>
+      </w:r>
+      <w:r>
+        <w:rPr>
+          <w:rFonts w:hint="eastAsia"/>
+        </w:rPr>
+        <w:t>가 변경됨</w:t>
+      </w:r>
+      <w:r>
+        <w:br/>
+      </w:r>
+      <w:r>
+        <w:rPr>
+          <w:rFonts w:hint="eastAsia"/>
+        </w:rPr>
+        <w:t xml:space="preserve">}; </w:t>
+      </w:r>
+      <w:r>
+        <w:br/>
+      </w:r>
+      <w:r>
+        <w:br/>
+      </w:r>
+      <w:r>
+        <w:rPr>
+          <w:rFonts w:hint="eastAsia"/>
+        </w:rPr>
+        <w:t xml:space="preserve">struct PacketParam { </w:t>
+      </w:r>
+      <w:r>
+        <w:br/>
+      </w:r>
       <w:r>
         <w:rPr>
           <w:rFonts w:hint="eastAsia"/>
         </w:rPr>
         <w:t>PacketType</w:t>
       </w:r>
-      <w:proofErr w:type="spellEnd"/>
-      <w:r>
-        <w:rPr>
-          <w:rFonts w:hint="eastAsia"/>
-        </w:rPr>
-        <w:t xml:space="preserve"> :</w:t>
-      </w:r>
-      <w:proofErr w:type="gramEnd"/>
-      <w:r>
-        <w:rPr>
-          <w:rFonts w:hint="eastAsia"/>
-        </w:rPr>
-        <w:t xml:space="preserve"> uint16_t</w:t>
-      </w:r>
-      <w:r>
-        <w:rPr>
-          <w:rFonts w:hint="eastAsia"/>
-        </w:rPr>
-        <w:t xml:space="preserve"> {</w:t>
-      </w:r>
-    </w:p>
-    <w:p>
-      <w:r>
-        <w:rPr>
-          <w:rFonts w:hint="eastAsia"/>
-        </w:rPr>
-        <w:t>PACK_INIT_WORLD</w:t>
-      </w:r>
-      <w:r>
-        <w:rPr>
-          <w:rFonts w:hint="eastAsia"/>
-        </w:rPr>
-        <w:t>_STATIC</w:t>
-      </w:r>
-      <w:r>
-        <w:rPr>
-          <w:rFonts w:hint="eastAsia"/>
-        </w:rPr>
-        <w:t xml:space="preserve"> = </w:t>
-      </w:r>
-      <w:r>
-        <w:rPr>
-          <w:rFonts w:hint="eastAsia"/>
-        </w:rPr>
-        <w:t>0</w:t>
-      </w:r>
-      <w:r>
-        <w:rPr>
-          <w:rFonts w:hint="eastAsia"/>
-        </w:rPr>
-        <w:t xml:space="preserve">, // 서버 -&gt; 클라 : 월드의 정적 오브젝트 정보 </w:t>
-      </w:r>
-      <w:r>
-        <w:br/>
-      </w:r>
-      <w:r>
-        <w:rPr>
-          <w:rFonts w:hint="eastAsia"/>
-        </w:rPr>
-        <w:t>PACK_INIT_WORLD</w:t>
-      </w:r>
-      <w:r>
-        <w:rPr>
-          <w:rFonts w:hint="eastAsia"/>
-        </w:rPr>
-        <w:t>_DYNAMIC = 1,</w:t>
-      </w:r>
-      <w:r>
-        <w:br/>
-      </w:r>
-      <w:r>
-        <w:rPr>
-          <w:rFonts w:hint="eastAsia"/>
-        </w:rPr>
-        <w:t xml:space="preserve">PACK_INIT_PLAYERS = 2, // 서버 -&gt; 클라 : 플레이어 초기 </w:t>
-      </w:r>
-      <w:proofErr w:type="spellStart"/>
-      <w:r>
-        <w:rPr>
-          <w:rFonts w:hint="eastAsia"/>
-        </w:rPr>
-        <w:t>스폰</w:t>
-      </w:r>
-      <w:proofErr w:type="spellEnd"/>
-      <w:r>
-        <w:rPr>
-          <w:rFonts w:hint="eastAsia"/>
-        </w:rPr>
-        <w:t xml:space="preserve"> 위치/ID/색 등</w:t>
-      </w:r>
-    </w:p>
-    <w:p>
-      <w:r>
-        <w:rPr>
-          <w:rFonts w:hint="eastAsia"/>
-        </w:rPr>
-        <w:t>PACK_PLAYER_INPUT = 3, // 클라 -&gt; 서버: 클라이언트의 입력 값</w:t>
-      </w:r>
-      <w:r>
-        <w:br/>
-      </w:r>
-      <w:r>
-        <w:rPr>
-          <w:rFonts w:hint="eastAsia"/>
-        </w:rPr>
-        <w:t xml:space="preserve">PACK_FRAME_STATE = </w:t>
-      </w:r>
-      <w:r>
-        <w:rPr>
-          <w:rFonts w:hint="eastAsia"/>
-        </w:rPr>
-        <w:t>4</w:t>
-      </w:r>
-      <w:r>
-        <w:rPr>
-          <w:rFonts w:hint="eastAsia"/>
-        </w:rPr>
-        <w:t xml:space="preserve">, // 서버 -&gt; 클라 : 매 </w:t>
-      </w:r>
-      <w:proofErr w:type="spellStart"/>
-      <w:r>
-        <w:rPr>
-          <w:rFonts w:hint="eastAsia"/>
-        </w:rPr>
-        <w:t>틱마다</w:t>
-      </w:r>
-      <w:proofErr w:type="spellEnd"/>
-      <w:r>
-        <w:rPr>
-          <w:rFonts w:hint="eastAsia"/>
-        </w:rPr>
-        <w:t xml:space="preserve"> 동적 상태(플레이어들, 움직이는 발판)</w:t>
-      </w:r>
-      <w:r>
-        <w:br/>
-      </w:r>
-      <w:r>
-        <w:rPr>
-          <w:rFonts w:hint="eastAsia"/>
-        </w:rPr>
-        <w:t xml:space="preserve">PACK_INPUT_COMMAND = </w:t>
-      </w:r>
-      <w:r>
-        <w:rPr>
-          <w:rFonts w:hint="eastAsia"/>
-        </w:rPr>
-        <w:t>5</w:t>
-      </w:r>
-      <w:r>
-        <w:rPr>
-          <w:rFonts w:hint="eastAsia"/>
-        </w:rPr>
-        <w:t xml:space="preserve">, // 클라 -&gt; 서버 : 조작 변화(좌우 이동, 점프 등) PACK_GAME_STATE_CHANGE = </w:t>
-      </w:r>
-      <w:r>
-        <w:rPr>
-          <w:rFonts w:hint="eastAsia"/>
-        </w:rPr>
-        <w:t>6</w:t>
-      </w:r>
-      <w:r>
-        <w:rPr>
-          <w:rFonts w:hint="eastAsia"/>
-        </w:rPr>
-        <w:t xml:space="preserve"> // 서버 -&gt; 클라 : 게임 상태</w:t>
-      </w:r>
-      <w:r>
-        <w:rPr>
-          <w:rFonts w:hint="eastAsia"/>
-        </w:rPr>
-        <w:t>가 변경됨</w:t>
-      </w:r>
-      <w:r>
-        <w:br/>
-      </w:r>
-      <w:r>
-        <w:rPr>
-          <w:rFonts w:hint="eastAsia"/>
-        </w:rPr>
-        <w:t xml:space="preserve">}; </w:t>
-      </w:r>
-      <w:r>
-        <w:br/>
-      </w:r>
-      <w:r>
-        <w:br/>
-      </w:r>
-      <w:r>
-        <w:rPr>
-          <w:rFonts w:hint="eastAsia"/>
-        </w:rPr>
-        <w:t xml:space="preserve">struct </w:t>
-      </w:r>
-      <w:proofErr w:type="spellStart"/>
-      <w:r>
-        <w:rPr>
-          <w:rFonts w:hint="eastAsia"/>
-        </w:rPr>
-        <w:t>PacketParam</w:t>
-      </w:r>
-      <w:proofErr w:type="spellEnd"/>
-      <w:r>
-        <w:rPr>
-          <w:rFonts w:hint="eastAsia"/>
-        </w:rPr>
-        <w:t xml:space="preserve"> { </w:t>
-      </w:r>
-      <w:r>
-        <w:br/>
-      </w:r>
-      <w:proofErr w:type="spellStart"/>
-      <w:r>
-        <w:rPr>
-          <w:rFonts w:hint="eastAsia"/>
-        </w:rPr>
-        <w:t>PacketType</w:t>
-      </w:r>
-      <w:proofErr w:type="spellEnd"/>
-      <w:r>
-        <w:rPr>
-          <w:rFonts w:hint="eastAsia"/>
-        </w:rPr>
-        <w:t xml:space="preserve"> type; // </w:t>
-      </w:r>
-      <w:proofErr w:type="spellStart"/>
-      <w:r>
-        <w:rPr>
-          <w:rFonts w:hint="eastAsia"/>
-        </w:rPr>
-        <w:t>PacketType</w:t>
-      </w:r>
-      <w:proofErr w:type="spellEnd"/>
-      <w:r>
-        <w:rPr>
-          <w:rFonts w:hint="eastAsia"/>
-        </w:rPr>
-        <w:t xml:space="preserve"> </w:t>
+      <w:r>
+        <w:rPr>
+          <w:rFonts w:hint="eastAsia"/>
+        </w:rPr>
+        <w:t xml:space="preserve"> type; // PacketType </w:t>
       </w:r>
       <w:r>
         <w:br/>
@@ -11271,21 +9936,7 @@
         <w:rPr>
           <w:rFonts w:hint="eastAsia"/>
         </w:rPr>
-        <w:t xml:space="preserve">struct </w:t>
-      </w:r>
-      <w:proofErr w:type="spellStart"/>
-      <w:r>
-        <w:rPr>
-          <w:rFonts w:hint="eastAsia"/>
-        </w:rPr>
-        <w:t>PlayerInitInfo</w:t>
-      </w:r>
-      <w:proofErr w:type="spellEnd"/>
-      <w:r>
-        <w:rPr>
-          <w:rFonts w:hint="eastAsia"/>
-        </w:rPr>
-        <w:t xml:space="preserve"> { </w:t>
+        <w:t xml:space="preserve">struct PlayerInitInfo { </w:t>
       </w:r>
       <w:r>
         <w:br/>
@@ -11294,21 +9945,7 @@
         <w:rPr>
           <w:rFonts w:hint="eastAsia"/>
         </w:rPr>
-        <w:t xml:space="preserve">uint8_t </w:t>
-      </w:r>
-      <w:proofErr w:type="spellStart"/>
-      <w:r>
-        <w:rPr>
-          <w:rFonts w:hint="eastAsia"/>
-        </w:rPr>
-        <w:t>playerId</w:t>
-      </w:r>
-      <w:proofErr w:type="spellEnd"/>
-      <w:r>
-        <w:rPr>
-          <w:rFonts w:hint="eastAsia"/>
-        </w:rPr>
-        <w:t xml:space="preserve">; </w:t>
+        <w:t xml:space="preserve">uint8_t playerId; </w:t>
       </w:r>
       <w:r>
         <w:br/>
@@ -11319,27 +9956,17 @@
         </w:rPr>
         <w:t xml:space="preserve">float </w:t>
       </w:r>
-      <w:proofErr w:type="spellStart"/>
-      <w:proofErr w:type="gramStart"/>
       <w:r>
         <w:rPr>
           <w:rFonts w:hint="eastAsia"/>
         </w:rPr>
         <w:t>spawnPos</w:t>
       </w:r>
-      <w:proofErr w:type="spellEnd"/>
-      <w:r>
-        <w:rPr>
-          <w:rFonts w:hint="eastAsia"/>
-        </w:rPr>
-        <w:t>[</w:t>
-      </w:r>
-      <w:proofErr w:type="gramEnd"/>
-      <w:r>
-        <w:rPr>
-          <w:rFonts w:hint="eastAsia"/>
-        </w:rPr>
-        <w:t>3]</w:t>
+      <w:r>
+        <w:rPr>
+          <w:rFonts w:hint="eastAsia"/>
+        </w:rPr>
+        <w:t>[3]</w:t>
       </w:r>
       <w:r>
         <w:rPr>
@@ -11362,21 +9989,7 @@
         <w:rPr>
           <w:rFonts w:hint="eastAsia"/>
         </w:rPr>
-        <w:t xml:space="preserve">struct </w:t>
-      </w:r>
-      <w:proofErr w:type="spellStart"/>
-      <w:r>
-        <w:rPr>
-          <w:rFonts w:hint="eastAsia"/>
-        </w:rPr>
-        <w:t>PktInitPlayers</w:t>
-      </w:r>
-      <w:proofErr w:type="spellEnd"/>
-      <w:r>
-        <w:rPr>
-          <w:rFonts w:hint="eastAsia"/>
-        </w:rPr>
-        <w:t xml:space="preserve"> {</w:t>
+        <w:t>struct PktInitPlayers {</w:t>
       </w:r>
       <w:r>
         <w:br/>
@@ -11385,21 +9998,7 @@
         <w:rPr>
           <w:rFonts w:hint="eastAsia"/>
         </w:rPr>
-        <w:t xml:space="preserve">uint8_t </w:t>
-      </w:r>
-      <w:proofErr w:type="spellStart"/>
-      <w:r>
-        <w:rPr>
-          <w:rFonts w:hint="eastAsia"/>
-        </w:rPr>
-        <w:t>myPlayerId</w:t>
-      </w:r>
-      <w:proofErr w:type="spellEnd"/>
-      <w:r>
-        <w:rPr>
-          <w:rFonts w:hint="eastAsia"/>
-        </w:rPr>
-        <w:t>;</w:t>
+        <w:t>uint8_t myPlayerId;</w:t>
       </w:r>
       <w:r>
         <w:t xml:space="preserve"> </w:t>
@@ -11407,19 +10006,11 @@
       <w:r>
         <w:br/>
       </w:r>
-      <w:proofErr w:type="spellStart"/>
-      <w:r>
-        <w:rPr>
-          <w:rFonts w:hint="eastAsia"/>
-        </w:rPr>
-        <w:t>PlayerInitInfo</w:t>
-      </w:r>
-      <w:proofErr w:type="spellEnd"/>
-      <w:r>
-        <w:rPr>
-          <w:rFonts w:hint="eastAsia"/>
-        </w:rPr>
-        <w:t xml:space="preserve"> players[3];</w:t>
+      <w:r>
+        <w:rPr>
+          <w:rFonts w:hint="eastAsia"/>
+        </w:rPr>
+        <w:t>PlayerInitInfo players[3];</w:t>
       </w:r>
       <w:r>
         <w:rPr>
@@ -11512,33 +10103,11 @@
       </w:r>
     </w:p>
     <w:p>
-      <w:proofErr w:type="spellStart"/>
-      <w:r>
-        <w:rPr>
-          <w:rFonts w:hint="eastAsia"/>
-        </w:rPr>
-        <w:t>PacketParam</w:t>
-      </w:r>
-      <w:proofErr w:type="spellEnd"/>
-      <w:r>
-        <w:rPr>
-          <w:rFonts w:hint="eastAsia"/>
-        </w:rPr>
-        <w:t xml:space="preserve"> </w:t>
-      </w:r>
-      <w:proofErr w:type="spellStart"/>
-      <w:r>
-        <w:rPr>
-          <w:rFonts w:hint="eastAsia"/>
-        </w:rPr>
-        <w:t>staticObjParam</w:t>
-      </w:r>
-      <w:proofErr w:type="spellEnd"/>
-      <w:r>
-        <w:rPr>
-          <w:rFonts w:hint="eastAsia"/>
-        </w:rPr>
-        <w:t>; // 고정 객체를 전송할 패킷들의 총 정보</w:t>
+      <w:r>
+        <w:rPr>
+          <w:rFonts w:hint="eastAsia"/>
+        </w:rPr>
+        <w:t>PacketParam staticObjParam; // 고정 객체를 전송할 패킷들의 총 정보</w:t>
       </w:r>
       <w:r>
         <w:br/>
@@ -11552,7 +10121,6 @@
         </w:rPr>
         <w:t xml:space="preserve">loat </w:t>
       </w:r>
-      <w:proofErr w:type="spellStart"/>
       <w:r>
         <w:rPr>
           <w:rFonts w:hint="eastAsia"/>
@@ -11563,14 +10131,7 @@
         <w:rPr>
           <w:rFonts w:hint="eastAsia"/>
         </w:rPr>
-        <w:t>osition</w:t>
-      </w:r>
-      <w:proofErr w:type="spellEnd"/>
-      <w:r>
-        <w:rPr>
-          <w:rFonts w:hint="eastAsia"/>
-        </w:rPr>
-        <w:t>[3];</w:t>
+        <w:t>osition[3];</w:t>
       </w:r>
       <w:r>
         <w:tab/>
@@ -11607,33 +10168,11 @@
       </w:r>
     </w:p>
     <w:p>
-      <w:proofErr w:type="spellStart"/>
-      <w:r>
-        <w:rPr>
-          <w:rFonts w:hint="eastAsia"/>
-        </w:rPr>
-        <w:t>PacketParam</w:t>
-      </w:r>
-      <w:proofErr w:type="spellEnd"/>
-      <w:r>
-        <w:rPr>
-          <w:rFonts w:hint="eastAsia"/>
-        </w:rPr>
-        <w:t xml:space="preserve"> </w:t>
-      </w:r>
-      <w:proofErr w:type="spellStart"/>
-      <w:r>
-        <w:rPr>
-          <w:rFonts w:hint="eastAsia"/>
-        </w:rPr>
-        <w:t>dynamicObjParam</w:t>
-      </w:r>
-      <w:proofErr w:type="spellEnd"/>
-      <w:r>
-        <w:rPr>
-          <w:rFonts w:hint="eastAsia"/>
-        </w:rPr>
-        <w:t>; // 움직이는 객체를 전송할 패킷들의 총 정보</w:t>
+      <w:r>
+        <w:rPr>
+          <w:rFonts w:hint="eastAsia"/>
+        </w:rPr>
+        <w:t>PacketParam dynamicObjParam; // 움직이는 객체를 전송할 패킷들의 총 정보</w:t>
       </w:r>
       <w:r>
         <w:br/>
@@ -11643,21 +10182,7 @@
         <w:rPr>
           <w:rFonts w:hint="eastAsia"/>
         </w:rPr>
-        <w:t xml:space="preserve">loat </w:t>
-      </w:r>
-      <w:proofErr w:type="spellStart"/>
-      <w:r>
-        <w:rPr>
-          <w:rFonts w:hint="eastAsia"/>
-        </w:rPr>
-        <w:t>dynamicObjectPosition</w:t>
-      </w:r>
-      <w:proofErr w:type="spellEnd"/>
-      <w:r>
-        <w:rPr>
-          <w:rFonts w:hint="eastAsia"/>
-        </w:rPr>
-        <w:t>[3];</w:t>
+        <w:t>loat dynamicObjectPosition[3];</w:t>
       </w:r>
       <w:r>
         <w:tab/>
@@ -11690,21 +10215,7 @@
         <w:rPr>
           <w:rFonts w:hint="eastAsia"/>
         </w:rPr>
-        <w:t xml:space="preserve">struct </w:t>
-      </w:r>
-      <w:proofErr w:type="spellStart"/>
-      <w:r>
-        <w:rPr>
-          <w:rFonts w:hint="eastAsia"/>
-        </w:rPr>
-        <w:t>PlayerSyncData</w:t>
-      </w:r>
-      <w:proofErr w:type="spellEnd"/>
-      <w:r>
-        <w:rPr>
-          <w:rFonts w:hint="eastAsia"/>
-        </w:rPr>
-        <w:t xml:space="preserve"> { </w:t>
+        <w:t xml:space="preserve">struct PlayerSyncData { </w:t>
       </w:r>
       <w:r>
         <w:br/>
@@ -11714,21 +10225,7 @@
           <w:rFonts w:hint="eastAsia"/>
         </w:rPr>
         <w:lastRenderedPageBreak/>
-        <w:t xml:space="preserve">uint8_t </w:t>
-      </w:r>
-      <w:proofErr w:type="spellStart"/>
-      <w:r>
-        <w:rPr>
-          <w:rFonts w:hint="eastAsia"/>
-        </w:rPr>
-        <w:t>playerId</w:t>
-      </w:r>
-      <w:proofErr w:type="spellEnd"/>
-      <w:r>
-        <w:rPr>
-          <w:rFonts w:hint="eastAsia"/>
-        </w:rPr>
-        <w:t xml:space="preserve">; // </w:t>
+        <w:t xml:space="preserve">uint8_t playerId; // </w:t>
       </w:r>
       <w:r>
         <w:rPr>
@@ -11817,69 +10314,25 @@
         <w:rPr>
           <w:rFonts w:hint="eastAsia"/>
         </w:rPr>
-        <w:t xml:space="preserve">struct </w:t>
-      </w:r>
-      <w:proofErr w:type="spellStart"/>
-      <w:r>
-        <w:rPr>
-          <w:rFonts w:hint="eastAsia"/>
-        </w:rPr>
-        <w:t>PktFrameState</w:t>
-      </w:r>
-      <w:proofErr w:type="spellEnd"/>
-      <w:r>
-        <w:rPr>
-          <w:rFonts w:hint="eastAsia"/>
-        </w:rPr>
-        <w:t xml:space="preserve"> { </w:t>
+        <w:t xml:space="preserve">struct PktFrameState { </w:t>
       </w:r>
       <w:r>
         <w:br/>
       </w:r>
-      <w:proofErr w:type="spellStart"/>
-      <w:r>
-        <w:rPr>
-          <w:rFonts w:hint="eastAsia"/>
-        </w:rPr>
-        <w:t>Game_State</w:t>
-      </w:r>
-      <w:proofErr w:type="spellEnd"/>
-      <w:r>
-        <w:rPr>
-          <w:rFonts w:hint="eastAsia"/>
-        </w:rPr>
-        <w:t xml:space="preserve"> </w:t>
-      </w:r>
-      <w:proofErr w:type="spellStart"/>
-      <w:r>
-        <w:rPr>
-          <w:rFonts w:hint="eastAsia"/>
-        </w:rPr>
-        <w:t>gameState</w:t>
-      </w:r>
-      <w:proofErr w:type="spellEnd"/>
-      <w:r>
-        <w:rPr>
-          <w:rFonts w:hint="eastAsia"/>
-        </w:rPr>
-        <w:t xml:space="preserve">; // 지금 게임이 RUNNING인지 FINISHED인지도 함께 보냄 </w:t>
+      <w:r>
+        <w:rPr>
+          <w:rFonts w:hint="eastAsia"/>
+        </w:rPr>
+        <w:t xml:space="preserve">Game_State gameState; // 지금 게임이 RUNNING인지 FINISHED인지도 함께 보냄 </w:t>
       </w:r>
       <w:r>
         <w:br/>
       </w:r>
-      <w:proofErr w:type="spellStart"/>
-      <w:r>
-        <w:rPr>
-          <w:rFonts w:hint="eastAsia"/>
-        </w:rPr>
-        <w:t>PlayerSyncData</w:t>
-      </w:r>
-      <w:proofErr w:type="spellEnd"/>
-      <w:r>
-        <w:rPr>
-          <w:rFonts w:hint="eastAsia"/>
-        </w:rPr>
-        <w:t xml:space="preserve"> players[3] </w:t>
+      <w:r>
+        <w:rPr>
+          <w:rFonts w:hint="eastAsia"/>
+        </w:rPr>
+        <w:t xml:space="preserve">PlayerSyncData players[3] </w:t>
       </w:r>
       <w:r>
         <w:br/>
@@ -11888,35 +10341,7 @@
         <w:rPr>
           <w:rFonts w:hint="eastAsia"/>
         </w:rPr>
-        <w:t xml:space="preserve">float </w:t>
-      </w:r>
-      <w:proofErr w:type="spellStart"/>
-      <w:r>
-        <w:rPr>
-          <w:rFonts w:hint="eastAsia"/>
-        </w:rPr>
-        <w:t>DynObjPos</w:t>
-      </w:r>
-      <w:proofErr w:type="spellEnd"/>
-      <w:r>
-        <w:rPr>
-          <w:rFonts w:hint="eastAsia"/>
-        </w:rPr>
-        <w:t>[</w:t>
-      </w:r>
-      <w:proofErr w:type="spellStart"/>
-      <w:r>
-        <w:rPr>
-          <w:rFonts w:hint="eastAsia"/>
-        </w:rPr>
-        <w:t>DynObjNum</w:t>
-      </w:r>
-      <w:proofErr w:type="spellEnd"/>
-      <w:r>
-        <w:rPr>
-          <w:rFonts w:hint="eastAsia"/>
-        </w:rPr>
-        <w:t>][3];</w:t>
+        <w:t>float DynObjPos[DynObjNum][3];</w:t>
       </w:r>
       <w:r>
         <w:br/>
@@ -11941,21 +10366,7 @@
         <w:rPr>
           <w:color w:val="EE0000"/>
         </w:rPr>
-        <w:t xml:space="preserve">int </w:t>
-      </w:r>
-      <w:proofErr w:type="spellStart"/>
-      <w:r>
-        <w:rPr>
-          <w:color w:val="EE0000"/>
-        </w:rPr>
-        <w:t>move_block_size</w:t>
-      </w:r>
-      <w:proofErr w:type="spellEnd"/>
-      <w:r>
-        <w:rPr>
-          <w:color w:val="EE0000"/>
-        </w:rPr>
-        <w:t>;</w:t>
+        <w:t>int move_block_size;</w:t>
       </w:r>
     </w:p>
     <w:p>
@@ -12060,27 +10471,11 @@
       </w:r>
     </w:p>
     <w:p>
-      <w:proofErr w:type="spellStart"/>
-      <w:proofErr w:type="gramStart"/>
-      <w:r>
-        <w:rPr>
-          <w:rFonts w:hint="eastAsia"/>
-        </w:rPr>
-        <w:t>GameRestart</w:t>
-      </w:r>
-      <w:proofErr w:type="spellEnd"/>
-      <w:r>
-        <w:rPr>
-          <w:rFonts w:hint="eastAsia"/>
-        </w:rPr>
-        <w:t>(</w:t>
-      </w:r>
-      <w:proofErr w:type="gramEnd"/>
-      <w:r>
-        <w:rPr>
-          <w:rFonts w:hint="eastAsia"/>
-        </w:rPr>
-        <w:t>)</w:t>
+      <w:r>
+        <w:rPr>
+          <w:rFonts w:hint="eastAsia"/>
+        </w:rPr>
+        <w:t>GameRestart()</w:t>
       </w:r>
     </w:p>
     <w:p>
@@ -12110,21 +10505,7 @@
         <w:rPr>
           <w:rFonts w:hint="eastAsia"/>
         </w:rPr>
-        <w:t xml:space="preserve">서버에서는 모든 상태를 초기로 되돌려 </w:t>
-      </w:r>
-      <w:proofErr w:type="spellStart"/>
-      <w:r>
-        <w:rPr>
-          <w:rFonts w:hint="eastAsia"/>
-        </w:rPr>
-        <w:t>재시작하라는</w:t>
-      </w:r>
-      <w:proofErr w:type="spellEnd"/>
-      <w:r>
-        <w:rPr>
-          <w:rFonts w:hint="eastAsia"/>
-        </w:rPr>
-        <w:t xml:space="preserve"> 상태를 전송</w:t>
+        <w:t>서버에서는 모든 상태를 초기로 되돌려 재시작하라는 상태를 전송</w:t>
       </w:r>
     </w:p>
     <w:p>
@@ -12143,27 +10524,11 @@
       </w:r>
     </w:p>
     <w:p>
-      <w:proofErr w:type="spellStart"/>
-      <w:proofErr w:type="gramStart"/>
-      <w:r>
-        <w:rPr>
-          <w:rFonts w:hint="eastAsia"/>
-        </w:rPr>
-        <w:t>GameExit</w:t>
-      </w:r>
-      <w:proofErr w:type="spellEnd"/>
-      <w:r>
-        <w:rPr>
-          <w:rFonts w:hint="eastAsia"/>
-        </w:rPr>
-        <w:t>(</w:t>
-      </w:r>
-      <w:proofErr w:type="gramEnd"/>
-      <w:r>
-        <w:rPr>
-          <w:rFonts w:hint="eastAsia"/>
-        </w:rPr>
-        <w:t>)</w:t>
+      <w:r>
+        <w:rPr>
+          <w:rFonts w:hint="eastAsia"/>
+        </w:rPr>
+        <w:t>GameExit()</w:t>
       </w:r>
     </w:p>
     <w:p>
@@ -12285,19 +10650,11 @@
                       <wps:txbx>
                         <w:txbxContent>
                           <w:p>
-                            <w:proofErr w:type="spellStart"/>
                             <w:r>
                               <w:rPr>
                                 <w:rFonts w:hint="eastAsia"/>
                               </w:rPr>
-                              <w:t>SendInit</w:t>
-                            </w:r>
-                            <w:proofErr w:type="spellEnd"/>
-                            <w:r>
-                              <w:rPr>
-                                <w:rFonts w:hint="eastAsia"/>
-                              </w:rPr>
-                              <w:t>을 수요일까지 하였음</w:t>
+                              <w:t>SendInit을 수요일까지 하였음</w:t>
                             </w:r>
                             <w:r>
                               <w:br/>
@@ -12332,19 +10689,11 @@
                 <v:textbox>
                   <w:txbxContent>
                     <w:p>
-                      <w:proofErr w:type="spellStart"/>
                       <w:r>
                         <w:rPr>
                           <w:rFonts w:hint="eastAsia"/>
                         </w:rPr>
-                        <w:t>SendInit</w:t>
-                      </w:r>
-                      <w:proofErr w:type="spellEnd"/>
-                      <w:r>
-                        <w:rPr>
-                          <w:rFonts w:hint="eastAsia"/>
-                        </w:rPr>
-                        <w:t>을 수요일까지 하였음</w:t>
+                        <w:t>SendInit을 수요일까지 하였음</w:t>
                       </w:r>
                       <w:r>
                         <w:br/>
@@ -12674,14 +11023,12 @@
             <w:tcW w:w="1625" w:type="dxa"/>
           </w:tcPr>
           <w:p>
-            <w:proofErr w:type="spellStart"/>
             <w:r>
               <w:rPr>
                 <w:rFonts w:hint="eastAsia"/>
               </w:rPr>
               <w:t>MovingObject</w:t>
             </w:r>
-            <w:proofErr w:type="spellEnd"/>
           </w:p>
         </w:tc>
         <w:tc>
@@ -12822,14 +11169,12 @@
             <w:tcW w:w="1520" w:type="dxa"/>
           </w:tcPr>
           <w:p>
-            <w:proofErr w:type="spellStart"/>
             <w:r>
               <w:rPr>
                 <w:rFonts w:hint="eastAsia"/>
               </w:rPr>
               <w:t>CreateSocket</w:t>
             </w:r>
-            <w:proofErr w:type="spellEnd"/>
             <w:r>
               <w:br/>
             </w:r>
@@ -12847,14 +11192,12 @@
             <w:tcW w:w="1483" w:type="dxa"/>
           </w:tcPr>
           <w:p>
-            <w:proofErr w:type="spellStart"/>
             <w:r>
               <w:rPr>
                 <w:rFonts w:hint="eastAsia"/>
               </w:rPr>
               <w:t>InitPlayer</w:t>
             </w:r>
-            <w:proofErr w:type="spellEnd"/>
             <w:r>
               <w:br/>
             </w:r>
@@ -12862,23 +11205,7 @@
               <w:rPr>
                 <w:rFonts w:hint="eastAsia"/>
               </w:rPr>
-              <w:t>(</w:t>
-            </w:r>
-            <w:proofErr w:type="spellStart"/>
-            <w:proofErr w:type="gramStart"/>
-            <w:r>
-              <w:rPr>
-                <w:rFonts w:hint="eastAsia"/>
-              </w:rPr>
-              <w:t>player.Init</w:t>
-            </w:r>
-            <w:proofErr w:type="spellEnd"/>
-            <w:proofErr w:type="gramEnd"/>
-            <w:r>
-              <w:rPr>
-                <w:rFonts w:hint="eastAsia"/>
-              </w:rPr>
-              <w:t>())</w:t>
+              <w:t>(player.Init())</w:t>
             </w:r>
           </w:p>
         </w:tc>
@@ -12906,14 +11233,12 @@
             <w:tcW w:w="1625" w:type="dxa"/>
           </w:tcPr>
           <w:p>
-            <w:proofErr w:type="spellStart"/>
             <w:r>
               <w:rPr>
                 <w:rFonts w:hint="eastAsia"/>
               </w:rPr>
               <w:t>MakeThread</w:t>
             </w:r>
-            <w:proofErr w:type="spellEnd"/>
             <w:r>
               <w:br/>
             </w:r>
@@ -13061,14 +11386,12 @@
             <w:tcW w:w="1483" w:type="dxa"/>
           </w:tcPr>
           <w:p>
-            <w:proofErr w:type="spellStart"/>
             <w:r>
               <w:rPr>
                 <w:rFonts w:hint="eastAsia"/>
               </w:rPr>
               <w:t>InitWorld</w:t>
             </w:r>
-            <w:proofErr w:type="spellEnd"/>
             <w:r>
               <w:br/>
             </w:r>
@@ -13076,23 +11399,7 @@
               <w:rPr>
                 <w:rFonts w:hint="eastAsia"/>
               </w:rPr>
-              <w:t>(</w:t>
-            </w:r>
-            <w:proofErr w:type="spellStart"/>
-            <w:proofErr w:type="gramStart"/>
-            <w:r>
-              <w:rPr>
-                <w:rFonts w:hint="eastAsia"/>
-              </w:rPr>
-              <w:t>world.Init</w:t>
-            </w:r>
-            <w:proofErr w:type="spellEnd"/>
-            <w:proofErr w:type="gramEnd"/>
-            <w:r>
-              <w:rPr>
-                <w:rFonts w:hint="eastAsia"/>
-              </w:rPr>
-              <w:t>())</w:t>
+              <w:t>(world.Init())</w:t>
             </w:r>
           </w:p>
         </w:tc>
@@ -13107,14 +11414,12 @@
             <w:tcW w:w="1575" w:type="dxa"/>
           </w:tcPr>
           <w:p>
-            <w:proofErr w:type="spellStart"/>
             <w:r>
               <w:rPr>
                 <w:rFonts w:hint="eastAsia"/>
               </w:rPr>
               <w:t>MakeThread</w:t>
             </w:r>
-            <w:proofErr w:type="spellEnd"/>
             <w:r>
               <w:br/>
             </w:r>
@@ -13131,14 +11436,12 @@
             <w:tcW w:w="1625" w:type="dxa"/>
           </w:tcPr>
           <w:p>
-            <w:proofErr w:type="spellStart"/>
             <w:r>
               <w:rPr>
                 <w:rFonts w:hint="eastAsia"/>
               </w:rPr>
               <w:t>InitGL</w:t>
             </w:r>
-            <w:proofErr w:type="spellEnd"/>
             <w:r>
               <w:br/>
             </w:r>
@@ -13146,16 +11449,8 @@
               <w:rPr>
                 <w:rFonts w:hint="eastAsia"/>
               </w:rPr>
-              <w:t xml:space="preserve">~ </w:t>
-            </w:r>
-            <w:proofErr w:type="spellStart"/>
-            <w:r>
-              <w:rPr>
-                <w:rFonts w:hint="eastAsia"/>
-              </w:rPr>
-              <w:t>glmainloop</w:t>
-            </w:r>
-            <w:proofErr w:type="spellEnd"/>
+              <w:t>~ glmainloop</w:t>
+            </w:r>
           </w:p>
         </w:tc>
         <w:tc>
@@ -13375,14 +11670,12 @@
                 </mc:Fallback>
               </mc:AlternateContent>
             </w:r>
-            <w:proofErr w:type="spellStart"/>
             <w:r>
               <w:rPr>
                 <w:rFonts w:hint="eastAsia"/>
               </w:rPr>
               <w:t>SendInit</w:t>
             </w:r>
-            <w:proofErr w:type="spellEnd"/>
           </w:p>
         </w:tc>
         <w:tc>
@@ -13460,25 +11753,21 @@
                 </mc:Fallback>
               </mc:AlternateContent>
             </w:r>
-            <w:proofErr w:type="spellStart"/>
             <w:r>
               <w:rPr>
                 <w:rFonts w:hint="eastAsia"/>
               </w:rPr>
               <w:t>SendInit</w:t>
             </w:r>
-            <w:proofErr w:type="spellEnd"/>
             <w:r>
               <w:br/>
             </w:r>
-            <w:proofErr w:type="spellStart"/>
             <w:r>
               <w:rPr>
                 <w:rFonts w:hint="eastAsia"/>
               </w:rPr>
               <w:t>OnePlayer</w:t>
             </w:r>
-            <w:proofErr w:type="spellEnd"/>
           </w:p>
         </w:tc>
         <w:tc>
@@ -13556,14 +11845,12 @@
                 </mc:Fallback>
               </mc:AlternateContent>
             </w:r>
-            <w:proofErr w:type="spellStart"/>
             <w:r>
               <w:rPr>
                 <w:rFonts w:hint="eastAsia"/>
               </w:rPr>
               <w:t>SendInit</w:t>
             </w:r>
-            <w:proofErr w:type="spellEnd"/>
           </w:p>
         </w:tc>
         <w:tc>
@@ -13718,27 +12005,11 @@
                 </mc:Fallback>
               </mc:AlternateContent>
             </w:r>
-            <w:proofErr w:type="spellStart"/>
-            <w:proofErr w:type="gramStart"/>
-            <w:r>
-              <w:rPr>
-                <w:rFonts w:hint="eastAsia"/>
-              </w:rPr>
-              <w:t>SendWorld</w:t>
-            </w:r>
-            <w:proofErr w:type="spellEnd"/>
-            <w:r>
-              <w:rPr>
-                <w:rFonts w:hint="eastAsia"/>
-              </w:rPr>
-              <w:t>(</w:t>
-            </w:r>
-            <w:proofErr w:type="gramEnd"/>
-            <w:r>
-              <w:rPr>
-                <w:rFonts w:hint="eastAsia"/>
-              </w:rPr>
-              <w:t>1)</w:t>
+            <w:r>
+              <w:rPr>
+                <w:rFonts w:hint="eastAsia"/>
+              </w:rPr>
+              <w:t>SendWorld(1)</w:t>
             </w:r>
             <w:r>
               <w:br/>
@@ -13860,14 +12131,12 @@
             <w:tcW w:w="1292" w:type="dxa"/>
           </w:tcPr>
           <w:p>
-            <w:proofErr w:type="spellStart"/>
             <w:r>
               <w:rPr>
                 <w:rFonts w:hint="eastAsia"/>
               </w:rPr>
               <w:t>RecvInit</w:t>
             </w:r>
-            <w:proofErr w:type="spellEnd"/>
           </w:p>
         </w:tc>
         <w:tc>
@@ -13887,14 +12156,12 @@
             <w:tcW w:w="1341" w:type="dxa"/>
           </w:tcPr>
           <w:p>
-            <w:proofErr w:type="spellStart"/>
             <w:r>
               <w:rPr>
                 <w:rFonts w:hint="eastAsia"/>
               </w:rPr>
               <w:t>Set_Input</w:t>
             </w:r>
-            <w:proofErr w:type="spellEnd"/>
           </w:p>
         </w:tc>
         <w:tc>
@@ -13916,7 +12183,7 @@
               <mc:AlternateContent>
                 <mc:Choice Requires="wps">
                   <w:drawing>
-                    <wp:anchor distT="0" distB="0" distL="114300" distR="114300" simplePos="0" relativeHeight="251953152" behindDoc="0" locked="0" layoutInCell="1" allowOverlap="1" wp14:anchorId="053EF028" wp14:editId="37F936C4">
+                    <wp:anchor distT="0" distB="0" distL="114300" distR="114300" simplePos="0" relativeHeight="251953152" behindDoc="0" locked="0" layoutInCell="1" allowOverlap="1" wp14:anchorId="053EF028" wp14:editId="3D17D8F1">
                       <wp:simplePos x="0" y="0"/>
                       <wp:positionH relativeFrom="column">
                         <wp:posOffset>-76835</wp:posOffset>
@@ -13979,19 +12246,17 @@
                 </mc:Choice>
                 <mc:Fallback>
                   <w:pict>
-                    <v:rect w14:anchorId="6123BA7C" id="직사각형 57" o:spid="_x0000_s1026" style="position:absolute;margin-left:-6.05pt;margin-top:4.15pt;width:67.8pt;height:57pt;z-index:251953152;visibility:visible;mso-wrap-style:square;mso-width-percent:0;mso-height-percent:0;mso-wrap-distance-left:9pt;mso-wrap-distance-top:0;mso-wrap-distance-right:9pt;mso-wrap-distance-bottom:0;mso-position-horizontal:absolute;mso-position-horizontal-relative:text;mso-position-vertical:absolute;mso-position-vertical-relative:text;mso-width-percent:0;mso-height-percent:0;mso-width-relative:margin;mso-height-relative:margin;v-text-anchor:middle" o:gfxdata="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" filled="f" strokecolor="#09101d [484]" strokeweight="1pt"/>
+                    <v:rect w14:anchorId="591C14DC" id="직사각형 57" o:spid="_x0000_s1026" style="position:absolute;margin-left:-6.05pt;margin-top:4.15pt;width:67.8pt;height:57pt;z-index:251953152;visibility:visible;mso-wrap-style:square;mso-width-percent:0;mso-height-percent:0;mso-wrap-distance-left:9pt;mso-wrap-distance-top:0;mso-wrap-distance-right:9pt;mso-wrap-distance-bottom:0;mso-position-horizontal:absolute;mso-position-horizontal-relative:text;mso-position-vertical:absolute;mso-position-vertical-relative:text;mso-width-percent:0;mso-height-percent:0;mso-width-relative:margin;mso-height-relative:margin;v-text-anchor:middle" o:gfxdata="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" filled="f" strokecolor="#09101d [484]" strokeweight="1pt"/>
                   </w:pict>
                 </mc:Fallback>
               </mc:AlternateContent>
             </w:r>
-            <w:proofErr w:type="spellStart"/>
             <w:r>
               <w:rPr>
                 <w:rFonts w:hint="eastAsia"/>
               </w:rPr>
               <w:t>RecvWorld</w:t>
             </w:r>
-            <w:proofErr w:type="spellEnd"/>
             <w:r>
               <w:br/>
             </w:r>
@@ -14017,6 +12282,83 @@
             <w:tcW w:w="1600" w:type="dxa"/>
           </w:tcPr>
           <w:p>
+            <w:r>
+              <w:rPr>
+                <w:rFonts w:hint="eastAsia"/>
+                <w:strike/>
+                <w:noProof/>
+              </w:rPr>
+              <mc:AlternateContent>
+                <mc:Choice Requires="wps">
+                  <w:drawing>
+                    <wp:anchor distT="0" distB="0" distL="114300" distR="114300" simplePos="0" relativeHeight="251960320" behindDoc="0" locked="0" layoutInCell="1" allowOverlap="1" wp14:anchorId="078CE463" wp14:editId="3E90579B">
+                      <wp:simplePos x="0" y="0"/>
+                      <wp:positionH relativeFrom="column">
+                        <wp:posOffset>-76835</wp:posOffset>
+                      </wp:positionH>
+                      <wp:positionV relativeFrom="paragraph">
+                        <wp:posOffset>-17780</wp:posOffset>
+                      </wp:positionV>
+                      <wp:extent cx="739140" cy="990600"/>
+                      <wp:effectExtent l="0" t="0" r="22860" b="19050"/>
+                      <wp:wrapNone/>
+                      <wp:docPr id="483527897" name="직사각형 66"/>
+                      <wp:cNvGraphicFramePr/>
+                      <a:graphic xmlns:a="http://schemas.openxmlformats.org/drawingml/2006/main">
+                        <a:graphicData uri="http://schemas.microsoft.com/office/word/2010/wordprocessingShape">
+                          <wps:wsp>
+                            <wps:cNvSpPr/>
+                            <wps:spPr>
+                              <a:xfrm>
+                                <a:off x="0" y="0"/>
+                                <a:ext cx="739140" cy="990600"/>
+                              </a:xfrm>
+                              <a:prstGeom prst="rect">
+                                <a:avLst/>
+                              </a:prstGeom>
+                              <a:noFill/>
+                              <a:ln>
+                                <a:solidFill>
+                                  <a:srgbClr val="00B0F0"/>
+                                </a:solidFill>
+                              </a:ln>
+                            </wps:spPr>
+                            <wps:style>
+                              <a:lnRef idx="2">
+                                <a:schemeClr val="dk1"/>
+                              </a:lnRef>
+                              <a:fillRef idx="1">
+                                <a:schemeClr val="lt1"/>
+                              </a:fillRef>
+                              <a:effectRef idx="0">
+                                <a:schemeClr val="dk1"/>
+                              </a:effectRef>
+                              <a:fontRef idx="minor">
+                                <a:schemeClr val="dk1"/>
+                              </a:fontRef>
+                            </wps:style>
+                            <wps:bodyPr rot="0" spcFirstLastPara="0" vertOverflow="overflow" horzOverflow="overflow" vert="horz" wrap="square" lIns="91440" tIns="45720" rIns="91440" bIns="45720" numCol="1" spcCol="0" rtlCol="0" fromWordArt="0" anchor="ctr" anchorCtr="0" forceAA="0" compatLnSpc="1">
+                              <a:prstTxWarp prst="textNoShape">
+                                <a:avLst/>
+                              </a:prstTxWarp>
+                              <a:noAutofit/>
+                            </wps:bodyPr>
+                          </wps:wsp>
+                        </a:graphicData>
+                      </a:graphic>
+                      <wp14:sizeRelH relativeFrom="margin">
+                        <wp14:pctWidth>0</wp14:pctWidth>
+                      </wp14:sizeRelH>
+                    </wp:anchor>
+                  </w:drawing>
+                </mc:Choice>
+                <mc:Fallback>
+                  <w:pict>
+                    <v:rect w14:anchorId="12D4E316" id="직사각형 66" o:spid="_x0000_s1026" style="position:absolute;margin-left:-6.05pt;margin-top:-1.4pt;width:58.2pt;height:78pt;z-index:251960320;visibility:visible;mso-wrap-style:square;mso-width-percent:0;mso-wrap-distance-left:9pt;mso-wrap-distance-top:0;mso-wrap-distance-right:9pt;mso-wrap-distance-bottom:0;mso-position-horizontal:absolute;mso-position-horizontal-relative:text;mso-position-vertical:absolute;mso-position-vertical-relative:text;mso-width-percent:0;mso-width-relative:margin;v-text-anchor:middle" o:gfxdata="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" filled="f" strokecolor="#00b0f0" strokeweight="1pt"/>
+                  </w:pict>
+                </mc:Fallback>
+              </mc:AlternateContent>
+            </w:r>
             <w:r>
               <w:rPr>
                 <w:rFonts w:hint="eastAsia"/>
@@ -14081,14 +12423,12 @@
             <w:tcW w:w="1520" w:type="dxa"/>
           </w:tcPr>
           <w:p>
-            <w:proofErr w:type="spellStart"/>
             <w:r>
               <w:rPr>
                 <w:rFonts w:hint="eastAsia"/>
               </w:rPr>
               <w:t>DrawScene</w:t>
             </w:r>
-            <w:proofErr w:type="spellEnd"/>
           </w:p>
         </w:tc>
         <w:tc>
@@ -14148,36 +12488,141 @@
             <w:tcW w:w="1625" w:type="dxa"/>
           </w:tcPr>
           <w:p>
-            <w:r>
-              <w:rPr>
-                <w:rFonts w:hint="eastAsia"/>
+            <w:pPr>
+              <w:rPr>
+                <w:strike/>
+              </w:rPr>
+            </w:pPr>
+            <w:r>
+              <w:rPr>
+                <w:rFonts w:hint="eastAsia"/>
+                <w:strike/>
+                <w:noProof/>
+              </w:rPr>
+              <mc:AlternateContent>
+                <mc:Choice Requires="wps">
+                  <w:drawing>
+                    <wp:anchor distT="0" distB="0" distL="114300" distR="114300" simplePos="0" relativeHeight="251961344" behindDoc="0" locked="0" layoutInCell="1" allowOverlap="1" wp14:anchorId="4C1DD436" wp14:editId="06C44728">
+                      <wp:simplePos x="0" y="0"/>
+                      <wp:positionH relativeFrom="column">
+                        <wp:posOffset>779780</wp:posOffset>
+                      </wp:positionH>
+                      <wp:positionV relativeFrom="paragraph">
+                        <wp:posOffset>83820</wp:posOffset>
+                      </wp:positionV>
+                      <wp:extent cx="579120" cy="434340"/>
+                      <wp:effectExtent l="0" t="38100" r="68580" b="22860"/>
+                      <wp:wrapNone/>
+                      <wp:docPr id="1338765645" name="연결선: 꺾임 67"/>
+                      <wp:cNvGraphicFramePr/>
+                      <a:graphic xmlns:a="http://schemas.openxmlformats.org/drawingml/2006/main">
+                        <a:graphicData uri="http://schemas.microsoft.com/office/word/2010/wordprocessingShape">
+                          <wps:wsp>
+                            <wps:cNvCnPr/>
+                            <wps:spPr>
+                              <a:xfrm flipV="1">
+                                <a:off x="0" y="0"/>
+                                <a:ext cx="579120" cy="434340"/>
+                              </a:xfrm>
+                              <a:prstGeom prst="bentConnector3">
+                                <a:avLst>
+                                  <a:gd name="adj1" fmla="val 99333"/>
+                                </a:avLst>
+                              </a:prstGeom>
+                              <a:ln>
+                                <a:tailEnd type="triangle"/>
+                              </a:ln>
+                            </wps:spPr>
+                            <wps:style>
+                              <a:lnRef idx="3">
+                                <a:schemeClr val="accent1"/>
+                              </a:lnRef>
+                              <a:fillRef idx="0">
+                                <a:schemeClr val="accent1"/>
+                              </a:fillRef>
+                              <a:effectRef idx="2">
+                                <a:schemeClr val="accent1"/>
+                              </a:effectRef>
+                              <a:fontRef idx="minor">
+                                <a:schemeClr val="tx1"/>
+                              </a:fontRef>
+                            </wps:style>
+                            <wps:bodyPr/>
+                          </wps:wsp>
+                        </a:graphicData>
+                      </a:graphic>
+                      <wp14:sizeRelH relativeFrom="margin">
+                        <wp14:pctWidth>0</wp14:pctWidth>
+                      </wp14:sizeRelH>
+                      <wp14:sizeRelV relativeFrom="margin">
+                        <wp14:pctHeight>0</wp14:pctHeight>
+                      </wp14:sizeRelV>
+                    </wp:anchor>
+                  </w:drawing>
+                </mc:Choice>
+                <mc:Fallback>
+                  <w:pict>
+                    <v:shapetype w14:anchorId="07D5FCFB" id="_x0000_t34" coordsize="21600,21600" o:spt="34" o:oned="t" adj="10800" path="m,l@0,0@0,21600,21600,21600e" filled="f">
+                      <v:stroke joinstyle="miter"/>
+                      <v:formulas>
+                        <v:f eqn="val #0"/>
+                      </v:formulas>
+                      <v:path arrowok="t" fillok="f" o:connecttype="none"/>
+                      <v:handles>
+                        <v:h position="#0,center"/>
+                      </v:handles>
+                      <o:lock v:ext="edit" shapetype="t"/>
+                    </v:shapetype>
+                    <v:shape id="연결선: 꺾임 67" o:spid="_x0000_s1026" type="#_x0000_t34" style="position:absolute;margin-left:61.4pt;margin-top:6.6pt;width:45.6pt;height:34.2pt;flip:y;z-index:251961344;visibility:visible;mso-wrap-style:square;mso-width-percent:0;mso-height-percent:0;mso-wrap-distance-left:9pt;mso-wrap-distance-top:0;mso-wrap-distance-right:9pt;mso-wrap-distance-bottom:0;mso-position-horizontal:absolute;mso-position-horizontal-relative:text;mso-position-vertical:absolute;mso-position-vertical-relative:text;mso-width-percent:0;mso-height-percent:0;mso-width-relative:margin;mso-height-relative:margin" o:gfxdata="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" adj="21456" strokecolor="#4472c4 [3204]" strokeweight="1.5pt">
+                      <v:stroke endarrow="block"/>
+                    </v:shape>
+                  </w:pict>
+                </mc:Fallback>
+              </mc:AlternateContent>
+            </w:r>
+            <w:r>
+              <w:rPr>
+                <w:rFonts w:hint="eastAsia"/>
+                <w:strike/>
               </w:rPr>
               <w:t>Send</w:t>
             </w:r>
             <w:r>
+              <w:rPr>
+                <w:strike/>
+              </w:rPr>
               <w:br/>
             </w:r>
             <w:r>
               <w:rPr>
                 <w:rFonts w:hint="eastAsia"/>
+                <w:strike/>
               </w:rPr>
               <w:t>Input</w:t>
             </w:r>
             <w:r>
+              <w:rPr>
+                <w:strike/>
+              </w:rPr>
               <w:br/>
             </w:r>
             <w:r>
               <w:rPr>
                 <w:rFonts w:hint="eastAsia"/>
+                <w:strike/>
               </w:rPr>
               <w:t>Change</w:t>
             </w:r>
             <w:r>
+              <w:rPr>
+                <w:strike/>
+              </w:rPr>
               <w:br/>
             </w:r>
             <w:r>
               <w:rPr>
                 <w:rFonts w:hint="eastAsia"/>
+                <w:strike/>
               </w:rPr>
               <w:t>- Keyboard</w:t>
             </w:r>
@@ -14187,7 +12632,141 @@
           <w:tcPr>
             <w:tcW w:w="1600" w:type="dxa"/>
           </w:tcPr>
-          <w:p/>
+          <w:p>
+            <w:r>
+              <w:rPr>
+                <w:rFonts w:hint="eastAsia"/>
+                <w:strike/>
+                <w:noProof/>
+              </w:rPr>
+              <mc:AlternateContent>
+                <mc:Choice Requires="wps">
+                  <w:drawing>
+                    <wp:anchor distT="0" distB="0" distL="114300" distR="114300" simplePos="0" relativeHeight="251962368" behindDoc="0" locked="0" layoutInCell="1" allowOverlap="1" wp14:anchorId="17CC31A4" wp14:editId="37085361">
+                      <wp:simplePos x="0" y="0"/>
+                      <wp:positionH relativeFrom="column">
+                        <wp:posOffset>-534035</wp:posOffset>
+                      </wp:positionH>
+                      <wp:positionV relativeFrom="paragraph">
+                        <wp:posOffset>30480</wp:posOffset>
+                      </wp:positionV>
+                      <wp:extent cx="754380" cy="899160"/>
+                      <wp:effectExtent l="0" t="0" r="26670" b="15240"/>
+                      <wp:wrapNone/>
+                      <wp:docPr id="1575945244" name="Text Box 68"/>
+                      <wp:cNvGraphicFramePr/>
+                      <a:graphic xmlns:a="http://schemas.openxmlformats.org/drawingml/2006/main">
+                        <a:graphicData uri="http://schemas.microsoft.com/office/word/2010/wordprocessingShape">
+                          <wps:wsp>
+                            <wps:cNvSpPr txBox="1"/>
+                            <wps:spPr>
+                              <a:xfrm>
+                                <a:off x="0" y="0"/>
+                                <a:ext cx="754380" cy="899160"/>
+                              </a:xfrm>
+                              <a:prstGeom prst="rect">
+                                <a:avLst/>
+                              </a:prstGeom>
+                              <a:solidFill>
+                                <a:schemeClr val="lt1"/>
+                              </a:solidFill>
+                              <a:ln w="6350">
+                                <a:solidFill>
+                                  <a:prstClr val="black"/>
+                                </a:solidFill>
+                              </a:ln>
+                            </wps:spPr>
+                            <wps:txbx>
+                              <w:txbxContent>
+                                <w:p>
+                                  <w:pPr>
+                                    <w:rPr>
+                                      <w:rFonts w:hint="eastAsia"/>
+                                      <w:color w:val="EE0000"/>
+                                    </w:rPr>
+                                  </w:pPr>
+                                  <w:r>
+                                    <w:rPr>
+                                      <w:rFonts w:hint="eastAsia"/>
+                                      <w:color w:val="EE0000"/>
+                                    </w:rPr>
+                                    <w:t xml:space="preserve">한 명이 모두 </w:t>
+                                  </w:r>
+                                  <w:r>
+                                    <w:rPr>
+                                      <w:color w:val="EE0000"/>
+                                    </w:rPr>
+                                    <w:br/>
+                                  </w:r>
+                                  <w:r>
+                                    <w:rPr>
+                                      <w:rFonts w:hint="eastAsia"/>
+                                      <w:color w:val="EE0000"/>
+                                    </w:rPr>
+                                    <w:t>구현함</w:t>
+                                  </w:r>
+                                </w:p>
+                              </w:txbxContent>
+                            </wps:txbx>
+                            <wps:bodyPr rot="0" spcFirstLastPara="0" vertOverflow="overflow" horzOverflow="overflow" vert="horz" wrap="square" lIns="91440" tIns="45720" rIns="91440" bIns="45720" numCol="1" spcCol="0" rtlCol="0" fromWordArt="0" anchor="t" anchorCtr="0" forceAA="0" compatLnSpc="1">
+                              <a:prstTxWarp prst="textNoShape">
+                                <a:avLst/>
+                              </a:prstTxWarp>
+                              <a:noAutofit/>
+                            </wps:bodyPr>
+                          </wps:wsp>
+                        </a:graphicData>
+                      </a:graphic>
+                      <wp14:sizeRelH relativeFrom="margin">
+                        <wp14:pctWidth>0</wp14:pctWidth>
+                      </wp14:sizeRelH>
+                      <wp14:sizeRelV relativeFrom="margin">
+                        <wp14:pctHeight>0</wp14:pctHeight>
+                      </wp14:sizeRelV>
+                    </wp:anchor>
+                  </w:drawing>
+                </mc:Choice>
+                <mc:Fallback>
+                  <w:pict>
+                    <v:shape w14:anchorId="17CC31A4" id="Text Box 68" o:spid="_x0000_s1056" type="#_x0000_t202" style="position:absolute;margin-left:-42.05pt;margin-top:2.4pt;width:59.4pt;height:70.8pt;z-index:251962368;visibility:visible;mso-wrap-style:square;mso-width-percent:0;mso-height-percent:0;mso-wrap-distance-left:9pt;mso-wrap-distance-top:0;mso-wrap-distance-right:9pt;mso-wrap-distance-bottom:0;mso-position-horizontal:absolute;mso-position-horizontal-relative:text;mso-position-vertical:absolute;mso-position-vertical-relative:text;mso-width-percent:0;mso-height-percent:0;mso-width-relative:margin;mso-height-relative:margin;v-text-anchor:top" o:gfxdata="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" fillcolor="white [3201]" strokeweight=".5pt">
+                      <v:textbox>
+                        <w:txbxContent>
+                          <w:p>
+                            <w:pPr>
+                              <w:rPr>
+                                <w:rFonts w:hint="eastAsia"/>
+                                <w:color w:val="EE0000"/>
+                              </w:rPr>
+                            </w:pPr>
+                            <w:r>
+                              <w:rPr>
+                                <w:rFonts w:hint="eastAsia"/>
+                                <w:color w:val="EE0000"/>
+                              </w:rPr>
+                              <w:t xml:space="preserve">한 명이 모두 </w:t>
+                            </w:r>
+                            <w:r>
+                              <w:rPr>
+                                <w:color w:val="EE0000"/>
+                              </w:rPr>
+                              <w:br/>
+                            </w:r>
+                            <w:r>
+                              <w:rPr>
+                                <w:rFonts w:hint="eastAsia"/>
+                                <w:color w:val="EE0000"/>
+                              </w:rPr>
+                              <w:t>구현함</w:t>
+                            </w:r>
+                          </w:p>
+                        </w:txbxContent>
+                      </v:textbox>
+                    </v:shape>
+                  </w:pict>
+                </mc:Fallback>
+              </mc:AlternateContent>
+            </w:r>
+          </w:p>
         </w:tc>
       </w:tr>
       <w:tr>
@@ -14518,14 +13097,12 @@
                 </mc:Fallback>
               </mc:AlternateContent>
             </w:r>
-            <w:proofErr w:type="spellStart"/>
             <w:r>
               <w:rPr>
                 <w:rFonts w:hint="eastAsia"/>
               </w:rPr>
               <w:t>Recv</w:t>
             </w:r>
-            <w:proofErr w:type="spellEnd"/>
             <w:r>
               <w:br/>
             </w:r>
@@ -14551,16 +13128,8 @@
               <w:rPr>
                 <w:rFonts w:hint="eastAsia"/>
               </w:rPr>
-              <w:t xml:space="preserve">- </w:t>
-            </w:r>
-            <w:proofErr w:type="spellStart"/>
-            <w:r>
-              <w:rPr>
-                <w:rFonts w:hint="eastAsia"/>
-              </w:rPr>
-              <w:t>KeyBoard</w:t>
-            </w:r>
-            <w:proofErr w:type="spellEnd"/>
+              <w:t>- KeyBoard</w:t>
+            </w:r>
           </w:p>
         </w:tc>
         <w:tc>
@@ -14573,7 +13142,6 @@
                 <w:color w:val="EE0000"/>
               </w:rPr>
             </w:pPr>
-            <w:proofErr w:type="spellStart"/>
             <w:r>
               <w:rPr>
                 <w:rFonts w:hint="eastAsia"/>
@@ -14581,7 +13149,6 @@
               </w:rPr>
               <w:t>SendWorld</w:t>
             </w:r>
-            <w:proofErr w:type="spellEnd"/>
           </w:p>
           <w:p>
             <w:pPr>
@@ -14589,7 +13156,6 @@
                 <w:color w:val="EE0000"/>
               </w:rPr>
             </w:pPr>
-            <w:proofErr w:type="spellStart"/>
             <w:r>
               <w:rPr>
                 <w:rFonts w:hint="eastAsia"/>
@@ -14597,7 +13163,6 @@
               </w:rPr>
               <w:t>RecvWorld</w:t>
             </w:r>
-            <w:proofErr w:type="spellEnd"/>
           </w:p>
           <w:p>
             <w:pPr>
@@ -14647,10 +13212,10 @@
           <w:p>
             <w:pPr>
               <w:rPr>
+                <w:rFonts w:hint="eastAsia"/>
                 <w:color w:val="EE0000"/>
               </w:rPr>
             </w:pPr>
-            <w:proofErr w:type="spellStart"/>
             <w:r>
               <w:rPr>
                 <w:rFonts w:hint="eastAsia"/>
@@ -14658,7 +13223,6 @@
               </w:rPr>
               <w:t>Recv</w:t>
             </w:r>
-            <w:proofErr w:type="spellEnd"/>
             <w:r>
               <w:rPr>
                 <w:color w:val="EE0000"/>
@@ -14690,6 +13254,26 @@
                 <w:color w:val="EE0000"/>
               </w:rPr>
               <w:br/>
+            </w:r>
+            <w:r>
+              <w:rPr>
+                <w:rFonts w:hint="eastAsia"/>
+                <w:color w:val="EE0000"/>
+              </w:rPr>
+              <w:t>Send에 맞춰</w:t>
+            </w:r>
+            <w:r>
+              <w:rPr>
+                <w:color w:val="EE0000"/>
+              </w:rPr>
+              <w:br/>
+            </w:r>
+            <w:r>
+              <w:rPr>
+                <w:rFonts w:hint="eastAsia"/>
+                <w:color w:val="EE0000"/>
+              </w:rPr>
+              <w:t xml:space="preserve">추가 </w:t>
             </w:r>
             <w:r>
               <w:rPr>
@@ -14866,14 +13450,12 @@
             <w:tcW w:w="1292" w:type="dxa"/>
           </w:tcPr>
           <w:p>
-            <w:proofErr w:type="spellStart"/>
             <w:r>
               <w:rPr>
                 <w:rFonts w:hint="eastAsia"/>
               </w:rPr>
               <w:t>Recv</w:t>
             </w:r>
-            <w:proofErr w:type="spellEnd"/>
             <w:r>
               <w:br/>
             </w:r>
@@ -14970,19 +13552,14 @@
                 <w:color w:val="EE0000"/>
               </w:rPr>
             </w:pPr>
-            <w:proofErr w:type="spellStart"/>
-            <w:proofErr w:type="gramStart"/>
             <w:r>
               <w:rPr>
                 <w:color w:val="EE0000"/>
               </w:rPr>
               <w:t>inputs.deltax</w:t>
             </w:r>
-            <w:proofErr w:type="spellEnd"/>
-            <w:proofErr w:type="gramEnd"/>
           </w:p>
           <w:p>
-            <w:proofErr w:type="spellStart"/>
             <w:r>
               <w:rPr>
                 <w:rFonts w:hint="eastAsia"/>
@@ -14995,15 +13572,7 @@
                 <w:rFonts w:hint="eastAsia"/>
                 <w:color w:val="EE0000"/>
               </w:rPr>
-              <w:t>값</w:t>
-            </w:r>
-            <w:proofErr w:type="spellEnd"/>
-            <w:r>
-              <w:rPr>
-                <w:rFonts w:hint="eastAsia"/>
-                <w:color w:val="EE0000"/>
-              </w:rPr>
-              <w:t xml:space="preserve"> </w:t>
+              <w:t xml:space="preserve">값 </w:t>
             </w:r>
             <w:r>
               <w:rPr>
@@ -15242,7 +13811,6 @@
             <w:tcW w:w="1520" w:type="dxa"/>
           </w:tcPr>
           <w:p>
-            <w:proofErr w:type="spellStart"/>
             <w:r>
               <w:rPr>
                 <w:rFonts w:hint="eastAsia"/>
@@ -15250,7 +13818,6 @@
               </w:rPr>
               <w:t>Recv</w:t>
             </w:r>
-            <w:proofErr w:type="spellEnd"/>
             <w:r>
               <w:rPr>
                 <w:color w:val="EE0000"/>
@@ -15360,21 +13927,12 @@
               </w:rPr>
               <w:br/>
             </w:r>
-            <w:proofErr w:type="gramStart"/>
             <w:r>
               <w:rPr>
                 <w:rFonts w:hint="eastAsia"/>
                 <w:color w:val="EE0000"/>
               </w:rPr>
-              <w:t>Exit(</w:t>
-            </w:r>
-            <w:proofErr w:type="gramEnd"/>
-            <w:r>
-              <w:rPr>
-                <w:rFonts w:hint="eastAsia"/>
-                <w:color w:val="EE0000"/>
-              </w:rPr>
-              <w:t>)</w:t>
+              <w:t>Exit()</w:t>
             </w:r>
           </w:p>
         </w:tc>
@@ -15707,7 +14265,6 @@
               </w:rPr>
               <w:br/>
             </w:r>
-            <w:proofErr w:type="spellStart"/>
             <w:r>
               <w:rPr>
                 <w:rFonts w:hint="eastAsia"/>
@@ -15715,7 +14272,6 @@
               </w:rPr>
               <w:t>밸런싱</w:t>
             </w:r>
-            <w:proofErr w:type="spellEnd"/>
           </w:p>
         </w:tc>
       </w:tr>
@@ -15747,7 +14303,6 @@
                 <w:color w:val="EE0000"/>
               </w:rPr>
             </w:pPr>
-            <w:proofErr w:type="spellStart"/>
             <w:r>
               <w:rPr>
                 <w:rFonts w:hint="eastAsia"/>
@@ -15755,7 +14310,6 @@
               </w:rPr>
               <w:t>RecvWorld</w:t>
             </w:r>
-            <w:proofErr w:type="spellEnd"/>
             <w:r>
               <w:rPr>
                 <w:strike/>
@@ -16081,19 +14635,11 @@
             <w:r>
               <w:br/>
             </w:r>
-            <w:proofErr w:type="gramStart"/>
-            <w:r>
-              <w:rPr>
-                <w:rFonts w:hint="eastAsia"/>
-              </w:rPr>
-              <w:t>Restart(</w:t>
-            </w:r>
-            <w:proofErr w:type="gramEnd"/>
-            <w:r>
-              <w:rPr>
-                <w:rFonts w:hint="eastAsia"/>
-              </w:rPr>
-              <w:t>)</w:t>
+            <w:r>
+              <w:rPr>
+                <w:rFonts w:hint="eastAsia"/>
+              </w:rPr>
+              <w:t>Restart()</w:t>
             </w:r>
             <w:r>
               <w:br/>
@@ -16241,7 +14787,6 @@
                                   <w:pPr>
                                     <w:jc w:val="center"/>
                                     <w:rPr>
-                                      <w:rFonts w:hint="eastAsia"/>
                                       <w:color w:val="EE0000"/>
                                     </w:rPr>
                                   </w:pPr>
@@ -16275,7 +14820,7 @@
                 </mc:Choice>
                 <mc:Fallback>
                   <w:pict>
-                    <v:rect w14:anchorId="4E93DFD9" id="직사각형 64" o:spid="_x0000_s1056" style="position:absolute;margin-left:-52.55pt;margin-top:6pt;width:111.8pt;height:51.75pt;z-index:251959296;visibility:visible;mso-wrap-style:square;mso-width-percent:0;mso-height-percent:0;mso-wrap-distance-left:9pt;mso-wrap-distance-top:0;mso-wrap-distance-right:9pt;mso-wrap-distance-bottom:0;mso-position-horizontal:absolute;mso-position-horizontal-relative:text;mso-position-vertical:absolute;mso-position-vertical-relative:text;mso-width-percent:0;mso-height-percent:0;mso-width-relative:margin;mso-height-relative:margin;v-text-anchor:middle" o:gfxdata="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" fillcolor="white [3201]" strokecolor="black [3200]" strokeweight="1pt">
+                    <v:rect w14:anchorId="4E93DFD9" id="직사각형 64" o:spid="_x0000_s1057" style="position:absolute;margin-left:-52.55pt;margin-top:6pt;width:111.8pt;height:51.75pt;z-index:251959296;visibility:visible;mso-wrap-style:square;mso-width-percent:0;mso-height-percent:0;mso-wrap-distance-left:9pt;mso-wrap-distance-top:0;mso-wrap-distance-right:9pt;mso-wrap-distance-bottom:0;mso-position-horizontal:absolute;mso-position-horizontal-relative:text;mso-position-vertical:absolute;mso-position-vertical-relative:text;mso-width-percent:0;mso-height-percent:0;mso-width-relative:margin;mso-height-relative:margin;v-text-anchor:middle" o:gfxdata="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" fillcolor="white [3201]" strokecolor="black [3200]" strokeweight="1pt">
                       <v:textbox>
                         <w:txbxContent>
                           <w:p>
@@ -16297,7 +14842,6 @@
                             <w:pPr>
                               <w:jc w:val="center"/>
                               <w:rPr>
-                                <w:rFonts w:hint="eastAsia"/>
                                 <w:color w:val="EE0000"/>
                               </w:rPr>
                             </w:pPr>
@@ -16353,21 +14897,12 @@
               </w:rPr>
               <w:br/>
             </w:r>
-            <w:proofErr w:type="gramStart"/>
             <w:r>
               <w:rPr>
                 <w:rFonts w:hint="eastAsia"/>
                 <w:strike/>
               </w:rPr>
-              <w:t>Exit(</w:t>
-            </w:r>
-            <w:proofErr w:type="gramEnd"/>
-            <w:r>
-              <w:rPr>
-                <w:rFonts w:hint="eastAsia"/>
-                <w:strike/>
-              </w:rPr>
-              <w:t>)</w:t>
+              <w:t>Exit()</w:t>
             </w:r>
             <w:r>
               <w:rPr>
@@ -16499,7 +15034,7 @@
                 </mc:Choice>
                 <mc:Fallback>
                   <w:pict>
-                    <v:shape w14:anchorId="58F630BC" id="Text Box 63" o:spid="_x0000_s1057" type="#_x0000_t202" style="position:absolute;margin-left:-60.65pt;margin-top:5.4pt;width:99pt;height:46.8pt;z-index:251956224;visibility:visible;mso-wrap-style:square;mso-width-percent:0;mso-height-percent:0;mso-wrap-distance-left:9pt;mso-wrap-distance-top:0;mso-wrap-distance-right:9pt;mso-wrap-distance-bottom:0;mso-position-horizontal:absolute;mso-position-horizontal-relative:text;mso-position-vertical:absolute;mso-position-vertical-relative:text;mso-width-percent:0;mso-height-percent:0;mso-width-relative:margin;mso-height-relative:margin;v-text-anchor:top" o:gfxdata="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" filled="f" strokeweight=".5pt">
+                    <v:shape w14:anchorId="58F630BC" id="Text Box 63" o:spid="_x0000_s1058" type="#_x0000_t202" style="position:absolute;margin-left:-60.65pt;margin-top:5.4pt;width:99pt;height:46.8pt;z-index:251956224;visibility:visible;mso-wrap-style:square;mso-width-percent:0;mso-height-percent:0;mso-wrap-distance-left:9pt;mso-wrap-distance-top:0;mso-wrap-distance-right:9pt;mso-wrap-distance-bottom:0;mso-position-horizontal:absolute;mso-position-horizontal-relative:text;mso-position-vertical:absolute;mso-position-vertical-relative:text;mso-width-percent:0;mso-height-percent:0;mso-width-relative:margin;mso-height-relative:margin;v-text-anchor:top" o:gfxdata="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" filled="f" strokeweight=".5pt">
                       <v:textbox>
                         <w:txbxContent>
                           <w:p>
@@ -16562,21 +15097,12 @@
               </w:rPr>
               <w:br/>
             </w:r>
-            <w:proofErr w:type="gramStart"/>
             <w:r>
               <w:rPr>
                 <w:rFonts w:hint="eastAsia"/>
                 <w:strike/>
               </w:rPr>
-              <w:t>Exit(</w:t>
-            </w:r>
-            <w:proofErr w:type="gramEnd"/>
-            <w:r>
-              <w:rPr>
-                <w:rFonts w:hint="eastAsia"/>
-                <w:strike/>
-              </w:rPr>
-              <w:t>)</w:t>
+              <w:t>Exit()</w:t>
             </w:r>
             <w:r>
               <w:rPr>
@@ -16648,23 +15174,13 @@
               </w:rPr>
               <w:br/>
             </w:r>
-            <w:proofErr w:type="gramStart"/>
             <w:r>
               <w:rPr>
                 <w:rFonts w:hint="eastAsia"/>
                 <w:strike/>
                 <w:color w:val="EE0000"/>
               </w:rPr>
-              <w:t>Restart(</w:t>
-            </w:r>
-            <w:proofErr w:type="gramEnd"/>
-            <w:r>
-              <w:rPr>
-                <w:rFonts w:hint="eastAsia"/>
-                <w:strike/>
-                <w:color w:val="EE0000"/>
-              </w:rPr>
-              <w:t>)</w:t>
+              <w:t>Restart()</w:t>
             </w:r>
             <w:r>
               <w:rPr>

--- a/넷겜플 추진 기획서.docx
+++ b/넷겜플 추진 기획서.docx
@@ -408,7 +408,21 @@
         <w:rPr>
           <w:rFonts w:hint="eastAsia"/>
         </w:rPr>
-        <w:t>각 플레이어마다 다른 텍스쳐를 입히도록 수정하기</w:t>
+        <w:t xml:space="preserve">각 플레이어마다 다른 </w:t>
+      </w:r>
+      <w:proofErr w:type="spellStart"/>
+      <w:r>
+        <w:rPr>
+          <w:rFonts w:hint="eastAsia"/>
+        </w:rPr>
+        <w:t>텍스쳐를</w:t>
+      </w:r>
+      <w:proofErr w:type="spellEnd"/>
+      <w:r>
+        <w:rPr>
+          <w:rFonts w:hint="eastAsia"/>
+        </w:rPr>
+        <w:t xml:space="preserve"> 입히도록 수정하기</w:t>
       </w:r>
     </w:p>
     <w:p>
@@ -521,13 +535,27 @@
         <w:rPr>
           <w:rFonts w:hint="eastAsia"/>
         </w:rPr>
-        <w:t>: Githu</w:t>
-      </w:r>
-      <w:r>
-        <w:rPr>
-          <w:rFonts w:hint="eastAsia"/>
-        </w:rPr>
-        <w:t>b desktop, SourceTree</w:t>
+        <w:t xml:space="preserve">: </w:t>
+      </w:r>
+      <w:proofErr w:type="spellStart"/>
+      <w:r>
+        <w:rPr>
+          <w:rFonts w:hint="eastAsia"/>
+        </w:rPr>
+        <w:t>Githu</w:t>
+      </w:r>
+      <w:r>
+        <w:rPr>
+          <w:rFonts w:hint="eastAsia"/>
+        </w:rPr>
+        <w:t>b</w:t>
+      </w:r>
+      <w:proofErr w:type="spellEnd"/>
+      <w:r>
+        <w:rPr>
+          <w:rFonts w:hint="eastAsia"/>
+        </w:rPr>
+        <w:t xml:space="preserve"> desktop, SourceTree</w:t>
       </w:r>
     </w:p>
     <w:p/>
@@ -6740,7 +6768,21 @@
         <w:rPr>
           <w:rFonts w:hint="eastAsia"/>
         </w:rPr>
-        <w:t>Init(float newPos[3]): 객체 생성, 위치 지정</w:t>
+        <w:t xml:space="preserve">Init(float </w:t>
+      </w:r>
+      <w:proofErr w:type="spellStart"/>
+      <w:r>
+        <w:rPr>
+          <w:rFonts w:hint="eastAsia"/>
+        </w:rPr>
+        <w:t>newPos</w:t>
+      </w:r>
+      <w:proofErr w:type="spellEnd"/>
+      <w:r>
+        <w:rPr>
+          <w:rFonts w:hint="eastAsia"/>
+        </w:rPr>
+        <w:t>[3]): 객체 생성, 위치 지정</w:t>
       </w:r>
     </w:p>
     <w:p/>
@@ -6800,8 +6842,16 @@
         <w:rPr>
           <w:rFonts w:hint="eastAsia"/>
         </w:rPr>
-        <w:t>float moveSpeed</w:t>
-      </w:r>
+        <w:t xml:space="preserve">float </w:t>
+      </w:r>
+      <w:proofErr w:type="spellStart"/>
+      <w:r>
+        <w:rPr>
+          <w:rFonts w:hint="eastAsia"/>
+        </w:rPr>
+        <w:t>moveSpeed</w:t>
+      </w:r>
+      <w:proofErr w:type="spellEnd"/>
       <w:r>
         <w:rPr>
           <w:rFonts w:hint="eastAsia"/>
@@ -6820,24 +6870,60 @@
         <w:rPr>
           <w:rFonts w:hint="eastAsia"/>
         </w:rPr>
-        <w:t>float jumpSpeed: 점프 속력</w:t>
-      </w:r>
-    </w:p>
-    <w:p>
-      <w:r>
-        <w:rPr>
-          <w:rFonts w:hint="eastAsia"/>
-        </w:rPr>
-        <w:t>bool isGrounded: 캐릭터가 땅을 밟고 있는지를 적용</w:t>
-      </w:r>
-    </w:p>
-    <w:p>
+        <w:t xml:space="preserve">float </w:t>
+      </w:r>
+      <w:proofErr w:type="spellStart"/>
+      <w:r>
+        <w:rPr>
+          <w:rFonts w:hint="eastAsia"/>
+        </w:rPr>
+        <w:t>jumpSpeed</w:t>
+      </w:r>
+      <w:proofErr w:type="spellEnd"/>
+      <w:r>
+        <w:rPr>
+          <w:rFonts w:hint="eastAsia"/>
+        </w:rPr>
+        <w:t>: 점프 속력</w:t>
+      </w:r>
+    </w:p>
+    <w:p>
+      <w:r>
+        <w:rPr>
+          <w:rFonts w:hint="eastAsia"/>
+        </w:rPr>
+        <w:t xml:space="preserve">bool </w:t>
+      </w:r>
+      <w:proofErr w:type="spellStart"/>
+      <w:r>
+        <w:rPr>
+          <w:rFonts w:hint="eastAsia"/>
+        </w:rPr>
+        <w:t>isGrounded</w:t>
+      </w:r>
+      <w:proofErr w:type="spellEnd"/>
+      <w:r>
+        <w:rPr>
+          <w:rFonts w:hint="eastAsia"/>
+        </w:rPr>
+        <w:t>: 캐릭터가 땅을 밟고 있는지를 적용</w:t>
+      </w:r>
+    </w:p>
+    <w:p>
+      <w:proofErr w:type="spellStart"/>
       <w:r>
         <w:rPr>
           <w:rFonts w:hint="eastAsia"/>
         </w:rPr>
         <w:lastRenderedPageBreak/>
-        <w:t>PlayerInputs input</w:t>
+        <w:t>PlayerInputs</w:t>
+      </w:r>
+      <w:proofErr w:type="spellEnd"/>
+      <w:r>
+        <w:rPr>
+          <w:rFonts w:hint="eastAsia"/>
+        </w:rPr>
+        <w:t xml:space="preserve"> input</w:t>
       </w:r>
       <w:r>
         <w:rPr>
@@ -6953,21 +7039,39 @@
           <w:sz w:val="20"/>
           <w:szCs w:val="20"/>
         </w:rPr>
-        <w:t>truct PlayerInputs{</w:t>
-      </w:r>
-    </w:p>
-    <w:p>
-      <w:pPr>
-        <w:rPr>
+        <w:t xml:space="preserve">truct </w:t>
+      </w:r>
+      <w:proofErr w:type="spellStart"/>
+      <w:r>
+        <w:rPr>
+          <w:rFonts w:hint="eastAsia"/>
           <w:sz w:val="20"/>
           <w:szCs w:val="20"/>
         </w:rPr>
-      </w:pPr>
-      <w:r>
-        <w:rPr>
+        <w:t>PlayerInputs</w:t>
+      </w:r>
+      <w:proofErr w:type="spellEnd"/>
+      <w:r>
+        <w:rPr>
+          <w:rFonts w:hint="eastAsia"/>
           <w:sz w:val="20"/>
           <w:szCs w:val="20"/>
         </w:rPr>
+        <w:t>{</w:t>
+      </w:r>
+    </w:p>
+    <w:p>
+      <w:pPr>
+        <w:rPr>
+          <w:sz w:val="20"/>
+          <w:szCs w:val="20"/>
+        </w:rPr>
+      </w:pPr>
+      <w:r>
+        <w:rPr>
+          <w:sz w:val="20"/>
+          <w:szCs w:val="20"/>
+        </w:rPr>
         <w:tab/>
         <w:t>I</w:t>
       </w:r>
@@ -6977,31 +7081,34 @@
           <w:sz w:val="20"/>
           <w:szCs w:val="20"/>
         </w:rPr>
-        <w:t>nt playerid;</w:t>
-      </w:r>
-    </w:p>
-    <w:p>
-      <w:pPr>
-        <w:rPr>
+        <w:t xml:space="preserve">nt </w:t>
+      </w:r>
+      <w:proofErr w:type="spellStart"/>
+      <w:r>
+        <w:rPr>
+          <w:rFonts w:hint="eastAsia"/>
           <w:sz w:val="20"/>
           <w:szCs w:val="20"/>
         </w:rPr>
-      </w:pPr>
-      <w:r>
-        <w:rPr>
+        <w:t>playerid</w:t>
+      </w:r>
+      <w:proofErr w:type="spellEnd"/>
+      <w:r>
+        <w:rPr>
+          <w:rFonts w:hint="eastAsia"/>
           <w:sz w:val="20"/>
           <w:szCs w:val="20"/>
         </w:rPr>
-        <w:tab/>
-      </w:r>
-      <w:r>
-        <w:rPr>
-          <w:rFonts w:hint="eastAsia"/>
+        <w:t>;</w:t>
+      </w:r>
+    </w:p>
+    <w:p>
+      <w:pPr>
+        <w:rPr>
           <w:sz w:val="20"/>
           <w:szCs w:val="20"/>
         </w:rPr>
-        <w:t>int updown, rightleft;</w:t>
-      </w:r>
+      </w:pPr>
       <w:r>
         <w:rPr>
           <w:sz w:val="20"/>
@@ -7015,39 +7122,44 @@
           <w:sz w:val="20"/>
           <w:szCs w:val="20"/>
         </w:rPr>
-        <w:t>// 위치 이동 계산이 없으므로 int</w:t>
-      </w:r>
-    </w:p>
-    <w:p>
-      <w:pPr>
-        <w:rPr>
+        <w:t xml:space="preserve">int </w:t>
+      </w:r>
+      <w:proofErr w:type="spellStart"/>
+      <w:r>
+        <w:rPr>
+          <w:rFonts w:hint="eastAsia"/>
           <w:sz w:val="20"/>
           <w:szCs w:val="20"/>
         </w:rPr>
-      </w:pPr>
-      <w:r>
-        <w:rPr>
+        <w:t>updown</w:t>
+      </w:r>
+      <w:proofErr w:type="spellEnd"/>
+      <w:r>
+        <w:rPr>
+          <w:rFonts w:hint="eastAsia"/>
           <w:sz w:val="20"/>
           <w:szCs w:val="20"/>
         </w:rPr>
-        <w:tab/>
-      </w:r>
+        <w:t xml:space="preserve">, </w:t>
+      </w:r>
+      <w:proofErr w:type="spellStart"/>
       <w:r>
         <w:rPr>
           <w:rFonts w:hint="eastAsia"/>
           <w:sz w:val="20"/>
           <w:szCs w:val="20"/>
         </w:rPr>
-        <w:t>bool jump;</w:t>
-      </w:r>
-    </w:p>
-    <w:p>
-      <w:pPr>
-        <w:rPr>
+        <w:t>rightleft</w:t>
+      </w:r>
+      <w:proofErr w:type="spellEnd"/>
+      <w:r>
+        <w:rPr>
+          <w:rFonts w:hint="eastAsia"/>
           <w:sz w:val="20"/>
           <w:szCs w:val="20"/>
         </w:rPr>
-      </w:pPr>
+        <w:t>;</w:t>
+      </w:r>
       <w:r>
         <w:rPr>
           <w:sz w:val="20"/>
@@ -7061,7 +7173,89 @@
           <w:sz w:val="20"/>
           <w:szCs w:val="20"/>
         </w:rPr>
-        <w:t>float deltax, deltay;</w:t>
+        <w:t>// 위치 이동 계산이 없으므로 int</w:t>
+      </w:r>
+    </w:p>
+    <w:p>
+      <w:pPr>
+        <w:rPr>
+          <w:sz w:val="20"/>
+          <w:szCs w:val="20"/>
+        </w:rPr>
+      </w:pPr>
+      <w:r>
+        <w:rPr>
+          <w:sz w:val="20"/>
+          <w:szCs w:val="20"/>
+        </w:rPr>
+        <w:tab/>
+      </w:r>
+      <w:r>
+        <w:rPr>
+          <w:rFonts w:hint="eastAsia"/>
+          <w:sz w:val="20"/>
+          <w:szCs w:val="20"/>
+        </w:rPr>
+        <w:t>bool jump;</w:t>
+      </w:r>
+    </w:p>
+    <w:p>
+      <w:pPr>
+        <w:rPr>
+          <w:sz w:val="20"/>
+          <w:szCs w:val="20"/>
+        </w:rPr>
+      </w:pPr>
+      <w:r>
+        <w:rPr>
+          <w:sz w:val="20"/>
+          <w:szCs w:val="20"/>
+        </w:rPr>
+        <w:tab/>
+      </w:r>
+      <w:r>
+        <w:rPr>
+          <w:rFonts w:hint="eastAsia"/>
+          <w:sz w:val="20"/>
+          <w:szCs w:val="20"/>
+        </w:rPr>
+        <w:t xml:space="preserve">float </w:t>
+      </w:r>
+      <w:proofErr w:type="spellStart"/>
+      <w:r>
+        <w:rPr>
+          <w:rFonts w:hint="eastAsia"/>
+          <w:sz w:val="20"/>
+          <w:szCs w:val="20"/>
+        </w:rPr>
+        <w:t>deltax</w:t>
+      </w:r>
+      <w:proofErr w:type="spellEnd"/>
+      <w:r>
+        <w:rPr>
+          <w:rFonts w:hint="eastAsia"/>
+          <w:sz w:val="20"/>
+          <w:szCs w:val="20"/>
+        </w:rPr>
+        <w:t xml:space="preserve">, </w:t>
+      </w:r>
+      <w:proofErr w:type="spellStart"/>
+      <w:r>
+        <w:rPr>
+          <w:rFonts w:hint="eastAsia"/>
+          <w:sz w:val="20"/>
+          <w:szCs w:val="20"/>
+        </w:rPr>
+        <w:t>deltay</w:t>
+      </w:r>
+      <w:proofErr w:type="spellEnd"/>
+      <w:r>
+        <w:rPr>
+          <w:rFonts w:hint="eastAsia"/>
+          <w:sz w:val="20"/>
+          <w:szCs w:val="20"/>
+        </w:rPr>
+        <w:t>;</w:t>
       </w:r>
     </w:p>
     <w:p>
@@ -7285,7 +7479,21 @@
         <w:rPr>
           <w:rFonts w:hint="eastAsia"/>
         </w:rPr>
-        <w:t>CRITICAL_SECTION inputCS: 입출력을 관리하는 구조체에 대한 임계영역</w:t>
+        <w:t xml:space="preserve">CRITICAL_SECTION </w:t>
+      </w:r>
+      <w:proofErr w:type="spellStart"/>
+      <w:r>
+        <w:rPr>
+          <w:rFonts w:hint="eastAsia"/>
+        </w:rPr>
+        <w:t>inputCS</w:t>
+      </w:r>
+      <w:proofErr w:type="spellEnd"/>
+      <w:r>
+        <w:rPr>
+          <w:rFonts w:hint="eastAsia"/>
+        </w:rPr>
+        <w:t>: 입출력을 관리하는 구조체에 대한 임계영역</w:t>
       </w:r>
     </w:p>
     <w:p>
@@ -7435,12 +7643,14 @@
         </w:rPr>
         <w:t xml:space="preserve">CRITICAL_SECTION </w:t>
       </w:r>
+      <w:proofErr w:type="spellStart"/>
       <w:r>
         <w:rPr>
           <w:color w:val="EE0000"/>
         </w:rPr>
         <w:t>FrameCS</w:t>
       </w:r>
+      <w:proofErr w:type="spellEnd"/>
       <w:r>
         <w:rPr>
           <w:rFonts w:hint="eastAsia"/>
@@ -7565,20 +7775,50 @@
           <w:rFonts w:hint="eastAsia"/>
           <w:strike/>
         </w:rPr>
-        <w:t>Init(float newPos[3]): 객체 생성, 플레이어의 초기 위치 지정</w:t>
-      </w:r>
-    </w:p>
-    <w:p>
-      <w:pPr>
-        <w:rPr>
-          <w:color w:val="EE0000"/>
-        </w:rPr>
-      </w:pPr>
-      <w:r>
-        <w:rPr>
-          <w:color w:val="EE0000"/>
-        </w:rPr>
-        <w:t>virtual void Init(const std::array&lt;float, 3&gt;&amp; newPos, uint8_t id)</w:t>
+        <w:t xml:space="preserve">Init(float </w:t>
+      </w:r>
+      <w:proofErr w:type="spellStart"/>
+      <w:r>
+        <w:rPr>
+          <w:rFonts w:hint="eastAsia"/>
+          <w:strike/>
+        </w:rPr>
+        <w:t>newPos</w:t>
+      </w:r>
+      <w:proofErr w:type="spellEnd"/>
+      <w:r>
+        <w:rPr>
+          <w:rFonts w:hint="eastAsia"/>
+          <w:strike/>
+        </w:rPr>
+        <w:t>[3]): 객체 생성, 플레이어의 초기 위치 지정</w:t>
+      </w:r>
+    </w:p>
+    <w:p>
+      <w:pPr>
+        <w:rPr>
+          <w:color w:val="EE0000"/>
+        </w:rPr>
+      </w:pPr>
+      <w:r>
+        <w:rPr>
+          <w:color w:val="EE0000"/>
+        </w:rPr>
+        <w:t xml:space="preserve">virtual void Init(const std::array&lt;float, 3&gt;&amp; </w:t>
+      </w:r>
+      <w:proofErr w:type="spellStart"/>
+      <w:r>
+        <w:rPr>
+          <w:color w:val="EE0000"/>
+        </w:rPr>
+        <w:t>newPos</w:t>
+      </w:r>
+      <w:proofErr w:type="spellEnd"/>
+      <w:r>
+        <w:rPr>
+          <w:color w:val="EE0000"/>
+        </w:rPr>
+        <w:t>, uint8_t id)</w:t>
       </w:r>
       <w:r>
         <w:rPr>
@@ -7686,29 +7926,54 @@
           <w:strike/>
         </w:rPr>
         <w:lastRenderedPageBreak/>
-        <w:t>bool RecvInputChange(): 플레이어의 입력 값을 input에게 저장</w:t>
-      </w:r>
-    </w:p>
-    <w:p>
-      <w:pPr>
-        <w:rPr>
+        <w:t xml:space="preserve">bool </w:t>
+      </w:r>
+      <w:proofErr w:type="spellStart"/>
+      <w:r>
+        <w:rPr>
+          <w:rFonts w:hint="eastAsia"/>
           <w:strike/>
-          <w:color w:val="EE0000"/>
-        </w:rPr>
-      </w:pPr>
+        </w:rPr>
+        <w:t>RecvInputChange</w:t>
+      </w:r>
+      <w:proofErr w:type="spellEnd"/>
       <w:r>
         <w:rPr>
           <w:rFonts w:hint="eastAsia"/>
           <w:strike/>
         </w:rPr>
+        <w:t>(): 플레이어의 입력 값을 input에게 저장</w:t>
+      </w:r>
+    </w:p>
+    <w:p>
+      <w:pPr>
+        <w:rPr>
+          <w:strike/>
+          <w:color w:val="EE0000"/>
+        </w:rPr>
+      </w:pPr>
+      <w:r>
+        <w:rPr>
+          <w:rFonts w:hint="eastAsia"/>
+          <w:strike/>
+        </w:rPr>
         <w:t xml:space="preserve">void </w:t>
       </w:r>
+      <w:proofErr w:type="spellStart"/>
       <w:r>
         <w:rPr>
           <w:rFonts w:hint="eastAsia"/>
           <w:strike/>
         </w:rPr>
-        <w:t>SendInputChange()</w:t>
+        <w:t>SendInputChange</w:t>
+      </w:r>
+      <w:proofErr w:type="spellEnd"/>
+      <w:r>
+        <w:rPr>
+          <w:rFonts w:hint="eastAsia"/>
+          <w:strike/>
+        </w:rPr>
+        <w:t>()</w:t>
       </w:r>
     </w:p>
     <w:p/>
@@ -7732,11 +7997,19 @@
           <w:color w:val="EE0000"/>
         </w:rPr>
       </w:pPr>
-      <w:r>
-        <w:rPr>
-          <w:color w:val="EE0000"/>
-        </w:rPr>
-        <w:t>UpdateCamera()</w:t>
+      <w:proofErr w:type="spellStart"/>
+      <w:r>
+        <w:rPr>
+          <w:color w:val="EE0000"/>
+        </w:rPr>
+        <w:t>UpdateCamera</w:t>
+      </w:r>
+      <w:proofErr w:type="spellEnd"/>
+      <w:r>
+        <w:rPr>
+          <w:color w:val="EE0000"/>
+        </w:rPr>
+        <w:t>()</w:t>
       </w:r>
       <w:r>
         <w:rPr>
@@ -7752,13 +8025,72 @@
         <w:t xml:space="preserve"> 좌표와 방향으로 카메라 업데이트</w:t>
       </w:r>
     </w:p>
+    <w:p>
+      <w:pPr>
+        <w:ind w:left="1600"/>
+        <w:rPr>
+          <w:rFonts w:hint="eastAsia"/>
+          <w:color w:val="EE0000"/>
+        </w:rPr>
+      </w:pPr>
+      <w:r>
+        <w:rPr>
+          <w:rFonts w:hint="eastAsia"/>
+          <w:color w:val="EE0000"/>
+        </w:rPr>
+        <w:t>+</w:t>
+      </w:r>
+      <w:r>
+        <w:rPr>
+          <w:rFonts w:hint="eastAsia"/>
+          <w:color w:val="EE0000"/>
+        </w:rPr>
+        <w:t xml:space="preserve"> 다른 클라이언트의 카메라를</w:t>
+      </w:r>
+      <w:r>
+        <w:rPr>
+          <w:rFonts w:hint="eastAsia"/>
+          <w:color w:val="EE0000"/>
+        </w:rPr>
+        <w:t xml:space="preserve"> 승리 플레이어의 좌표로</w:t>
+      </w:r>
+      <w:r>
+        <w:rPr>
+          <w:rFonts w:hint="eastAsia"/>
+          <w:color w:val="EE0000"/>
+        </w:rPr>
+        <w:t xml:space="preserve"> </w:t>
+      </w:r>
+      <w:r>
+        <w:rPr>
+          <w:rFonts w:hint="eastAsia"/>
+          <w:color w:val="EE0000"/>
+        </w:rPr>
+        <w:t>서서히 이동 후</w:t>
+      </w:r>
+      <w:r>
+        <w:rPr>
+          <w:rFonts w:hint="eastAsia"/>
+          <w:color w:val="EE0000"/>
+        </w:rPr>
+        <w:t xml:space="preserve"> 대체</w:t>
+      </w:r>
+    </w:p>
     <w:p/>
     <w:p>
-      <w:r>
-        <w:rPr>
-          <w:rFonts w:hint="eastAsia"/>
-        </w:rPr>
-        <w:t>MovingObject : Object 상속</w:t>
+      <w:proofErr w:type="spellStart"/>
+      <w:r>
+        <w:rPr>
+          <w:rFonts w:hint="eastAsia"/>
+        </w:rPr>
+        <w:t>MovingObject</w:t>
+      </w:r>
+      <w:proofErr w:type="spellEnd"/>
+      <w:r>
+        <w:rPr>
+          <w:rFonts w:hint="eastAsia"/>
+        </w:rPr>
+        <w:t xml:space="preserve"> : Object 상속</w:t>
       </w:r>
     </w:p>
     <w:p>
@@ -7774,7 +8106,21 @@
         <w:rPr>
           <w:rFonts w:hint="eastAsia"/>
         </w:rPr>
-        <w:t>float moveSpeed: 이동 속력</w:t>
+        <w:t xml:space="preserve">float </w:t>
+      </w:r>
+      <w:proofErr w:type="spellStart"/>
+      <w:r>
+        <w:rPr>
+          <w:rFonts w:hint="eastAsia"/>
+        </w:rPr>
+        <w:t>moveSpeed</w:t>
+      </w:r>
+      <w:proofErr w:type="spellEnd"/>
+      <w:r>
+        <w:rPr>
+          <w:rFonts w:hint="eastAsia"/>
+        </w:rPr>
+        <w:t>: 이동 속력</w:t>
       </w:r>
     </w:p>
     <w:p>
@@ -7788,20 +8134,50 @@
           <w:rFonts w:hint="eastAsia"/>
           <w:strike/>
         </w:rPr>
-        <w:t>float chnge_pos[3]: 위치 변화량</w:t>
-      </w:r>
-    </w:p>
-    <w:p>
-      <w:pPr>
-        <w:rPr>
-          <w:color w:val="EE0000"/>
-        </w:rPr>
-      </w:pPr>
-      <w:r>
-        <w:rPr>
-          <w:color w:val="EE0000"/>
-        </w:rPr>
-        <w:t>float changedLength[3]</w:t>
+        <w:t xml:space="preserve">float </w:t>
+      </w:r>
+      <w:proofErr w:type="spellStart"/>
+      <w:r>
+        <w:rPr>
+          <w:rFonts w:hint="eastAsia"/>
+          <w:strike/>
+        </w:rPr>
+        <w:t>chnge_pos</w:t>
+      </w:r>
+      <w:proofErr w:type="spellEnd"/>
+      <w:r>
+        <w:rPr>
+          <w:rFonts w:hint="eastAsia"/>
+          <w:strike/>
+        </w:rPr>
+        <w:t>[3]: 위치 변화량</w:t>
+      </w:r>
+    </w:p>
+    <w:p>
+      <w:pPr>
+        <w:rPr>
+          <w:color w:val="EE0000"/>
+        </w:rPr>
+      </w:pPr>
+      <w:r>
+        <w:rPr>
+          <w:color w:val="EE0000"/>
+        </w:rPr>
+        <w:t xml:space="preserve">float </w:t>
+      </w:r>
+      <w:proofErr w:type="spellStart"/>
+      <w:r>
+        <w:rPr>
+          <w:color w:val="EE0000"/>
+        </w:rPr>
+        <w:t>changedLength</w:t>
+      </w:r>
+      <w:proofErr w:type="spellEnd"/>
+      <w:r>
+        <w:rPr>
+          <w:color w:val="EE0000"/>
+        </w:rPr>
+        <w:t>[3]</w:t>
       </w:r>
       <w:r>
         <w:rPr>
@@ -7816,7 +8192,21 @@
         <w:rPr>
           <w:rFonts w:hint="eastAsia"/>
         </w:rPr>
-        <w:t>float max_chnge: 좌표축당 최대 변화량</w:t>
+        <w:t xml:space="preserve">float </w:t>
+      </w:r>
+      <w:proofErr w:type="spellStart"/>
+      <w:r>
+        <w:rPr>
+          <w:rFonts w:hint="eastAsia"/>
+        </w:rPr>
+        <w:t>max_chnge</w:t>
+      </w:r>
+      <w:proofErr w:type="spellEnd"/>
+      <w:r>
+        <w:rPr>
+          <w:rFonts w:hint="eastAsia"/>
+        </w:rPr>
+        <w:t>: 좌표축당 최대 변화량</w:t>
       </w:r>
     </w:p>
     <w:p>
@@ -7853,20 +8243,64 @@
           <w:rFonts w:hint="eastAsia"/>
           <w:strike/>
         </w:rPr>
-        <w:t>irtual init(float new): 객체 생성, 초기 위치 지정</w:t>
-      </w:r>
-    </w:p>
-    <w:p>
-      <w:pPr>
-        <w:rPr>
-          <w:color w:val="EE0000"/>
-        </w:rPr>
-      </w:pPr>
-      <w:r>
-        <w:rPr>
-          <w:color w:val="EE0000"/>
-        </w:rPr>
-        <w:t>void Init(const std::array&lt;float, 3&gt;&amp; newPos, const std::array&lt;int, 3&gt;&amp; newDir)</w:t>
+        <w:t xml:space="preserve">irtual </w:t>
+      </w:r>
+      <w:proofErr w:type="spellStart"/>
+      <w:r>
+        <w:rPr>
+          <w:rFonts w:hint="eastAsia"/>
+          <w:strike/>
+        </w:rPr>
+        <w:t>init</w:t>
+      </w:r>
+      <w:proofErr w:type="spellEnd"/>
+      <w:r>
+        <w:rPr>
+          <w:rFonts w:hint="eastAsia"/>
+          <w:strike/>
+        </w:rPr>
+        <w:t>(float new): 객체 생성, 초기 위치 지정</w:t>
+      </w:r>
+    </w:p>
+    <w:p>
+      <w:pPr>
+        <w:rPr>
+          <w:color w:val="EE0000"/>
+        </w:rPr>
+      </w:pPr>
+      <w:r>
+        <w:rPr>
+          <w:color w:val="EE0000"/>
+        </w:rPr>
+        <w:t xml:space="preserve">void Init(const std::array&lt;float, 3&gt;&amp; </w:t>
+      </w:r>
+      <w:proofErr w:type="spellStart"/>
+      <w:r>
+        <w:rPr>
+          <w:color w:val="EE0000"/>
+        </w:rPr>
+        <w:t>newPos</w:t>
+      </w:r>
+      <w:proofErr w:type="spellEnd"/>
+      <w:r>
+        <w:rPr>
+          <w:color w:val="EE0000"/>
+        </w:rPr>
+        <w:t xml:space="preserve">, const std::array&lt;int, 3&gt;&amp; </w:t>
+      </w:r>
+      <w:proofErr w:type="spellStart"/>
+      <w:r>
+        <w:rPr>
+          <w:color w:val="EE0000"/>
+        </w:rPr>
+        <w:t>newDir</w:t>
+      </w:r>
+      <w:proofErr w:type="spellEnd"/>
+      <w:r>
+        <w:rPr>
+          <w:color w:val="EE0000"/>
+        </w:rPr>
+        <w:t>)</w:t>
       </w:r>
     </w:p>
     <w:p>
@@ -7909,8 +8343,16 @@
         <w:rPr>
           <w:rFonts w:hint="eastAsia"/>
         </w:rPr>
-        <w:t>, dir</w:t>
-      </w:r>
+        <w:t xml:space="preserve">, </w:t>
+      </w:r>
+      <w:proofErr w:type="spellStart"/>
+      <w:r>
+        <w:rPr>
+          <w:rFonts w:hint="eastAsia"/>
+        </w:rPr>
+        <w:t>dir</w:t>
+      </w:r>
+      <w:proofErr w:type="spellEnd"/>
       <w:r>
         <w:rPr>
           <w:rFonts w:hint="eastAsia"/>
@@ -7963,7 +8405,21 @@
         <w:rPr>
           <w:rFonts w:hint="eastAsia"/>
         </w:rPr>
-        <w:t>&lt;클라이언트&gt; (input 받는 거는 glutKeyboardFunc과 같은 함수로 받음)</w:t>
+        <w:t xml:space="preserve">&lt;클라이언트&gt; (input 받는 거는 </w:t>
+      </w:r>
+      <w:proofErr w:type="spellStart"/>
+      <w:r>
+        <w:rPr>
+          <w:rFonts w:hint="eastAsia"/>
+        </w:rPr>
+        <w:t>glutKeyboardFunc</w:t>
+      </w:r>
+      <w:proofErr w:type="spellEnd"/>
+      <w:r>
+        <w:rPr>
+          <w:rFonts w:hint="eastAsia"/>
+        </w:rPr>
+        <w:t>과 같은 함수로 받음)</w:t>
       </w:r>
     </w:p>
     <w:p>
@@ -7979,7 +8435,6 @@
         <w:rPr>
           <w:strike/>
         </w:rPr>
-        <w:lastRenderedPageBreak/>
         <w:t>B</w:t>
       </w:r>
       <w:r>
@@ -7989,12 +8444,21 @@
         </w:rPr>
         <w:t xml:space="preserve">ool </w:t>
       </w:r>
+      <w:proofErr w:type="spellStart"/>
       <w:r>
         <w:rPr>
           <w:rFonts w:hint="eastAsia"/>
           <w:strike/>
         </w:rPr>
-        <w:t>CreateSocket()</w:t>
+        <w:t>CreateSocket</w:t>
+      </w:r>
+      <w:proofErr w:type="spellEnd"/>
+      <w:r>
+        <w:rPr>
+          <w:rFonts w:hint="eastAsia"/>
+          <w:strike/>
+        </w:rPr>
+        <w:t>()</w:t>
       </w:r>
     </w:p>
     <w:p>
@@ -8010,7 +8474,21 @@
         <w:rPr>
           <w:color w:val="EE0000"/>
         </w:rPr>
-        <w:t>SOCKET InitSocket(const char* SERVERIP)</w:t>
+        <w:t xml:space="preserve">SOCKET </w:t>
+      </w:r>
+      <w:proofErr w:type="spellStart"/>
+      <w:r>
+        <w:rPr>
+          <w:color w:val="EE0000"/>
+        </w:rPr>
+        <w:t>InitSocket</w:t>
+      </w:r>
+      <w:proofErr w:type="spellEnd"/>
+      <w:r>
+        <w:rPr>
+          <w:color w:val="EE0000"/>
+        </w:rPr>
+        <w:t>(const char* SERVERIP)</w:t>
       </w:r>
     </w:p>
     <w:p>
@@ -8048,8 +8526,17 @@
           <w:rFonts w:hint="eastAsia"/>
           <w:strike/>
         </w:rPr>
-        <w:t>ool RecvInit</w:t>
-      </w:r>
+        <w:t xml:space="preserve">ool </w:t>
+      </w:r>
+      <w:proofErr w:type="spellStart"/>
+      <w:r>
+        <w:rPr>
+          <w:rFonts w:hint="eastAsia"/>
+          <w:strike/>
+        </w:rPr>
+        <w:t>RecvInit</w:t>
+      </w:r>
+      <w:proofErr w:type="spellEnd"/>
     </w:p>
     <w:p>
       <w:pPr>
@@ -8113,7 +8600,35 @@
         <w:rPr>
           <w:color w:val="EE0000"/>
         </w:rPr>
-        <w:t>void RecvInitPlayers(SOCKET sock, UINT &amp;MyID)</w:t>
+        <w:t xml:space="preserve">void </w:t>
+      </w:r>
+      <w:proofErr w:type="spellStart"/>
+      <w:r>
+        <w:rPr>
+          <w:color w:val="EE0000"/>
+        </w:rPr>
+        <w:t>RecvInitPlayers</w:t>
+      </w:r>
+      <w:proofErr w:type="spellEnd"/>
+      <w:r>
+        <w:rPr>
+          <w:color w:val="EE0000"/>
+        </w:rPr>
+        <w:t>(SOCKET sock, UINT &amp;</w:t>
+      </w:r>
+      <w:proofErr w:type="spellStart"/>
+      <w:r>
+        <w:rPr>
+          <w:color w:val="EE0000"/>
+        </w:rPr>
+        <w:t>MyID</w:t>
+      </w:r>
+      <w:proofErr w:type="spellEnd"/>
+      <w:r>
+        <w:rPr>
+          <w:color w:val="EE0000"/>
+        </w:rPr>
+        <w:t>)</w:t>
       </w:r>
     </w:p>
     <w:p>
@@ -8189,7 +8704,21 @@
         <w:rPr>
           <w:color w:val="EE0000"/>
         </w:rPr>
-        <w:t>void RecvInitWorldStatic(SOCKET sock)</w:t>
+        <w:t xml:space="preserve">void </w:t>
+      </w:r>
+      <w:proofErr w:type="spellStart"/>
+      <w:r>
+        <w:rPr>
+          <w:color w:val="EE0000"/>
+        </w:rPr>
+        <w:t>RecvInitWorldStatic</w:t>
+      </w:r>
+      <w:proofErr w:type="spellEnd"/>
+      <w:r>
+        <w:rPr>
+          <w:color w:val="EE0000"/>
+        </w:rPr>
+        <w:t>(SOCKET sock)</w:t>
       </w:r>
     </w:p>
     <w:p>
@@ -8237,7 +8766,21 @@
         <w:rPr>
           <w:color w:val="EE0000"/>
         </w:rPr>
-        <w:t>void RecvInitWorldDynamic(SOCKET sock)</w:t>
+        <w:t xml:space="preserve">void </w:t>
+      </w:r>
+      <w:proofErr w:type="spellStart"/>
+      <w:r>
+        <w:rPr>
+          <w:color w:val="EE0000"/>
+        </w:rPr>
+        <w:t>RecvInitWorldDynamic</w:t>
+      </w:r>
+      <w:proofErr w:type="spellEnd"/>
+      <w:r>
+        <w:rPr>
+          <w:color w:val="EE0000"/>
+        </w:rPr>
+        <w:t>(SOCKET sock)</w:t>
       </w:r>
     </w:p>
     <w:p>
@@ -8290,12 +8833,21 @@
           <w:strike/>
         </w:rPr>
       </w:pPr>
+      <w:proofErr w:type="spellStart"/>
       <w:r>
         <w:rPr>
           <w:rFonts w:hint="eastAsia"/>
           <w:strike/>
         </w:rPr>
-        <w:t>Set_Input()</w:t>
+        <w:t>Set_Input</w:t>
+      </w:r>
+      <w:proofErr w:type="spellEnd"/>
+      <w:r>
+        <w:rPr>
+          <w:rFonts w:hint="eastAsia"/>
+          <w:strike/>
+        </w:rPr>
+        <w:t>()</w:t>
       </w:r>
     </w:p>
     <w:p>
@@ -8329,12 +8881,21 @@
           <w:color w:val="EE0000"/>
         </w:rPr>
       </w:pPr>
-      <w:r>
-        <w:rPr>
-          <w:rFonts w:hint="eastAsia"/>
-          <w:color w:val="EE0000"/>
-        </w:rPr>
-        <w:t>PlayerInputs inputs에 위치, 방향 등의 값을 직접 대입하여 변경.</w:t>
+      <w:proofErr w:type="spellStart"/>
+      <w:r>
+        <w:rPr>
+          <w:rFonts w:hint="eastAsia"/>
+          <w:color w:val="EE0000"/>
+        </w:rPr>
+        <w:t>PlayerInputs</w:t>
+      </w:r>
+      <w:proofErr w:type="spellEnd"/>
+      <w:r>
+        <w:rPr>
+          <w:rFonts w:hint="eastAsia"/>
+          <w:color w:val="EE0000"/>
+        </w:rPr>
+        <w:t xml:space="preserve"> inputs에 위치, 방향 등의 값을 직접 대입하여 변경.</w:t>
       </w:r>
     </w:p>
     <w:p>
@@ -8353,12 +8914,21 @@
           <w:strike/>
         </w:rPr>
       </w:pPr>
+      <w:proofErr w:type="spellStart"/>
       <w:r>
         <w:rPr>
           <w:rFonts w:hint="eastAsia"/>
           <w:strike/>
         </w:rPr>
-        <w:t xml:space="preserve">sendInputChange(Socket sock, char* key) </w:t>
+        <w:t>sendInputChange</w:t>
+      </w:r>
+      <w:proofErr w:type="spellEnd"/>
+      <w:r>
+        <w:rPr>
+          <w:rFonts w:hint="eastAsia"/>
+          <w:strike/>
+        </w:rPr>
+        <w:t xml:space="preserve">(Socket sock, char* key) </w:t>
       </w:r>
     </w:p>
     <w:p>
@@ -8430,13 +9000,43 @@
           <w:rFonts w:hint="eastAsia"/>
           <w:color w:val="EE0000"/>
         </w:rPr>
-        <w:t>void SendInputChange(</w:t>
-      </w:r>
-      <w:r>
-        <w:rPr>
-          <w:color w:val="EE0000"/>
-        </w:rPr>
-        <w:t>SOCKET sock, const PlayerInputs&amp; input</w:t>
+        <w:t xml:space="preserve">void </w:t>
+      </w:r>
+      <w:proofErr w:type="spellStart"/>
+      <w:r>
+        <w:rPr>
+          <w:rFonts w:hint="eastAsia"/>
+          <w:color w:val="EE0000"/>
+        </w:rPr>
+        <w:t>SendInputChange</w:t>
+      </w:r>
+      <w:proofErr w:type="spellEnd"/>
+      <w:r>
+        <w:rPr>
+          <w:rFonts w:hint="eastAsia"/>
+          <w:color w:val="EE0000"/>
+        </w:rPr>
+        <w:t>(</w:t>
+      </w:r>
+      <w:r>
+        <w:rPr>
+          <w:color w:val="EE0000"/>
+        </w:rPr>
+        <w:t xml:space="preserve">SOCKET sock, const </w:t>
+      </w:r>
+      <w:proofErr w:type="spellStart"/>
+      <w:r>
+        <w:rPr>
+          <w:color w:val="EE0000"/>
+        </w:rPr>
+        <w:t>PlayerInputs</w:t>
+      </w:r>
+      <w:proofErr w:type="spellEnd"/>
+      <w:r>
+        <w:rPr>
+          <w:color w:val="EE0000"/>
+        </w:rPr>
+        <w:t>&amp; input</w:t>
       </w:r>
       <w:r>
         <w:rPr>
@@ -8459,12 +9059,14 @@
         </w:rPr>
         <w:t xml:space="preserve">: 플레이어의 입력 값을 </w:t>
       </w:r>
+      <w:proofErr w:type="spellStart"/>
       <w:r>
         <w:rPr>
           <w:color w:val="EE0000"/>
         </w:rPr>
         <w:t>PacketParam</w:t>
       </w:r>
+      <w:proofErr w:type="spellEnd"/>
       <w:r>
         <w:rPr>
           <w:rFonts w:hint="eastAsia"/>
@@ -8472,12 +9074,14 @@
         </w:rPr>
         <w:t xml:space="preserve"> 구조체를 통해 패킷의 종류와 크기(</w:t>
       </w:r>
+      <w:proofErr w:type="spellStart"/>
       <w:r>
         <w:rPr>
           <w:color w:val="EE0000"/>
         </w:rPr>
         <w:t>PacketParam</w:t>
       </w:r>
+      <w:proofErr w:type="spellEnd"/>
       <w:r>
         <w:rPr>
           <w:rFonts w:hint="eastAsia"/>
@@ -8496,18 +9100,36 @@
         </w:rPr>
         <w:t xml:space="preserve"> </w:t>
       </w:r>
+      <w:proofErr w:type="spellStart"/>
       <w:r>
         <w:rPr>
           <w:color w:val="EE0000"/>
         </w:rPr>
         <w:t>PlayerInputs</w:t>
       </w:r>
-      <w:r>
-        <w:rPr>
-          <w:rFonts w:hint="eastAsia"/>
-          <w:color w:val="EE0000"/>
-        </w:rPr>
-        <w:t>)를 소켓을 통해 먼저 전송한 후, 실제 입력 데이터를 전송</w:t>
+      <w:proofErr w:type="spellEnd"/>
+      <w:r>
+        <w:rPr>
+          <w:rFonts w:hint="eastAsia"/>
+          <w:color w:val="EE0000"/>
+        </w:rPr>
+        <w:t>)</w:t>
+      </w:r>
+      <w:proofErr w:type="spellStart"/>
+      <w:r>
+        <w:rPr>
+          <w:rFonts w:hint="eastAsia"/>
+          <w:color w:val="EE0000"/>
+        </w:rPr>
+        <w:t>를</w:t>
+      </w:r>
+      <w:proofErr w:type="spellEnd"/>
+      <w:r>
+        <w:rPr>
+          <w:rFonts w:hint="eastAsia"/>
+          <w:color w:val="EE0000"/>
+        </w:rPr>
+        <w:t xml:space="preserve"> 소켓을 통해 먼저 전송한 후, 실제 입력 데이터를 전송</w:t>
       </w:r>
     </w:p>
     <w:p>
@@ -8528,11 +9150,20 @@
           <w:tab w:val="left" w:pos="7167"/>
         </w:tabs>
       </w:pPr>
-      <w:r>
-        <w:rPr>
-          <w:rFonts w:hint="eastAsia"/>
-        </w:rPr>
-        <w:t xml:space="preserve">recvWorld(Socket sock, </w:t>
+      <w:proofErr w:type="spellStart"/>
+      <w:r>
+        <w:rPr>
+          <w:rFonts w:hint="eastAsia"/>
+        </w:rPr>
+        <w:lastRenderedPageBreak/>
+        <w:t>recvWorld</w:t>
+      </w:r>
+      <w:proofErr w:type="spellEnd"/>
+      <w:r>
+        <w:rPr>
+          <w:rFonts w:hint="eastAsia"/>
+        </w:rPr>
+        <w:t xml:space="preserve">(Socket sock, </w:t>
       </w:r>
       <w:r>
         <w:rPr>
@@ -8594,7 +9225,6 @@
         <w:rPr>
           <w:rFonts w:hint="eastAsia"/>
         </w:rPr>
-        <w:lastRenderedPageBreak/>
         <w:t>DWORD</w:t>
       </w:r>
       <w:r>
@@ -8607,13 +9237,41 @@
         <w:rPr>
           <w:rFonts w:hint="eastAsia"/>
         </w:rPr>
-        <w:t xml:space="preserve"> Client</w:t>
-      </w:r>
-      <w:r>
-        <w:rPr>
-          <w:rFonts w:hint="eastAsia"/>
-        </w:rPr>
-        <w:t>Process(LPVOID arg)</w:t>
+        <w:t xml:space="preserve"> </w:t>
+      </w:r>
+      <w:proofErr w:type="spellStart"/>
+      <w:r>
+        <w:rPr>
+          <w:rFonts w:hint="eastAsia"/>
+        </w:rPr>
+        <w:t>Client</w:t>
+      </w:r>
+      <w:r>
+        <w:rPr>
+          <w:rFonts w:hint="eastAsia"/>
+        </w:rPr>
+        <w:t>Process</w:t>
+      </w:r>
+      <w:proofErr w:type="spellEnd"/>
+      <w:r>
+        <w:rPr>
+          <w:rFonts w:hint="eastAsia"/>
+        </w:rPr>
+        <w:t xml:space="preserve">(LPVOID </w:t>
+      </w:r>
+      <w:proofErr w:type="spellStart"/>
+      <w:r>
+        <w:rPr>
+          <w:rFonts w:hint="eastAsia"/>
+        </w:rPr>
+        <w:t>arg</w:t>
+      </w:r>
+      <w:proofErr w:type="spellEnd"/>
+      <w:r>
+        <w:rPr>
+          <w:rFonts w:hint="eastAsia"/>
+        </w:rPr>
+        <w:t>)</w:t>
       </w:r>
     </w:p>
     <w:p>
@@ -8660,7 +9318,14 @@
         <w:rPr>
           <w:rFonts w:hint="eastAsia"/>
         </w:rPr>
-        <w:t>ool Create</w:t>
+        <w:t xml:space="preserve">ool </w:t>
+      </w:r>
+      <w:proofErr w:type="spellStart"/>
+      <w:r>
+        <w:rPr>
+          <w:rFonts w:hint="eastAsia"/>
+        </w:rPr>
+        <w:t>Create</w:t>
       </w:r>
       <w:r>
         <w:rPr>
@@ -8672,7 +9337,14 @@
         <w:rPr>
           <w:rFonts w:hint="eastAsia"/>
         </w:rPr>
-        <w:t>Socket()</w:t>
+        <w:t>Socket</w:t>
+      </w:r>
+      <w:proofErr w:type="spellEnd"/>
+      <w:r>
+        <w:rPr>
+          <w:rFonts w:hint="eastAsia"/>
+        </w:rPr>
+        <w:t>()</w:t>
       </w:r>
     </w:p>
     <w:p>
@@ -8692,6 +9364,7 @@
         </w:rPr>
         <w:t xml:space="preserve">서버용 </w:t>
       </w:r>
+      <w:proofErr w:type="spellStart"/>
       <w:r>
         <w:rPr>
           <w:rFonts w:hint="eastAsia"/>
@@ -8702,7 +9375,14 @@
         <w:rPr>
           <w:rFonts w:hint="eastAsia"/>
         </w:rPr>
-        <w:t>소켓 생성</w:t>
+        <w:t>소켓</w:t>
+      </w:r>
+      <w:proofErr w:type="spellEnd"/>
+      <w:r>
+        <w:rPr>
+          <w:rFonts w:hint="eastAsia"/>
+        </w:rPr>
+        <w:t xml:space="preserve"> 생성</w:t>
       </w:r>
     </w:p>
     <w:p>
@@ -8725,7 +9405,23 @@
           <w:rFonts w:hint="eastAsia"/>
           <w:strike/>
         </w:rPr>
-        <w:t>ool MakeThread()</w:t>
+        <w:t xml:space="preserve">ool </w:t>
+      </w:r>
+      <w:proofErr w:type="spellStart"/>
+      <w:r>
+        <w:rPr>
+          <w:rFonts w:hint="eastAsia"/>
+          <w:strike/>
+        </w:rPr>
+        <w:t>MakeThread</w:t>
+      </w:r>
+      <w:proofErr w:type="spellEnd"/>
+      <w:r>
+        <w:rPr>
+          <w:rFonts w:hint="eastAsia"/>
+          <w:strike/>
+        </w:rPr>
+        <w:t>()</w:t>
       </w:r>
     </w:p>
     <w:p>
@@ -8802,7 +9498,23 @@
           <w:rFonts w:hint="eastAsia"/>
           <w:strike/>
         </w:rPr>
-        <w:t>oid SetPlayer()</w:t>
+        <w:t xml:space="preserve">oid </w:t>
+      </w:r>
+      <w:proofErr w:type="spellStart"/>
+      <w:r>
+        <w:rPr>
+          <w:rFonts w:hint="eastAsia"/>
+          <w:strike/>
+        </w:rPr>
+        <w:t>SetPlayer</w:t>
+      </w:r>
+      <w:proofErr w:type="spellEnd"/>
+      <w:r>
+        <w:rPr>
+          <w:rFonts w:hint="eastAsia"/>
+          <w:strike/>
+        </w:rPr>
+        <w:t>()</w:t>
       </w:r>
     </w:p>
     <w:p>
@@ -8847,7 +9559,23 @@
           <w:rFonts w:hint="eastAsia"/>
           <w:strike/>
         </w:rPr>
-        <w:t>oid SendInit()</w:t>
+        <w:t xml:space="preserve">oid </w:t>
+      </w:r>
+      <w:proofErr w:type="spellStart"/>
+      <w:r>
+        <w:rPr>
+          <w:rFonts w:hint="eastAsia"/>
+          <w:strike/>
+        </w:rPr>
+        <w:t>SendInit</w:t>
+      </w:r>
+      <w:proofErr w:type="spellEnd"/>
+      <w:r>
+        <w:rPr>
+          <w:rFonts w:hint="eastAsia"/>
+          <w:strike/>
+        </w:rPr>
+        <w:t>()</w:t>
       </w:r>
     </w:p>
     <w:p>
@@ -8951,12 +9679,21 @@
           <w:color w:val="EE0000"/>
         </w:rPr>
       </w:pPr>
-      <w:r>
-        <w:rPr>
-          <w:rFonts w:hint="eastAsia"/>
-          <w:color w:val="EE0000"/>
-        </w:rPr>
-        <w:t>SendInitOnePlayer()</w:t>
+      <w:proofErr w:type="spellStart"/>
+      <w:r>
+        <w:rPr>
+          <w:rFonts w:hint="eastAsia"/>
+          <w:color w:val="EE0000"/>
+        </w:rPr>
+        <w:t>SendInitOnePlayer</w:t>
+      </w:r>
+      <w:proofErr w:type="spellEnd"/>
+      <w:r>
+        <w:rPr>
+          <w:rFonts w:hint="eastAsia"/>
+          <w:color w:val="EE0000"/>
+        </w:rPr>
+        <w:t>()</w:t>
       </w:r>
     </w:p>
     <w:p>
@@ -9002,12 +9739,21 @@
           <w:color w:val="EE0000"/>
         </w:rPr>
       </w:pPr>
-      <w:r>
-        <w:rPr>
-          <w:rFonts w:hint="eastAsia"/>
-          <w:color w:val="EE0000"/>
-        </w:rPr>
-        <w:t>SendInitPlayers()</w:t>
+      <w:proofErr w:type="spellStart"/>
+      <w:r>
+        <w:rPr>
+          <w:rFonts w:hint="eastAsia"/>
+          <w:color w:val="EE0000"/>
+        </w:rPr>
+        <w:t>SendInitPlayers</w:t>
+      </w:r>
+      <w:proofErr w:type="spellEnd"/>
+      <w:r>
+        <w:rPr>
+          <w:rFonts w:hint="eastAsia"/>
+          <w:color w:val="EE0000"/>
+        </w:rPr>
+        <w:t>()</w:t>
       </w:r>
     </w:p>
     <w:p>
@@ -9046,12 +9792,21 @@
           <w:color w:val="EE0000"/>
         </w:rPr>
       </w:pPr>
-      <w:r>
-        <w:rPr>
-          <w:rFonts w:hint="eastAsia"/>
-          <w:color w:val="EE0000"/>
-        </w:rPr>
-        <w:t>SendInitStatic()</w:t>
+      <w:proofErr w:type="spellStart"/>
+      <w:r>
+        <w:rPr>
+          <w:rFonts w:hint="eastAsia"/>
+          <w:color w:val="EE0000"/>
+        </w:rPr>
+        <w:t>SendInitStatic</w:t>
+      </w:r>
+      <w:proofErr w:type="spellEnd"/>
+      <w:r>
+        <w:rPr>
+          <w:rFonts w:hint="eastAsia"/>
+          <w:color w:val="EE0000"/>
+        </w:rPr>
+        <w:t>()</w:t>
       </w:r>
     </w:p>
     <w:p>
@@ -9090,12 +9845,21 @@
           <w:color w:val="EE0000"/>
         </w:rPr>
       </w:pPr>
-      <w:r>
-        <w:rPr>
-          <w:rFonts w:hint="eastAsia"/>
-          <w:color w:val="EE0000"/>
-        </w:rPr>
-        <w:t>SendInitDynamic()</w:t>
+      <w:proofErr w:type="spellStart"/>
+      <w:r>
+        <w:rPr>
+          <w:rFonts w:hint="eastAsia"/>
+          <w:color w:val="EE0000"/>
+        </w:rPr>
+        <w:t>SendInitDynamic</w:t>
+      </w:r>
+      <w:proofErr w:type="spellEnd"/>
+      <w:r>
+        <w:rPr>
+          <w:rFonts w:hint="eastAsia"/>
+          <w:color w:val="EE0000"/>
+        </w:rPr>
+        <w:t>()</w:t>
       </w:r>
     </w:p>
     <w:p>
@@ -9162,11 +9926,19 @@
           <w:tab w:val="left" w:pos="7167"/>
         </w:tabs>
       </w:pPr>
-      <w:r>
-        <w:rPr>
-          <w:rFonts w:hint="eastAsia"/>
-        </w:rPr>
-        <w:t>recvInputChange(Socket sock, char* key)</w:t>
+      <w:proofErr w:type="spellStart"/>
+      <w:r>
+        <w:rPr>
+          <w:rFonts w:hint="eastAsia"/>
+        </w:rPr>
+        <w:t>recvInputChange</w:t>
+      </w:r>
+      <w:proofErr w:type="spellEnd"/>
+      <w:r>
+        <w:rPr>
+          <w:rFonts w:hint="eastAsia"/>
+        </w:rPr>
+        <w:t>(Socket sock, char* key)</w:t>
       </w:r>
     </w:p>
     <w:p>
@@ -9208,7 +9980,22 @@
         <w:rPr>
           <w:rFonts w:hint="eastAsia"/>
         </w:rPr>
-        <w:t>클라이언트로부터 PlayerInput 수신/적용</w:t>
+        <w:lastRenderedPageBreak/>
+        <w:t xml:space="preserve">클라이언트로부터 </w:t>
+      </w:r>
+      <w:proofErr w:type="spellStart"/>
+      <w:r>
+        <w:rPr>
+          <w:rFonts w:hint="eastAsia"/>
+        </w:rPr>
+        <w:t>PlayerInput</w:t>
+      </w:r>
+      <w:proofErr w:type="spellEnd"/>
+      <w:r>
+        <w:rPr>
+          <w:rFonts w:hint="eastAsia"/>
+        </w:rPr>
+        <w:t xml:space="preserve"> 수신/적용</w:t>
       </w:r>
     </w:p>
     <w:p>
@@ -9218,7 +10005,15 @@
         </w:tabs>
       </w:pPr>
       <w:r>
-        <w:t>bool ChecKCollisionLoop(Player&amp; player)</w:t>
+        <w:t xml:space="preserve">bool </w:t>
+      </w:r>
+      <w:proofErr w:type="spellStart"/>
+      <w:r>
+        <w:t>ChecKCollisionLoop</w:t>
+      </w:r>
+      <w:proofErr w:type="spellEnd"/>
+      <w:r>
+        <w:t>(Player&amp; player)</w:t>
       </w:r>
     </w:p>
     <w:p>
@@ -9236,7 +10031,6 @@
         <w:rPr>
           <w:rFonts w:hint="eastAsia"/>
         </w:rPr>
-        <w:lastRenderedPageBreak/>
         <w:t>플레이어와 발판 간의 충돌처리</w:t>
       </w:r>
     </w:p>
@@ -9249,6 +10043,7 @@
           <w:strike/>
         </w:rPr>
       </w:pPr>
+      <w:proofErr w:type="spellStart"/>
       <w:r>
         <w:rPr>
           <w:rFonts w:hint="eastAsia"/>
@@ -9261,7 +10056,15 @@
           <w:rFonts w:hint="eastAsia"/>
           <w:strike/>
         </w:rPr>
-        <w:t>pdateWorld()</w:t>
+        <w:t>pdateWorld</w:t>
+      </w:r>
+      <w:proofErr w:type="spellEnd"/>
+      <w:r>
+        <w:rPr>
+          <w:rFonts w:hint="eastAsia"/>
+          <w:strike/>
+        </w:rPr>
+        <w:t>()</w:t>
       </w:r>
     </w:p>
     <w:p>
@@ -9306,7 +10109,21 @@
         <w:rPr>
           <w:color w:val="EE0000"/>
         </w:rPr>
-        <w:t>void ServerMainLoop()</w:t>
+        <w:t xml:space="preserve">void </w:t>
+      </w:r>
+      <w:proofErr w:type="spellStart"/>
+      <w:r>
+        <w:rPr>
+          <w:color w:val="EE0000"/>
+        </w:rPr>
+        <w:t>ServerMainLoop</w:t>
+      </w:r>
+      <w:proofErr w:type="spellEnd"/>
+      <w:r>
+        <w:rPr>
+          <w:color w:val="EE0000"/>
+        </w:rPr>
+        <w:t>()</w:t>
       </w:r>
     </w:p>
     <w:p>
@@ -9337,18 +10154,36 @@
         </w:rPr>
         <w:t>패킷(</w:t>
       </w:r>
+      <w:proofErr w:type="spellStart"/>
       <w:r>
         <w:rPr>
           <w:color w:val="EE0000"/>
         </w:rPr>
         <w:t>PktFrameState</w:t>
       </w:r>
-      <w:r>
-        <w:rPr>
-          <w:rFonts w:hint="eastAsia"/>
-          <w:color w:val="EE0000"/>
-        </w:rPr>
-        <w:t>)에 반영.</w:t>
+      <w:proofErr w:type="spellEnd"/>
+      <w:r>
+        <w:rPr>
+          <w:rFonts w:hint="eastAsia"/>
+          <w:color w:val="EE0000"/>
+        </w:rPr>
+        <w:t>)</w:t>
+      </w:r>
+      <w:proofErr w:type="spellStart"/>
+      <w:r>
+        <w:rPr>
+          <w:rFonts w:hint="eastAsia"/>
+          <w:color w:val="EE0000"/>
+        </w:rPr>
+        <w:t>에</w:t>
+      </w:r>
+      <w:proofErr w:type="spellEnd"/>
+      <w:r>
+        <w:rPr>
+          <w:rFonts w:hint="eastAsia"/>
+          <w:color w:val="EE0000"/>
+        </w:rPr>
+        <w:t xml:space="preserve"> 반영.</w:t>
       </w:r>
     </w:p>
     <w:p>
@@ -9364,7 +10199,35 @@
         <w:rPr>
           <w:color w:val="EE0000"/>
         </w:rPr>
-        <w:t>bool WriteFrameState(Game_State&amp; state)</w:t>
+        <w:t xml:space="preserve">bool </w:t>
+      </w:r>
+      <w:proofErr w:type="spellStart"/>
+      <w:r>
+        <w:rPr>
+          <w:color w:val="EE0000"/>
+        </w:rPr>
+        <w:t>WriteFrameState</w:t>
+      </w:r>
+      <w:proofErr w:type="spellEnd"/>
+      <w:r>
+        <w:rPr>
+          <w:color w:val="EE0000"/>
+        </w:rPr>
+        <w:t>(</w:t>
+      </w:r>
+      <w:proofErr w:type="spellStart"/>
+      <w:r>
+        <w:rPr>
+          <w:color w:val="EE0000"/>
+        </w:rPr>
+        <w:t>Game_State</w:t>
+      </w:r>
+      <w:proofErr w:type="spellEnd"/>
+      <w:r>
+        <w:rPr>
+          <w:color w:val="EE0000"/>
+        </w:rPr>
+        <w:t>&amp; state)</w:t>
       </w:r>
     </w:p>
     <w:p>
@@ -9388,18 +10251,36 @@
         </w:rPr>
         <w:t>패킷(</w:t>
       </w:r>
+      <w:proofErr w:type="spellStart"/>
       <w:r>
         <w:rPr>
           <w:color w:val="EE0000"/>
         </w:rPr>
         <w:t>PktFrameState</w:t>
       </w:r>
-      <w:r>
-        <w:rPr>
-          <w:rFonts w:hint="eastAsia"/>
-          <w:color w:val="EE0000"/>
-        </w:rPr>
-        <w:t xml:space="preserve">)에 </w:t>
+      <w:proofErr w:type="spellEnd"/>
+      <w:r>
+        <w:rPr>
+          <w:rFonts w:hint="eastAsia"/>
+          <w:color w:val="EE0000"/>
+        </w:rPr>
+        <w:t>)</w:t>
+      </w:r>
+      <w:proofErr w:type="spellStart"/>
+      <w:r>
+        <w:rPr>
+          <w:rFonts w:hint="eastAsia"/>
+          <w:color w:val="EE0000"/>
+        </w:rPr>
+        <w:t>에</w:t>
+      </w:r>
+      <w:proofErr w:type="spellEnd"/>
+      <w:r>
+        <w:rPr>
+          <w:rFonts w:hint="eastAsia"/>
+          <w:color w:val="EE0000"/>
+        </w:rPr>
+        <w:t xml:space="preserve"> </w:t>
       </w:r>
       <w:r>
         <w:rPr>
@@ -9415,11 +10296,19 @@
           <w:tab w:val="left" w:pos="7167"/>
         </w:tabs>
       </w:pPr>
-      <w:r>
-        <w:rPr>
-          <w:rFonts w:hint="eastAsia"/>
-        </w:rPr>
-        <w:t>sendWorld(Socket sock, void* world)</w:t>
+      <w:proofErr w:type="spellStart"/>
+      <w:r>
+        <w:rPr>
+          <w:rFonts w:hint="eastAsia"/>
+        </w:rPr>
+        <w:t>sendWorld</w:t>
+      </w:r>
+      <w:proofErr w:type="spellEnd"/>
+      <w:r>
+        <w:rPr>
+          <w:rFonts w:hint="eastAsia"/>
+        </w:rPr>
+        <w:t>(Socket sock, void* world)</w:t>
       </w:r>
     </w:p>
     <w:p>
@@ -9475,7 +10364,35 @@
         <w:rPr>
           <w:rFonts w:hint="eastAsia"/>
         </w:rPr>
-        <w:t>DWORD WINAPI ServerProcess(LPVOID arg)</w:t>
+        <w:t xml:space="preserve">DWORD WINAPI </w:t>
+      </w:r>
+      <w:proofErr w:type="spellStart"/>
+      <w:r>
+        <w:rPr>
+          <w:rFonts w:hint="eastAsia"/>
+        </w:rPr>
+        <w:t>ServerProcess</w:t>
+      </w:r>
+      <w:proofErr w:type="spellEnd"/>
+      <w:r>
+        <w:rPr>
+          <w:rFonts w:hint="eastAsia"/>
+        </w:rPr>
+        <w:t xml:space="preserve">(LPVOID </w:t>
+      </w:r>
+      <w:proofErr w:type="spellStart"/>
+      <w:r>
+        <w:rPr>
+          <w:rFonts w:hint="eastAsia"/>
+        </w:rPr>
+        <w:t>arg</w:t>
+      </w:r>
+      <w:proofErr w:type="spellEnd"/>
+      <w:r>
+        <w:rPr>
+          <w:rFonts w:hint="eastAsia"/>
+        </w:rPr>
+        <w:t>)</w:t>
       </w:r>
     </w:p>
     <w:p>
@@ -9514,16 +10431,38 @@
         <w:rPr>
           <w:rFonts w:hint="eastAsia"/>
         </w:rPr>
-        <w:t>[멀티쓰레드 동기화 관련 전역 변수/전역 함수]</w:t>
-      </w:r>
-    </w:p>
-    <w:p>
-      <w:r>
-        <w:rPr>
-          <w:rFonts w:hint="eastAsia"/>
-        </w:rPr>
-        <w:t>CRITICAL_SECTION WorldCS</w:t>
-      </w:r>
+        <w:t>[</w:t>
+      </w:r>
+      <w:proofErr w:type="spellStart"/>
+      <w:r>
+        <w:rPr>
+          <w:rFonts w:hint="eastAsia"/>
+        </w:rPr>
+        <w:t>멀티쓰레드</w:t>
+      </w:r>
+      <w:proofErr w:type="spellEnd"/>
+      <w:r>
+        <w:rPr>
+          <w:rFonts w:hint="eastAsia"/>
+        </w:rPr>
+        <w:t xml:space="preserve"> 동기화 관련 전역 변수/전역 함수]</w:t>
+      </w:r>
+    </w:p>
+    <w:p>
+      <w:r>
+        <w:rPr>
+          <w:rFonts w:hint="eastAsia"/>
+        </w:rPr>
+        <w:t xml:space="preserve">CRITICAL_SECTION </w:t>
+      </w:r>
+      <w:proofErr w:type="spellStart"/>
+      <w:r>
+        <w:rPr>
+          <w:rFonts w:hint="eastAsia"/>
+        </w:rPr>
+        <w:t>WorldCS</w:t>
+      </w:r>
+      <w:proofErr w:type="spellEnd"/>
     </w:p>
     <w:p>
       <w:pPr>
@@ -9560,7 +10499,21 @@
         <w:rPr>
           <w:rFonts w:hint="eastAsia"/>
         </w:rPr>
-        <w:t>void SetPacket()</w:t>
+        <w:t xml:space="preserve">void </w:t>
+      </w:r>
+      <w:proofErr w:type="spellStart"/>
+      <w:r>
+        <w:rPr>
+          <w:rFonts w:hint="eastAsia"/>
+        </w:rPr>
+        <w:t>SetPacket</w:t>
+      </w:r>
+      <w:proofErr w:type="spellEnd"/>
+      <w:r>
+        <w:rPr>
+          <w:rFonts w:hint="eastAsia"/>
+        </w:rPr>
+        <w:t>()</w:t>
       </w:r>
     </w:p>
     <w:p>
@@ -9599,18 +10552,41 @@
       </w:r>
     </w:p>
     <w:p>
-      <w:r>
-        <w:rPr>
-          <w:rFonts w:hint="eastAsia"/>
-        </w:rPr>
-        <w:t xml:space="preserve">enum Game_State : uint8_t </w:t>
-      </w:r>
-    </w:p>
-    <w:p>
-      <w:r>
-        <w:rPr>
-          <w:rFonts w:hint="eastAsia"/>
-        </w:rPr>
+      <w:proofErr w:type="spellStart"/>
+      <w:r>
+        <w:rPr>
+          <w:rFonts w:hint="eastAsia"/>
+        </w:rPr>
+        <w:t>enum</w:t>
+      </w:r>
+      <w:proofErr w:type="spellEnd"/>
+      <w:r>
+        <w:rPr>
+          <w:rFonts w:hint="eastAsia"/>
+        </w:rPr>
+        <w:t xml:space="preserve"> </w:t>
+      </w:r>
+      <w:proofErr w:type="spellStart"/>
+      <w:r>
+        <w:rPr>
+          <w:rFonts w:hint="eastAsia"/>
+        </w:rPr>
+        <w:t>Game_State</w:t>
+      </w:r>
+      <w:proofErr w:type="spellEnd"/>
+      <w:r>
+        <w:rPr>
+          <w:rFonts w:hint="eastAsia"/>
+        </w:rPr>
+        <w:t xml:space="preserve"> : uint8_t </w:t>
+      </w:r>
+    </w:p>
+    <w:p>
+      <w:r>
+        <w:rPr>
+          <w:rFonts w:hint="eastAsia"/>
+        </w:rPr>
+        <w:lastRenderedPageBreak/>
         <w:t xml:space="preserve">{ </w:t>
       </w:r>
     </w:p>
@@ -9627,7 +10603,6 @@
         <w:rPr>
           <w:rFonts w:hint="eastAsia"/>
         </w:rPr>
-        <w:lastRenderedPageBreak/>
         <w:t xml:space="preserve">GAME_STATE_RUNNING = 1, // 실제 경기 중 </w:t>
       </w:r>
     </w:p>
@@ -9642,8 +10617,16 @@
         <w:rPr>
           <w:rFonts w:hint="eastAsia"/>
         </w:rPr>
-        <w:t>가 정해짐</w:t>
-      </w:r>
+        <w:t xml:space="preserve">가 </w:t>
+      </w:r>
+      <w:proofErr w:type="spellStart"/>
+      <w:r>
+        <w:rPr>
+          <w:rFonts w:hint="eastAsia"/>
+        </w:rPr>
+        <w:t>정해짐</w:t>
+      </w:r>
+      <w:proofErr w:type="spellEnd"/>
     </w:p>
     <w:p>
       <w:r>
@@ -9694,15 +10677,45 @@
         <w:rPr>
           <w:rFonts w:hint="eastAsia"/>
         </w:rPr>
-        <w:t>패킷의 타입을 지정할 enum</w:t>
-      </w:r>
-    </w:p>
-    <w:p>
-      <w:r>
-        <w:rPr>
-          <w:rFonts w:hint="eastAsia"/>
-        </w:rPr>
-        <w:t>enum PacketType : uint16_t</w:t>
+        <w:t xml:space="preserve">패킷의 타입을 지정할 </w:t>
+      </w:r>
+      <w:proofErr w:type="spellStart"/>
+      <w:r>
+        <w:rPr>
+          <w:rFonts w:hint="eastAsia"/>
+        </w:rPr>
+        <w:t>enum</w:t>
+      </w:r>
+      <w:proofErr w:type="spellEnd"/>
+    </w:p>
+    <w:p>
+      <w:proofErr w:type="spellStart"/>
+      <w:r>
+        <w:rPr>
+          <w:rFonts w:hint="eastAsia"/>
+        </w:rPr>
+        <w:t>enum</w:t>
+      </w:r>
+      <w:proofErr w:type="spellEnd"/>
+      <w:r>
+        <w:rPr>
+          <w:rFonts w:hint="eastAsia"/>
+        </w:rPr>
+        <w:t xml:space="preserve"> </w:t>
+      </w:r>
+      <w:proofErr w:type="spellStart"/>
+      <w:r>
+        <w:rPr>
+          <w:rFonts w:hint="eastAsia"/>
+        </w:rPr>
+        <w:t>PacketType</w:t>
+      </w:r>
+      <w:proofErr w:type="spellEnd"/>
+      <w:r>
+        <w:rPr>
+          <w:rFonts w:hint="eastAsia"/>
+        </w:rPr>
+        <w:t xml:space="preserve"> : uint16_t</w:t>
       </w:r>
       <w:r>
         <w:rPr>
@@ -9764,7 +10777,21 @@
         <w:rPr>
           <w:rFonts w:hint="eastAsia"/>
         </w:rPr>
-        <w:t>PACK_INIT_PLAYERS = 2, // 서버 -&gt; 클라 : 플레이어 초기 스폰 위치/ID/색 등</w:t>
+        <w:t xml:space="preserve">PACK_INIT_PLAYERS = 2, // 서버 -&gt; 클라 : 플레이어 초기 </w:t>
+      </w:r>
+      <w:proofErr w:type="spellStart"/>
+      <w:r>
+        <w:rPr>
+          <w:rFonts w:hint="eastAsia"/>
+        </w:rPr>
+        <w:t>스폰</w:t>
+      </w:r>
+      <w:proofErr w:type="spellEnd"/>
+      <w:r>
+        <w:rPr>
+          <w:rFonts w:hint="eastAsia"/>
+        </w:rPr>
+        <w:t xml:space="preserve"> 위치/ID/색 등</w:t>
       </w:r>
     </w:p>
     <w:p>
@@ -9793,7 +10820,21 @@
         <w:rPr>
           <w:rFonts w:hint="eastAsia"/>
         </w:rPr>
-        <w:t>, // 서버 -&gt; 클라 : 매 틱마다 동적 상태(플레이어들, 움직이는 발판)</w:t>
+        <w:t xml:space="preserve">, // 서버 -&gt; 클라 : 매 </w:t>
+      </w:r>
+      <w:proofErr w:type="spellStart"/>
+      <w:r>
+        <w:rPr>
+          <w:rFonts w:hint="eastAsia"/>
+        </w:rPr>
+        <w:t>틱마다</w:t>
+      </w:r>
+      <w:proofErr w:type="spellEnd"/>
+      <w:r>
+        <w:rPr>
+          <w:rFonts w:hint="eastAsia"/>
+        </w:rPr>
+        <w:t xml:space="preserve"> 동적 상태(플레이어들, 움직이는 발판)</w:t>
       </w:r>
       <w:r>
         <w:br/>
@@ -9853,22 +10894,52 @@
         <w:rPr>
           <w:rFonts w:hint="eastAsia"/>
         </w:rPr>
-        <w:t xml:space="preserve">struct PacketParam { </w:t>
+        <w:t xml:space="preserve">struct </w:t>
+      </w:r>
+      <w:proofErr w:type="spellStart"/>
+      <w:r>
+        <w:rPr>
+          <w:rFonts w:hint="eastAsia"/>
+        </w:rPr>
+        <w:t>PacketParam</w:t>
+      </w:r>
+      <w:proofErr w:type="spellEnd"/>
+      <w:r>
+        <w:rPr>
+          <w:rFonts w:hint="eastAsia"/>
+        </w:rPr>
+        <w:t xml:space="preserve"> { </w:t>
       </w:r>
       <w:r>
         <w:br/>
       </w:r>
+      <w:proofErr w:type="spellStart"/>
       <w:r>
         <w:rPr>
           <w:rFonts w:hint="eastAsia"/>
         </w:rPr>
         <w:t>PacketType</w:t>
       </w:r>
-      <w:r>
-        <w:rPr>
-          <w:rFonts w:hint="eastAsia"/>
-        </w:rPr>
-        <w:t xml:space="preserve"> type; // PacketType </w:t>
+      <w:proofErr w:type="spellEnd"/>
+      <w:r>
+        <w:rPr>
+          <w:rFonts w:hint="eastAsia"/>
+        </w:rPr>
+        <w:t xml:space="preserve"> type; // </w:t>
+      </w:r>
+      <w:proofErr w:type="spellStart"/>
+      <w:r>
+        <w:rPr>
+          <w:rFonts w:hint="eastAsia"/>
+        </w:rPr>
+        <w:t>PacketType</w:t>
+      </w:r>
+      <w:proofErr w:type="spellEnd"/>
+      <w:r>
+        <w:rPr>
+          <w:rFonts w:hint="eastAsia"/>
+        </w:rPr>
+        <w:t xml:space="preserve"> </w:t>
       </w:r>
       <w:r>
         <w:br/>
@@ -9927,7 +10998,6 @@
         <w:rPr>
           <w:rFonts w:hint="eastAsia"/>
         </w:rPr>
-        <w:lastRenderedPageBreak/>
         <w:t>[Init]</w:t>
       </w:r>
     </w:p>
@@ -9936,7 +11006,21 @@
         <w:rPr>
           <w:rFonts w:hint="eastAsia"/>
         </w:rPr>
-        <w:t xml:space="preserve">struct PlayerInitInfo { </w:t>
+        <w:t xml:space="preserve">struct </w:t>
+      </w:r>
+      <w:proofErr w:type="spellStart"/>
+      <w:r>
+        <w:rPr>
+          <w:rFonts w:hint="eastAsia"/>
+        </w:rPr>
+        <w:t>PlayerInitInfo</w:t>
+      </w:r>
+      <w:proofErr w:type="spellEnd"/>
+      <w:r>
+        <w:rPr>
+          <w:rFonts w:hint="eastAsia"/>
+        </w:rPr>
+        <w:t xml:space="preserve"> { </w:t>
       </w:r>
       <w:r>
         <w:br/>
@@ -9945,7 +11029,21 @@
         <w:rPr>
           <w:rFonts w:hint="eastAsia"/>
         </w:rPr>
-        <w:t xml:space="preserve">uint8_t playerId; </w:t>
+        <w:t xml:space="preserve">uint8_t </w:t>
+      </w:r>
+      <w:proofErr w:type="spellStart"/>
+      <w:r>
+        <w:rPr>
+          <w:rFonts w:hint="eastAsia"/>
+        </w:rPr>
+        <w:t>playerId</w:t>
+      </w:r>
+      <w:proofErr w:type="spellEnd"/>
+      <w:r>
+        <w:rPr>
+          <w:rFonts w:hint="eastAsia"/>
+        </w:rPr>
+        <w:t xml:space="preserve">; </w:t>
       </w:r>
       <w:r>
         <w:br/>
@@ -9956,12 +11054,14 @@
         </w:rPr>
         <w:t xml:space="preserve">float </w:t>
       </w:r>
+      <w:proofErr w:type="spellStart"/>
       <w:r>
         <w:rPr>
           <w:rFonts w:hint="eastAsia"/>
         </w:rPr>
         <w:t>spawnPos</w:t>
       </w:r>
+      <w:proofErr w:type="spellEnd"/>
       <w:r>
         <w:rPr>
           <w:rFonts w:hint="eastAsia"/>
@@ -9989,7 +11089,21 @@
         <w:rPr>
           <w:rFonts w:hint="eastAsia"/>
         </w:rPr>
-        <w:t>struct PktInitPlayers {</w:t>
+        <w:t xml:space="preserve">struct </w:t>
+      </w:r>
+      <w:proofErr w:type="spellStart"/>
+      <w:r>
+        <w:rPr>
+          <w:rFonts w:hint="eastAsia"/>
+        </w:rPr>
+        <w:t>PktInitPlayers</w:t>
+      </w:r>
+      <w:proofErr w:type="spellEnd"/>
+      <w:r>
+        <w:rPr>
+          <w:rFonts w:hint="eastAsia"/>
+        </w:rPr>
+        <w:t xml:space="preserve"> {</w:t>
       </w:r>
       <w:r>
         <w:br/>
@@ -9998,7 +11112,21 @@
         <w:rPr>
           <w:rFonts w:hint="eastAsia"/>
         </w:rPr>
-        <w:t>uint8_t myPlayerId;</w:t>
+        <w:t xml:space="preserve">uint8_t </w:t>
+      </w:r>
+      <w:proofErr w:type="spellStart"/>
+      <w:r>
+        <w:rPr>
+          <w:rFonts w:hint="eastAsia"/>
+        </w:rPr>
+        <w:t>myPlayerId</w:t>
+      </w:r>
+      <w:proofErr w:type="spellEnd"/>
+      <w:r>
+        <w:rPr>
+          <w:rFonts w:hint="eastAsia"/>
+        </w:rPr>
+        <w:t>;</w:t>
       </w:r>
       <w:r>
         <w:t xml:space="preserve"> </w:t>
@@ -10006,11 +11134,19 @@
       <w:r>
         <w:br/>
       </w:r>
-      <w:r>
-        <w:rPr>
-          <w:rFonts w:hint="eastAsia"/>
-        </w:rPr>
-        <w:t>PlayerInitInfo players[3];</w:t>
+      <w:proofErr w:type="spellStart"/>
+      <w:r>
+        <w:rPr>
+          <w:rFonts w:hint="eastAsia"/>
+        </w:rPr>
+        <w:t>PlayerInitInfo</w:t>
+      </w:r>
+      <w:proofErr w:type="spellEnd"/>
+      <w:r>
+        <w:rPr>
+          <w:rFonts w:hint="eastAsia"/>
+        </w:rPr>
+        <w:t xml:space="preserve"> players[3];</w:t>
       </w:r>
       <w:r>
         <w:rPr>
@@ -10103,11 +11239,33 @@
       </w:r>
     </w:p>
     <w:p>
-      <w:r>
-        <w:rPr>
-          <w:rFonts w:hint="eastAsia"/>
-        </w:rPr>
-        <w:t>PacketParam staticObjParam; // 고정 객체를 전송할 패킷들의 총 정보</w:t>
+      <w:proofErr w:type="spellStart"/>
+      <w:r>
+        <w:rPr>
+          <w:rFonts w:hint="eastAsia"/>
+        </w:rPr>
+        <w:t>PacketParam</w:t>
+      </w:r>
+      <w:proofErr w:type="spellEnd"/>
+      <w:r>
+        <w:rPr>
+          <w:rFonts w:hint="eastAsia"/>
+        </w:rPr>
+        <w:t xml:space="preserve"> </w:t>
+      </w:r>
+      <w:proofErr w:type="spellStart"/>
+      <w:r>
+        <w:rPr>
+          <w:rFonts w:hint="eastAsia"/>
+        </w:rPr>
+        <w:t>staticObjParam</w:t>
+      </w:r>
+      <w:proofErr w:type="spellEnd"/>
+      <w:r>
+        <w:rPr>
+          <w:rFonts w:hint="eastAsia"/>
+        </w:rPr>
+        <w:t>; // 고정 객체를 전송할 패킷들의 총 정보</w:t>
       </w:r>
       <w:r>
         <w:br/>
@@ -10121,6 +11279,7 @@
         </w:rPr>
         <w:t xml:space="preserve">loat </w:t>
       </w:r>
+      <w:proofErr w:type="spellStart"/>
       <w:r>
         <w:rPr>
           <w:rFonts w:hint="eastAsia"/>
@@ -10131,7 +11290,14 @@
         <w:rPr>
           <w:rFonts w:hint="eastAsia"/>
         </w:rPr>
-        <w:t>osition[3];</w:t>
+        <w:t>osition</w:t>
+      </w:r>
+      <w:proofErr w:type="spellEnd"/>
+      <w:r>
+        <w:rPr>
+          <w:rFonts w:hint="eastAsia"/>
+        </w:rPr>
+        <w:t>[3];</w:t>
       </w:r>
       <w:r>
         <w:tab/>
@@ -10168,11 +11334,33 @@
       </w:r>
     </w:p>
     <w:p>
-      <w:r>
-        <w:rPr>
-          <w:rFonts w:hint="eastAsia"/>
-        </w:rPr>
-        <w:t>PacketParam dynamicObjParam; // 움직이는 객체를 전송할 패킷들의 총 정보</w:t>
+      <w:proofErr w:type="spellStart"/>
+      <w:r>
+        <w:rPr>
+          <w:rFonts w:hint="eastAsia"/>
+        </w:rPr>
+        <w:t>PacketParam</w:t>
+      </w:r>
+      <w:proofErr w:type="spellEnd"/>
+      <w:r>
+        <w:rPr>
+          <w:rFonts w:hint="eastAsia"/>
+        </w:rPr>
+        <w:t xml:space="preserve"> </w:t>
+      </w:r>
+      <w:proofErr w:type="spellStart"/>
+      <w:r>
+        <w:rPr>
+          <w:rFonts w:hint="eastAsia"/>
+        </w:rPr>
+        <w:t>dynamicObjParam</w:t>
+      </w:r>
+      <w:proofErr w:type="spellEnd"/>
+      <w:r>
+        <w:rPr>
+          <w:rFonts w:hint="eastAsia"/>
+        </w:rPr>
+        <w:t>; // 움직이는 객체를 전송할 패킷들의 총 정보</w:t>
       </w:r>
       <w:r>
         <w:br/>
@@ -10182,7 +11370,21 @@
         <w:rPr>
           <w:rFonts w:hint="eastAsia"/>
         </w:rPr>
-        <w:t>loat dynamicObjectPosition[3];</w:t>
+        <w:t xml:space="preserve">loat </w:t>
+      </w:r>
+      <w:proofErr w:type="spellStart"/>
+      <w:r>
+        <w:rPr>
+          <w:rFonts w:hint="eastAsia"/>
+        </w:rPr>
+        <w:t>dynamicObjectPosition</w:t>
+      </w:r>
+      <w:proofErr w:type="spellEnd"/>
+      <w:r>
+        <w:rPr>
+          <w:rFonts w:hint="eastAsia"/>
+        </w:rPr>
+        <w:t>[3];</w:t>
       </w:r>
       <w:r>
         <w:tab/>
@@ -10207,6 +11409,7 @@
         <w:rPr>
           <w:rFonts w:hint="eastAsia"/>
         </w:rPr>
+        <w:lastRenderedPageBreak/>
         <w:t>Update에서 보낼 정보</w:t>
       </w:r>
     </w:p>
@@ -10215,7 +11418,21 @@
         <w:rPr>
           <w:rFonts w:hint="eastAsia"/>
         </w:rPr>
-        <w:t xml:space="preserve">struct PlayerSyncData { </w:t>
+        <w:t xml:space="preserve">struct </w:t>
+      </w:r>
+      <w:proofErr w:type="spellStart"/>
+      <w:r>
+        <w:rPr>
+          <w:rFonts w:hint="eastAsia"/>
+        </w:rPr>
+        <w:t>PlayerSyncData</w:t>
+      </w:r>
+      <w:proofErr w:type="spellEnd"/>
+      <w:r>
+        <w:rPr>
+          <w:rFonts w:hint="eastAsia"/>
+        </w:rPr>
+        <w:t xml:space="preserve"> { </w:t>
       </w:r>
       <w:r>
         <w:br/>
@@ -10224,8 +11441,21 @@
         <w:rPr>
           <w:rFonts w:hint="eastAsia"/>
         </w:rPr>
-        <w:lastRenderedPageBreak/>
-        <w:t xml:space="preserve">uint8_t playerId; // </w:t>
+        <w:t xml:space="preserve">uint8_t </w:t>
+      </w:r>
+      <w:proofErr w:type="spellStart"/>
+      <w:r>
+        <w:rPr>
+          <w:rFonts w:hint="eastAsia"/>
+        </w:rPr>
+        <w:t>playerId</w:t>
+      </w:r>
+      <w:proofErr w:type="spellEnd"/>
+      <w:r>
+        <w:rPr>
+          <w:rFonts w:hint="eastAsia"/>
+        </w:rPr>
+        <w:t xml:space="preserve">; // </w:t>
       </w:r>
       <w:r>
         <w:rPr>
@@ -10314,25 +11544,69 @@
         <w:rPr>
           <w:rFonts w:hint="eastAsia"/>
         </w:rPr>
-        <w:t xml:space="preserve">struct PktFrameState { </w:t>
+        <w:t xml:space="preserve">struct </w:t>
+      </w:r>
+      <w:proofErr w:type="spellStart"/>
+      <w:r>
+        <w:rPr>
+          <w:rFonts w:hint="eastAsia"/>
+        </w:rPr>
+        <w:t>PktFrameState</w:t>
+      </w:r>
+      <w:proofErr w:type="spellEnd"/>
+      <w:r>
+        <w:rPr>
+          <w:rFonts w:hint="eastAsia"/>
+        </w:rPr>
+        <w:t xml:space="preserve"> { </w:t>
       </w:r>
       <w:r>
         <w:br/>
       </w:r>
-      <w:r>
-        <w:rPr>
-          <w:rFonts w:hint="eastAsia"/>
-        </w:rPr>
-        <w:t xml:space="preserve">Game_State gameState; // 지금 게임이 RUNNING인지 FINISHED인지도 함께 보냄 </w:t>
+      <w:proofErr w:type="spellStart"/>
+      <w:r>
+        <w:rPr>
+          <w:rFonts w:hint="eastAsia"/>
+        </w:rPr>
+        <w:t>Game_State</w:t>
+      </w:r>
+      <w:proofErr w:type="spellEnd"/>
+      <w:r>
+        <w:rPr>
+          <w:rFonts w:hint="eastAsia"/>
+        </w:rPr>
+        <w:t xml:space="preserve"> </w:t>
+      </w:r>
+      <w:proofErr w:type="spellStart"/>
+      <w:r>
+        <w:rPr>
+          <w:rFonts w:hint="eastAsia"/>
+        </w:rPr>
+        <w:t>gameState</w:t>
+      </w:r>
+      <w:proofErr w:type="spellEnd"/>
+      <w:r>
+        <w:rPr>
+          <w:rFonts w:hint="eastAsia"/>
+        </w:rPr>
+        <w:t xml:space="preserve">; // 지금 게임이 RUNNING인지 FINISHED인지도 함께 보냄 </w:t>
       </w:r>
       <w:r>
         <w:br/>
       </w:r>
-      <w:r>
-        <w:rPr>
-          <w:rFonts w:hint="eastAsia"/>
-        </w:rPr>
-        <w:t xml:space="preserve">PlayerSyncData players[3] </w:t>
+      <w:proofErr w:type="spellStart"/>
+      <w:r>
+        <w:rPr>
+          <w:rFonts w:hint="eastAsia"/>
+        </w:rPr>
+        <w:t>PlayerSyncData</w:t>
+      </w:r>
+      <w:proofErr w:type="spellEnd"/>
+      <w:r>
+        <w:rPr>
+          <w:rFonts w:hint="eastAsia"/>
+        </w:rPr>
+        <w:t xml:space="preserve"> players[3] </w:t>
       </w:r>
       <w:r>
         <w:br/>
@@ -10341,7 +11615,35 @@
         <w:rPr>
           <w:rFonts w:hint="eastAsia"/>
         </w:rPr>
-        <w:t>float DynObjPos[DynObjNum][3];</w:t>
+        <w:t xml:space="preserve">float </w:t>
+      </w:r>
+      <w:proofErr w:type="spellStart"/>
+      <w:r>
+        <w:rPr>
+          <w:rFonts w:hint="eastAsia"/>
+        </w:rPr>
+        <w:t>DynObjPos</w:t>
+      </w:r>
+      <w:proofErr w:type="spellEnd"/>
+      <w:r>
+        <w:rPr>
+          <w:rFonts w:hint="eastAsia"/>
+        </w:rPr>
+        <w:t>[</w:t>
+      </w:r>
+      <w:proofErr w:type="spellStart"/>
+      <w:r>
+        <w:rPr>
+          <w:rFonts w:hint="eastAsia"/>
+        </w:rPr>
+        <w:t>DynObjNum</w:t>
+      </w:r>
+      <w:proofErr w:type="spellEnd"/>
+      <w:r>
+        <w:rPr>
+          <w:rFonts w:hint="eastAsia"/>
+        </w:rPr>
+        <w:t>][3];</w:t>
       </w:r>
       <w:r>
         <w:br/>
@@ -10366,7 +11668,21 @@
         <w:rPr>
           <w:color w:val="EE0000"/>
         </w:rPr>
-        <w:t>int move_block_size;</w:t>
+        <w:t xml:space="preserve">int </w:t>
+      </w:r>
+      <w:proofErr w:type="spellStart"/>
+      <w:r>
+        <w:rPr>
+          <w:color w:val="EE0000"/>
+        </w:rPr>
+        <w:t>move_block_size</w:t>
+      </w:r>
+      <w:proofErr w:type="spellEnd"/>
+      <w:r>
+        <w:rPr>
+          <w:color w:val="EE0000"/>
+        </w:rPr>
+        <w:t>;</w:t>
       </w:r>
     </w:p>
     <w:p>
@@ -10471,11 +11787,19 @@
       </w:r>
     </w:p>
     <w:p>
-      <w:r>
-        <w:rPr>
-          <w:rFonts w:hint="eastAsia"/>
-        </w:rPr>
-        <w:t>GameRestart()</w:t>
+      <w:proofErr w:type="spellStart"/>
+      <w:r>
+        <w:rPr>
+          <w:rFonts w:hint="eastAsia"/>
+        </w:rPr>
+        <w:t>GameRestart</w:t>
+      </w:r>
+      <w:proofErr w:type="spellEnd"/>
+      <w:r>
+        <w:rPr>
+          <w:rFonts w:hint="eastAsia"/>
+        </w:rPr>
+        <w:t>()</w:t>
       </w:r>
     </w:p>
     <w:p>
@@ -10505,7 +11829,21 @@
         <w:rPr>
           <w:rFonts w:hint="eastAsia"/>
         </w:rPr>
-        <w:t>서버에서는 모든 상태를 초기로 되돌려 재시작하라는 상태를 전송</w:t>
+        <w:t xml:space="preserve">서버에서는 모든 상태를 초기로 되돌려 </w:t>
+      </w:r>
+      <w:proofErr w:type="spellStart"/>
+      <w:r>
+        <w:rPr>
+          <w:rFonts w:hint="eastAsia"/>
+        </w:rPr>
+        <w:t>재시작하라는</w:t>
+      </w:r>
+      <w:proofErr w:type="spellEnd"/>
+      <w:r>
+        <w:rPr>
+          <w:rFonts w:hint="eastAsia"/>
+        </w:rPr>
+        <w:t xml:space="preserve"> 상태를 전송</w:t>
       </w:r>
     </w:p>
     <w:p>
@@ -10524,11 +11862,20 @@
       </w:r>
     </w:p>
     <w:p>
-      <w:r>
-        <w:rPr>
-          <w:rFonts w:hint="eastAsia"/>
-        </w:rPr>
-        <w:t>GameExit()</w:t>
+      <w:proofErr w:type="spellStart"/>
+      <w:r>
+        <w:rPr>
+          <w:rFonts w:hint="eastAsia"/>
+        </w:rPr>
+        <w:lastRenderedPageBreak/>
+        <w:t>GameExit</w:t>
+      </w:r>
+      <w:proofErr w:type="spellEnd"/>
+      <w:r>
+        <w:rPr>
+          <w:rFonts w:hint="eastAsia"/>
+        </w:rPr>
+        <w:t>()</w:t>
       </w:r>
     </w:p>
     <w:p>
@@ -10558,7 +11905,6 @@
         <w:rPr>
           <w:rFonts w:hint="eastAsia"/>
         </w:rPr>
-        <w:lastRenderedPageBreak/>
         <w:t>클라이언트에게 종료하라는 상태를 전송</w:t>
       </w:r>
     </w:p>
@@ -11023,12 +12369,14 @@
             <w:tcW w:w="1625" w:type="dxa"/>
           </w:tcPr>
           <w:p>
+            <w:proofErr w:type="spellStart"/>
             <w:r>
               <w:rPr>
                 <w:rFonts w:hint="eastAsia"/>
               </w:rPr>
               <w:t>MovingObject</w:t>
             </w:r>
+            <w:proofErr w:type="spellEnd"/>
           </w:p>
         </w:tc>
         <w:tc>
@@ -11169,12 +12517,14 @@
             <w:tcW w:w="1520" w:type="dxa"/>
           </w:tcPr>
           <w:p>
+            <w:proofErr w:type="spellStart"/>
             <w:r>
               <w:rPr>
                 <w:rFonts w:hint="eastAsia"/>
               </w:rPr>
               <w:t>CreateSocket</w:t>
             </w:r>
+            <w:proofErr w:type="spellEnd"/>
             <w:r>
               <w:br/>
             </w:r>
@@ -11192,12 +12542,14 @@
             <w:tcW w:w="1483" w:type="dxa"/>
           </w:tcPr>
           <w:p>
+            <w:proofErr w:type="spellStart"/>
             <w:r>
               <w:rPr>
                 <w:rFonts w:hint="eastAsia"/>
               </w:rPr>
               <w:t>InitPlayer</w:t>
             </w:r>
+            <w:proofErr w:type="spellEnd"/>
             <w:r>
               <w:br/>
             </w:r>
@@ -11205,7 +12557,21 @@
               <w:rPr>
                 <w:rFonts w:hint="eastAsia"/>
               </w:rPr>
-              <w:t>(player.Init())</w:t>
+              <w:t>(</w:t>
+            </w:r>
+            <w:proofErr w:type="spellStart"/>
+            <w:r>
+              <w:rPr>
+                <w:rFonts w:hint="eastAsia"/>
+              </w:rPr>
+              <w:t>player.Init</w:t>
+            </w:r>
+            <w:proofErr w:type="spellEnd"/>
+            <w:r>
+              <w:rPr>
+                <w:rFonts w:hint="eastAsia"/>
+              </w:rPr>
+              <w:t>())</w:t>
             </w:r>
           </w:p>
         </w:tc>
@@ -11233,12 +12599,14 @@
             <w:tcW w:w="1625" w:type="dxa"/>
           </w:tcPr>
           <w:p>
+            <w:proofErr w:type="spellStart"/>
             <w:r>
               <w:rPr>
                 <w:rFonts w:hint="eastAsia"/>
               </w:rPr>
               <w:t>MakeThread</w:t>
             </w:r>
+            <w:proofErr w:type="spellEnd"/>
             <w:r>
               <w:br/>
             </w:r>
@@ -11386,12 +12754,14 @@
             <w:tcW w:w="1483" w:type="dxa"/>
           </w:tcPr>
           <w:p>
+            <w:proofErr w:type="spellStart"/>
             <w:r>
               <w:rPr>
                 <w:rFonts w:hint="eastAsia"/>
               </w:rPr>
               <w:t>InitWorld</w:t>
             </w:r>
+            <w:proofErr w:type="spellEnd"/>
             <w:r>
               <w:br/>
             </w:r>
@@ -11399,7 +12769,21 @@
               <w:rPr>
                 <w:rFonts w:hint="eastAsia"/>
               </w:rPr>
-              <w:t>(world.Init())</w:t>
+              <w:t>(</w:t>
+            </w:r>
+            <w:proofErr w:type="spellStart"/>
+            <w:r>
+              <w:rPr>
+                <w:rFonts w:hint="eastAsia"/>
+              </w:rPr>
+              <w:t>world.Init</w:t>
+            </w:r>
+            <w:proofErr w:type="spellEnd"/>
+            <w:r>
+              <w:rPr>
+                <w:rFonts w:hint="eastAsia"/>
+              </w:rPr>
+              <w:t>())</w:t>
             </w:r>
           </w:p>
         </w:tc>
@@ -11414,12 +12798,14 @@
             <w:tcW w:w="1575" w:type="dxa"/>
           </w:tcPr>
           <w:p>
+            <w:proofErr w:type="spellStart"/>
             <w:r>
               <w:rPr>
                 <w:rFonts w:hint="eastAsia"/>
               </w:rPr>
               <w:t>MakeThread</w:t>
             </w:r>
+            <w:proofErr w:type="spellEnd"/>
             <w:r>
               <w:br/>
             </w:r>
@@ -11436,12 +12822,14 @@
             <w:tcW w:w="1625" w:type="dxa"/>
           </w:tcPr>
           <w:p>
+            <w:proofErr w:type="spellStart"/>
             <w:r>
               <w:rPr>
                 <w:rFonts w:hint="eastAsia"/>
               </w:rPr>
               <w:t>InitGL</w:t>
             </w:r>
+            <w:proofErr w:type="spellEnd"/>
             <w:r>
               <w:br/>
             </w:r>
@@ -11449,8 +12837,16 @@
               <w:rPr>
                 <w:rFonts w:hint="eastAsia"/>
               </w:rPr>
-              <w:t>~ glmainloop</w:t>
-            </w:r>
+              <w:t xml:space="preserve">~ </w:t>
+            </w:r>
+            <w:proofErr w:type="spellStart"/>
+            <w:r>
+              <w:rPr>
+                <w:rFonts w:hint="eastAsia"/>
+              </w:rPr>
+              <w:t>glmainloop</w:t>
+            </w:r>
+            <w:proofErr w:type="spellEnd"/>
           </w:p>
         </w:tc>
         <w:tc>
@@ -11670,12 +13066,14 @@
                 </mc:Fallback>
               </mc:AlternateContent>
             </w:r>
+            <w:proofErr w:type="spellStart"/>
             <w:r>
               <w:rPr>
                 <w:rFonts w:hint="eastAsia"/>
               </w:rPr>
               <w:t>SendInit</w:t>
             </w:r>
+            <w:proofErr w:type="spellEnd"/>
           </w:p>
         </w:tc>
         <w:tc>
@@ -11753,21 +13151,25 @@
                 </mc:Fallback>
               </mc:AlternateContent>
             </w:r>
+            <w:proofErr w:type="spellStart"/>
             <w:r>
               <w:rPr>
                 <w:rFonts w:hint="eastAsia"/>
               </w:rPr>
               <w:t>SendInit</w:t>
             </w:r>
+            <w:proofErr w:type="spellEnd"/>
             <w:r>
               <w:br/>
             </w:r>
+            <w:proofErr w:type="spellStart"/>
             <w:r>
               <w:rPr>
                 <w:rFonts w:hint="eastAsia"/>
               </w:rPr>
               <w:t>OnePlayer</w:t>
             </w:r>
+            <w:proofErr w:type="spellEnd"/>
           </w:p>
         </w:tc>
         <w:tc>
@@ -11845,12 +13247,14 @@
                 </mc:Fallback>
               </mc:AlternateContent>
             </w:r>
+            <w:proofErr w:type="spellStart"/>
             <w:r>
               <w:rPr>
                 <w:rFonts w:hint="eastAsia"/>
               </w:rPr>
               <w:t>SendInit</w:t>
             </w:r>
+            <w:proofErr w:type="spellEnd"/>
           </w:p>
         </w:tc>
         <w:tc>
@@ -12005,11 +13409,19 @@
                 </mc:Fallback>
               </mc:AlternateContent>
             </w:r>
-            <w:r>
-              <w:rPr>
-                <w:rFonts w:hint="eastAsia"/>
-              </w:rPr>
-              <w:t>SendWorld(1)</w:t>
+            <w:proofErr w:type="spellStart"/>
+            <w:r>
+              <w:rPr>
+                <w:rFonts w:hint="eastAsia"/>
+              </w:rPr>
+              <w:t>SendWorld</w:t>
+            </w:r>
+            <w:proofErr w:type="spellEnd"/>
+            <w:r>
+              <w:rPr>
+                <w:rFonts w:hint="eastAsia"/>
+              </w:rPr>
+              <w:t>(1)</w:t>
             </w:r>
             <w:r>
               <w:br/>
@@ -12131,12 +13543,14 @@
             <w:tcW w:w="1292" w:type="dxa"/>
           </w:tcPr>
           <w:p>
+            <w:proofErr w:type="spellStart"/>
             <w:r>
               <w:rPr>
                 <w:rFonts w:hint="eastAsia"/>
               </w:rPr>
               <w:t>RecvInit</w:t>
             </w:r>
+            <w:proofErr w:type="spellEnd"/>
           </w:p>
         </w:tc>
         <w:tc>
@@ -12156,12 +13570,14 @@
             <w:tcW w:w="1341" w:type="dxa"/>
           </w:tcPr>
           <w:p>
+            <w:proofErr w:type="spellStart"/>
             <w:r>
               <w:rPr>
                 <w:rFonts w:hint="eastAsia"/>
               </w:rPr>
               <w:t>Set_Input</w:t>
             </w:r>
+            <w:proofErr w:type="spellEnd"/>
           </w:p>
         </w:tc>
         <w:tc>
@@ -12183,7 +13599,7 @@
               <mc:AlternateContent>
                 <mc:Choice Requires="wps">
                   <w:drawing>
-                    <wp:anchor distT="0" distB="0" distL="114300" distR="114300" simplePos="0" relativeHeight="251953152" behindDoc="0" locked="0" layoutInCell="1" allowOverlap="1" wp14:anchorId="053EF028" wp14:editId="3D17D8F1">
+                    <wp:anchor distT="0" distB="0" distL="114300" distR="114300" simplePos="0" relativeHeight="251953152" behindDoc="0" locked="0" layoutInCell="1" allowOverlap="1" wp14:anchorId="053EF028" wp14:editId="37F936C4">
                       <wp:simplePos x="0" y="0"/>
                       <wp:positionH relativeFrom="column">
                         <wp:posOffset>-76835</wp:posOffset>
@@ -12246,17 +13662,19 @@
                 </mc:Choice>
                 <mc:Fallback>
                   <w:pict>
-                    <v:rect w14:anchorId="591C14DC" id="직사각형 57" o:spid="_x0000_s1026" style="position:absolute;margin-left:-6.05pt;margin-top:4.15pt;width:67.8pt;height:57pt;z-index:251953152;visibility:visible;mso-wrap-style:square;mso-width-percent:0;mso-height-percent:0;mso-wrap-distance-left:9pt;mso-wrap-distance-top:0;mso-wrap-distance-right:9pt;mso-wrap-distance-bottom:0;mso-position-horizontal:absolute;mso-position-horizontal-relative:text;mso-position-vertical:absolute;mso-position-vertical-relative:text;mso-width-percent:0;mso-height-percent:0;mso-width-relative:margin;mso-height-relative:margin;v-text-anchor:middle" o:gfxdata="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" filled="f" strokecolor="#09101d [484]" strokeweight="1pt"/>
+                    <v:rect w14:anchorId="6123BA7C" id="직사각형 57" o:spid="_x0000_s1026" style="position:absolute;margin-left:-6.05pt;margin-top:4.15pt;width:67.8pt;height:57pt;z-index:251953152;visibility:visible;mso-wrap-style:square;mso-width-percent:0;mso-height-percent:0;mso-wrap-distance-left:9pt;mso-wrap-distance-top:0;mso-wrap-distance-right:9pt;mso-wrap-distance-bottom:0;mso-position-horizontal:absolute;mso-position-horizontal-relative:text;mso-position-vertical:absolute;mso-position-vertical-relative:text;mso-width-percent:0;mso-height-percent:0;mso-width-relative:margin;mso-height-relative:margin;v-text-anchor:middle" o:gfxdata="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" filled="f" strokecolor="#09101d [484]" strokeweight="1pt"/>
                   </w:pict>
                 </mc:Fallback>
               </mc:AlternateContent>
             </w:r>
+            <w:proofErr w:type="spellStart"/>
             <w:r>
               <w:rPr>
                 <w:rFonts w:hint="eastAsia"/>
               </w:rPr>
               <w:t>RecvWorld</w:t>
             </w:r>
+            <w:proofErr w:type="spellEnd"/>
             <w:r>
               <w:br/>
             </w:r>
@@ -12282,83 +13700,6 @@
             <w:tcW w:w="1600" w:type="dxa"/>
           </w:tcPr>
           <w:p>
-            <w:r>
-              <w:rPr>
-                <w:rFonts w:hint="eastAsia"/>
-                <w:strike/>
-                <w:noProof/>
-              </w:rPr>
-              <mc:AlternateContent>
-                <mc:Choice Requires="wps">
-                  <w:drawing>
-                    <wp:anchor distT="0" distB="0" distL="114300" distR="114300" simplePos="0" relativeHeight="251960320" behindDoc="0" locked="0" layoutInCell="1" allowOverlap="1" wp14:anchorId="078CE463" wp14:editId="3E90579B">
-                      <wp:simplePos x="0" y="0"/>
-                      <wp:positionH relativeFrom="column">
-                        <wp:posOffset>-76835</wp:posOffset>
-                      </wp:positionH>
-                      <wp:positionV relativeFrom="paragraph">
-                        <wp:posOffset>-17780</wp:posOffset>
-                      </wp:positionV>
-                      <wp:extent cx="739140" cy="990600"/>
-                      <wp:effectExtent l="0" t="0" r="22860" b="19050"/>
-                      <wp:wrapNone/>
-                      <wp:docPr id="483527897" name="직사각형 66"/>
-                      <wp:cNvGraphicFramePr/>
-                      <a:graphic xmlns:a="http://schemas.openxmlformats.org/drawingml/2006/main">
-                        <a:graphicData uri="http://schemas.microsoft.com/office/word/2010/wordprocessingShape">
-                          <wps:wsp>
-                            <wps:cNvSpPr/>
-                            <wps:spPr>
-                              <a:xfrm>
-                                <a:off x="0" y="0"/>
-                                <a:ext cx="739140" cy="990600"/>
-                              </a:xfrm>
-                              <a:prstGeom prst="rect">
-                                <a:avLst/>
-                              </a:prstGeom>
-                              <a:noFill/>
-                              <a:ln>
-                                <a:solidFill>
-                                  <a:srgbClr val="00B0F0"/>
-                                </a:solidFill>
-                              </a:ln>
-                            </wps:spPr>
-                            <wps:style>
-                              <a:lnRef idx="2">
-                                <a:schemeClr val="dk1"/>
-                              </a:lnRef>
-                              <a:fillRef idx="1">
-                                <a:schemeClr val="lt1"/>
-                              </a:fillRef>
-                              <a:effectRef idx="0">
-                                <a:schemeClr val="dk1"/>
-                              </a:effectRef>
-                              <a:fontRef idx="minor">
-                                <a:schemeClr val="dk1"/>
-                              </a:fontRef>
-                            </wps:style>
-                            <wps:bodyPr rot="0" spcFirstLastPara="0" vertOverflow="overflow" horzOverflow="overflow" vert="horz" wrap="square" lIns="91440" tIns="45720" rIns="91440" bIns="45720" numCol="1" spcCol="0" rtlCol="0" fromWordArt="0" anchor="ctr" anchorCtr="0" forceAA="0" compatLnSpc="1">
-                              <a:prstTxWarp prst="textNoShape">
-                                <a:avLst/>
-                              </a:prstTxWarp>
-                              <a:noAutofit/>
-                            </wps:bodyPr>
-                          </wps:wsp>
-                        </a:graphicData>
-                      </a:graphic>
-                      <wp14:sizeRelH relativeFrom="margin">
-                        <wp14:pctWidth>0</wp14:pctWidth>
-                      </wp14:sizeRelH>
-                    </wp:anchor>
-                  </w:drawing>
-                </mc:Choice>
-                <mc:Fallback>
-                  <w:pict>
-                    <v:rect w14:anchorId="12D4E316" id="직사각형 66" o:spid="_x0000_s1026" style="position:absolute;margin-left:-6.05pt;margin-top:-1.4pt;width:58.2pt;height:78pt;z-index:251960320;visibility:visible;mso-wrap-style:square;mso-width-percent:0;mso-wrap-distance-left:9pt;mso-wrap-distance-top:0;mso-wrap-distance-right:9pt;mso-wrap-distance-bottom:0;mso-position-horizontal:absolute;mso-position-horizontal-relative:text;mso-position-vertical:absolute;mso-position-vertical-relative:text;mso-width-percent:0;mso-width-relative:margin;v-text-anchor:middle" o:gfxdata="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" filled="f" strokecolor="#00b0f0" strokeweight="1pt"/>
-                  </w:pict>
-                </mc:Fallback>
-              </mc:AlternateContent>
-            </w:r>
             <w:r>
               <w:rPr>
                 <w:rFonts w:hint="eastAsia"/>
@@ -12423,12 +13764,14 @@
             <w:tcW w:w="1520" w:type="dxa"/>
           </w:tcPr>
           <w:p>
+            <w:proofErr w:type="spellStart"/>
             <w:r>
               <w:rPr>
                 <w:rFonts w:hint="eastAsia"/>
               </w:rPr>
               <w:t>DrawScene</w:t>
             </w:r>
+            <w:proofErr w:type="spellEnd"/>
           </w:p>
         </w:tc>
         <w:tc>
@@ -12488,141 +13831,36 @@
             <w:tcW w:w="1625" w:type="dxa"/>
           </w:tcPr>
           <w:p>
-            <w:pPr>
-              <w:rPr>
-                <w:strike/>
-              </w:rPr>
-            </w:pPr>
-            <w:r>
-              <w:rPr>
-                <w:rFonts w:hint="eastAsia"/>
-                <w:strike/>
-                <w:noProof/>
-              </w:rPr>
-              <mc:AlternateContent>
-                <mc:Choice Requires="wps">
-                  <w:drawing>
-                    <wp:anchor distT="0" distB="0" distL="114300" distR="114300" simplePos="0" relativeHeight="251961344" behindDoc="0" locked="0" layoutInCell="1" allowOverlap="1" wp14:anchorId="4C1DD436" wp14:editId="06C44728">
-                      <wp:simplePos x="0" y="0"/>
-                      <wp:positionH relativeFrom="column">
-                        <wp:posOffset>779780</wp:posOffset>
-                      </wp:positionH>
-                      <wp:positionV relativeFrom="paragraph">
-                        <wp:posOffset>83820</wp:posOffset>
-                      </wp:positionV>
-                      <wp:extent cx="579120" cy="434340"/>
-                      <wp:effectExtent l="0" t="38100" r="68580" b="22860"/>
-                      <wp:wrapNone/>
-                      <wp:docPr id="1338765645" name="연결선: 꺾임 67"/>
-                      <wp:cNvGraphicFramePr/>
-                      <a:graphic xmlns:a="http://schemas.openxmlformats.org/drawingml/2006/main">
-                        <a:graphicData uri="http://schemas.microsoft.com/office/word/2010/wordprocessingShape">
-                          <wps:wsp>
-                            <wps:cNvCnPr/>
-                            <wps:spPr>
-                              <a:xfrm flipV="1">
-                                <a:off x="0" y="0"/>
-                                <a:ext cx="579120" cy="434340"/>
-                              </a:xfrm>
-                              <a:prstGeom prst="bentConnector3">
-                                <a:avLst>
-                                  <a:gd name="adj1" fmla="val 99333"/>
-                                </a:avLst>
-                              </a:prstGeom>
-                              <a:ln>
-                                <a:tailEnd type="triangle"/>
-                              </a:ln>
-                            </wps:spPr>
-                            <wps:style>
-                              <a:lnRef idx="3">
-                                <a:schemeClr val="accent1"/>
-                              </a:lnRef>
-                              <a:fillRef idx="0">
-                                <a:schemeClr val="accent1"/>
-                              </a:fillRef>
-                              <a:effectRef idx="2">
-                                <a:schemeClr val="accent1"/>
-                              </a:effectRef>
-                              <a:fontRef idx="minor">
-                                <a:schemeClr val="tx1"/>
-                              </a:fontRef>
-                            </wps:style>
-                            <wps:bodyPr/>
-                          </wps:wsp>
-                        </a:graphicData>
-                      </a:graphic>
-                      <wp14:sizeRelH relativeFrom="margin">
-                        <wp14:pctWidth>0</wp14:pctWidth>
-                      </wp14:sizeRelH>
-                      <wp14:sizeRelV relativeFrom="margin">
-                        <wp14:pctHeight>0</wp14:pctHeight>
-                      </wp14:sizeRelV>
-                    </wp:anchor>
-                  </w:drawing>
-                </mc:Choice>
-                <mc:Fallback>
-                  <w:pict>
-                    <v:shapetype w14:anchorId="07D5FCFB" id="_x0000_t34" coordsize="21600,21600" o:spt="34" o:oned="t" adj="10800" path="m,l@0,0@0,21600,21600,21600e" filled="f">
-                      <v:stroke joinstyle="miter"/>
-                      <v:formulas>
-                        <v:f eqn="val #0"/>
-                      </v:formulas>
-                      <v:path arrowok="t" fillok="f" o:connecttype="none"/>
-                      <v:handles>
-                        <v:h position="#0,center"/>
-                      </v:handles>
-                      <o:lock v:ext="edit" shapetype="t"/>
-                    </v:shapetype>
-                    <v:shape id="연결선: 꺾임 67" o:spid="_x0000_s1026" type="#_x0000_t34" style="position:absolute;margin-left:61.4pt;margin-top:6.6pt;width:45.6pt;height:34.2pt;flip:y;z-index:251961344;visibility:visible;mso-wrap-style:square;mso-width-percent:0;mso-height-percent:0;mso-wrap-distance-left:9pt;mso-wrap-distance-top:0;mso-wrap-distance-right:9pt;mso-wrap-distance-bottom:0;mso-position-horizontal:absolute;mso-position-horizontal-relative:text;mso-position-vertical:absolute;mso-position-vertical-relative:text;mso-width-percent:0;mso-height-percent:0;mso-width-relative:margin;mso-height-relative:margin" o:gfxdata="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" adj="21456" strokecolor="#4472c4 [3204]" strokeweight="1.5pt">
-                      <v:stroke endarrow="block"/>
-                    </v:shape>
-                  </w:pict>
-                </mc:Fallback>
-              </mc:AlternateContent>
-            </w:r>
-            <w:r>
-              <w:rPr>
-                <w:rFonts w:hint="eastAsia"/>
-                <w:strike/>
+            <w:r>
+              <w:rPr>
+                <w:rFonts w:hint="eastAsia"/>
               </w:rPr>
               <w:t>Send</w:t>
             </w:r>
             <w:r>
-              <w:rPr>
-                <w:strike/>
-              </w:rPr>
               <w:br/>
             </w:r>
             <w:r>
               <w:rPr>
                 <w:rFonts w:hint="eastAsia"/>
-                <w:strike/>
               </w:rPr>
               <w:t>Input</w:t>
             </w:r>
             <w:r>
-              <w:rPr>
-                <w:strike/>
-              </w:rPr>
               <w:br/>
             </w:r>
             <w:r>
               <w:rPr>
                 <w:rFonts w:hint="eastAsia"/>
-                <w:strike/>
               </w:rPr>
               <w:t>Change</w:t>
             </w:r>
             <w:r>
-              <w:rPr>
-                <w:strike/>
-              </w:rPr>
               <w:br/>
             </w:r>
             <w:r>
               <w:rPr>
                 <w:rFonts w:hint="eastAsia"/>
-                <w:strike/>
               </w:rPr>
               <w:t>- Keyboard</w:t>
             </w:r>
@@ -12632,141 +13870,7 @@
           <w:tcPr>
             <w:tcW w:w="1600" w:type="dxa"/>
           </w:tcPr>
-          <w:p>
-            <w:r>
-              <w:rPr>
-                <w:rFonts w:hint="eastAsia"/>
-                <w:strike/>
-                <w:noProof/>
-              </w:rPr>
-              <mc:AlternateContent>
-                <mc:Choice Requires="wps">
-                  <w:drawing>
-                    <wp:anchor distT="0" distB="0" distL="114300" distR="114300" simplePos="0" relativeHeight="251962368" behindDoc="0" locked="0" layoutInCell="1" allowOverlap="1" wp14:anchorId="17CC31A4" wp14:editId="37085361">
-                      <wp:simplePos x="0" y="0"/>
-                      <wp:positionH relativeFrom="column">
-                        <wp:posOffset>-534035</wp:posOffset>
-                      </wp:positionH>
-                      <wp:positionV relativeFrom="paragraph">
-                        <wp:posOffset>30480</wp:posOffset>
-                      </wp:positionV>
-                      <wp:extent cx="754380" cy="899160"/>
-                      <wp:effectExtent l="0" t="0" r="26670" b="15240"/>
-                      <wp:wrapNone/>
-                      <wp:docPr id="1575945244" name="Text Box 68"/>
-                      <wp:cNvGraphicFramePr/>
-                      <a:graphic xmlns:a="http://schemas.openxmlformats.org/drawingml/2006/main">
-                        <a:graphicData uri="http://schemas.microsoft.com/office/word/2010/wordprocessingShape">
-                          <wps:wsp>
-                            <wps:cNvSpPr txBox="1"/>
-                            <wps:spPr>
-                              <a:xfrm>
-                                <a:off x="0" y="0"/>
-                                <a:ext cx="754380" cy="899160"/>
-                              </a:xfrm>
-                              <a:prstGeom prst="rect">
-                                <a:avLst/>
-                              </a:prstGeom>
-                              <a:solidFill>
-                                <a:schemeClr val="lt1"/>
-                              </a:solidFill>
-                              <a:ln w="6350">
-                                <a:solidFill>
-                                  <a:prstClr val="black"/>
-                                </a:solidFill>
-                              </a:ln>
-                            </wps:spPr>
-                            <wps:txbx>
-                              <w:txbxContent>
-                                <w:p>
-                                  <w:pPr>
-                                    <w:rPr>
-                                      <w:rFonts w:hint="eastAsia"/>
-                                      <w:color w:val="EE0000"/>
-                                    </w:rPr>
-                                  </w:pPr>
-                                  <w:r>
-                                    <w:rPr>
-                                      <w:rFonts w:hint="eastAsia"/>
-                                      <w:color w:val="EE0000"/>
-                                    </w:rPr>
-                                    <w:t xml:space="preserve">한 명이 모두 </w:t>
-                                  </w:r>
-                                  <w:r>
-                                    <w:rPr>
-                                      <w:color w:val="EE0000"/>
-                                    </w:rPr>
-                                    <w:br/>
-                                  </w:r>
-                                  <w:r>
-                                    <w:rPr>
-                                      <w:rFonts w:hint="eastAsia"/>
-                                      <w:color w:val="EE0000"/>
-                                    </w:rPr>
-                                    <w:t>구현함</w:t>
-                                  </w:r>
-                                </w:p>
-                              </w:txbxContent>
-                            </wps:txbx>
-                            <wps:bodyPr rot="0" spcFirstLastPara="0" vertOverflow="overflow" horzOverflow="overflow" vert="horz" wrap="square" lIns="91440" tIns="45720" rIns="91440" bIns="45720" numCol="1" spcCol="0" rtlCol="0" fromWordArt="0" anchor="t" anchorCtr="0" forceAA="0" compatLnSpc="1">
-                              <a:prstTxWarp prst="textNoShape">
-                                <a:avLst/>
-                              </a:prstTxWarp>
-                              <a:noAutofit/>
-                            </wps:bodyPr>
-                          </wps:wsp>
-                        </a:graphicData>
-                      </a:graphic>
-                      <wp14:sizeRelH relativeFrom="margin">
-                        <wp14:pctWidth>0</wp14:pctWidth>
-                      </wp14:sizeRelH>
-                      <wp14:sizeRelV relativeFrom="margin">
-                        <wp14:pctHeight>0</wp14:pctHeight>
-                      </wp14:sizeRelV>
-                    </wp:anchor>
-                  </w:drawing>
-                </mc:Choice>
-                <mc:Fallback>
-                  <w:pict>
-                    <v:shape w14:anchorId="17CC31A4" id="Text Box 68" o:spid="_x0000_s1056" type="#_x0000_t202" style="position:absolute;margin-left:-42.05pt;margin-top:2.4pt;width:59.4pt;height:70.8pt;z-index:251962368;visibility:visible;mso-wrap-style:square;mso-width-percent:0;mso-height-percent:0;mso-wrap-distance-left:9pt;mso-wrap-distance-top:0;mso-wrap-distance-right:9pt;mso-wrap-distance-bottom:0;mso-position-horizontal:absolute;mso-position-horizontal-relative:text;mso-position-vertical:absolute;mso-position-vertical-relative:text;mso-width-percent:0;mso-height-percent:0;mso-width-relative:margin;mso-height-relative:margin;v-text-anchor:top" o:gfxdata="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" fillcolor="white [3201]" strokeweight=".5pt">
-                      <v:textbox>
-                        <w:txbxContent>
-                          <w:p>
-                            <w:pPr>
-                              <w:rPr>
-                                <w:rFonts w:hint="eastAsia"/>
-                                <w:color w:val="EE0000"/>
-                              </w:rPr>
-                            </w:pPr>
-                            <w:r>
-                              <w:rPr>
-                                <w:rFonts w:hint="eastAsia"/>
-                                <w:color w:val="EE0000"/>
-                              </w:rPr>
-                              <w:t xml:space="preserve">한 명이 모두 </w:t>
-                            </w:r>
-                            <w:r>
-                              <w:rPr>
-                                <w:color w:val="EE0000"/>
-                              </w:rPr>
-                              <w:br/>
-                            </w:r>
-                            <w:r>
-                              <w:rPr>
-                                <w:rFonts w:hint="eastAsia"/>
-                                <w:color w:val="EE0000"/>
-                              </w:rPr>
-                              <w:t>구현함</w:t>
-                            </w:r>
-                          </w:p>
-                        </w:txbxContent>
-                      </v:textbox>
-                    </v:shape>
-                  </w:pict>
-                </mc:Fallback>
-              </mc:AlternateContent>
-            </w:r>
-          </w:p>
+          <w:p/>
         </w:tc>
       </w:tr>
       <w:tr>
@@ -13097,12 +14201,14 @@
                 </mc:Fallback>
               </mc:AlternateContent>
             </w:r>
+            <w:proofErr w:type="spellStart"/>
             <w:r>
               <w:rPr>
                 <w:rFonts w:hint="eastAsia"/>
               </w:rPr>
               <w:t>Recv</w:t>
             </w:r>
+            <w:proofErr w:type="spellEnd"/>
             <w:r>
               <w:br/>
             </w:r>
@@ -13128,8 +14234,16 @@
               <w:rPr>
                 <w:rFonts w:hint="eastAsia"/>
               </w:rPr>
-              <w:t>- KeyBoard</w:t>
-            </w:r>
+              <w:t xml:space="preserve">- </w:t>
+            </w:r>
+            <w:proofErr w:type="spellStart"/>
+            <w:r>
+              <w:rPr>
+                <w:rFonts w:hint="eastAsia"/>
+              </w:rPr>
+              <w:t>KeyBoard</w:t>
+            </w:r>
+            <w:proofErr w:type="spellEnd"/>
           </w:p>
         </w:tc>
         <w:tc>
@@ -13142,6 +14256,7 @@
                 <w:color w:val="EE0000"/>
               </w:rPr>
             </w:pPr>
+            <w:proofErr w:type="spellStart"/>
             <w:r>
               <w:rPr>
                 <w:rFonts w:hint="eastAsia"/>
@@ -13149,6 +14264,7 @@
               </w:rPr>
               <w:t>SendWorld</w:t>
             </w:r>
+            <w:proofErr w:type="spellEnd"/>
           </w:p>
           <w:p>
             <w:pPr>
@@ -13156,6 +14272,7 @@
                 <w:color w:val="EE0000"/>
               </w:rPr>
             </w:pPr>
+            <w:proofErr w:type="spellStart"/>
             <w:r>
               <w:rPr>
                 <w:rFonts w:hint="eastAsia"/>
@@ -13163,6 +14280,7 @@
               </w:rPr>
               <w:t>RecvWorld</w:t>
             </w:r>
+            <w:proofErr w:type="spellEnd"/>
           </w:p>
           <w:p>
             <w:pPr>
@@ -13212,10 +14330,10 @@
           <w:p>
             <w:pPr>
               <w:rPr>
-                <w:rFonts w:hint="eastAsia"/>
                 <w:color w:val="EE0000"/>
               </w:rPr>
             </w:pPr>
+            <w:proofErr w:type="spellStart"/>
             <w:r>
               <w:rPr>
                 <w:rFonts w:hint="eastAsia"/>
@@ -13223,6 +14341,7 @@
               </w:rPr>
               <w:t>Recv</w:t>
             </w:r>
+            <w:proofErr w:type="spellEnd"/>
             <w:r>
               <w:rPr>
                 <w:color w:val="EE0000"/>
@@ -13254,26 +14373,6 @@
                 <w:color w:val="EE0000"/>
               </w:rPr>
               <w:br/>
-            </w:r>
-            <w:r>
-              <w:rPr>
-                <w:rFonts w:hint="eastAsia"/>
-                <w:color w:val="EE0000"/>
-              </w:rPr>
-              <w:t>Send에 맞춰</w:t>
-            </w:r>
-            <w:r>
-              <w:rPr>
-                <w:color w:val="EE0000"/>
-              </w:rPr>
-              <w:br/>
-            </w:r>
-            <w:r>
-              <w:rPr>
-                <w:rFonts w:hint="eastAsia"/>
-                <w:color w:val="EE0000"/>
-              </w:rPr>
-              <w:t xml:space="preserve">추가 </w:t>
             </w:r>
             <w:r>
               <w:rPr>
@@ -13450,12 +14549,14 @@
             <w:tcW w:w="1292" w:type="dxa"/>
           </w:tcPr>
           <w:p>
+            <w:proofErr w:type="spellStart"/>
             <w:r>
               <w:rPr>
                 <w:rFonts w:hint="eastAsia"/>
               </w:rPr>
               <w:t>Recv</w:t>
             </w:r>
+            <w:proofErr w:type="spellEnd"/>
             <w:r>
               <w:br/>
             </w:r>
@@ -13552,14 +14653,17 @@
                 <w:color w:val="EE0000"/>
               </w:rPr>
             </w:pPr>
+            <w:proofErr w:type="spellStart"/>
             <w:r>
               <w:rPr>
                 <w:color w:val="EE0000"/>
               </w:rPr>
               <w:t>inputs.deltax</w:t>
             </w:r>
+            <w:proofErr w:type="spellEnd"/>
           </w:p>
           <w:p>
+            <w:proofErr w:type="spellStart"/>
             <w:r>
               <w:rPr>
                 <w:rFonts w:hint="eastAsia"/>
@@ -13572,7 +14676,15 @@
                 <w:rFonts w:hint="eastAsia"/>
                 <w:color w:val="EE0000"/>
               </w:rPr>
-              <w:t xml:space="preserve">값 </w:t>
+              <w:t>값</w:t>
+            </w:r>
+            <w:proofErr w:type="spellEnd"/>
+            <w:r>
+              <w:rPr>
+                <w:rFonts w:hint="eastAsia"/>
+                <w:color w:val="EE0000"/>
+              </w:rPr>
+              <w:t xml:space="preserve"> </w:t>
             </w:r>
             <w:r>
               <w:rPr>
@@ -13811,6 +14923,7 @@
             <w:tcW w:w="1520" w:type="dxa"/>
           </w:tcPr>
           <w:p>
+            <w:proofErr w:type="spellStart"/>
             <w:r>
               <w:rPr>
                 <w:rFonts w:hint="eastAsia"/>
@@ -13818,6 +14931,7 @@
               </w:rPr>
               <w:t>Recv</w:t>
             </w:r>
+            <w:proofErr w:type="spellEnd"/>
             <w:r>
               <w:rPr>
                 <w:color w:val="EE0000"/>
@@ -14265,6 +15379,7 @@
               </w:rPr>
               <w:br/>
             </w:r>
+            <w:proofErr w:type="spellStart"/>
             <w:r>
               <w:rPr>
                 <w:rFonts w:hint="eastAsia"/>
@@ -14272,6 +15387,7 @@
               </w:rPr>
               <w:t>밸런싱</w:t>
             </w:r>
+            <w:proofErr w:type="spellEnd"/>
           </w:p>
         </w:tc>
       </w:tr>
@@ -14303,6 +15419,7 @@
                 <w:color w:val="EE0000"/>
               </w:rPr>
             </w:pPr>
+            <w:proofErr w:type="spellStart"/>
             <w:r>
               <w:rPr>
                 <w:rFonts w:hint="eastAsia"/>
@@ -14310,6 +15427,7 @@
               </w:rPr>
               <w:t>RecvWorld</w:t>
             </w:r>
+            <w:proofErr w:type="spellEnd"/>
             <w:r>
               <w:rPr>
                 <w:strike/>
@@ -14820,7 +15938,7 @@
                 </mc:Choice>
                 <mc:Fallback>
                   <w:pict>
-                    <v:rect w14:anchorId="4E93DFD9" id="직사각형 64" o:spid="_x0000_s1057" style="position:absolute;margin-left:-52.55pt;margin-top:6pt;width:111.8pt;height:51.75pt;z-index:251959296;visibility:visible;mso-wrap-style:square;mso-width-percent:0;mso-height-percent:0;mso-wrap-distance-left:9pt;mso-wrap-distance-top:0;mso-wrap-distance-right:9pt;mso-wrap-distance-bottom:0;mso-position-horizontal:absolute;mso-position-horizontal-relative:text;mso-position-vertical:absolute;mso-position-vertical-relative:text;mso-width-percent:0;mso-height-percent:0;mso-width-relative:margin;mso-height-relative:margin;v-text-anchor:middle" o:gfxdata="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" fillcolor="white [3201]" strokecolor="black [3200]" strokeweight="1pt">
+                    <v:rect w14:anchorId="4E93DFD9" id="직사각형 64" o:spid="_x0000_s1056" style="position:absolute;margin-left:-52.55pt;margin-top:6pt;width:111.8pt;height:51.75pt;z-index:251959296;visibility:visible;mso-wrap-style:square;mso-width-percent:0;mso-height-percent:0;mso-wrap-distance-left:9pt;mso-wrap-distance-top:0;mso-wrap-distance-right:9pt;mso-wrap-distance-bottom:0;mso-position-horizontal:absolute;mso-position-horizontal-relative:text;mso-position-vertical:absolute;mso-position-vertical-relative:text;mso-width-percent:0;mso-height-percent:0;mso-width-relative:margin;mso-height-relative:margin;v-text-anchor:middle" o:gfxdata="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" fillcolor="white [3201]" strokecolor="black [3200]" strokeweight="1pt">
                       <v:textbox>
                         <w:txbxContent>
                           <w:p>
@@ -15034,7 +16152,7 @@
                 </mc:Choice>
                 <mc:Fallback>
                   <w:pict>
-                    <v:shape w14:anchorId="58F630BC" id="Text Box 63" o:spid="_x0000_s1058" type="#_x0000_t202" style="position:absolute;margin-left:-60.65pt;margin-top:5.4pt;width:99pt;height:46.8pt;z-index:251956224;visibility:visible;mso-wrap-style:square;mso-width-percent:0;mso-height-percent:0;mso-wrap-distance-left:9pt;mso-wrap-distance-top:0;mso-wrap-distance-right:9pt;mso-wrap-distance-bottom:0;mso-position-horizontal:absolute;mso-position-horizontal-relative:text;mso-position-vertical:absolute;mso-position-vertical-relative:text;mso-width-percent:0;mso-height-percent:0;mso-width-relative:margin;mso-height-relative:margin;v-text-anchor:top" o:gfxdata="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" filled="f" strokeweight=".5pt">
+                    <v:shape w14:anchorId="58F630BC" id="Text Box 63" o:spid="_x0000_s1057" type="#_x0000_t202" style="position:absolute;margin-left:-60.65pt;margin-top:5.4pt;width:99pt;height:46.8pt;z-index:251956224;visibility:visible;mso-wrap-style:square;mso-width-percent:0;mso-height-percent:0;mso-wrap-distance-left:9pt;mso-wrap-distance-top:0;mso-wrap-distance-right:9pt;mso-wrap-distance-bottom:0;mso-position-horizontal:absolute;mso-position-horizontal-relative:text;mso-position-vertical:absolute;mso-position-vertical-relative:text;mso-width-percent:0;mso-height-percent:0;mso-width-relative:margin;mso-height-relative:margin;v-text-anchor:top" o:gfxdata="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" filled="f" strokeweight=".5pt">
                       <v:textbox>
                         <w:txbxContent>
                           <w:p>

--- a/넷겜플 추진 기획서.docx
+++ b/넷겜플 추진 기획서.docx
@@ -408,21 +408,7 @@
         <w:rPr>
           <w:rFonts w:hint="eastAsia"/>
         </w:rPr>
-        <w:t xml:space="preserve">각 플레이어마다 다른 </w:t>
-      </w:r>
-      <w:proofErr w:type="spellStart"/>
-      <w:r>
-        <w:rPr>
-          <w:rFonts w:hint="eastAsia"/>
-        </w:rPr>
-        <w:t>텍스쳐를</w:t>
-      </w:r>
-      <w:proofErr w:type="spellEnd"/>
-      <w:r>
-        <w:rPr>
-          <w:rFonts w:hint="eastAsia"/>
-        </w:rPr>
-        <w:t xml:space="preserve"> 입히도록 수정하기</w:t>
+        <w:t>각 플레이어마다 다른 텍스쳐를 입히도록 수정하기</w:t>
       </w:r>
     </w:p>
     <w:p>
@@ -535,27 +521,13 @@
         <w:rPr>
           <w:rFonts w:hint="eastAsia"/>
         </w:rPr>
-        <w:t xml:space="preserve">: </w:t>
-      </w:r>
-      <w:proofErr w:type="spellStart"/>
-      <w:r>
-        <w:rPr>
-          <w:rFonts w:hint="eastAsia"/>
-        </w:rPr>
-        <w:t>Githu</w:t>
-      </w:r>
-      <w:r>
-        <w:rPr>
-          <w:rFonts w:hint="eastAsia"/>
-        </w:rPr>
-        <w:t>b</w:t>
-      </w:r>
-      <w:proofErr w:type="spellEnd"/>
-      <w:r>
-        <w:rPr>
-          <w:rFonts w:hint="eastAsia"/>
-        </w:rPr>
-        <w:t xml:space="preserve"> desktop, SourceTree</w:t>
+        <w:t>: Githu</w:t>
+      </w:r>
+      <w:r>
+        <w:rPr>
+          <w:rFonts w:hint="eastAsia"/>
+        </w:rPr>
+        <w:t>b desktop, SourceTree</w:t>
       </w:r>
     </w:p>
     <w:p/>
@@ -6768,30 +6740,24 @@
         <w:rPr>
           <w:rFonts w:hint="eastAsia"/>
         </w:rPr>
-        <w:t xml:space="preserve">Init(float </w:t>
-      </w:r>
-      <w:proofErr w:type="spellStart"/>
-      <w:r>
-        <w:rPr>
-          <w:rFonts w:hint="eastAsia"/>
-        </w:rPr>
-        <w:t>newPos</w:t>
-      </w:r>
-      <w:proofErr w:type="spellEnd"/>
-      <w:r>
-        <w:rPr>
-          <w:rFonts w:hint="eastAsia"/>
-        </w:rPr>
-        <w:t>[3]): 객체 생성, 위치 지정</w:t>
+        <w:t>Init(float newPos[3]): 객체 생성, 위치 지정</w:t>
       </w:r>
     </w:p>
     <w:p/>
     <w:p>
-      <w:r>
-        <w:rPr>
-          <w:rFonts w:hint="eastAsia"/>
-        </w:rPr>
-        <w:t>Player : Object 상속</w:t>
+      <w:proofErr w:type="gramStart"/>
+      <w:r>
+        <w:rPr>
+          <w:rFonts w:hint="eastAsia"/>
+        </w:rPr>
+        <w:t>Player :</w:t>
+      </w:r>
+      <w:proofErr w:type="gramEnd"/>
+      <w:r>
+        <w:rPr>
+          <w:rFonts w:hint="eastAsia"/>
+        </w:rPr>
+        <w:t xml:space="preserve"> Object 상속</w:t>
       </w:r>
     </w:p>
     <w:p>
@@ -6842,16 +6808,8 @@
         <w:rPr>
           <w:rFonts w:hint="eastAsia"/>
         </w:rPr>
-        <w:t xml:space="preserve">float </w:t>
-      </w:r>
-      <w:proofErr w:type="spellStart"/>
-      <w:r>
-        <w:rPr>
-          <w:rFonts w:hint="eastAsia"/>
-        </w:rPr>
-        <w:t>moveSpeed</w:t>
-      </w:r>
-      <w:proofErr w:type="spellEnd"/>
+        <w:t>float moveSpeed</w:t>
+      </w:r>
       <w:r>
         <w:rPr>
           <w:rFonts w:hint="eastAsia"/>
@@ -6870,60 +6828,24 @@
         <w:rPr>
           <w:rFonts w:hint="eastAsia"/>
         </w:rPr>
-        <w:t xml:space="preserve">float </w:t>
-      </w:r>
-      <w:proofErr w:type="spellStart"/>
-      <w:r>
-        <w:rPr>
-          <w:rFonts w:hint="eastAsia"/>
-        </w:rPr>
-        <w:t>jumpSpeed</w:t>
-      </w:r>
-      <w:proofErr w:type="spellEnd"/>
-      <w:r>
-        <w:rPr>
-          <w:rFonts w:hint="eastAsia"/>
-        </w:rPr>
-        <w:t>: 점프 속력</w:t>
-      </w:r>
-    </w:p>
-    <w:p>
-      <w:r>
-        <w:rPr>
-          <w:rFonts w:hint="eastAsia"/>
-        </w:rPr>
-        <w:t xml:space="preserve">bool </w:t>
-      </w:r>
-      <w:proofErr w:type="spellStart"/>
-      <w:r>
-        <w:rPr>
-          <w:rFonts w:hint="eastAsia"/>
-        </w:rPr>
-        <w:t>isGrounded</w:t>
-      </w:r>
-      <w:proofErr w:type="spellEnd"/>
-      <w:r>
-        <w:rPr>
-          <w:rFonts w:hint="eastAsia"/>
-        </w:rPr>
-        <w:t>: 캐릭터가 땅을 밟고 있는지를 적용</w:t>
-      </w:r>
-    </w:p>
-    <w:p>
-      <w:proofErr w:type="spellStart"/>
+        <w:t>float jumpSpeed: 점프 속력</w:t>
+      </w:r>
+    </w:p>
+    <w:p>
+      <w:r>
+        <w:rPr>
+          <w:rFonts w:hint="eastAsia"/>
+        </w:rPr>
+        <w:t>bool isGrounded: 캐릭터가 땅을 밟고 있는지를 적용</w:t>
+      </w:r>
+    </w:p>
+    <w:p>
       <w:r>
         <w:rPr>
           <w:rFonts w:hint="eastAsia"/>
         </w:rPr>
         <w:lastRenderedPageBreak/>
-        <w:t>PlayerInputs</w:t>
-      </w:r>
-      <w:proofErr w:type="spellEnd"/>
-      <w:r>
-        <w:rPr>
-          <w:rFonts w:hint="eastAsia"/>
-        </w:rPr>
-        <w:t xml:space="preserve"> input</w:t>
+        <w:t>PlayerInputs input</w:t>
       </w:r>
       <w:r>
         <w:rPr>
@@ -7041,125 +6963,119 @@
         </w:rPr>
         <w:t xml:space="preserve">truct </w:t>
       </w:r>
-      <w:proofErr w:type="spellStart"/>
+      <w:proofErr w:type="gramStart"/>
       <w:r>
         <w:rPr>
           <w:rFonts w:hint="eastAsia"/>
           <w:sz w:val="20"/>
           <w:szCs w:val="20"/>
         </w:rPr>
-        <w:t>PlayerInputs</w:t>
-      </w:r>
-      <w:proofErr w:type="spellEnd"/>
-      <w:r>
-        <w:rPr>
-          <w:rFonts w:hint="eastAsia"/>
+        <w:t>PlayerInputs{</w:t>
+      </w:r>
+      <w:proofErr w:type="gramEnd"/>
+    </w:p>
+    <w:p>
+      <w:pPr>
+        <w:rPr>
           <w:sz w:val="20"/>
           <w:szCs w:val="20"/>
         </w:rPr>
-        <w:t>{</w:t>
-      </w:r>
-    </w:p>
-    <w:p>
-      <w:pPr>
+      </w:pPr>
+      <w:r>
         <w:rPr>
           <w:sz w:val="20"/>
           <w:szCs w:val="20"/>
         </w:rPr>
-      </w:pPr>
-      <w:r>
-        <w:rPr>
+        <w:tab/>
+        <w:t>I</w:t>
+      </w:r>
+      <w:r>
+        <w:rPr>
+          <w:rFonts w:hint="eastAsia"/>
           <w:sz w:val="20"/>
           <w:szCs w:val="20"/>
         </w:rPr>
-        <w:tab/>
-        <w:t>I</w:t>
-      </w:r>
-      <w:r>
-        <w:rPr>
-          <w:rFonts w:hint="eastAsia"/>
+        <w:t>nt playerid;</w:t>
+      </w:r>
+    </w:p>
+    <w:p>
+      <w:pPr>
+        <w:rPr>
           <w:sz w:val="20"/>
           <w:szCs w:val="20"/>
         </w:rPr>
-        <w:t xml:space="preserve">nt </w:t>
-      </w:r>
-      <w:proofErr w:type="spellStart"/>
-      <w:r>
-        <w:rPr>
-          <w:rFonts w:hint="eastAsia"/>
+      </w:pPr>
+      <w:r>
+        <w:rPr>
           <w:sz w:val="20"/>
           <w:szCs w:val="20"/>
         </w:rPr>
-        <w:t>playerid</w:t>
-      </w:r>
-      <w:proofErr w:type="spellEnd"/>
+        <w:tab/>
+      </w:r>
       <w:r>
         <w:rPr>
           <w:rFonts w:hint="eastAsia"/>
           <w:sz w:val="20"/>
           <w:szCs w:val="20"/>
         </w:rPr>
-        <w:t>;</w:t>
-      </w:r>
-    </w:p>
-    <w:p>
-      <w:pPr>
+        <w:t>int updown, rightleft;</w:t>
+      </w:r>
+      <w:r>
         <w:rPr>
           <w:sz w:val="20"/>
           <w:szCs w:val="20"/>
         </w:rPr>
-      </w:pPr>
-      <w:r>
-        <w:rPr>
+        <w:tab/>
+      </w:r>
+      <w:proofErr w:type="gramStart"/>
+      <w:r>
+        <w:rPr>
+          <w:rFonts w:hint="eastAsia"/>
           <w:sz w:val="20"/>
           <w:szCs w:val="20"/>
         </w:rPr>
-        <w:tab/>
-      </w:r>
+        <w:t>// 위치</w:t>
+      </w:r>
+      <w:proofErr w:type="gramEnd"/>
       <w:r>
         <w:rPr>
           <w:rFonts w:hint="eastAsia"/>
           <w:sz w:val="20"/>
           <w:szCs w:val="20"/>
         </w:rPr>
-        <w:t xml:space="preserve">int </w:t>
-      </w:r>
-      <w:proofErr w:type="spellStart"/>
-      <w:r>
-        <w:rPr>
-          <w:rFonts w:hint="eastAsia"/>
+        <w:t xml:space="preserve"> 이동 계산이 없으므로 int</w:t>
+      </w:r>
+    </w:p>
+    <w:p>
+      <w:pPr>
+        <w:rPr>
           <w:sz w:val="20"/>
           <w:szCs w:val="20"/>
         </w:rPr>
-        <w:t>updown</w:t>
-      </w:r>
-      <w:proofErr w:type="spellEnd"/>
-      <w:r>
-        <w:rPr>
-          <w:rFonts w:hint="eastAsia"/>
+      </w:pPr>
+      <w:r>
+        <w:rPr>
           <w:sz w:val="20"/>
           <w:szCs w:val="20"/>
         </w:rPr>
-        <w:t xml:space="preserve">, </w:t>
-      </w:r>
-      <w:proofErr w:type="spellStart"/>
+        <w:tab/>
+      </w:r>
       <w:r>
         <w:rPr>
           <w:rFonts w:hint="eastAsia"/>
           <w:sz w:val="20"/>
           <w:szCs w:val="20"/>
         </w:rPr>
-        <w:t>rightleft</w:t>
-      </w:r>
-      <w:proofErr w:type="spellEnd"/>
-      <w:r>
-        <w:rPr>
-          <w:rFonts w:hint="eastAsia"/>
+        <w:t>bool jump;</w:t>
+      </w:r>
+    </w:p>
+    <w:p>
+      <w:pPr>
+        <w:rPr>
           <w:sz w:val="20"/>
           <w:szCs w:val="20"/>
         </w:rPr>
-        <w:t>;</w:t>
-      </w:r>
+      </w:pPr>
       <w:r>
         <w:rPr>
           <w:sz w:val="20"/>
@@ -7173,7 +7089,7 @@
           <w:sz w:val="20"/>
           <w:szCs w:val="20"/>
         </w:rPr>
-        <w:t>// 위치 이동 계산이 없으므로 int</w:t>
+        <w:t>float deltax, deltay;</w:t>
       </w:r>
     </w:p>
     <w:p>
@@ -7193,78 +7109,81 @@
       <w:r>
         <w:rPr>
           <w:rFonts w:hint="eastAsia"/>
+          <w:color w:val="EE0000"/>
           <w:sz w:val="20"/>
           <w:szCs w:val="20"/>
         </w:rPr>
-        <w:t>bool jump;</w:t>
-      </w:r>
-    </w:p>
-    <w:p>
-      <w:pPr>
-        <w:rPr>
+        <w:t>bool quit;</w:t>
+      </w:r>
+      <w:r>
+        <w:rPr>
+          <w:color w:val="EE0000"/>
           <w:sz w:val="20"/>
           <w:szCs w:val="20"/>
         </w:rPr>
-      </w:pPr>
-      <w:r>
-        <w:rPr>
+        <w:tab/>
+      </w:r>
+      <w:r>
+        <w:rPr>
+          <w:color w:val="EE0000"/>
           <w:sz w:val="20"/>
           <w:szCs w:val="20"/>
         </w:rPr>
         <w:tab/>
       </w:r>
-      <w:r>
-        <w:rPr>
-          <w:rFonts w:hint="eastAsia"/>
+      <w:proofErr w:type="gramStart"/>
+      <w:r>
+        <w:rPr>
+          <w:rFonts w:hint="eastAsia"/>
+          <w:color w:val="EE0000"/>
           <w:sz w:val="20"/>
           <w:szCs w:val="20"/>
         </w:rPr>
-        <w:t xml:space="preserve">float </w:t>
-      </w:r>
-      <w:proofErr w:type="spellStart"/>
-      <w:r>
-        <w:rPr>
-          <w:rFonts w:hint="eastAsia"/>
+        <w:t>// 키보드</w:t>
+      </w:r>
+      <w:proofErr w:type="gramEnd"/>
+      <w:r>
+        <w:rPr>
+          <w:rFonts w:hint="eastAsia"/>
+          <w:color w:val="EE0000"/>
           <w:sz w:val="20"/>
           <w:szCs w:val="20"/>
         </w:rPr>
-        <w:t>deltax</w:t>
-      </w:r>
-      <w:proofErr w:type="spellEnd"/>
-      <w:r>
-        <w:rPr>
-          <w:rFonts w:hint="eastAsia"/>
+        <w:t xml:space="preserve"> q키를 눌러 클라이언트가 </w:t>
+      </w:r>
+      <w:r>
+        <w:rPr>
+          <w:rFonts w:hint="eastAsia"/>
+          <w:color w:val="EE0000"/>
           <w:sz w:val="20"/>
           <w:szCs w:val="20"/>
         </w:rPr>
-        <w:t xml:space="preserve">, </w:t>
-      </w:r>
-      <w:proofErr w:type="spellStart"/>
-      <w:r>
-        <w:rPr>
-          <w:rFonts w:hint="eastAsia"/>
+        <w:t>종료할</w:t>
+      </w:r>
+    </w:p>
+    <w:p>
+      <w:pPr>
+        <w:rPr>
+          <w:color w:val="EE0000"/>
           <w:sz w:val="20"/>
           <w:szCs w:val="20"/>
         </w:rPr>
-        <w:t>deltay</w:t>
-      </w:r>
-      <w:proofErr w:type="spellEnd"/>
+      </w:pPr>
       <w:r>
         <w:rPr>
           <w:rFonts w:hint="eastAsia"/>
           <w:sz w:val="20"/>
           <w:szCs w:val="20"/>
         </w:rPr>
-        <w:t>;</w:t>
-      </w:r>
-    </w:p>
-    <w:p>
-      <w:pPr>
+        <w:t>}</w:t>
+      </w:r>
+      <w:r>
         <w:rPr>
           <w:sz w:val="20"/>
           <w:szCs w:val="20"/>
         </w:rPr>
-      </w:pPr>
+        <w:tab/>
+      </w:r>
       <w:r>
         <w:rPr>
           <w:sz w:val="20"/>
@@ -7274,29 +7193,29 @@
       </w:r>
       <w:r>
         <w:rPr>
-          <w:rFonts w:hint="eastAsia"/>
-          <w:color w:val="EE0000"/>
           <w:sz w:val="20"/>
           <w:szCs w:val="20"/>
         </w:rPr>
-        <w:t>bool quit;</w:t>
-      </w:r>
-      <w:r>
-        <w:rPr>
-          <w:color w:val="EE0000"/>
+        <w:tab/>
+      </w:r>
+      <w:r>
+        <w:rPr>
           <w:sz w:val="20"/>
           <w:szCs w:val="20"/>
         </w:rPr>
         <w:tab/>
       </w:r>
-      <w:r>
-        <w:rPr>
+      <w:proofErr w:type="gramStart"/>
+      <w:r>
+        <w:rPr>
+          <w:rFonts w:hint="eastAsia"/>
           <w:color w:val="EE0000"/>
           <w:sz w:val="20"/>
           <w:szCs w:val="20"/>
         </w:rPr>
-        <w:tab/>
-      </w:r>
+        <w:t>// 경우</w:t>
+      </w:r>
+      <w:proofErr w:type="gramEnd"/>
       <w:r>
         <w:rPr>
           <w:rFonts w:hint="eastAsia"/>
@@ -7304,70 +7223,7 @@
           <w:sz w:val="20"/>
           <w:szCs w:val="20"/>
         </w:rPr>
-        <w:t xml:space="preserve">// 키보드 q키를 눌러 클라이언트가 </w:t>
-      </w:r>
-      <w:r>
-        <w:rPr>
-          <w:rFonts w:hint="eastAsia"/>
-          <w:color w:val="EE0000"/>
-          <w:sz w:val="20"/>
-          <w:szCs w:val="20"/>
-        </w:rPr>
-        <w:t>종료할</w:t>
-      </w:r>
-    </w:p>
-    <w:p>
-      <w:pPr>
-        <w:rPr>
-          <w:color w:val="EE0000"/>
-          <w:sz w:val="20"/>
-          <w:szCs w:val="20"/>
-        </w:rPr>
-      </w:pPr>
-      <w:r>
-        <w:rPr>
-          <w:rFonts w:hint="eastAsia"/>
-          <w:sz w:val="20"/>
-          <w:szCs w:val="20"/>
-        </w:rPr>
-        <w:t>}</w:t>
-      </w:r>
-      <w:r>
-        <w:rPr>
-          <w:sz w:val="20"/>
-          <w:szCs w:val="20"/>
-        </w:rPr>
-        <w:tab/>
-      </w:r>
-      <w:r>
-        <w:rPr>
-          <w:sz w:val="20"/>
-          <w:szCs w:val="20"/>
-        </w:rPr>
-        <w:tab/>
-      </w:r>
-      <w:r>
-        <w:rPr>
-          <w:sz w:val="20"/>
-          <w:szCs w:val="20"/>
-        </w:rPr>
-        <w:tab/>
-      </w:r>
-      <w:r>
-        <w:rPr>
-          <w:sz w:val="20"/>
-          <w:szCs w:val="20"/>
-        </w:rPr>
-        <w:tab/>
-      </w:r>
-      <w:r>
-        <w:rPr>
-          <w:rFonts w:hint="eastAsia"/>
-          <w:color w:val="EE0000"/>
-          <w:sz w:val="20"/>
-          <w:szCs w:val="20"/>
-        </w:rPr>
-        <w:t>// 경우, 서버에게도 이</w:t>
+        <w:t>, 서버에게도 이</w:t>
       </w:r>
       <w:r>
         <w:rPr>
@@ -7479,21 +7335,7 @@
         <w:rPr>
           <w:rFonts w:hint="eastAsia"/>
         </w:rPr>
-        <w:t xml:space="preserve">CRITICAL_SECTION </w:t>
-      </w:r>
-      <w:proofErr w:type="spellStart"/>
-      <w:r>
-        <w:rPr>
-          <w:rFonts w:hint="eastAsia"/>
-        </w:rPr>
-        <w:t>inputCS</w:t>
-      </w:r>
-      <w:proofErr w:type="spellEnd"/>
-      <w:r>
-        <w:rPr>
-          <w:rFonts w:hint="eastAsia"/>
-        </w:rPr>
-        <w:t>: 입출력을 관리하는 구조체에 대한 임계영역</w:t>
+        <w:t>CRITICAL_SECTION inputCS: 입출력을 관리하는 구조체에 대한 임계영역</w:t>
       </w:r>
     </w:p>
     <w:p>
@@ -7643,14 +7485,12 @@
         </w:rPr>
         <w:t xml:space="preserve">CRITICAL_SECTION </w:t>
       </w:r>
-      <w:proofErr w:type="spellStart"/>
       <w:r>
         <w:rPr>
           <w:color w:val="EE0000"/>
         </w:rPr>
         <w:t>FrameCS</w:t>
       </w:r>
-      <w:proofErr w:type="spellEnd"/>
       <w:r>
         <w:rPr>
           <w:rFonts w:hint="eastAsia"/>
@@ -7775,50 +7615,275 @@
           <w:rFonts w:hint="eastAsia"/>
           <w:strike/>
         </w:rPr>
-        <w:t xml:space="preserve">Init(float </w:t>
-      </w:r>
-      <w:proofErr w:type="spellStart"/>
-      <w:r>
-        <w:rPr>
-          <w:rFonts w:hint="eastAsia"/>
+        <w:t>Init(float newPos[3]): 객체 생성, 플레이어의 초기 위치 지정</w:t>
+      </w:r>
+    </w:p>
+    <w:p>
+      <w:pPr>
+        <w:rPr>
+          <w:color w:val="EE0000"/>
+        </w:rPr>
+      </w:pPr>
+      <w:r>
+        <w:rPr>
+          <w:color w:val="EE0000"/>
+        </w:rPr>
+        <w:t xml:space="preserve">virtual void </w:t>
+      </w:r>
+      <w:proofErr w:type="gramStart"/>
+      <w:r>
+        <w:rPr>
+          <w:color w:val="EE0000"/>
+        </w:rPr>
+        <w:t>Init(</w:t>
+      </w:r>
+      <w:proofErr w:type="gramEnd"/>
+      <w:r>
+        <w:rPr>
+          <w:color w:val="EE0000"/>
+        </w:rPr>
+        <w:t xml:space="preserve">const </w:t>
+      </w:r>
+      <w:proofErr w:type="gramStart"/>
+      <w:r>
+        <w:rPr>
+          <w:color w:val="EE0000"/>
+        </w:rPr>
+        <w:t>std::</w:t>
+      </w:r>
+      <w:proofErr w:type="gramEnd"/>
+      <w:r>
+        <w:rPr>
+          <w:color w:val="EE0000"/>
+        </w:rPr>
+        <w:t>array&lt;float, 3&gt;&amp; newPos, uint8_t id)</w:t>
+      </w:r>
+      <w:r>
+        <w:rPr>
+          <w:rFonts w:hint="eastAsia"/>
+          <w:color w:val="EE0000"/>
+        </w:rPr>
+        <w:t xml:space="preserve"> </w:t>
+      </w:r>
+    </w:p>
+    <w:p>
+      <w:pPr>
+        <w:rPr>
+          <w:color w:val="EE0000"/>
+        </w:rPr>
+      </w:pPr>
+      <w:proofErr w:type="gramStart"/>
+      <w:r>
+        <w:rPr>
+          <w:rFonts w:hint="eastAsia"/>
+          <w:color w:val="EE0000"/>
+        </w:rPr>
+        <w:t>:</w:t>
+      </w:r>
+      <w:r>
+        <w:rPr>
+          <w:rFonts w:hint="eastAsia"/>
+          <w:color w:val="EE0000"/>
+        </w:rPr>
+        <w:t>객체</w:t>
+      </w:r>
+      <w:proofErr w:type="gramEnd"/>
+      <w:r>
+        <w:rPr>
+          <w:rFonts w:hint="eastAsia"/>
+          <w:color w:val="EE0000"/>
+        </w:rPr>
+        <w:t xml:space="preserve"> 생성, 플레이어의 초기 위치 지정</w:t>
+      </w:r>
+      <w:r>
+        <w:rPr>
+          <w:rFonts w:hint="eastAsia"/>
+          <w:color w:val="EE0000"/>
+        </w:rPr>
+        <w:t xml:space="preserve"> (</w:t>
+      </w:r>
+      <w:r>
+        <w:rPr>
+          <w:rFonts w:hint="eastAsia"/>
+          <w:color w:val="EE0000"/>
+        </w:rPr>
+        <w:t>단순히</w:t>
+      </w:r>
+      <w:r>
+        <w:rPr>
+          <w:color w:val="EE0000"/>
+        </w:rPr>
+        <w:t xml:space="preserve"> {0.0f, 0.0f, 0.0f}</w:t>
+      </w:r>
+      <w:r>
+        <w:rPr>
+          <w:rFonts w:hint="eastAsia"/>
+          <w:color w:val="EE0000"/>
+        </w:rPr>
+        <w:t>을 인자로 넣는</w:t>
+      </w:r>
+      <w:r>
+        <w:rPr>
+          <w:color w:val="EE0000"/>
+        </w:rPr>
+        <w:t xml:space="preserve"> 방식으로 초기화</w:t>
+      </w:r>
+      <w:r>
+        <w:rPr>
+          <w:rFonts w:hint="eastAsia"/>
+          <w:color w:val="EE0000"/>
+        </w:rPr>
+        <w:t>, player의 id 지정</w:t>
+      </w:r>
+      <w:r>
+        <w:rPr>
+          <w:rFonts w:hint="eastAsia"/>
+          <w:color w:val="EE0000"/>
+        </w:rPr>
+        <w:t>)</w:t>
+      </w:r>
+    </w:p>
+    <w:p>
+      <w:pPr>
+        <w:rPr>
+          <w:color w:val="EE0000"/>
+        </w:rPr>
+      </w:pPr>
+    </w:p>
+    <w:p>
+      <w:r>
+        <w:t>V</w:t>
+      </w:r>
+      <w:r>
+        <w:rPr>
+          <w:rFonts w:hint="eastAsia"/>
+        </w:rPr>
+        <w:t>oid update(): 플레이어의 pos를 변경</w:t>
+      </w:r>
+    </w:p>
+    <w:p>
+      <w:pPr>
+        <w:rPr>
           <w:strike/>
         </w:rPr>
-        <w:t>newPos</w:t>
-      </w:r>
-      <w:proofErr w:type="spellEnd"/>
+      </w:pPr>
       <w:r>
         <w:rPr>
           <w:rFonts w:hint="eastAsia"/>
           <w:strike/>
         </w:rPr>
-        <w:t>[3]): 객체 생성, 플레이어의 초기 위치 지정</w:t>
-      </w:r>
-    </w:p>
-    <w:p>
-      <w:pPr>
-        <w:rPr>
-          <w:color w:val="EE0000"/>
-        </w:rPr>
-      </w:pPr>
-      <w:r>
-        <w:rPr>
-          <w:color w:val="EE0000"/>
-        </w:rPr>
-        <w:t xml:space="preserve">virtual void Init(const std::array&lt;float, 3&gt;&amp; </w:t>
-      </w:r>
-      <w:proofErr w:type="spellStart"/>
-      <w:r>
-        <w:rPr>
-          <w:color w:val="EE0000"/>
-        </w:rPr>
-        <w:t>newPos</w:t>
-      </w:r>
-      <w:proofErr w:type="spellEnd"/>
-      <w:r>
-        <w:rPr>
-          <w:color w:val="EE0000"/>
-        </w:rPr>
-        <w:t>, uint8_t id)</w:t>
+        <w:lastRenderedPageBreak/>
+        <w:t>bool RecvInputChange(): 플레이어의 입력 값을 input에게 저장</w:t>
+      </w:r>
+    </w:p>
+    <w:p>
+      <w:pPr>
+        <w:rPr>
+          <w:strike/>
+          <w:color w:val="EE0000"/>
+        </w:rPr>
+      </w:pPr>
+      <w:r>
+        <w:rPr>
+          <w:rFonts w:hint="eastAsia"/>
+          <w:strike/>
+        </w:rPr>
+        <w:t xml:space="preserve">void </w:t>
+      </w:r>
+      <w:proofErr w:type="gramStart"/>
+      <w:r>
+        <w:rPr>
+          <w:rFonts w:hint="eastAsia"/>
+          <w:strike/>
+        </w:rPr>
+        <w:t>SendInputChange(</w:t>
+      </w:r>
+      <w:proofErr w:type="gramEnd"/>
+      <w:r>
+        <w:rPr>
+          <w:rFonts w:hint="eastAsia"/>
+          <w:strike/>
+        </w:rPr>
+        <w:t>)</w:t>
+      </w:r>
+    </w:p>
+    <w:p/>
+    <w:p>
+      <w:pPr>
+        <w:rPr>
+          <w:color w:val="EE0000"/>
+        </w:rPr>
+      </w:pPr>
+      <w:proofErr w:type="gramStart"/>
+      <w:r>
+        <w:rPr>
+          <w:rFonts w:hint="eastAsia"/>
+          <w:color w:val="EE0000"/>
+        </w:rPr>
+        <w:t>// 2025</w:t>
+      </w:r>
+      <w:proofErr w:type="gramEnd"/>
+      <w:r>
+        <w:rPr>
+          <w:rFonts w:hint="eastAsia"/>
+          <w:color w:val="EE0000"/>
+        </w:rPr>
+        <w:t>-11-19일</w:t>
+      </w:r>
+    </w:p>
+    <w:p>
+      <w:pPr>
+        <w:rPr>
+          <w:color w:val="EE0000"/>
+        </w:rPr>
+      </w:pPr>
+      <w:r>
+        <w:rPr>
+          <w:color w:val="EE0000"/>
+        </w:rPr>
+        <w:t>UpdateCamera()</w:t>
+      </w:r>
+      <w:r>
+        <w:rPr>
+          <w:rFonts w:hint="eastAsia"/>
+          <w:color w:val="EE0000"/>
+        </w:rPr>
+        <w:t>: 플레이어의</w:t>
+      </w:r>
+      <w:r>
+        <w:rPr>
+          <w:color w:val="EE0000"/>
+        </w:rPr>
+        <w:t xml:space="preserve"> 좌표와 방향으로 카메라 업데이트</w:t>
+      </w:r>
+    </w:p>
+    <w:p>
+      <w:pPr>
+        <w:ind w:left="1600"/>
+        <w:rPr>
+          <w:color w:val="EE0000"/>
+        </w:rPr>
+      </w:pPr>
+      <w:r>
+        <w:rPr>
+          <w:rFonts w:hint="eastAsia"/>
+          <w:color w:val="EE0000"/>
+        </w:rPr>
+        <w:t>+</w:t>
+      </w:r>
+      <w:r>
+        <w:rPr>
+          <w:rFonts w:hint="eastAsia"/>
+          <w:color w:val="EE0000"/>
+        </w:rPr>
+        <w:t xml:space="preserve"> 다른 클라이언트의 카메라를</w:t>
+      </w:r>
+      <w:r>
+        <w:rPr>
+          <w:rFonts w:hint="eastAsia"/>
+          <w:color w:val="EE0000"/>
+        </w:rPr>
+        <w:t xml:space="preserve"> 승리 플레이어의 좌표로</w:t>
       </w:r>
       <w:r>
         <w:rPr>
@@ -7827,503 +7892,224 @@
         </w:rPr>
         <w:t xml:space="preserve"> </w:t>
       </w:r>
-    </w:p>
-    <w:p>
-      <w:pPr>
-        <w:rPr>
-          <w:color w:val="EE0000"/>
-        </w:rPr>
-      </w:pPr>
-      <w:r>
-        <w:rPr>
-          <w:rFonts w:hint="eastAsia"/>
-          <w:color w:val="EE0000"/>
-        </w:rPr>
-        <w:t>:</w:t>
-      </w:r>
-      <w:r>
-        <w:rPr>
-          <w:rFonts w:hint="eastAsia"/>
-          <w:color w:val="EE0000"/>
-        </w:rPr>
-        <w:t>객체 생성, 플레이어의 초기 위치 지정</w:t>
-      </w:r>
-      <w:r>
-        <w:rPr>
-          <w:rFonts w:hint="eastAsia"/>
-          <w:color w:val="EE0000"/>
-        </w:rPr>
-        <w:t xml:space="preserve"> (</w:t>
-      </w:r>
-      <w:r>
-        <w:rPr>
-          <w:rFonts w:hint="eastAsia"/>
-          <w:color w:val="EE0000"/>
-        </w:rPr>
-        <w:t>단순히</w:t>
-      </w:r>
-      <w:r>
-        <w:rPr>
-          <w:color w:val="EE0000"/>
-        </w:rPr>
-        <w:t xml:space="preserve"> {0.0f, 0.0f, 0.0f}</w:t>
-      </w:r>
-      <w:r>
-        <w:rPr>
-          <w:rFonts w:hint="eastAsia"/>
-          <w:color w:val="EE0000"/>
-        </w:rPr>
-        <w:t>을 인자로 넣는</w:t>
-      </w:r>
-      <w:r>
-        <w:rPr>
-          <w:color w:val="EE0000"/>
-        </w:rPr>
-        <w:t xml:space="preserve"> 방식으로 초기화</w:t>
-      </w:r>
-      <w:r>
-        <w:rPr>
-          <w:rFonts w:hint="eastAsia"/>
-          <w:color w:val="EE0000"/>
-        </w:rPr>
-        <w:t>, player의 id 지정</w:t>
-      </w:r>
-      <w:r>
-        <w:rPr>
-          <w:rFonts w:hint="eastAsia"/>
-          <w:color w:val="EE0000"/>
-        </w:rPr>
-        <w:t>)</w:t>
-      </w:r>
-    </w:p>
-    <w:p>
-      <w:pPr>
-        <w:rPr>
-          <w:color w:val="EE0000"/>
-        </w:rPr>
-      </w:pPr>
-    </w:p>
-    <w:p>
-      <w:r>
+      <w:r>
+        <w:rPr>
+          <w:rFonts w:hint="eastAsia"/>
+          <w:color w:val="EE0000"/>
+        </w:rPr>
+        <w:t>서서히 이동 후</w:t>
+      </w:r>
+      <w:r>
+        <w:rPr>
+          <w:rFonts w:hint="eastAsia"/>
+          <w:color w:val="EE0000"/>
+        </w:rPr>
+        <w:t xml:space="preserve"> 대체</w:t>
+      </w:r>
+    </w:p>
+    <w:p/>
+    <w:p>
+      <w:proofErr w:type="gramStart"/>
+      <w:r>
+        <w:rPr>
+          <w:rFonts w:hint="eastAsia"/>
+        </w:rPr>
+        <w:t>MovingObject :</w:t>
+      </w:r>
+      <w:proofErr w:type="gramEnd"/>
+      <w:r>
+        <w:rPr>
+          <w:rFonts w:hint="eastAsia"/>
+        </w:rPr>
+        <w:t xml:space="preserve"> Object 상속</w:t>
+      </w:r>
+    </w:p>
+    <w:p>
+      <w:r>
+        <w:rPr>
+          <w:rFonts w:hint="eastAsia"/>
+        </w:rPr>
+        <w:t>[멤버 변수]</w:t>
+      </w:r>
+    </w:p>
+    <w:p>
+      <w:r>
+        <w:rPr>
+          <w:rFonts w:hint="eastAsia"/>
+        </w:rPr>
+        <w:t>float moveSpeed: 이동 속력</w:t>
+      </w:r>
+    </w:p>
+    <w:p>
+      <w:pPr>
+        <w:rPr>
+          <w:strike/>
+        </w:rPr>
+      </w:pPr>
+      <w:r>
+        <w:rPr>
+          <w:rFonts w:hint="eastAsia"/>
+          <w:strike/>
+        </w:rPr>
+        <w:t>float chnge_pos[3]: 위치 변화량</w:t>
+      </w:r>
+    </w:p>
+    <w:p>
+      <w:pPr>
+        <w:rPr>
+          <w:color w:val="EE0000"/>
+        </w:rPr>
+      </w:pPr>
+      <w:r>
+        <w:rPr>
+          <w:color w:val="EE0000"/>
+        </w:rPr>
+        <w:t>float changedLength[3</w:t>
+      </w:r>
+      <w:proofErr w:type="gramStart"/>
+      <w:r>
+        <w:rPr>
+          <w:color w:val="EE0000"/>
+        </w:rPr>
+        <w:t>]</w:t>
+      </w:r>
+      <w:r>
+        <w:rPr>
+          <w:rFonts w:hint="eastAsia"/>
+          <w:color w:val="EE0000"/>
+        </w:rPr>
+        <w:t>:이동</w:t>
+      </w:r>
+      <w:proofErr w:type="gramEnd"/>
+      <w:r>
+        <w:rPr>
+          <w:rFonts w:hint="eastAsia"/>
+          <w:color w:val="EE0000"/>
+        </w:rPr>
+        <w:t xml:space="preserve"> 거리를 계산해 최대 변화량이 넘어가면 방향을 반대로 설정</w:t>
+      </w:r>
+    </w:p>
+    <w:p>
+      <w:r>
+        <w:rPr>
+          <w:rFonts w:hint="eastAsia"/>
+        </w:rPr>
+        <w:t>float max_chnge: 좌표축당 최대 변화량</w:t>
+      </w:r>
+    </w:p>
+    <w:p>
+      <w:r>
+        <w:rPr>
+          <w:rFonts w:hint="eastAsia"/>
+        </w:rPr>
+        <w:t>int direction[3]: 이동 방향</w:t>
+      </w:r>
+    </w:p>
+    <w:p/>
+    <w:p>
+      <w:r>
+        <w:rPr>
+          <w:rFonts w:hint="eastAsia"/>
+        </w:rPr>
+        <w:t>[멤버 함수]</w:t>
+      </w:r>
+    </w:p>
+    <w:p>
+      <w:pPr>
+        <w:rPr>
+          <w:strike/>
+        </w:rPr>
+      </w:pPr>
+      <w:r>
+        <w:rPr>
+          <w:strike/>
+        </w:rPr>
         <w:t>V</w:t>
       </w:r>
       <w:r>
         <w:rPr>
           <w:rFonts w:hint="eastAsia"/>
-        </w:rPr>
-        <w:t>oid update(): 플레이어의 pos를 변경</w:t>
-      </w:r>
-    </w:p>
-    <w:p>
-      <w:pPr>
-        <w:rPr>
           <w:strike/>
         </w:rPr>
-      </w:pPr>
-      <w:r>
-        <w:rPr>
-          <w:rFonts w:hint="eastAsia"/>
-          <w:strike/>
-        </w:rPr>
-        <w:lastRenderedPageBreak/>
-        <w:t xml:space="preserve">bool </w:t>
-      </w:r>
-      <w:proofErr w:type="spellStart"/>
-      <w:r>
-        <w:rPr>
-          <w:rFonts w:hint="eastAsia"/>
-          <w:strike/>
-        </w:rPr>
-        <w:t>RecvInputChange</w:t>
-      </w:r>
-      <w:proofErr w:type="spellEnd"/>
-      <w:r>
-        <w:rPr>
-          <w:rFonts w:hint="eastAsia"/>
-          <w:strike/>
-        </w:rPr>
-        <w:t>(): 플레이어의 입력 값을 input에게 저장</w:t>
-      </w:r>
-    </w:p>
-    <w:p>
-      <w:pPr>
-        <w:rPr>
-          <w:strike/>
-          <w:color w:val="EE0000"/>
-        </w:rPr>
-      </w:pPr>
-      <w:r>
-        <w:rPr>
-          <w:rFonts w:hint="eastAsia"/>
-          <w:strike/>
+        <w:t>irtual init(float new): 객체 생성, 초기 위치 지정</w:t>
+      </w:r>
+    </w:p>
+    <w:p>
+      <w:pPr>
+        <w:rPr>
+          <w:color w:val="EE0000"/>
+        </w:rPr>
+      </w:pPr>
+      <w:r>
+        <w:rPr>
+          <w:color w:val="EE0000"/>
         </w:rPr>
         <w:t xml:space="preserve">void </w:t>
       </w:r>
-      <w:proofErr w:type="spellStart"/>
-      <w:r>
-        <w:rPr>
-          <w:rFonts w:hint="eastAsia"/>
-          <w:strike/>
-        </w:rPr>
-        <w:t>SendInputChange</w:t>
-      </w:r>
-      <w:proofErr w:type="spellEnd"/>
-      <w:r>
-        <w:rPr>
-          <w:rFonts w:hint="eastAsia"/>
-          <w:strike/>
-        </w:rPr>
-        <w:t>()</w:t>
-      </w:r>
-    </w:p>
-    <w:p/>
-    <w:p>
-      <w:pPr>
-        <w:rPr>
-          <w:color w:val="EE0000"/>
-        </w:rPr>
-      </w:pPr>
-      <w:r>
-        <w:rPr>
-          <w:rFonts w:hint="eastAsia"/>
-          <w:color w:val="EE0000"/>
-        </w:rPr>
-        <w:t>// 2025-11-19일</w:t>
-      </w:r>
-    </w:p>
-    <w:p>
-      <w:pPr>
-        <w:rPr>
-          <w:color w:val="EE0000"/>
-        </w:rPr>
-      </w:pPr>
-      <w:proofErr w:type="spellStart"/>
-      <w:r>
-        <w:rPr>
-          <w:color w:val="EE0000"/>
-        </w:rPr>
-        <w:t>UpdateCamera</w:t>
-      </w:r>
-      <w:proofErr w:type="spellEnd"/>
-      <w:r>
-        <w:rPr>
-          <w:color w:val="EE0000"/>
-        </w:rPr>
-        <w:t>()</w:t>
-      </w:r>
-      <w:r>
-        <w:rPr>
-          <w:rFonts w:hint="eastAsia"/>
-          <w:color w:val="EE0000"/>
-        </w:rPr>
-        <w:t>: 플레이어의</w:t>
-      </w:r>
-      <w:r>
-        <w:rPr>
-          <w:color w:val="EE0000"/>
-        </w:rPr>
-        <w:t xml:space="preserve"> 좌표와 방향으로 카메라 업데이트</w:t>
-      </w:r>
-    </w:p>
-    <w:p>
-      <w:pPr>
-        <w:ind w:left="1600"/>
-        <w:rPr>
-          <w:rFonts w:hint="eastAsia"/>
-          <w:color w:val="EE0000"/>
-        </w:rPr>
-      </w:pPr>
-      <w:r>
-        <w:rPr>
-          <w:rFonts w:hint="eastAsia"/>
-          <w:color w:val="EE0000"/>
-        </w:rPr>
-        <w:t>+</w:t>
-      </w:r>
-      <w:r>
-        <w:rPr>
-          <w:rFonts w:hint="eastAsia"/>
-          <w:color w:val="EE0000"/>
-        </w:rPr>
-        <w:t xml:space="preserve"> 다른 클라이언트의 카메라를</w:t>
-      </w:r>
-      <w:r>
-        <w:rPr>
-          <w:rFonts w:hint="eastAsia"/>
-          <w:color w:val="EE0000"/>
-        </w:rPr>
-        <w:t xml:space="preserve"> 승리 플레이어의 좌표로</w:t>
-      </w:r>
-      <w:r>
-        <w:rPr>
-          <w:rFonts w:hint="eastAsia"/>
-          <w:color w:val="EE0000"/>
-        </w:rPr>
-        <w:t xml:space="preserve"> </w:t>
-      </w:r>
-      <w:r>
-        <w:rPr>
-          <w:rFonts w:hint="eastAsia"/>
-          <w:color w:val="EE0000"/>
-        </w:rPr>
-        <w:t>서서히 이동 후</w:t>
-      </w:r>
-      <w:r>
-        <w:rPr>
-          <w:rFonts w:hint="eastAsia"/>
-          <w:color w:val="EE0000"/>
-        </w:rPr>
-        <w:t xml:space="preserve"> 대체</w:t>
-      </w:r>
-    </w:p>
-    <w:p/>
-    <w:p>
-      <w:proofErr w:type="spellStart"/>
-      <w:r>
-        <w:rPr>
-          <w:rFonts w:hint="eastAsia"/>
-        </w:rPr>
-        <w:t>MovingObject</w:t>
-      </w:r>
-      <w:proofErr w:type="spellEnd"/>
-      <w:r>
-        <w:rPr>
-          <w:rFonts w:hint="eastAsia"/>
-        </w:rPr>
-        <w:t xml:space="preserve"> : Object 상속</w:t>
-      </w:r>
-    </w:p>
-    <w:p>
-      <w:r>
-        <w:rPr>
-          <w:rFonts w:hint="eastAsia"/>
-        </w:rPr>
-        <w:t>[멤버 변수]</w:t>
-      </w:r>
-    </w:p>
-    <w:p>
-      <w:r>
-        <w:rPr>
-          <w:rFonts w:hint="eastAsia"/>
-        </w:rPr>
-        <w:t xml:space="preserve">float </w:t>
-      </w:r>
-      <w:proofErr w:type="spellStart"/>
-      <w:r>
-        <w:rPr>
-          <w:rFonts w:hint="eastAsia"/>
-        </w:rPr>
-        <w:t>moveSpeed</w:t>
-      </w:r>
-      <w:proofErr w:type="spellEnd"/>
-      <w:r>
-        <w:rPr>
-          <w:rFonts w:hint="eastAsia"/>
-        </w:rPr>
-        <w:t>: 이동 속력</w:t>
-      </w:r>
-    </w:p>
-    <w:p>
-      <w:pPr>
-        <w:rPr>
-          <w:strike/>
-        </w:rPr>
-      </w:pPr>
-      <w:r>
-        <w:rPr>
-          <w:rFonts w:hint="eastAsia"/>
-          <w:strike/>
-        </w:rPr>
-        <w:t xml:space="preserve">float </w:t>
-      </w:r>
-      <w:proofErr w:type="spellStart"/>
-      <w:r>
-        <w:rPr>
-          <w:rFonts w:hint="eastAsia"/>
-          <w:strike/>
-        </w:rPr>
-        <w:t>chnge_pos</w:t>
-      </w:r>
-      <w:proofErr w:type="spellEnd"/>
-      <w:r>
-        <w:rPr>
-          <w:rFonts w:hint="eastAsia"/>
-          <w:strike/>
-        </w:rPr>
-        <w:t>[3]: 위치 변화량</w:t>
-      </w:r>
-    </w:p>
-    <w:p>
-      <w:pPr>
-        <w:rPr>
-          <w:color w:val="EE0000"/>
-        </w:rPr>
-      </w:pPr>
-      <w:r>
-        <w:rPr>
-          <w:color w:val="EE0000"/>
-        </w:rPr>
-        <w:t xml:space="preserve">float </w:t>
-      </w:r>
-      <w:proofErr w:type="spellStart"/>
-      <w:r>
-        <w:rPr>
-          <w:color w:val="EE0000"/>
-        </w:rPr>
-        <w:t>changedLength</w:t>
-      </w:r>
-      <w:proofErr w:type="spellEnd"/>
-      <w:r>
-        <w:rPr>
-          <w:color w:val="EE0000"/>
-        </w:rPr>
-        <w:t>[3]</w:t>
-      </w:r>
-      <w:r>
-        <w:rPr>
-          <w:rFonts w:hint="eastAsia"/>
-          <w:color w:val="EE0000"/>
-        </w:rPr>
-        <w:t>:이동 거리를 계산해 최대 변화량이 넘어가면 방향을 반대로 설정</w:t>
-      </w:r>
-    </w:p>
-    <w:p>
-      <w:r>
-        <w:rPr>
-          <w:rFonts w:hint="eastAsia"/>
-        </w:rPr>
-        <w:t xml:space="preserve">float </w:t>
-      </w:r>
-      <w:proofErr w:type="spellStart"/>
-      <w:r>
-        <w:rPr>
-          <w:rFonts w:hint="eastAsia"/>
-        </w:rPr>
-        <w:t>max_chnge</w:t>
-      </w:r>
-      <w:proofErr w:type="spellEnd"/>
-      <w:r>
-        <w:rPr>
-          <w:rFonts w:hint="eastAsia"/>
-        </w:rPr>
-        <w:t>: 좌표축당 최대 변화량</w:t>
-      </w:r>
-    </w:p>
-    <w:p>
-      <w:r>
-        <w:rPr>
-          <w:rFonts w:hint="eastAsia"/>
-        </w:rPr>
-        <w:t>int direction[3]: 이동 방향</w:t>
-      </w:r>
-    </w:p>
-    <w:p/>
-    <w:p>
-      <w:r>
-        <w:rPr>
-          <w:rFonts w:hint="eastAsia"/>
-        </w:rPr>
-        <w:t>[멤버 함수]</w:t>
-      </w:r>
-    </w:p>
-    <w:p>
-      <w:pPr>
-        <w:rPr>
-          <w:strike/>
-        </w:rPr>
-      </w:pPr>
-      <w:r>
-        <w:rPr>
-          <w:strike/>
-        </w:rPr>
+      <w:proofErr w:type="gramStart"/>
+      <w:r>
+        <w:rPr>
+          <w:color w:val="EE0000"/>
+        </w:rPr>
+        <w:t>Init(</w:t>
+      </w:r>
+      <w:proofErr w:type="gramEnd"/>
+      <w:r>
+        <w:rPr>
+          <w:color w:val="EE0000"/>
+        </w:rPr>
+        <w:t xml:space="preserve">const </w:t>
+      </w:r>
+      <w:proofErr w:type="gramStart"/>
+      <w:r>
+        <w:rPr>
+          <w:color w:val="EE0000"/>
+        </w:rPr>
+        <w:t>std::</w:t>
+      </w:r>
+      <w:proofErr w:type="gramEnd"/>
+      <w:r>
+        <w:rPr>
+          <w:color w:val="EE0000"/>
+        </w:rPr>
+        <w:t xml:space="preserve">array&lt;float, 3&gt;&amp; newPos, const </w:t>
+      </w:r>
+      <w:proofErr w:type="gramStart"/>
+      <w:r>
+        <w:rPr>
+          <w:color w:val="EE0000"/>
+        </w:rPr>
+        <w:t>std::</w:t>
+      </w:r>
+      <w:proofErr w:type="gramEnd"/>
+      <w:r>
+        <w:rPr>
+          <w:color w:val="EE0000"/>
+        </w:rPr>
+        <w:t>array&lt;int, 3&gt;&amp; newDir)</w:t>
+      </w:r>
+    </w:p>
+    <w:p>
+      <w:pPr>
+        <w:rPr>
+          <w:color w:val="EE0000"/>
+        </w:rPr>
+      </w:pPr>
+      <w:r>
+        <w:rPr>
+          <w:rFonts w:hint="eastAsia"/>
+          <w:color w:val="EE0000"/>
+        </w:rPr>
+        <w:t>: 객체 생성, 초기 위치 지정, 초기 방향 지정</w:t>
+      </w:r>
+    </w:p>
+    <w:p>
+      <w:r>
         <w:t>V</w:t>
       </w:r>
       <w:r>
         <w:rPr>
           <w:rFonts w:hint="eastAsia"/>
-          <w:strike/>
-        </w:rPr>
-        <w:t xml:space="preserve">irtual </w:t>
-      </w:r>
-      <w:proofErr w:type="spellStart"/>
-      <w:r>
-        <w:rPr>
-          <w:rFonts w:hint="eastAsia"/>
-          <w:strike/>
-        </w:rPr>
-        <w:t>init</w:t>
-      </w:r>
-      <w:proofErr w:type="spellEnd"/>
-      <w:r>
-        <w:rPr>
-          <w:rFonts w:hint="eastAsia"/>
-          <w:strike/>
-        </w:rPr>
-        <w:t>(float new): 객체 생성, 초기 위치 지정</w:t>
-      </w:r>
-    </w:p>
-    <w:p>
-      <w:pPr>
-        <w:rPr>
-          <w:color w:val="EE0000"/>
-        </w:rPr>
-      </w:pPr>
-      <w:r>
-        <w:rPr>
-          <w:color w:val="EE0000"/>
-        </w:rPr>
-        <w:t xml:space="preserve">void Init(const std::array&lt;float, 3&gt;&amp; </w:t>
-      </w:r>
-      <w:proofErr w:type="spellStart"/>
-      <w:r>
-        <w:rPr>
-          <w:color w:val="EE0000"/>
-        </w:rPr>
-        <w:t>newPos</w:t>
-      </w:r>
-      <w:proofErr w:type="spellEnd"/>
-      <w:r>
-        <w:rPr>
-          <w:color w:val="EE0000"/>
-        </w:rPr>
-        <w:t xml:space="preserve">, const std::array&lt;int, 3&gt;&amp; </w:t>
-      </w:r>
-      <w:proofErr w:type="spellStart"/>
-      <w:r>
-        <w:rPr>
-          <w:color w:val="EE0000"/>
-        </w:rPr>
-        <w:t>newDir</w:t>
-      </w:r>
-      <w:proofErr w:type="spellEnd"/>
-      <w:r>
-        <w:rPr>
-          <w:color w:val="EE0000"/>
-        </w:rPr>
-        <w:t>)</w:t>
-      </w:r>
-    </w:p>
-    <w:p>
-      <w:pPr>
-        <w:rPr>
-          <w:color w:val="EE0000"/>
-        </w:rPr>
-      </w:pPr>
-      <w:r>
-        <w:rPr>
-          <w:rFonts w:hint="eastAsia"/>
-          <w:color w:val="EE0000"/>
-        </w:rPr>
-        <w:t>: 객체 생성, 초기 위치 지정, 초기 방향 지정</w:t>
-      </w:r>
-    </w:p>
-    <w:p>
-      <w:r>
-        <w:t>V</w:t>
-      </w:r>
-      <w:r>
-        <w:rPr>
-          <w:rFonts w:hint="eastAsia"/>
         </w:rPr>
         <w:t xml:space="preserve">oid update(): </w:t>
       </w:r>
@@ -8343,16 +8129,8 @@
         <w:rPr>
           <w:rFonts w:hint="eastAsia"/>
         </w:rPr>
-        <w:t xml:space="preserve">, </w:t>
-      </w:r>
-      <w:proofErr w:type="spellStart"/>
-      <w:r>
-        <w:rPr>
-          <w:rFonts w:hint="eastAsia"/>
-        </w:rPr>
-        <w:t>dir</w:t>
-      </w:r>
-      <w:proofErr w:type="spellEnd"/>
+        <w:t>, dir</w:t>
+      </w:r>
       <w:r>
         <w:rPr>
           <w:rFonts w:hint="eastAsia"/>
@@ -8405,21 +8183,7 @@
         <w:rPr>
           <w:rFonts w:hint="eastAsia"/>
         </w:rPr>
-        <w:t xml:space="preserve">&lt;클라이언트&gt; (input 받는 거는 </w:t>
-      </w:r>
-      <w:proofErr w:type="spellStart"/>
-      <w:r>
-        <w:rPr>
-          <w:rFonts w:hint="eastAsia"/>
-        </w:rPr>
-        <w:t>glutKeyboardFunc</w:t>
-      </w:r>
-      <w:proofErr w:type="spellEnd"/>
-      <w:r>
-        <w:rPr>
-          <w:rFonts w:hint="eastAsia"/>
-        </w:rPr>
-        <w:t>과 같은 함수로 받음)</w:t>
+        <w:t>&lt;클라이언트&gt; (input 받는 거는 glutKeyboardFunc과 같은 함수로 받음)</w:t>
       </w:r>
     </w:p>
     <w:p>
@@ -8444,21 +8208,21 @@
         </w:rPr>
         <w:t xml:space="preserve">ool </w:t>
       </w:r>
-      <w:proofErr w:type="spellStart"/>
+      <w:proofErr w:type="gramStart"/>
       <w:r>
         <w:rPr>
           <w:rFonts w:hint="eastAsia"/>
           <w:strike/>
         </w:rPr>
-        <w:t>CreateSocket</w:t>
-      </w:r>
-      <w:proofErr w:type="spellEnd"/>
+        <w:t>CreateSocket(</w:t>
+      </w:r>
+      <w:proofErr w:type="gramEnd"/>
       <w:r>
         <w:rPr>
           <w:rFonts w:hint="eastAsia"/>
           <w:strike/>
         </w:rPr>
-        <w:t>()</w:t>
+        <w:t>)</w:t>
       </w:r>
     </w:p>
     <w:p>
@@ -8476,19 +8240,19 @@
         </w:rPr>
         <w:t xml:space="preserve">SOCKET </w:t>
       </w:r>
-      <w:proofErr w:type="spellStart"/>
-      <w:r>
-        <w:rPr>
-          <w:color w:val="EE0000"/>
-        </w:rPr>
-        <w:t>InitSocket</w:t>
-      </w:r>
-      <w:proofErr w:type="spellEnd"/>
-      <w:r>
-        <w:rPr>
-          <w:color w:val="EE0000"/>
-        </w:rPr>
-        <w:t>(const char* SERVERIP)</w:t>
+      <w:proofErr w:type="gramStart"/>
+      <w:r>
+        <w:rPr>
+          <w:color w:val="EE0000"/>
+        </w:rPr>
+        <w:t>InitSocket(</w:t>
+      </w:r>
+      <w:proofErr w:type="gramEnd"/>
+      <w:r>
+        <w:rPr>
+          <w:color w:val="EE0000"/>
+        </w:rPr>
+        <w:t>const char* SERVERIP)</w:t>
       </w:r>
     </w:p>
     <w:p>
@@ -8526,17 +8290,8 @@
           <w:rFonts w:hint="eastAsia"/>
           <w:strike/>
         </w:rPr>
-        <w:t xml:space="preserve">ool </w:t>
-      </w:r>
-      <w:proofErr w:type="spellStart"/>
-      <w:r>
-        <w:rPr>
-          <w:rFonts w:hint="eastAsia"/>
-          <w:strike/>
-        </w:rPr>
-        <w:t>RecvInit</w:t>
-      </w:r>
-      <w:proofErr w:type="spellEnd"/>
+        <w:t>ool RecvInit</w:t>
+      </w:r>
     </w:p>
     <w:p>
       <w:pPr>
@@ -8602,33 +8357,19 @@
         </w:rPr>
         <w:t xml:space="preserve">void </w:t>
       </w:r>
-      <w:proofErr w:type="spellStart"/>
-      <w:r>
-        <w:rPr>
-          <w:color w:val="EE0000"/>
-        </w:rPr>
-        <w:t>RecvInitPlayers</w:t>
-      </w:r>
-      <w:proofErr w:type="spellEnd"/>
-      <w:r>
-        <w:rPr>
-          <w:color w:val="EE0000"/>
-        </w:rPr>
-        <w:t>(SOCKET sock, UINT &amp;</w:t>
-      </w:r>
-      <w:proofErr w:type="spellStart"/>
-      <w:r>
-        <w:rPr>
-          <w:color w:val="EE0000"/>
-        </w:rPr>
-        <w:t>MyID</w:t>
-      </w:r>
-      <w:proofErr w:type="spellEnd"/>
-      <w:r>
-        <w:rPr>
-          <w:color w:val="EE0000"/>
-        </w:rPr>
-        <w:t>)</w:t>
+      <w:proofErr w:type="gramStart"/>
+      <w:r>
+        <w:rPr>
+          <w:color w:val="EE0000"/>
+        </w:rPr>
+        <w:t>RecvInitPlayers(</w:t>
+      </w:r>
+      <w:proofErr w:type="gramEnd"/>
+      <w:r>
+        <w:rPr>
+          <w:color w:val="EE0000"/>
+        </w:rPr>
+        <w:t>SOCKET sock, UINT &amp;MyID)</w:t>
       </w:r>
     </w:p>
     <w:p>
@@ -8706,19 +8447,19 @@
         </w:rPr>
         <w:t xml:space="preserve">void </w:t>
       </w:r>
-      <w:proofErr w:type="spellStart"/>
-      <w:r>
-        <w:rPr>
-          <w:color w:val="EE0000"/>
-        </w:rPr>
-        <w:t>RecvInitWorldStatic</w:t>
-      </w:r>
-      <w:proofErr w:type="spellEnd"/>
-      <w:r>
-        <w:rPr>
-          <w:color w:val="EE0000"/>
-        </w:rPr>
-        <w:t>(SOCKET sock)</w:t>
+      <w:proofErr w:type="gramStart"/>
+      <w:r>
+        <w:rPr>
+          <w:color w:val="EE0000"/>
+        </w:rPr>
+        <w:t>RecvInitWorldStatic(</w:t>
+      </w:r>
+      <w:proofErr w:type="gramEnd"/>
+      <w:r>
+        <w:rPr>
+          <w:color w:val="EE0000"/>
+        </w:rPr>
+        <w:t>SOCKET sock)</w:t>
       </w:r>
     </w:p>
     <w:p>
@@ -8768,19 +8509,19 @@
         </w:rPr>
         <w:t xml:space="preserve">void </w:t>
       </w:r>
-      <w:proofErr w:type="spellStart"/>
-      <w:r>
-        <w:rPr>
-          <w:color w:val="EE0000"/>
-        </w:rPr>
-        <w:t>RecvInitWorldDynamic</w:t>
-      </w:r>
-      <w:proofErr w:type="spellEnd"/>
-      <w:r>
-        <w:rPr>
-          <w:color w:val="EE0000"/>
-        </w:rPr>
-        <w:t>(SOCKET sock)</w:t>
+      <w:proofErr w:type="gramStart"/>
+      <w:r>
+        <w:rPr>
+          <w:color w:val="EE0000"/>
+        </w:rPr>
+        <w:t>RecvInitWorldDynamic(</w:t>
+      </w:r>
+      <w:proofErr w:type="gramEnd"/>
+      <w:r>
+        <w:rPr>
+          <w:color w:val="EE0000"/>
+        </w:rPr>
+        <w:t>SOCKET sock)</w:t>
       </w:r>
     </w:p>
     <w:p>
@@ -8833,21 +8574,28 @@
           <w:strike/>
         </w:rPr>
       </w:pPr>
-      <w:proofErr w:type="spellStart"/>
       <w:r>
         <w:rPr>
           <w:rFonts w:hint="eastAsia"/>
           <w:strike/>
         </w:rPr>
-        <w:t>Set_Input</w:t>
-      </w:r>
-      <w:proofErr w:type="spellEnd"/>
+        <w:t>Set_</w:t>
+      </w:r>
+      <w:proofErr w:type="gramStart"/>
       <w:r>
         <w:rPr>
           <w:rFonts w:hint="eastAsia"/>
           <w:strike/>
         </w:rPr>
-        <w:t>()</w:t>
+        <w:t>Input(</w:t>
+      </w:r>
+      <w:proofErr w:type="gramEnd"/>
+      <w:r>
+        <w:rPr>
+          <w:rFonts w:hint="eastAsia"/>
+          <w:strike/>
+        </w:rPr>
+        <w:t>)</w:t>
       </w:r>
     </w:p>
     <w:p>
@@ -8881,21 +8629,12 @@
           <w:color w:val="EE0000"/>
         </w:rPr>
       </w:pPr>
-      <w:proofErr w:type="spellStart"/>
-      <w:r>
-        <w:rPr>
-          <w:rFonts w:hint="eastAsia"/>
-          <w:color w:val="EE0000"/>
-        </w:rPr>
-        <w:t>PlayerInputs</w:t>
-      </w:r>
-      <w:proofErr w:type="spellEnd"/>
-      <w:r>
-        <w:rPr>
-          <w:rFonts w:hint="eastAsia"/>
-          <w:color w:val="EE0000"/>
-        </w:rPr>
-        <w:t xml:space="preserve"> inputs에 위치, 방향 등의 값을 직접 대입하여 변경.</w:t>
+      <w:r>
+        <w:rPr>
+          <w:rFonts w:hint="eastAsia"/>
+          <w:color w:val="EE0000"/>
+        </w:rPr>
+        <w:t>PlayerInputs inputs에 위치, 방향 등의 값을 직접 대입하여 변경.</w:t>
       </w:r>
     </w:p>
     <w:p>
@@ -8914,21 +8653,21 @@
           <w:strike/>
         </w:rPr>
       </w:pPr>
-      <w:proofErr w:type="spellStart"/>
+      <w:proofErr w:type="gramStart"/>
       <w:r>
         <w:rPr>
           <w:rFonts w:hint="eastAsia"/>
           <w:strike/>
         </w:rPr>
-        <w:t>sendInputChange</w:t>
-      </w:r>
-      <w:proofErr w:type="spellEnd"/>
+        <w:t>sendInputChange(</w:t>
+      </w:r>
+      <w:proofErr w:type="gramEnd"/>
       <w:r>
         <w:rPr>
           <w:rFonts w:hint="eastAsia"/>
           <w:strike/>
         </w:rPr>
-        <w:t xml:space="preserve">(Socket sock, char* key) </w:t>
+        <w:t xml:space="preserve">Socket sock, char* key) </w:t>
       </w:r>
     </w:p>
     <w:p>
@@ -9002,41 +8741,20 @@
         </w:rPr>
         <w:t xml:space="preserve">void </w:t>
       </w:r>
-      <w:proofErr w:type="spellStart"/>
-      <w:r>
-        <w:rPr>
-          <w:rFonts w:hint="eastAsia"/>
-          <w:color w:val="EE0000"/>
-        </w:rPr>
-        <w:t>SendInputChange</w:t>
-      </w:r>
-      <w:proofErr w:type="spellEnd"/>
-      <w:r>
-        <w:rPr>
-          <w:rFonts w:hint="eastAsia"/>
-          <w:color w:val="EE0000"/>
-        </w:rPr>
-        <w:t>(</w:t>
-      </w:r>
-      <w:r>
-        <w:rPr>
-          <w:color w:val="EE0000"/>
-        </w:rPr>
-        <w:t xml:space="preserve">SOCKET sock, const </w:t>
-      </w:r>
-      <w:proofErr w:type="spellStart"/>
-      <w:r>
-        <w:rPr>
-          <w:color w:val="EE0000"/>
-        </w:rPr>
-        <w:t>PlayerInputs</w:t>
-      </w:r>
-      <w:proofErr w:type="spellEnd"/>
-      <w:r>
-        <w:rPr>
-          <w:color w:val="EE0000"/>
-        </w:rPr>
-        <w:t>&amp; input</w:t>
+      <w:proofErr w:type="gramStart"/>
+      <w:r>
+        <w:rPr>
+          <w:rFonts w:hint="eastAsia"/>
+          <w:color w:val="EE0000"/>
+        </w:rPr>
+        <w:t>SendInputChange(</w:t>
+      </w:r>
+      <w:proofErr w:type="gramEnd"/>
+      <w:r>
+        <w:rPr>
+          <w:color w:val="EE0000"/>
+        </w:rPr>
+        <w:t>SOCKET sock, const PlayerInputs&amp; input</w:t>
       </w:r>
       <w:r>
         <w:rPr>
@@ -9059,14 +8777,12 @@
         </w:rPr>
         <w:t xml:space="preserve">: 플레이어의 입력 값을 </w:t>
       </w:r>
-      <w:proofErr w:type="spellStart"/>
       <w:r>
         <w:rPr>
           <w:color w:val="EE0000"/>
         </w:rPr>
         <w:t>PacketParam</w:t>
       </w:r>
-      <w:proofErr w:type="spellEnd"/>
       <w:r>
         <w:rPr>
           <w:rFonts w:hint="eastAsia"/>
@@ -9074,14 +8790,12 @@
         </w:rPr>
         <w:t xml:space="preserve"> 구조체를 통해 패킷의 종류와 크기(</w:t>
       </w:r>
-      <w:proofErr w:type="spellStart"/>
       <w:r>
         <w:rPr>
           <w:color w:val="EE0000"/>
         </w:rPr>
         <w:t>PacketParam</w:t>
       </w:r>
-      <w:proofErr w:type="spellEnd"/>
       <w:r>
         <w:rPr>
           <w:rFonts w:hint="eastAsia"/>
@@ -9100,36 +8814,18 @@
         </w:rPr>
         <w:t xml:space="preserve"> </w:t>
       </w:r>
-      <w:proofErr w:type="spellStart"/>
       <w:r>
         <w:rPr>
           <w:color w:val="EE0000"/>
         </w:rPr>
         <w:t>PlayerInputs</w:t>
       </w:r>
-      <w:proofErr w:type="spellEnd"/>
-      <w:r>
-        <w:rPr>
-          <w:rFonts w:hint="eastAsia"/>
-          <w:color w:val="EE0000"/>
-        </w:rPr>
-        <w:t>)</w:t>
-      </w:r>
-      <w:proofErr w:type="spellStart"/>
-      <w:r>
-        <w:rPr>
-          <w:rFonts w:hint="eastAsia"/>
-          <w:color w:val="EE0000"/>
-        </w:rPr>
-        <w:t>를</w:t>
-      </w:r>
-      <w:proofErr w:type="spellEnd"/>
-      <w:r>
-        <w:rPr>
-          <w:rFonts w:hint="eastAsia"/>
-          <w:color w:val="EE0000"/>
-        </w:rPr>
-        <w:t xml:space="preserve"> 소켓을 통해 먼저 전송한 후, 실제 입력 데이터를 전송</w:t>
+      <w:r>
+        <w:rPr>
+          <w:rFonts w:hint="eastAsia"/>
+          <w:color w:val="EE0000"/>
+        </w:rPr>
+        <w:t>)를 소켓을 통해 먼저 전송한 후, 실제 입력 데이터를 전송</w:t>
       </w:r>
     </w:p>
     <w:p>
@@ -9150,20 +8846,20 @@
           <w:tab w:val="left" w:pos="7167"/>
         </w:tabs>
       </w:pPr>
-      <w:proofErr w:type="spellStart"/>
+      <w:proofErr w:type="gramStart"/>
       <w:r>
         <w:rPr>
           <w:rFonts w:hint="eastAsia"/>
         </w:rPr>
         <w:lastRenderedPageBreak/>
-        <w:t>recvWorld</w:t>
-      </w:r>
-      <w:proofErr w:type="spellEnd"/>
-      <w:r>
-        <w:rPr>
-          <w:rFonts w:hint="eastAsia"/>
-        </w:rPr>
-        <w:t xml:space="preserve">(Socket sock, </w:t>
+        <w:t>recvWorld(</w:t>
+      </w:r>
+      <w:proofErr w:type="gramEnd"/>
+      <w:r>
+        <w:rPr>
+          <w:rFonts w:hint="eastAsia"/>
+        </w:rPr>
+        <w:t xml:space="preserve">Socket sock, </w:t>
       </w:r>
       <w:r>
         <w:rPr>
@@ -9239,7 +8935,7 @@
         </w:rPr>
         <w:t xml:space="preserve"> </w:t>
       </w:r>
-      <w:proofErr w:type="spellStart"/>
+      <w:proofErr w:type="gramStart"/>
       <w:r>
         <w:rPr>
           <w:rFonts w:hint="eastAsia"/>
@@ -9250,28 +8946,14 @@
         <w:rPr>
           <w:rFonts w:hint="eastAsia"/>
         </w:rPr>
-        <w:t>Process</w:t>
-      </w:r>
-      <w:proofErr w:type="spellEnd"/>
-      <w:r>
-        <w:rPr>
-          <w:rFonts w:hint="eastAsia"/>
-        </w:rPr>
-        <w:t xml:space="preserve">(LPVOID </w:t>
-      </w:r>
-      <w:proofErr w:type="spellStart"/>
-      <w:r>
-        <w:rPr>
-          <w:rFonts w:hint="eastAsia"/>
-        </w:rPr>
-        <w:t>arg</w:t>
-      </w:r>
-      <w:proofErr w:type="spellEnd"/>
-      <w:r>
-        <w:rPr>
-          <w:rFonts w:hint="eastAsia"/>
-        </w:rPr>
-        <w:t>)</w:t>
+        <w:t>Process(</w:t>
+      </w:r>
+      <w:proofErr w:type="gramEnd"/>
+      <w:r>
+        <w:rPr>
+          <w:rFonts w:hint="eastAsia"/>
+        </w:rPr>
+        <w:t>LPVOID arg)</w:t>
       </w:r>
     </w:p>
     <w:p>
@@ -9320,7 +9002,7 @@
         </w:rPr>
         <w:t xml:space="preserve">ool </w:t>
       </w:r>
-      <w:proofErr w:type="spellStart"/>
+      <w:proofErr w:type="gramStart"/>
       <w:r>
         <w:rPr>
           <w:rFonts w:hint="eastAsia"/>
@@ -9337,14 +9019,14 @@
         <w:rPr>
           <w:rFonts w:hint="eastAsia"/>
         </w:rPr>
-        <w:t>Socket</w:t>
-      </w:r>
-      <w:proofErr w:type="spellEnd"/>
-      <w:r>
-        <w:rPr>
-          <w:rFonts w:hint="eastAsia"/>
-        </w:rPr>
-        <w:t>()</w:t>
+        <w:t>Socket(</w:t>
+      </w:r>
+      <w:proofErr w:type="gramEnd"/>
+      <w:r>
+        <w:rPr>
+          <w:rFonts w:hint="eastAsia"/>
+        </w:rPr>
+        <w:t>)</w:t>
       </w:r>
     </w:p>
     <w:p>
@@ -9364,7 +9046,6 @@
         </w:rPr>
         <w:t xml:space="preserve">서버용 </w:t>
       </w:r>
-      <w:proofErr w:type="spellStart"/>
       <w:r>
         <w:rPr>
           <w:rFonts w:hint="eastAsia"/>
@@ -9375,14 +9056,7 @@
         <w:rPr>
           <w:rFonts w:hint="eastAsia"/>
         </w:rPr>
-        <w:t>소켓</w:t>
-      </w:r>
-      <w:proofErr w:type="spellEnd"/>
-      <w:r>
-        <w:rPr>
-          <w:rFonts w:hint="eastAsia"/>
-        </w:rPr>
-        <w:t xml:space="preserve"> 생성</w:t>
+        <w:t>소켓 생성</w:t>
       </w:r>
     </w:p>
     <w:p>
@@ -9407,21 +9081,21 @@
         </w:rPr>
         <w:t xml:space="preserve">ool </w:t>
       </w:r>
-      <w:proofErr w:type="spellStart"/>
+      <w:proofErr w:type="gramStart"/>
       <w:r>
         <w:rPr>
           <w:rFonts w:hint="eastAsia"/>
           <w:strike/>
         </w:rPr>
-        <w:t>MakeThread</w:t>
-      </w:r>
-      <w:proofErr w:type="spellEnd"/>
+        <w:t>MakeThread(</w:t>
+      </w:r>
+      <w:proofErr w:type="gramEnd"/>
       <w:r>
         <w:rPr>
           <w:rFonts w:hint="eastAsia"/>
           <w:strike/>
         </w:rPr>
-        <w:t>()</w:t>
+        <w:t>)</w:t>
       </w:r>
     </w:p>
     <w:p>
@@ -9500,21 +9174,21 @@
         </w:rPr>
         <w:t xml:space="preserve">oid </w:t>
       </w:r>
-      <w:proofErr w:type="spellStart"/>
+      <w:proofErr w:type="gramStart"/>
       <w:r>
         <w:rPr>
           <w:rFonts w:hint="eastAsia"/>
           <w:strike/>
         </w:rPr>
-        <w:t>SetPlayer</w:t>
-      </w:r>
-      <w:proofErr w:type="spellEnd"/>
+        <w:t>SetPlayer(</w:t>
+      </w:r>
+      <w:proofErr w:type="gramEnd"/>
       <w:r>
         <w:rPr>
           <w:rFonts w:hint="eastAsia"/>
           <w:strike/>
         </w:rPr>
-        <w:t>()</w:t>
+        <w:t>)</w:t>
       </w:r>
     </w:p>
     <w:p>
@@ -9561,21 +9235,21 @@
         </w:rPr>
         <w:t xml:space="preserve">oid </w:t>
       </w:r>
-      <w:proofErr w:type="spellStart"/>
+      <w:proofErr w:type="gramStart"/>
       <w:r>
         <w:rPr>
           <w:rFonts w:hint="eastAsia"/>
           <w:strike/>
         </w:rPr>
-        <w:t>SendInit</w:t>
-      </w:r>
-      <w:proofErr w:type="spellEnd"/>
+        <w:t>SendInit(</w:t>
+      </w:r>
+      <w:proofErr w:type="gramEnd"/>
       <w:r>
         <w:rPr>
           <w:rFonts w:hint="eastAsia"/>
           <w:strike/>
         </w:rPr>
-        <w:t>()</w:t>
+        <w:t>)</w:t>
       </w:r>
     </w:p>
     <w:p>
@@ -9616,12 +9290,21 @@
           <w:color w:val="EE0000"/>
         </w:rPr>
       </w:pPr>
-      <w:r>
-        <w:rPr>
-          <w:rFonts w:hint="eastAsia"/>
-          <w:color w:val="EE0000"/>
-        </w:rPr>
-        <w:t xml:space="preserve">// 2025-11-12일 </w:t>
+      <w:proofErr w:type="gramStart"/>
+      <w:r>
+        <w:rPr>
+          <w:rFonts w:hint="eastAsia"/>
+          <w:color w:val="EE0000"/>
+        </w:rPr>
+        <w:t>// 2025</w:t>
+      </w:r>
+      <w:proofErr w:type="gramEnd"/>
+      <w:r>
+        <w:rPr>
+          <w:rFonts w:hint="eastAsia"/>
+          <w:color w:val="EE0000"/>
+        </w:rPr>
+        <w:t xml:space="preserve">-11-12일 </w:t>
       </w:r>
       <w:r>
         <w:rPr>
@@ -9679,21 +9362,21 @@
           <w:color w:val="EE0000"/>
         </w:rPr>
       </w:pPr>
-      <w:proofErr w:type="spellStart"/>
-      <w:r>
-        <w:rPr>
-          <w:rFonts w:hint="eastAsia"/>
-          <w:color w:val="EE0000"/>
-        </w:rPr>
-        <w:t>SendInitOnePlayer</w:t>
-      </w:r>
-      <w:proofErr w:type="spellEnd"/>
-      <w:r>
-        <w:rPr>
-          <w:rFonts w:hint="eastAsia"/>
-          <w:color w:val="EE0000"/>
-        </w:rPr>
-        <w:t>()</w:t>
+      <w:proofErr w:type="gramStart"/>
+      <w:r>
+        <w:rPr>
+          <w:rFonts w:hint="eastAsia"/>
+          <w:color w:val="EE0000"/>
+        </w:rPr>
+        <w:t>SendInitOnePlayer(</w:t>
+      </w:r>
+      <w:proofErr w:type="gramEnd"/>
+      <w:r>
+        <w:rPr>
+          <w:rFonts w:hint="eastAsia"/>
+          <w:color w:val="EE0000"/>
+        </w:rPr>
+        <w:t>)</w:t>
       </w:r>
     </w:p>
     <w:p>
@@ -9739,21 +9422,21 @@
           <w:color w:val="EE0000"/>
         </w:rPr>
       </w:pPr>
-      <w:proofErr w:type="spellStart"/>
-      <w:r>
-        <w:rPr>
-          <w:rFonts w:hint="eastAsia"/>
-          <w:color w:val="EE0000"/>
-        </w:rPr>
-        <w:t>SendInitPlayers</w:t>
-      </w:r>
-      <w:proofErr w:type="spellEnd"/>
-      <w:r>
-        <w:rPr>
-          <w:rFonts w:hint="eastAsia"/>
-          <w:color w:val="EE0000"/>
-        </w:rPr>
-        <w:t>()</w:t>
+      <w:proofErr w:type="gramStart"/>
+      <w:r>
+        <w:rPr>
+          <w:rFonts w:hint="eastAsia"/>
+          <w:color w:val="EE0000"/>
+        </w:rPr>
+        <w:t>SendInitPlayers(</w:t>
+      </w:r>
+      <w:proofErr w:type="gramEnd"/>
+      <w:r>
+        <w:rPr>
+          <w:rFonts w:hint="eastAsia"/>
+          <w:color w:val="EE0000"/>
+        </w:rPr>
+        <w:t>)</w:t>
       </w:r>
     </w:p>
     <w:p>
@@ -9792,21 +9475,21 @@
           <w:color w:val="EE0000"/>
         </w:rPr>
       </w:pPr>
-      <w:proofErr w:type="spellStart"/>
-      <w:r>
-        <w:rPr>
-          <w:rFonts w:hint="eastAsia"/>
-          <w:color w:val="EE0000"/>
-        </w:rPr>
-        <w:t>SendInitStatic</w:t>
-      </w:r>
-      <w:proofErr w:type="spellEnd"/>
-      <w:r>
-        <w:rPr>
-          <w:rFonts w:hint="eastAsia"/>
-          <w:color w:val="EE0000"/>
-        </w:rPr>
-        <w:t>()</w:t>
+      <w:proofErr w:type="gramStart"/>
+      <w:r>
+        <w:rPr>
+          <w:rFonts w:hint="eastAsia"/>
+          <w:color w:val="EE0000"/>
+        </w:rPr>
+        <w:t>SendInitStatic(</w:t>
+      </w:r>
+      <w:proofErr w:type="gramEnd"/>
+      <w:r>
+        <w:rPr>
+          <w:rFonts w:hint="eastAsia"/>
+          <w:color w:val="EE0000"/>
+        </w:rPr>
+        <w:t>)</w:t>
       </w:r>
     </w:p>
     <w:p>
@@ -9845,21 +9528,21 @@
           <w:color w:val="EE0000"/>
         </w:rPr>
       </w:pPr>
-      <w:proofErr w:type="spellStart"/>
-      <w:r>
-        <w:rPr>
-          <w:rFonts w:hint="eastAsia"/>
-          <w:color w:val="EE0000"/>
-        </w:rPr>
-        <w:t>SendInitDynamic</w:t>
-      </w:r>
-      <w:proofErr w:type="spellEnd"/>
-      <w:r>
-        <w:rPr>
-          <w:rFonts w:hint="eastAsia"/>
-          <w:color w:val="EE0000"/>
-        </w:rPr>
-        <w:t>()</w:t>
+      <w:proofErr w:type="gramStart"/>
+      <w:r>
+        <w:rPr>
+          <w:rFonts w:hint="eastAsia"/>
+          <w:color w:val="EE0000"/>
+        </w:rPr>
+        <w:t>SendInitDynamic(</w:t>
+      </w:r>
+      <w:proofErr w:type="gramEnd"/>
+      <w:r>
+        <w:rPr>
+          <w:rFonts w:hint="eastAsia"/>
+          <w:color w:val="EE0000"/>
+        </w:rPr>
+        <w:t>)</w:t>
       </w:r>
     </w:p>
     <w:p>
@@ -9926,19 +9609,19 @@
           <w:tab w:val="left" w:pos="7167"/>
         </w:tabs>
       </w:pPr>
-      <w:proofErr w:type="spellStart"/>
-      <w:r>
-        <w:rPr>
-          <w:rFonts w:hint="eastAsia"/>
-        </w:rPr>
-        <w:t>recvInputChange</w:t>
-      </w:r>
-      <w:proofErr w:type="spellEnd"/>
-      <w:r>
-        <w:rPr>
-          <w:rFonts w:hint="eastAsia"/>
-        </w:rPr>
-        <w:t>(Socket sock, char* key)</w:t>
+      <w:proofErr w:type="gramStart"/>
+      <w:r>
+        <w:rPr>
+          <w:rFonts w:hint="eastAsia"/>
+        </w:rPr>
+        <w:t>recvInputChange(</w:t>
+      </w:r>
+      <w:proofErr w:type="gramEnd"/>
+      <w:r>
+        <w:rPr>
+          <w:rFonts w:hint="eastAsia"/>
+        </w:rPr>
+        <w:t>Socket sock, char* key)</w:t>
       </w:r>
     </w:p>
     <w:p>
@@ -9981,21 +9664,7 @@
           <w:rFonts w:hint="eastAsia"/>
         </w:rPr>
         <w:lastRenderedPageBreak/>
-        <w:t xml:space="preserve">클라이언트로부터 </w:t>
-      </w:r>
-      <w:proofErr w:type="spellStart"/>
-      <w:r>
-        <w:rPr>
-          <w:rFonts w:hint="eastAsia"/>
-        </w:rPr>
-        <w:t>PlayerInput</w:t>
-      </w:r>
-      <w:proofErr w:type="spellEnd"/>
-      <w:r>
-        <w:rPr>
-          <w:rFonts w:hint="eastAsia"/>
-        </w:rPr>
-        <w:t xml:space="preserve"> 수신/적용</w:t>
+        <w:t>클라이언트로부터 PlayerInput 수신/적용</w:t>
       </w:r>
     </w:p>
     <w:p>
@@ -10007,13 +9676,13 @@
       <w:r>
         <w:t xml:space="preserve">bool </w:t>
       </w:r>
-      <w:proofErr w:type="spellStart"/>
-      <w:r>
-        <w:t>ChecKCollisionLoop</w:t>
-      </w:r>
-      <w:proofErr w:type="spellEnd"/>
-      <w:r>
-        <w:t>(Player&amp; player)</w:t>
+      <w:proofErr w:type="gramStart"/>
+      <w:r>
+        <w:t>ChecKCollisionLoop(</w:t>
+      </w:r>
+      <w:proofErr w:type="gramEnd"/>
+      <w:r>
+        <w:t>Player&amp; player)</w:t>
       </w:r>
     </w:p>
     <w:p>
@@ -10043,7 +9712,7 @@
           <w:strike/>
         </w:rPr>
       </w:pPr>
-      <w:proofErr w:type="spellStart"/>
+      <w:proofErr w:type="gramStart"/>
       <w:r>
         <w:rPr>
           <w:rFonts w:hint="eastAsia"/>
@@ -10056,15 +9725,15 @@
           <w:rFonts w:hint="eastAsia"/>
           <w:strike/>
         </w:rPr>
-        <w:t>pdateWorld</w:t>
-      </w:r>
-      <w:proofErr w:type="spellEnd"/>
+        <w:t>pdateWorld(</w:t>
+      </w:r>
+      <w:proofErr w:type="gramEnd"/>
       <w:r>
         <w:rPr>
           <w:rFonts w:hint="eastAsia"/>
           <w:strike/>
         </w:rPr>
-        <w:t>()</w:t>
+        <w:t>)</w:t>
       </w:r>
     </w:p>
     <w:p>
@@ -10111,19 +9780,19 @@
         </w:rPr>
         <w:t xml:space="preserve">void </w:t>
       </w:r>
-      <w:proofErr w:type="spellStart"/>
-      <w:r>
-        <w:rPr>
-          <w:color w:val="EE0000"/>
-        </w:rPr>
-        <w:t>ServerMainLoop</w:t>
-      </w:r>
-      <w:proofErr w:type="spellEnd"/>
-      <w:r>
-        <w:rPr>
-          <w:color w:val="EE0000"/>
-        </w:rPr>
-        <w:t>()</w:t>
+      <w:proofErr w:type="gramStart"/>
+      <w:r>
+        <w:rPr>
+          <w:color w:val="EE0000"/>
+        </w:rPr>
+        <w:t>ServerMainLoop(</w:t>
+      </w:r>
+      <w:proofErr w:type="gramEnd"/>
+      <w:r>
+        <w:rPr>
+          <w:color w:val="EE0000"/>
+        </w:rPr>
+        <w:t>)</w:t>
       </w:r>
     </w:p>
     <w:p>
@@ -10154,36 +9823,18 @@
         </w:rPr>
         <w:t>패킷(</w:t>
       </w:r>
-      <w:proofErr w:type="spellStart"/>
       <w:r>
         <w:rPr>
           <w:color w:val="EE0000"/>
         </w:rPr>
         <w:t>PktFrameState</w:t>
       </w:r>
-      <w:proofErr w:type="spellEnd"/>
-      <w:r>
-        <w:rPr>
-          <w:rFonts w:hint="eastAsia"/>
-          <w:color w:val="EE0000"/>
-        </w:rPr>
-        <w:t>)</w:t>
-      </w:r>
-      <w:proofErr w:type="spellStart"/>
-      <w:r>
-        <w:rPr>
-          <w:rFonts w:hint="eastAsia"/>
-          <w:color w:val="EE0000"/>
-        </w:rPr>
-        <w:t>에</w:t>
-      </w:r>
-      <w:proofErr w:type="spellEnd"/>
-      <w:r>
-        <w:rPr>
-          <w:rFonts w:hint="eastAsia"/>
-          <w:color w:val="EE0000"/>
-        </w:rPr>
-        <w:t xml:space="preserve"> 반영.</w:t>
+      <w:r>
+        <w:rPr>
+          <w:rFonts w:hint="eastAsia"/>
+          <w:color w:val="EE0000"/>
+        </w:rPr>
+        <w:t>)에 반영.</w:t>
       </w:r>
     </w:p>
     <w:p>
@@ -10201,33 +9852,19 @@
         </w:rPr>
         <w:t xml:space="preserve">bool </w:t>
       </w:r>
-      <w:proofErr w:type="spellStart"/>
-      <w:r>
-        <w:rPr>
-          <w:color w:val="EE0000"/>
-        </w:rPr>
-        <w:t>WriteFrameState</w:t>
-      </w:r>
-      <w:proofErr w:type="spellEnd"/>
-      <w:r>
-        <w:rPr>
-          <w:color w:val="EE0000"/>
-        </w:rPr>
-        <w:t>(</w:t>
-      </w:r>
-      <w:proofErr w:type="spellStart"/>
-      <w:r>
-        <w:rPr>
-          <w:color w:val="EE0000"/>
-        </w:rPr>
-        <w:t>Game_State</w:t>
-      </w:r>
-      <w:proofErr w:type="spellEnd"/>
-      <w:r>
-        <w:rPr>
-          <w:color w:val="EE0000"/>
-        </w:rPr>
-        <w:t>&amp; state)</w:t>
+      <w:proofErr w:type="gramStart"/>
+      <w:r>
+        <w:rPr>
+          <w:color w:val="EE0000"/>
+        </w:rPr>
+        <w:t>WriteFrameState(</w:t>
+      </w:r>
+      <w:proofErr w:type="gramEnd"/>
+      <w:r>
+        <w:rPr>
+          <w:color w:val="EE0000"/>
+        </w:rPr>
+        <w:t>Game_State&amp; state)</w:t>
       </w:r>
     </w:p>
     <w:p>
@@ -10251,36 +9888,18 @@
         </w:rPr>
         <w:t>패킷(</w:t>
       </w:r>
-      <w:proofErr w:type="spellStart"/>
       <w:r>
         <w:rPr>
           <w:color w:val="EE0000"/>
         </w:rPr>
         <w:t>PktFrameState</w:t>
       </w:r>
-      <w:proofErr w:type="spellEnd"/>
-      <w:r>
-        <w:rPr>
-          <w:rFonts w:hint="eastAsia"/>
-          <w:color w:val="EE0000"/>
-        </w:rPr>
-        <w:t>)</w:t>
-      </w:r>
-      <w:proofErr w:type="spellStart"/>
-      <w:r>
-        <w:rPr>
-          <w:rFonts w:hint="eastAsia"/>
-          <w:color w:val="EE0000"/>
-        </w:rPr>
-        <w:t>에</w:t>
-      </w:r>
-      <w:proofErr w:type="spellEnd"/>
-      <w:r>
-        <w:rPr>
-          <w:rFonts w:hint="eastAsia"/>
-          <w:color w:val="EE0000"/>
-        </w:rPr>
-        <w:t xml:space="preserve"> </w:t>
+      <w:r>
+        <w:rPr>
+          <w:rFonts w:hint="eastAsia"/>
+          <w:color w:val="EE0000"/>
+        </w:rPr>
+        <w:t xml:space="preserve">)에 </w:t>
       </w:r>
       <w:r>
         <w:rPr>
@@ -10296,19 +9915,19 @@
           <w:tab w:val="left" w:pos="7167"/>
         </w:tabs>
       </w:pPr>
-      <w:proofErr w:type="spellStart"/>
-      <w:r>
-        <w:rPr>
-          <w:rFonts w:hint="eastAsia"/>
-        </w:rPr>
-        <w:t>sendWorld</w:t>
-      </w:r>
-      <w:proofErr w:type="spellEnd"/>
-      <w:r>
-        <w:rPr>
-          <w:rFonts w:hint="eastAsia"/>
-        </w:rPr>
-        <w:t>(Socket sock, void* world)</w:t>
+      <w:proofErr w:type="gramStart"/>
+      <w:r>
+        <w:rPr>
+          <w:rFonts w:hint="eastAsia"/>
+        </w:rPr>
+        <w:t>sendWorld(</w:t>
+      </w:r>
+      <w:proofErr w:type="gramEnd"/>
+      <w:r>
+        <w:rPr>
+          <w:rFonts w:hint="eastAsia"/>
+        </w:rPr>
+        <w:t>Socket sock, void* world)</w:t>
       </w:r>
     </w:p>
     <w:p>
@@ -10366,33 +9985,19 @@
         </w:rPr>
         <w:t xml:space="preserve">DWORD WINAPI </w:t>
       </w:r>
-      <w:proofErr w:type="spellStart"/>
-      <w:r>
-        <w:rPr>
-          <w:rFonts w:hint="eastAsia"/>
-        </w:rPr>
-        <w:t>ServerProcess</w:t>
-      </w:r>
-      <w:proofErr w:type="spellEnd"/>
-      <w:r>
-        <w:rPr>
-          <w:rFonts w:hint="eastAsia"/>
-        </w:rPr>
-        <w:t xml:space="preserve">(LPVOID </w:t>
-      </w:r>
-      <w:proofErr w:type="spellStart"/>
-      <w:r>
-        <w:rPr>
-          <w:rFonts w:hint="eastAsia"/>
-        </w:rPr>
-        <w:t>arg</w:t>
-      </w:r>
-      <w:proofErr w:type="spellEnd"/>
-      <w:r>
-        <w:rPr>
-          <w:rFonts w:hint="eastAsia"/>
-        </w:rPr>
-        <w:t>)</w:t>
+      <w:proofErr w:type="gramStart"/>
+      <w:r>
+        <w:rPr>
+          <w:rFonts w:hint="eastAsia"/>
+        </w:rPr>
+        <w:t>ServerProcess(</w:t>
+      </w:r>
+      <w:proofErr w:type="gramEnd"/>
+      <w:r>
+        <w:rPr>
+          <w:rFonts w:hint="eastAsia"/>
+        </w:rPr>
+        <w:t>LPVOID arg)</w:t>
       </w:r>
     </w:p>
     <w:p>
@@ -10431,38 +10036,16 @@
         <w:rPr>
           <w:rFonts w:hint="eastAsia"/>
         </w:rPr>
-        <w:t>[</w:t>
-      </w:r>
-      <w:proofErr w:type="spellStart"/>
-      <w:r>
-        <w:rPr>
-          <w:rFonts w:hint="eastAsia"/>
-        </w:rPr>
-        <w:t>멀티쓰레드</w:t>
-      </w:r>
-      <w:proofErr w:type="spellEnd"/>
-      <w:r>
-        <w:rPr>
-          <w:rFonts w:hint="eastAsia"/>
-        </w:rPr>
-        <w:t xml:space="preserve"> 동기화 관련 전역 변수/전역 함수]</w:t>
-      </w:r>
-    </w:p>
-    <w:p>
-      <w:r>
-        <w:rPr>
-          <w:rFonts w:hint="eastAsia"/>
-        </w:rPr>
-        <w:t xml:space="preserve">CRITICAL_SECTION </w:t>
-      </w:r>
-      <w:proofErr w:type="spellStart"/>
-      <w:r>
-        <w:rPr>
-          <w:rFonts w:hint="eastAsia"/>
-        </w:rPr>
-        <w:t>WorldCS</w:t>
-      </w:r>
-      <w:proofErr w:type="spellEnd"/>
+        <w:t>[멀티쓰레드 동기화 관련 전역 변수/전역 함수]</w:t>
+      </w:r>
+    </w:p>
+    <w:p>
+      <w:r>
+        <w:rPr>
+          <w:rFonts w:hint="eastAsia"/>
+        </w:rPr>
+        <w:t>CRITICAL_SECTION WorldCS</w:t>
+      </w:r>
     </w:p>
     <w:p>
       <w:pPr>
@@ -10501,19 +10084,19 @@
         </w:rPr>
         <w:t xml:space="preserve">void </w:t>
       </w:r>
-      <w:proofErr w:type="spellStart"/>
-      <w:r>
-        <w:rPr>
-          <w:rFonts w:hint="eastAsia"/>
-        </w:rPr>
-        <w:t>SetPacket</w:t>
-      </w:r>
-      <w:proofErr w:type="spellEnd"/>
-      <w:r>
-        <w:rPr>
-          <w:rFonts w:hint="eastAsia"/>
-        </w:rPr>
-        <w:t>()</w:t>
+      <w:proofErr w:type="gramStart"/>
+      <w:r>
+        <w:rPr>
+          <w:rFonts w:hint="eastAsia"/>
+        </w:rPr>
+        <w:t>SetPacket(</w:t>
+      </w:r>
+      <w:proofErr w:type="gramEnd"/>
+      <w:r>
+        <w:rPr>
+          <w:rFonts w:hint="eastAsia"/>
+        </w:rPr>
+        <w:t>)</w:t>
       </w:r>
     </w:p>
     <w:p>
@@ -10552,33 +10135,25 @@
       </w:r>
     </w:p>
     <w:p>
-      <w:proofErr w:type="spellStart"/>
-      <w:r>
-        <w:rPr>
-          <w:rFonts w:hint="eastAsia"/>
-        </w:rPr>
-        <w:t>enum</w:t>
-      </w:r>
-      <w:proofErr w:type="spellEnd"/>
-      <w:r>
-        <w:rPr>
-          <w:rFonts w:hint="eastAsia"/>
-        </w:rPr>
-        <w:t xml:space="preserve"> </w:t>
-      </w:r>
-      <w:proofErr w:type="spellStart"/>
-      <w:r>
-        <w:rPr>
-          <w:rFonts w:hint="eastAsia"/>
-        </w:rPr>
-        <w:t>Game_State</w:t>
-      </w:r>
-      <w:proofErr w:type="spellEnd"/>
-      <w:r>
-        <w:rPr>
-          <w:rFonts w:hint="eastAsia"/>
-        </w:rPr>
-        <w:t xml:space="preserve"> : uint8_t </w:t>
+      <w:r>
+        <w:rPr>
+          <w:rFonts w:hint="eastAsia"/>
+        </w:rPr>
+        <w:t>enum Game_</w:t>
+      </w:r>
+      <w:proofErr w:type="gramStart"/>
+      <w:r>
+        <w:rPr>
+          <w:rFonts w:hint="eastAsia"/>
+        </w:rPr>
+        <w:t>State :</w:t>
+      </w:r>
+      <w:proofErr w:type="gramEnd"/>
+      <w:r>
+        <w:rPr>
+          <w:rFonts w:hint="eastAsia"/>
+        </w:rPr>
+        <w:t xml:space="preserve"> uint8_t </w:t>
       </w:r>
     </w:p>
     <w:p>
@@ -10595,51 +10170,99 @@
         <w:rPr>
           <w:rFonts w:hint="eastAsia"/>
         </w:rPr>
-        <w:t>GAME_STATE_WAITING = 0, // 모든 클라이언트 접속 대기 &amp; 초기화 정보 송신 단계</w:t>
-      </w:r>
-    </w:p>
-    <w:p>
-      <w:r>
-        <w:rPr>
-          <w:rFonts w:hint="eastAsia"/>
-        </w:rPr>
-        <w:t xml:space="preserve">GAME_STATE_RUNNING = 1, // 실제 경기 중 </w:t>
-      </w:r>
-    </w:p>
-    <w:p>
-      <w:r>
-        <w:rPr>
-          <w:rFonts w:hint="eastAsia"/>
-        </w:rPr>
-        <w:t>GAME_STATE_FINISHED = 2, // 우승자</w:t>
-      </w:r>
-      <w:r>
-        <w:rPr>
-          <w:rFonts w:hint="eastAsia"/>
-        </w:rPr>
-        <w:t xml:space="preserve">가 </w:t>
-      </w:r>
-      <w:proofErr w:type="spellStart"/>
-      <w:r>
-        <w:rPr>
-          <w:rFonts w:hint="eastAsia"/>
-        </w:rPr>
-        <w:t>정해짐</w:t>
-      </w:r>
-      <w:proofErr w:type="spellEnd"/>
-    </w:p>
-    <w:p>
-      <w:r>
-        <w:rPr>
-          <w:rFonts w:hint="eastAsia"/>
-        </w:rPr>
-        <w:t>GAME_STATE_RESETTING = 3</w:t>
-      </w:r>
-      <w:r>
-        <w:rPr>
-          <w:rFonts w:hint="eastAsia"/>
-        </w:rPr>
-        <w:t xml:space="preserve"> // </w:t>
+        <w:t>GAME_STATE_WAITING = 0</w:t>
+      </w:r>
+      <w:proofErr w:type="gramStart"/>
+      <w:r>
+        <w:rPr>
+          <w:rFonts w:hint="eastAsia"/>
+        </w:rPr>
+        <w:t>, /</w:t>
+      </w:r>
+      <w:proofErr w:type="gramEnd"/>
+      <w:r>
+        <w:rPr>
+          <w:rFonts w:hint="eastAsia"/>
+        </w:rPr>
+        <w:t>/ 모든 클라이언트 접속 대기 &amp; 초기화 정보 송신 단계</w:t>
+      </w:r>
+    </w:p>
+    <w:p>
+      <w:r>
+        <w:rPr>
+          <w:rFonts w:hint="eastAsia"/>
+        </w:rPr>
+        <w:t>GAME_STATE_RUNNING = 1</w:t>
+      </w:r>
+      <w:proofErr w:type="gramStart"/>
+      <w:r>
+        <w:rPr>
+          <w:rFonts w:hint="eastAsia"/>
+        </w:rPr>
+        <w:t>, /</w:t>
+      </w:r>
+      <w:proofErr w:type="gramEnd"/>
+      <w:r>
+        <w:rPr>
+          <w:rFonts w:hint="eastAsia"/>
+        </w:rPr>
+        <w:t xml:space="preserve">/ 실제 경기 중 </w:t>
+      </w:r>
+    </w:p>
+    <w:p>
+      <w:r>
+        <w:rPr>
+          <w:rFonts w:hint="eastAsia"/>
+        </w:rPr>
+        <w:t>GAME_STATE_FINISHED = 2</w:t>
+      </w:r>
+      <w:proofErr w:type="gramStart"/>
+      <w:r>
+        <w:rPr>
+          <w:rFonts w:hint="eastAsia"/>
+        </w:rPr>
+        <w:t>, /</w:t>
+      </w:r>
+      <w:proofErr w:type="gramEnd"/>
+      <w:r>
+        <w:rPr>
+          <w:rFonts w:hint="eastAsia"/>
+        </w:rPr>
+        <w:t>/ 우승자</w:t>
+      </w:r>
+      <w:r>
+        <w:rPr>
+          <w:rFonts w:hint="eastAsia"/>
+        </w:rPr>
+        <w:t>가 정해짐</w:t>
+      </w:r>
+    </w:p>
+    <w:p>
+      <w:r>
+        <w:rPr>
+          <w:rFonts w:hint="eastAsia"/>
+        </w:rPr>
+        <w:t xml:space="preserve">GAME_STATE_RESETTING = </w:t>
+      </w:r>
+      <w:proofErr w:type="gramStart"/>
+      <w:r>
+        <w:rPr>
+          <w:rFonts w:hint="eastAsia"/>
+        </w:rPr>
+        <w:t>3</w:t>
+      </w:r>
+      <w:r>
+        <w:rPr>
+          <w:rFonts w:hint="eastAsia"/>
+        </w:rPr>
+        <w:t xml:space="preserve"> /</w:t>
+      </w:r>
+      <w:proofErr w:type="gramEnd"/>
+      <w:r>
+        <w:rPr>
+          <w:rFonts w:hint="eastAsia"/>
+        </w:rPr>
+        <w:t xml:space="preserve">/ </w:t>
       </w:r>
       <w:r>
         <w:rPr>
@@ -10677,83 +10300,339 @@
         <w:rPr>
           <w:rFonts w:hint="eastAsia"/>
         </w:rPr>
-        <w:t xml:space="preserve">패킷의 타입을 지정할 </w:t>
-      </w:r>
-      <w:proofErr w:type="spellStart"/>
-      <w:r>
-        <w:rPr>
-          <w:rFonts w:hint="eastAsia"/>
-        </w:rPr>
-        <w:t>enum</w:t>
-      </w:r>
-      <w:proofErr w:type="spellEnd"/>
-    </w:p>
-    <w:p>
-      <w:proofErr w:type="spellStart"/>
-      <w:r>
-        <w:rPr>
-          <w:rFonts w:hint="eastAsia"/>
-        </w:rPr>
-        <w:t>enum</w:t>
-      </w:r>
-      <w:proofErr w:type="spellEnd"/>
-      <w:r>
-        <w:rPr>
-          <w:rFonts w:hint="eastAsia"/>
-        </w:rPr>
-        <w:t xml:space="preserve"> </w:t>
-      </w:r>
-      <w:proofErr w:type="spellStart"/>
+        <w:t>패킷의 타입을 지정할 enum</w:t>
+      </w:r>
+    </w:p>
+    <w:p>
+      <w:r>
+        <w:rPr>
+          <w:rFonts w:hint="eastAsia"/>
+        </w:rPr>
+        <w:t xml:space="preserve">enum </w:t>
+      </w:r>
+      <w:proofErr w:type="gramStart"/>
+      <w:r>
+        <w:rPr>
+          <w:rFonts w:hint="eastAsia"/>
+        </w:rPr>
+        <w:t>PacketType :</w:t>
+      </w:r>
+      <w:proofErr w:type="gramEnd"/>
+      <w:r>
+        <w:rPr>
+          <w:rFonts w:hint="eastAsia"/>
+        </w:rPr>
+        <w:t xml:space="preserve"> uint16_t</w:t>
+      </w:r>
+      <w:r>
+        <w:rPr>
+          <w:rFonts w:hint="eastAsia"/>
+        </w:rPr>
+        <w:t xml:space="preserve"> {</w:t>
+      </w:r>
+    </w:p>
+    <w:p>
+      <w:r>
+        <w:rPr>
+          <w:rFonts w:hint="eastAsia"/>
+        </w:rPr>
+        <w:t>PACK_INIT_WORLD</w:t>
+      </w:r>
+      <w:r>
+        <w:rPr>
+          <w:rFonts w:hint="eastAsia"/>
+        </w:rPr>
+        <w:t>_STATIC</w:t>
+      </w:r>
+      <w:r>
+        <w:rPr>
+          <w:rFonts w:hint="eastAsia"/>
+        </w:rPr>
+        <w:t xml:space="preserve"> = </w:t>
+      </w:r>
+      <w:r>
+        <w:rPr>
+          <w:rFonts w:hint="eastAsia"/>
+        </w:rPr>
+        <w:t>0</w:t>
+      </w:r>
+      <w:proofErr w:type="gramStart"/>
+      <w:r>
+        <w:rPr>
+          <w:rFonts w:hint="eastAsia"/>
+        </w:rPr>
+        <w:t>, /</w:t>
+      </w:r>
+      <w:proofErr w:type="gramEnd"/>
+      <w:r>
+        <w:rPr>
+          <w:rFonts w:hint="eastAsia"/>
+        </w:rPr>
+        <w:t xml:space="preserve">/ 서버 -&gt; </w:t>
+      </w:r>
+      <w:proofErr w:type="gramStart"/>
+      <w:r>
+        <w:rPr>
+          <w:rFonts w:hint="eastAsia"/>
+        </w:rPr>
+        <w:t>클라 :</w:t>
+      </w:r>
+      <w:proofErr w:type="gramEnd"/>
+      <w:r>
+        <w:rPr>
+          <w:rFonts w:hint="eastAsia"/>
+        </w:rPr>
+        <w:t xml:space="preserve"> 월드의 정적 오브젝트 정보 </w:t>
+      </w:r>
+      <w:r>
+        <w:br/>
+      </w:r>
+      <w:r>
+        <w:rPr>
+          <w:rFonts w:hint="eastAsia"/>
+        </w:rPr>
+        <w:t>PACK_INIT_WORLD</w:t>
+      </w:r>
+      <w:r>
+        <w:rPr>
+          <w:rFonts w:hint="eastAsia"/>
+        </w:rPr>
+        <w:t>_DYNAMIC = 1,</w:t>
+      </w:r>
+      <w:r>
+        <w:br/>
+      </w:r>
+      <w:r>
+        <w:rPr>
+          <w:rFonts w:hint="eastAsia"/>
+        </w:rPr>
+        <w:t>PACK_INIT_PLAYERS = 2</w:t>
+      </w:r>
+      <w:proofErr w:type="gramStart"/>
+      <w:r>
+        <w:rPr>
+          <w:rFonts w:hint="eastAsia"/>
+        </w:rPr>
+        <w:t>, /</w:t>
+      </w:r>
+      <w:proofErr w:type="gramEnd"/>
+      <w:r>
+        <w:rPr>
+          <w:rFonts w:hint="eastAsia"/>
+        </w:rPr>
+        <w:t xml:space="preserve">/ 서버 -&gt; </w:t>
+      </w:r>
+      <w:proofErr w:type="gramStart"/>
+      <w:r>
+        <w:rPr>
+          <w:rFonts w:hint="eastAsia"/>
+        </w:rPr>
+        <w:t>클라 :</w:t>
+      </w:r>
+      <w:proofErr w:type="gramEnd"/>
+      <w:r>
+        <w:rPr>
+          <w:rFonts w:hint="eastAsia"/>
+        </w:rPr>
+        <w:t xml:space="preserve"> 플레이어 초기 스폰 위치/ID/색 등</w:t>
+      </w:r>
+    </w:p>
+    <w:p>
+      <w:r>
+        <w:rPr>
+          <w:rFonts w:hint="eastAsia"/>
+        </w:rPr>
+        <w:t>PACK_PLAYER_INPUT = 3</w:t>
+      </w:r>
+      <w:proofErr w:type="gramStart"/>
+      <w:r>
+        <w:rPr>
+          <w:rFonts w:hint="eastAsia"/>
+        </w:rPr>
+        <w:t>, /</w:t>
+      </w:r>
+      <w:proofErr w:type="gramEnd"/>
+      <w:r>
+        <w:rPr>
+          <w:rFonts w:hint="eastAsia"/>
+        </w:rPr>
+        <w:t>/ 클라 -&gt; 서버: 클라이언트의 입력 값</w:t>
+      </w:r>
+      <w:r>
+        <w:br/>
+      </w:r>
+      <w:r>
+        <w:rPr>
+          <w:rFonts w:hint="eastAsia"/>
+        </w:rPr>
+        <w:t xml:space="preserve">PACK_FRAME_STATE = </w:t>
+      </w:r>
+      <w:r>
+        <w:rPr>
+          <w:rFonts w:hint="eastAsia"/>
+        </w:rPr>
+        <w:t>4</w:t>
+      </w:r>
+      <w:proofErr w:type="gramStart"/>
+      <w:r>
+        <w:rPr>
+          <w:rFonts w:hint="eastAsia"/>
+        </w:rPr>
+        <w:t>, /</w:t>
+      </w:r>
+      <w:proofErr w:type="gramEnd"/>
+      <w:r>
+        <w:rPr>
+          <w:rFonts w:hint="eastAsia"/>
+        </w:rPr>
+        <w:t xml:space="preserve">/ 서버 -&gt; </w:t>
+      </w:r>
+      <w:proofErr w:type="gramStart"/>
+      <w:r>
+        <w:rPr>
+          <w:rFonts w:hint="eastAsia"/>
+        </w:rPr>
+        <w:t>클라 :</w:t>
+      </w:r>
+      <w:proofErr w:type="gramEnd"/>
+      <w:r>
+        <w:rPr>
+          <w:rFonts w:hint="eastAsia"/>
+        </w:rPr>
+        <w:t xml:space="preserve"> 매 틱마다 동적 상태(플레이어들, 움직이는 발판)</w:t>
+      </w:r>
+      <w:r>
+        <w:br/>
+      </w:r>
+      <w:r>
+        <w:rPr>
+          <w:rFonts w:hint="eastAsia"/>
+        </w:rPr>
+        <w:t xml:space="preserve">PACK_INPUT_COMMAND = </w:t>
+      </w:r>
+      <w:r>
+        <w:rPr>
+          <w:rFonts w:hint="eastAsia"/>
+        </w:rPr>
+        <w:t>5</w:t>
+      </w:r>
+      <w:proofErr w:type="gramStart"/>
+      <w:r>
+        <w:rPr>
+          <w:rFonts w:hint="eastAsia"/>
+        </w:rPr>
+        <w:t>, /</w:t>
+      </w:r>
+      <w:proofErr w:type="gramEnd"/>
+      <w:r>
+        <w:rPr>
+          <w:rFonts w:hint="eastAsia"/>
+        </w:rPr>
+        <w:t xml:space="preserve">/ 클라 -&gt; </w:t>
+      </w:r>
+      <w:proofErr w:type="gramStart"/>
+      <w:r>
+        <w:rPr>
+          <w:rFonts w:hint="eastAsia"/>
+        </w:rPr>
+        <w:t>서버 :</w:t>
+      </w:r>
+      <w:proofErr w:type="gramEnd"/>
+      <w:r>
+        <w:rPr>
+          <w:rFonts w:hint="eastAsia"/>
+        </w:rPr>
+        <w:t xml:space="preserve"> 조작 변화(좌우 이동, 점프 등) PACK_GAME_STATE_CHANGE = </w:t>
+      </w:r>
+      <w:proofErr w:type="gramStart"/>
+      <w:r>
+        <w:rPr>
+          <w:rFonts w:hint="eastAsia"/>
+        </w:rPr>
+        <w:t>6</w:t>
+      </w:r>
+      <w:r>
+        <w:rPr>
+          <w:rFonts w:hint="eastAsia"/>
+        </w:rPr>
+        <w:t xml:space="preserve"> /</w:t>
+      </w:r>
+      <w:proofErr w:type="gramEnd"/>
+      <w:r>
+        <w:rPr>
+          <w:rFonts w:hint="eastAsia"/>
+        </w:rPr>
+        <w:t xml:space="preserve">/ 서버 -&gt; </w:t>
+      </w:r>
+      <w:proofErr w:type="gramStart"/>
+      <w:r>
+        <w:rPr>
+          <w:rFonts w:hint="eastAsia"/>
+        </w:rPr>
+        <w:t>클라 :</w:t>
+      </w:r>
+      <w:proofErr w:type="gramEnd"/>
+      <w:r>
+        <w:rPr>
+          <w:rFonts w:hint="eastAsia"/>
+        </w:rPr>
+        <w:t xml:space="preserve"> 게임 상태</w:t>
+      </w:r>
+      <w:r>
+        <w:rPr>
+          <w:rFonts w:hint="eastAsia"/>
+        </w:rPr>
+        <w:t>가 변경됨</w:t>
+      </w:r>
+      <w:r>
+        <w:br/>
+      </w:r>
+      <w:r>
+        <w:rPr>
+          <w:rFonts w:hint="eastAsia"/>
+        </w:rPr>
+        <w:t xml:space="preserve">}; </w:t>
+      </w:r>
+      <w:r>
+        <w:br/>
+      </w:r>
+      <w:r>
+        <w:br/>
+      </w:r>
+      <w:r>
+        <w:rPr>
+          <w:rFonts w:hint="eastAsia"/>
+        </w:rPr>
+        <w:t xml:space="preserve">struct PacketParam { </w:t>
+      </w:r>
+      <w:r>
+        <w:br/>
+      </w:r>
       <w:r>
         <w:rPr>
           <w:rFonts w:hint="eastAsia"/>
         </w:rPr>
         <w:t>PacketType</w:t>
       </w:r>
-      <w:proofErr w:type="spellEnd"/>
-      <w:r>
-        <w:rPr>
-          <w:rFonts w:hint="eastAsia"/>
-        </w:rPr>
-        <w:t xml:space="preserve"> : uint16_t</w:t>
-      </w:r>
-      <w:r>
-        <w:rPr>
-          <w:rFonts w:hint="eastAsia"/>
-        </w:rPr>
-        <w:t xml:space="preserve"> {</w:t>
-      </w:r>
-    </w:p>
-    <w:p>
-      <w:r>
-        <w:rPr>
-          <w:rFonts w:hint="eastAsia"/>
-        </w:rPr>
-        <w:t>PACK_INIT_WORLD</w:t>
-      </w:r>
-      <w:r>
-        <w:rPr>
-          <w:rFonts w:hint="eastAsia"/>
-        </w:rPr>
-        <w:t>_STATIC</w:t>
-      </w:r>
-      <w:r>
-        <w:rPr>
-          <w:rFonts w:hint="eastAsia"/>
-        </w:rPr>
-        <w:t xml:space="preserve"> = </w:t>
-      </w:r>
-      <w:r>
-        <w:rPr>
-          <w:rFonts w:hint="eastAsia"/>
-        </w:rPr>
-        <w:t>0</w:t>
-      </w:r>
-      <w:r>
-        <w:rPr>
-          <w:rFonts w:hint="eastAsia"/>
-        </w:rPr>
-        <w:t xml:space="preserve">, // 서버 -&gt; 클라 : 월드의 정적 오브젝트 정보 </w:t>
+      <w:r>
+        <w:rPr>
+          <w:rFonts w:hint="eastAsia"/>
+        </w:rPr>
+        <w:t xml:space="preserve"> type</w:t>
+      </w:r>
+      <w:proofErr w:type="gramStart"/>
+      <w:r>
+        <w:rPr>
+          <w:rFonts w:hint="eastAsia"/>
+        </w:rPr>
+        <w:t>; /</w:t>
+      </w:r>
+      <w:proofErr w:type="gramEnd"/>
+      <w:r>
+        <w:rPr>
+          <w:rFonts w:hint="eastAsia"/>
+        </w:rPr>
+        <w:t xml:space="preserve">/ PacketType </w:t>
       </w:r>
       <w:r>
         <w:br/>
@@ -10762,193 +10641,21 @@
         <w:rPr>
           <w:rFonts w:hint="eastAsia"/>
         </w:rPr>
-        <w:t>PACK_INIT_WORLD</w:t>
-      </w:r>
-      <w:r>
-        <w:rPr>
-          <w:rFonts w:hint="eastAsia"/>
-        </w:rPr>
-        <w:t>_DYNAMIC = 1,</w:t>
-      </w:r>
-      <w:r>
-        <w:br/>
-      </w:r>
-      <w:r>
-        <w:rPr>
-          <w:rFonts w:hint="eastAsia"/>
-        </w:rPr>
-        <w:t xml:space="preserve">PACK_INIT_PLAYERS = 2, // 서버 -&gt; 클라 : 플레이어 초기 </w:t>
-      </w:r>
-      <w:proofErr w:type="spellStart"/>
-      <w:r>
-        <w:rPr>
-          <w:rFonts w:hint="eastAsia"/>
-        </w:rPr>
-        <w:t>스폰</w:t>
-      </w:r>
-      <w:proofErr w:type="spellEnd"/>
-      <w:r>
-        <w:rPr>
-          <w:rFonts w:hint="eastAsia"/>
-        </w:rPr>
-        <w:t xml:space="preserve"> 위치/ID/색 등</w:t>
-      </w:r>
-    </w:p>
-    <w:p>
-      <w:r>
-        <w:rPr>
-          <w:rFonts w:hint="eastAsia"/>
-        </w:rPr>
-        <w:t>PACK_PLAYER_INPUT = 3, // 클라 -&gt; 서버: 클라이언트의 입력 값</w:t>
-      </w:r>
-      <w:r>
-        <w:br/>
-      </w:r>
-      <w:r>
-        <w:rPr>
-          <w:rFonts w:hint="eastAsia"/>
-        </w:rPr>
-        <w:t xml:space="preserve">PACK_FRAME_STATE = </w:t>
-      </w:r>
-      <w:r>
-        <w:rPr>
-          <w:rFonts w:hint="eastAsia"/>
-        </w:rPr>
-        <w:t>4</w:t>
-      </w:r>
-      <w:r>
-        <w:rPr>
-          <w:rFonts w:hint="eastAsia"/>
-        </w:rPr>
-        <w:t xml:space="preserve">, // 서버 -&gt; 클라 : 매 </w:t>
-      </w:r>
-      <w:proofErr w:type="spellStart"/>
-      <w:r>
-        <w:rPr>
-          <w:rFonts w:hint="eastAsia"/>
-        </w:rPr>
-        <w:t>틱마다</w:t>
-      </w:r>
-      <w:proofErr w:type="spellEnd"/>
-      <w:r>
-        <w:rPr>
-          <w:rFonts w:hint="eastAsia"/>
-        </w:rPr>
-        <w:t xml:space="preserve"> 동적 상태(플레이어들, 움직이는 발판)</w:t>
-      </w:r>
-      <w:r>
-        <w:br/>
-      </w:r>
-      <w:r>
-        <w:rPr>
-          <w:rFonts w:hint="eastAsia"/>
-        </w:rPr>
-        <w:t xml:space="preserve">PACK_INPUT_COMMAND = </w:t>
-      </w:r>
-      <w:r>
-        <w:rPr>
-          <w:rFonts w:hint="eastAsia"/>
-        </w:rPr>
-        <w:t>5</w:t>
-      </w:r>
-      <w:r>
-        <w:rPr>
-          <w:rFonts w:hint="eastAsia"/>
-        </w:rPr>
-        <w:t xml:space="preserve">, // 클라 -&gt; 서버 : 조작 변화(좌우 이동, 점프 등) PACK_GAME_STATE_CHANGE = </w:t>
-      </w:r>
-      <w:r>
-        <w:rPr>
-          <w:rFonts w:hint="eastAsia"/>
-        </w:rPr>
-        <w:t>6</w:t>
-      </w:r>
-      <w:r>
-        <w:rPr>
-          <w:rFonts w:hint="eastAsia"/>
-        </w:rPr>
-        <w:t xml:space="preserve"> // 서버 -&gt; 클라 : 게임 상태</w:t>
-      </w:r>
-      <w:r>
-        <w:rPr>
-          <w:rFonts w:hint="eastAsia"/>
-        </w:rPr>
-        <w:t>가 변경됨</w:t>
-      </w:r>
-      <w:r>
-        <w:br/>
-      </w:r>
-      <w:r>
-        <w:rPr>
-          <w:rFonts w:hint="eastAsia"/>
-        </w:rPr>
-        <w:t xml:space="preserve">}; </w:t>
-      </w:r>
-      <w:r>
-        <w:br/>
-      </w:r>
-      <w:r>
-        <w:br/>
-      </w:r>
-      <w:r>
-        <w:rPr>
-          <w:rFonts w:hint="eastAsia"/>
-        </w:rPr>
-        <w:t xml:space="preserve">struct </w:t>
-      </w:r>
-      <w:proofErr w:type="spellStart"/>
-      <w:r>
-        <w:rPr>
-          <w:rFonts w:hint="eastAsia"/>
-        </w:rPr>
-        <w:t>PacketParam</w:t>
-      </w:r>
-      <w:proofErr w:type="spellEnd"/>
-      <w:r>
-        <w:rPr>
-          <w:rFonts w:hint="eastAsia"/>
-        </w:rPr>
-        <w:t xml:space="preserve"> { </w:t>
-      </w:r>
-      <w:r>
-        <w:br/>
-      </w:r>
-      <w:proofErr w:type="spellStart"/>
-      <w:r>
-        <w:rPr>
-          <w:rFonts w:hint="eastAsia"/>
-        </w:rPr>
-        <w:t>PacketType</w:t>
-      </w:r>
-      <w:proofErr w:type="spellEnd"/>
-      <w:r>
-        <w:rPr>
-          <w:rFonts w:hint="eastAsia"/>
-        </w:rPr>
-        <w:t xml:space="preserve"> type; // </w:t>
-      </w:r>
-      <w:proofErr w:type="spellStart"/>
-      <w:r>
-        <w:rPr>
-          <w:rFonts w:hint="eastAsia"/>
-        </w:rPr>
-        <w:t>PacketType</w:t>
-      </w:r>
-      <w:proofErr w:type="spellEnd"/>
-      <w:r>
-        <w:rPr>
-          <w:rFonts w:hint="eastAsia"/>
-        </w:rPr>
-        <w:t xml:space="preserve"> </w:t>
-      </w:r>
-      <w:r>
-        <w:br/>
-      </w:r>
-      <w:r>
-        <w:rPr>
-          <w:rFonts w:hint="eastAsia"/>
-        </w:rPr>
-        <w:t xml:space="preserve">uint16_t size; // 전체 바이트 수(헤더 포함) </w:t>
+        <w:t>uint16_t size</w:t>
+      </w:r>
+      <w:proofErr w:type="gramStart"/>
+      <w:r>
+        <w:rPr>
+          <w:rFonts w:hint="eastAsia"/>
+        </w:rPr>
+        <w:t>; /</w:t>
+      </w:r>
+      <w:proofErr w:type="gramEnd"/>
+      <w:r>
+        <w:rPr>
+          <w:rFonts w:hint="eastAsia"/>
+        </w:rPr>
+        <w:t xml:space="preserve">/ 전체 바이트 수(헤더 포함) </w:t>
       </w:r>
       <w:r>
         <w:br/>
@@ -11006,21 +10713,7 @@
         <w:rPr>
           <w:rFonts w:hint="eastAsia"/>
         </w:rPr>
-        <w:t xml:space="preserve">struct </w:t>
-      </w:r>
-      <w:proofErr w:type="spellStart"/>
-      <w:r>
-        <w:rPr>
-          <w:rFonts w:hint="eastAsia"/>
-        </w:rPr>
-        <w:t>PlayerInitInfo</w:t>
-      </w:r>
-      <w:proofErr w:type="spellEnd"/>
-      <w:r>
-        <w:rPr>
-          <w:rFonts w:hint="eastAsia"/>
-        </w:rPr>
-        <w:t xml:space="preserve"> { </w:t>
+        <w:t xml:space="preserve">struct PlayerInitInfo { </w:t>
       </w:r>
       <w:r>
         <w:br/>
@@ -11029,21 +10722,7 @@
         <w:rPr>
           <w:rFonts w:hint="eastAsia"/>
         </w:rPr>
-        <w:t xml:space="preserve">uint8_t </w:t>
-      </w:r>
-      <w:proofErr w:type="spellStart"/>
-      <w:r>
-        <w:rPr>
-          <w:rFonts w:hint="eastAsia"/>
-        </w:rPr>
-        <w:t>playerId</w:t>
-      </w:r>
-      <w:proofErr w:type="spellEnd"/>
-      <w:r>
-        <w:rPr>
-          <w:rFonts w:hint="eastAsia"/>
-        </w:rPr>
-        <w:t xml:space="preserve">; </w:t>
+        <w:t xml:space="preserve">uint8_t playerId; </w:t>
       </w:r>
       <w:r>
         <w:br/>
@@ -11054,19 +10733,25 @@
         </w:rPr>
         <w:t xml:space="preserve">float </w:t>
       </w:r>
-      <w:proofErr w:type="spellStart"/>
+      <w:proofErr w:type="gramStart"/>
       <w:r>
         <w:rPr>
           <w:rFonts w:hint="eastAsia"/>
         </w:rPr>
         <w:t>spawnPos</w:t>
       </w:r>
-      <w:proofErr w:type="spellEnd"/>
-      <w:r>
-        <w:rPr>
-          <w:rFonts w:hint="eastAsia"/>
-        </w:rPr>
-        <w:t>[3]</w:t>
+      <w:r>
+        <w:rPr>
+          <w:rFonts w:hint="eastAsia"/>
+        </w:rPr>
+        <w:t>[</w:t>
+      </w:r>
+      <w:proofErr w:type="gramEnd"/>
+      <w:r>
+        <w:rPr>
+          <w:rFonts w:hint="eastAsia"/>
+        </w:rPr>
+        <w:t>3]</w:t>
       </w:r>
       <w:r>
         <w:rPr>
@@ -11089,21 +10774,7 @@
         <w:rPr>
           <w:rFonts w:hint="eastAsia"/>
         </w:rPr>
-        <w:t xml:space="preserve">struct </w:t>
-      </w:r>
-      <w:proofErr w:type="spellStart"/>
-      <w:r>
-        <w:rPr>
-          <w:rFonts w:hint="eastAsia"/>
-        </w:rPr>
-        <w:t>PktInitPlayers</w:t>
-      </w:r>
-      <w:proofErr w:type="spellEnd"/>
-      <w:r>
-        <w:rPr>
-          <w:rFonts w:hint="eastAsia"/>
-        </w:rPr>
-        <w:t xml:space="preserve"> {</w:t>
+        <w:t>struct PktInitPlayers {</w:t>
       </w:r>
       <w:r>
         <w:br/>
@@ -11112,16 +10783,21 @@
         <w:rPr>
           <w:rFonts w:hint="eastAsia"/>
         </w:rPr>
-        <w:t xml:space="preserve">uint8_t </w:t>
-      </w:r>
-      <w:proofErr w:type="spellStart"/>
-      <w:r>
-        <w:rPr>
-          <w:rFonts w:hint="eastAsia"/>
-        </w:rPr>
-        <w:t>myPlayerId</w:t>
-      </w:r>
-      <w:proofErr w:type="spellEnd"/>
+        <w:t>uint8_t myPlayerId;</w:t>
+      </w:r>
+      <w:r>
+        <w:t xml:space="preserve"> </w:t>
+      </w:r>
+      <w:r>
+        <w:br/>
+      </w:r>
+      <w:r>
+        <w:rPr>
+          <w:rFonts w:hint="eastAsia"/>
+        </w:rPr>
+        <w:t>PlayerInitInfo players[3]</w:t>
+      </w:r>
+      <w:proofErr w:type="gramStart"/>
       <w:r>
         <w:rPr>
           <w:rFonts w:hint="eastAsia"/>
@@ -11129,82 +10805,92 @@
         <w:t>;</w:t>
       </w:r>
       <w:r>
-        <w:t xml:space="preserve"> </w:t>
+        <w:rPr>
+          <w:rFonts w:hint="eastAsia"/>
+        </w:rPr>
+        <w:t xml:space="preserve"> /</w:t>
+      </w:r>
+      <w:proofErr w:type="gramEnd"/>
+      <w:r>
+        <w:rPr>
+          <w:rFonts w:hint="eastAsia"/>
+        </w:rPr>
+        <w:t>/ 모든 플레이어의 초기 위치</w:t>
       </w:r>
       <w:r>
         <w:br/>
       </w:r>
-      <w:proofErr w:type="spellStart"/>
-      <w:r>
-        <w:rPr>
-          <w:rFonts w:hint="eastAsia"/>
-        </w:rPr>
-        <w:t>PlayerInitInfo</w:t>
-      </w:r>
-      <w:proofErr w:type="spellEnd"/>
-      <w:r>
-        <w:rPr>
-          <w:rFonts w:hint="eastAsia"/>
-        </w:rPr>
-        <w:t xml:space="preserve"> players[3];</w:t>
-      </w:r>
-      <w:r>
-        <w:rPr>
-          <w:rFonts w:hint="eastAsia"/>
-        </w:rPr>
-        <w:t xml:space="preserve"> // 모든 플레이어의 초기 위치</w:t>
-      </w:r>
       <w:r>
         <w:br/>
       </w:r>
       <w:r>
+        <w:rPr>
+          <w:rFonts w:hint="eastAsia"/>
+        </w:rPr>
+        <w:t>//2025-11-12 추가</w:t>
+      </w:r>
+    </w:p>
+    <w:p>
+      <w:pPr>
+        <w:rPr>
+          <w:color w:val="EE0000"/>
+        </w:rPr>
+      </w:pPr>
+      <w:proofErr w:type="gramStart"/>
+      <w:r>
+        <w:rPr>
+          <w:color w:val="EE0000"/>
+        </w:rPr>
+        <w:t>std::</w:t>
+      </w:r>
+      <w:proofErr w:type="gramEnd"/>
+      <w:r>
+        <w:rPr>
+          <w:color w:val="EE0000"/>
+        </w:rPr>
+        <w:t>vector&lt;uint8_t&gt; Serialize();</w:t>
+      </w:r>
+      <w:r>
+        <w:rPr>
+          <w:color w:val="EE0000"/>
+        </w:rPr>
+        <w:tab/>
+      </w:r>
+      <w:r>
+        <w:rPr>
+          <w:rFonts w:hint="eastAsia"/>
+          <w:color w:val="EE0000"/>
+        </w:rPr>
+        <w:t>//구조체의 내용을 하나의 배열로 옮기는 함수</w:t>
+      </w:r>
+      <w:r>
+        <w:rPr>
+          <w:color w:val="EE0000"/>
+        </w:rPr>
         <w:br/>
-      </w:r>
-      <w:r>
-        <w:rPr>
-          <w:rFonts w:hint="eastAsia"/>
-        </w:rPr>
-        <w:t>//2025-11-12 추가</w:t>
-      </w:r>
-    </w:p>
-    <w:p>
-      <w:pPr>
-        <w:rPr>
-          <w:color w:val="EE0000"/>
-        </w:rPr>
-      </w:pPr>
-      <w:r>
-        <w:rPr>
-          <w:color w:val="EE0000"/>
-        </w:rPr>
-        <w:t>std::vector&lt;uint8_t&gt; Serialize();</w:t>
-      </w:r>
-      <w:r>
-        <w:rPr>
-          <w:color w:val="EE0000"/>
-        </w:rPr>
-        <w:tab/>
-      </w:r>
-      <w:r>
-        <w:rPr>
-          <w:rFonts w:hint="eastAsia"/>
-          <w:color w:val="EE0000"/>
-        </w:rPr>
-        <w:t>//구조체의 내용을 하나의 배열로 옮기는 함수</w:t>
-      </w:r>
-      <w:r>
-        <w:rPr>
-          <w:color w:val="EE0000"/>
-        </w:rPr>
-        <w:br/>
-        <w:t xml:space="preserve"> void Deserialize(const uint8_t* data, int size);</w:t>
-      </w:r>
-      <w:r>
-        <w:rPr>
-          <w:rFonts w:hint="eastAsia"/>
-          <w:color w:val="EE0000"/>
-        </w:rPr>
-        <w:t xml:space="preserve"> // 하나의 배열을 구조체로 옮김</w:t>
+        <w:t xml:space="preserve"> void Deserialize(const uint8_t* data, int size)</w:t>
+      </w:r>
+      <w:proofErr w:type="gramStart"/>
+      <w:r>
+        <w:rPr>
+          <w:color w:val="EE0000"/>
+        </w:rPr>
+        <w:t>;</w:t>
+      </w:r>
+      <w:r>
+        <w:rPr>
+          <w:rFonts w:hint="eastAsia"/>
+          <w:color w:val="EE0000"/>
+        </w:rPr>
+        <w:t xml:space="preserve"> /</w:t>
+      </w:r>
+      <w:proofErr w:type="gramEnd"/>
+      <w:r>
+        <w:rPr>
+          <w:rFonts w:hint="eastAsia"/>
+          <w:color w:val="EE0000"/>
+        </w:rPr>
+        <w:t>/ 하나의 배열을 구조체로 옮김</w:t>
       </w:r>
     </w:p>
     <w:p>
@@ -11239,33 +10925,25 @@
       </w:r>
     </w:p>
     <w:p>
-      <w:proofErr w:type="spellStart"/>
-      <w:r>
-        <w:rPr>
-          <w:rFonts w:hint="eastAsia"/>
-        </w:rPr>
-        <w:t>PacketParam</w:t>
-      </w:r>
-      <w:proofErr w:type="spellEnd"/>
-      <w:r>
-        <w:rPr>
-          <w:rFonts w:hint="eastAsia"/>
-        </w:rPr>
-        <w:t xml:space="preserve"> </w:t>
-      </w:r>
-      <w:proofErr w:type="spellStart"/>
-      <w:r>
-        <w:rPr>
-          <w:rFonts w:hint="eastAsia"/>
-        </w:rPr>
-        <w:t>staticObjParam</w:t>
-      </w:r>
-      <w:proofErr w:type="spellEnd"/>
-      <w:r>
-        <w:rPr>
-          <w:rFonts w:hint="eastAsia"/>
-        </w:rPr>
-        <w:t>; // 고정 객체를 전송할 패킷들의 총 정보</w:t>
+      <w:r>
+        <w:rPr>
+          <w:rFonts w:hint="eastAsia"/>
+        </w:rPr>
+        <w:t>PacketParam staticObjParam</w:t>
+      </w:r>
+      <w:proofErr w:type="gramStart"/>
+      <w:r>
+        <w:rPr>
+          <w:rFonts w:hint="eastAsia"/>
+        </w:rPr>
+        <w:t>; /</w:t>
+      </w:r>
+      <w:proofErr w:type="gramEnd"/>
+      <w:r>
+        <w:rPr>
+          <w:rFonts w:hint="eastAsia"/>
+        </w:rPr>
+        <w:t>/ 고정 객체를 전송할 패킷들의 총 정보</w:t>
       </w:r>
       <w:r>
         <w:br/>
@@ -11279,7 +10957,6 @@
         </w:rPr>
         <w:t xml:space="preserve">loat </w:t>
       </w:r>
-      <w:proofErr w:type="spellStart"/>
       <w:r>
         <w:rPr>
           <w:rFonts w:hint="eastAsia"/>
@@ -11290,23 +10967,24 @@
         <w:rPr>
           <w:rFonts w:hint="eastAsia"/>
         </w:rPr>
-        <w:t>osition</w:t>
-      </w:r>
-      <w:proofErr w:type="spellEnd"/>
-      <w:r>
-        <w:rPr>
-          <w:rFonts w:hint="eastAsia"/>
-        </w:rPr>
-        <w:t>[3];</w:t>
+        <w:t>osition[3];</w:t>
       </w:r>
       <w:r>
         <w:tab/>
       </w:r>
-      <w:r>
-        <w:rPr>
-          <w:rFonts w:hint="eastAsia"/>
-        </w:rPr>
-        <w:t>// 고정된 객체들의 각 좌표를 넣어서 그 개수만큼 반복해서 전송</w:t>
+      <w:proofErr w:type="gramStart"/>
+      <w:r>
+        <w:rPr>
+          <w:rFonts w:hint="eastAsia"/>
+        </w:rPr>
+        <w:t>// 고정된</w:t>
+      </w:r>
+      <w:proofErr w:type="gramEnd"/>
+      <w:r>
+        <w:rPr>
+          <w:rFonts w:hint="eastAsia"/>
+        </w:rPr>
+        <w:t xml:space="preserve"> 객체들의 각 좌표를 넣어서 그 개수만큼 반복해서 전송</w:t>
       </w:r>
     </w:p>
     <w:p>
@@ -11334,33 +11012,25 @@
       </w:r>
     </w:p>
     <w:p>
-      <w:proofErr w:type="spellStart"/>
-      <w:r>
-        <w:rPr>
-          <w:rFonts w:hint="eastAsia"/>
-        </w:rPr>
-        <w:t>PacketParam</w:t>
-      </w:r>
-      <w:proofErr w:type="spellEnd"/>
-      <w:r>
-        <w:rPr>
-          <w:rFonts w:hint="eastAsia"/>
-        </w:rPr>
-        <w:t xml:space="preserve"> </w:t>
-      </w:r>
-      <w:proofErr w:type="spellStart"/>
-      <w:r>
-        <w:rPr>
-          <w:rFonts w:hint="eastAsia"/>
-        </w:rPr>
-        <w:t>dynamicObjParam</w:t>
-      </w:r>
-      <w:proofErr w:type="spellEnd"/>
-      <w:r>
-        <w:rPr>
-          <w:rFonts w:hint="eastAsia"/>
-        </w:rPr>
-        <w:t>; // 움직이는 객체를 전송할 패킷들의 총 정보</w:t>
+      <w:r>
+        <w:rPr>
+          <w:rFonts w:hint="eastAsia"/>
+        </w:rPr>
+        <w:t>PacketParam dynamicObjParam</w:t>
+      </w:r>
+      <w:proofErr w:type="gramStart"/>
+      <w:r>
+        <w:rPr>
+          <w:rFonts w:hint="eastAsia"/>
+        </w:rPr>
+        <w:t>; /</w:t>
+      </w:r>
+      <w:proofErr w:type="gramEnd"/>
+      <w:r>
+        <w:rPr>
+          <w:rFonts w:hint="eastAsia"/>
+        </w:rPr>
+        <w:t>/ 움직이는 객체를 전송할 패킷들의 총 정보</w:t>
       </w:r>
       <w:r>
         <w:br/>
@@ -11370,30 +11040,24 @@
         <w:rPr>
           <w:rFonts w:hint="eastAsia"/>
         </w:rPr>
-        <w:t xml:space="preserve">loat </w:t>
-      </w:r>
-      <w:proofErr w:type="spellStart"/>
-      <w:r>
-        <w:rPr>
-          <w:rFonts w:hint="eastAsia"/>
-        </w:rPr>
-        <w:t>dynamicObjectPosition</w:t>
-      </w:r>
-      <w:proofErr w:type="spellEnd"/>
-      <w:r>
-        <w:rPr>
-          <w:rFonts w:hint="eastAsia"/>
-        </w:rPr>
-        <w:t>[3];</w:t>
+        <w:t>loat dynamicObjectPosition[3];</w:t>
       </w:r>
       <w:r>
         <w:tab/>
       </w:r>
-      <w:r>
-        <w:rPr>
-          <w:rFonts w:hint="eastAsia"/>
-        </w:rPr>
-        <w:t>// 움직이는 객체들의 각 좌표를 넣어서 그 개수만큼</w:t>
+      <w:proofErr w:type="gramStart"/>
+      <w:r>
+        <w:rPr>
+          <w:rFonts w:hint="eastAsia"/>
+        </w:rPr>
+        <w:t>// 움직이는</w:t>
+      </w:r>
+      <w:proofErr w:type="gramEnd"/>
+      <w:r>
+        <w:rPr>
+          <w:rFonts w:hint="eastAsia"/>
+        </w:rPr>
+        <w:t xml:space="preserve"> 객체들의 각 좌표를 넣어서 그 개수만큼</w:t>
       </w:r>
     </w:p>
     <w:p/>
@@ -11418,21 +11082,7 @@
         <w:rPr>
           <w:rFonts w:hint="eastAsia"/>
         </w:rPr>
-        <w:t xml:space="preserve">struct </w:t>
-      </w:r>
-      <w:proofErr w:type="spellStart"/>
-      <w:r>
-        <w:rPr>
-          <w:rFonts w:hint="eastAsia"/>
-        </w:rPr>
-        <w:t>PlayerSyncData</w:t>
-      </w:r>
-      <w:proofErr w:type="spellEnd"/>
-      <w:r>
-        <w:rPr>
-          <w:rFonts w:hint="eastAsia"/>
-        </w:rPr>
-        <w:t xml:space="preserve"> { </w:t>
+        <w:t xml:space="preserve">struct PlayerSyncData { </w:t>
       </w:r>
       <w:r>
         <w:br/>
@@ -11441,21 +11091,21 @@
         <w:rPr>
           <w:rFonts w:hint="eastAsia"/>
         </w:rPr>
-        <w:t xml:space="preserve">uint8_t </w:t>
-      </w:r>
-      <w:proofErr w:type="spellStart"/>
-      <w:r>
-        <w:rPr>
-          <w:rFonts w:hint="eastAsia"/>
-        </w:rPr>
-        <w:t>playerId</w:t>
-      </w:r>
-      <w:proofErr w:type="spellEnd"/>
-      <w:r>
-        <w:rPr>
-          <w:rFonts w:hint="eastAsia"/>
-        </w:rPr>
-        <w:t xml:space="preserve">; // </w:t>
+        <w:t>uint8_t playerId</w:t>
+      </w:r>
+      <w:proofErr w:type="gramStart"/>
+      <w:r>
+        <w:rPr>
+          <w:rFonts w:hint="eastAsia"/>
+        </w:rPr>
+        <w:t>; /</w:t>
+      </w:r>
+      <w:proofErr w:type="gramEnd"/>
+      <w:r>
+        <w:rPr>
+          <w:rFonts w:hint="eastAsia"/>
+        </w:rPr>
+        <w:t xml:space="preserve">/ </w:t>
       </w:r>
       <w:r>
         <w:rPr>
@@ -11490,11 +11140,19 @@
         </w:rPr>
         <w:t>[3]</w:t>
       </w:r>
-      <w:r>
-        <w:rPr>
-          <w:rFonts w:hint="eastAsia"/>
-        </w:rPr>
-        <w:t xml:space="preserve">; // 서버 기준 월드 좌표 </w:t>
+      <w:proofErr w:type="gramStart"/>
+      <w:r>
+        <w:rPr>
+          <w:rFonts w:hint="eastAsia"/>
+        </w:rPr>
+        <w:t>; /</w:t>
+      </w:r>
+      <w:proofErr w:type="gramEnd"/>
+      <w:r>
+        <w:rPr>
+          <w:rFonts w:hint="eastAsia"/>
+        </w:rPr>
+        <w:t xml:space="preserve">/ 서버 기준 월드 좌표 </w:t>
       </w:r>
       <w:r>
         <w:br/>
@@ -11517,23 +11175,45 @@
         </w:rPr>
         <w:t>[3]</w:t>
       </w:r>
-      <w:r>
-        <w:rPr>
-          <w:rFonts w:hint="eastAsia"/>
-        </w:rPr>
-        <w:t>; // 객체의 회전 각도</w:t>
-      </w:r>
-      <w:r>
-        <w:rPr>
-          <w:rFonts w:hint="eastAsia"/>
-        </w:rPr>
-        <w:t xml:space="preserve">      </w:t>
-      </w:r>
-      <w:r>
-        <w:rPr>
-          <w:rFonts w:hint="eastAsia"/>
-        </w:rPr>
-        <w:t>};</w:t>
+      <w:proofErr w:type="gramStart"/>
+      <w:r>
+        <w:rPr>
+          <w:rFonts w:hint="eastAsia"/>
+        </w:rPr>
+        <w:t>; /</w:t>
+      </w:r>
+      <w:proofErr w:type="gramEnd"/>
+      <w:r>
+        <w:rPr>
+          <w:rFonts w:hint="eastAsia"/>
+        </w:rPr>
+        <w:t>/ 객체의 회전 각도</w:t>
+      </w:r>
+      <w:r>
+        <w:rPr>
+          <w:rFonts w:hint="eastAsia"/>
+        </w:rPr>
+        <w:t xml:space="preserve">    </w:t>
+      </w:r>
+      <w:proofErr w:type="gramStart"/>
+      <w:r>
+        <w:rPr>
+          <w:rFonts w:hint="eastAsia"/>
+        </w:rPr>
+        <w:t xml:space="preserve">  </w:t>
+      </w:r>
+      <w:r>
+        <w:rPr>
+          <w:rFonts w:hint="eastAsia"/>
+        </w:rPr>
+        <w:t>}</w:t>
+      </w:r>
+      <w:proofErr w:type="gramEnd"/>
+      <w:r>
+        <w:rPr>
+          <w:rFonts w:hint="eastAsia"/>
+        </w:rPr>
+        <w:t>;</w:t>
       </w:r>
     </w:p>
     <w:p>
@@ -11544,69 +11224,39 @@
         <w:rPr>
           <w:rFonts w:hint="eastAsia"/>
         </w:rPr>
-        <w:t xml:space="preserve">struct </w:t>
-      </w:r>
-      <w:proofErr w:type="spellStart"/>
-      <w:r>
-        <w:rPr>
-          <w:rFonts w:hint="eastAsia"/>
-        </w:rPr>
-        <w:t>PktFrameState</w:t>
-      </w:r>
-      <w:proofErr w:type="spellEnd"/>
-      <w:r>
-        <w:rPr>
-          <w:rFonts w:hint="eastAsia"/>
-        </w:rPr>
-        <w:t xml:space="preserve"> { </w:t>
+        <w:t xml:space="preserve">struct PktFrameState { </w:t>
       </w:r>
       <w:r>
         <w:br/>
       </w:r>
-      <w:proofErr w:type="spellStart"/>
-      <w:r>
-        <w:rPr>
-          <w:rFonts w:hint="eastAsia"/>
-        </w:rPr>
-        <w:t>Game_State</w:t>
-      </w:r>
-      <w:proofErr w:type="spellEnd"/>
-      <w:r>
-        <w:rPr>
-          <w:rFonts w:hint="eastAsia"/>
-        </w:rPr>
-        <w:t xml:space="preserve"> </w:t>
-      </w:r>
-      <w:proofErr w:type="spellStart"/>
-      <w:r>
-        <w:rPr>
-          <w:rFonts w:hint="eastAsia"/>
-        </w:rPr>
-        <w:t>gameState</w:t>
-      </w:r>
-      <w:proofErr w:type="spellEnd"/>
-      <w:r>
-        <w:rPr>
-          <w:rFonts w:hint="eastAsia"/>
-        </w:rPr>
-        <w:t xml:space="preserve">; // 지금 게임이 RUNNING인지 FINISHED인지도 함께 보냄 </w:t>
+      <w:r>
+        <w:rPr>
+          <w:rFonts w:hint="eastAsia"/>
+        </w:rPr>
+        <w:t>Game_State gameState</w:t>
+      </w:r>
+      <w:proofErr w:type="gramStart"/>
+      <w:r>
+        <w:rPr>
+          <w:rFonts w:hint="eastAsia"/>
+        </w:rPr>
+        <w:t>; /</w:t>
+      </w:r>
+      <w:proofErr w:type="gramEnd"/>
+      <w:r>
+        <w:rPr>
+          <w:rFonts w:hint="eastAsia"/>
+        </w:rPr>
+        <w:t xml:space="preserve">/ 지금 게임이 RUNNING인지 FINISHED인지도 함께 보냄 </w:t>
       </w:r>
       <w:r>
         <w:br/>
       </w:r>
-      <w:proofErr w:type="spellStart"/>
-      <w:r>
-        <w:rPr>
-          <w:rFonts w:hint="eastAsia"/>
-        </w:rPr>
-        <w:t>PlayerSyncData</w:t>
-      </w:r>
-      <w:proofErr w:type="spellEnd"/>
-      <w:r>
-        <w:rPr>
-          <w:rFonts w:hint="eastAsia"/>
-        </w:rPr>
-        <w:t xml:space="preserve"> players[3] </w:t>
+      <w:r>
+        <w:rPr>
+          <w:rFonts w:hint="eastAsia"/>
+        </w:rPr>
+        <w:t xml:space="preserve">PlayerSyncData players[3] </w:t>
       </w:r>
       <w:r>
         <w:br/>
@@ -11615,35 +11265,7 @@
         <w:rPr>
           <w:rFonts w:hint="eastAsia"/>
         </w:rPr>
-        <w:t xml:space="preserve">float </w:t>
-      </w:r>
-      <w:proofErr w:type="spellStart"/>
-      <w:r>
-        <w:rPr>
-          <w:rFonts w:hint="eastAsia"/>
-        </w:rPr>
-        <w:t>DynObjPos</w:t>
-      </w:r>
-      <w:proofErr w:type="spellEnd"/>
-      <w:r>
-        <w:rPr>
-          <w:rFonts w:hint="eastAsia"/>
-        </w:rPr>
-        <w:t>[</w:t>
-      </w:r>
-      <w:proofErr w:type="spellStart"/>
-      <w:r>
-        <w:rPr>
-          <w:rFonts w:hint="eastAsia"/>
-        </w:rPr>
-        <w:t>DynObjNum</w:t>
-      </w:r>
-      <w:proofErr w:type="spellEnd"/>
-      <w:r>
-        <w:rPr>
-          <w:rFonts w:hint="eastAsia"/>
-        </w:rPr>
-        <w:t>][3];</w:t>
+        <w:t>float DynObjPos[DynObjNum][3];</w:t>
       </w:r>
       <w:r>
         <w:br/>
@@ -11668,61 +11290,70 @@
         <w:rPr>
           <w:color w:val="EE0000"/>
         </w:rPr>
-        <w:t xml:space="preserve">int </w:t>
-      </w:r>
-      <w:proofErr w:type="spellStart"/>
-      <w:r>
-        <w:rPr>
-          <w:color w:val="EE0000"/>
-        </w:rPr>
-        <w:t>move_block_size</w:t>
-      </w:r>
-      <w:proofErr w:type="spellEnd"/>
+        <w:t>int move_block_size;</w:t>
+      </w:r>
+    </w:p>
+    <w:p>
+      <w:pPr>
+        <w:rPr>
+          <w:color w:val="EE0000"/>
+        </w:rPr>
+      </w:pPr>
+      <w:proofErr w:type="gramStart"/>
+      <w:r>
+        <w:rPr>
+          <w:color w:val="EE0000"/>
+        </w:rPr>
+        <w:t>std::</w:t>
+      </w:r>
+      <w:proofErr w:type="gramEnd"/>
+      <w:r>
+        <w:rPr>
+          <w:color w:val="EE0000"/>
+        </w:rPr>
+        <w:t>vector&lt;uint8_t&gt; Serialize();</w:t>
+      </w:r>
+      <w:r>
+        <w:rPr>
+          <w:color w:val="EE0000"/>
+        </w:rPr>
+        <w:tab/>
+      </w:r>
+      <w:r>
+        <w:rPr>
+          <w:rFonts w:hint="eastAsia"/>
+          <w:color w:val="EE0000"/>
+        </w:rPr>
+        <w:t>//구조체의 내용을 하나의 배열로 옮기는 함수</w:t>
+      </w:r>
+      <w:r>
+        <w:rPr>
+          <w:color w:val="EE0000"/>
+        </w:rPr>
+        <w:br/>
+        <w:t>void Deserialize(const uint8_t* data, int size)</w:t>
+      </w:r>
+      <w:proofErr w:type="gramStart"/>
       <w:r>
         <w:rPr>
           <w:color w:val="EE0000"/>
         </w:rPr>
         <w:t>;</w:t>
       </w:r>
-    </w:p>
-    <w:p>
-      <w:pPr>
-        <w:rPr>
-          <w:color w:val="EE0000"/>
-        </w:rPr>
-      </w:pPr>
-      <w:r>
-        <w:rPr>
-          <w:color w:val="EE0000"/>
-        </w:rPr>
-        <w:t>std::vector&lt;uint8_t&gt; Serialize();</w:t>
-      </w:r>
-      <w:r>
-        <w:rPr>
-          <w:color w:val="EE0000"/>
-        </w:rPr>
-        <w:tab/>
-      </w:r>
-      <w:r>
-        <w:rPr>
-          <w:rFonts w:hint="eastAsia"/>
-          <w:color w:val="EE0000"/>
-        </w:rPr>
-        <w:t>//구조체의 내용을 하나의 배열로 옮기는 함수</w:t>
-      </w:r>
-      <w:r>
-        <w:rPr>
-          <w:color w:val="EE0000"/>
-        </w:rPr>
-        <w:br/>
-        <w:t>void Deserialize(const uint8_t* data, int size);</w:t>
-      </w:r>
-      <w:r>
-        <w:rPr>
-          <w:rFonts w:hint="eastAsia"/>
-          <w:color w:val="EE0000"/>
-        </w:rPr>
-        <w:t xml:space="preserve"> // 하나의 배열을 구조체로 옮김</w:t>
+      <w:r>
+        <w:rPr>
+          <w:rFonts w:hint="eastAsia"/>
+          <w:color w:val="EE0000"/>
+        </w:rPr>
+        <w:t xml:space="preserve"> /</w:t>
+      </w:r>
+      <w:proofErr w:type="gramEnd"/>
+      <w:r>
+        <w:rPr>
+          <w:rFonts w:hint="eastAsia"/>
+          <w:color w:val="EE0000"/>
+        </w:rPr>
+        <w:t>/ 하나의 배열을 구조체로 옮김</w:t>
       </w:r>
     </w:p>
     <w:p>
@@ -11787,19 +11418,19 @@
       </w:r>
     </w:p>
     <w:p>
-      <w:proofErr w:type="spellStart"/>
-      <w:r>
-        <w:rPr>
-          <w:rFonts w:hint="eastAsia"/>
-        </w:rPr>
-        <w:t>GameRestart</w:t>
-      </w:r>
-      <w:proofErr w:type="spellEnd"/>
-      <w:r>
-        <w:rPr>
-          <w:rFonts w:hint="eastAsia"/>
-        </w:rPr>
-        <w:t>()</w:t>
+      <w:proofErr w:type="gramStart"/>
+      <w:r>
+        <w:rPr>
+          <w:rFonts w:hint="eastAsia"/>
+        </w:rPr>
+        <w:t>GameRestart(</w:t>
+      </w:r>
+      <w:proofErr w:type="gramEnd"/>
+      <w:r>
+        <w:rPr>
+          <w:rFonts w:hint="eastAsia"/>
+        </w:rPr>
+        <w:t>)</w:t>
       </w:r>
     </w:p>
     <w:p>
@@ -11829,21 +11460,7 @@
         <w:rPr>
           <w:rFonts w:hint="eastAsia"/>
         </w:rPr>
-        <w:t xml:space="preserve">서버에서는 모든 상태를 초기로 되돌려 </w:t>
-      </w:r>
-      <w:proofErr w:type="spellStart"/>
-      <w:r>
-        <w:rPr>
-          <w:rFonts w:hint="eastAsia"/>
-        </w:rPr>
-        <w:t>재시작하라는</w:t>
-      </w:r>
-      <w:proofErr w:type="spellEnd"/>
-      <w:r>
-        <w:rPr>
-          <w:rFonts w:hint="eastAsia"/>
-        </w:rPr>
-        <w:t xml:space="preserve"> 상태를 전송</w:t>
+        <w:t>서버에서는 모든 상태를 초기로 되돌려 재시작하라는 상태를 전송</w:t>
       </w:r>
     </w:p>
     <w:p>
@@ -11862,20 +11479,20 @@
       </w:r>
     </w:p>
     <w:p>
-      <w:proofErr w:type="spellStart"/>
+      <w:proofErr w:type="gramStart"/>
       <w:r>
         <w:rPr>
           <w:rFonts w:hint="eastAsia"/>
         </w:rPr>
         <w:lastRenderedPageBreak/>
-        <w:t>GameExit</w:t>
-      </w:r>
-      <w:proofErr w:type="spellEnd"/>
-      <w:r>
-        <w:rPr>
-          <w:rFonts w:hint="eastAsia"/>
-        </w:rPr>
-        <w:t>()</w:t>
+        <w:t>GameExit(</w:t>
+      </w:r>
+      <w:proofErr w:type="gramEnd"/>
+      <w:r>
+        <w:rPr>
+          <w:rFonts w:hint="eastAsia"/>
+        </w:rPr>
+        <w:t>)</w:t>
       </w:r>
     </w:p>
     <w:p>
@@ -12369,14 +11986,12 @@
             <w:tcW w:w="1625" w:type="dxa"/>
           </w:tcPr>
           <w:p>
-            <w:proofErr w:type="spellStart"/>
             <w:r>
               <w:rPr>
                 <w:rFonts w:hint="eastAsia"/>
               </w:rPr>
               <w:t>MovingObject</w:t>
             </w:r>
-            <w:proofErr w:type="spellEnd"/>
           </w:p>
         </w:tc>
         <w:tc>
@@ -12517,14 +12132,12 @@
             <w:tcW w:w="1520" w:type="dxa"/>
           </w:tcPr>
           <w:p>
-            <w:proofErr w:type="spellStart"/>
             <w:r>
               <w:rPr>
                 <w:rFonts w:hint="eastAsia"/>
               </w:rPr>
               <w:t>CreateSocket</w:t>
             </w:r>
-            <w:proofErr w:type="spellEnd"/>
             <w:r>
               <w:br/>
             </w:r>
@@ -12542,14 +12155,12 @@
             <w:tcW w:w="1483" w:type="dxa"/>
           </w:tcPr>
           <w:p>
-            <w:proofErr w:type="spellStart"/>
             <w:r>
               <w:rPr>
                 <w:rFonts w:hint="eastAsia"/>
               </w:rPr>
               <w:t>InitPlayer</w:t>
             </w:r>
-            <w:proofErr w:type="spellEnd"/>
             <w:r>
               <w:br/>
             </w:r>
@@ -12559,14 +12170,14 @@
               </w:rPr>
               <w:t>(</w:t>
             </w:r>
-            <w:proofErr w:type="spellStart"/>
+            <w:proofErr w:type="gramStart"/>
             <w:r>
               <w:rPr>
                 <w:rFonts w:hint="eastAsia"/>
               </w:rPr>
               <w:t>player.Init</w:t>
             </w:r>
-            <w:proofErr w:type="spellEnd"/>
+            <w:proofErr w:type="gramEnd"/>
             <w:r>
               <w:rPr>
                 <w:rFonts w:hint="eastAsia"/>
@@ -12599,14 +12210,12 @@
             <w:tcW w:w="1625" w:type="dxa"/>
           </w:tcPr>
           <w:p>
-            <w:proofErr w:type="spellStart"/>
             <w:r>
               <w:rPr>
                 <w:rFonts w:hint="eastAsia"/>
               </w:rPr>
               <w:t>MakeThread</w:t>
             </w:r>
-            <w:proofErr w:type="spellEnd"/>
             <w:r>
               <w:br/>
             </w:r>
@@ -12754,14 +12363,12 @@
             <w:tcW w:w="1483" w:type="dxa"/>
           </w:tcPr>
           <w:p>
-            <w:proofErr w:type="spellStart"/>
             <w:r>
               <w:rPr>
                 <w:rFonts w:hint="eastAsia"/>
               </w:rPr>
               <w:t>InitWorld</w:t>
             </w:r>
-            <w:proofErr w:type="spellEnd"/>
             <w:r>
               <w:br/>
             </w:r>
@@ -12771,14 +12378,14 @@
               </w:rPr>
               <w:t>(</w:t>
             </w:r>
-            <w:proofErr w:type="spellStart"/>
+            <w:proofErr w:type="gramStart"/>
             <w:r>
               <w:rPr>
                 <w:rFonts w:hint="eastAsia"/>
               </w:rPr>
               <w:t>world.Init</w:t>
             </w:r>
-            <w:proofErr w:type="spellEnd"/>
+            <w:proofErr w:type="gramEnd"/>
             <w:r>
               <w:rPr>
                 <w:rFonts w:hint="eastAsia"/>
@@ -12798,14 +12405,12 @@
             <w:tcW w:w="1575" w:type="dxa"/>
           </w:tcPr>
           <w:p>
-            <w:proofErr w:type="spellStart"/>
             <w:r>
               <w:rPr>
                 <w:rFonts w:hint="eastAsia"/>
               </w:rPr>
               <w:t>MakeThread</w:t>
             </w:r>
-            <w:proofErr w:type="spellEnd"/>
             <w:r>
               <w:br/>
             </w:r>
@@ -12822,14 +12427,12 @@
             <w:tcW w:w="1625" w:type="dxa"/>
           </w:tcPr>
           <w:p>
-            <w:proofErr w:type="spellStart"/>
             <w:r>
               <w:rPr>
                 <w:rFonts w:hint="eastAsia"/>
               </w:rPr>
               <w:t>InitGL</w:t>
             </w:r>
-            <w:proofErr w:type="spellEnd"/>
             <w:r>
               <w:br/>
             </w:r>
@@ -12837,16 +12440,8 @@
               <w:rPr>
                 <w:rFonts w:hint="eastAsia"/>
               </w:rPr>
-              <w:t xml:space="preserve">~ </w:t>
-            </w:r>
-            <w:proofErr w:type="spellStart"/>
-            <w:r>
-              <w:rPr>
-                <w:rFonts w:hint="eastAsia"/>
-              </w:rPr>
-              <w:t>glmainloop</w:t>
-            </w:r>
-            <w:proofErr w:type="spellEnd"/>
+              <w:t>~ glmainloop</w:t>
+            </w:r>
           </w:p>
         </w:tc>
         <w:tc>
@@ -13066,14 +12661,12 @@
                 </mc:Fallback>
               </mc:AlternateContent>
             </w:r>
-            <w:proofErr w:type="spellStart"/>
             <w:r>
               <w:rPr>
                 <w:rFonts w:hint="eastAsia"/>
               </w:rPr>
               <w:t>SendInit</w:t>
             </w:r>
-            <w:proofErr w:type="spellEnd"/>
           </w:p>
         </w:tc>
         <w:tc>
@@ -13151,25 +12744,21 @@
                 </mc:Fallback>
               </mc:AlternateContent>
             </w:r>
-            <w:proofErr w:type="spellStart"/>
             <w:r>
               <w:rPr>
                 <w:rFonts w:hint="eastAsia"/>
               </w:rPr>
               <w:t>SendInit</w:t>
             </w:r>
-            <w:proofErr w:type="spellEnd"/>
             <w:r>
               <w:br/>
             </w:r>
-            <w:proofErr w:type="spellStart"/>
             <w:r>
               <w:rPr>
                 <w:rFonts w:hint="eastAsia"/>
               </w:rPr>
               <w:t>OnePlayer</w:t>
             </w:r>
-            <w:proofErr w:type="spellEnd"/>
           </w:p>
         </w:tc>
         <w:tc>
@@ -13247,14 +12836,12 @@
                 </mc:Fallback>
               </mc:AlternateContent>
             </w:r>
-            <w:proofErr w:type="spellStart"/>
             <w:r>
               <w:rPr>
                 <w:rFonts w:hint="eastAsia"/>
               </w:rPr>
               <w:t>SendInit</w:t>
             </w:r>
-            <w:proofErr w:type="spellEnd"/>
           </w:p>
         </w:tc>
         <w:tc>
@@ -13409,19 +12996,19 @@
                 </mc:Fallback>
               </mc:AlternateContent>
             </w:r>
-            <w:proofErr w:type="spellStart"/>
-            <w:r>
-              <w:rPr>
-                <w:rFonts w:hint="eastAsia"/>
-              </w:rPr>
-              <w:t>SendWorld</w:t>
-            </w:r>
-            <w:proofErr w:type="spellEnd"/>
-            <w:r>
-              <w:rPr>
-                <w:rFonts w:hint="eastAsia"/>
-              </w:rPr>
-              <w:t>(1)</w:t>
+            <w:proofErr w:type="gramStart"/>
+            <w:r>
+              <w:rPr>
+                <w:rFonts w:hint="eastAsia"/>
+              </w:rPr>
+              <w:t>SendWorld(</w:t>
+            </w:r>
+            <w:proofErr w:type="gramEnd"/>
+            <w:r>
+              <w:rPr>
+                <w:rFonts w:hint="eastAsia"/>
+              </w:rPr>
+              <w:t>1)</w:t>
             </w:r>
             <w:r>
               <w:br/>
@@ -13543,14 +13130,12 @@
             <w:tcW w:w="1292" w:type="dxa"/>
           </w:tcPr>
           <w:p>
-            <w:proofErr w:type="spellStart"/>
             <w:r>
               <w:rPr>
                 <w:rFonts w:hint="eastAsia"/>
               </w:rPr>
               <w:t>RecvInit</w:t>
             </w:r>
-            <w:proofErr w:type="spellEnd"/>
           </w:p>
         </w:tc>
         <w:tc>
@@ -13570,14 +13155,12 @@
             <w:tcW w:w="1341" w:type="dxa"/>
           </w:tcPr>
           <w:p>
-            <w:proofErr w:type="spellStart"/>
             <w:r>
               <w:rPr>
                 <w:rFonts w:hint="eastAsia"/>
               </w:rPr>
               <w:t>Set_Input</w:t>
             </w:r>
-            <w:proofErr w:type="spellEnd"/>
           </w:p>
         </w:tc>
         <w:tc>
@@ -13599,7 +13182,7 @@
               <mc:AlternateContent>
                 <mc:Choice Requires="wps">
                   <w:drawing>
-                    <wp:anchor distT="0" distB="0" distL="114300" distR="114300" simplePos="0" relativeHeight="251953152" behindDoc="0" locked="0" layoutInCell="1" allowOverlap="1" wp14:anchorId="053EF028" wp14:editId="37F936C4">
+                    <wp:anchor distT="0" distB="0" distL="114300" distR="114300" simplePos="0" relativeHeight="251953152" behindDoc="0" locked="0" layoutInCell="1" allowOverlap="1" wp14:anchorId="053EF028" wp14:editId="2AA5338D">
                       <wp:simplePos x="0" y="0"/>
                       <wp:positionH relativeFrom="column">
                         <wp:posOffset>-76835</wp:posOffset>
@@ -13662,19 +13245,17 @@
                 </mc:Choice>
                 <mc:Fallback>
                   <w:pict>
-                    <v:rect w14:anchorId="6123BA7C" id="직사각형 57" o:spid="_x0000_s1026" style="position:absolute;margin-left:-6.05pt;margin-top:4.15pt;width:67.8pt;height:57pt;z-index:251953152;visibility:visible;mso-wrap-style:square;mso-width-percent:0;mso-height-percent:0;mso-wrap-distance-left:9pt;mso-wrap-distance-top:0;mso-wrap-distance-right:9pt;mso-wrap-distance-bottom:0;mso-position-horizontal:absolute;mso-position-horizontal-relative:text;mso-position-vertical:absolute;mso-position-vertical-relative:text;mso-width-percent:0;mso-height-percent:0;mso-width-relative:margin;mso-height-relative:margin;v-text-anchor:middle" o:gfxdata="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" filled="f" strokecolor="#09101d [484]" strokeweight="1pt"/>
+                    <v:rect w14:anchorId="621E08BD" id="직사각형 57" o:spid="_x0000_s1026" style="position:absolute;margin-left:-6.05pt;margin-top:4.15pt;width:67.8pt;height:57pt;z-index:251953152;visibility:visible;mso-wrap-style:square;mso-width-percent:0;mso-height-percent:0;mso-wrap-distance-left:9pt;mso-wrap-distance-top:0;mso-wrap-distance-right:9pt;mso-wrap-distance-bottom:0;mso-position-horizontal:absolute;mso-position-horizontal-relative:text;mso-position-vertical:absolute;mso-position-vertical-relative:text;mso-width-percent:0;mso-height-percent:0;mso-width-relative:margin;mso-height-relative:margin;v-text-anchor:middle" o:gfxdata="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" filled="f" strokecolor="#09101d [484]" strokeweight="1pt"/>
                   </w:pict>
                 </mc:Fallback>
               </mc:AlternateContent>
             </w:r>
-            <w:proofErr w:type="spellStart"/>
             <w:r>
               <w:rPr>
                 <w:rFonts w:hint="eastAsia"/>
               </w:rPr>
               <w:t>RecvWorld</w:t>
             </w:r>
-            <w:proofErr w:type="spellEnd"/>
             <w:r>
               <w:br/>
             </w:r>
@@ -13703,6 +13284,128 @@
             <w:r>
               <w:rPr>
                 <w:rFonts w:hint="eastAsia"/>
+                <w:noProof/>
+              </w:rPr>
+              <mc:AlternateContent>
+                <mc:Choice Requires="wps">
+                  <w:drawing>
+                    <wp:anchor distT="0" distB="0" distL="114300" distR="114300" simplePos="0" relativeHeight="251960320" behindDoc="0" locked="0" layoutInCell="1" allowOverlap="1" wp14:anchorId="25783886" wp14:editId="7E586B1D">
+                      <wp:simplePos x="0" y="0"/>
+                      <wp:positionH relativeFrom="column">
+                        <wp:posOffset>-419735</wp:posOffset>
+                      </wp:positionH>
+                      <wp:positionV relativeFrom="paragraph">
+                        <wp:posOffset>919480</wp:posOffset>
+                      </wp:positionV>
+                      <wp:extent cx="990600" cy="723900"/>
+                      <wp:effectExtent l="0" t="0" r="19050" b="19050"/>
+                      <wp:wrapNone/>
+                      <wp:docPr id="1416047289" name="Text Box 66"/>
+                      <wp:cNvGraphicFramePr/>
+                      <a:graphic xmlns:a="http://schemas.openxmlformats.org/drawingml/2006/main">
+                        <a:graphicData uri="http://schemas.microsoft.com/office/word/2010/wordprocessingShape">
+                          <wps:wsp>
+                            <wps:cNvSpPr txBox="1"/>
+                            <wps:spPr>
+                              <a:xfrm>
+                                <a:off x="0" y="0"/>
+                                <a:ext cx="990600" cy="723900"/>
+                              </a:xfrm>
+                              <a:prstGeom prst="rect">
+                                <a:avLst/>
+                              </a:prstGeom>
+                              <a:solidFill>
+                                <a:schemeClr val="lt1"/>
+                              </a:solidFill>
+                              <a:ln w="6350">
+                                <a:solidFill>
+                                  <a:prstClr val="black"/>
+                                </a:solidFill>
+                              </a:ln>
+                            </wps:spPr>
+                            <wps:txbx>
+                              <w:txbxContent>
+                                <w:p>
+                                  <w:r>
+                                    <w:rPr>
+                                      <w:rFonts w:hint="eastAsia"/>
+                                    </w:rPr>
+                                    <w:t>한 사람이</w:t>
+                                  </w:r>
+                                </w:p>
+                                <w:p>
+                                  <w:pPr>
+                                    <w:rPr>
+                                      <w:rFonts w:hint="eastAsia"/>
+                                    </w:rPr>
+                                  </w:pPr>
+                                  <w:r>
+                                    <w:rPr>
+                                      <w:rFonts w:hint="eastAsia"/>
+                                    </w:rPr>
+                                    <w:t>모두 구현함</w:t>
+                                  </w:r>
+                                </w:p>
+                              </w:txbxContent>
+                            </wps:txbx>
+                            <wps:bodyPr rot="0" spcFirstLastPara="0" vertOverflow="overflow" horzOverflow="overflow" vert="horz" wrap="square" lIns="91440" tIns="45720" rIns="91440" bIns="45720" numCol="1" spcCol="0" rtlCol="0" fromWordArt="0" anchor="t" anchorCtr="0" forceAA="0" compatLnSpc="1">
+                              <a:prstTxWarp prst="textNoShape">
+                                <a:avLst/>
+                              </a:prstTxWarp>
+                              <a:noAutofit/>
+                            </wps:bodyPr>
+                          </wps:wsp>
+                        </a:graphicData>
+                      </a:graphic>
+                      <wp14:sizeRelH relativeFrom="margin">
+                        <wp14:pctWidth>0</wp14:pctWidth>
+                      </wp14:sizeRelH>
+                      <wp14:sizeRelV relativeFrom="margin">
+                        <wp14:pctHeight>0</wp14:pctHeight>
+                      </wp14:sizeRelV>
+                    </wp:anchor>
+                  </w:drawing>
+                </mc:Choice>
+                <mc:Fallback>
+                  <w:pict>
+                    <v:shapetype w14:anchorId="25783886" id="_x0000_t202" coordsize="21600,21600" o:spt="202" path="m,l,21600r21600,l21600,xe">
+                      <v:stroke joinstyle="miter"/>
+                      <v:path gradientshapeok="t" o:connecttype="rect"/>
+                    </v:shapetype>
+                    <v:shape id="Text Box 66" o:spid="_x0000_s1056" type="#_x0000_t202" style="position:absolute;margin-left:-33.05pt;margin-top:72.4pt;width:78pt;height:57pt;z-index:251960320;visibility:visible;mso-wrap-style:square;mso-width-percent:0;mso-height-percent:0;mso-wrap-distance-left:9pt;mso-wrap-distance-top:0;mso-wrap-distance-right:9pt;mso-wrap-distance-bottom:0;mso-position-horizontal:absolute;mso-position-horizontal-relative:text;mso-position-vertical:absolute;mso-position-vertical-relative:text;mso-width-percent:0;mso-height-percent:0;mso-width-relative:margin;mso-height-relative:margin;v-text-anchor:top" o:gfxdata="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" fillcolor="white [3201]" strokeweight=".5pt">
+                      <v:textbox>
+                        <w:txbxContent>
+                          <w:p>
+                            <w:r>
+                              <w:rPr>
+                                <w:rFonts w:hint="eastAsia"/>
+                              </w:rPr>
+                              <w:t>한 사람이</w:t>
+                            </w:r>
+                          </w:p>
+                          <w:p>
+                            <w:pPr>
+                              <w:rPr>
+                                <w:rFonts w:hint="eastAsia"/>
+                              </w:rPr>
+                            </w:pPr>
+                            <w:r>
+                              <w:rPr>
+                                <w:rFonts w:hint="eastAsia"/>
+                              </w:rPr>
+                              <w:t>모두 구현함</w:t>
+                            </w:r>
+                          </w:p>
+                        </w:txbxContent>
+                      </v:textbox>
+                    </v:shape>
+                  </w:pict>
+                </mc:Fallback>
+              </mc:AlternateContent>
+            </w:r>
+            <w:r>
+              <w:rPr>
+                <w:rFonts w:hint="eastAsia"/>
               </w:rPr>
               <w:t>Send</w:t>
             </w:r>
@@ -13730,6 +13433,8 @@
             <w:r>
               <w:rPr>
                 <w:rFonts w:hint="eastAsia"/>
+                <w:strike/>
+                <w:color w:val="EE0000"/>
               </w:rPr>
               <w:t>- Mouse</w:t>
             </w:r>
@@ -13764,14 +13469,12 @@
             <w:tcW w:w="1520" w:type="dxa"/>
           </w:tcPr>
           <w:p>
-            <w:proofErr w:type="spellStart"/>
             <w:r>
               <w:rPr>
                 <w:rFonts w:hint="eastAsia"/>
               </w:rPr>
               <w:t>DrawScene</w:t>
             </w:r>
-            <w:proofErr w:type="spellEnd"/>
           </w:p>
         </w:tc>
         <w:tc>
@@ -13831,36 +13534,54 @@
             <w:tcW w:w="1625" w:type="dxa"/>
           </w:tcPr>
           <w:p>
-            <w:r>
-              <w:rPr>
-                <w:rFonts w:hint="eastAsia"/>
+            <w:pPr>
+              <w:rPr>
+                <w:strike/>
+              </w:rPr>
+            </w:pPr>
+            <w:r>
+              <w:rPr>
+                <w:rFonts w:hint="eastAsia"/>
+                <w:strike/>
               </w:rPr>
               <w:t>Send</w:t>
             </w:r>
             <w:r>
+              <w:rPr>
+                <w:strike/>
+              </w:rPr>
               <w:br/>
             </w:r>
             <w:r>
               <w:rPr>
                 <w:rFonts w:hint="eastAsia"/>
+                <w:strike/>
               </w:rPr>
               <w:t>Input</w:t>
             </w:r>
             <w:r>
+              <w:rPr>
+                <w:strike/>
+              </w:rPr>
               <w:br/>
             </w:r>
             <w:r>
               <w:rPr>
                 <w:rFonts w:hint="eastAsia"/>
+                <w:strike/>
               </w:rPr>
               <w:t>Change</w:t>
             </w:r>
             <w:r>
+              <w:rPr>
+                <w:strike/>
+              </w:rPr>
               <w:br/>
             </w:r>
             <w:r>
               <w:rPr>
                 <w:rFonts w:hint="eastAsia"/>
+                <w:strike/>
               </w:rPr>
               <w:t>- Keyboard</w:t>
             </w:r>
@@ -14201,14 +13922,12 @@
                 </mc:Fallback>
               </mc:AlternateContent>
             </w:r>
-            <w:proofErr w:type="spellStart"/>
             <w:r>
               <w:rPr>
                 <w:rFonts w:hint="eastAsia"/>
               </w:rPr>
               <w:t>Recv</w:t>
             </w:r>
-            <w:proofErr w:type="spellEnd"/>
             <w:r>
               <w:br/>
             </w:r>
@@ -14234,16 +13953,8 @@
               <w:rPr>
                 <w:rFonts w:hint="eastAsia"/>
               </w:rPr>
-              <w:t xml:space="preserve">- </w:t>
-            </w:r>
-            <w:proofErr w:type="spellStart"/>
-            <w:r>
-              <w:rPr>
-                <w:rFonts w:hint="eastAsia"/>
-              </w:rPr>
-              <w:t>KeyBoard</w:t>
-            </w:r>
-            <w:proofErr w:type="spellEnd"/>
+              <w:t>- KeyBoard</w:t>
+            </w:r>
           </w:p>
         </w:tc>
         <w:tc>
@@ -14256,7 +13967,6 @@
                 <w:color w:val="EE0000"/>
               </w:rPr>
             </w:pPr>
-            <w:proofErr w:type="spellStart"/>
             <w:r>
               <w:rPr>
                 <w:rFonts w:hint="eastAsia"/>
@@ -14264,7 +13974,6 @@
               </w:rPr>
               <w:t>SendWorld</w:t>
             </w:r>
-            <w:proofErr w:type="spellEnd"/>
           </w:p>
           <w:p>
             <w:pPr>
@@ -14272,7 +13981,6 @@
                 <w:color w:val="EE0000"/>
               </w:rPr>
             </w:pPr>
-            <w:proofErr w:type="spellStart"/>
             <w:r>
               <w:rPr>
                 <w:rFonts w:hint="eastAsia"/>
@@ -14280,7 +13988,6 @@
               </w:rPr>
               <w:t>RecvWorld</w:t>
             </w:r>
-            <w:proofErr w:type="spellEnd"/>
           </w:p>
           <w:p>
             <w:pPr>
@@ -14333,7 +14040,6 @@
                 <w:color w:val="EE0000"/>
               </w:rPr>
             </w:pPr>
-            <w:proofErr w:type="spellStart"/>
             <w:r>
               <w:rPr>
                 <w:rFonts w:hint="eastAsia"/>
@@ -14341,7 +14047,6 @@
               </w:rPr>
               <w:t>Recv</w:t>
             </w:r>
-            <w:proofErr w:type="spellEnd"/>
             <w:r>
               <w:rPr>
                 <w:color w:val="EE0000"/>
@@ -14549,14 +14254,12 @@
             <w:tcW w:w="1292" w:type="dxa"/>
           </w:tcPr>
           <w:p>
-            <w:proofErr w:type="spellStart"/>
             <w:r>
               <w:rPr>
                 <w:rFonts w:hint="eastAsia"/>
               </w:rPr>
               <w:t>Recv</w:t>
             </w:r>
-            <w:proofErr w:type="spellEnd"/>
             <w:r>
               <w:br/>
             </w:r>
@@ -14653,17 +14356,16 @@
                 <w:color w:val="EE0000"/>
               </w:rPr>
             </w:pPr>
-            <w:proofErr w:type="spellStart"/>
+            <w:proofErr w:type="gramStart"/>
             <w:r>
               <w:rPr>
                 <w:color w:val="EE0000"/>
               </w:rPr>
               <w:t>inputs.deltax</w:t>
             </w:r>
-            <w:proofErr w:type="spellEnd"/>
+            <w:proofErr w:type="gramEnd"/>
           </w:p>
           <w:p>
-            <w:proofErr w:type="spellStart"/>
             <w:r>
               <w:rPr>
                 <w:rFonts w:hint="eastAsia"/>
@@ -14676,15 +14378,7 @@
                 <w:rFonts w:hint="eastAsia"/>
                 <w:color w:val="EE0000"/>
               </w:rPr>
-              <w:t>값</w:t>
-            </w:r>
-            <w:proofErr w:type="spellEnd"/>
-            <w:r>
-              <w:rPr>
-                <w:rFonts w:hint="eastAsia"/>
-                <w:color w:val="EE0000"/>
-              </w:rPr>
-              <w:t xml:space="preserve"> </w:t>
+              <w:t xml:space="preserve">값 </w:t>
             </w:r>
             <w:r>
               <w:rPr>
@@ -14923,7 +14617,6 @@
             <w:tcW w:w="1520" w:type="dxa"/>
           </w:tcPr>
           <w:p>
-            <w:proofErr w:type="spellStart"/>
             <w:r>
               <w:rPr>
                 <w:rFonts w:hint="eastAsia"/>
@@ -14931,7 +14624,6 @@
               </w:rPr>
               <w:t>Recv</w:t>
             </w:r>
-            <w:proofErr w:type="spellEnd"/>
             <w:r>
               <w:rPr>
                 <w:color w:val="EE0000"/>
@@ -15041,12 +14733,21 @@
               </w:rPr>
               <w:br/>
             </w:r>
+            <w:proofErr w:type="gramStart"/>
             <w:r>
               <w:rPr>
                 <w:rFonts w:hint="eastAsia"/>
                 <w:color w:val="EE0000"/>
               </w:rPr>
-              <w:t>Exit()</w:t>
+              <w:t>Exit(</w:t>
+            </w:r>
+            <w:proofErr w:type="gramEnd"/>
+            <w:r>
+              <w:rPr>
+                <w:rFonts w:hint="eastAsia"/>
+                <w:color w:val="EE0000"/>
+              </w:rPr>
+              <w:t>)</w:t>
             </w:r>
           </w:p>
         </w:tc>
@@ -15379,7 +15080,6 @@
               </w:rPr>
               <w:br/>
             </w:r>
-            <w:proofErr w:type="spellStart"/>
             <w:r>
               <w:rPr>
                 <w:rFonts w:hint="eastAsia"/>
@@ -15387,7 +15087,6 @@
               </w:rPr>
               <w:t>밸런싱</w:t>
             </w:r>
-            <w:proofErr w:type="spellEnd"/>
           </w:p>
         </w:tc>
       </w:tr>
@@ -15419,7 +15118,6 @@
                 <w:color w:val="EE0000"/>
               </w:rPr>
             </w:pPr>
-            <w:proofErr w:type="spellStart"/>
             <w:r>
               <w:rPr>
                 <w:rFonts w:hint="eastAsia"/>
@@ -15427,7 +15125,6 @@
               </w:rPr>
               <w:t>RecvWorld</w:t>
             </w:r>
-            <w:proofErr w:type="spellEnd"/>
             <w:r>
               <w:rPr>
                 <w:strike/>
@@ -15753,11 +15450,19 @@
             <w:r>
               <w:br/>
             </w:r>
-            <w:r>
-              <w:rPr>
-                <w:rFonts w:hint="eastAsia"/>
-              </w:rPr>
-              <w:t>Restart()</w:t>
+            <w:proofErr w:type="gramStart"/>
+            <w:r>
+              <w:rPr>
+                <w:rFonts w:hint="eastAsia"/>
+              </w:rPr>
+              <w:t>Restart(</w:t>
+            </w:r>
+            <w:proofErr w:type="gramEnd"/>
+            <w:r>
+              <w:rPr>
+                <w:rFonts w:hint="eastAsia"/>
+              </w:rPr>
+              <w:t>)</w:t>
             </w:r>
             <w:r>
               <w:br/>
@@ -16015,12 +15720,21 @@
               </w:rPr>
               <w:br/>
             </w:r>
+            <w:proofErr w:type="gramStart"/>
             <w:r>
               <w:rPr>
                 <w:rFonts w:hint="eastAsia"/>
                 <w:strike/>
               </w:rPr>
-              <w:t>Exit()</w:t>
+              <w:t>Exit(</w:t>
+            </w:r>
+            <w:proofErr w:type="gramEnd"/>
+            <w:r>
+              <w:rPr>
+                <w:rFonts w:hint="eastAsia"/>
+                <w:strike/>
+              </w:rPr>
+              <w:t>)</w:t>
             </w:r>
             <w:r>
               <w:rPr>
@@ -16215,12 +15929,21 @@
               </w:rPr>
               <w:br/>
             </w:r>
+            <w:proofErr w:type="gramStart"/>
             <w:r>
               <w:rPr>
                 <w:rFonts w:hint="eastAsia"/>
                 <w:strike/>
               </w:rPr>
-              <w:t>Exit()</w:t>
+              <w:t>Exit(</w:t>
+            </w:r>
+            <w:proofErr w:type="gramEnd"/>
+            <w:r>
+              <w:rPr>
+                <w:rFonts w:hint="eastAsia"/>
+                <w:strike/>
+              </w:rPr>
+              <w:t>)</w:t>
             </w:r>
             <w:r>
               <w:rPr>
@@ -16292,13 +16015,23 @@
               </w:rPr>
               <w:br/>
             </w:r>
+            <w:proofErr w:type="gramStart"/>
             <w:r>
               <w:rPr>
                 <w:rFonts w:hint="eastAsia"/>
                 <w:strike/>
                 <w:color w:val="EE0000"/>
               </w:rPr>
-              <w:t>Restart()</w:t>
+              <w:t>Restart(</w:t>
+            </w:r>
+            <w:proofErr w:type="gramEnd"/>
+            <w:r>
+              <w:rPr>
+                <w:rFonts w:hint="eastAsia"/>
+                <w:strike/>
+                <w:color w:val="EE0000"/>
+              </w:rPr>
+              <w:t>)</w:t>
             </w:r>
             <w:r>
               <w:rPr>

--- a/넷겜플 추진 기획서.docx
+++ b/넷겜플 추진 기획서.docx
@@ -408,7 +408,21 @@
         <w:rPr>
           <w:rFonts w:hint="eastAsia"/>
         </w:rPr>
-        <w:t>각 플레이어마다 다른 텍스쳐를 입히도록 수정하기</w:t>
+        <w:t xml:space="preserve">각 플레이어마다 다른 </w:t>
+      </w:r>
+      <w:proofErr w:type="spellStart"/>
+      <w:r>
+        <w:rPr>
+          <w:rFonts w:hint="eastAsia"/>
+        </w:rPr>
+        <w:t>텍스쳐를</w:t>
+      </w:r>
+      <w:proofErr w:type="spellEnd"/>
+      <w:r>
+        <w:rPr>
+          <w:rFonts w:hint="eastAsia"/>
+        </w:rPr>
+        <w:t xml:space="preserve"> 입히도록 수정하기</w:t>
       </w:r>
     </w:p>
     <w:p>
@@ -521,13 +535,27 @@
         <w:rPr>
           <w:rFonts w:hint="eastAsia"/>
         </w:rPr>
-        <w:t>: Githu</w:t>
-      </w:r>
-      <w:r>
-        <w:rPr>
-          <w:rFonts w:hint="eastAsia"/>
-        </w:rPr>
-        <w:t>b desktop, SourceTree</w:t>
+        <w:t xml:space="preserve">: </w:t>
+      </w:r>
+      <w:proofErr w:type="spellStart"/>
+      <w:r>
+        <w:rPr>
+          <w:rFonts w:hint="eastAsia"/>
+        </w:rPr>
+        <w:t>Githu</w:t>
+      </w:r>
+      <w:r>
+        <w:rPr>
+          <w:rFonts w:hint="eastAsia"/>
+        </w:rPr>
+        <w:t>b</w:t>
+      </w:r>
+      <w:proofErr w:type="spellEnd"/>
+      <w:r>
+        <w:rPr>
+          <w:rFonts w:hint="eastAsia"/>
+        </w:rPr>
+        <w:t xml:space="preserve"> desktop, SourceTree</w:t>
       </w:r>
     </w:p>
     <w:p/>
@@ -6740,24 +6768,30 @@
         <w:rPr>
           <w:rFonts w:hint="eastAsia"/>
         </w:rPr>
-        <w:t>Init(float newPos[3]): 객체 생성, 위치 지정</w:t>
+        <w:t xml:space="preserve">Init(float </w:t>
+      </w:r>
+      <w:proofErr w:type="spellStart"/>
+      <w:r>
+        <w:rPr>
+          <w:rFonts w:hint="eastAsia"/>
+        </w:rPr>
+        <w:t>newPos</w:t>
+      </w:r>
+      <w:proofErr w:type="spellEnd"/>
+      <w:r>
+        <w:rPr>
+          <w:rFonts w:hint="eastAsia"/>
+        </w:rPr>
+        <w:t>[3]): 객체 생성, 위치 지정</w:t>
       </w:r>
     </w:p>
     <w:p/>
     <w:p>
-      <w:proofErr w:type="gramStart"/>
-      <w:r>
-        <w:rPr>
-          <w:rFonts w:hint="eastAsia"/>
-        </w:rPr>
-        <w:t>Player :</w:t>
-      </w:r>
-      <w:proofErr w:type="gramEnd"/>
-      <w:r>
-        <w:rPr>
-          <w:rFonts w:hint="eastAsia"/>
-        </w:rPr>
-        <w:t xml:space="preserve"> Object 상속</w:t>
+      <w:r>
+        <w:rPr>
+          <w:rFonts w:hint="eastAsia"/>
+        </w:rPr>
+        <w:t>Player : Object 상속</w:t>
       </w:r>
     </w:p>
     <w:p>
@@ -6808,8 +6842,16 @@
         <w:rPr>
           <w:rFonts w:hint="eastAsia"/>
         </w:rPr>
-        <w:t>float moveSpeed</w:t>
-      </w:r>
+        <w:t xml:space="preserve">float </w:t>
+      </w:r>
+      <w:proofErr w:type="spellStart"/>
+      <w:r>
+        <w:rPr>
+          <w:rFonts w:hint="eastAsia"/>
+        </w:rPr>
+        <w:t>moveSpeed</w:t>
+      </w:r>
+      <w:proofErr w:type="spellEnd"/>
       <w:r>
         <w:rPr>
           <w:rFonts w:hint="eastAsia"/>
@@ -6828,24 +6870,60 @@
         <w:rPr>
           <w:rFonts w:hint="eastAsia"/>
         </w:rPr>
-        <w:t>float jumpSpeed: 점프 속력</w:t>
-      </w:r>
-    </w:p>
-    <w:p>
-      <w:r>
-        <w:rPr>
-          <w:rFonts w:hint="eastAsia"/>
-        </w:rPr>
-        <w:t>bool isGrounded: 캐릭터가 땅을 밟고 있는지를 적용</w:t>
-      </w:r>
-    </w:p>
-    <w:p>
+        <w:t xml:space="preserve">float </w:t>
+      </w:r>
+      <w:proofErr w:type="spellStart"/>
+      <w:r>
+        <w:rPr>
+          <w:rFonts w:hint="eastAsia"/>
+        </w:rPr>
+        <w:t>jumpSpeed</w:t>
+      </w:r>
+      <w:proofErr w:type="spellEnd"/>
+      <w:r>
+        <w:rPr>
+          <w:rFonts w:hint="eastAsia"/>
+        </w:rPr>
+        <w:t>: 점프 속력</w:t>
+      </w:r>
+    </w:p>
+    <w:p>
+      <w:r>
+        <w:rPr>
+          <w:rFonts w:hint="eastAsia"/>
+        </w:rPr>
+        <w:t xml:space="preserve">bool </w:t>
+      </w:r>
+      <w:proofErr w:type="spellStart"/>
+      <w:r>
+        <w:rPr>
+          <w:rFonts w:hint="eastAsia"/>
+        </w:rPr>
+        <w:t>isGrounded</w:t>
+      </w:r>
+      <w:proofErr w:type="spellEnd"/>
+      <w:r>
+        <w:rPr>
+          <w:rFonts w:hint="eastAsia"/>
+        </w:rPr>
+        <w:t>: 캐릭터가 땅을 밟고 있는지를 적용</w:t>
+      </w:r>
+    </w:p>
+    <w:p>
+      <w:proofErr w:type="spellStart"/>
       <w:r>
         <w:rPr>
           <w:rFonts w:hint="eastAsia"/>
         </w:rPr>
         <w:lastRenderedPageBreak/>
-        <w:t>PlayerInputs input</w:t>
+        <w:t>PlayerInputs</w:t>
+      </w:r>
+      <w:proofErr w:type="spellEnd"/>
+      <w:r>
+        <w:rPr>
+          <w:rFonts w:hint="eastAsia"/>
+        </w:rPr>
+        <w:t xml:space="preserve"> input</w:t>
       </w:r>
       <w:r>
         <w:rPr>
@@ -6963,6 +7041,7 @@
         </w:rPr>
         <w:t xml:space="preserve">truct </w:t>
       </w:r>
+      <w:proofErr w:type="spellStart"/>
       <w:proofErr w:type="gramStart"/>
       <w:r>
         <w:rPr>
@@ -6970,22 +7049,31 @@
           <w:sz w:val="20"/>
           <w:szCs w:val="20"/>
         </w:rPr>
-        <w:t>PlayerInputs{</w:t>
-      </w:r>
-      <w:proofErr w:type="gramEnd"/>
-    </w:p>
-    <w:p>
-      <w:pPr>
-        <w:rPr>
+        <w:t>PlayerInputs</w:t>
+      </w:r>
+      <w:proofErr w:type="spellEnd"/>
+      <w:r>
+        <w:rPr>
+          <w:rFonts w:hint="eastAsia"/>
           <w:sz w:val="20"/>
           <w:szCs w:val="20"/>
         </w:rPr>
-      </w:pPr>
-      <w:r>
+        <w:t>{</w:t>
+      </w:r>
+      <w:proofErr w:type="gramEnd"/>
+    </w:p>
+    <w:p>
+      <w:pPr>
         <w:rPr>
           <w:sz w:val="20"/>
           <w:szCs w:val="20"/>
         </w:rPr>
+      </w:pPr>
+      <w:r>
+        <w:rPr>
+          <w:sz w:val="20"/>
+          <w:szCs w:val="20"/>
+        </w:rPr>
         <w:tab/>
         <w:t>I</w:t>
       </w:r>
@@ -6995,31 +7083,34 @@
           <w:sz w:val="20"/>
           <w:szCs w:val="20"/>
         </w:rPr>
-        <w:t>nt playerid;</w:t>
-      </w:r>
-    </w:p>
-    <w:p>
-      <w:pPr>
-        <w:rPr>
+        <w:t xml:space="preserve">nt </w:t>
+      </w:r>
+      <w:proofErr w:type="spellStart"/>
+      <w:r>
+        <w:rPr>
+          <w:rFonts w:hint="eastAsia"/>
           <w:sz w:val="20"/>
           <w:szCs w:val="20"/>
         </w:rPr>
-      </w:pPr>
-      <w:r>
-        <w:rPr>
+        <w:t>playerid</w:t>
+      </w:r>
+      <w:proofErr w:type="spellEnd"/>
+      <w:r>
+        <w:rPr>
+          <w:rFonts w:hint="eastAsia"/>
           <w:sz w:val="20"/>
           <w:szCs w:val="20"/>
         </w:rPr>
-        <w:tab/>
-      </w:r>
-      <w:r>
-        <w:rPr>
-          <w:rFonts w:hint="eastAsia"/>
+        <w:t>;</w:t>
+      </w:r>
+    </w:p>
+    <w:p>
+      <w:pPr>
+        <w:rPr>
           <w:sz w:val="20"/>
           <w:szCs w:val="20"/>
         </w:rPr>
-        <w:t>int updown, rightleft;</w:t>
-      </w:r>
+      </w:pPr>
       <w:r>
         <w:rPr>
           <w:sz w:val="20"/>
@@ -7027,97 +7118,98 @@
         </w:rPr>
         <w:tab/>
       </w:r>
-      <w:proofErr w:type="gramStart"/>
       <w:r>
         <w:rPr>
           <w:rFonts w:hint="eastAsia"/>
           <w:sz w:val="20"/>
           <w:szCs w:val="20"/>
         </w:rPr>
-        <w:t>// 위치</w:t>
-      </w:r>
-      <w:proofErr w:type="gramEnd"/>
+        <w:t xml:space="preserve">int </w:t>
+      </w:r>
+      <w:proofErr w:type="spellStart"/>
       <w:r>
         <w:rPr>
           <w:rFonts w:hint="eastAsia"/>
           <w:sz w:val="20"/>
           <w:szCs w:val="20"/>
         </w:rPr>
-        <w:t xml:space="preserve"> 이동 계산이 없으므로 int</w:t>
-      </w:r>
-    </w:p>
-    <w:p>
-      <w:pPr>
-        <w:rPr>
+        <w:t>updown</w:t>
+      </w:r>
+      <w:proofErr w:type="spellEnd"/>
+      <w:r>
+        <w:rPr>
+          <w:rFonts w:hint="eastAsia"/>
           <w:sz w:val="20"/>
           <w:szCs w:val="20"/>
         </w:rPr>
-      </w:pPr>
-      <w:r>
-        <w:rPr>
+        <w:t xml:space="preserve">, </w:t>
+      </w:r>
+      <w:proofErr w:type="spellStart"/>
+      <w:r>
+        <w:rPr>
+          <w:rFonts w:hint="eastAsia"/>
           <w:sz w:val="20"/>
           <w:szCs w:val="20"/>
         </w:rPr>
-        <w:tab/>
-      </w:r>
+        <w:t>rightleft</w:t>
+      </w:r>
+      <w:proofErr w:type="spellEnd"/>
       <w:r>
         <w:rPr>
           <w:rFonts w:hint="eastAsia"/>
           <w:sz w:val="20"/>
           <w:szCs w:val="20"/>
         </w:rPr>
-        <w:t>bool jump;</w:t>
-      </w:r>
-    </w:p>
-    <w:p>
-      <w:pPr>
+        <w:t>;</w:t>
+      </w:r>
+      <w:r>
         <w:rPr>
           <w:sz w:val="20"/>
           <w:szCs w:val="20"/>
         </w:rPr>
-      </w:pPr>
-      <w:r>
-        <w:rPr>
+        <w:tab/>
+      </w:r>
+      <w:r>
+        <w:rPr>
+          <w:rFonts w:hint="eastAsia"/>
           <w:sz w:val="20"/>
           <w:szCs w:val="20"/>
         </w:rPr>
-        <w:tab/>
-      </w:r>
-      <w:r>
-        <w:rPr>
-          <w:rFonts w:hint="eastAsia"/>
+        <w:t>// 위치 이동 계산이 없으므로 int</w:t>
+      </w:r>
+    </w:p>
+    <w:p>
+      <w:pPr>
+        <w:rPr>
           <w:sz w:val="20"/>
           <w:szCs w:val="20"/>
         </w:rPr>
-        <w:t>float deltax, deltay;</w:t>
-      </w:r>
-    </w:p>
-    <w:p>
-      <w:pPr>
+      </w:pPr>
+      <w:r>
         <w:rPr>
           <w:sz w:val="20"/>
           <w:szCs w:val="20"/>
         </w:rPr>
-      </w:pPr>
-      <w:r>
-        <w:rPr>
+        <w:tab/>
+      </w:r>
+      <w:r>
+        <w:rPr>
+          <w:rFonts w:hint="eastAsia"/>
           <w:sz w:val="20"/>
           <w:szCs w:val="20"/>
         </w:rPr>
-        <w:tab/>
-      </w:r>
-      <w:r>
-        <w:rPr>
-          <w:rFonts w:hint="eastAsia"/>
-          <w:color w:val="EE0000"/>
+        <w:t>bool jump;</w:t>
+      </w:r>
+    </w:p>
+    <w:p>
+      <w:pPr>
+        <w:rPr>
           <w:sz w:val="20"/>
           <w:szCs w:val="20"/>
         </w:rPr>
-        <w:t>bool quit;</w:t>
-      </w:r>
-      <w:r>
-        <w:rPr>
-          <w:color w:val="EE0000"/>
+      </w:pPr>
+      <w:r>
+        <w:rPr>
           <w:sz w:val="20"/>
           <w:szCs w:val="20"/>
         </w:rPr>
@@ -7125,58 +7217,56 @@
       </w:r>
       <w:r>
         <w:rPr>
-          <w:color w:val="EE0000"/>
+          <w:rFonts w:hint="eastAsia"/>
           <w:sz w:val="20"/>
           <w:szCs w:val="20"/>
         </w:rPr>
-        <w:tab/>
-      </w:r>
-      <w:proofErr w:type="gramStart"/>
-      <w:r>
-        <w:rPr>
-          <w:rFonts w:hint="eastAsia"/>
-          <w:color w:val="EE0000"/>
+        <w:t xml:space="preserve">float </w:t>
+      </w:r>
+      <w:proofErr w:type="spellStart"/>
+      <w:r>
+        <w:rPr>
+          <w:rFonts w:hint="eastAsia"/>
           <w:sz w:val="20"/>
           <w:szCs w:val="20"/>
         </w:rPr>
-        <w:t>// 키보드</w:t>
-      </w:r>
-      <w:proofErr w:type="gramEnd"/>
-      <w:r>
-        <w:rPr>
-          <w:rFonts w:hint="eastAsia"/>
-          <w:color w:val="EE0000"/>
+        <w:t>deltax</w:t>
+      </w:r>
+      <w:proofErr w:type="spellEnd"/>
+      <w:r>
+        <w:rPr>
+          <w:rFonts w:hint="eastAsia"/>
           <w:sz w:val="20"/>
           <w:szCs w:val="20"/>
         </w:rPr>
-        <w:t xml:space="preserve"> q키를 눌러 클라이언트가 </w:t>
-      </w:r>
-      <w:r>
-        <w:rPr>
-          <w:rFonts w:hint="eastAsia"/>
-          <w:color w:val="EE0000"/>
+        <w:t xml:space="preserve">, </w:t>
+      </w:r>
+      <w:proofErr w:type="spellStart"/>
+      <w:r>
+        <w:rPr>
+          <w:rFonts w:hint="eastAsia"/>
           <w:sz w:val="20"/>
           <w:szCs w:val="20"/>
         </w:rPr>
-        <w:t>종료할</w:t>
-      </w:r>
-    </w:p>
-    <w:p>
-      <w:pPr>
-        <w:rPr>
-          <w:color w:val="EE0000"/>
+        <w:t>deltay</w:t>
+      </w:r>
+      <w:proofErr w:type="spellEnd"/>
+      <w:r>
+        <w:rPr>
+          <w:rFonts w:hint="eastAsia"/>
           <w:sz w:val="20"/>
           <w:szCs w:val="20"/>
         </w:rPr>
-      </w:pPr>
-      <w:r>
-        <w:rPr>
-          <w:rFonts w:hint="eastAsia"/>
+        <w:t>;</w:t>
+      </w:r>
+    </w:p>
+    <w:p>
+      <w:pPr>
+        <w:rPr>
           <w:sz w:val="20"/>
           <w:szCs w:val="20"/>
         </w:rPr>
-        <w:t>}</w:t>
-      </w:r>
+      </w:pPr>
       <w:r>
         <w:rPr>
           <w:sz w:val="20"/>
@@ -7186,13 +7276,16 @@
       </w:r>
       <w:r>
         <w:rPr>
+          <w:rFonts w:hint="eastAsia"/>
+          <w:color w:val="EE0000"/>
           <w:sz w:val="20"/>
           <w:szCs w:val="20"/>
         </w:rPr>
-        <w:tab/>
-      </w:r>
-      <w:r>
-        <w:rPr>
+        <w:t>bool quit;</w:t>
+      </w:r>
+      <w:r>
+        <w:rPr>
+          <w:color w:val="EE0000"/>
           <w:sz w:val="20"/>
           <w:szCs w:val="20"/>
         </w:rPr>
@@ -7200,12 +7293,12 @@
       </w:r>
       <w:r>
         <w:rPr>
+          <w:color w:val="EE0000"/>
           <w:sz w:val="20"/>
           <w:szCs w:val="20"/>
         </w:rPr>
         <w:tab/>
       </w:r>
-      <w:proofErr w:type="gramStart"/>
       <w:r>
         <w:rPr>
           <w:rFonts w:hint="eastAsia"/>
@@ -7213,9 +7306,8 @@
           <w:sz w:val="20"/>
           <w:szCs w:val="20"/>
         </w:rPr>
-        <w:t>// 경우</w:t>
-      </w:r>
-      <w:proofErr w:type="gramEnd"/>
+        <w:t xml:space="preserve">// 키보드 q키를 눌러 클라이언트가 </w:t>
+      </w:r>
       <w:r>
         <w:rPr>
           <w:rFonts w:hint="eastAsia"/>
@@ -7223,7 +7315,61 @@
           <w:sz w:val="20"/>
           <w:szCs w:val="20"/>
         </w:rPr>
-        <w:t>, 서버에게도 이</w:t>
+        <w:t>종료할</w:t>
+      </w:r>
+    </w:p>
+    <w:p>
+      <w:pPr>
+        <w:rPr>
+          <w:color w:val="EE0000"/>
+          <w:sz w:val="20"/>
+          <w:szCs w:val="20"/>
+        </w:rPr>
+      </w:pPr>
+      <w:r>
+        <w:rPr>
+          <w:rFonts w:hint="eastAsia"/>
+          <w:sz w:val="20"/>
+          <w:szCs w:val="20"/>
+        </w:rPr>
+        <w:t>}</w:t>
+      </w:r>
+      <w:r>
+        <w:rPr>
+          <w:sz w:val="20"/>
+          <w:szCs w:val="20"/>
+        </w:rPr>
+        <w:tab/>
+      </w:r>
+      <w:r>
+        <w:rPr>
+          <w:sz w:val="20"/>
+          <w:szCs w:val="20"/>
+        </w:rPr>
+        <w:tab/>
+      </w:r>
+      <w:r>
+        <w:rPr>
+          <w:sz w:val="20"/>
+          <w:szCs w:val="20"/>
+        </w:rPr>
+        <w:tab/>
+      </w:r>
+      <w:r>
+        <w:rPr>
+          <w:sz w:val="20"/>
+          <w:szCs w:val="20"/>
+        </w:rPr>
+        <w:tab/>
+      </w:r>
+      <w:r>
+        <w:rPr>
+          <w:rFonts w:hint="eastAsia"/>
+          <w:color w:val="EE0000"/>
+          <w:sz w:val="20"/>
+          <w:szCs w:val="20"/>
+        </w:rPr>
+        <w:t>// 경우, 서버에게도 이</w:t>
       </w:r>
       <w:r>
         <w:rPr>
@@ -7335,7 +7481,21 @@
         <w:rPr>
           <w:rFonts w:hint="eastAsia"/>
         </w:rPr>
-        <w:t>CRITICAL_SECTION inputCS: 입출력을 관리하는 구조체에 대한 임계영역</w:t>
+        <w:t xml:space="preserve">CRITICAL_SECTION </w:t>
+      </w:r>
+      <w:proofErr w:type="spellStart"/>
+      <w:r>
+        <w:rPr>
+          <w:rFonts w:hint="eastAsia"/>
+        </w:rPr>
+        <w:t>inputCS</w:t>
+      </w:r>
+      <w:proofErr w:type="spellEnd"/>
+      <w:r>
+        <w:rPr>
+          <w:rFonts w:hint="eastAsia"/>
+        </w:rPr>
+        <w:t>: 입출력을 관리하는 구조체에 대한 임계영역</w:t>
       </w:r>
     </w:p>
     <w:p>
@@ -7485,12 +7645,14 @@
         </w:rPr>
         <w:t xml:space="preserve">CRITICAL_SECTION </w:t>
       </w:r>
+      <w:proofErr w:type="spellStart"/>
       <w:r>
         <w:rPr>
           <w:color w:val="EE0000"/>
         </w:rPr>
         <w:t>FrameCS</w:t>
       </w:r>
+      <w:proofErr w:type="spellEnd"/>
       <w:r>
         <w:rPr>
           <w:rFonts w:hint="eastAsia"/>
@@ -7615,7 +7777,23 @@
           <w:rFonts w:hint="eastAsia"/>
           <w:strike/>
         </w:rPr>
-        <w:t>Init(float newPos[3]): 객체 생성, 플레이어의 초기 위치 지정</w:t>
+        <w:t xml:space="preserve">Init(float </w:t>
+      </w:r>
+      <w:proofErr w:type="spellStart"/>
+      <w:r>
+        <w:rPr>
+          <w:rFonts w:hint="eastAsia"/>
+          <w:strike/>
+        </w:rPr>
+        <w:t>newPos</w:t>
+      </w:r>
+      <w:proofErr w:type="spellEnd"/>
+      <w:r>
+        <w:rPr>
+          <w:rFonts w:hint="eastAsia"/>
+          <w:strike/>
+        </w:rPr>
+        <w:t>[3]): 객체 생성, 플레이어의 초기 위치 지정</w:t>
       </w:r>
     </w:p>
     <w:p>
@@ -7656,7 +7834,21 @@
         <w:rPr>
           <w:color w:val="EE0000"/>
         </w:rPr>
-        <w:t>array&lt;float, 3&gt;&amp; newPos, uint8_t id)</w:t>
+        <w:t xml:space="preserve">array&lt;float, 3&gt;&amp; </w:t>
+      </w:r>
+      <w:proofErr w:type="spellStart"/>
+      <w:r>
+        <w:rPr>
+          <w:color w:val="EE0000"/>
+        </w:rPr>
+        <w:t>newPos</w:t>
+      </w:r>
+      <w:proofErr w:type="spellEnd"/>
+      <w:r>
+        <w:rPr>
+          <w:color w:val="EE0000"/>
+        </w:rPr>
+        <w:t>, uint8_t id)</w:t>
       </w:r>
       <w:r>
         <w:rPr>
@@ -7672,444 +7864,546 @@
           <w:color w:val="EE0000"/>
         </w:rPr>
       </w:pPr>
+      <w:r>
+        <w:rPr>
+          <w:rFonts w:hint="eastAsia"/>
+          <w:color w:val="EE0000"/>
+        </w:rPr>
+        <w:t>:</w:t>
+      </w:r>
+      <w:r>
+        <w:rPr>
+          <w:rFonts w:hint="eastAsia"/>
+          <w:color w:val="EE0000"/>
+        </w:rPr>
+        <w:t>객체 생성, 플레이어의 초기 위치 지정</w:t>
+      </w:r>
+      <w:r>
+        <w:rPr>
+          <w:rFonts w:hint="eastAsia"/>
+          <w:color w:val="EE0000"/>
+        </w:rPr>
+        <w:t xml:space="preserve"> (</w:t>
+      </w:r>
+      <w:r>
+        <w:rPr>
+          <w:rFonts w:hint="eastAsia"/>
+          <w:color w:val="EE0000"/>
+        </w:rPr>
+        <w:t>단순히</w:t>
+      </w:r>
+      <w:r>
+        <w:rPr>
+          <w:color w:val="EE0000"/>
+        </w:rPr>
+        <w:t xml:space="preserve"> {0.0f, 0.0f, 0.0f}</w:t>
+      </w:r>
+      <w:r>
+        <w:rPr>
+          <w:rFonts w:hint="eastAsia"/>
+          <w:color w:val="EE0000"/>
+        </w:rPr>
+        <w:t>을 인자로 넣는</w:t>
+      </w:r>
+      <w:r>
+        <w:rPr>
+          <w:color w:val="EE0000"/>
+        </w:rPr>
+        <w:t xml:space="preserve"> 방식으로 초기화</w:t>
+      </w:r>
+      <w:r>
+        <w:rPr>
+          <w:rFonts w:hint="eastAsia"/>
+          <w:color w:val="EE0000"/>
+        </w:rPr>
+        <w:t>, player의 id 지정</w:t>
+      </w:r>
+      <w:r>
+        <w:rPr>
+          <w:rFonts w:hint="eastAsia"/>
+          <w:color w:val="EE0000"/>
+        </w:rPr>
+        <w:t>)</w:t>
+      </w:r>
+    </w:p>
+    <w:p>
+      <w:pPr>
+        <w:rPr>
+          <w:color w:val="EE0000"/>
+        </w:rPr>
+      </w:pPr>
+    </w:p>
+    <w:p>
+      <w:r>
+        <w:t>V</w:t>
+      </w:r>
+      <w:r>
+        <w:rPr>
+          <w:rFonts w:hint="eastAsia"/>
+        </w:rPr>
+        <w:t>oid update(): 플레이어의 pos를 변경</w:t>
+      </w:r>
+    </w:p>
+    <w:p>
+      <w:pPr>
+        <w:rPr>
+          <w:strike/>
+        </w:rPr>
+      </w:pPr>
+      <w:r>
+        <w:rPr>
+          <w:rFonts w:hint="eastAsia"/>
+          <w:strike/>
+        </w:rPr>
+        <w:lastRenderedPageBreak/>
+        <w:t xml:space="preserve">bool </w:t>
+      </w:r>
+      <w:proofErr w:type="spellStart"/>
+      <w:r>
+        <w:rPr>
+          <w:rFonts w:hint="eastAsia"/>
+          <w:strike/>
+        </w:rPr>
+        <w:t>RecvInputChange</w:t>
+      </w:r>
+      <w:proofErr w:type="spellEnd"/>
+      <w:r>
+        <w:rPr>
+          <w:rFonts w:hint="eastAsia"/>
+          <w:strike/>
+        </w:rPr>
+        <w:t>(): 플레이어의 입력 값을 input에게 저장</w:t>
+      </w:r>
+    </w:p>
+    <w:p>
+      <w:pPr>
+        <w:rPr>
+          <w:strike/>
+          <w:color w:val="EE0000"/>
+        </w:rPr>
+      </w:pPr>
+      <w:r>
+        <w:rPr>
+          <w:rFonts w:hint="eastAsia"/>
+          <w:strike/>
+        </w:rPr>
+        <w:t xml:space="preserve">void </w:t>
+      </w:r>
+      <w:proofErr w:type="spellStart"/>
       <w:proofErr w:type="gramStart"/>
       <w:r>
         <w:rPr>
           <w:rFonts w:hint="eastAsia"/>
-          <w:color w:val="EE0000"/>
-        </w:rPr>
-        <w:t>:</w:t>
-      </w:r>
-      <w:r>
-        <w:rPr>
-          <w:rFonts w:hint="eastAsia"/>
-          <w:color w:val="EE0000"/>
-        </w:rPr>
-        <w:t>객체</w:t>
+          <w:strike/>
+        </w:rPr>
+        <w:t>SendInputChange</w:t>
+      </w:r>
+      <w:proofErr w:type="spellEnd"/>
+      <w:r>
+        <w:rPr>
+          <w:rFonts w:hint="eastAsia"/>
+          <w:strike/>
+        </w:rPr>
+        <w:t>(</w:t>
       </w:r>
       <w:proofErr w:type="gramEnd"/>
       <w:r>
         <w:rPr>
           <w:rFonts w:hint="eastAsia"/>
-          <w:color w:val="EE0000"/>
-        </w:rPr>
-        <w:t xml:space="preserve"> 생성, 플레이어의 초기 위치 지정</w:t>
-      </w:r>
-      <w:r>
-        <w:rPr>
-          <w:rFonts w:hint="eastAsia"/>
-          <w:color w:val="EE0000"/>
-        </w:rPr>
-        <w:t xml:space="preserve"> (</w:t>
-      </w:r>
-      <w:r>
-        <w:rPr>
-          <w:rFonts w:hint="eastAsia"/>
-          <w:color w:val="EE0000"/>
-        </w:rPr>
-        <w:t>단순히</w:t>
-      </w:r>
-      <w:r>
-        <w:rPr>
-          <w:color w:val="EE0000"/>
-        </w:rPr>
-        <w:t xml:space="preserve"> {0.0f, 0.0f, 0.0f}</w:t>
-      </w:r>
-      <w:r>
-        <w:rPr>
-          <w:rFonts w:hint="eastAsia"/>
-          <w:color w:val="EE0000"/>
-        </w:rPr>
-        <w:t>을 인자로 넣는</w:t>
-      </w:r>
-      <w:r>
-        <w:rPr>
-          <w:color w:val="EE0000"/>
-        </w:rPr>
-        <w:t xml:space="preserve"> 방식으로 초기화</w:t>
-      </w:r>
-      <w:r>
-        <w:rPr>
-          <w:rFonts w:hint="eastAsia"/>
-          <w:color w:val="EE0000"/>
-        </w:rPr>
-        <w:t>, player의 id 지정</w:t>
-      </w:r>
-      <w:r>
-        <w:rPr>
-          <w:rFonts w:hint="eastAsia"/>
-          <w:color w:val="EE0000"/>
+          <w:strike/>
         </w:rPr>
         <w:t>)</w:t>
       </w:r>
     </w:p>
-    <w:p>
-      <w:pPr>
-        <w:rPr>
-          <w:color w:val="EE0000"/>
-        </w:rPr>
-      </w:pPr>
-    </w:p>
-    <w:p>
-      <w:r>
+    <w:p/>
+    <w:p>
+      <w:pPr>
+        <w:rPr>
+          <w:color w:val="EE0000"/>
+        </w:rPr>
+      </w:pPr>
+      <w:r>
+        <w:rPr>
+          <w:rFonts w:hint="eastAsia"/>
+          <w:color w:val="EE0000"/>
+        </w:rPr>
+        <w:t>// 2025-11-19일</w:t>
+      </w:r>
+    </w:p>
+    <w:p>
+      <w:pPr>
+        <w:rPr>
+          <w:color w:val="EE0000"/>
+        </w:rPr>
+      </w:pPr>
+      <w:proofErr w:type="spellStart"/>
+      <w:r>
+        <w:rPr>
+          <w:color w:val="EE0000"/>
+        </w:rPr>
+        <w:t>UpdateCamera</w:t>
+      </w:r>
+      <w:proofErr w:type="spellEnd"/>
+      <w:r>
+        <w:rPr>
+          <w:color w:val="EE0000"/>
+        </w:rPr>
+        <w:t>()</w:t>
+      </w:r>
+      <w:r>
+        <w:rPr>
+          <w:rFonts w:hint="eastAsia"/>
+          <w:color w:val="EE0000"/>
+        </w:rPr>
+        <w:t>: 플레이어의</w:t>
+      </w:r>
+      <w:r>
+        <w:rPr>
+          <w:color w:val="EE0000"/>
+        </w:rPr>
+        <w:t xml:space="preserve"> 좌표와 방향으로 카메라 업데이트</w:t>
+      </w:r>
+    </w:p>
+    <w:p>
+      <w:pPr>
+        <w:ind w:left="1600"/>
+        <w:rPr>
+          <w:color w:val="EE0000"/>
+        </w:rPr>
+      </w:pPr>
+      <w:r>
+        <w:rPr>
+          <w:rFonts w:hint="eastAsia"/>
+          <w:color w:val="EE0000"/>
+        </w:rPr>
+        <w:t>+</w:t>
+      </w:r>
+      <w:r>
+        <w:rPr>
+          <w:rFonts w:hint="eastAsia"/>
+          <w:color w:val="EE0000"/>
+        </w:rPr>
+        <w:t xml:space="preserve"> 다른 클라이언트의 카메라를</w:t>
+      </w:r>
+      <w:r>
+        <w:rPr>
+          <w:rFonts w:hint="eastAsia"/>
+          <w:color w:val="EE0000"/>
+        </w:rPr>
+        <w:t xml:space="preserve"> 승리 플레이어의 좌표로</w:t>
+      </w:r>
+      <w:r>
+        <w:rPr>
+          <w:rFonts w:hint="eastAsia"/>
+          <w:color w:val="EE0000"/>
+        </w:rPr>
+        <w:t xml:space="preserve"> </w:t>
+      </w:r>
+      <w:r>
+        <w:rPr>
+          <w:rFonts w:hint="eastAsia"/>
+          <w:color w:val="EE0000"/>
+        </w:rPr>
+        <w:t>서서히 이동 후</w:t>
+      </w:r>
+      <w:r>
+        <w:rPr>
+          <w:rFonts w:hint="eastAsia"/>
+          <w:color w:val="EE0000"/>
+        </w:rPr>
+        <w:t xml:space="preserve"> 대체</w:t>
+      </w:r>
+    </w:p>
+    <w:p/>
+    <w:p>
+      <w:proofErr w:type="spellStart"/>
+      <w:r>
+        <w:rPr>
+          <w:rFonts w:hint="eastAsia"/>
+        </w:rPr>
+        <w:t>MovingObject</w:t>
+      </w:r>
+      <w:proofErr w:type="spellEnd"/>
+      <w:r>
+        <w:rPr>
+          <w:rFonts w:hint="eastAsia"/>
+        </w:rPr>
+        <w:t xml:space="preserve"> : Object 상속</w:t>
+      </w:r>
+    </w:p>
+    <w:p>
+      <w:r>
+        <w:rPr>
+          <w:rFonts w:hint="eastAsia"/>
+        </w:rPr>
+        <w:t>[멤버 변수]</w:t>
+      </w:r>
+    </w:p>
+    <w:p>
+      <w:r>
+        <w:rPr>
+          <w:rFonts w:hint="eastAsia"/>
+        </w:rPr>
+        <w:t xml:space="preserve">float </w:t>
+      </w:r>
+      <w:proofErr w:type="spellStart"/>
+      <w:r>
+        <w:rPr>
+          <w:rFonts w:hint="eastAsia"/>
+        </w:rPr>
+        <w:t>moveSpeed</w:t>
+      </w:r>
+      <w:proofErr w:type="spellEnd"/>
+      <w:r>
+        <w:rPr>
+          <w:rFonts w:hint="eastAsia"/>
+        </w:rPr>
+        <w:t>: 이동 속력</w:t>
+      </w:r>
+    </w:p>
+    <w:p>
+      <w:pPr>
+        <w:rPr>
+          <w:strike/>
+        </w:rPr>
+      </w:pPr>
+      <w:r>
+        <w:rPr>
+          <w:rFonts w:hint="eastAsia"/>
+          <w:strike/>
+        </w:rPr>
+        <w:t xml:space="preserve">float </w:t>
+      </w:r>
+      <w:proofErr w:type="spellStart"/>
+      <w:r>
+        <w:rPr>
+          <w:rFonts w:hint="eastAsia"/>
+          <w:strike/>
+        </w:rPr>
+        <w:t>chnge_pos</w:t>
+      </w:r>
+      <w:proofErr w:type="spellEnd"/>
+      <w:r>
+        <w:rPr>
+          <w:rFonts w:hint="eastAsia"/>
+          <w:strike/>
+        </w:rPr>
+        <w:t>[3]: 위치 변화량</w:t>
+      </w:r>
+    </w:p>
+    <w:p>
+      <w:pPr>
+        <w:rPr>
+          <w:color w:val="EE0000"/>
+        </w:rPr>
+      </w:pPr>
+      <w:r>
+        <w:rPr>
+          <w:color w:val="EE0000"/>
+        </w:rPr>
+        <w:t xml:space="preserve">float </w:t>
+      </w:r>
+      <w:proofErr w:type="spellStart"/>
+      <w:r>
+        <w:rPr>
+          <w:color w:val="EE0000"/>
+        </w:rPr>
+        <w:t>changedLength</w:t>
+      </w:r>
+      <w:proofErr w:type="spellEnd"/>
+      <w:r>
+        <w:rPr>
+          <w:color w:val="EE0000"/>
+        </w:rPr>
+        <w:t>[3]</w:t>
+      </w:r>
+      <w:r>
+        <w:rPr>
+          <w:rFonts w:hint="eastAsia"/>
+          <w:color w:val="EE0000"/>
+        </w:rPr>
+        <w:t>:이동 거리를 계산해 최대 변화량이 넘어가면 방향을 반대로 설정</w:t>
+      </w:r>
+    </w:p>
+    <w:p>
+      <w:r>
+        <w:rPr>
+          <w:rFonts w:hint="eastAsia"/>
+        </w:rPr>
+        <w:t xml:space="preserve">float </w:t>
+      </w:r>
+      <w:proofErr w:type="spellStart"/>
+      <w:r>
+        <w:rPr>
+          <w:rFonts w:hint="eastAsia"/>
+        </w:rPr>
+        <w:t>max_chnge</w:t>
+      </w:r>
+      <w:proofErr w:type="spellEnd"/>
+      <w:r>
+        <w:rPr>
+          <w:rFonts w:hint="eastAsia"/>
+        </w:rPr>
+        <w:t>: 좌표축당 최대 변화량</w:t>
+      </w:r>
+    </w:p>
+    <w:p>
+      <w:r>
+        <w:rPr>
+          <w:rFonts w:hint="eastAsia"/>
+        </w:rPr>
+        <w:t>int direction[3]: 이동 방향</w:t>
+      </w:r>
+    </w:p>
+    <w:p/>
+    <w:p>
+      <w:r>
+        <w:rPr>
+          <w:rFonts w:hint="eastAsia"/>
+        </w:rPr>
+        <w:t>[멤버 함수]</w:t>
+      </w:r>
+    </w:p>
+    <w:p>
+      <w:pPr>
+        <w:rPr>
+          <w:strike/>
+        </w:rPr>
+      </w:pPr>
+      <w:r>
+        <w:rPr>
+          <w:strike/>
+        </w:rPr>
         <w:t>V</w:t>
       </w:r>
       <w:r>
         <w:rPr>
           <w:rFonts w:hint="eastAsia"/>
-        </w:rPr>
-        <w:t>oid update(): 플레이어의 pos를 변경</w:t>
-      </w:r>
-    </w:p>
-    <w:p>
-      <w:pPr>
-        <w:rPr>
           <w:strike/>
         </w:rPr>
-      </w:pPr>
+        <w:t xml:space="preserve">irtual </w:t>
+      </w:r>
+      <w:proofErr w:type="spellStart"/>
       <w:r>
         <w:rPr>
           <w:rFonts w:hint="eastAsia"/>
           <w:strike/>
         </w:rPr>
-        <w:lastRenderedPageBreak/>
-        <w:t>bool RecvInputChange(): 플레이어의 입력 값을 input에게 저장</w:t>
-      </w:r>
-    </w:p>
-    <w:p>
-      <w:pPr>
-        <w:rPr>
+        <w:t>init</w:t>
+      </w:r>
+      <w:proofErr w:type="spellEnd"/>
+      <w:r>
+        <w:rPr>
+          <w:rFonts w:hint="eastAsia"/>
           <w:strike/>
-          <w:color w:val="EE0000"/>
-        </w:rPr>
-      </w:pPr>
-      <w:r>
-        <w:rPr>
-          <w:rFonts w:hint="eastAsia"/>
-          <w:strike/>
+        </w:rPr>
+        <w:t>(float new): 객체 생성, 초기 위치 지정</w:t>
+      </w:r>
+    </w:p>
+    <w:p>
+      <w:pPr>
+        <w:rPr>
+          <w:color w:val="EE0000"/>
+        </w:rPr>
+      </w:pPr>
+      <w:r>
+        <w:rPr>
+          <w:color w:val="EE0000"/>
         </w:rPr>
         <w:t xml:space="preserve">void </w:t>
       </w:r>
       <w:proofErr w:type="gramStart"/>
       <w:r>
         <w:rPr>
-          <w:rFonts w:hint="eastAsia"/>
-          <w:strike/>
-        </w:rPr>
-        <w:t>SendInputChange(</w:t>
+          <w:color w:val="EE0000"/>
+        </w:rPr>
+        <w:t>Init(</w:t>
       </w:r>
       <w:proofErr w:type="gramEnd"/>
       <w:r>
         <w:rPr>
-          <w:rFonts w:hint="eastAsia"/>
-          <w:strike/>
+          <w:color w:val="EE0000"/>
+        </w:rPr>
+        <w:t xml:space="preserve">const </w:t>
+      </w:r>
+      <w:proofErr w:type="gramStart"/>
+      <w:r>
+        <w:rPr>
+          <w:color w:val="EE0000"/>
+        </w:rPr>
+        <w:t>std::</w:t>
+      </w:r>
+      <w:proofErr w:type="gramEnd"/>
+      <w:r>
+        <w:rPr>
+          <w:color w:val="EE0000"/>
+        </w:rPr>
+        <w:t xml:space="preserve">array&lt;float, 3&gt;&amp; </w:t>
+      </w:r>
+      <w:proofErr w:type="spellStart"/>
+      <w:r>
+        <w:rPr>
+          <w:color w:val="EE0000"/>
+        </w:rPr>
+        <w:t>newPos</w:t>
+      </w:r>
+      <w:proofErr w:type="spellEnd"/>
+      <w:r>
+        <w:rPr>
+          <w:color w:val="EE0000"/>
+        </w:rPr>
+        <w:t xml:space="preserve">, const </w:t>
+      </w:r>
+      <w:proofErr w:type="gramStart"/>
+      <w:r>
+        <w:rPr>
+          <w:color w:val="EE0000"/>
+        </w:rPr>
+        <w:t>std::</w:t>
+      </w:r>
+      <w:proofErr w:type="gramEnd"/>
+      <w:r>
+        <w:rPr>
+          <w:color w:val="EE0000"/>
+        </w:rPr>
+        <w:t xml:space="preserve">array&lt;int, 3&gt;&amp; </w:t>
+      </w:r>
+      <w:proofErr w:type="spellStart"/>
+      <w:r>
+        <w:rPr>
+          <w:color w:val="EE0000"/>
+        </w:rPr>
+        <w:t>newDir</w:t>
+      </w:r>
+      <w:proofErr w:type="spellEnd"/>
+      <w:r>
+        <w:rPr>
+          <w:color w:val="EE0000"/>
         </w:rPr>
         <w:t>)</w:t>
       </w:r>
     </w:p>
-    <w:p/>
-    <w:p>
-      <w:pPr>
-        <w:rPr>
-          <w:color w:val="EE0000"/>
-        </w:rPr>
-      </w:pPr>
-      <w:proofErr w:type="gramStart"/>
-      <w:r>
-        <w:rPr>
-          <w:rFonts w:hint="eastAsia"/>
-          <w:color w:val="EE0000"/>
-        </w:rPr>
-        <w:t>// 2025</w:t>
-      </w:r>
-      <w:proofErr w:type="gramEnd"/>
-      <w:r>
-        <w:rPr>
-          <w:rFonts w:hint="eastAsia"/>
-          <w:color w:val="EE0000"/>
-        </w:rPr>
-        <w:t>-11-19일</w:t>
-      </w:r>
-    </w:p>
-    <w:p>
-      <w:pPr>
-        <w:rPr>
-          <w:color w:val="EE0000"/>
-        </w:rPr>
-      </w:pPr>
-      <w:r>
-        <w:rPr>
-          <w:color w:val="EE0000"/>
-        </w:rPr>
-        <w:t>UpdateCamera()</w:t>
-      </w:r>
-      <w:r>
-        <w:rPr>
-          <w:rFonts w:hint="eastAsia"/>
-          <w:color w:val="EE0000"/>
-        </w:rPr>
-        <w:t>: 플레이어의</w:t>
-      </w:r>
-      <w:r>
-        <w:rPr>
-          <w:color w:val="EE0000"/>
-        </w:rPr>
-        <w:t xml:space="preserve"> 좌표와 방향으로 카메라 업데이트</w:t>
-      </w:r>
-    </w:p>
-    <w:p>
-      <w:pPr>
-        <w:ind w:left="1600"/>
-        <w:rPr>
-          <w:color w:val="EE0000"/>
-        </w:rPr>
-      </w:pPr>
-      <w:r>
-        <w:rPr>
-          <w:rFonts w:hint="eastAsia"/>
-          <w:color w:val="EE0000"/>
-        </w:rPr>
-        <w:t>+</w:t>
-      </w:r>
-      <w:r>
-        <w:rPr>
-          <w:rFonts w:hint="eastAsia"/>
-          <w:color w:val="EE0000"/>
-        </w:rPr>
-        <w:t xml:space="preserve"> 다른 클라이언트의 카메라를</w:t>
-      </w:r>
-      <w:r>
-        <w:rPr>
-          <w:rFonts w:hint="eastAsia"/>
-          <w:color w:val="EE0000"/>
-        </w:rPr>
-        <w:t xml:space="preserve"> 승리 플레이어의 좌표로</w:t>
-      </w:r>
-      <w:r>
-        <w:rPr>
-          <w:rFonts w:hint="eastAsia"/>
-          <w:color w:val="EE0000"/>
-        </w:rPr>
-        <w:t xml:space="preserve"> </w:t>
-      </w:r>
-      <w:r>
-        <w:rPr>
-          <w:rFonts w:hint="eastAsia"/>
-          <w:color w:val="EE0000"/>
-        </w:rPr>
-        <w:t>서서히 이동 후</w:t>
-      </w:r>
-      <w:r>
-        <w:rPr>
-          <w:rFonts w:hint="eastAsia"/>
-          <w:color w:val="EE0000"/>
-        </w:rPr>
-        <w:t xml:space="preserve"> 대체</w:t>
-      </w:r>
-    </w:p>
-    <w:p/>
-    <w:p>
-      <w:proofErr w:type="gramStart"/>
-      <w:r>
-        <w:rPr>
-          <w:rFonts w:hint="eastAsia"/>
-        </w:rPr>
-        <w:t>MovingObject :</w:t>
-      </w:r>
-      <w:proofErr w:type="gramEnd"/>
-      <w:r>
-        <w:rPr>
-          <w:rFonts w:hint="eastAsia"/>
-        </w:rPr>
-        <w:t xml:space="preserve"> Object 상속</w:t>
-      </w:r>
-    </w:p>
-    <w:p>
-      <w:r>
-        <w:rPr>
-          <w:rFonts w:hint="eastAsia"/>
-        </w:rPr>
-        <w:t>[멤버 변수]</w:t>
-      </w:r>
-    </w:p>
-    <w:p>
-      <w:r>
-        <w:rPr>
-          <w:rFonts w:hint="eastAsia"/>
-        </w:rPr>
-        <w:t>float moveSpeed: 이동 속력</w:t>
-      </w:r>
-    </w:p>
-    <w:p>
-      <w:pPr>
-        <w:rPr>
-          <w:strike/>
-        </w:rPr>
-      </w:pPr>
-      <w:r>
-        <w:rPr>
-          <w:rFonts w:hint="eastAsia"/>
-          <w:strike/>
-        </w:rPr>
-        <w:t>float chnge_pos[3]: 위치 변화량</w:t>
-      </w:r>
-    </w:p>
-    <w:p>
-      <w:pPr>
-        <w:rPr>
-          <w:color w:val="EE0000"/>
-        </w:rPr>
-      </w:pPr>
-      <w:r>
-        <w:rPr>
-          <w:color w:val="EE0000"/>
-        </w:rPr>
-        <w:t>float changedLength[3</w:t>
-      </w:r>
-      <w:proofErr w:type="gramStart"/>
-      <w:r>
-        <w:rPr>
-          <w:color w:val="EE0000"/>
-        </w:rPr>
-        <w:t>]</w:t>
-      </w:r>
-      <w:r>
-        <w:rPr>
-          <w:rFonts w:hint="eastAsia"/>
-          <w:color w:val="EE0000"/>
-        </w:rPr>
-        <w:t>:이동</w:t>
-      </w:r>
-      <w:proofErr w:type="gramEnd"/>
-      <w:r>
-        <w:rPr>
-          <w:rFonts w:hint="eastAsia"/>
-          <w:color w:val="EE0000"/>
-        </w:rPr>
-        <w:t xml:space="preserve"> 거리를 계산해 최대 변화량이 넘어가면 방향을 반대로 설정</w:t>
-      </w:r>
-    </w:p>
-    <w:p>
-      <w:r>
-        <w:rPr>
-          <w:rFonts w:hint="eastAsia"/>
-        </w:rPr>
-        <w:t>float max_chnge: 좌표축당 최대 변화량</w:t>
-      </w:r>
-    </w:p>
-    <w:p>
-      <w:r>
-        <w:rPr>
-          <w:rFonts w:hint="eastAsia"/>
-        </w:rPr>
-        <w:t>int direction[3]: 이동 방향</w:t>
-      </w:r>
-    </w:p>
-    <w:p/>
-    <w:p>
-      <w:r>
-        <w:rPr>
-          <w:rFonts w:hint="eastAsia"/>
-        </w:rPr>
-        <w:t>[멤버 함수]</w:t>
-      </w:r>
-    </w:p>
-    <w:p>
-      <w:pPr>
-        <w:rPr>
-          <w:strike/>
-        </w:rPr>
-      </w:pPr>
-      <w:r>
-        <w:rPr>
-          <w:strike/>
-        </w:rPr>
+    <w:p>
+      <w:pPr>
+        <w:rPr>
+          <w:color w:val="EE0000"/>
+        </w:rPr>
+      </w:pPr>
+      <w:r>
+        <w:rPr>
+          <w:rFonts w:hint="eastAsia"/>
+          <w:color w:val="EE0000"/>
+        </w:rPr>
+        <w:t>: 객체 생성, 초기 위치 지정, 초기 방향 지정</w:t>
+      </w:r>
+    </w:p>
+    <w:p>
+      <w:r>
         <w:t>V</w:t>
       </w:r>
       <w:r>
         <w:rPr>
           <w:rFonts w:hint="eastAsia"/>
-          <w:strike/>
-        </w:rPr>
-        <w:t>irtual init(float new): 객체 생성, 초기 위치 지정</w:t>
-      </w:r>
-    </w:p>
-    <w:p>
-      <w:pPr>
-        <w:rPr>
-          <w:color w:val="EE0000"/>
-        </w:rPr>
-      </w:pPr>
-      <w:r>
-        <w:rPr>
-          <w:color w:val="EE0000"/>
-        </w:rPr>
-        <w:t xml:space="preserve">void </w:t>
-      </w:r>
-      <w:proofErr w:type="gramStart"/>
-      <w:r>
-        <w:rPr>
-          <w:color w:val="EE0000"/>
-        </w:rPr>
-        <w:t>Init(</w:t>
-      </w:r>
-      <w:proofErr w:type="gramEnd"/>
-      <w:r>
-        <w:rPr>
-          <w:color w:val="EE0000"/>
-        </w:rPr>
-        <w:t xml:space="preserve">const </w:t>
-      </w:r>
-      <w:proofErr w:type="gramStart"/>
-      <w:r>
-        <w:rPr>
-          <w:color w:val="EE0000"/>
-        </w:rPr>
-        <w:t>std::</w:t>
-      </w:r>
-      <w:proofErr w:type="gramEnd"/>
-      <w:r>
-        <w:rPr>
-          <w:color w:val="EE0000"/>
-        </w:rPr>
-        <w:t xml:space="preserve">array&lt;float, 3&gt;&amp; newPos, const </w:t>
-      </w:r>
-      <w:proofErr w:type="gramStart"/>
-      <w:r>
-        <w:rPr>
-          <w:color w:val="EE0000"/>
-        </w:rPr>
-        <w:t>std::</w:t>
-      </w:r>
-      <w:proofErr w:type="gramEnd"/>
-      <w:r>
-        <w:rPr>
-          <w:color w:val="EE0000"/>
-        </w:rPr>
-        <w:t>array&lt;int, 3&gt;&amp; newDir)</w:t>
-      </w:r>
-    </w:p>
-    <w:p>
-      <w:pPr>
-        <w:rPr>
-          <w:color w:val="EE0000"/>
-        </w:rPr>
-      </w:pPr>
-      <w:r>
-        <w:rPr>
-          <w:rFonts w:hint="eastAsia"/>
-          <w:color w:val="EE0000"/>
-        </w:rPr>
-        <w:t>: 객체 생성, 초기 위치 지정, 초기 방향 지정</w:t>
-      </w:r>
-    </w:p>
-    <w:p>
-      <w:r>
-        <w:t>V</w:t>
-      </w:r>
-      <w:r>
-        <w:rPr>
-          <w:rFonts w:hint="eastAsia"/>
         </w:rPr>
         <w:t xml:space="preserve">oid update(): </w:t>
       </w:r>
@@ -8129,8 +8423,16 @@
         <w:rPr>
           <w:rFonts w:hint="eastAsia"/>
         </w:rPr>
-        <w:t>, dir</w:t>
-      </w:r>
+        <w:t xml:space="preserve">, </w:t>
+      </w:r>
+      <w:proofErr w:type="spellStart"/>
+      <w:r>
+        <w:rPr>
+          <w:rFonts w:hint="eastAsia"/>
+        </w:rPr>
+        <w:t>dir</w:t>
+      </w:r>
+      <w:proofErr w:type="spellEnd"/>
       <w:r>
         <w:rPr>
           <w:rFonts w:hint="eastAsia"/>
@@ -8183,7 +8485,21 @@
         <w:rPr>
           <w:rFonts w:hint="eastAsia"/>
         </w:rPr>
-        <w:t>&lt;클라이언트&gt; (input 받는 거는 glutKeyboardFunc과 같은 함수로 받음)</w:t>
+        <w:t xml:space="preserve">&lt;클라이언트&gt; (input 받는 거는 </w:t>
+      </w:r>
+      <w:proofErr w:type="spellStart"/>
+      <w:r>
+        <w:rPr>
+          <w:rFonts w:hint="eastAsia"/>
+        </w:rPr>
+        <w:t>glutKeyboardFunc</w:t>
+      </w:r>
+      <w:proofErr w:type="spellEnd"/>
+      <w:r>
+        <w:rPr>
+          <w:rFonts w:hint="eastAsia"/>
+        </w:rPr>
+        <w:t>과 같은 함수로 받음)</w:t>
       </w:r>
     </w:p>
     <w:p>
@@ -8208,13 +8524,22 @@
         </w:rPr>
         <w:t xml:space="preserve">ool </w:t>
       </w:r>
+      <w:proofErr w:type="spellStart"/>
       <w:proofErr w:type="gramStart"/>
       <w:r>
         <w:rPr>
           <w:rFonts w:hint="eastAsia"/>
           <w:strike/>
         </w:rPr>
-        <w:t>CreateSocket(</w:t>
+        <w:t>CreateSocket</w:t>
+      </w:r>
+      <w:proofErr w:type="spellEnd"/>
+      <w:r>
+        <w:rPr>
+          <w:rFonts w:hint="eastAsia"/>
+          <w:strike/>
+        </w:rPr>
+        <w:t>(</w:t>
       </w:r>
       <w:proofErr w:type="gramEnd"/>
       <w:r>
@@ -8240,12 +8565,20 @@
         </w:rPr>
         <w:t xml:space="preserve">SOCKET </w:t>
       </w:r>
+      <w:proofErr w:type="spellStart"/>
       <w:proofErr w:type="gramStart"/>
       <w:r>
         <w:rPr>
           <w:color w:val="EE0000"/>
         </w:rPr>
-        <w:t>InitSocket(</w:t>
+        <w:t>InitSocket</w:t>
+      </w:r>
+      <w:proofErr w:type="spellEnd"/>
+      <w:r>
+        <w:rPr>
+          <w:color w:val="EE0000"/>
+        </w:rPr>
+        <w:t>(</w:t>
       </w:r>
       <w:proofErr w:type="gramEnd"/>
       <w:r>
@@ -8290,8 +8623,17 @@
           <w:rFonts w:hint="eastAsia"/>
           <w:strike/>
         </w:rPr>
-        <w:t>ool RecvInit</w:t>
-      </w:r>
+        <w:t xml:space="preserve">ool </w:t>
+      </w:r>
+      <w:proofErr w:type="spellStart"/>
+      <w:r>
+        <w:rPr>
+          <w:rFonts w:hint="eastAsia"/>
+          <w:strike/>
+        </w:rPr>
+        <w:t>RecvInit</w:t>
+      </w:r>
+      <w:proofErr w:type="spellEnd"/>
     </w:p>
     <w:p>
       <w:pPr>
@@ -8351,25 +8693,55 @@
           <w:color w:val="EE0000"/>
         </w:rPr>
       </w:pPr>
-      <w:r>
-        <w:rPr>
-          <w:color w:val="EE0000"/>
-        </w:rPr>
-        <w:t xml:space="preserve">void </w:t>
-      </w:r>
       <w:proofErr w:type="gramStart"/>
       <w:r>
         <w:rPr>
           <w:color w:val="EE0000"/>
         </w:rPr>
-        <w:t>RecvInitPlayers(</w:t>
+        <w:t>void</w:t>
       </w:r>
       <w:proofErr w:type="gramEnd"/>
       <w:r>
         <w:rPr>
           <w:color w:val="EE0000"/>
         </w:rPr>
-        <w:t>SOCKET sock, UINT &amp;MyID)</w:t>
+        <w:t xml:space="preserve"> </w:t>
+      </w:r>
+      <w:proofErr w:type="spellStart"/>
+      <w:proofErr w:type="gramStart"/>
+      <w:r>
+        <w:rPr>
+          <w:color w:val="EE0000"/>
+        </w:rPr>
+        <w:t>RecvInitPlayers</w:t>
+      </w:r>
+      <w:proofErr w:type="spellEnd"/>
+      <w:r>
+        <w:rPr>
+          <w:color w:val="EE0000"/>
+        </w:rPr>
+        <w:t>(</w:t>
+      </w:r>
+      <w:proofErr w:type="gramEnd"/>
+      <w:r>
+        <w:rPr>
+          <w:color w:val="EE0000"/>
+        </w:rPr>
+        <w:t>SOCKET sock, UINT &amp;</w:t>
+      </w:r>
+      <w:proofErr w:type="spellStart"/>
+      <w:r>
+        <w:rPr>
+          <w:color w:val="EE0000"/>
+        </w:rPr>
+        <w:t>MyID</w:t>
+      </w:r>
+      <w:proofErr w:type="spellEnd"/>
+      <w:r>
+        <w:rPr>
+          <w:color w:val="EE0000"/>
+        </w:rPr>
+        <w:t>)</w:t>
       </w:r>
     </w:p>
     <w:p>
@@ -8447,12 +8819,20 @@
         </w:rPr>
         <w:t xml:space="preserve">void </w:t>
       </w:r>
+      <w:proofErr w:type="spellStart"/>
       <w:proofErr w:type="gramStart"/>
       <w:r>
         <w:rPr>
           <w:color w:val="EE0000"/>
         </w:rPr>
-        <w:t>RecvInitWorldStatic(</w:t>
+        <w:t>RecvInitWorldStatic</w:t>
+      </w:r>
+      <w:proofErr w:type="spellEnd"/>
+      <w:r>
+        <w:rPr>
+          <w:color w:val="EE0000"/>
+        </w:rPr>
+        <w:t>(</w:t>
       </w:r>
       <w:proofErr w:type="gramEnd"/>
       <w:r>
@@ -8509,12 +8889,20 @@
         </w:rPr>
         <w:t xml:space="preserve">void </w:t>
       </w:r>
+      <w:proofErr w:type="spellStart"/>
       <w:proofErr w:type="gramStart"/>
       <w:r>
         <w:rPr>
           <w:color w:val="EE0000"/>
         </w:rPr>
-        <w:t>RecvInitWorldDynamic(</w:t>
+        <w:t>RecvInitWorldDynamic</w:t>
+      </w:r>
+      <w:proofErr w:type="spellEnd"/>
+      <w:r>
+        <w:rPr>
+          <w:color w:val="EE0000"/>
+        </w:rPr>
+        <w:t>(</w:t>
       </w:r>
       <w:proofErr w:type="gramEnd"/>
       <w:r>
@@ -8574,6 +8962,7 @@
           <w:strike/>
         </w:rPr>
       </w:pPr>
+      <w:proofErr w:type="spellStart"/>
       <w:r>
         <w:rPr>
           <w:rFonts w:hint="eastAsia"/>
@@ -8587,7 +8976,15 @@
           <w:rFonts w:hint="eastAsia"/>
           <w:strike/>
         </w:rPr>
-        <w:t>Input(</w:t>
+        <w:t>Input</w:t>
+      </w:r>
+      <w:proofErr w:type="spellEnd"/>
+      <w:r>
+        <w:rPr>
+          <w:rFonts w:hint="eastAsia"/>
+          <w:strike/>
+        </w:rPr>
+        <w:t>(</w:t>
       </w:r>
       <w:proofErr w:type="gramEnd"/>
       <w:r>
@@ -8629,12 +9026,21 @@
           <w:color w:val="EE0000"/>
         </w:rPr>
       </w:pPr>
-      <w:r>
-        <w:rPr>
-          <w:rFonts w:hint="eastAsia"/>
-          <w:color w:val="EE0000"/>
-        </w:rPr>
-        <w:t>PlayerInputs inputs에 위치, 방향 등의 값을 직접 대입하여 변경.</w:t>
+      <w:proofErr w:type="spellStart"/>
+      <w:r>
+        <w:rPr>
+          <w:rFonts w:hint="eastAsia"/>
+          <w:color w:val="EE0000"/>
+        </w:rPr>
+        <w:t>PlayerInputs</w:t>
+      </w:r>
+      <w:proofErr w:type="spellEnd"/>
+      <w:r>
+        <w:rPr>
+          <w:rFonts w:hint="eastAsia"/>
+          <w:color w:val="EE0000"/>
+        </w:rPr>
+        <w:t xml:space="preserve"> inputs에 위치, 방향 등의 값을 직접 대입하여 변경.</w:t>
       </w:r>
     </w:p>
     <w:p>
@@ -8653,13 +9059,22 @@
           <w:strike/>
         </w:rPr>
       </w:pPr>
+      <w:proofErr w:type="spellStart"/>
       <w:proofErr w:type="gramStart"/>
       <w:r>
         <w:rPr>
           <w:rFonts w:hint="eastAsia"/>
           <w:strike/>
         </w:rPr>
-        <w:t>sendInputChange(</w:t>
+        <w:t>sendInputChange</w:t>
+      </w:r>
+      <w:proofErr w:type="spellEnd"/>
+      <w:r>
+        <w:rPr>
+          <w:rFonts w:hint="eastAsia"/>
+          <w:strike/>
+        </w:rPr>
+        <w:t>(</w:t>
       </w:r>
       <w:proofErr w:type="gramEnd"/>
       <w:r>
@@ -8741,20 +9156,43 @@
         </w:rPr>
         <w:t xml:space="preserve">void </w:t>
       </w:r>
+      <w:proofErr w:type="spellStart"/>
       <w:proofErr w:type="gramStart"/>
       <w:r>
         <w:rPr>
           <w:rFonts w:hint="eastAsia"/>
           <w:color w:val="EE0000"/>
         </w:rPr>
-        <w:t>SendInputChange(</w:t>
+        <w:t>SendInputChange</w:t>
+      </w:r>
+      <w:proofErr w:type="spellEnd"/>
+      <w:r>
+        <w:rPr>
+          <w:rFonts w:hint="eastAsia"/>
+          <w:color w:val="EE0000"/>
+        </w:rPr>
+        <w:t>(</w:t>
       </w:r>
       <w:proofErr w:type="gramEnd"/>
       <w:r>
         <w:rPr>
           <w:color w:val="EE0000"/>
         </w:rPr>
-        <w:t>SOCKET sock, const PlayerInputs&amp; input</w:t>
+        <w:t xml:space="preserve">SOCKET sock, const </w:t>
+      </w:r>
+      <w:proofErr w:type="spellStart"/>
+      <w:r>
+        <w:rPr>
+          <w:color w:val="EE0000"/>
+        </w:rPr>
+        <w:t>PlayerInputs</w:t>
+      </w:r>
+      <w:proofErr w:type="spellEnd"/>
+      <w:r>
+        <w:rPr>
+          <w:color w:val="EE0000"/>
+        </w:rPr>
+        <w:t>&amp; input</w:t>
       </w:r>
       <w:r>
         <w:rPr>
@@ -8777,12 +9215,14 @@
         </w:rPr>
         <w:t xml:space="preserve">: 플레이어의 입력 값을 </w:t>
       </w:r>
+      <w:proofErr w:type="spellStart"/>
       <w:r>
         <w:rPr>
           <w:color w:val="EE0000"/>
         </w:rPr>
         <w:t>PacketParam</w:t>
       </w:r>
+      <w:proofErr w:type="spellEnd"/>
       <w:r>
         <w:rPr>
           <w:rFonts w:hint="eastAsia"/>
@@ -8790,12 +9230,14 @@
         </w:rPr>
         <w:t xml:space="preserve"> 구조체를 통해 패킷의 종류와 크기(</w:t>
       </w:r>
+      <w:proofErr w:type="spellStart"/>
       <w:r>
         <w:rPr>
           <w:color w:val="EE0000"/>
         </w:rPr>
         <w:t>PacketParam</w:t>
       </w:r>
+      <w:proofErr w:type="spellEnd"/>
       <w:r>
         <w:rPr>
           <w:rFonts w:hint="eastAsia"/>
@@ -8814,18 +9256,36 @@
         </w:rPr>
         <w:t xml:space="preserve"> </w:t>
       </w:r>
+      <w:proofErr w:type="spellStart"/>
       <w:r>
         <w:rPr>
           <w:color w:val="EE0000"/>
         </w:rPr>
         <w:t>PlayerInputs</w:t>
       </w:r>
-      <w:r>
-        <w:rPr>
-          <w:rFonts w:hint="eastAsia"/>
-          <w:color w:val="EE0000"/>
-        </w:rPr>
-        <w:t>)를 소켓을 통해 먼저 전송한 후, 실제 입력 데이터를 전송</w:t>
+      <w:proofErr w:type="spellEnd"/>
+      <w:r>
+        <w:rPr>
+          <w:rFonts w:hint="eastAsia"/>
+          <w:color w:val="EE0000"/>
+        </w:rPr>
+        <w:t>)</w:t>
+      </w:r>
+      <w:proofErr w:type="spellStart"/>
+      <w:r>
+        <w:rPr>
+          <w:rFonts w:hint="eastAsia"/>
+          <w:color w:val="EE0000"/>
+        </w:rPr>
+        <w:t>를</w:t>
+      </w:r>
+      <w:proofErr w:type="spellEnd"/>
+      <w:r>
+        <w:rPr>
+          <w:rFonts w:hint="eastAsia"/>
+          <w:color w:val="EE0000"/>
+        </w:rPr>
+        <w:t xml:space="preserve"> 소켓을 통해 먼저 전송한 후, 실제 입력 데이터를 전송</w:t>
       </w:r>
     </w:p>
     <w:p>
@@ -8846,13 +9306,21 @@
           <w:tab w:val="left" w:pos="7167"/>
         </w:tabs>
       </w:pPr>
+      <w:proofErr w:type="spellStart"/>
       <w:proofErr w:type="gramStart"/>
       <w:r>
         <w:rPr>
           <w:rFonts w:hint="eastAsia"/>
         </w:rPr>
         <w:lastRenderedPageBreak/>
-        <w:t>recvWorld(</w:t>
+        <w:t>recvWorld</w:t>
+      </w:r>
+      <w:proofErr w:type="spellEnd"/>
+      <w:r>
+        <w:rPr>
+          <w:rFonts w:hint="eastAsia"/>
+        </w:rPr>
+        <w:t>(</w:t>
       </w:r>
       <w:proofErr w:type="gramEnd"/>
       <w:r>
@@ -8935,6 +9403,7 @@
         </w:rPr>
         <w:t xml:space="preserve"> </w:t>
       </w:r>
+      <w:proofErr w:type="spellStart"/>
       <w:proofErr w:type="gramStart"/>
       <w:r>
         <w:rPr>
@@ -8946,14 +9415,35 @@
         <w:rPr>
           <w:rFonts w:hint="eastAsia"/>
         </w:rPr>
-        <w:t>Process(</w:t>
+        <w:t>Process</w:t>
+      </w:r>
+      <w:proofErr w:type="spellEnd"/>
+      <w:r>
+        <w:rPr>
+          <w:rFonts w:hint="eastAsia"/>
+        </w:rPr>
+        <w:t>(</w:t>
       </w:r>
       <w:proofErr w:type="gramEnd"/>
       <w:r>
         <w:rPr>
           <w:rFonts w:hint="eastAsia"/>
         </w:rPr>
-        <w:t>LPVOID arg)</w:t>
+        <w:t xml:space="preserve">LPVOID </w:t>
+      </w:r>
+      <w:proofErr w:type="spellStart"/>
+      <w:r>
+        <w:rPr>
+          <w:rFonts w:hint="eastAsia"/>
+        </w:rPr>
+        <w:t>arg</w:t>
+      </w:r>
+      <w:proofErr w:type="spellEnd"/>
+      <w:r>
+        <w:rPr>
+          <w:rFonts w:hint="eastAsia"/>
+        </w:rPr>
+        <w:t>)</w:t>
       </w:r>
     </w:p>
     <w:p>
@@ -9002,6 +9492,7 @@
         </w:rPr>
         <w:t xml:space="preserve">ool </w:t>
       </w:r>
+      <w:proofErr w:type="spellStart"/>
       <w:proofErr w:type="gramStart"/>
       <w:r>
         <w:rPr>
@@ -9019,7 +9510,14 @@
         <w:rPr>
           <w:rFonts w:hint="eastAsia"/>
         </w:rPr>
-        <w:t>Socket(</w:t>
+        <w:t>Socket</w:t>
+      </w:r>
+      <w:proofErr w:type="spellEnd"/>
+      <w:r>
+        <w:rPr>
+          <w:rFonts w:hint="eastAsia"/>
+        </w:rPr>
+        <w:t>(</w:t>
       </w:r>
       <w:proofErr w:type="gramEnd"/>
       <w:r>
@@ -9046,6 +9544,7 @@
         </w:rPr>
         <w:t xml:space="preserve">서버용 </w:t>
       </w:r>
+      <w:proofErr w:type="spellStart"/>
       <w:r>
         <w:rPr>
           <w:rFonts w:hint="eastAsia"/>
@@ -9056,7 +9555,14 @@
         <w:rPr>
           <w:rFonts w:hint="eastAsia"/>
         </w:rPr>
-        <w:t>소켓 생성</w:t>
+        <w:t>소켓</w:t>
+      </w:r>
+      <w:proofErr w:type="spellEnd"/>
+      <w:r>
+        <w:rPr>
+          <w:rFonts w:hint="eastAsia"/>
+        </w:rPr>
+        <w:t xml:space="preserve"> 생성</w:t>
       </w:r>
     </w:p>
     <w:p>
@@ -9081,13 +9587,22 @@
         </w:rPr>
         <w:t xml:space="preserve">ool </w:t>
       </w:r>
+      <w:proofErr w:type="spellStart"/>
       <w:proofErr w:type="gramStart"/>
       <w:r>
         <w:rPr>
           <w:rFonts w:hint="eastAsia"/>
           <w:strike/>
         </w:rPr>
-        <w:t>MakeThread(</w:t>
+        <w:t>MakeThread</w:t>
+      </w:r>
+      <w:proofErr w:type="spellEnd"/>
+      <w:r>
+        <w:rPr>
+          <w:rFonts w:hint="eastAsia"/>
+          <w:strike/>
+        </w:rPr>
+        <w:t>(</w:t>
       </w:r>
       <w:proofErr w:type="gramEnd"/>
       <w:r>
@@ -9174,13 +9689,22 @@
         </w:rPr>
         <w:t xml:space="preserve">oid </w:t>
       </w:r>
+      <w:proofErr w:type="spellStart"/>
       <w:proofErr w:type="gramStart"/>
       <w:r>
         <w:rPr>
           <w:rFonts w:hint="eastAsia"/>
           <w:strike/>
         </w:rPr>
-        <w:t>SetPlayer(</w:t>
+        <w:t>SetPlayer</w:t>
+      </w:r>
+      <w:proofErr w:type="spellEnd"/>
+      <w:r>
+        <w:rPr>
+          <w:rFonts w:hint="eastAsia"/>
+          <w:strike/>
+        </w:rPr>
+        <w:t>(</w:t>
       </w:r>
       <w:proofErr w:type="gramEnd"/>
       <w:r>
@@ -9235,13 +9759,22 @@
         </w:rPr>
         <w:t xml:space="preserve">oid </w:t>
       </w:r>
+      <w:proofErr w:type="spellStart"/>
       <w:proofErr w:type="gramStart"/>
       <w:r>
         <w:rPr>
           <w:rFonts w:hint="eastAsia"/>
           <w:strike/>
         </w:rPr>
-        <w:t>SendInit(</w:t>
+        <w:t>SendInit</w:t>
+      </w:r>
+      <w:proofErr w:type="spellEnd"/>
+      <w:r>
+        <w:rPr>
+          <w:rFonts w:hint="eastAsia"/>
+          <w:strike/>
+        </w:rPr>
+        <w:t>(</w:t>
       </w:r>
       <w:proofErr w:type="gramEnd"/>
       <w:r>
@@ -9290,21 +9823,12 @@
           <w:color w:val="EE0000"/>
         </w:rPr>
       </w:pPr>
-      <w:proofErr w:type="gramStart"/>
-      <w:r>
-        <w:rPr>
-          <w:rFonts w:hint="eastAsia"/>
-          <w:color w:val="EE0000"/>
-        </w:rPr>
-        <w:t>// 2025</w:t>
-      </w:r>
-      <w:proofErr w:type="gramEnd"/>
-      <w:r>
-        <w:rPr>
-          <w:rFonts w:hint="eastAsia"/>
-          <w:color w:val="EE0000"/>
-        </w:rPr>
-        <w:t xml:space="preserve">-11-12일 </w:t>
+      <w:r>
+        <w:rPr>
+          <w:rFonts w:hint="eastAsia"/>
+          <w:color w:val="EE0000"/>
+        </w:rPr>
+        <w:t xml:space="preserve">// 2025-11-12일 </w:t>
       </w:r>
       <w:r>
         <w:rPr>
@@ -9362,13 +9886,22 @@
           <w:color w:val="EE0000"/>
         </w:rPr>
       </w:pPr>
+      <w:proofErr w:type="spellStart"/>
       <w:proofErr w:type="gramStart"/>
       <w:r>
         <w:rPr>
           <w:rFonts w:hint="eastAsia"/>
           <w:color w:val="EE0000"/>
         </w:rPr>
-        <w:t>SendInitOnePlayer(</w:t>
+        <w:t>SendInitOnePlayer</w:t>
+      </w:r>
+      <w:proofErr w:type="spellEnd"/>
+      <w:r>
+        <w:rPr>
+          <w:rFonts w:hint="eastAsia"/>
+          <w:color w:val="EE0000"/>
+        </w:rPr>
+        <w:t>(</w:t>
       </w:r>
       <w:proofErr w:type="gramEnd"/>
       <w:r>
@@ -9422,13 +9955,22 @@
           <w:color w:val="EE0000"/>
         </w:rPr>
       </w:pPr>
+      <w:proofErr w:type="spellStart"/>
       <w:proofErr w:type="gramStart"/>
       <w:r>
         <w:rPr>
           <w:rFonts w:hint="eastAsia"/>
           <w:color w:val="EE0000"/>
         </w:rPr>
-        <w:t>SendInitPlayers(</w:t>
+        <w:t>SendInitPlayers</w:t>
+      </w:r>
+      <w:proofErr w:type="spellEnd"/>
+      <w:r>
+        <w:rPr>
+          <w:rFonts w:hint="eastAsia"/>
+          <w:color w:val="EE0000"/>
+        </w:rPr>
+        <w:t>(</w:t>
       </w:r>
       <w:proofErr w:type="gramEnd"/>
       <w:r>
@@ -9475,13 +10017,22 @@
           <w:color w:val="EE0000"/>
         </w:rPr>
       </w:pPr>
+      <w:proofErr w:type="spellStart"/>
       <w:proofErr w:type="gramStart"/>
       <w:r>
         <w:rPr>
           <w:rFonts w:hint="eastAsia"/>
           <w:color w:val="EE0000"/>
         </w:rPr>
-        <w:t>SendInitStatic(</w:t>
+        <w:t>SendInitStatic</w:t>
+      </w:r>
+      <w:proofErr w:type="spellEnd"/>
+      <w:r>
+        <w:rPr>
+          <w:rFonts w:hint="eastAsia"/>
+          <w:color w:val="EE0000"/>
+        </w:rPr>
+        <w:t>(</w:t>
       </w:r>
       <w:proofErr w:type="gramEnd"/>
       <w:r>
@@ -9528,13 +10079,22 @@
           <w:color w:val="EE0000"/>
         </w:rPr>
       </w:pPr>
+      <w:proofErr w:type="spellStart"/>
       <w:proofErr w:type="gramStart"/>
       <w:r>
         <w:rPr>
           <w:rFonts w:hint="eastAsia"/>
           <w:color w:val="EE0000"/>
         </w:rPr>
-        <w:t>SendInitDynamic(</w:t>
+        <w:t>SendInitDynamic</w:t>
+      </w:r>
+      <w:proofErr w:type="spellEnd"/>
+      <w:r>
+        <w:rPr>
+          <w:rFonts w:hint="eastAsia"/>
+          <w:color w:val="EE0000"/>
+        </w:rPr>
+        <w:t>(</w:t>
       </w:r>
       <w:proofErr w:type="gramEnd"/>
       <w:r>
@@ -9609,12 +10169,20 @@
           <w:tab w:val="left" w:pos="7167"/>
         </w:tabs>
       </w:pPr>
+      <w:proofErr w:type="spellStart"/>
       <w:proofErr w:type="gramStart"/>
       <w:r>
         <w:rPr>
           <w:rFonts w:hint="eastAsia"/>
         </w:rPr>
-        <w:t>recvInputChange(</w:t>
+        <w:t>recvInputChange</w:t>
+      </w:r>
+      <w:proofErr w:type="spellEnd"/>
+      <w:r>
+        <w:rPr>
+          <w:rFonts w:hint="eastAsia"/>
+        </w:rPr>
+        <w:t>(</w:t>
       </w:r>
       <w:proofErr w:type="gramEnd"/>
       <w:r>
@@ -9664,7 +10232,21 @@
           <w:rFonts w:hint="eastAsia"/>
         </w:rPr>
         <w:lastRenderedPageBreak/>
-        <w:t>클라이언트로부터 PlayerInput 수신/적용</w:t>
+        <w:t xml:space="preserve">클라이언트로부터 </w:t>
+      </w:r>
+      <w:proofErr w:type="spellStart"/>
+      <w:r>
+        <w:rPr>
+          <w:rFonts w:hint="eastAsia"/>
+        </w:rPr>
+        <w:t>PlayerInput</w:t>
+      </w:r>
+      <w:proofErr w:type="spellEnd"/>
+      <w:r>
+        <w:rPr>
+          <w:rFonts w:hint="eastAsia"/>
+        </w:rPr>
+        <w:t xml:space="preserve"> 수신/적용</w:t>
       </w:r>
     </w:p>
     <w:p>
@@ -9676,9 +10258,14 @@
       <w:r>
         <w:t xml:space="preserve">bool </w:t>
       </w:r>
+      <w:proofErr w:type="spellStart"/>
       <w:proofErr w:type="gramStart"/>
       <w:r>
-        <w:t>ChecKCollisionLoop(</w:t>
+        <w:t>ChecKCollisionLoop</w:t>
+      </w:r>
+      <w:proofErr w:type="spellEnd"/>
+      <w:r>
+        <w:t>(</w:t>
       </w:r>
       <w:proofErr w:type="gramEnd"/>
       <w:r>
@@ -9712,6 +10299,7 @@
           <w:strike/>
         </w:rPr>
       </w:pPr>
+      <w:proofErr w:type="spellStart"/>
       <w:proofErr w:type="gramStart"/>
       <w:r>
         <w:rPr>
@@ -9725,7 +10313,15 @@
           <w:rFonts w:hint="eastAsia"/>
           <w:strike/>
         </w:rPr>
-        <w:t>pdateWorld(</w:t>
+        <w:t>pdateWorld</w:t>
+      </w:r>
+      <w:proofErr w:type="spellEnd"/>
+      <w:r>
+        <w:rPr>
+          <w:rFonts w:hint="eastAsia"/>
+          <w:strike/>
+        </w:rPr>
+        <w:t>(</w:t>
       </w:r>
       <w:proofErr w:type="gramEnd"/>
       <w:r>
@@ -9780,12 +10376,20 @@
         </w:rPr>
         <w:t xml:space="preserve">void </w:t>
       </w:r>
+      <w:proofErr w:type="spellStart"/>
       <w:proofErr w:type="gramStart"/>
       <w:r>
         <w:rPr>
           <w:color w:val="EE0000"/>
         </w:rPr>
-        <w:t>ServerMainLoop(</w:t>
+        <w:t>ServerMainLoop</w:t>
+      </w:r>
+      <w:proofErr w:type="spellEnd"/>
+      <w:r>
+        <w:rPr>
+          <w:color w:val="EE0000"/>
+        </w:rPr>
+        <w:t>(</w:t>
       </w:r>
       <w:proofErr w:type="gramEnd"/>
       <w:r>
@@ -9823,18 +10427,36 @@
         </w:rPr>
         <w:t>패킷(</w:t>
       </w:r>
+      <w:proofErr w:type="spellStart"/>
       <w:r>
         <w:rPr>
           <w:color w:val="EE0000"/>
         </w:rPr>
         <w:t>PktFrameState</w:t>
       </w:r>
-      <w:r>
-        <w:rPr>
-          <w:rFonts w:hint="eastAsia"/>
-          <w:color w:val="EE0000"/>
-        </w:rPr>
-        <w:t>)에 반영.</w:t>
+      <w:proofErr w:type="spellEnd"/>
+      <w:r>
+        <w:rPr>
+          <w:rFonts w:hint="eastAsia"/>
+          <w:color w:val="EE0000"/>
+        </w:rPr>
+        <w:t>)</w:t>
+      </w:r>
+      <w:proofErr w:type="spellStart"/>
+      <w:r>
+        <w:rPr>
+          <w:rFonts w:hint="eastAsia"/>
+          <w:color w:val="EE0000"/>
+        </w:rPr>
+        <w:t>에</w:t>
+      </w:r>
+      <w:proofErr w:type="spellEnd"/>
+      <w:r>
+        <w:rPr>
+          <w:rFonts w:hint="eastAsia"/>
+          <w:color w:val="EE0000"/>
+        </w:rPr>
+        <w:t xml:space="preserve"> 반영.</w:t>
       </w:r>
     </w:p>
     <w:p>
@@ -9852,19 +10474,35 @@
         </w:rPr>
         <w:t xml:space="preserve">bool </w:t>
       </w:r>
+      <w:proofErr w:type="spellStart"/>
       <w:proofErr w:type="gramStart"/>
       <w:r>
         <w:rPr>
           <w:color w:val="EE0000"/>
         </w:rPr>
-        <w:t>WriteFrameState(</w:t>
-      </w:r>
+        <w:t>WriteFrameState</w:t>
+      </w:r>
+      <w:proofErr w:type="spellEnd"/>
+      <w:r>
+        <w:rPr>
+          <w:color w:val="EE0000"/>
+        </w:rPr>
+        <w:t>(</w:t>
+      </w:r>
+      <w:proofErr w:type="spellStart"/>
       <w:proofErr w:type="gramEnd"/>
       <w:r>
         <w:rPr>
           <w:color w:val="EE0000"/>
         </w:rPr>
-        <w:t>Game_State&amp; state)</w:t>
+        <w:t>Game_State</w:t>
+      </w:r>
+      <w:proofErr w:type="spellEnd"/>
+      <w:r>
+        <w:rPr>
+          <w:color w:val="EE0000"/>
+        </w:rPr>
+        <w:t>&amp; state)</w:t>
       </w:r>
     </w:p>
     <w:p>
@@ -9888,18 +10526,36 @@
         </w:rPr>
         <w:t>패킷(</w:t>
       </w:r>
+      <w:proofErr w:type="spellStart"/>
       <w:r>
         <w:rPr>
           <w:color w:val="EE0000"/>
         </w:rPr>
         <w:t>PktFrameState</w:t>
       </w:r>
-      <w:r>
-        <w:rPr>
-          <w:rFonts w:hint="eastAsia"/>
-          <w:color w:val="EE0000"/>
-        </w:rPr>
-        <w:t xml:space="preserve">)에 </w:t>
+      <w:proofErr w:type="spellEnd"/>
+      <w:r>
+        <w:rPr>
+          <w:rFonts w:hint="eastAsia"/>
+          <w:color w:val="EE0000"/>
+        </w:rPr>
+        <w:t>)</w:t>
+      </w:r>
+      <w:proofErr w:type="spellStart"/>
+      <w:r>
+        <w:rPr>
+          <w:rFonts w:hint="eastAsia"/>
+          <w:color w:val="EE0000"/>
+        </w:rPr>
+        <w:t>에</w:t>
+      </w:r>
+      <w:proofErr w:type="spellEnd"/>
+      <w:r>
+        <w:rPr>
+          <w:rFonts w:hint="eastAsia"/>
+          <w:color w:val="EE0000"/>
+        </w:rPr>
+        <w:t xml:space="preserve"> </w:t>
       </w:r>
       <w:r>
         <w:rPr>
@@ -9915,12 +10571,20 @@
           <w:tab w:val="left" w:pos="7167"/>
         </w:tabs>
       </w:pPr>
+      <w:proofErr w:type="spellStart"/>
       <w:proofErr w:type="gramStart"/>
       <w:r>
         <w:rPr>
           <w:rFonts w:hint="eastAsia"/>
         </w:rPr>
-        <w:t>sendWorld(</w:t>
+        <w:t>sendWorld</w:t>
+      </w:r>
+      <w:proofErr w:type="spellEnd"/>
+      <w:r>
+        <w:rPr>
+          <w:rFonts w:hint="eastAsia"/>
+        </w:rPr>
+        <w:t>(</w:t>
       </w:r>
       <w:proofErr w:type="gramEnd"/>
       <w:r>
@@ -9985,19 +10649,41 @@
         </w:rPr>
         <w:t xml:space="preserve">DWORD WINAPI </w:t>
       </w:r>
+      <w:proofErr w:type="spellStart"/>
       <w:proofErr w:type="gramStart"/>
       <w:r>
         <w:rPr>
           <w:rFonts w:hint="eastAsia"/>
         </w:rPr>
-        <w:t>ServerProcess(</w:t>
+        <w:t>ServerProcess</w:t>
+      </w:r>
+      <w:proofErr w:type="spellEnd"/>
+      <w:r>
+        <w:rPr>
+          <w:rFonts w:hint="eastAsia"/>
+        </w:rPr>
+        <w:t>(</w:t>
       </w:r>
       <w:proofErr w:type="gramEnd"/>
       <w:r>
         <w:rPr>
           <w:rFonts w:hint="eastAsia"/>
         </w:rPr>
-        <w:t>LPVOID arg)</w:t>
+        <w:t xml:space="preserve">LPVOID </w:t>
+      </w:r>
+      <w:proofErr w:type="spellStart"/>
+      <w:r>
+        <w:rPr>
+          <w:rFonts w:hint="eastAsia"/>
+        </w:rPr>
+        <w:t>arg</w:t>
+      </w:r>
+      <w:proofErr w:type="spellEnd"/>
+      <w:r>
+        <w:rPr>
+          <w:rFonts w:hint="eastAsia"/>
+        </w:rPr>
+        <w:t>)</w:t>
       </w:r>
     </w:p>
     <w:p>
@@ -10036,16 +10722,38 @@
         <w:rPr>
           <w:rFonts w:hint="eastAsia"/>
         </w:rPr>
-        <w:t>[멀티쓰레드 동기화 관련 전역 변수/전역 함수]</w:t>
-      </w:r>
-    </w:p>
-    <w:p>
-      <w:r>
-        <w:rPr>
-          <w:rFonts w:hint="eastAsia"/>
-        </w:rPr>
-        <w:t>CRITICAL_SECTION WorldCS</w:t>
-      </w:r>
+        <w:t>[</w:t>
+      </w:r>
+      <w:proofErr w:type="spellStart"/>
+      <w:r>
+        <w:rPr>
+          <w:rFonts w:hint="eastAsia"/>
+        </w:rPr>
+        <w:t>멀티쓰레드</w:t>
+      </w:r>
+      <w:proofErr w:type="spellEnd"/>
+      <w:r>
+        <w:rPr>
+          <w:rFonts w:hint="eastAsia"/>
+        </w:rPr>
+        <w:t xml:space="preserve"> 동기화 관련 전역 변수/전역 함수]</w:t>
+      </w:r>
+    </w:p>
+    <w:p>
+      <w:r>
+        <w:rPr>
+          <w:rFonts w:hint="eastAsia"/>
+        </w:rPr>
+        <w:t xml:space="preserve">CRITICAL_SECTION </w:t>
+      </w:r>
+      <w:proofErr w:type="spellStart"/>
+      <w:r>
+        <w:rPr>
+          <w:rFonts w:hint="eastAsia"/>
+        </w:rPr>
+        <w:t>WorldCS</w:t>
+      </w:r>
+      <w:proofErr w:type="spellEnd"/>
     </w:p>
     <w:p>
       <w:pPr>
@@ -10084,12 +10792,20 @@
         </w:rPr>
         <w:t xml:space="preserve">void </w:t>
       </w:r>
+      <w:proofErr w:type="spellStart"/>
       <w:proofErr w:type="gramStart"/>
       <w:r>
         <w:rPr>
           <w:rFonts w:hint="eastAsia"/>
         </w:rPr>
-        <w:t>SetPacket(</w:t>
+        <w:t>SetPacket</w:t>
+      </w:r>
+      <w:proofErr w:type="spellEnd"/>
+      <w:r>
+        <w:rPr>
+          <w:rFonts w:hint="eastAsia"/>
+        </w:rPr>
+        <w:t>(</w:t>
       </w:r>
       <w:proofErr w:type="gramEnd"/>
       <w:r>
@@ -10135,18 +10851,40 @@
       </w:r>
     </w:p>
     <w:p>
-      <w:r>
-        <w:rPr>
-          <w:rFonts w:hint="eastAsia"/>
-        </w:rPr>
-        <w:t>enum Game_</w:t>
+      <w:proofErr w:type="spellStart"/>
+      <w:r>
+        <w:rPr>
+          <w:rFonts w:hint="eastAsia"/>
+        </w:rPr>
+        <w:t>enum</w:t>
+      </w:r>
+      <w:proofErr w:type="spellEnd"/>
+      <w:r>
+        <w:rPr>
+          <w:rFonts w:hint="eastAsia"/>
+        </w:rPr>
+        <w:t xml:space="preserve"> </w:t>
+      </w:r>
+      <w:proofErr w:type="spellStart"/>
+      <w:r>
+        <w:rPr>
+          <w:rFonts w:hint="eastAsia"/>
+        </w:rPr>
+        <w:t>Game_</w:t>
       </w:r>
       <w:proofErr w:type="gramStart"/>
       <w:r>
         <w:rPr>
           <w:rFonts w:hint="eastAsia"/>
         </w:rPr>
-        <w:t>State :</w:t>
+        <w:t>State</w:t>
+      </w:r>
+      <w:proofErr w:type="spellEnd"/>
+      <w:r>
+        <w:rPr>
+          <w:rFonts w:hint="eastAsia"/>
+        </w:rPr>
+        <w:t xml:space="preserve"> :</w:t>
       </w:r>
       <w:proofErr w:type="gramEnd"/>
       <w:r>
@@ -10170,99 +10908,51 @@
         <w:rPr>
           <w:rFonts w:hint="eastAsia"/>
         </w:rPr>
-        <w:t>GAME_STATE_WAITING = 0</w:t>
-      </w:r>
-      <w:proofErr w:type="gramStart"/>
-      <w:r>
-        <w:rPr>
-          <w:rFonts w:hint="eastAsia"/>
-        </w:rPr>
-        <w:t>, /</w:t>
-      </w:r>
-      <w:proofErr w:type="gramEnd"/>
-      <w:r>
-        <w:rPr>
-          <w:rFonts w:hint="eastAsia"/>
-        </w:rPr>
-        <w:t>/ 모든 클라이언트 접속 대기 &amp; 초기화 정보 송신 단계</w:t>
-      </w:r>
-    </w:p>
-    <w:p>
-      <w:r>
-        <w:rPr>
-          <w:rFonts w:hint="eastAsia"/>
-        </w:rPr>
-        <w:t>GAME_STATE_RUNNING = 1</w:t>
-      </w:r>
-      <w:proofErr w:type="gramStart"/>
-      <w:r>
-        <w:rPr>
-          <w:rFonts w:hint="eastAsia"/>
-        </w:rPr>
-        <w:t>, /</w:t>
-      </w:r>
-      <w:proofErr w:type="gramEnd"/>
-      <w:r>
-        <w:rPr>
-          <w:rFonts w:hint="eastAsia"/>
-        </w:rPr>
-        <w:t xml:space="preserve">/ 실제 경기 중 </w:t>
-      </w:r>
-    </w:p>
-    <w:p>
-      <w:r>
-        <w:rPr>
-          <w:rFonts w:hint="eastAsia"/>
-        </w:rPr>
-        <w:t>GAME_STATE_FINISHED = 2</w:t>
-      </w:r>
-      <w:proofErr w:type="gramStart"/>
-      <w:r>
-        <w:rPr>
-          <w:rFonts w:hint="eastAsia"/>
-        </w:rPr>
-        <w:t>, /</w:t>
-      </w:r>
-      <w:proofErr w:type="gramEnd"/>
-      <w:r>
-        <w:rPr>
-          <w:rFonts w:hint="eastAsia"/>
-        </w:rPr>
-        <w:t>/ 우승자</w:t>
-      </w:r>
-      <w:r>
-        <w:rPr>
-          <w:rFonts w:hint="eastAsia"/>
-        </w:rPr>
-        <w:t>가 정해짐</w:t>
-      </w:r>
-    </w:p>
-    <w:p>
-      <w:r>
-        <w:rPr>
-          <w:rFonts w:hint="eastAsia"/>
-        </w:rPr>
-        <w:t xml:space="preserve">GAME_STATE_RESETTING = </w:t>
-      </w:r>
-      <w:proofErr w:type="gramStart"/>
-      <w:r>
-        <w:rPr>
-          <w:rFonts w:hint="eastAsia"/>
-        </w:rPr>
-        <w:t>3</w:t>
-      </w:r>
-      <w:r>
-        <w:rPr>
-          <w:rFonts w:hint="eastAsia"/>
-        </w:rPr>
-        <w:t xml:space="preserve"> /</w:t>
-      </w:r>
-      <w:proofErr w:type="gramEnd"/>
-      <w:r>
-        <w:rPr>
-          <w:rFonts w:hint="eastAsia"/>
-        </w:rPr>
-        <w:t xml:space="preserve">/ </w:t>
+        <w:t>GAME_STATE_WAITING = 0, // 모든 클라이언트 접속 대기 &amp; 초기화 정보 송신 단계</w:t>
+      </w:r>
+    </w:p>
+    <w:p>
+      <w:r>
+        <w:rPr>
+          <w:rFonts w:hint="eastAsia"/>
+        </w:rPr>
+        <w:t xml:space="preserve">GAME_STATE_RUNNING = 1, // 실제 경기 중 </w:t>
+      </w:r>
+    </w:p>
+    <w:p>
+      <w:r>
+        <w:rPr>
+          <w:rFonts w:hint="eastAsia"/>
+        </w:rPr>
+        <w:t>GAME_STATE_FINISHED = 2, // 우승자</w:t>
+      </w:r>
+      <w:r>
+        <w:rPr>
+          <w:rFonts w:hint="eastAsia"/>
+        </w:rPr>
+        <w:t xml:space="preserve">가 </w:t>
+      </w:r>
+      <w:proofErr w:type="spellStart"/>
+      <w:r>
+        <w:rPr>
+          <w:rFonts w:hint="eastAsia"/>
+        </w:rPr>
+        <w:t>정해짐</w:t>
+      </w:r>
+      <w:proofErr w:type="spellEnd"/>
+    </w:p>
+    <w:p>
+      <w:r>
+        <w:rPr>
+          <w:rFonts w:hint="eastAsia"/>
+        </w:rPr>
+        <w:t>GAME_STATE_RESETTING = 3</w:t>
+      </w:r>
+      <w:r>
+        <w:rPr>
+          <w:rFonts w:hint="eastAsia"/>
+        </w:rPr>
+        <w:t xml:space="preserve"> // </w:t>
       </w:r>
       <w:r>
         <w:rPr>
@@ -10300,22 +10990,46 @@
         <w:rPr>
           <w:rFonts w:hint="eastAsia"/>
         </w:rPr>
-        <w:t>패킷의 타입을 지정할 enum</w:t>
-      </w:r>
-    </w:p>
-    <w:p>
-      <w:r>
-        <w:rPr>
-          <w:rFonts w:hint="eastAsia"/>
-        </w:rPr>
-        <w:t xml:space="preserve">enum </w:t>
-      </w:r>
+        <w:t xml:space="preserve">패킷의 타입을 지정할 </w:t>
+      </w:r>
+      <w:proofErr w:type="spellStart"/>
+      <w:r>
+        <w:rPr>
+          <w:rFonts w:hint="eastAsia"/>
+        </w:rPr>
+        <w:t>enum</w:t>
+      </w:r>
+      <w:proofErr w:type="spellEnd"/>
+    </w:p>
+    <w:p>
+      <w:proofErr w:type="spellStart"/>
+      <w:r>
+        <w:rPr>
+          <w:rFonts w:hint="eastAsia"/>
+        </w:rPr>
+        <w:t>enum</w:t>
+      </w:r>
+      <w:proofErr w:type="spellEnd"/>
+      <w:r>
+        <w:rPr>
+          <w:rFonts w:hint="eastAsia"/>
+        </w:rPr>
+        <w:t xml:space="preserve"> </w:t>
+      </w:r>
+      <w:proofErr w:type="spellStart"/>
       <w:proofErr w:type="gramStart"/>
       <w:r>
         <w:rPr>
           <w:rFonts w:hint="eastAsia"/>
         </w:rPr>
-        <w:t>PacketType :</w:t>
+        <w:t>PacketType</w:t>
+      </w:r>
+      <w:proofErr w:type="spellEnd"/>
+      <w:r>
+        <w:rPr>
+          <w:rFonts w:hint="eastAsia"/>
+        </w:rPr>
+        <w:t xml:space="preserve"> :</w:t>
       </w:r>
       <w:proofErr w:type="gramEnd"/>
       <w:r>
@@ -10356,33 +11070,11 @@
         </w:rPr>
         <w:t>0</w:t>
       </w:r>
-      <w:proofErr w:type="gramStart"/>
-      <w:r>
-        <w:rPr>
-          <w:rFonts w:hint="eastAsia"/>
-        </w:rPr>
-        <w:t>, /</w:t>
-      </w:r>
-      <w:proofErr w:type="gramEnd"/>
-      <w:r>
-        <w:rPr>
-          <w:rFonts w:hint="eastAsia"/>
-        </w:rPr>
-        <w:t xml:space="preserve">/ 서버 -&gt; </w:t>
-      </w:r>
-      <w:proofErr w:type="gramStart"/>
-      <w:r>
-        <w:rPr>
-          <w:rFonts w:hint="eastAsia"/>
-        </w:rPr>
-        <w:t>클라 :</w:t>
-      </w:r>
-      <w:proofErr w:type="gramEnd"/>
-      <w:r>
-        <w:rPr>
-          <w:rFonts w:hint="eastAsia"/>
-        </w:rPr>
-        <w:t xml:space="preserve"> 월드의 정적 오브젝트 정보 </w:t>
+      <w:r>
+        <w:rPr>
+          <w:rFonts w:hint="eastAsia"/>
+        </w:rPr>
+        <w:t xml:space="preserve">, // 서버 -&gt; 클라 : 월드의 정적 오브젝트 정보 </w:t>
       </w:r>
       <w:r>
         <w:br/>
@@ -10406,57 +11098,29 @@
         <w:rPr>
           <w:rFonts w:hint="eastAsia"/>
         </w:rPr>
-        <w:t>PACK_INIT_PLAYERS = 2</w:t>
-      </w:r>
-      <w:proofErr w:type="gramStart"/>
-      <w:r>
-        <w:rPr>
-          <w:rFonts w:hint="eastAsia"/>
-        </w:rPr>
-        <w:t>, /</w:t>
-      </w:r>
-      <w:proofErr w:type="gramEnd"/>
-      <w:r>
-        <w:rPr>
-          <w:rFonts w:hint="eastAsia"/>
-        </w:rPr>
-        <w:t xml:space="preserve">/ 서버 -&gt; </w:t>
-      </w:r>
-      <w:proofErr w:type="gramStart"/>
-      <w:r>
-        <w:rPr>
-          <w:rFonts w:hint="eastAsia"/>
-        </w:rPr>
-        <w:t>클라 :</w:t>
-      </w:r>
-      <w:proofErr w:type="gramEnd"/>
-      <w:r>
-        <w:rPr>
-          <w:rFonts w:hint="eastAsia"/>
-        </w:rPr>
-        <w:t xml:space="preserve"> 플레이어 초기 스폰 위치/ID/색 등</w:t>
-      </w:r>
-    </w:p>
-    <w:p>
-      <w:r>
-        <w:rPr>
-          <w:rFonts w:hint="eastAsia"/>
-        </w:rPr>
-        <w:t>PACK_PLAYER_INPUT = 3</w:t>
-      </w:r>
-      <w:proofErr w:type="gramStart"/>
-      <w:r>
-        <w:rPr>
-          <w:rFonts w:hint="eastAsia"/>
-        </w:rPr>
-        <w:t>, /</w:t>
-      </w:r>
-      <w:proofErr w:type="gramEnd"/>
-      <w:r>
-        <w:rPr>
-          <w:rFonts w:hint="eastAsia"/>
-        </w:rPr>
-        <w:t>/ 클라 -&gt; 서버: 클라이언트의 입력 값</w:t>
+        <w:t xml:space="preserve">PACK_INIT_PLAYERS = 2, // 서버 -&gt; 클라 : 플레이어 초기 </w:t>
+      </w:r>
+      <w:proofErr w:type="spellStart"/>
+      <w:r>
+        <w:rPr>
+          <w:rFonts w:hint="eastAsia"/>
+        </w:rPr>
+        <w:t>스폰</w:t>
+      </w:r>
+      <w:proofErr w:type="spellEnd"/>
+      <w:r>
+        <w:rPr>
+          <w:rFonts w:hint="eastAsia"/>
+        </w:rPr>
+        <w:t xml:space="preserve"> 위치/ID/색 등</w:t>
+      </w:r>
+    </w:p>
+    <w:p>
+      <w:r>
+        <w:rPr>
+          <w:rFonts w:hint="eastAsia"/>
+        </w:rPr>
+        <w:t>PACK_PLAYER_INPUT = 3, // 클라 -&gt; 서버: 클라이언트의 입력 값</w:t>
       </w:r>
       <w:r>
         <w:br/>
@@ -10473,33 +11137,25 @@
         </w:rPr>
         <w:t>4</w:t>
       </w:r>
-      <w:proofErr w:type="gramStart"/>
-      <w:r>
-        <w:rPr>
-          <w:rFonts w:hint="eastAsia"/>
-        </w:rPr>
-        <w:t>, /</w:t>
-      </w:r>
-      <w:proofErr w:type="gramEnd"/>
-      <w:r>
-        <w:rPr>
-          <w:rFonts w:hint="eastAsia"/>
-        </w:rPr>
-        <w:t xml:space="preserve">/ 서버 -&gt; </w:t>
-      </w:r>
-      <w:proofErr w:type="gramStart"/>
-      <w:r>
-        <w:rPr>
-          <w:rFonts w:hint="eastAsia"/>
-        </w:rPr>
-        <w:t>클라 :</w:t>
-      </w:r>
-      <w:proofErr w:type="gramEnd"/>
-      <w:r>
-        <w:rPr>
-          <w:rFonts w:hint="eastAsia"/>
-        </w:rPr>
-        <w:t xml:space="preserve"> 매 틱마다 동적 상태(플레이어들, 움직이는 발판)</w:t>
+      <w:r>
+        <w:rPr>
+          <w:rFonts w:hint="eastAsia"/>
+        </w:rPr>
+        <w:t xml:space="preserve">, // 서버 -&gt; 클라 : 매 </w:t>
+      </w:r>
+      <w:proofErr w:type="spellStart"/>
+      <w:r>
+        <w:rPr>
+          <w:rFonts w:hint="eastAsia"/>
+        </w:rPr>
+        <w:t>틱마다</w:t>
+      </w:r>
+      <w:proofErr w:type="spellEnd"/>
+      <w:r>
+        <w:rPr>
+          <w:rFonts w:hint="eastAsia"/>
+        </w:rPr>
+        <w:t xml:space="preserve"> 동적 상태(플레이어들, 움직이는 발판)</w:t>
       </w:r>
       <w:r>
         <w:br/>
@@ -10516,35 +11172,12 @@
         </w:rPr>
         <w:t>5</w:t>
       </w:r>
-      <w:proofErr w:type="gramStart"/>
-      <w:r>
-        <w:rPr>
-          <w:rFonts w:hint="eastAsia"/>
-        </w:rPr>
-        <w:t>, /</w:t>
-      </w:r>
-      <w:proofErr w:type="gramEnd"/>
-      <w:r>
-        <w:rPr>
-          <w:rFonts w:hint="eastAsia"/>
-        </w:rPr>
-        <w:t xml:space="preserve">/ 클라 -&gt; </w:t>
-      </w:r>
-      <w:proofErr w:type="gramStart"/>
-      <w:r>
-        <w:rPr>
-          <w:rFonts w:hint="eastAsia"/>
-        </w:rPr>
-        <w:t>서버 :</w:t>
-      </w:r>
-      <w:proofErr w:type="gramEnd"/>
-      <w:r>
-        <w:rPr>
-          <w:rFonts w:hint="eastAsia"/>
-        </w:rPr>
-        <w:t xml:space="preserve"> 조작 변화(좌우 이동, 점프 등) PACK_GAME_STATE_CHANGE = </w:t>
-      </w:r>
-      <w:proofErr w:type="gramStart"/>
+      <w:r>
+        <w:rPr>
+          <w:rFonts w:hint="eastAsia"/>
+        </w:rPr>
+        <w:t xml:space="preserve">, // 클라 -&gt; 서버 : 조작 변화(좌우 이동, 점프 등) PACK_GAME_STATE_CHANGE = </w:t>
+      </w:r>
       <w:r>
         <w:rPr>
           <w:rFonts w:hint="eastAsia"/>
@@ -10555,28 +11188,7 @@
         <w:rPr>
           <w:rFonts w:hint="eastAsia"/>
         </w:rPr>
-        <w:t xml:space="preserve"> /</w:t>
-      </w:r>
-      <w:proofErr w:type="gramEnd"/>
-      <w:r>
-        <w:rPr>
-          <w:rFonts w:hint="eastAsia"/>
-        </w:rPr>
-        <w:t xml:space="preserve">/ 서버 -&gt; </w:t>
-      </w:r>
-      <w:proofErr w:type="gramStart"/>
-      <w:r>
-        <w:rPr>
-          <w:rFonts w:hint="eastAsia"/>
-        </w:rPr>
-        <w:t>클라 :</w:t>
-      </w:r>
-      <w:proofErr w:type="gramEnd"/>
-      <w:r>
-        <w:rPr>
-          <w:rFonts w:hint="eastAsia"/>
-        </w:rPr>
-        <w:t xml:space="preserve"> 게임 상태</w:t>
+        <w:t xml:space="preserve"> // 서버 -&gt; 클라 : 게임 상태</w:t>
       </w:r>
       <w:r>
         <w:rPr>
@@ -10603,36 +11215,52 @@
         <w:rPr>
           <w:rFonts w:hint="eastAsia"/>
         </w:rPr>
-        <w:t xml:space="preserve">struct PacketParam { </w:t>
+        <w:t xml:space="preserve">struct </w:t>
+      </w:r>
+      <w:proofErr w:type="spellStart"/>
+      <w:r>
+        <w:rPr>
+          <w:rFonts w:hint="eastAsia"/>
+        </w:rPr>
+        <w:t>PacketParam</w:t>
+      </w:r>
+      <w:proofErr w:type="spellEnd"/>
+      <w:r>
+        <w:rPr>
+          <w:rFonts w:hint="eastAsia"/>
+        </w:rPr>
+        <w:t xml:space="preserve"> { </w:t>
       </w:r>
       <w:r>
         <w:br/>
       </w:r>
+      <w:proofErr w:type="spellStart"/>
       <w:r>
         <w:rPr>
           <w:rFonts w:hint="eastAsia"/>
         </w:rPr>
         <w:t>PacketType</w:t>
       </w:r>
-      <w:r>
-        <w:rPr>
-          <w:rFonts w:hint="eastAsia"/>
-        </w:rPr>
-        <w:t xml:space="preserve"> type</w:t>
-      </w:r>
-      <w:proofErr w:type="gramStart"/>
-      <w:r>
-        <w:rPr>
-          <w:rFonts w:hint="eastAsia"/>
-        </w:rPr>
-        <w:t>; /</w:t>
-      </w:r>
-      <w:proofErr w:type="gramEnd"/>
-      <w:r>
-        <w:rPr>
-          <w:rFonts w:hint="eastAsia"/>
-        </w:rPr>
-        <w:t xml:space="preserve">/ PacketType </w:t>
+      <w:proofErr w:type="spellEnd"/>
+      <w:r>
+        <w:rPr>
+          <w:rFonts w:hint="eastAsia"/>
+        </w:rPr>
+        <w:t xml:space="preserve"> type; // </w:t>
+      </w:r>
+      <w:proofErr w:type="spellStart"/>
+      <w:r>
+        <w:rPr>
+          <w:rFonts w:hint="eastAsia"/>
+        </w:rPr>
+        <w:t>PacketType</w:t>
+      </w:r>
+      <w:proofErr w:type="spellEnd"/>
+      <w:r>
+        <w:rPr>
+          <w:rFonts w:hint="eastAsia"/>
+        </w:rPr>
+        <w:t xml:space="preserve"> </w:t>
       </w:r>
       <w:r>
         <w:br/>
@@ -10641,21 +11269,7 @@
         <w:rPr>
           <w:rFonts w:hint="eastAsia"/>
         </w:rPr>
-        <w:t>uint16_t size</w:t>
-      </w:r>
-      <w:proofErr w:type="gramStart"/>
-      <w:r>
-        <w:rPr>
-          <w:rFonts w:hint="eastAsia"/>
-        </w:rPr>
-        <w:t>; /</w:t>
-      </w:r>
-      <w:proofErr w:type="gramEnd"/>
-      <w:r>
-        <w:rPr>
-          <w:rFonts w:hint="eastAsia"/>
-        </w:rPr>
-        <w:t xml:space="preserve">/ 전체 바이트 수(헤더 포함) </w:t>
+        <w:t xml:space="preserve">uint16_t size; // 전체 바이트 수(헤더 포함) </w:t>
       </w:r>
       <w:r>
         <w:br/>
@@ -10713,7 +11327,21 @@
         <w:rPr>
           <w:rFonts w:hint="eastAsia"/>
         </w:rPr>
-        <w:t xml:space="preserve">struct PlayerInitInfo { </w:t>
+        <w:t xml:space="preserve">struct </w:t>
+      </w:r>
+      <w:proofErr w:type="spellStart"/>
+      <w:r>
+        <w:rPr>
+          <w:rFonts w:hint="eastAsia"/>
+        </w:rPr>
+        <w:t>PlayerInitInfo</w:t>
+      </w:r>
+      <w:proofErr w:type="spellEnd"/>
+      <w:r>
+        <w:rPr>
+          <w:rFonts w:hint="eastAsia"/>
+        </w:rPr>
+        <w:t xml:space="preserve"> { </w:t>
       </w:r>
       <w:r>
         <w:br/>
@@ -10722,7 +11350,21 @@
         <w:rPr>
           <w:rFonts w:hint="eastAsia"/>
         </w:rPr>
-        <w:t xml:space="preserve">uint8_t playerId; </w:t>
+        <w:t xml:space="preserve">uint8_t </w:t>
+      </w:r>
+      <w:proofErr w:type="spellStart"/>
+      <w:r>
+        <w:rPr>
+          <w:rFonts w:hint="eastAsia"/>
+        </w:rPr>
+        <w:t>playerId</w:t>
+      </w:r>
+      <w:proofErr w:type="spellEnd"/>
+      <w:r>
+        <w:rPr>
+          <w:rFonts w:hint="eastAsia"/>
+        </w:rPr>
+        <w:t xml:space="preserve">; </w:t>
       </w:r>
       <w:r>
         <w:br/>
@@ -10733,6 +11375,7 @@
         </w:rPr>
         <w:t xml:space="preserve">float </w:t>
       </w:r>
+      <w:proofErr w:type="spellStart"/>
       <w:proofErr w:type="gramStart"/>
       <w:r>
         <w:rPr>
@@ -10740,6 +11383,7 @@
         </w:rPr>
         <w:t>spawnPos</w:t>
       </w:r>
+      <w:proofErr w:type="spellEnd"/>
       <w:r>
         <w:rPr>
           <w:rFonts w:hint="eastAsia"/>
@@ -10774,7 +11418,21 @@
         <w:rPr>
           <w:rFonts w:hint="eastAsia"/>
         </w:rPr>
-        <w:t>struct PktInitPlayers {</w:t>
+        <w:t xml:space="preserve">struct </w:t>
+      </w:r>
+      <w:proofErr w:type="spellStart"/>
+      <w:r>
+        <w:rPr>
+          <w:rFonts w:hint="eastAsia"/>
+        </w:rPr>
+        <w:t>PktInitPlayers</w:t>
+      </w:r>
+      <w:proofErr w:type="spellEnd"/>
+      <w:r>
+        <w:rPr>
+          <w:rFonts w:hint="eastAsia"/>
+        </w:rPr>
+        <w:t xml:space="preserve"> {</w:t>
       </w:r>
       <w:r>
         <w:br/>
@@ -10783,7 +11441,21 @@
         <w:rPr>
           <w:rFonts w:hint="eastAsia"/>
         </w:rPr>
-        <w:t>uint8_t myPlayerId;</w:t>
+        <w:t xml:space="preserve">uint8_t </w:t>
+      </w:r>
+      <w:proofErr w:type="spellStart"/>
+      <w:r>
+        <w:rPr>
+          <w:rFonts w:hint="eastAsia"/>
+        </w:rPr>
+        <w:t>myPlayerId</w:t>
+      </w:r>
+      <w:proofErr w:type="spellEnd"/>
+      <w:r>
+        <w:rPr>
+          <w:rFonts w:hint="eastAsia"/>
+        </w:rPr>
+        <w:t>;</w:t>
       </w:r>
       <w:r>
         <w:t xml:space="preserve"> </w:t>
@@ -10791,31 +11463,25 @@
       <w:r>
         <w:br/>
       </w:r>
-      <w:r>
-        <w:rPr>
-          <w:rFonts w:hint="eastAsia"/>
-        </w:rPr>
-        <w:t>PlayerInitInfo players[3]</w:t>
-      </w:r>
-      <w:proofErr w:type="gramStart"/>
-      <w:r>
-        <w:rPr>
-          <w:rFonts w:hint="eastAsia"/>
-        </w:rPr>
-        <w:t>;</w:t>
-      </w:r>
-      <w:r>
-        <w:rPr>
-          <w:rFonts w:hint="eastAsia"/>
-        </w:rPr>
-        <w:t xml:space="preserve"> /</w:t>
-      </w:r>
-      <w:proofErr w:type="gramEnd"/>
-      <w:r>
-        <w:rPr>
-          <w:rFonts w:hint="eastAsia"/>
-        </w:rPr>
-        <w:t>/ 모든 플레이어의 초기 위치</w:t>
+      <w:proofErr w:type="spellStart"/>
+      <w:r>
+        <w:rPr>
+          <w:rFonts w:hint="eastAsia"/>
+        </w:rPr>
+        <w:t>PlayerInitInfo</w:t>
+      </w:r>
+      <w:proofErr w:type="spellEnd"/>
+      <w:r>
+        <w:rPr>
+          <w:rFonts w:hint="eastAsia"/>
+        </w:rPr>
+        <w:t xml:space="preserve"> players[3];</w:t>
+      </w:r>
+      <w:r>
+        <w:rPr>
+          <w:rFonts w:hint="eastAsia"/>
+        </w:rPr>
+        <w:t xml:space="preserve"> // 모든 플레이어의 초기 위치</w:t>
       </w:r>
       <w:r>
         <w:br/>
@@ -10836,19 +11502,11 @@
           <w:color w:val="EE0000"/>
         </w:rPr>
       </w:pPr>
-      <w:proofErr w:type="gramStart"/>
-      <w:r>
-        <w:rPr>
-          <w:color w:val="EE0000"/>
-        </w:rPr>
-        <w:t>std::</w:t>
-      </w:r>
-      <w:proofErr w:type="gramEnd"/>
-      <w:r>
-        <w:rPr>
-          <w:color w:val="EE0000"/>
-        </w:rPr>
-        <w:t>vector&lt;uint8_t&gt; Serialize();</w:t>
+      <w:r>
+        <w:rPr>
+          <w:color w:val="EE0000"/>
+        </w:rPr>
+        <w:t>std::vector&lt;uint8_t&gt; Serialize();</w:t>
       </w:r>
       <w:r>
         <w:rPr>
@@ -10868,29 +11526,14 @@
           <w:color w:val="EE0000"/>
         </w:rPr>
         <w:br/>
-        <w:t xml:space="preserve"> void Deserialize(const uint8_t* data, int size)</w:t>
-      </w:r>
-      <w:proofErr w:type="gramStart"/>
-      <w:r>
-        <w:rPr>
-          <w:color w:val="EE0000"/>
-        </w:rPr>
-        <w:t>;</w:t>
-      </w:r>
-      <w:r>
-        <w:rPr>
-          <w:rFonts w:hint="eastAsia"/>
-          <w:color w:val="EE0000"/>
-        </w:rPr>
-        <w:t xml:space="preserve"> /</w:t>
-      </w:r>
-      <w:proofErr w:type="gramEnd"/>
-      <w:r>
-        <w:rPr>
-          <w:rFonts w:hint="eastAsia"/>
-          <w:color w:val="EE0000"/>
-        </w:rPr>
-        <w:t>/ 하나의 배열을 구조체로 옮김</w:t>
+        <w:t xml:space="preserve"> void Deserialize(const uint8_t* data, int size);</w:t>
+      </w:r>
+      <w:r>
+        <w:rPr>
+          <w:rFonts w:hint="eastAsia"/>
+          <w:color w:val="EE0000"/>
+        </w:rPr>
+        <w:t xml:space="preserve"> // 하나의 배열을 구조체로 옮김</w:t>
       </w:r>
     </w:p>
     <w:p>
@@ -10925,25 +11568,33 @@
       </w:r>
     </w:p>
     <w:p>
-      <w:r>
-        <w:rPr>
-          <w:rFonts w:hint="eastAsia"/>
-        </w:rPr>
-        <w:t>PacketParam staticObjParam</w:t>
-      </w:r>
-      <w:proofErr w:type="gramStart"/>
-      <w:r>
-        <w:rPr>
-          <w:rFonts w:hint="eastAsia"/>
-        </w:rPr>
-        <w:t>; /</w:t>
-      </w:r>
-      <w:proofErr w:type="gramEnd"/>
-      <w:r>
-        <w:rPr>
-          <w:rFonts w:hint="eastAsia"/>
-        </w:rPr>
-        <w:t>/ 고정 객체를 전송할 패킷들의 총 정보</w:t>
+      <w:proofErr w:type="spellStart"/>
+      <w:r>
+        <w:rPr>
+          <w:rFonts w:hint="eastAsia"/>
+        </w:rPr>
+        <w:t>PacketParam</w:t>
+      </w:r>
+      <w:proofErr w:type="spellEnd"/>
+      <w:r>
+        <w:rPr>
+          <w:rFonts w:hint="eastAsia"/>
+        </w:rPr>
+        <w:t xml:space="preserve"> </w:t>
+      </w:r>
+      <w:proofErr w:type="spellStart"/>
+      <w:r>
+        <w:rPr>
+          <w:rFonts w:hint="eastAsia"/>
+        </w:rPr>
+        <w:t>staticObjParam</w:t>
+      </w:r>
+      <w:proofErr w:type="spellEnd"/>
+      <w:r>
+        <w:rPr>
+          <w:rFonts w:hint="eastAsia"/>
+        </w:rPr>
+        <w:t>; // 고정 객체를 전송할 패킷들의 총 정보</w:t>
       </w:r>
       <w:r>
         <w:br/>
@@ -10957,6 +11608,7 @@
         </w:rPr>
         <w:t xml:space="preserve">loat </w:t>
       </w:r>
+      <w:proofErr w:type="spellStart"/>
       <w:r>
         <w:rPr>
           <w:rFonts w:hint="eastAsia"/>
@@ -10967,24 +11619,23 @@
         <w:rPr>
           <w:rFonts w:hint="eastAsia"/>
         </w:rPr>
-        <w:t>osition[3];</w:t>
+        <w:t>osition</w:t>
+      </w:r>
+      <w:proofErr w:type="spellEnd"/>
+      <w:r>
+        <w:rPr>
+          <w:rFonts w:hint="eastAsia"/>
+        </w:rPr>
+        <w:t>[3];</w:t>
       </w:r>
       <w:r>
         <w:tab/>
       </w:r>
-      <w:proofErr w:type="gramStart"/>
-      <w:r>
-        <w:rPr>
-          <w:rFonts w:hint="eastAsia"/>
-        </w:rPr>
-        <w:t>// 고정된</w:t>
-      </w:r>
-      <w:proofErr w:type="gramEnd"/>
-      <w:r>
-        <w:rPr>
-          <w:rFonts w:hint="eastAsia"/>
-        </w:rPr>
-        <w:t xml:space="preserve"> 객체들의 각 좌표를 넣어서 그 개수만큼 반복해서 전송</w:t>
+      <w:r>
+        <w:rPr>
+          <w:rFonts w:hint="eastAsia"/>
+        </w:rPr>
+        <w:t>// 고정된 객체들의 각 좌표를 넣어서 그 개수만큼 반복해서 전송</w:t>
       </w:r>
     </w:p>
     <w:p>
@@ -11012,25 +11663,33 @@
       </w:r>
     </w:p>
     <w:p>
-      <w:r>
-        <w:rPr>
-          <w:rFonts w:hint="eastAsia"/>
-        </w:rPr>
-        <w:t>PacketParam dynamicObjParam</w:t>
-      </w:r>
-      <w:proofErr w:type="gramStart"/>
-      <w:r>
-        <w:rPr>
-          <w:rFonts w:hint="eastAsia"/>
-        </w:rPr>
-        <w:t>; /</w:t>
-      </w:r>
-      <w:proofErr w:type="gramEnd"/>
-      <w:r>
-        <w:rPr>
-          <w:rFonts w:hint="eastAsia"/>
-        </w:rPr>
-        <w:t>/ 움직이는 객체를 전송할 패킷들의 총 정보</w:t>
+      <w:proofErr w:type="spellStart"/>
+      <w:r>
+        <w:rPr>
+          <w:rFonts w:hint="eastAsia"/>
+        </w:rPr>
+        <w:t>PacketParam</w:t>
+      </w:r>
+      <w:proofErr w:type="spellEnd"/>
+      <w:r>
+        <w:rPr>
+          <w:rFonts w:hint="eastAsia"/>
+        </w:rPr>
+        <w:t xml:space="preserve"> </w:t>
+      </w:r>
+      <w:proofErr w:type="spellStart"/>
+      <w:r>
+        <w:rPr>
+          <w:rFonts w:hint="eastAsia"/>
+        </w:rPr>
+        <w:t>dynamicObjParam</w:t>
+      </w:r>
+      <w:proofErr w:type="spellEnd"/>
+      <w:r>
+        <w:rPr>
+          <w:rFonts w:hint="eastAsia"/>
+        </w:rPr>
+        <w:t>; // 움직이는 객체를 전송할 패킷들의 총 정보</w:t>
       </w:r>
       <w:r>
         <w:br/>
@@ -11040,24 +11699,30 @@
         <w:rPr>
           <w:rFonts w:hint="eastAsia"/>
         </w:rPr>
-        <w:t>loat dynamicObjectPosition[3];</w:t>
+        <w:t xml:space="preserve">loat </w:t>
+      </w:r>
+      <w:proofErr w:type="spellStart"/>
+      <w:r>
+        <w:rPr>
+          <w:rFonts w:hint="eastAsia"/>
+        </w:rPr>
+        <w:t>dynamicObjectPosition</w:t>
+      </w:r>
+      <w:proofErr w:type="spellEnd"/>
+      <w:r>
+        <w:rPr>
+          <w:rFonts w:hint="eastAsia"/>
+        </w:rPr>
+        <w:t>[3];</w:t>
       </w:r>
       <w:r>
         <w:tab/>
       </w:r>
-      <w:proofErr w:type="gramStart"/>
-      <w:r>
-        <w:rPr>
-          <w:rFonts w:hint="eastAsia"/>
-        </w:rPr>
-        <w:t>// 움직이는</w:t>
-      </w:r>
-      <w:proofErr w:type="gramEnd"/>
-      <w:r>
-        <w:rPr>
-          <w:rFonts w:hint="eastAsia"/>
-        </w:rPr>
-        <w:t xml:space="preserve"> 객체들의 각 좌표를 넣어서 그 개수만큼</w:t>
+      <w:r>
+        <w:rPr>
+          <w:rFonts w:hint="eastAsia"/>
+        </w:rPr>
+        <w:t>// 움직이는 객체들의 각 좌표를 넣어서 그 개수만큼</w:t>
       </w:r>
     </w:p>
     <w:p/>
@@ -11082,7 +11747,21 @@
         <w:rPr>
           <w:rFonts w:hint="eastAsia"/>
         </w:rPr>
-        <w:t xml:space="preserve">struct PlayerSyncData { </w:t>
+        <w:t xml:space="preserve">struct </w:t>
+      </w:r>
+      <w:proofErr w:type="spellStart"/>
+      <w:r>
+        <w:rPr>
+          <w:rFonts w:hint="eastAsia"/>
+        </w:rPr>
+        <w:t>PlayerSyncData</w:t>
+      </w:r>
+      <w:proofErr w:type="spellEnd"/>
+      <w:r>
+        <w:rPr>
+          <w:rFonts w:hint="eastAsia"/>
+        </w:rPr>
+        <w:t xml:space="preserve"> { </w:t>
       </w:r>
       <w:r>
         <w:br/>
@@ -11091,21 +11770,21 @@
         <w:rPr>
           <w:rFonts w:hint="eastAsia"/>
         </w:rPr>
-        <w:t>uint8_t playerId</w:t>
-      </w:r>
-      <w:proofErr w:type="gramStart"/>
-      <w:r>
-        <w:rPr>
-          <w:rFonts w:hint="eastAsia"/>
-        </w:rPr>
-        <w:t>; /</w:t>
-      </w:r>
-      <w:proofErr w:type="gramEnd"/>
-      <w:r>
-        <w:rPr>
-          <w:rFonts w:hint="eastAsia"/>
-        </w:rPr>
-        <w:t xml:space="preserve">/ </w:t>
+        <w:t xml:space="preserve">uint8_t </w:t>
+      </w:r>
+      <w:proofErr w:type="spellStart"/>
+      <w:r>
+        <w:rPr>
+          <w:rFonts w:hint="eastAsia"/>
+        </w:rPr>
+        <w:t>playerId</w:t>
+      </w:r>
+      <w:proofErr w:type="spellEnd"/>
+      <w:r>
+        <w:rPr>
+          <w:rFonts w:hint="eastAsia"/>
+        </w:rPr>
+        <w:t xml:space="preserve">; // </w:t>
       </w:r>
       <w:r>
         <w:rPr>
@@ -11140,19 +11819,11 @@
         </w:rPr>
         <w:t>[3]</w:t>
       </w:r>
-      <w:proofErr w:type="gramStart"/>
-      <w:r>
-        <w:rPr>
-          <w:rFonts w:hint="eastAsia"/>
-        </w:rPr>
-        <w:t>; /</w:t>
-      </w:r>
-      <w:proofErr w:type="gramEnd"/>
-      <w:r>
-        <w:rPr>
-          <w:rFonts w:hint="eastAsia"/>
-        </w:rPr>
-        <w:t xml:space="preserve">/ 서버 기준 월드 좌표 </w:t>
+      <w:r>
+        <w:rPr>
+          <w:rFonts w:hint="eastAsia"/>
+        </w:rPr>
+        <w:t xml:space="preserve">; // 서버 기준 월드 좌표 </w:t>
       </w:r>
       <w:r>
         <w:br/>
@@ -11175,185 +11846,212 @@
         </w:rPr>
         <w:t>[3]</w:t>
       </w:r>
-      <w:proofErr w:type="gramStart"/>
-      <w:r>
-        <w:rPr>
-          <w:rFonts w:hint="eastAsia"/>
-        </w:rPr>
-        <w:t>; /</w:t>
-      </w:r>
-      <w:proofErr w:type="gramEnd"/>
-      <w:r>
-        <w:rPr>
-          <w:rFonts w:hint="eastAsia"/>
-        </w:rPr>
-        <w:t>/ 객체의 회전 각도</w:t>
-      </w:r>
-      <w:r>
-        <w:rPr>
-          <w:rFonts w:hint="eastAsia"/>
-        </w:rPr>
-        <w:t xml:space="preserve">    </w:t>
-      </w:r>
-      <w:proofErr w:type="gramStart"/>
-      <w:r>
-        <w:rPr>
-          <w:rFonts w:hint="eastAsia"/>
-        </w:rPr>
-        <w:t xml:space="preserve">  </w:t>
-      </w:r>
-      <w:r>
-        <w:rPr>
-          <w:rFonts w:hint="eastAsia"/>
-        </w:rPr>
-        <w:t>}</w:t>
-      </w:r>
-      <w:proofErr w:type="gramEnd"/>
-      <w:r>
-        <w:rPr>
-          <w:rFonts w:hint="eastAsia"/>
+      <w:r>
+        <w:rPr>
+          <w:rFonts w:hint="eastAsia"/>
+        </w:rPr>
+        <w:t>; // 객체의 회전 각도</w:t>
+      </w:r>
+      <w:r>
+        <w:rPr>
+          <w:rFonts w:hint="eastAsia"/>
+        </w:rPr>
+        <w:t xml:space="preserve">      </w:t>
+      </w:r>
+      <w:r>
+        <w:rPr>
+          <w:rFonts w:hint="eastAsia"/>
+        </w:rPr>
+        <w:t>};</w:t>
+      </w:r>
+    </w:p>
+    <w:p>
+      <w:r>
+        <w:br/>
+      </w:r>
+      <w:r>
+        <w:rPr>
+          <w:rFonts w:hint="eastAsia"/>
+        </w:rPr>
+        <w:t xml:space="preserve">struct </w:t>
+      </w:r>
+      <w:proofErr w:type="spellStart"/>
+      <w:r>
+        <w:rPr>
+          <w:rFonts w:hint="eastAsia"/>
+        </w:rPr>
+        <w:t>PktFrameState</w:t>
+      </w:r>
+      <w:proofErr w:type="spellEnd"/>
+      <w:r>
+        <w:rPr>
+          <w:rFonts w:hint="eastAsia"/>
+        </w:rPr>
+        <w:t xml:space="preserve"> { </w:t>
+      </w:r>
+      <w:r>
+        <w:br/>
+      </w:r>
+      <w:proofErr w:type="spellStart"/>
+      <w:r>
+        <w:rPr>
+          <w:rFonts w:hint="eastAsia"/>
+        </w:rPr>
+        <w:t>Game_State</w:t>
+      </w:r>
+      <w:proofErr w:type="spellEnd"/>
+      <w:r>
+        <w:rPr>
+          <w:rFonts w:hint="eastAsia"/>
+        </w:rPr>
+        <w:t xml:space="preserve"> </w:t>
+      </w:r>
+      <w:proofErr w:type="spellStart"/>
+      <w:r>
+        <w:rPr>
+          <w:rFonts w:hint="eastAsia"/>
+        </w:rPr>
+        <w:t>gameState</w:t>
+      </w:r>
+      <w:proofErr w:type="spellEnd"/>
+      <w:r>
+        <w:rPr>
+          <w:rFonts w:hint="eastAsia"/>
+        </w:rPr>
+        <w:t xml:space="preserve">; // 지금 게임이 RUNNING인지 FINISHED인지도 함께 보냄 </w:t>
+      </w:r>
+      <w:r>
+        <w:br/>
+      </w:r>
+      <w:proofErr w:type="spellStart"/>
+      <w:r>
+        <w:rPr>
+          <w:rFonts w:hint="eastAsia"/>
+        </w:rPr>
+        <w:t>PlayerSyncData</w:t>
+      </w:r>
+      <w:proofErr w:type="spellEnd"/>
+      <w:r>
+        <w:rPr>
+          <w:rFonts w:hint="eastAsia"/>
+        </w:rPr>
+        <w:t xml:space="preserve"> players[3] </w:t>
+      </w:r>
+      <w:r>
+        <w:br/>
+      </w:r>
+      <w:r>
+        <w:rPr>
+          <w:rFonts w:hint="eastAsia"/>
+        </w:rPr>
+        <w:t xml:space="preserve">float </w:t>
+      </w:r>
+      <w:proofErr w:type="spellStart"/>
+      <w:r>
+        <w:rPr>
+          <w:rFonts w:hint="eastAsia"/>
+        </w:rPr>
+        <w:t>DynObjPos</w:t>
+      </w:r>
+      <w:proofErr w:type="spellEnd"/>
+      <w:r>
+        <w:rPr>
+          <w:rFonts w:hint="eastAsia"/>
+        </w:rPr>
+        <w:t>[</w:t>
+      </w:r>
+      <w:proofErr w:type="spellStart"/>
+      <w:r>
+        <w:rPr>
+          <w:rFonts w:hint="eastAsia"/>
+        </w:rPr>
+        <w:t>DynObjNum</w:t>
+      </w:r>
+      <w:proofErr w:type="spellEnd"/>
+      <w:r>
+        <w:rPr>
+          <w:rFonts w:hint="eastAsia"/>
+        </w:rPr>
+        <w:t>][3];</w:t>
+      </w:r>
+      <w:r>
+        <w:br/>
+      </w:r>
+      <w:r>
+        <w:br/>
+      </w:r>
+      <w:r>
+        <w:rPr>
+          <w:rFonts w:hint="eastAsia"/>
+        </w:rPr>
+        <w:t>//2025-11-16 추가</w:t>
+      </w:r>
+    </w:p>
+    <w:p>
+      <w:pPr>
+        <w:rPr>
+          <w:color w:val="EE0000"/>
+        </w:rPr>
+      </w:pPr>
+      <w:r>
+        <w:rPr>
+          <w:color w:val="EE0000"/>
+        </w:rPr>
+        <w:t xml:space="preserve">int </w:t>
+      </w:r>
+      <w:proofErr w:type="spellStart"/>
+      <w:r>
+        <w:rPr>
+          <w:color w:val="EE0000"/>
+        </w:rPr>
+        <w:t>move_block_size</w:t>
+      </w:r>
+      <w:proofErr w:type="spellEnd"/>
+      <w:r>
+        <w:rPr>
+          <w:color w:val="EE0000"/>
         </w:rPr>
         <w:t>;</w:t>
       </w:r>
     </w:p>
     <w:p>
-      <w:r>
+      <w:pPr>
+        <w:rPr>
+          <w:color w:val="EE0000"/>
+        </w:rPr>
+      </w:pPr>
+      <w:r>
+        <w:rPr>
+          <w:color w:val="EE0000"/>
+        </w:rPr>
+        <w:t>std::vector&lt;uint8_t&gt; Serialize();</w:t>
+      </w:r>
+      <w:r>
+        <w:rPr>
+          <w:color w:val="EE0000"/>
+        </w:rPr>
+        <w:tab/>
+      </w:r>
+      <w:r>
+        <w:rPr>
+          <w:rFonts w:hint="eastAsia"/>
+          <w:color w:val="EE0000"/>
+        </w:rPr>
+        <w:t>//구조체의 내용을 하나의 배열로 옮기는 함수</w:t>
+      </w:r>
+      <w:r>
+        <w:rPr>
+          <w:color w:val="EE0000"/>
+        </w:rPr>
         <w:br/>
-      </w:r>
-      <w:r>
-        <w:rPr>
-          <w:rFonts w:hint="eastAsia"/>
-        </w:rPr>
-        <w:t xml:space="preserve">struct PktFrameState { </w:t>
-      </w:r>
-      <w:r>
-        <w:br/>
-      </w:r>
-      <w:r>
-        <w:rPr>
-          <w:rFonts w:hint="eastAsia"/>
-        </w:rPr>
-        <w:t>Game_State gameState</w:t>
-      </w:r>
-      <w:proofErr w:type="gramStart"/>
-      <w:r>
-        <w:rPr>
-          <w:rFonts w:hint="eastAsia"/>
-        </w:rPr>
-        <w:t>; /</w:t>
-      </w:r>
-      <w:proofErr w:type="gramEnd"/>
-      <w:r>
-        <w:rPr>
-          <w:rFonts w:hint="eastAsia"/>
-        </w:rPr>
-        <w:t xml:space="preserve">/ 지금 게임이 RUNNING인지 FINISHED인지도 함께 보냄 </w:t>
-      </w:r>
-      <w:r>
-        <w:br/>
-      </w:r>
-      <w:r>
-        <w:rPr>
-          <w:rFonts w:hint="eastAsia"/>
-        </w:rPr>
-        <w:t xml:space="preserve">PlayerSyncData players[3] </w:t>
-      </w:r>
-      <w:r>
-        <w:br/>
-      </w:r>
-      <w:r>
-        <w:rPr>
-          <w:rFonts w:hint="eastAsia"/>
-        </w:rPr>
-        <w:t>float DynObjPos[DynObjNum][3];</w:t>
-      </w:r>
-      <w:r>
-        <w:br/>
-      </w:r>
-      <w:r>
-        <w:br/>
-      </w:r>
-      <w:r>
-        <w:rPr>
-          <w:rFonts w:hint="eastAsia"/>
-        </w:rPr>
-        <w:t>//2025-11-16 추가</w:t>
-      </w:r>
-    </w:p>
-    <w:p>
-      <w:pPr>
-        <w:rPr>
-          <w:color w:val="EE0000"/>
-        </w:rPr>
-      </w:pPr>
-      <w:r>
-        <w:rPr>
-          <w:color w:val="EE0000"/>
-        </w:rPr>
-        <w:t>int move_block_size;</w:t>
-      </w:r>
-    </w:p>
-    <w:p>
-      <w:pPr>
-        <w:rPr>
-          <w:color w:val="EE0000"/>
-        </w:rPr>
-      </w:pPr>
-      <w:proofErr w:type="gramStart"/>
-      <w:r>
-        <w:rPr>
-          <w:color w:val="EE0000"/>
-        </w:rPr>
-        <w:t>std::</w:t>
-      </w:r>
-      <w:proofErr w:type="gramEnd"/>
-      <w:r>
-        <w:rPr>
-          <w:color w:val="EE0000"/>
-        </w:rPr>
-        <w:t>vector&lt;uint8_t&gt; Serialize();</w:t>
-      </w:r>
-      <w:r>
-        <w:rPr>
-          <w:color w:val="EE0000"/>
-        </w:rPr>
-        <w:tab/>
-      </w:r>
-      <w:r>
-        <w:rPr>
-          <w:rFonts w:hint="eastAsia"/>
-          <w:color w:val="EE0000"/>
-        </w:rPr>
-        <w:t>//구조체의 내용을 하나의 배열로 옮기는 함수</w:t>
-      </w:r>
-      <w:r>
-        <w:rPr>
-          <w:color w:val="EE0000"/>
-        </w:rPr>
-        <w:br/>
-        <w:t>void Deserialize(const uint8_t* data, int size)</w:t>
-      </w:r>
-      <w:proofErr w:type="gramStart"/>
-      <w:r>
-        <w:rPr>
-          <w:color w:val="EE0000"/>
-        </w:rPr>
-        <w:t>;</w:t>
-      </w:r>
-      <w:r>
-        <w:rPr>
-          <w:rFonts w:hint="eastAsia"/>
-          <w:color w:val="EE0000"/>
-        </w:rPr>
-        <w:t xml:space="preserve"> /</w:t>
-      </w:r>
-      <w:proofErr w:type="gramEnd"/>
-      <w:r>
-        <w:rPr>
-          <w:rFonts w:hint="eastAsia"/>
-          <w:color w:val="EE0000"/>
-        </w:rPr>
-        <w:t>/ 하나의 배열을 구조체로 옮김</w:t>
+        <w:t>void Deserialize(const uint8_t* data, int size);</w:t>
+      </w:r>
+      <w:r>
+        <w:rPr>
+          <w:rFonts w:hint="eastAsia"/>
+          <w:color w:val="EE0000"/>
+        </w:rPr>
+        <w:t xml:space="preserve"> // 하나의 배열을 구조체로 옮김</w:t>
       </w:r>
     </w:p>
     <w:p>
@@ -11418,12 +12116,20 @@
       </w:r>
     </w:p>
     <w:p>
+      <w:proofErr w:type="spellStart"/>
       <w:proofErr w:type="gramStart"/>
       <w:r>
         <w:rPr>
           <w:rFonts w:hint="eastAsia"/>
         </w:rPr>
-        <w:t>GameRestart(</w:t>
+        <w:t>GameRestart</w:t>
+      </w:r>
+      <w:proofErr w:type="spellEnd"/>
+      <w:r>
+        <w:rPr>
+          <w:rFonts w:hint="eastAsia"/>
+        </w:rPr>
+        <w:t>(</w:t>
       </w:r>
       <w:proofErr w:type="gramEnd"/>
       <w:r>
@@ -11460,7 +12166,21 @@
         <w:rPr>
           <w:rFonts w:hint="eastAsia"/>
         </w:rPr>
-        <w:t>서버에서는 모든 상태를 초기로 되돌려 재시작하라는 상태를 전송</w:t>
+        <w:t xml:space="preserve">서버에서는 모든 상태를 초기로 되돌려 </w:t>
+      </w:r>
+      <w:proofErr w:type="spellStart"/>
+      <w:r>
+        <w:rPr>
+          <w:rFonts w:hint="eastAsia"/>
+        </w:rPr>
+        <w:t>재시작하라는</w:t>
+      </w:r>
+      <w:proofErr w:type="spellEnd"/>
+      <w:r>
+        <w:rPr>
+          <w:rFonts w:hint="eastAsia"/>
+        </w:rPr>
+        <w:t xml:space="preserve"> 상태를 전송</w:t>
       </w:r>
     </w:p>
     <w:p>
@@ -11479,13 +12199,21 @@
       </w:r>
     </w:p>
     <w:p>
+      <w:proofErr w:type="spellStart"/>
       <w:proofErr w:type="gramStart"/>
       <w:r>
         <w:rPr>
           <w:rFonts w:hint="eastAsia"/>
         </w:rPr>
         <w:lastRenderedPageBreak/>
-        <w:t>GameExit(</w:t>
+        <w:t>GameExit</w:t>
+      </w:r>
+      <w:proofErr w:type="spellEnd"/>
+      <w:r>
+        <w:rPr>
+          <w:rFonts w:hint="eastAsia"/>
+        </w:rPr>
+        <w:t>(</w:t>
       </w:r>
       <w:proofErr w:type="gramEnd"/>
       <w:r>
@@ -11613,11 +12341,19 @@
                       <wps:txbx>
                         <w:txbxContent>
                           <w:p>
+                            <w:proofErr w:type="spellStart"/>
                             <w:r>
                               <w:rPr>
                                 <w:rFonts w:hint="eastAsia"/>
                               </w:rPr>
-                              <w:t>SendInit을 수요일까지 하였음</w:t>
+                              <w:t>SendInit</w:t>
+                            </w:r>
+                            <w:proofErr w:type="spellEnd"/>
+                            <w:r>
+                              <w:rPr>
+                                <w:rFonts w:hint="eastAsia"/>
+                              </w:rPr>
+                              <w:t>을 수요일까지 하였음</w:t>
                             </w:r>
                             <w:r>
                               <w:br/>
@@ -11652,11 +12388,19 @@
                 <v:textbox>
                   <w:txbxContent>
                     <w:p>
+                      <w:proofErr w:type="spellStart"/>
                       <w:r>
                         <w:rPr>
                           <w:rFonts w:hint="eastAsia"/>
                         </w:rPr>
-                        <w:t>SendInit을 수요일까지 하였음</w:t>
+                        <w:t>SendInit</w:t>
+                      </w:r>
+                      <w:proofErr w:type="spellEnd"/>
+                      <w:r>
+                        <w:rPr>
+                          <w:rFonts w:hint="eastAsia"/>
+                        </w:rPr>
+                        <w:t>을 수요일까지 하였음</w:t>
                       </w:r>
                       <w:r>
                         <w:br/>
@@ -11986,12 +12730,14 @@
             <w:tcW w:w="1625" w:type="dxa"/>
           </w:tcPr>
           <w:p>
+            <w:proofErr w:type="spellStart"/>
             <w:r>
               <w:rPr>
                 <w:rFonts w:hint="eastAsia"/>
               </w:rPr>
               <w:t>MovingObject</w:t>
             </w:r>
+            <w:proofErr w:type="spellEnd"/>
           </w:p>
         </w:tc>
         <w:tc>
@@ -12132,12 +12878,14 @@
             <w:tcW w:w="1520" w:type="dxa"/>
           </w:tcPr>
           <w:p>
+            <w:proofErr w:type="spellStart"/>
             <w:r>
               <w:rPr>
                 <w:rFonts w:hint="eastAsia"/>
               </w:rPr>
               <w:t>CreateSocket</w:t>
             </w:r>
+            <w:proofErr w:type="spellEnd"/>
             <w:r>
               <w:br/>
             </w:r>
@@ -12155,12 +12903,14 @@
             <w:tcW w:w="1483" w:type="dxa"/>
           </w:tcPr>
           <w:p>
+            <w:proofErr w:type="spellStart"/>
             <w:r>
               <w:rPr>
                 <w:rFonts w:hint="eastAsia"/>
               </w:rPr>
               <w:t>InitPlayer</w:t>
             </w:r>
+            <w:proofErr w:type="spellEnd"/>
             <w:r>
               <w:br/>
             </w:r>
@@ -12170,6 +12920,7 @@
               </w:rPr>
               <w:t>(</w:t>
             </w:r>
+            <w:proofErr w:type="spellStart"/>
             <w:proofErr w:type="gramStart"/>
             <w:r>
               <w:rPr>
@@ -12177,6 +12928,7 @@
               </w:rPr>
               <w:t>player.Init</w:t>
             </w:r>
+            <w:proofErr w:type="spellEnd"/>
             <w:proofErr w:type="gramEnd"/>
             <w:r>
               <w:rPr>
@@ -12210,12 +12962,14 @@
             <w:tcW w:w="1625" w:type="dxa"/>
           </w:tcPr>
           <w:p>
+            <w:proofErr w:type="spellStart"/>
             <w:r>
               <w:rPr>
                 <w:rFonts w:hint="eastAsia"/>
               </w:rPr>
               <w:t>MakeThread</w:t>
             </w:r>
+            <w:proofErr w:type="spellEnd"/>
             <w:r>
               <w:br/>
             </w:r>
@@ -12363,12 +13117,14 @@
             <w:tcW w:w="1483" w:type="dxa"/>
           </w:tcPr>
           <w:p>
+            <w:proofErr w:type="spellStart"/>
             <w:r>
               <w:rPr>
                 <w:rFonts w:hint="eastAsia"/>
               </w:rPr>
               <w:t>InitWorld</w:t>
             </w:r>
+            <w:proofErr w:type="spellEnd"/>
             <w:r>
               <w:br/>
             </w:r>
@@ -12378,6 +13134,7 @@
               </w:rPr>
               <w:t>(</w:t>
             </w:r>
+            <w:proofErr w:type="spellStart"/>
             <w:proofErr w:type="gramStart"/>
             <w:r>
               <w:rPr>
@@ -12385,6 +13142,7 @@
               </w:rPr>
               <w:t>world.Init</w:t>
             </w:r>
+            <w:proofErr w:type="spellEnd"/>
             <w:proofErr w:type="gramEnd"/>
             <w:r>
               <w:rPr>
@@ -12405,12 +13163,14 @@
             <w:tcW w:w="1575" w:type="dxa"/>
           </w:tcPr>
           <w:p>
+            <w:proofErr w:type="spellStart"/>
             <w:r>
               <w:rPr>
                 <w:rFonts w:hint="eastAsia"/>
               </w:rPr>
               <w:t>MakeThread</w:t>
             </w:r>
+            <w:proofErr w:type="spellEnd"/>
             <w:r>
               <w:br/>
             </w:r>
@@ -12427,12 +13187,14 @@
             <w:tcW w:w="1625" w:type="dxa"/>
           </w:tcPr>
           <w:p>
+            <w:proofErr w:type="spellStart"/>
             <w:r>
               <w:rPr>
                 <w:rFonts w:hint="eastAsia"/>
               </w:rPr>
               <w:t>InitGL</w:t>
             </w:r>
+            <w:proofErr w:type="spellEnd"/>
             <w:r>
               <w:br/>
             </w:r>
@@ -12440,8 +13202,16 @@
               <w:rPr>
                 <w:rFonts w:hint="eastAsia"/>
               </w:rPr>
-              <w:t>~ glmainloop</w:t>
-            </w:r>
+              <w:t xml:space="preserve">~ </w:t>
+            </w:r>
+            <w:proofErr w:type="spellStart"/>
+            <w:r>
+              <w:rPr>
+                <w:rFonts w:hint="eastAsia"/>
+              </w:rPr>
+              <w:t>glmainloop</w:t>
+            </w:r>
+            <w:proofErr w:type="spellEnd"/>
           </w:p>
         </w:tc>
         <w:tc>
@@ -12661,12 +13431,14 @@
                 </mc:Fallback>
               </mc:AlternateContent>
             </w:r>
+            <w:proofErr w:type="spellStart"/>
             <w:r>
               <w:rPr>
                 <w:rFonts w:hint="eastAsia"/>
               </w:rPr>
               <w:t>SendInit</w:t>
             </w:r>
+            <w:proofErr w:type="spellEnd"/>
           </w:p>
         </w:tc>
         <w:tc>
@@ -12744,21 +13516,25 @@
                 </mc:Fallback>
               </mc:AlternateContent>
             </w:r>
+            <w:proofErr w:type="spellStart"/>
             <w:r>
               <w:rPr>
                 <w:rFonts w:hint="eastAsia"/>
               </w:rPr>
               <w:t>SendInit</w:t>
             </w:r>
+            <w:proofErr w:type="spellEnd"/>
             <w:r>
               <w:br/>
             </w:r>
+            <w:proofErr w:type="spellStart"/>
             <w:r>
               <w:rPr>
                 <w:rFonts w:hint="eastAsia"/>
               </w:rPr>
               <w:t>OnePlayer</w:t>
             </w:r>
+            <w:proofErr w:type="spellEnd"/>
           </w:p>
         </w:tc>
         <w:tc>
@@ -12836,12 +13612,14 @@
                 </mc:Fallback>
               </mc:AlternateContent>
             </w:r>
+            <w:proofErr w:type="spellStart"/>
             <w:r>
               <w:rPr>
                 <w:rFonts w:hint="eastAsia"/>
               </w:rPr>
               <w:t>SendInit</w:t>
             </w:r>
+            <w:proofErr w:type="spellEnd"/>
           </w:p>
         </w:tc>
         <w:tc>
@@ -12996,12 +13774,20 @@
                 </mc:Fallback>
               </mc:AlternateContent>
             </w:r>
+            <w:proofErr w:type="spellStart"/>
             <w:proofErr w:type="gramStart"/>
             <w:r>
               <w:rPr>
                 <w:rFonts w:hint="eastAsia"/>
               </w:rPr>
-              <w:t>SendWorld(</w:t>
+              <w:t>SendWorld</w:t>
+            </w:r>
+            <w:proofErr w:type="spellEnd"/>
+            <w:r>
+              <w:rPr>
+                <w:rFonts w:hint="eastAsia"/>
+              </w:rPr>
+              <w:t>(</w:t>
             </w:r>
             <w:proofErr w:type="gramEnd"/>
             <w:r>
@@ -13130,12 +13916,14 @@
             <w:tcW w:w="1292" w:type="dxa"/>
           </w:tcPr>
           <w:p>
+            <w:proofErr w:type="spellStart"/>
             <w:r>
               <w:rPr>
                 <w:rFonts w:hint="eastAsia"/>
               </w:rPr>
               <w:t>RecvInit</w:t>
             </w:r>
+            <w:proofErr w:type="spellEnd"/>
           </w:p>
         </w:tc>
         <w:tc>
@@ -13155,12 +13943,14 @@
             <w:tcW w:w="1341" w:type="dxa"/>
           </w:tcPr>
           <w:p>
+            <w:proofErr w:type="spellStart"/>
             <w:r>
               <w:rPr>
                 <w:rFonts w:hint="eastAsia"/>
               </w:rPr>
               <w:t>Set_Input</w:t>
             </w:r>
+            <w:proofErr w:type="spellEnd"/>
           </w:p>
         </w:tc>
         <w:tc>
@@ -13250,12 +14040,14 @@
                 </mc:Fallback>
               </mc:AlternateContent>
             </w:r>
+            <w:proofErr w:type="spellStart"/>
             <w:r>
               <w:rPr>
                 <w:rFonts w:hint="eastAsia"/>
               </w:rPr>
               <w:t>RecvWorld</w:t>
             </w:r>
+            <w:proofErr w:type="spellEnd"/>
             <w:r>
               <w:br/>
             </w:r>
@@ -13334,11 +14126,6 @@
                                   </w:r>
                                 </w:p>
                                 <w:p>
-                                  <w:pPr>
-                                    <w:rPr>
-                                      <w:rFonts w:hint="eastAsia"/>
-                                    </w:rPr>
-                                  </w:pPr>
                                   <w:r>
                                     <w:rPr>
                                       <w:rFonts w:hint="eastAsia"/>
@@ -13368,11 +14155,7 @@
                 </mc:Choice>
                 <mc:Fallback>
                   <w:pict>
-                    <v:shapetype w14:anchorId="25783886" id="_x0000_t202" coordsize="21600,21600" o:spt="202" path="m,l,21600r21600,l21600,xe">
-                      <v:stroke joinstyle="miter"/>
-                      <v:path gradientshapeok="t" o:connecttype="rect"/>
-                    </v:shapetype>
-                    <v:shape id="Text Box 66" o:spid="_x0000_s1056" type="#_x0000_t202" style="position:absolute;margin-left:-33.05pt;margin-top:72.4pt;width:78pt;height:57pt;z-index:251960320;visibility:visible;mso-wrap-style:square;mso-width-percent:0;mso-height-percent:0;mso-wrap-distance-left:9pt;mso-wrap-distance-top:0;mso-wrap-distance-right:9pt;mso-wrap-distance-bottom:0;mso-position-horizontal:absolute;mso-position-horizontal-relative:text;mso-position-vertical:absolute;mso-position-vertical-relative:text;mso-width-percent:0;mso-height-percent:0;mso-width-relative:margin;mso-height-relative:margin;v-text-anchor:top" o:gfxdata="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" fillcolor="white [3201]" strokeweight=".5pt">
+                    <v:shape w14:anchorId="25783886" id="Text Box 66" o:spid="_x0000_s1056" type="#_x0000_t202" style="position:absolute;margin-left:-33.05pt;margin-top:72.4pt;width:78pt;height:57pt;z-index:251960320;visibility:visible;mso-wrap-style:square;mso-width-percent:0;mso-height-percent:0;mso-wrap-distance-left:9pt;mso-wrap-distance-top:0;mso-wrap-distance-right:9pt;mso-wrap-distance-bottom:0;mso-position-horizontal:absolute;mso-position-horizontal-relative:text;mso-position-vertical:absolute;mso-position-vertical-relative:text;mso-width-percent:0;mso-height-percent:0;mso-width-relative:margin;mso-height-relative:margin;v-text-anchor:top" o:gfxdata="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" fillcolor="white [3201]" strokeweight=".5pt">
                       <v:textbox>
                         <w:txbxContent>
                           <w:p>
@@ -13384,11 +14167,6 @@
                             </w:r>
                           </w:p>
                           <w:p>
-                            <w:pPr>
-                              <w:rPr>
-                                <w:rFonts w:hint="eastAsia"/>
-                              </w:rPr>
-                            </w:pPr>
                             <w:r>
                               <w:rPr>
                                 <w:rFonts w:hint="eastAsia"/>
@@ -13469,12 +14247,14 @@
             <w:tcW w:w="1520" w:type="dxa"/>
           </w:tcPr>
           <w:p>
+            <w:proofErr w:type="spellStart"/>
             <w:r>
               <w:rPr>
                 <w:rFonts w:hint="eastAsia"/>
               </w:rPr>
               <w:t>DrawScene</w:t>
             </w:r>
+            <w:proofErr w:type="spellEnd"/>
           </w:p>
         </w:tc>
         <w:tc>
@@ -13922,12 +14702,14 @@
                 </mc:Fallback>
               </mc:AlternateContent>
             </w:r>
+            <w:proofErr w:type="spellStart"/>
             <w:r>
               <w:rPr>
                 <w:rFonts w:hint="eastAsia"/>
               </w:rPr>
               <w:t>Recv</w:t>
             </w:r>
+            <w:proofErr w:type="spellEnd"/>
             <w:r>
               <w:br/>
             </w:r>
@@ -13953,8 +14735,16 @@
               <w:rPr>
                 <w:rFonts w:hint="eastAsia"/>
               </w:rPr>
-              <w:t>- KeyBoard</w:t>
-            </w:r>
+              <w:t xml:space="preserve">- </w:t>
+            </w:r>
+            <w:proofErr w:type="spellStart"/>
+            <w:r>
+              <w:rPr>
+                <w:rFonts w:hint="eastAsia"/>
+              </w:rPr>
+              <w:t>KeyBoard</w:t>
+            </w:r>
+            <w:proofErr w:type="spellEnd"/>
           </w:p>
         </w:tc>
         <w:tc>
@@ -13967,6 +14757,7 @@
                 <w:color w:val="EE0000"/>
               </w:rPr>
             </w:pPr>
+            <w:proofErr w:type="spellStart"/>
             <w:r>
               <w:rPr>
                 <w:rFonts w:hint="eastAsia"/>
@@ -13974,6 +14765,7 @@
               </w:rPr>
               <w:t>SendWorld</w:t>
             </w:r>
+            <w:proofErr w:type="spellEnd"/>
           </w:p>
           <w:p>
             <w:pPr>
@@ -13981,6 +14773,7 @@
                 <w:color w:val="EE0000"/>
               </w:rPr>
             </w:pPr>
+            <w:proofErr w:type="spellStart"/>
             <w:r>
               <w:rPr>
                 <w:rFonts w:hint="eastAsia"/>
@@ -13988,6 +14781,7 @@
               </w:rPr>
               <w:t>RecvWorld</w:t>
             </w:r>
+            <w:proofErr w:type="spellEnd"/>
           </w:p>
           <w:p>
             <w:pPr>
@@ -14040,6 +14834,7 @@
                 <w:color w:val="EE0000"/>
               </w:rPr>
             </w:pPr>
+            <w:proofErr w:type="spellStart"/>
             <w:r>
               <w:rPr>
                 <w:rFonts w:hint="eastAsia"/>
@@ -14047,6 +14842,7 @@
               </w:rPr>
               <w:t>Recv</w:t>
             </w:r>
+            <w:proofErr w:type="spellEnd"/>
             <w:r>
               <w:rPr>
                 <w:color w:val="EE0000"/>
@@ -14254,12 +15050,14 @@
             <w:tcW w:w="1292" w:type="dxa"/>
           </w:tcPr>
           <w:p>
+            <w:proofErr w:type="spellStart"/>
             <w:r>
               <w:rPr>
                 <w:rFonts w:hint="eastAsia"/>
               </w:rPr>
               <w:t>Recv</w:t>
             </w:r>
+            <w:proofErr w:type="spellEnd"/>
             <w:r>
               <w:br/>
             </w:r>
@@ -14356,6 +15154,7 @@
                 <w:color w:val="EE0000"/>
               </w:rPr>
             </w:pPr>
+            <w:proofErr w:type="spellStart"/>
             <w:proofErr w:type="gramStart"/>
             <w:r>
               <w:rPr>
@@ -14363,9 +15162,11 @@
               </w:rPr>
               <w:t>inputs.deltax</w:t>
             </w:r>
+            <w:proofErr w:type="spellEnd"/>
             <w:proofErr w:type="gramEnd"/>
           </w:p>
           <w:p>
+            <w:proofErr w:type="spellStart"/>
             <w:r>
               <w:rPr>
                 <w:rFonts w:hint="eastAsia"/>
@@ -14378,7 +15179,15 @@
                 <w:rFonts w:hint="eastAsia"/>
                 <w:color w:val="EE0000"/>
               </w:rPr>
-              <w:t xml:space="preserve">값 </w:t>
+              <w:t>값</w:t>
+            </w:r>
+            <w:proofErr w:type="spellEnd"/>
+            <w:r>
+              <w:rPr>
+                <w:rFonts w:hint="eastAsia"/>
+                <w:color w:val="EE0000"/>
+              </w:rPr>
+              <w:t xml:space="preserve"> </w:t>
             </w:r>
             <w:r>
               <w:rPr>
@@ -14617,6 +15426,7 @@
             <w:tcW w:w="1520" w:type="dxa"/>
           </w:tcPr>
           <w:p>
+            <w:proofErr w:type="spellStart"/>
             <w:r>
               <w:rPr>
                 <w:rFonts w:hint="eastAsia"/>
@@ -14624,6 +15434,7 @@
               </w:rPr>
               <w:t>Recv</w:t>
             </w:r>
+            <w:proofErr w:type="spellEnd"/>
             <w:r>
               <w:rPr>
                 <w:color w:val="EE0000"/>
@@ -15080,6 +15891,7 @@
               </w:rPr>
               <w:br/>
             </w:r>
+            <w:proofErr w:type="spellStart"/>
             <w:r>
               <w:rPr>
                 <w:rFonts w:hint="eastAsia"/>
@@ -15087,6 +15899,7 @@
               </w:rPr>
               <w:t>밸런싱</w:t>
             </w:r>
+            <w:proofErr w:type="spellEnd"/>
           </w:p>
         </w:tc>
       </w:tr>
@@ -15118,6 +15931,7 @@
                 <w:color w:val="EE0000"/>
               </w:rPr>
             </w:pPr>
+            <w:proofErr w:type="spellStart"/>
             <w:r>
               <w:rPr>
                 <w:rFonts w:hint="eastAsia"/>
@@ -15125,6 +15939,7 @@
               </w:rPr>
               <w:t>RecvWorld</w:t>
             </w:r>
+            <w:proofErr w:type="spellEnd"/>
             <w:r>
               <w:rPr>
                 <w:strike/>
@@ -15487,60 +16302,6 @@
           <w:tcPr>
             <w:tcW w:w="1341" w:type="dxa"/>
           </w:tcPr>
-          <w:p/>
-        </w:tc>
-        <w:tc>
-          <w:tcPr>
-            <w:tcW w:w="1575" w:type="dxa"/>
-          </w:tcPr>
-          <w:p/>
-        </w:tc>
-        <w:tc>
-          <w:tcPr>
-            <w:tcW w:w="1625" w:type="dxa"/>
-          </w:tcPr>
-          <w:p/>
-        </w:tc>
-        <w:tc>
-          <w:tcPr>
-            <w:tcW w:w="1600" w:type="dxa"/>
-          </w:tcPr>
-          <w:p/>
-        </w:tc>
-      </w:tr>
-      <w:tr>
-        <w:trPr>
-          <w:trHeight w:val="210"/>
-        </w:trPr>
-        <w:tc>
-          <w:tcPr>
-            <w:tcW w:w="436" w:type="dxa"/>
-          </w:tcPr>
-          <w:p>
-            <w:r>
-              <w:rPr>
-                <w:rFonts w:hint="eastAsia"/>
-              </w:rPr>
-              <w:t>이현석</w:t>
-            </w:r>
-          </w:p>
-        </w:tc>
-        <w:tc>
-          <w:tcPr>
-            <w:tcW w:w="1292" w:type="dxa"/>
-          </w:tcPr>
-          <w:p/>
-        </w:tc>
-        <w:tc>
-          <w:tcPr>
-            <w:tcW w:w="1520" w:type="dxa"/>
-          </w:tcPr>
-          <w:p/>
-        </w:tc>
-        <w:tc>
-          <w:tcPr>
-            <w:tcW w:w="1483" w:type="dxa"/>
-          </w:tcPr>
           <w:p>
             <w:r>
               <w:rPr>
@@ -15549,13 +16310,13 @@
               <mc:AlternateContent>
                 <mc:Choice Requires="wps">
                   <w:drawing>
-                    <wp:anchor distT="0" distB="0" distL="114300" distR="114300" simplePos="0" relativeHeight="251959296" behindDoc="0" locked="0" layoutInCell="1" allowOverlap="1" wp14:anchorId="4E93DFD9" wp14:editId="07CC2D22">
+                    <wp:anchor distT="0" distB="0" distL="114300" distR="114300" simplePos="0" relativeHeight="251959296" behindDoc="0" locked="0" layoutInCell="1" allowOverlap="1" wp14:anchorId="4E93DFD9" wp14:editId="52BD86F1">
                       <wp:simplePos x="0" y="0"/>
                       <wp:positionH relativeFrom="column">
-                        <wp:posOffset>-667385</wp:posOffset>
+                        <wp:posOffset>-929772</wp:posOffset>
                       </wp:positionH>
                       <wp:positionV relativeFrom="paragraph">
-                        <wp:posOffset>76200</wp:posOffset>
+                        <wp:posOffset>471667</wp:posOffset>
                       </wp:positionV>
                       <wp:extent cx="1419606" cy="657225"/>
                       <wp:effectExtent l="0" t="0" r="28575" b="28575"/>
@@ -15643,7 +16404,7 @@
                 </mc:Choice>
                 <mc:Fallback>
                   <w:pict>
-                    <v:rect w14:anchorId="4E93DFD9" id="직사각형 64" o:spid="_x0000_s1056" style="position:absolute;margin-left:-52.55pt;margin-top:6pt;width:111.8pt;height:51.75pt;z-index:251959296;visibility:visible;mso-wrap-style:square;mso-width-percent:0;mso-height-percent:0;mso-wrap-distance-left:9pt;mso-wrap-distance-top:0;mso-wrap-distance-right:9pt;mso-wrap-distance-bottom:0;mso-position-horizontal:absolute;mso-position-horizontal-relative:text;mso-position-vertical:absolute;mso-position-vertical-relative:text;mso-width-percent:0;mso-height-percent:0;mso-width-relative:margin;mso-height-relative:margin;v-text-anchor:middle" o:gfxdata="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" fillcolor="white [3201]" strokecolor="black [3200]" strokeweight="1pt">
+                    <v:rect w14:anchorId="4E93DFD9" id="직사각형 64" o:spid="_x0000_s1057" style="position:absolute;margin-left:-73.2pt;margin-top:37.15pt;width:111.8pt;height:51.75pt;z-index:251959296;visibility:visible;mso-wrap-style:square;mso-width-percent:0;mso-height-percent:0;mso-wrap-distance-left:9pt;mso-wrap-distance-top:0;mso-wrap-distance-right:9pt;mso-wrap-distance-bottom:0;mso-position-horizontal:absolute;mso-position-horizontal-relative:text;mso-position-vertical:absolute;mso-position-vertical-relative:text;mso-width-percent:0;mso-height-percent:0;mso-width-relative:margin;mso-height-relative:margin;v-text-anchor:middle" o:gfxdata="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" fillcolor="white [3201]" strokecolor="black [3200]" strokeweight="1pt">
                       <v:textbox>
                         <w:txbxContent>
                           <w:p>
@@ -15684,6 +16445,120 @@
               </mc:AlternateContent>
             </w:r>
           </w:p>
+        </w:tc>
+        <w:tc>
+          <w:tcPr>
+            <w:tcW w:w="1575" w:type="dxa"/>
+          </w:tcPr>
+          <w:p/>
+        </w:tc>
+        <w:tc>
+          <w:tcPr>
+            <w:tcW w:w="1625" w:type="dxa"/>
+          </w:tcPr>
+          <w:p/>
+        </w:tc>
+        <w:tc>
+          <w:tcPr>
+            <w:tcW w:w="1600" w:type="dxa"/>
+          </w:tcPr>
+          <w:p/>
+        </w:tc>
+      </w:tr>
+      <w:tr>
+        <w:trPr>
+          <w:trHeight w:val="210"/>
+        </w:trPr>
+        <w:tc>
+          <w:tcPr>
+            <w:tcW w:w="436" w:type="dxa"/>
+          </w:tcPr>
+          <w:p>
+            <w:r>
+              <w:rPr>
+                <w:rFonts w:hint="eastAsia"/>
+              </w:rPr>
+              <w:t>이현석</w:t>
+            </w:r>
+          </w:p>
+        </w:tc>
+        <w:tc>
+          <w:tcPr>
+            <w:tcW w:w="1292" w:type="dxa"/>
+          </w:tcPr>
+          <w:p/>
+        </w:tc>
+        <w:tc>
+          <w:tcPr>
+            <w:tcW w:w="1520" w:type="dxa"/>
+          </w:tcPr>
+          <w:p>
+            <w:pPr>
+              <w:rPr>
+                <w:color w:val="EE0000"/>
+              </w:rPr>
+            </w:pPr>
+            <w:r>
+              <w:rPr>
+                <w:rFonts w:hint="eastAsia"/>
+                <w:color w:val="EE0000"/>
+              </w:rPr>
+              <w:t>Move</w:t>
+            </w:r>
+            <w:r>
+              <w:rPr>
+                <w:color w:val="EE0000"/>
+              </w:rPr>
+              <w:br/>
+            </w:r>
+            <w:r>
+              <w:rPr>
+                <w:rFonts w:hint="eastAsia"/>
+                <w:color w:val="EE0000"/>
+              </w:rPr>
+              <w:t>Camera</w:t>
+            </w:r>
+            <w:r>
+              <w:rPr>
+                <w:color w:val="EE0000"/>
+              </w:rPr>
+              <w:br/>
+            </w:r>
+            <w:r>
+              <w:rPr>
+                <w:rFonts w:hint="eastAsia"/>
+                <w:color w:val="EE0000"/>
+              </w:rPr>
+              <w:t>- Wi</w:t>
+            </w:r>
+            <w:r>
+              <w:rPr>
+                <w:rFonts w:hint="eastAsia"/>
+                <w:color w:val="EE0000"/>
+              </w:rPr>
+              <w:t>nner</w:t>
+            </w:r>
+          </w:p>
+          <w:p>
+            <w:pPr>
+              <w:rPr>
+                <w:rFonts w:hint="eastAsia"/>
+              </w:rPr>
+            </w:pPr>
+            <w:r>
+              <w:rPr>
+                <w:rFonts w:hint="eastAsia"/>
+                <w:color w:val="EE0000"/>
+              </w:rPr>
+              <w:t>보충</w:t>
+            </w:r>
+          </w:p>
+        </w:tc>
+        <w:tc>
+          <w:tcPr>
+            <w:tcW w:w="1483" w:type="dxa"/>
+          </w:tcPr>
+          <w:p/>
         </w:tc>
         <w:tc>
           <w:tcPr>
@@ -15866,7 +16741,7 @@
                 </mc:Choice>
                 <mc:Fallback>
                   <w:pict>
-                    <v:shape w14:anchorId="58F630BC" id="Text Box 63" o:spid="_x0000_s1057" type="#_x0000_t202" style="position:absolute;margin-left:-60.65pt;margin-top:5.4pt;width:99pt;height:46.8pt;z-index:251956224;visibility:visible;mso-wrap-style:square;mso-width-percent:0;mso-height-percent:0;mso-wrap-distance-left:9pt;mso-wrap-distance-top:0;mso-wrap-distance-right:9pt;mso-wrap-distance-bottom:0;mso-position-horizontal:absolute;mso-position-horizontal-relative:text;mso-position-vertical:absolute;mso-position-vertical-relative:text;mso-width-percent:0;mso-height-percent:0;mso-width-relative:margin;mso-height-relative:margin;v-text-anchor:top" o:gfxdata="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" filled="f" strokeweight=".5pt">
+                    <v:shape w14:anchorId="58F630BC" id="Text Box 63" o:spid="_x0000_s1058" type="#_x0000_t202" style="position:absolute;margin-left:-60.65pt;margin-top:5.4pt;width:99pt;height:46.8pt;z-index:251956224;visibility:visible;mso-wrap-style:square;mso-width-percent:0;mso-height-percent:0;mso-wrap-distance-left:9pt;mso-wrap-distance-top:0;mso-wrap-distance-right:9pt;mso-wrap-distance-bottom:0;mso-position-horizontal:absolute;mso-position-horizontal-relative:text;mso-position-vertical:absolute;mso-position-vertical-relative:text;mso-width-percent:0;mso-height-percent:0;mso-width-relative:margin;mso-height-relative:margin;v-text-anchor:top" o:gfxdata="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" filled="f" strokeweight=".5pt">
                       <v:textbox>
                         <w:txbxContent>
                           <w:p>

--- a/넷겜플 추진 기획서.docx
+++ b/넷겜플 추진 기획서.docx
@@ -6910,57 +6910,25 @@
       </w:r>
     </w:p>
     <w:p>
-      <w:proofErr w:type="spellStart"/>
-      <w:r>
-        <w:rPr>
-          <w:rFonts w:hint="eastAsia"/>
+      <w:r>
+        <w:rPr>
+          <w:rFonts w:hint="eastAsia"/>
+          <w:noProof/>
         </w:rPr>
         <w:lastRenderedPageBreak/>
-        <w:t>PlayerInputs</w:t>
-      </w:r>
-      <w:proofErr w:type="spellEnd"/>
-      <w:r>
-        <w:rPr>
-          <w:rFonts w:hint="eastAsia"/>
-        </w:rPr>
-        <w:t xml:space="preserve"> input</w:t>
-      </w:r>
-      <w:r>
-        <w:rPr>
-          <w:rFonts w:hint="eastAsia"/>
-        </w:rPr>
-        <w:t>s</w:t>
-      </w:r>
-      <w:r>
-        <w:rPr>
-          <w:rFonts w:hint="eastAsia"/>
-        </w:rPr>
-        <w:t>:</w:t>
-      </w:r>
-      <w:r>
-        <w:rPr>
-          <w:rFonts w:hint="eastAsia"/>
-        </w:rPr>
-        <w:t xml:space="preserve"> 입출력을 관리하는 구조체이자 전송 시에도 패킷으로서 작용</w:t>
-      </w:r>
-      <w:r>
-        <w:rPr>
-          <w:rFonts w:hint="eastAsia"/>
-          <w:noProof/>
-        </w:rPr>
         <mc:AlternateContent>
           <mc:Choice Requires="wps">
             <w:drawing>
-              <wp:anchor distT="0" distB="0" distL="114300" distR="114300" simplePos="0" relativeHeight="251809792" behindDoc="0" locked="0" layoutInCell="1" allowOverlap="1" wp14:anchorId="036A3C95" wp14:editId="2895BF94">
+              <wp:anchor distT="0" distB="0" distL="114300" distR="114300" simplePos="0" relativeHeight="251809792" behindDoc="0" locked="0" layoutInCell="1" allowOverlap="1" wp14:anchorId="036A3C95" wp14:editId="41E31063">
                 <wp:simplePos x="0" y="0"/>
                 <wp:positionH relativeFrom="column">
-                  <wp:posOffset>-78105</wp:posOffset>
+                  <wp:posOffset>-76200</wp:posOffset>
                 </wp:positionH>
                 <wp:positionV relativeFrom="paragraph">
-                  <wp:posOffset>354330</wp:posOffset>
+                  <wp:posOffset>356778</wp:posOffset>
                 </wp:positionV>
-                <wp:extent cx="4678326" cy="2126511"/>
-                <wp:effectExtent l="0" t="0" r="27305" b="26670"/>
+                <wp:extent cx="6215743" cy="3042557"/>
+                <wp:effectExtent l="0" t="0" r="13970" b="24765"/>
                 <wp:wrapNone/>
                 <wp:docPr id="793662586" name="직사각형 75"/>
                 <wp:cNvGraphicFramePr/>
@@ -6971,7 +6939,7 @@
                       <wps:spPr>
                         <a:xfrm>
                           <a:off x="0" y="0"/>
-                          <a:ext cx="4678326" cy="2126511"/>
+                          <a:ext cx="6215743" cy="3042557"/>
                         </a:xfrm>
                         <a:prstGeom prst="rect">
                           <a:avLst/>
@@ -7008,16 +6976,54 @@
                     </wps:wsp>
                   </a:graphicData>
                 </a:graphic>
+                <wp14:sizeRelH relativeFrom="margin">
+                  <wp14:pctWidth>0</wp14:pctWidth>
+                </wp14:sizeRelH>
+                <wp14:sizeRelV relativeFrom="margin">
+                  <wp14:pctHeight>0</wp14:pctHeight>
+                </wp14:sizeRelV>
               </wp:anchor>
             </w:drawing>
           </mc:Choice>
           <mc:Fallback>
             <w:pict>
-              <v:rect w14:anchorId="523700A6" id="직사각형 75" o:spid="_x0000_s1026" style="position:absolute;margin-left:-6.15pt;margin-top:27.9pt;width:368.35pt;height:167.45pt;z-index:251809792;visibility:visible;mso-wrap-style:square;mso-wrap-distance-left:9pt;mso-wrap-distance-top:0;mso-wrap-distance-right:9pt;mso-wrap-distance-bottom:0;mso-position-horizontal:absolute;mso-position-horizontal-relative:text;mso-position-vertical:absolute;mso-position-vertical-relative:text;v-text-anchor:middle" o:gfxdata="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" filled="f" strokecolor="black [3213]" strokeweight="1pt"/>
+              <v:rect w14:anchorId="1C6E6F92" id="직사각형 75" o:spid="_x0000_s1026" style="position:absolute;margin-left:-6pt;margin-top:28.1pt;width:489.45pt;height:239.55pt;z-index:251809792;visibility:visible;mso-wrap-style:square;mso-width-percent:0;mso-height-percent:0;mso-wrap-distance-left:9pt;mso-wrap-distance-top:0;mso-wrap-distance-right:9pt;mso-wrap-distance-bottom:0;mso-position-horizontal:absolute;mso-position-horizontal-relative:text;mso-position-vertical:absolute;mso-position-vertical-relative:text;mso-width-percent:0;mso-height-percent:0;mso-width-relative:margin;mso-height-relative:margin;v-text-anchor:middle" o:gfxdata="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" filled="f" strokecolor="black [3213]" strokeweight="1pt"/>
             </w:pict>
           </mc:Fallback>
         </mc:AlternateContent>
       </w:r>
+      <w:proofErr w:type="spellStart"/>
+      <w:r>
+        <w:rPr>
+          <w:rFonts w:hint="eastAsia"/>
+        </w:rPr>
+        <w:t>PlayerInputs</w:t>
+      </w:r>
+      <w:proofErr w:type="spellEnd"/>
+      <w:r>
+        <w:rPr>
+          <w:rFonts w:hint="eastAsia"/>
+        </w:rPr>
+        <w:t xml:space="preserve"> input</w:t>
+      </w:r>
+      <w:r>
+        <w:rPr>
+          <w:rFonts w:hint="eastAsia"/>
+        </w:rPr>
+        <w:t>s</w:t>
+      </w:r>
+      <w:r>
+        <w:rPr>
+          <w:rFonts w:hint="eastAsia"/>
+        </w:rPr>
+        <w:t>:</w:t>
+      </w:r>
+      <w:r>
+        <w:rPr>
+          <w:rFonts w:hint="eastAsia"/>
+        </w:rPr>
+        <w:t xml:space="preserve"> 입출력을 관리하는 구조체이자 전송 시에도 패킷으로서 작용</w:t>
+      </w:r>
     </w:p>
     <w:p>
       <w:pPr>
@@ -7291,14 +7297,17 @@
         </w:rPr>
         <w:tab/>
       </w:r>
-      <w:r>
-        <w:rPr>
+      <w:proofErr w:type="gramStart"/>
+      <w:r>
+        <w:rPr>
+          <w:rFonts w:hint="eastAsia"/>
           <w:color w:val="EE0000"/>
           <w:sz w:val="20"/>
           <w:szCs w:val="20"/>
         </w:rPr>
-        <w:tab/>
-      </w:r>
+        <w:t>// 키보드</w:t>
+      </w:r>
+      <w:proofErr w:type="gramEnd"/>
       <w:r>
         <w:rPr>
           <w:rFonts w:hint="eastAsia"/>
@@ -7306,7 +7315,7 @@
           <w:sz w:val="20"/>
           <w:szCs w:val="20"/>
         </w:rPr>
-        <w:t xml:space="preserve">// 키보드 q키를 눌러 클라이언트가 </w:t>
+        <w:t xml:space="preserve"> q키를 눌러 클라이언트가 </w:t>
       </w:r>
       <w:r>
         <w:rPr>
@@ -7317,77 +7326,226 @@
         </w:rPr>
         <w:t>종료할</w:t>
       </w:r>
-    </w:p>
-    <w:p>
-      <w:pPr>
-        <w:rPr>
+      <w:r>
+        <w:rPr>
+          <w:rFonts w:hint="eastAsia"/>
           <w:color w:val="EE0000"/>
           <w:sz w:val="20"/>
           <w:szCs w:val="20"/>
         </w:rPr>
-      </w:pPr>
-      <w:r>
-        <w:rPr>
-          <w:rFonts w:hint="eastAsia"/>
+        <w:t xml:space="preserve"> </w:t>
+      </w:r>
+      <w:r>
+        <w:rPr>
+          <w:rFonts w:hint="eastAsia"/>
+          <w:color w:val="EE0000"/>
           <w:sz w:val="20"/>
           <w:szCs w:val="20"/>
         </w:rPr>
-        <w:t>}</w:t>
-      </w:r>
-      <w:r>
-        <w:rPr>
+        <w:t>경우, 서버에게도 이</w:t>
+      </w:r>
+      <w:r>
+        <w:rPr>
+          <w:rFonts w:hint="eastAsia"/>
+          <w:color w:val="EE0000"/>
           <w:sz w:val="20"/>
           <w:szCs w:val="20"/>
         </w:rPr>
-        <w:tab/>
-      </w:r>
-      <w:r>
-        <w:rPr>
+        <w:t>를</w:t>
+      </w:r>
+      <w:r>
+        <w:rPr>
+          <w:rFonts w:hint="eastAsia"/>
+          <w:color w:val="EE0000"/>
           <w:sz w:val="20"/>
           <w:szCs w:val="20"/>
         </w:rPr>
-        <w:tab/>
-      </w:r>
-      <w:r>
-        <w:rPr>
+        <w:t xml:space="preserve"> 알림</w:t>
+      </w:r>
+    </w:p>
+    <w:p>
+      <w:pPr>
+        <w:ind w:firstLine="800"/>
+        <w:rPr>
+          <w:rFonts w:hint="eastAsia"/>
+          <w:color w:val="EE0000"/>
           <w:sz w:val="20"/>
           <w:szCs w:val="20"/>
         </w:rPr>
-        <w:tab/>
-      </w:r>
-      <w:r>
-        <w:rPr>
+      </w:pPr>
+      <w:r>
+        <w:rPr>
+          <w:color w:val="EE0000"/>
           <w:sz w:val="20"/>
           <w:szCs w:val="20"/>
         </w:rPr>
-        <w:tab/>
-      </w:r>
-      <w:r>
-        <w:rPr>
-          <w:rFonts w:hint="eastAsia"/>
+        <w:t xml:space="preserve">bool </w:t>
+      </w:r>
+      <w:proofErr w:type="spellStart"/>
+      <w:r>
+        <w:rPr>
           <w:color w:val="EE0000"/>
           <w:sz w:val="20"/>
           <w:szCs w:val="20"/>
         </w:rPr>
-        <w:t>// 경우, 서버에게도 이</w:t>
-      </w:r>
-      <w:r>
-        <w:rPr>
-          <w:rFonts w:hint="eastAsia"/>
+        <w:t>jumpCheat</w:t>
+      </w:r>
+      <w:proofErr w:type="spellEnd"/>
+      <w:r>
+        <w:rPr>
           <w:color w:val="EE0000"/>
           <w:sz w:val="20"/>
           <w:szCs w:val="20"/>
         </w:rPr>
-        <w:t>를</w:t>
-      </w:r>
-      <w:r>
-        <w:rPr>
-          <w:rFonts w:hint="eastAsia"/>
+        <w:t>;</w:t>
+      </w:r>
+      <w:r>
+        <w:rPr>
           <w:color w:val="EE0000"/>
           <w:sz w:val="20"/>
           <w:szCs w:val="20"/>
         </w:rPr>
-        <w:t xml:space="preserve"> 알림</w:t>
+        <w:tab/>
+      </w:r>
+      <w:r>
+        <w:rPr>
+          <w:color w:val="EE0000"/>
+          <w:sz w:val="20"/>
+          <w:szCs w:val="20"/>
+        </w:rPr>
+        <w:tab/>
+      </w:r>
+      <w:proofErr w:type="gramStart"/>
+      <w:r>
+        <w:rPr>
+          <w:rFonts w:hint="eastAsia"/>
+          <w:color w:val="EE0000"/>
+          <w:sz w:val="20"/>
+          <w:szCs w:val="20"/>
+        </w:rPr>
+        <w:t>// 테스트용</w:t>
+      </w:r>
+      <w:proofErr w:type="gramEnd"/>
+      <w:r>
+        <w:rPr>
+          <w:rFonts w:hint="eastAsia"/>
+          <w:color w:val="EE0000"/>
+          <w:sz w:val="20"/>
+          <w:szCs w:val="20"/>
+        </w:rPr>
+        <w:t xml:space="preserve"> </w:t>
+      </w:r>
+      <w:proofErr w:type="spellStart"/>
+      <w:r>
+        <w:rPr>
+          <w:rFonts w:hint="eastAsia"/>
+          <w:color w:val="EE0000"/>
+          <w:sz w:val="20"/>
+          <w:szCs w:val="20"/>
+        </w:rPr>
+        <w:t>무한점프</w:t>
+      </w:r>
+      <w:proofErr w:type="spellEnd"/>
+      <w:r>
+        <w:rPr>
+          <w:rFonts w:hint="eastAsia"/>
+          <w:color w:val="EE0000"/>
+          <w:sz w:val="20"/>
+          <w:szCs w:val="20"/>
+        </w:rPr>
+        <w:t xml:space="preserve"> </w:t>
+      </w:r>
+      <w:proofErr w:type="spellStart"/>
+      <w:r>
+        <w:rPr>
+          <w:rFonts w:hint="eastAsia"/>
+          <w:color w:val="EE0000"/>
+          <w:sz w:val="20"/>
+          <w:szCs w:val="20"/>
+        </w:rPr>
+        <w:t>치트</w:t>
+      </w:r>
+      <w:proofErr w:type="spellEnd"/>
+      <w:r>
+        <w:rPr>
+          <w:rFonts w:hint="eastAsia"/>
+          <w:color w:val="EE0000"/>
+          <w:sz w:val="20"/>
+          <w:szCs w:val="20"/>
+        </w:rPr>
+        <w:t xml:space="preserve"> 입력</w:t>
+      </w:r>
+    </w:p>
+    <w:p>
+      <w:pPr>
+        <w:ind w:firstLine="800"/>
+        <w:rPr>
+          <w:rFonts w:hint="eastAsia"/>
+          <w:color w:val="EE0000"/>
+          <w:sz w:val="20"/>
+          <w:szCs w:val="20"/>
+        </w:rPr>
+      </w:pPr>
+      <w:r>
+        <w:rPr>
+          <w:color w:val="EE0000"/>
+          <w:sz w:val="20"/>
+          <w:szCs w:val="20"/>
+        </w:rPr>
+        <w:t>bool restart;</w:t>
+      </w:r>
+      <w:r>
+        <w:rPr>
+          <w:color w:val="EE0000"/>
+          <w:sz w:val="20"/>
+          <w:szCs w:val="20"/>
+        </w:rPr>
+        <w:tab/>
+      </w:r>
+      <w:r>
+        <w:rPr>
+          <w:color w:val="EE0000"/>
+          <w:sz w:val="20"/>
+          <w:szCs w:val="20"/>
+        </w:rPr>
+        <w:tab/>
+      </w:r>
+      <w:proofErr w:type="gramStart"/>
+      <w:r>
+        <w:rPr>
+          <w:rFonts w:hint="eastAsia"/>
+          <w:color w:val="EE0000"/>
+          <w:sz w:val="20"/>
+          <w:szCs w:val="20"/>
+        </w:rPr>
+        <w:t>// 게임</w:t>
+      </w:r>
+      <w:proofErr w:type="gramEnd"/>
+      <w:r>
+        <w:rPr>
+          <w:rFonts w:hint="eastAsia"/>
+          <w:color w:val="EE0000"/>
+          <w:sz w:val="20"/>
+          <w:szCs w:val="20"/>
+        </w:rPr>
+        <w:t xml:space="preserve"> 재시작 입력</w:t>
+      </w:r>
+    </w:p>
+    <w:p>
+      <w:pPr>
+        <w:rPr>
+          <w:color w:val="EE0000"/>
+          <w:sz w:val="20"/>
+          <w:szCs w:val="20"/>
+        </w:rPr>
+      </w:pPr>
+      <w:r>
+        <w:rPr>
+          <w:rFonts w:hint="eastAsia"/>
+          <w:sz w:val="20"/>
+          <w:szCs w:val="20"/>
+        </w:rPr>
+        <w:t>}</w:t>
       </w:r>
     </w:p>
     <w:p>
@@ -7955,7 +8113,6 @@
           <w:rFonts w:hint="eastAsia"/>
           <w:strike/>
         </w:rPr>
-        <w:lastRenderedPageBreak/>
         <w:t xml:space="preserve">bool </w:t>
       </w:r>
       <w:proofErr w:type="spellStart"/>
@@ -8693,19 +8850,11 @@
           <w:color w:val="EE0000"/>
         </w:rPr>
       </w:pPr>
-      <w:proofErr w:type="gramStart"/>
-      <w:r>
-        <w:rPr>
-          <w:color w:val="EE0000"/>
-        </w:rPr>
-        <w:t>void</w:t>
-      </w:r>
-      <w:proofErr w:type="gramEnd"/>
-      <w:r>
-        <w:rPr>
-          <w:color w:val="EE0000"/>
-        </w:rPr>
-        <w:t xml:space="preserve"> </w:t>
+      <w:r>
+        <w:rPr>
+          <w:color w:val="EE0000"/>
+        </w:rPr>
+        <w:t xml:space="preserve">void </w:t>
       </w:r>
       <w:proofErr w:type="spellStart"/>
       <w:proofErr w:type="gramStart"/>
@@ -9261,6 +9410,7 @@
         <w:rPr>
           <w:color w:val="EE0000"/>
         </w:rPr>
+        <w:lastRenderedPageBreak/>
         <w:t>PlayerInputs</w:t>
       </w:r>
       <w:proofErr w:type="spellEnd"/>
@@ -9312,7 +9462,6 @@
         <w:rPr>
           <w:rFonts w:hint="eastAsia"/>
         </w:rPr>
-        <w:lastRenderedPageBreak/>
         <w:t>recvWorld</w:t>
       </w:r>
       <w:proofErr w:type="spellEnd"/>
@@ -10175,6 +10324,7 @@
         <w:rPr>
           <w:rFonts w:hint="eastAsia"/>
         </w:rPr>
+        <w:lastRenderedPageBreak/>
         <w:t>recvInputChange</w:t>
       </w:r>
       <w:proofErr w:type="spellEnd"/>
@@ -10231,7 +10381,6 @@
         <w:rPr>
           <w:rFonts w:hint="eastAsia"/>
         </w:rPr>
-        <w:lastRenderedPageBreak/>
         <w:t xml:space="preserve">클라이언트로부터 </w:t>
       </w:r>
       <w:proofErr w:type="spellStart"/>
@@ -10740,9 +10889,15 @@
       </w:r>
     </w:p>
     <w:p>
-      <w:r>
-        <w:rPr>
-          <w:rFonts w:hint="eastAsia"/>
+      <w:pPr>
+        <w:rPr>
+          <w:strike/>
+        </w:rPr>
+      </w:pPr>
+      <w:r>
+        <w:rPr>
+          <w:rFonts w:hint="eastAsia"/>
+          <w:strike/>
         </w:rPr>
         <w:t xml:space="preserve">CRITICAL_SECTION </w:t>
       </w:r>
@@ -10750,6 +10905,7 @@
       <w:r>
         <w:rPr>
           <w:rFonts w:hint="eastAsia"/>
+          <w:strike/>
         </w:rPr>
         <w:t>WorldCS</w:t>
       </w:r>
@@ -10762,10 +10918,14 @@
           <w:ilvl w:val="0"/>
           <w:numId w:val="4"/>
         </w:numPr>
-      </w:pPr>
-      <w:r>
-        <w:rPr>
-          <w:rFonts w:hint="eastAsia"/>
+        <w:rPr>
+          <w:strike/>
+        </w:rPr>
+      </w:pPr>
+      <w:r>
+        <w:rPr>
+          <w:rFonts w:hint="eastAsia"/>
+          <w:strike/>
         </w:rPr>
         <w:t>Update시에 월드 정보를 전송할 패킷에 대한 접근을 보호할 임계영역</w:t>
       </w:r>
@@ -10777,10 +10937,14 @@
           <w:ilvl w:val="0"/>
           <w:numId w:val="4"/>
         </w:numPr>
-      </w:pPr>
-      <w:r>
-        <w:rPr>
-          <w:rFonts w:hint="eastAsia"/>
+        <w:rPr>
+          <w:strike/>
+        </w:rPr>
+      </w:pPr>
+      <w:r>
+        <w:rPr>
+          <w:rFonts w:hint="eastAsia"/>
+          <w:strike/>
         </w:rPr>
         <w:t>서버에서 오직 하나씩만 만들기 때문에, 오직 하나만 만들면 된다</w:t>
       </w:r>
@@ -10831,10 +10995,18 @@
       </w:r>
     </w:p>
     <w:p>
-      <w:r>
-        <w:rPr>
-          <w:rFonts w:hint="eastAsia"/>
-        </w:rPr>
+      <w:pPr>
+        <w:rPr>
+          <w:rFonts w:hint="eastAsia"/>
+        </w:rPr>
+      </w:pPr>
+    </w:p>
+    <w:p>
+      <w:r>
+        <w:rPr>
+          <w:rFonts w:hint="eastAsia"/>
+        </w:rPr>
+        <w:lastRenderedPageBreak/>
         <w:t xml:space="preserve">&lt;게임 진행 상태를 지정할 </w:t>
       </w:r>
       <w:r>
@@ -10899,7 +11071,6 @@
         <w:rPr>
           <w:rFonts w:hint="eastAsia"/>
         </w:rPr>
-        <w:lastRenderedPageBreak/>
         <w:t xml:space="preserve">{ </w:t>
       </w:r>
     </w:p>
@@ -11693,6 +11864,9 @@
       </w:r>
       <w:r>
         <w:br/>
+      </w:r>
+      <w:r>
+        <w:lastRenderedPageBreak/>
         <w:t>F</w:t>
       </w:r>
       <w:r>
@@ -11738,7 +11912,6 @@
         <w:rPr>
           <w:rFonts w:hint="eastAsia"/>
         </w:rPr>
-        <w:lastRenderedPageBreak/>
         <w:t>Update에서 보낼 정보</w:t>
       </w:r>
     </w:p>
@@ -12151,6 +12324,7 @@
         <w:rPr>
           <w:rFonts w:hint="eastAsia"/>
         </w:rPr>
+        <w:lastRenderedPageBreak/>
         <w:t>서버에서 조건 분기로 실행되는 함수</w:t>
       </w:r>
     </w:p>
@@ -12205,7 +12379,6 @@
         <w:rPr>
           <w:rFonts w:hint="eastAsia"/>
         </w:rPr>
-        <w:lastRenderedPageBreak/>
         <w:t>GameExit</w:t>
       </w:r>
       <w:proofErr w:type="spellEnd"/>
@@ -12691,6 +12864,7 @@
               <w:rPr>
                 <w:rFonts w:hint="eastAsia"/>
               </w:rPr>
+              <w:lastRenderedPageBreak/>
               <w:t>김준호</w:t>
             </w:r>
           </w:p>
@@ -12862,7 +13036,6 @@
               <w:rPr>
                 <w:rFonts w:hint="eastAsia"/>
               </w:rPr>
-              <w:lastRenderedPageBreak/>
               <w:t>송영준</w:t>
             </w:r>
           </w:p>
@@ -15083,6 +15256,7 @@
               <w:rPr>
                 <w:rFonts w:hint="eastAsia"/>
               </w:rPr>
+              <w:lastRenderedPageBreak/>
               <w:t>- Mouse</w:t>
             </w:r>
           </w:p>
@@ -15172,6 +15346,7 @@
                 <w:rFonts w:hint="eastAsia"/>
                 <w:color w:val="EE0000"/>
               </w:rPr>
+              <w:lastRenderedPageBreak/>
               <w:t>잔여</w:t>
             </w:r>
             <w:r>
@@ -16540,11 +16715,6 @@
             </w:r>
           </w:p>
           <w:p>
-            <w:pPr>
-              <w:rPr>
-                <w:rFonts w:hint="eastAsia"/>
-              </w:rPr>
-            </w:pPr>
             <w:r>
               <w:rPr>
                 <w:rFonts w:hint="eastAsia"/>
@@ -19303,6 +19473,7 @@
   <w:style w:type="paragraph" w:default="1" w:styleId="a">
     <w:name w:val="Normal"/>
     <w:qFormat/>
+    <w:rsid w:val="00435DC7"/>
     <w:pPr>
       <w:widowControl w:val="0"/>
       <w:wordWrap w:val="0"/>
@@ -19510,7 +19681,6 @@
   <w:style w:type="character" w:default="1" w:styleId="a0">
     <w:name w:val="Default Paragraph Font"/>
     <w:uiPriority w:val="1"/>
-    <w:semiHidden/>
     <w:unhideWhenUsed/>
   </w:style>
   <w:style w:type="table" w:default="1" w:styleId="a1">
